--- a/docs/week-9/cen429-week-9-ders-notu.tr.docx
+++ b/docs/week-9/cen429-week-9-ders-notu.tr.docx
@@ -2,7 +2,7 @@
 <file path=word/document.xml><?xml version="1.0" encoding="utf-8"?>
 <w:document xmlns:w="http://schemas.openxmlformats.org/wordprocessingml/2006/main" xmlns:m="http://schemas.openxmlformats.org/officeDocument/2006/math" xmlns:r="http://schemas.openxmlformats.org/officeDocument/2006/relationships" xmlns:o="urn:schemas-microsoft-com:office:office" xmlns:v="urn:schemas-microsoft-com:vml" xmlns:w10="urn:schemas-microsoft-com:office:word" xmlns:a="http://schemas.openxmlformats.org/drawingml/2006/main" xmlns:pic="http://schemas.openxmlformats.org/drawingml/2006/picture" xmlns:wp="http://schemas.openxmlformats.org/drawingml/2006/wordprocessingDrawing">
   <w:body>
-    <w:bookmarkStart w:id="46" w:name="X82a2f3eaa5d29f3998ba6064b8d893a1228b0c7"/>
+    <w:bookmarkStart w:id="49" w:name="X82a2f3eaa5d29f3998ba6064b8d893a1228b0c7"/>
     <w:p>
       <w:pPr>
         <w:pStyle w:val="Heading1"/>
@@ -207,6 +207,429 @@
       </w:r>
       <w:r>
         <w:t xml:space="preserve">altından. Tümüyle sentetik ve güvenlidir; öğrenci bilgisayarına zarar vermez.</w:t>
+      </w:r>
+    </w:p>
+    <w:p>
+      <w:pPr>
+        <w:pStyle w:val="BlockText"/>
+      </w:pPr>
+      <w:r>
+        <w:rPr>
+          <w:b/>
+          <w:bCs/>
+        </w:rPr>
+        <w:t xml:space="preserve">Demoyu kendiniz çalıştırın — adım adım (kopyala-yapıştır)</w:t>
+      </w:r>
+    </w:p>
+    <w:p>
+      <w:pPr>
+        <w:pStyle w:val="BlockText"/>
+      </w:pPr>
+      <w:r>
+        <w:t xml:space="preserve">Kurulum ve ilk derleme</w:t>
+      </w:r>
+      <w:r>
+        <w:t xml:space="preserve"> </w:t>
+      </w:r>
+      <w:r>
+        <w:rPr>
+          <w:rStyle w:val="VerbatimChar"/>
+        </w:rPr>
+        <w:t xml:space="preserve">code/README.md</w:t>
+      </w:r>
+      <w:r>
+        <w:t xml:space="preserve">’de (Visual Studio ya da komut satırı). Depoyu klonlayıp</w:t>
+      </w:r>
+      <w:r>
+        <w:t xml:space="preserve"> </w:t>
+      </w:r>
+      <w:r>
+        <w:rPr>
+          <w:rStyle w:val="VerbatimChar"/>
+          <w:b/>
+          <w:bCs/>
+        </w:rPr>
+        <w:t xml:space="preserve">code</w:t>
+      </w:r>
+      <w:r>
+        <w:t xml:space="preserve"> </w:t>
+      </w:r>
+      <w:r>
+        <w:t xml:space="preserve">klasörüne girdikten sonra:</w:t>
+      </w:r>
+    </w:p>
+    <w:p>
+      <w:pPr>
+        <w:pStyle w:val="SourceCode"/>
+      </w:pPr>
+      <w:r>
+        <w:rPr>
+          <w:rStyle w:val="CommentTok"/>
+        </w:rPr>
+        <w:t xml:space="preserve"># Windows (PowerShell) — 'code' klasöründe</w:t>
+      </w:r>
+      <w:r>
+        <w:br/>
+      </w:r>
+      <w:r>
+        <w:rPr>
+          <w:rStyle w:val="OperatorTok"/>
+        </w:rPr>
+        <w:t xml:space="preserve">.</w:t>
+      </w:r>
+      <w:r>
+        <w:rPr>
+          <w:rStyle w:val="NormalTok"/>
+        </w:rPr>
+        <w:t xml:space="preserve">\build</w:t>
+      </w:r>
+      <w:r>
+        <w:rPr>
+          <w:rStyle w:val="OperatorTok"/>
+        </w:rPr>
+        <w:t xml:space="preserve">.</w:t>
+      </w:r>
+      <w:r>
+        <w:rPr>
+          <w:rStyle w:val="FunctionTok"/>
+        </w:rPr>
+        <w:t xml:space="preserve">ps1</w:t>
+      </w:r>
+      <w:r>
+        <w:rPr>
+          <w:rStyle w:val="NormalTok"/>
+        </w:rPr>
+        <w:t xml:space="preserve">                                    </w:t>
+      </w:r>
+      <w:r>
+        <w:rPr>
+          <w:rStyle w:val="CommentTok"/>
+        </w:rPr>
+        <w:t xml:space="preserve"># tüm demoları bir kez derle</w:t>
+      </w:r>
+      <w:r>
+        <w:br/>
+      </w:r>
+      <w:r>
+        <w:rPr>
+          <w:rStyle w:val="FunctionTok"/>
+        </w:rPr>
+        <w:t xml:space="preserve">cd</w:t>
+      </w:r>
+      <w:r>
+        <w:rPr>
+          <w:rStyle w:val="NormalTok"/>
+        </w:rPr>
+        <w:t xml:space="preserve"> week-09\</w:t>
+      </w:r>
+      <w:r>
+        <w:rPr>
+          <w:rStyle w:val="DecValTok"/>
+        </w:rPr>
+        <w:t xml:space="preserve">01</w:t>
+      </w:r>
+      <w:r>
+        <w:rPr>
+          <w:rStyle w:val="OperatorTok"/>
+        </w:rPr>
+        <w:t xml:space="preserve">-</w:t>
+      </w:r>
+      <w:r>
+        <w:rPr>
+          <w:rStyle w:val="NormalTok"/>
+        </w:rPr>
+        <w:t xml:space="preserve">manuel-gizleme</w:t>
+      </w:r>
+      <w:r>
+        <w:br/>
+      </w:r>
+      <w:r>
+        <w:rPr>
+          <w:rStyle w:val="OperatorTok"/>
+        </w:rPr>
+        <w:t xml:space="preserve">.</w:t>
+      </w:r>
+      <w:r>
+        <w:rPr>
+          <w:rStyle w:val="NormalTok"/>
+        </w:rPr>
+        <w:t xml:space="preserve">\bin\windows\erisim_temiz</w:t>
+      </w:r>
+      <w:r>
+        <w:rPr>
+          <w:rStyle w:val="OperatorTok"/>
+        </w:rPr>
+        <w:t xml:space="preserve">.</w:t>
+      </w:r>
+      <w:r>
+        <w:rPr>
+          <w:rStyle w:val="FunctionTok"/>
+        </w:rPr>
+        <w:t xml:space="preserve">exe</w:t>
+      </w:r>
+      <w:r>
+        <w:rPr>
+          <w:rStyle w:val="NormalTok"/>
+        </w:rPr>
+        <w:t xml:space="preserve"> CEN429-OK     </w:t>
+      </w:r>
+      <w:r>
+        <w:rPr>
+          <w:rStyle w:val="CommentTok"/>
+        </w:rPr>
+        <w:t xml:space="preserve"># korumasız sürüm</w:t>
+      </w:r>
+      <w:r>
+        <w:br/>
+      </w:r>
+      <w:r>
+        <w:rPr>
+          <w:rStyle w:val="OperatorTok"/>
+        </w:rPr>
+        <w:t xml:space="preserve">.</w:t>
+      </w:r>
+      <w:r>
+        <w:rPr>
+          <w:rStyle w:val="NormalTok"/>
+        </w:rPr>
+        <w:t xml:space="preserve">\bin\windows\erisim_gizli</w:t>
+      </w:r>
+      <w:r>
+        <w:rPr>
+          <w:rStyle w:val="OperatorTok"/>
+        </w:rPr>
+        <w:t xml:space="preserve">.</w:t>
+      </w:r>
+      <w:r>
+        <w:rPr>
+          <w:rStyle w:val="FunctionTok"/>
+        </w:rPr>
+        <w:t xml:space="preserve">exe</w:t>
+      </w:r>
+      <w:r>
+        <w:rPr>
+          <w:rStyle w:val="NormalTok"/>
+        </w:rPr>
+        <w:t xml:space="preserve"> CEN429-OK     </w:t>
+      </w:r>
+      <w:r>
+        <w:rPr>
+          <w:rStyle w:val="CommentTok"/>
+        </w:rPr>
+        <w:t xml:space="preserve"># gizli sürüm — çıktı AYNI</w:t>
+      </w:r>
+    </w:p>
+    <w:p>
+      <w:pPr>
+        <w:pStyle w:val="SourceCode"/>
+      </w:pPr>
+      <w:r>
+        <w:rPr>
+          <w:rStyle w:val="CommentTok"/>
+        </w:rPr>
+        <w:t xml:space="preserve"># WSL / Linux — 'code' klasöründe</w:t>
+      </w:r>
+      <w:r>
+        <w:br/>
+      </w:r>
+      <w:r>
+        <w:rPr>
+          <w:rStyle w:val="ExtensionTok"/>
+        </w:rPr>
+        <w:t xml:space="preserve">./build.sh</w:t>
+      </w:r>
+      <w:r>
+        <w:br/>
+      </w:r>
+      <w:r>
+        <w:rPr>
+          <w:rStyle w:val="BuiltInTok"/>
+        </w:rPr>
+        <w:t xml:space="preserve">cd</w:t>
+      </w:r>
+      <w:r>
+        <w:rPr>
+          <w:rStyle w:val="NormalTok"/>
+        </w:rPr>
+        <w:t xml:space="preserve"> week-09/01-manuel-gizleme</w:t>
+      </w:r>
+      <w:r>
+        <w:br/>
+      </w:r>
+      <w:r>
+        <w:rPr>
+          <w:rStyle w:val="FunctionTok"/>
+        </w:rPr>
+        <w:t xml:space="preserve">sh</w:t>
+      </w:r>
+      <w:r>
+        <w:rPr>
+          <w:rStyle w:val="NormalTok"/>
+        </w:rPr>
+        <w:t xml:space="preserve"> demo.sh                                     </w:t>
+      </w:r>
+      <w:r>
+        <w:rPr>
+          <w:rStyle w:val="CommentTok"/>
+        </w:rPr>
+        <w:t xml:space="preserve"># açıklamalı tam akış</w:t>
+      </w:r>
+    </w:p>
+    <w:p>
+      <w:pPr>
+        <w:pStyle w:val="BlockText"/>
+      </w:pPr>
+      <w:r>
+        <w:rPr>
+          <w:b/>
+          <w:bCs/>
+        </w:rPr>
+        <w:t xml:space="preserve">Beklenen çıktı:</w:t>
+      </w:r>
+      <w:r>
+        <w:t xml:space="preserve"> </w:t>
+      </w:r>
+      <w:r>
+        <w:t xml:space="preserve">İki sürüm de</w:t>
+      </w:r>
+      <w:r>
+        <w:t xml:space="preserve"> </w:t>
+      </w:r>
+      <w:r>
+        <w:rPr>
+          <w:rStyle w:val="VerbatimChar"/>
+        </w:rPr>
+        <w:t xml:space="preserve">CEN429-OK</w:t>
+      </w:r>
+      <w:r>
+        <w:t xml:space="preserve"> </w:t>
+      </w:r>
+      <w:r>
+        <w:t xml:space="preserve">için</w:t>
+      </w:r>
+      <w:r>
+        <w:t xml:space="preserve"> </w:t>
+      </w:r>
+      <w:r>
+        <w:rPr>
+          <w:b/>
+          <w:bCs/>
+        </w:rPr>
+        <w:t xml:space="preserve">aynı</w:t>
+      </w:r>
+      <w:r>
+        <w:t xml:space="preserve"> </w:t>
+      </w:r>
+      <w:r>
+        <w:t xml:space="preserve">“erişim verildi”</w:t>
+      </w:r>
+      <w:r>
+        <w:t xml:space="preserve"> </w:t>
+      </w:r>
+      <w:r>
+        <w:t xml:space="preserve">satırını basar (davranış korundu).</w:t>
+      </w:r>
+      <w:r>
+        <w:t xml:space="preserve"> </w:t>
+      </w:r>
+      <w:r>
+        <w:rPr>
+          <w:rStyle w:val="VerbatimChar"/>
+        </w:rPr>
+        <w:t xml:space="preserve">strings</w:t>
+      </w:r>
+      <w:r>
+        <w:t xml:space="preserve"> </w:t>
+      </w:r>
+      <w:r>
+        <w:t xml:space="preserve">çıktısında</w:t>
+      </w:r>
+      <w:r>
+        <w:t xml:space="preserve"> </w:t>
+      </w:r>
+      <w:r>
+        <w:rPr>
+          <w:rStyle w:val="VerbatimChar"/>
+        </w:rPr>
+        <w:t xml:space="preserve">CEN429-OK</w:t>
+      </w:r>
+      <w:r>
+        <w:t xml:space="preserve"> </w:t>
+      </w:r>
+      <w:r>
+        <w:rPr>
+          <w:b/>
+          <w:bCs/>
+        </w:rPr>
+        <w:t xml:space="preserve">temizde görünür, gizlide görünmez</w:t>
+      </w:r>
+      <w:r>
+        <w:t xml:space="preserve"> </w:t>
+      </w:r>
+      <w:r>
+        <w:t xml:space="preserve">(K-07 dize kodlama).</w:t>
+      </w:r>
+      <w:r>
+        <w:t xml:space="preserve"> </w:t>
+      </w:r>
+      <w:r>
+        <w:rPr>
+          <w:rStyle w:val="VerbatimChar"/>
+        </w:rPr>
+        <w:t xml:space="preserve">objdump</w:t>
+      </w:r>
+      <w:r>
+        <w:t xml:space="preserve"> </w:t>
+      </w:r>
+      <w:r>
+        <w:t xml:space="preserve">ölçümü:</w:t>
+      </w:r>
+      <w:r>
+        <w:t xml:space="preserve"> </w:t>
+      </w:r>
+      <w:r>
+        <w:rPr>
+          <w:rStyle w:val="VerbatimChar"/>
+        </w:rPr>
+        <w:t xml:space="preserve">erisim_ver</w:t>
+      </w:r>
+      <w:r>
+        <w:t xml:space="preserve"> </w:t>
+      </w:r>
+      <w:r>
+        <w:rPr>
+          <w:b/>
+          <w:bCs/>
+        </w:rPr>
+        <w:t xml:space="preserve">~28 komut / 3 dal → ~51 komut / 6 dal</w:t>
+      </w:r>
+      <w:r>
+        <w:t xml:space="preserve"> </w:t>
+      </w:r>
+      <w:r>
+        <w:t xml:space="preserve">(maliyet arttı). İkinci demo (</w:t>
+      </w:r>
+      <w:r>
+        <w:rPr>
+          <w:rStyle w:val="VerbatimChar"/>
+        </w:rPr>
+        <w:t xml:space="preserve">02-cesitlendirme</w:t>
+      </w:r>
+      <w:r>
+        <w:t xml:space="preserve">) aynı kaynağı iki tohumla derler →</w:t>
+      </w:r>
+      <w:r>
+        <w:t xml:space="preserve"> </w:t>
+      </w:r>
+      <w:r>
+        <w:rPr>
+          <w:b/>
+          <w:bCs/>
+        </w:rPr>
+        <w:t xml:space="preserve">davranış aynı, ikili farklı</w:t>
+      </w:r>
+      <w:r>
+        <w:t xml:space="preserve">.</w:t>
       </w:r>
     </w:p>
     <w:p>
@@ -1128,81 +1551,14 @@
     </w:p>
     <w:p>
       <w:pPr>
-        <w:pStyle w:val="BodyText"/>
-      </w:pPr>
-      <w:r>
-        <w:t xml:space="preserve">Bu modelde bir gerçekle başlamak dürüstlüktür:</w:t>
-      </w:r>
-      <w:r>
-        <w:t xml:space="preserve"> </w:t>
-      </w:r>
-      <w:r>
-        <w:rPr>
-          <w:b/>
-          <w:bCs/>
-        </w:rPr>
-        <w:t xml:space="preserve">yeterli zamanı, becerisi ve motivasyonu olan bir saldırgan her</w:t>
-      </w:r>
-      <w:r>
-        <w:rPr>
-          <w:b/>
-          <w:bCs/>
-        </w:rPr>
-        <w:t xml:space="preserve"> </w:t>
-      </w:r>
-      <w:r>
-        <w:rPr>
-          <w:b/>
-          <w:bCs/>
-        </w:rPr>
-        <w:t xml:space="preserve">gizlemeyi eninde sonunda çözer.</w:t>
-      </w:r>
-      <w:r>
-        <w:t xml:space="preserve"> </w:t>
-      </w:r>
-      <w:r>
-        <w:t xml:space="preserve">Cookbook bunu açıkça söyler (Tarif 12.1): anti-tampering önlemleri</w:t>
-      </w:r>
-      <w:r>
-        <w:t xml:space="preserve"> </w:t>
-      </w:r>
-      <w:r>
-        <w:t xml:space="preserve">“kırılamaz”</w:t>
-      </w:r>
-      <w:r>
-        <w:t xml:space="preserve"> </w:t>
-      </w:r>
-      <w:r>
-        <w:t xml:space="preserve">değildir; amaçları</w:t>
-      </w:r>
-      <w:r>
-        <w:t xml:space="preserve"> </w:t>
-      </w:r>
-      <w:r>
-        <w:rPr>
-          <w:b/>
-          <w:bCs/>
-        </w:rPr>
-        <w:t xml:space="preserve">kırmayı ekonomik olmaktan çıkarmaktır</w:t>
-      </w:r>
-      <w:r>
-        <w:t xml:space="preserve">. O yüzden gizlemeyi bir sır saklama yöntemi değil, bir</w:t>
-      </w:r>
-      <w:r>
-        <w:t xml:space="preserve"> </w:t>
-      </w:r>
-      <w:r>
-        <w:rPr>
-          <w:b/>
-          <w:bCs/>
-        </w:rPr>
-        <w:t xml:space="preserve">maliyet yükseltme kuralı</w:t>
-      </w:r>
-      <w:r>
-        <w:t xml:space="preserve"> </w:t>
-      </w:r>
-      <w:r>
-        <w:t xml:space="preserve">olarak ele alırız:</w:t>
+        <w:pStyle w:val="BlockText"/>
+      </w:pPr>
+      <w:r>
+        <w:rPr>
+          <w:b/>
+          <w:bCs/>
+        </w:rPr>
+        <w:t xml:space="preserve">Kısa tarihçe: kod gizleme nereden geldi?</w:t>
       </w:r>
     </w:p>
     <w:p>
@@ -1218,19 +1574,41 @@
           <w:b/>
           <w:bCs/>
         </w:rPr>
-        <w:t xml:space="preserve">Kural 1 — Maliyeti değerin üstüne çıkar.</w:t>
-      </w:r>
-      <w:r>
-        <w:t xml:space="preserve"> </w:t>
-      </w:r>
-      <w:r>
-        <w:t xml:space="preserve">Saldırıyı, korunan varlığın değerinden daha pahalı hale getir. 10 TL’lik</w:t>
-      </w:r>
-      <w:r>
-        <w:t xml:space="preserve"> </w:t>
-      </w:r>
-      <w:r>
-        <w:t xml:space="preserve">bir sırrı 1000 TL’lik bir çabayla korumak akıldışıdır; tersi de geçerlidir.</w:t>
+        <w:t xml:space="preserve">1976</w:t>
+      </w:r>
+      <w:r>
+        <w:t xml:space="preserve"> </w:t>
+      </w:r>
+      <w:r>
+        <w:t xml:space="preserve">— Diffie &amp; Hellman, bir programı</w:t>
+      </w:r>
+      <w:r>
+        <w:t xml:space="preserve"> </w:t>
+      </w:r>
+      <w:r>
+        <w:t xml:space="preserve">“anlaşılmaz ama çalışır”</w:t>
+      </w:r>
+      <w:r>
+        <w:t xml:space="preserve"> </w:t>
+      </w:r>
+      <w:r>
+        <w:t xml:space="preserve">kılma fikrini ilk kez tartışır (gizlilik-yoluyla değil,</w:t>
+      </w:r>
+      <w:r>
+        <w:t xml:space="preserve"> </w:t>
+      </w:r>
+      <w:r>
+        <w:rPr>
+          <w:b/>
+          <w:bCs/>
+        </w:rPr>
+        <w:t xml:space="preserve">çaba-yoluyla</w:t>
+      </w:r>
+      <w:r>
+        <w:t xml:space="preserve"> </w:t>
+      </w:r>
+      <w:r>
+        <w:t xml:space="preserve">koruma).</w:t>
       </w:r>
     </w:p>
     <w:p>
@@ -1246,35 +1624,61 @@
           <w:b/>
           <w:bCs/>
         </w:rPr>
-        <w:t xml:space="preserve">Kural 2 — Otomasyonu kır.</w:t>
-      </w:r>
-      <w:r>
-        <w:t xml:space="preserve"> </w:t>
-      </w:r>
-      <w:r>
-        <w:t xml:space="preserve">Bir kopyada işe yarayan saldırının bütün kopyalarda otomatik işe yaramamasını sağla.</w:t>
-      </w:r>
-      <w:r>
-        <w:t xml:space="preserve"> </w:t>
-      </w:r>
-      <w:r>
-        <w:t xml:space="preserve">Bunun adı</w:t>
-      </w:r>
-      <w:r>
-        <w:t xml:space="preserve"> </w:t>
-      </w:r>
-      <w:r>
-        <w:rPr>
-          <w:b/>
-          <w:bCs/>
-        </w:rPr>
-        <w:t xml:space="preserve">çeşitlendirmedir</w:t>
-      </w:r>
-      <w:r>
-        <w:t xml:space="preserve"> </w:t>
-      </w:r>
-      <w:r>
-        <w:t xml:space="preserve">(bu haftanın 5. bölümü, 14. haftada araçla).</w:t>
+        <w:t xml:space="preserve">1997</w:t>
+      </w:r>
+      <w:r>
+        <w:t xml:space="preserve"> </w:t>
+      </w:r>
+      <w:r>
+        <w:t xml:space="preserve">— Collberg, Thomborson ve Low ilk</w:t>
+      </w:r>
+      <w:r>
+        <w:t xml:space="preserve"> </w:t>
+      </w:r>
+      <w:r>
+        <w:rPr>
+          <w:b/>
+          <w:bCs/>
+        </w:rPr>
+        <w:t xml:space="preserve">gizleme taksonomisini</w:t>
+      </w:r>
+      <w:r>
+        <w:t xml:space="preserve"> </w:t>
+      </w:r>
+      <w:r>
+        <w:t xml:space="preserve">(düzen · veri · kontrol akışı · önleyici) ve</w:t>
+      </w:r>
+      <w:r>
+        <w:t xml:space="preserve"> </w:t>
+      </w:r>
+      <w:r>
+        <w:rPr>
+          <w:i/>
+          <w:iCs/>
+        </w:rPr>
+        <w:t xml:space="preserve">güç–dayanıklılık–gizlilik–maliyet</w:t>
+      </w:r>
+      <w:r>
+        <w:t xml:space="preserve"> </w:t>
+      </w:r>
+      <w:r>
+        <w:t xml:space="preserve">çerçevesini yayımlar. Bu dersteki</w:t>
+      </w:r>
+      <w:r>
+        <w:t xml:space="preserve"> </w:t>
+      </w:r>
+      <w:r>
+        <w:rPr>
+          <w:b/>
+          <w:bCs/>
+        </w:rPr>
+        <w:t xml:space="preserve">beş aile</w:t>
+      </w:r>
+      <w:r>
+        <w:t xml:space="preserve"> </w:t>
+      </w:r>
+      <w:r>
+        <w:t xml:space="preserve">buradan gelir.</w:t>
       </w:r>
     </w:p>
     <w:p>
@@ -1290,6 +1694,364 @@
           <w:b/>
           <w:bCs/>
         </w:rPr>
+        <w:t xml:space="preserve">2001</w:t>
+      </w:r>
+      <w:r>
+        <w:t xml:space="preserve"> </w:t>
+      </w:r>
+      <w:r>
+        <w:t xml:space="preserve">— Barak vd.</w:t>
+      </w:r>
+      <w:r>
+        <w:t xml:space="preserve"> </w:t>
+      </w:r>
+      <w:r>
+        <w:t xml:space="preserve">“kusursuz (kara-kutu) gizleme genel olarak</w:t>
+      </w:r>
+      <w:r>
+        <w:t xml:space="preserve"> </w:t>
+      </w:r>
+      <w:r>
+        <w:rPr>
+          <w:b/>
+          <w:bCs/>
+        </w:rPr>
+        <w:t xml:space="preserve">imkânsızdır</w:t>
+      </w:r>
+      <w:r>
+        <w:t xml:space="preserve">”</w:t>
+      </w:r>
+      <w:r>
+        <w:t xml:space="preserve"> </w:t>
+      </w:r>
+      <w:r>
+        <w:t xml:space="preserve">teoremini kanıtlar → gizleme bu yüzden</w:t>
+      </w:r>
+      <w:r>
+        <w:t xml:space="preserve"> </w:t>
+      </w:r>
+      <w:r>
+        <w:t xml:space="preserve">“kırılamazlık”</w:t>
+      </w:r>
+      <w:r>
+        <w:t xml:space="preserve"> </w:t>
+      </w:r>
+      <w:r>
+        <w:t xml:space="preserve">değil,</w:t>
+      </w:r>
+      <w:r>
+        <w:t xml:space="preserve"> </w:t>
+      </w:r>
+      <w:r>
+        <w:rPr>
+          <w:b/>
+          <w:bCs/>
+        </w:rPr>
+        <w:t xml:space="preserve">maliyet</w:t>
+      </w:r>
+      <w:r>
+        <w:t xml:space="preserve"> </w:t>
+      </w:r>
+      <w:r>
+        <w:t xml:space="preserve">olarak öğretilir.</w:t>
+      </w:r>
+    </w:p>
+    <w:p>
+      <w:pPr>
+        <w:pStyle w:val="Compact"/>
+        <w:numPr>
+          <w:ilvl w:val="0"/>
+          <w:numId w:val="1002"/>
+        </w:numPr>
+      </w:pPr>
+      <w:r>
+        <w:rPr>
+          <w:b/>
+          <w:bCs/>
+        </w:rPr>
+        <w:t xml:space="preserve">2002</w:t>
+      </w:r>
+      <w:r>
+        <w:t xml:space="preserve"> </w:t>
+      </w:r>
+      <w:r>
+        <w:t xml:space="preserve">— Chow vd.</w:t>
+      </w:r>
+      <w:r>
+        <w:t xml:space="preserve"> </w:t>
+      </w:r>
+      <w:r>
+        <w:rPr>
+          <w:b/>
+          <w:bCs/>
+        </w:rPr>
+        <w:t xml:space="preserve">whitebox AES</w:t>
+      </w:r>
+      <w:r>
+        <w:t xml:space="preserve"> </w:t>
+      </w:r>
+      <w:r>
+        <w:t xml:space="preserve">ile anahtarı yazılıma gömme fikrini başlatır (11. hafta).</w:t>
+      </w:r>
+    </w:p>
+    <w:p>
+      <w:pPr>
+        <w:pStyle w:val="Compact"/>
+        <w:numPr>
+          <w:ilvl w:val="0"/>
+          <w:numId w:val="1002"/>
+        </w:numPr>
+      </w:pPr>
+      <w:r>
+        <w:rPr>
+          <w:b/>
+          <w:bCs/>
+        </w:rPr>
+        <w:t xml:space="preserve">2010’lar</w:t>
+      </w:r>
+      <w:r>
+        <w:t xml:space="preserve"> </w:t>
+      </w:r>
+      <w:r>
+        <w:t xml:space="preserve">— DRM, mobil bankacılık ve oyun sektörü gizlemeyi yaygınlaştırır;</w:t>
+      </w:r>
+      <w:r>
+        <w:t xml:space="preserve"> </w:t>
+      </w:r>
+      <w:r>
+        <w:rPr>
+          <w:b/>
+          <w:bCs/>
+        </w:rPr>
+        <w:t xml:space="preserve">Tigress</w:t>
+      </w:r>
+      <w:r>
+        <w:t xml:space="preserve"> </w:t>
+      </w:r>
+      <w:r>
+        <w:t xml:space="preserve">(Collberg) ve</w:t>
+      </w:r>
+      <w:r>
+        <w:t xml:space="preserve"> </w:t>
+      </w:r>
+      <w:r>
+        <w:rPr>
+          <w:b/>
+          <w:bCs/>
+        </w:rPr>
+        <w:t xml:space="preserve">Obfuscator-LLVM</w:t>
+      </w:r>
+      <w:r>
+        <w:t xml:space="preserve"> </w:t>
+      </w:r>
+      <w:r>
+        <w:t xml:space="preserve">işi araç hâline getirir (14. hafta).</w:t>
+      </w:r>
+    </w:p>
+    <w:p>
+      <w:pPr>
+        <w:pStyle w:val="BlockText"/>
+      </w:pPr>
+      <w:r>
+        <w:t xml:space="preserve">Yani gizleme, akademik bir</w:t>
+      </w:r>
+      <w:r>
+        <w:t xml:space="preserve"> </w:t>
+      </w:r>
+      <w:r>
+        <w:rPr>
+          <w:b/>
+          <w:bCs/>
+        </w:rPr>
+        <w:t xml:space="preserve">imkânsızlık</w:t>
+      </w:r>
+      <w:r>
+        <w:t xml:space="preserve"> </w:t>
+      </w:r>
+      <w:r>
+        <w:t xml:space="preserve">sonucunun üzerine kurulmuş</w:t>
+      </w:r>
+      <w:r>
+        <w:t xml:space="preserve"> </w:t>
+      </w:r>
+      <w:r>
+        <w:rPr>
+          <w:b/>
+          <w:bCs/>
+        </w:rPr>
+        <w:t xml:space="preserve">pratik bir geciktirme</w:t>
+      </w:r>
+      <w:r>
+        <w:t xml:space="preserve"> </w:t>
+      </w:r>
+      <w:r>
+        <w:t xml:space="preserve">disiplinidir.</w:t>
+      </w:r>
+    </w:p>
+    <w:p>
+      <w:pPr>
+        <w:pStyle w:val="FirstParagraph"/>
+      </w:pPr>
+      <w:r>
+        <w:t xml:space="preserve">Bu modelde bir gerçekle başlamak dürüstlüktür:</w:t>
+      </w:r>
+      <w:r>
+        <w:t xml:space="preserve"> </w:t>
+      </w:r>
+      <w:r>
+        <w:rPr>
+          <w:b/>
+          <w:bCs/>
+        </w:rPr>
+        <w:t xml:space="preserve">yeterli zamanı, becerisi ve motivasyonu olan bir saldırgan her</w:t>
+      </w:r>
+      <w:r>
+        <w:rPr>
+          <w:b/>
+          <w:bCs/>
+        </w:rPr>
+        <w:t xml:space="preserve"> </w:t>
+      </w:r>
+      <w:r>
+        <w:rPr>
+          <w:b/>
+          <w:bCs/>
+        </w:rPr>
+        <w:t xml:space="preserve">gizlemeyi eninde sonunda çözer.</w:t>
+      </w:r>
+      <w:r>
+        <w:t xml:space="preserve"> </w:t>
+      </w:r>
+      <w:r>
+        <w:t xml:space="preserve">Cookbook bunu açıkça söyler (Tarif 12.1): anti-tampering önlemleri</w:t>
+      </w:r>
+      <w:r>
+        <w:t xml:space="preserve"> </w:t>
+      </w:r>
+      <w:r>
+        <w:t xml:space="preserve">“kırılamaz”</w:t>
+      </w:r>
+      <w:r>
+        <w:t xml:space="preserve"> </w:t>
+      </w:r>
+      <w:r>
+        <w:t xml:space="preserve">değildir; amaçları</w:t>
+      </w:r>
+      <w:r>
+        <w:t xml:space="preserve"> </w:t>
+      </w:r>
+      <w:r>
+        <w:rPr>
+          <w:b/>
+          <w:bCs/>
+        </w:rPr>
+        <w:t xml:space="preserve">kırmayı ekonomik olmaktan çıkarmaktır</w:t>
+      </w:r>
+      <w:r>
+        <w:t xml:space="preserve">. O yüzden gizlemeyi bir sır saklama yöntemi değil, bir</w:t>
+      </w:r>
+      <w:r>
+        <w:t xml:space="preserve"> </w:t>
+      </w:r>
+      <w:r>
+        <w:rPr>
+          <w:b/>
+          <w:bCs/>
+        </w:rPr>
+        <w:t xml:space="preserve">maliyet yükseltme kuralı</w:t>
+      </w:r>
+      <w:r>
+        <w:t xml:space="preserve"> </w:t>
+      </w:r>
+      <w:r>
+        <w:t xml:space="preserve">olarak ele alırız:</w:t>
+      </w:r>
+    </w:p>
+    <w:p>
+      <w:pPr>
+        <w:pStyle w:val="Compact"/>
+        <w:numPr>
+          <w:ilvl w:val="0"/>
+          <w:numId w:val="1003"/>
+        </w:numPr>
+      </w:pPr>
+      <w:r>
+        <w:rPr>
+          <w:b/>
+          <w:bCs/>
+        </w:rPr>
+        <w:t xml:space="preserve">Kural 1 — Maliyeti değerin üstüne çıkar.</w:t>
+      </w:r>
+      <w:r>
+        <w:t xml:space="preserve"> </w:t>
+      </w:r>
+      <w:r>
+        <w:t xml:space="preserve">Saldırıyı, korunan varlığın değerinden daha pahalı hale getir. 10 TL’lik</w:t>
+      </w:r>
+      <w:r>
+        <w:t xml:space="preserve"> </w:t>
+      </w:r>
+      <w:r>
+        <w:t xml:space="preserve">bir sırrı 1000 TL’lik bir çabayla korumak akıldışıdır; tersi de geçerlidir.</w:t>
+      </w:r>
+    </w:p>
+    <w:p>
+      <w:pPr>
+        <w:pStyle w:val="Compact"/>
+        <w:numPr>
+          <w:ilvl w:val="0"/>
+          <w:numId w:val="1003"/>
+        </w:numPr>
+      </w:pPr>
+      <w:r>
+        <w:rPr>
+          <w:b/>
+          <w:bCs/>
+        </w:rPr>
+        <w:t xml:space="preserve">Kural 2 — Otomasyonu kır.</w:t>
+      </w:r>
+      <w:r>
+        <w:t xml:space="preserve"> </w:t>
+      </w:r>
+      <w:r>
+        <w:t xml:space="preserve">Bir kopyada işe yarayan saldırının bütün kopyalarda otomatik işe yaramamasını sağla.</w:t>
+      </w:r>
+      <w:r>
+        <w:t xml:space="preserve"> </w:t>
+      </w:r>
+      <w:r>
+        <w:t xml:space="preserve">Bunun adı</w:t>
+      </w:r>
+      <w:r>
+        <w:t xml:space="preserve"> </w:t>
+      </w:r>
+      <w:r>
+        <w:rPr>
+          <w:b/>
+          <w:bCs/>
+        </w:rPr>
+        <w:t xml:space="preserve">çeşitlendirmedir</w:t>
+      </w:r>
+      <w:r>
+        <w:t xml:space="preserve"> </w:t>
+      </w:r>
+      <w:r>
+        <w:t xml:space="preserve">(bu haftanın 5. bölümü, 14. haftada araçla).</w:t>
+      </w:r>
+    </w:p>
+    <w:p>
+      <w:pPr>
+        <w:pStyle w:val="Compact"/>
+        <w:numPr>
+          <w:ilvl w:val="0"/>
+          <w:numId w:val="1003"/>
+        </w:numPr>
+      </w:pPr>
+      <w:r>
+        <w:rPr>
+          <w:b/>
+          <w:bCs/>
+        </w:rPr>
         <w:t xml:space="preserve">Kural 3 — Diğer katmanlara zaman kazandır.</w:t>
       </w:r>
       <w:r>
@@ -1459,7 +2221,7 @@
       </w:r>
     </w:p>
     <w:bookmarkEnd w:id="20"/>
-    <w:bookmarkStart w:id="21" w:name="gizleme-taksonomisi-beş-aile"/>
+    <w:bookmarkStart w:id="24" w:name="gizleme-taksonomisi-beş-aile"/>
     <w:p>
       <w:pPr>
         <w:pStyle w:val="Heading2"/>
@@ -1522,6 +2284,53 @@
       </w:r>
       <w:r>
         <w:t xml:space="preserve">netleştiriyoruz.</w:t>
+      </w:r>
+    </w:p>
+    <w:p>
+      <w:pPr>
+        <w:pStyle w:val="BodyText"/>
+      </w:pPr>
+      <w:r>
+        <w:drawing>
+          <wp:inline>
+            <wp:extent cx="5759999" cy="468090"/>
+            <wp:effectExtent b="0" l="0" r="0" t="0"/>
+            <wp:docPr descr="" title="" id="22" name="Picture"/>
+            <a:graphic>
+              <a:graphicData uri="http://schemas.openxmlformats.org/drawingml/2006/picture">
+                <pic:pic>
+                  <pic:nvPicPr>
+                    <pic:cNvPr descr="diyagram-1.png" id="23" name="Picture"/>
+                    <pic:cNvPicPr>
+                      <a:picLocks noChangeArrowheads="1" noChangeAspect="1"/>
+                    </pic:cNvPicPr>
+                  </pic:nvPicPr>
+                  <pic:blipFill>
+                    <a:blip r:embed="rId21"/>
+                    <a:stretch>
+                      <a:fillRect/>
+                    </a:stretch>
+                  </pic:blipFill>
+                  <pic:spPr bwMode="auto">
+                    <a:xfrm>
+                      <a:off x="0" y="0"/>
+                      <a:ext cx="5759999" cy="468090"/>
+                    </a:xfrm>
+                    <a:prstGeom prst="rect">
+                      <a:avLst/>
+                    </a:prstGeom>
+                    <a:noFill/>
+                    <a:ln w="9525">
+                      <a:noFill/>
+                      <a:headEnd/>
+                      <a:tailEnd/>
+                    </a:ln>
+                  </pic:spPr>
+                </pic:pic>
+              </a:graphicData>
+            </a:graphic>
+          </wp:inline>
+        </w:drawing>
       </w:r>
     </w:p>
     <w:tbl>
@@ -1951,8 +2760,8 @@
         <w:t xml:space="preserve">mükemmelleştirmek yerine, birkaç basit tekniği veri gizlemeyle birlikte kullanmak daha verimlidir.</w:t>
       </w:r>
     </w:p>
-    <w:bookmarkEnd w:id="21"/>
-    <w:bookmarkStart w:id="22" w:name="gizleme-ne-verir-ne-vermez"/>
+    <w:bookmarkEnd w:id="24"/>
+    <w:bookmarkStart w:id="25" w:name="gizleme-ne-verir-ne-vermez"/>
     <w:p>
       <w:pPr>
         <w:pStyle w:val="Heading2"/>
@@ -2353,8 +3162,8 @@
         <w:t xml:space="preserve">değil.</w:t>
       </w:r>
     </w:p>
-    <w:bookmarkEnd w:id="22"/>
-    <w:bookmarkStart w:id="23" w:name="koruma-kuralı-şablonu"/>
+    <w:bookmarkEnd w:id="25"/>
+    <w:bookmarkStart w:id="26" w:name="koruma-kuralı-şablonu"/>
     <w:p>
       <w:pPr>
         <w:pStyle w:val="Heading2"/>
@@ -2521,8 +3330,8 @@
         </w:pict>
       </w:r>
     </w:p>
-    <w:bookmarkEnd w:id="23"/>
-    <w:bookmarkStart w:id="30" w:name="kontrol-akışı-kuralları-ileri"/>
+    <w:bookmarkEnd w:id="26"/>
+    <w:bookmarkStart w:id="33" w:name="kontrol-akışı-kuralları-ileri"/>
     <w:p>
       <w:pPr>
         <w:pStyle w:val="Heading2"/>
@@ -2598,7 +3407,7 @@
         <w:t xml:space="preserve">) üzerinden anlatılır.</w:t>
       </w:r>
     </w:p>
-    <w:bookmarkStart w:id="24" w:name="X5d96f7d716ec935c56341d7066f01ea87f58f65"/>
+    <w:bookmarkStart w:id="27" w:name="X5d96f7d716ec935c56341d7066f01ea87f58f65"/>
     <w:p>
       <w:pPr>
         <w:pStyle w:val="Heading3"/>
@@ -3212,8 +4021,8 @@
         <w:t xml:space="preserve">düzleştirme öncesi/sonrası temel blok sayısı.</w:t>
       </w:r>
     </w:p>
-    <w:bookmarkEnd w:id="24"/>
-    <w:bookmarkStart w:id="25" w:name="Xd1c0b657edd736dd334cdb53ee3995618cf3af5"/>
+    <w:bookmarkEnd w:id="27"/>
+    <w:bookmarkStart w:id="28" w:name="Xd1c0b657edd736dd334cdb53ee3995618cf3af5"/>
     <w:p>
       <w:pPr>
         <w:pStyle w:val="Heading3"/>
@@ -3662,8 +4471,8 @@
         <w:t xml:space="preserve">/bayt araması sonuç vermemeli.</w:t>
       </w:r>
     </w:p>
-    <w:bookmarkEnd w:id="25"/>
-    <w:bookmarkStart w:id="26" w:name="Xd6f7fdf37942ebde9ebc98260544d464bcd82c6"/>
+    <w:bookmarkEnd w:id="28"/>
+    <w:bookmarkStart w:id="29" w:name="Xd6f7fdf37942ebde9ebc98260544d464bcd82c6"/>
     <w:p>
       <w:pPr>
         <w:pStyle w:val="Heading3"/>
@@ -4113,8 +4922,8 @@
         <w:t xml:space="preserve">ölü dalların gerçek dallardan ayırt edilme süresi.</w:t>
       </w:r>
     </w:p>
-    <w:bookmarkEnd w:id="26"/>
-    <w:bookmarkStart w:id="27" w:name="X9a4860a01029f937820197a8889e050602072dc"/>
+    <w:bookmarkEnd w:id="29"/>
+    <w:bookmarkStart w:id="30" w:name="X9a4860a01029f937820197a8889e050602072dc"/>
     <w:p>
       <w:pPr>
         <w:pStyle w:val="Heading3"/>
@@ -4820,3242 +5629,6 @@
       </w:r>
       <w:r>
         <w:t xml:space="preserve">kurallardır:</w:t>
-      </w:r>
-    </w:p>
-    <w:p>
-      <w:pPr>
-        <w:pStyle w:val="Compact"/>
-        <w:numPr>
-          <w:ilvl w:val="0"/>
-          <w:numId w:val="1003"/>
-        </w:numPr>
-      </w:pPr>
-      <w:r>
-        <w:rPr>
-          <w:b/>
-          <w:bCs/>
-        </w:rPr>
-        <w:t xml:space="preserve">Durum değerleri gizlenir</w:t>
-      </w:r>
-      <w:r>
-        <w:t xml:space="preserve"> </w:t>
-      </w:r>
-      <w:r>
-        <w:t xml:space="preserve">(K-02):</w:t>
-      </w:r>
-      <w:r>
-        <w:t xml:space="preserve"> </w:t>
-      </w:r>
-      <w:r>
-        <w:rPr>
-          <w:rStyle w:val="VerbatimChar"/>
-        </w:rPr>
-        <w:t xml:space="preserve">case 1, 2, 3</w:t>
-      </w:r>
-      <w:r>
-        <w:t xml:space="preserve"> </w:t>
-      </w:r>
-      <w:r>
-        <w:t xml:space="preserve">yerine dağınık, aritmetikle üretilen değerler; ardışıklık</w:t>
-      </w:r>
-      <w:r>
-        <w:t xml:space="preserve"> </w:t>
-      </w:r>
-      <w:r>
-        <w:t xml:space="preserve">görünmez.</w:t>
-      </w:r>
-    </w:p>
-    <w:p>
-      <w:pPr>
-        <w:pStyle w:val="Compact"/>
-        <w:numPr>
-          <w:ilvl w:val="0"/>
-          <w:numId w:val="1003"/>
-        </w:numPr>
-      </w:pPr>
-      <w:r>
-        <w:rPr>
-          <w:b/>
-          <w:bCs/>
-        </w:rPr>
-        <w:t xml:space="preserve">Sahte ve ölü bloklar</w:t>
-      </w:r>
-      <w:r>
-        <w:t xml:space="preserve"> </w:t>
-      </w:r>
-      <w:r>
-        <w:t xml:space="preserve">eklenir (K-03): hangi</w:t>
-      </w:r>
-      <w:r>
-        <w:t xml:space="preserve"> </w:t>
-      </w:r>
-      <w:r>
-        <w:rPr>
-          <w:rStyle w:val="VerbatimChar"/>
-        </w:rPr>
-        <w:t xml:space="preserve">case</w:t>
-      </w:r>
-      <w:r>
-        <w:t xml:space="preserve"> </w:t>
-      </w:r>
-      <w:r>
-        <w:t xml:space="preserve">gerçek, ayırt etmek zorlaşır.</w:t>
-      </w:r>
-    </w:p>
-    <w:p>
-      <w:pPr>
-        <w:pStyle w:val="Compact"/>
-        <w:numPr>
-          <w:ilvl w:val="0"/>
-          <w:numId w:val="1003"/>
-        </w:numPr>
-      </w:pPr>
-      <w:r>
-        <w:rPr>
-          <w:b/>
-          <w:bCs/>
-        </w:rPr>
-        <w:t xml:space="preserve">Rastgele çıkış</w:t>
-      </w:r>
-      <w:r>
-        <w:t xml:space="preserve"> </w:t>
-      </w:r>
-      <w:r>
-        <w:t xml:space="preserve">(K-05): hata</w:t>
-      </w:r>
-      <w:r>
-        <w:t xml:space="preserve"> </w:t>
-      </w:r>
-      <w:r>
-        <w:rPr>
-          <w:rStyle w:val="VerbatimChar"/>
-        </w:rPr>
-        <w:t xml:space="preserve">default</w:t>
-      </w:r>
-      <w:r>
-        <w:t xml:space="preserve"> </w:t>
-      </w:r>
-      <w:r>
-        <w:t xml:space="preserve">dalından, öngörülemeyen bir durumla çıkar.</w:t>
-      </w:r>
-    </w:p>
-    <w:p>
-      <w:pPr>
-        <w:pStyle w:val="Compact"/>
-        <w:numPr>
-          <w:ilvl w:val="0"/>
-          <w:numId w:val="1003"/>
-        </w:numPr>
-      </w:pPr>
-      <w:r>
-        <w:rPr>
-          <w:b/>
-          <w:bCs/>
-        </w:rPr>
-        <w:t xml:space="preserve">Opak yüklemlerle</w:t>
-      </w:r>
-      <w:r>
-        <w:t xml:space="preserve"> </w:t>
-      </w:r>
-      <w:r>
-        <w:t xml:space="preserve">dallanma (K-01):</w:t>
-      </w:r>
-      <w:r>
-        <w:t xml:space="preserve"> </w:t>
-      </w:r>
-      <w:r>
-        <w:rPr>
-          <w:rStyle w:val="VerbatimChar"/>
-        </w:rPr>
-        <w:t xml:space="preserve">case</w:t>
-      </w:r>
-      <w:r>
-        <w:t xml:space="preserve"> </w:t>
-      </w:r>
-      <w:r>
-        <w:t xml:space="preserve">geçişleri sabit değil, opak koşullara bağlıdır.</w:t>
-      </w:r>
-    </w:p>
-    <w:p>
-      <w:pPr>
-        <w:pStyle w:val="FirstParagraph"/>
-      </w:pPr>
-      <w:r>
-        <w:rPr>
-          <w:b/>
-          <w:bCs/>
-        </w:rPr>
-        <w:t xml:space="preserve">Maliyet:</w:t>
-      </w:r>
-      <w:r>
-        <w:t xml:space="preserve"> </w:t>
-      </w:r>
-      <w:r>
-        <w:t xml:space="preserve">orta–yüksek (blok sayısı ve dal çok artar, başarım düşer).</w:t>
-      </w:r>
-      <w:r>
-        <w:t xml:space="preserve"> </w:t>
-      </w:r>
-      <w:r>
-        <w:rPr>
-          <w:b/>
-          <w:bCs/>
-        </w:rPr>
-        <w:t xml:space="preserve">Sınır:</w:t>
-      </w:r>
-      <w:r>
-        <w:t xml:space="preserve"> </w:t>
-      </w:r>
-      <w:r>
-        <w:t xml:space="preserve">yalnız düzleştirme, sembolik</w:t>
-      </w:r>
-      <w:r>
-        <w:t xml:space="preserve"> </w:t>
-      </w:r>
-      <w:r>
-        <w:t xml:space="preserve">yürütmeyle (bölüm 5) geri açılabilir; gücü güçlendirmelerden gelir.</w:t>
-      </w:r>
-      <w:r>
-        <w:t xml:space="preserve"> </w:t>
-      </w:r>
-      <w:r>
-        <w:rPr>
-          <w:b/>
-          <w:bCs/>
-        </w:rPr>
-        <w:t xml:space="preserve">Ölçüm:</w:t>
-      </w:r>
-      <w:r>
-        <w:t xml:space="preserve"> </w:t>
-      </w:r>
-      <w:r>
-        <w:t xml:space="preserve">tersine derleyicide CFG düğüm/kenar</w:t>
-      </w:r>
-      <w:r>
-        <w:t xml:space="preserve"> </w:t>
-      </w:r>
-      <w:r>
-        <w:t xml:space="preserve">sayısı, bir denetimi izlemek için gereken süre.</w:t>
-      </w:r>
-    </w:p>
-    <w:bookmarkEnd w:id="27"/>
-    <w:bookmarkStart w:id="28" w:name="X8e518d7a8f93597bdce0694a59da667c7721923"/>
-    <w:p>
-      <w:pPr>
-        <w:pStyle w:val="Heading3"/>
-      </w:pPr>
-      <w:r>
-        <w:t xml:space="preserve">KURAL K-05 — Kontrol akışından rastgele çıkış</w:t>
-      </w:r>
-    </w:p>
-    <w:p>
-      <w:pPr>
-        <w:pStyle w:val="FirstParagraph"/>
-      </w:pPr>
-      <w:r>
-        <w:rPr>
-          <w:b/>
-          <w:bCs/>
-        </w:rPr>
-        <w:t xml:space="preserve">Neyi korur?</w:t>
-      </w:r>
-      <w:r>
-        <w:t xml:space="preserve"> </w:t>
-      </w:r>
-      <w:r>
-        <w:t xml:space="preserve">Bir denetimin</w:t>
-      </w:r>
-      <w:r>
-        <w:t xml:space="preserve"> </w:t>
-      </w:r>
-      <w:r>
-        <w:rPr>
-          <w:b/>
-          <w:bCs/>
-        </w:rPr>
-        <w:t xml:space="preserve">nerede</w:t>
-      </w:r>
-      <w:r>
-        <w:t xml:space="preserve"> </w:t>
-      </w:r>
-      <w:r>
-        <w:t xml:space="preserve">başarısız olduğunu. Saldırgan çoğu zaman</w:t>
-      </w:r>
-      <w:r>
-        <w:t xml:space="preserve"> </w:t>
-      </w:r>
-      <w:r>
-        <w:t xml:space="preserve">“başarısızlık dalını”</w:t>
-      </w:r>
-      <w:r>
-        <w:t xml:space="preserve"> </w:t>
-      </w:r>
-      <w:r>
-        <w:t xml:space="preserve">bulup onu</w:t>
-      </w:r>
-      <w:r>
-        <w:t xml:space="preserve"> </w:t>
-      </w:r>
-      <w:r>
-        <w:t xml:space="preserve">“başarı dalına”</w:t>
-      </w:r>
-      <w:r>
-        <w:t xml:space="preserve"> </w:t>
-      </w:r>
-      <w:r>
-        <w:t xml:space="preserve">çevirmeye çalışır.</w:t>
-      </w:r>
-      <w:r>
-        <w:t xml:space="preserve"> </w:t>
-      </w:r>
-      <w:r>
-        <w:rPr>
-          <w:b/>
-          <w:bCs/>
-        </w:rPr>
-        <w:t xml:space="preserve">Nasıl?</w:t>
-      </w:r>
-      <w:r>
-        <w:t xml:space="preserve"> </w:t>
-      </w:r>
-      <w:r>
-        <w:t xml:space="preserve">Kılavuzun anlattığı gibi: bir denetim başarısız olduğunda, program</w:t>
-      </w:r>
-      <w:r>
-        <w:t xml:space="preserve"> </w:t>
-      </w:r>
-      <w:r>
-        <w:t xml:space="preserve">doğrudan bir</w:t>
-      </w:r>
-      <w:r>
-        <w:t xml:space="preserve"> </w:t>
-      </w:r>
-      <w:r>
-        <w:t xml:space="preserve">“return RED”</w:t>
-      </w:r>
-      <w:r>
-        <w:t xml:space="preserve"> </w:t>
-      </w:r>
-      <w:r>
-        <w:t xml:space="preserve">satırına gitmez; bunun yerine durum değişkeni</w:t>
-      </w:r>
-      <w:r>
-        <w:t xml:space="preserve"> </w:t>
-      </w:r>
-      <w:r>
-        <w:rPr>
-          <w:b/>
-          <w:bCs/>
-        </w:rPr>
-        <w:t xml:space="preserve">öngörülemeyen büyük bir değere</w:t>
-      </w:r>
-      <w:r>
-        <w:t xml:space="preserve"> </w:t>
-      </w:r>
-      <w:r>
-        <w:t xml:space="preserve">ayarlanır</w:t>
-      </w:r>
-      <w:r>
-        <w:t xml:space="preserve"> </w:t>
-      </w:r>
-      <w:r>
-        <w:t xml:space="preserve">ve fonksiyon</w:t>
-      </w:r>
-      <w:r>
-        <w:t xml:space="preserve"> </w:t>
-      </w:r>
-      <w:r>
-        <w:rPr>
-          <w:rStyle w:val="VerbatimChar"/>
-        </w:rPr>
-        <w:t xml:space="preserve">default</w:t>
-      </w:r>
-      <w:r>
-        <w:t xml:space="preserve"> </w:t>
-      </w:r>
-      <w:r>
-        <w:t xml:space="preserve">dalından çıkar. Başarılı çıkış da aynı yöntemle yapılabilir, böylece başarı ve başarısızlık</w:t>
-      </w:r>
-      <w:r>
-        <w:t xml:space="preserve"> </w:t>
-      </w:r>
-      <w:r>
-        <w:t xml:space="preserve">akışta birbirine benzer.</w:t>
-      </w:r>
-    </w:p>
-    <w:p>
-      <w:pPr>
-        <w:pStyle w:val="BodyText"/>
-      </w:pPr>
-      <w:r>
-        <w:rPr>
-          <w:b/>
-          <w:bCs/>
-        </w:rPr>
-        <w:t xml:space="preserve">Rastgele çıkış: hata noktası akıştan okunamaz</w:t>
-      </w:r>
-    </w:p>
-    <w:p>
-      <w:pPr>
-        <w:pStyle w:val="SourceCode"/>
-      </w:pPr>
-      <w:r>
-        <w:rPr>
-          <w:rStyle w:val="ControlFlowTok"/>
-        </w:rPr>
-        <w:t xml:space="preserve">if</w:t>
-      </w:r>
-      <w:r>
-        <w:rPr>
-          <w:rStyle w:val="NormalTok"/>
-        </w:rPr>
-        <w:t xml:space="preserve"> </w:t>
-      </w:r>
-      <w:r>
-        <w:rPr>
-          <w:rStyle w:val="OperatorTok"/>
-        </w:rPr>
-        <w:t xml:space="preserve">(!</w:t>
-      </w:r>
-      <w:r>
-        <w:rPr>
-          <w:rStyle w:val="NormalTok"/>
-        </w:rPr>
-        <w:t xml:space="preserve">imza_gecerli</w:t>
-      </w:r>
-      <w:r>
-        <w:rPr>
-          <w:rStyle w:val="OperatorTok"/>
-        </w:rPr>
-        <w:t xml:space="preserve">(</w:t>
-      </w:r>
-      <w:r>
-        <w:rPr>
-          <w:rStyle w:val="NormalTok"/>
-        </w:rPr>
-        <w:t xml:space="preserve">p</w:t>
-      </w:r>
-      <w:r>
-        <w:rPr>
-          <w:rStyle w:val="OperatorTok"/>
-        </w:rPr>
-        <w:t xml:space="preserve">))</w:t>
-      </w:r>
-      <w:r>
-        <w:rPr>
-          <w:rStyle w:val="NormalTok"/>
-        </w:rPr>
-        <w:t xml:space="preserve"> </w:t>
-      </w:r>
-      <w:r>
-        <w:rPr>
-          <w:rStyle w:val="OperatorTok"/>
-        </w:rPr>
-        <w:t xml:space="preserve">{</w:t>
-      </w:r>
-      <w:r>
-        <w:br/>
-      </w:r>
-      <w:r>
-        <w:rPr>
-          <w:rStyle w:val="NormalTok"/>
-        </w:rPr>
-        <w:t xml:space="preserve">    durum </w:t>
-      </w:r>
-      <w:r>
-        <w:rPr>
-          <w:rStyle w:val="OperatorTok"/>
-        </w:rPr>
-        <w:t xml:space="preserve">=</w:t>
-      </w:r>
-      <w:r>
-        <w:rPr>
-          <w:rStyle w:val="NormalTok"/>
-        </w:rPr>
-        <w:t xml:space="preserve"> kararsiz_deger</w:t>
-      </w:r>
-      <w:r>
-        <w:rPr>
-          <w:rStyle w:val="OperatorTok"/>
-        </w:rPr>
-        <w:t xml:space="preserve">();</w:t>
-      </w:r>
-      <w:r>
-        <w:rPr>
-          <w:rStyle w:val="NormalTok"/>
-        </w:rPr>
-        <w:t xml:space="preserve">   </w:t>
-      </w:r>
-      <w:r>
-        <w:rPr>
-          <w:rStyle w:val="CommentTok"/>
-        </w:rPr>
-        <w:t xml:space="preserve">/* switch'te tanımlı olmayan bir değer → default */</w:t>
-      </w:r>
-      <w:r>
-        <w:br/>
-      </w:r>
-      <w:r>
-        <w:rPr>
-          <w:rStyle w:val="NormalTok"/>
-        </w:rPr>
-        <w:t xml:space="preserve">    </w:t>
-      </w:r>
-      <w:r>
-        <w:rPr>
-          <w:rStyle w:val="ControlFlowTok"/>
-        </w:rPr>
-        <w:t xml:space="preserve">break</w:t>
-      </w:r>
-      <w:r>
-        <w:rPr>
-          <w:rStyle w:val="OperatorTok"/>
-        </w:rPr>
-        <w:t xml:space="preserve">;</w:t>
-      </w:r>
-      <w:r>
-        <w:br/>
-      </w:r>
-      <w:r>
-        <w:rPr>
-          <w:rStyle w:val="OperatorTok"/>
-        </w:rPr>
-        <w:t xml:space="preserve">}</w:t>
-      </w:r>
-    </w:p>
-    <w:p>
-      <w:pPr>
-        <w:pStyle w:val="FirstParagraph"/>
-      </w:pPr>
-      <w:r>
-        <w:rPr>
-          <w:b/>
-          <w:bCs/>
-        </w:rPr>
-        <w:t xml:space="preserve">Maliyet:</w:t>
-      </w:r>
-      <w:r>
-        <w:t xml:space="preserve"> </w:t>
-      </w:r>
-      <w:r>
-        <w:t xml:space="preserve">düşük.</w:t>
-      </w:r>
-      <w:r>
-        <w:t xml:space="preserve"> </w:t>
-      </w:r>
-      <w:r>
-        <w:rPr>
-          <w:b/>
-          <w:bCs/>
-        </w:rPr>
-        <w:t xml:space="preserve">Sınır:</w:t>
-      </w:r>
-      <w:r>
-        <w:t xml:space="preserve"> </w:t>
-      </w:r>
-      <w:r>
-        <w:t xml:space="preserve">tek başına değil, düzleştirmeyle birlikte anlamlıdır.</w:t>
-      </w:r>
-      <w:r>
-        <w:t xml:space="preserve"> </w:t>
-      </w:r>
-      <w:r>
-        <w:rPr>
-          <w:b/>
-          <w:bCs/>
-        </w:rPr>
-        <w:t xml:space="preserve">Ölçüm:</w:t>
-      </w:r>
-      <w:r>
-        <w:t xml:space="preserve"> </w:t>
-      </w:r>
-      <w:r>
-        <w:t xml:space="preserve">“başarısızlık dalını</w:t>
-      </w:r>
-      <w:r>
-        <w:t xml:space="preserve"> </w:t>
-      </w:r>
-      <w:r>
-        <w:t xml:space="preserve">bul ve tersine çevir”</w:t>
-      </w:r>
-      <w:r>
-        <w:t xml:space="preserve"> </w:t>
-      </w:r>
-      <w:r>
-        <w:t xml:space="preserve">saldırısının süresi; ideal olarak tek bir bayt yaması denetimi atlatmaya yetmemeli.</w:t>
-      </w:r>
-    </w:p>
-    <w:bookmarkEnd w:id="28"/>
-    <w:bookmarkStart w:id="29" w:name="X015b959666dcbb5eefb9c13946478da5061df8c"/>
-    <w:p>
-      <w:pPr>
-        <w:pStyle w:val="Heading3"/>
-      </w:pPr>
-      <w:r>
-        <w:t xml:space="preserve">KURAL K-06 — Fonksiyon çağrılarının ve dış kütüphane bağımlılığının gizlenmesi</w:t>
-      </w:r>
-    </w:p>
-    <w:p>
-      <w:pPr>
-        <w:pStyle w:val="FirstParagraph"/>
-      </w:pPr>
-      <w:r>
-        <w:rPr>
-          <w:b/>
-          <w:bCs/>
-        </w:rPr>
-        <w:t xml:space="preserve">Neyi korur?</w:t>
-      </w:r>
-      <w:r>
-        <w:t xml:space="preserve"> </w:t>
-      </w:r>
-      <w:r>
-        <w:t xml:space="preserve">“Şu fonksiyon</w:t>
-      </w:r>
-      <w:r>
-        <w:t xml:space="preserve"> </w:t>
-      </w:r>
-      <w:r>
-        <w:rPr>
-          <w:rStyle w:val="VerbatimChar"/>
-        </w:rPr>
-        <w:t xml:space="preserve">memcmp</w:t>
-      </w:r>
-      <w:r>
-        <w:t xml:space="preserve"> </w:t>
-      </w:r>
-      <w:r>
-        <w:t xml:space="preserve">çağırıyor, demek ki bir karşılaştırma yapıyor”</w:t>
-      </w:r>
-      <w:r>
-        <w:t xml:space="preserve"> </w:t>
-      </w:r>
-      <w:r>
-        <w:t xml:space="preserve">gibi ipuçlarını. Standart</w:t>
-      </w:r>
-      <w:r>
-        <w:t xml:space="preserve"> </w:t>
-      </w:r>
-      <w:r>
-        <w:t xml:space="preserve">kütüphane çağrıları, saldırgana bir fonksiyonun ne yaptığını doğrudan söyler.</w:t>
-      </w:r>
-      <w:r>
-        <w:t xml:space="preserve"> </w:t>
-      </w:r>
-      <w:r>
-        <w:rPr>
-          <w:b/>
-          <w:bCs/>
-        </w:rPr>
-        <w:t xml:space="preserve">Nasıl?</w:t>
-      </w:r>
-      <w:r>
-        <w:t xml:space="preserve"> </w:t>
-      </w:r>
-      <w:r>
-        <w:t xml:space="preserve">Kritik yollarda standart</w:t>
-      </w:r>
-      <w:r>
-        <w:t xml:space="preserve"> </w:t>
-      </w:r>
-      <w:r>
-        <w:t xml:space="preserve">kütüphane fonksiyonları</w:t>
-      </w:r>
-      <w:r>
-        <w:t xml:space="preserve"> </w:t>
-      </w:r>
-      <w:r>
-        <w:rPr>
-          <w:b/>
-          <w:bCs/>
-        </w:rPr>
-        <w:t xml:space="preserve">kendi iç sürümleriyle</w:t>
-      </w:r>
-      <w:r>
-        <w:t xml:space="preserve"> </w:t>
-      </w:r>
-      <w:r>
-        <w:t xml:space="preserve">değiştirilir (ör. sabit zamanlı kendi</w:t>
-      </w:r>
-      <w:r>
-        <w:t xml:space="preserve"> </w:t>
-      </w:r>
-      <w:r>
-        <w:rPr>
-          <w:rStyle w:val="VerbatimChar"/>
-        </w:rPr>
-        <w:t xml:space="preserve">esit_mi</w:t>
-      </w:r>
-      <w:r>
-        <w:t xml:space="preserve"> </w:t>
-      </w:r>
-      <w:r>
-        <w:t xml:space="preserve">fonksiyonunuz),</w:t>
-      </w:r>
-      <w:r>
-        <w:t xml:space="preserve"> </w:t>
-      </w:r>
-      <w:r>
-        <w:t xml:space="preserve">böylece bağlantı çözümleyicide tanınan bir ad görünmez. Kılavuz ayrıca</w:t>
-      </w:r>
-      <w:r>
-        <w:t xml:space="preserve"> </w:t>
-      </w:r>
-      <w:r>
-        <w:rPr>
-          <w:b/>
-          <w:bCs/>
-        </w:rPr>
-        <w:t xml:space="preserve">fonksiyon parametrelerinin gizlenmesini</w:t>
-      </w:r>
-      <w:r>
-        <w:t xml:space="preserve"> </w:t>
-      </w:r>
-      <w:r>
-        <w:t xml:space="preserve">ve</w:t>
-      </w:r>
-      <w:r>
-        <w:t xml:space="preserve"> </w:t>
-      </w:r>
-      <w:r>
-        <w:rPr>
-          <w:b/>
-          <w:bCs/>
-        </w:rPr>
-        <w:t xml:space="preserve">sahte parametreler</w:t>
-      </w:r>
-      <w:r>
-        <w:t xml:space="preserve"> </w:t>
-      </w:r>
-      <w:r>
-        <w:t xml:space="preserve">eklenmesini de ayrı kurallar olarak listeler: gerçek parametrelerin yanına hiç kullanılmayan</w:t>
-      </w:r>
-      <w:r>
-        <w:t xml:space="preserve"> </w:t>
-      </w:r>
-      <w:r>
-        <w:t xml:space="preserve">sahte parametreler konur; imza, saldırgan için yanıltıcı olur.</w:t>
-      </w:r>
-    </w:p>
-    <w:p>
-      <w:pPr>
-        <w:pStyle w:val="BodyText"/>
-      </w:pPr>
-      <w:r>
-        <w:rPr>
-          <w:b/>
-          <w:bCs/>
-        </w:rPr>
-        <w:t xml:space="preserve">Maliyet:</w:t>
-      </w:r>
-      <w:r>
-        <w:t xml:space="preserve"> </w:t>
-      </w:r>
-      <w:r>
-        <w:t xml:space="preserve">düşük–orta (kendi sürümleri bakım ister).</w:t>
-      </w:r>
-      <w:r>
-        <w:t xml:space="preserve"> </w:t>
-      </w:r>
-      <w:r>
-        <w:rPr>
-          <w:b/>
-          <w:bCs/>
-        </w:rPr>
-        <w:t xml:space="preserve">Sınır:</w:t>
-      </w:r>
-      <w:r>
-        <w:t xml:space="preserve"> </w:t>
-      </w:r>
-      <w:r>
-        <w:t xml:space="preserve">davranış analizi yine de ne yaptığını gösterebilir;</w:t>
-      </w:r>
-      <w:r>
-        <w:t xml:space="preserve"> </w:t>
-      </w:r>
-      <w:r>
-        <w:t xml:space="preserve">bu bir</w:t>
-      </w:r>
-      <w:r>
-        <w:t xml:space="preserve"> </w:t>
-      </w:r>
-      <w:r>
-        <w:rPr>
-          <w:b/>
-          <w:bCs/>
-        </w:rPr>
-        <w:t xml:space="preserve">gecikme</w:t>
-      </w:r>
-      <w:r>
-        <w:t xml:space="preserve"> </w:t>
-      </w:r>
-      <w:r>
-        <w:t xml:space="preserve">kuralıdır.</w:t>
-      </w:r>
-      <w:r>
-        <w:t xml:space="preserve"> </w:t>
-      </w:r>
-      <w:r>
-        <w:rPr>
-          <w:b/>
-          <w:bCs/>
-        </w:rPr>
-        <w:t xml:space="preserve">Ölçüm:</w:t>
-      </w:r>
-      <w:r>
-        <w:t xml:space="preserve"> </w:t>
-      </w:r>
-      <w:r>
-        <w:t xml:space="preserve">ikili dosyada tanınan kütüphane çağrılarının sayısı.</w:t>
-      </w:r>
-    </w:p>
-    <w:p>
-      <w:pPr>
-        <w:pStyle w:val="BlockText"/>
-      </w:pPr>
-      <w:r>
-        <w:rPr>
-          <w:b/>
-          <w:bCs/>
-        </w:rPr>
-        <w:t xml:space="preserve">Kural: sabit zamanlılığı bozma</w:t>
-      </w:r>
-    </w:p>
-    <w:p>
-      <w:pPr>
-        <w:pStyle w:val="BlockText"/>
-      </w:pPr>
-      <w:r>
-        <w:t xml:space="preserve">Kendi karşılaştırma/kripto sürümünüzü yazarken</w:t>
-      </w:r>
-      <w:r>
-        <w:t xml:space="preserve"> </w:t>
-      </w:r>
-      <w:r>
-        <w:rPr>
-          <w:b/>
-          <w:bCs/>
-        </w:rPr>
-        <w:t xml:space="preserve">sabit zamanlı</w:t>
-      </w:r>
-      <w:r>
-        <w:t xml:space="preserve"> </w:t>
-      </w:r>
-      <w:r>
-        <w:t xml:space="preserve">olmasına dikkat edin (3. hafta). Gizleme uğruna</w:t>
-      </w:r>
-      <w:r>
-        <w:t xml:space="preserve"> </w:t>
-      </w:r>
-      <w:r>
-        <w:t xml:space="preserve">erken çıkışlı bir karşılaştırma yazmak, bir</w:t>
-      </w:r>
-      <w:r>
-        <w:t xml:space="preserve"> </w:t>
-      </w:r>
-      <w:r>
-        <w:rPr>
-          <w:b/>
-          <w:bCs/>
-        </w:rPr>
-        <w:t xml:space="preserve">yan kanal</w:t>
-      </w:r>
-      <w:r>
-        <w:t xml:space="preserve"> </w:t>
-      </w:r>
-      <w:r>
-        <w:t xml:space="preserve">açar; koruma eklerken yeni bir açık yaratmayın.</w:t>
-      </w:r>
-    </w:p>
-    <w:p>
-      <w:r>
-        <w:pict>
-          <v:rect style="width:0;height:1.5pt" o:hralign="center" o:hrstd="t" o:hr="t"/>
-        </w:pict>
-      </w:r>
-    </w:p>
-    <w:bookmarkEnd w:id="29"/>
-    <w:bookmarkEnd w:id="30"/>
-    <w:bookmarkStart w:id="34" w:name="veri-gizleme-kuralları"/>
-    <w:p>
-      <w:pPr>
-        <w:pStyle w:val="Heading2"/>
-      </w:pPr>
-      <w:r>
-        <w:t xml:space="preserve">6. Veri gizleme kuralları</w:t>
-      </w:r>
-    </w:p>
-    <w:p>
-      <w:pPr>
-        <w:pStyle w:val="FirstParagraph"/>
-      </w:pPr>
-      <w:r>
-        <w:t xml:space="preserve">Kontrol akışı algoritmanın yapısını gizler;</w:t>
-      </w:r>
-      <w:r>
-        <w:t xml:space="preserve"> </w:t>
-      </w:r>
-      <w:r>
-        <w:rPr>
-          <w:b/>
-          <w:bCs/>
-        </w:rPr>
-        <w:t xml:space="preserve">veri gizleme</w:t>
-      </w:r>
-      <w:r>
-        <w:t xml:space="preserve"> </w:t>
-      </w:r>
-      <w:r>
-        <w:t xml:space="preserve">ise programın işlediği</w:t>
-      </w:r>
-      <w:r>
-        <w:t xml:space="preserve"> </w:t>
-      </w:r>
-      <w:r>
-        <w:rPr>
-          <w:b/>
-          <w:bCs/>
-        </w:rPr>
-        <w:t xml:space="preserve">değerleri</w:t>
-      </w:r>
-      <w:r>
-        <w:t xml:space="preserve"> </w:t>
-      </w:r>
-      <w:r>
-        <w:t xml:space="preserve">gizler: dizgeler,</w:t>
-      </w:r>
-      <w:r>
-        <w:t xml:space="preserve"> </w:t>
-      </w:r>
-      <w:r>
-        <w:t xml:space="preserve">sabitler, tablolar ve değişkenler. Cookbook’un anti-tampering bölümü ile teknik kılavuz burada aynı kuralları</w:t>
-      </w:r>
-      <w:r>
-        <w:t xml:space="preserve"> </w:t>
-      </w:r>
-      <w:r>
-        <w:t xml:space="preserve">listeler.</w:t>
-      </w:r>
-    </w:p>
-    <w:bookmarkStart w:id="31" w:name="kural-k-07-statik-dizgelerin-kodlanması"/>
-    <w:p>
-      <w:pPr>
-        <w:pStyle w:val="Heading3"/>
-      </w:pPr>
-      <w:r>
-        <w:t xml:space="preserve">KURAL K-07 — Statik dizgelerin kodlanması</w:t>
-      </w:r>
-    </w:p>
-    <w:p>
-      <w:pPr>
-        <w:pStyle w:val="FirstParagraph"/>
-      </w:pPr>
-      <w:r>
-        <w:rPr>
-          <w:b/>
-          <w:bCs/>
-        </w:rPr>
-        <w:t xml:space="preserve">Neyi korur?</w:t>
-      </w:r>
-      <w:r>
-        <w:t xml:space="preserve"> </w:t>
-      </w:r>
-      <w:r>
-        <w:t xml:space="preserve">İkili dosyadaki okunabilir metinleri. Tersine mühendisliğin en ucuz ilk adımı</w:t>
-      </w:r>
-      <w:r>
-        <w:t xml:space="preserve"> </w:t>
-      </w:r>
-      <w:r>
-        <w:rPr>
-          <w:rStyle w:val="VerbatimChar"/>
-        </w:rPr>
-        <w:t xml:space="preserve">strings</w:t>
-      </w:r>
-      <w:r>
-        <w:t xml:space="preserve"> </w:t>
-      </w:r>
-      <w:r>
-        <w:t xml:space="preserve">çalıştırmaktır;</w:t>
-      </w:r>
-      <w:r>
-        <w:t xml:space="preserve"> </w:t>
-      </w:r>
-      <w:r>
-        <w:rPr>
-          <w:rStyle w:val="VerbatimChar"/>
-        </w:rPr>
-        <w:t xml:space="preserve">"Lisans gecersiz"</w:t>
-      </w:r>
-      <w:r>
-        <w:t xml:space="preserve"> </w:t>
-      </w:r>
-      <w:r>
-        <w:t xml:space="preserve">ya da bir URL, saldırgana nereye bakacağını söyler.</w:t>
-      </w:r>
-      <w:r>
-        <w:t xml:space="preserve"> </w:t>
-      </w:r>
-      <w:r>
-        <w:rPr>
-          <w:b/>
-          <w:bCs/>
-        </w:rPr>
-        <w:t xml:space="preserve">Nasıl?</w:t>
-      </w:r>
-      <w:r>
-        <w:t xml:space="preserve"> </w:t>
-      </w:r>
-      <w:r>
-        <w:t xml:space="preserve">Hassas dizgeler</w:t>
-      </w:r>
-      <w:r>
-        <w:t xml:space="preserve"> </w:t>
-      </w:r>
-      <w:r>
-        <w:rPr>
-          <w:b/>
-          <w:bCs/>
-        </w:rPr>
-        <w:t xml:space="preserve">derleme öncesinde</w:t>
-      </w:r>
-      <w:r>
-        <w:rPr>
-          <w:b/>
-          <w:bCs/>
-        </w:rPr>
-        <w:t xml:space="preserve"> </w:t>
-      </w:r>
-      <w:r>
-        <w:rPr>
-          <w:b/>
-          <w:bCs/>
-        </w:rPr>
-        <w:t xml:space="preserve">kodlanır</w:t>
-      </w:r>
-      <w:r>
-        <w:t xml:space="preserve"> </w:t>
-      </w:r>
-      <w:r>
-        <w:t xml:space="preserve">(ör. bir XOR anahtarıyla ya da bir üretim betiğiyle şifrelenir), ikili dosyada kodlanmış hâlde durur,</w:t>
-      </w:r>
-      <w:r>
-        <w:t xml:space="preserve"> </w:t>
-      </w:r>
-      <w:r>
-        <w:rPr>
-          <w:b/>
-          <w:bCs/>
-        </w:rPr>
-        <w:t xml:space="preserve">kullanım anında çözülür</w:t>
-      </w:r>
-      <w:r>
-        <w:t xml:space="preserve"> </w:t>
-      </w:r>
-      <w:r>
-        <w:t xml:space="preserve">ve iş biter bitmez</w:t>
-      </w:r>
-      <w:r>
-        <w:t xml:space="preserve"> </w:t>
-      </w:r>
-      <w:r>
-        <w:rPr>
-          <w:b/>
-          <w:bCs/>
-        </w:rPr>
-        <w:t xml:space="preserve">bellekten silinir</w:t>
-      </w:r>
-      <w:r>
-        <w:t xml:space="preserve">.</w:t>
-      </w:r>
-    </w:p>
-    <w:p>
-      <w:pPr>
-        <w:pStyle w:val="BodyText"/>
-      </w:pPr>
-      <w:r>
-        <w:rPr>
-          <w:b/>
-          <w:bCs/>
-        </w:rPr>
-        <w:t xml:space="preserve">Dize kodlama: kullan ve hemen sil (sentetik)</w:t>
-      </w:r>
-    </w:p>
-    <w:p>
-      <w:pPr>
-        <w:pStyle w:val="SourceCode"/>
-      </w:pPr>
-      <w:r>
-        <w:rPr>
-          <w:rStyle w:val="DataTypeTok"/>
-        </w:rPr>
-        <w:t xml:space="preserve">static</w:t>
-      </w:r>
-      <w:r>
-        <w:rPr>
-          <w:rStyle w:val="NormalTok"/>
-        </w:rPr>
-        <w:t xml:space="preserve"> </w:t>
-      </w:r>
-      <w:r>
-        <w:rPr>
-          <w:rStyle w:val="DataTypeTok"/>
-        </w:rPr>
-        <w:t xml:space="preserve">const</w:t>
-      </w:r>
-      <w:r>
-        <w:rPr>
-          <w:rStyle w:val="NormalTok"/>
-        </w:rPr>
-        <w:t xml:space="preserve"> </w:t>
-      </w:r>
-      <w:r>
-        <w:rPr>
-          <w:rStyle w:val="DataTypeTok"/>
-        </w:rPr>
-        <w:t xml:space="preserve">uint8_t</w:t>
-      </w:r>
-      <w:r>
-        <w:rPr>
-          <w:rStyle w:val="NormalTok"/>
-        </w:rPr>
-        <w:t xml:space="preserve"> GIZLI</w:t>
-      </w:r>
-      <w:r>
-        <w:rPr>
-          <w:rStyle w:val="OperatorTok"/>
-        </w:rPr>
-        <w:t xml:space="preserve">[]</w:t>
-      </w:r>
-      <w:r>
-        <w:rPr>
-          <w:rStyle w:val="NormalTok"/>
-        </w:rPr>
-        <w:t xml:space="preserve"> </w:t>
-      </w:r>
-      <w:r>
-        <w:rPr>
-          <w:rStyle w:val="OperatorTok"/>
-        </w:rPr>
-        <w:t xml:space="preserve">=</w:t>
-      </w:r>
-      <w:r>
-        <w:rPr>
-          <w:rStyle w:val="NormalTok"/>
-        </w:rPr>
-        <w:t xml:space="preserve"> </w:t>
-      </w:r>
-      <w:r>
-        <w:rPr>
-          <w:rStyle w:val="OperatorTok"/>
-        </w:rPr>
-        <w:t xml:space="preserve">{</w:t>
-      </w:r>
-      <w:r>
-        <w:rPr>
-          <w:rStyle w:val="NormalTok"/>
-        </w:rPr>
-        <w:t xml:space="preserve"> </w:t>
-      </w:r>
-      <w:r>
-        <w:rPr>
-          <w:rStyle w:val="BaseNTok"/>
-        </w:rPr>
-        <w:t xml:space="preserve">0x3B</w:t>
-      </w:r>
-      <w:r>
-        <w:rPr>
-          <w:rStyle w:val="OperatorTok"/>
-        </w:rPr>
-        <w:t xml:space="preserve">,</w:t>
-      </w:r>
-      <w:r>
-        <w:rPr>
-          <w:rStyle w:val="BaseNTok"/>
-        </w:rPr>
-        <w:t xml:space="preserve">0x2A</w:t>
-      </w:r>
-      <w:r>
-        <w:rPr>
-          <w:rStyle w:val="OperatorTok"/>
-        </w:rPr>
-        <w:t xml:space="preserve">,</w:t>
-      </w:r>
-      <w:r>
-        <w:rPr>
-          <w:rStyle w:val="BaseNTok"/>
-        </w:rPr>
-        <w:t xml:space="preserve">0x2E</w:t>
-      </w:r>
-      <w:r>
-        <w:rPr>
-          <w:rStyle w:val="OperatorTok"/>
-        </w:rPr>
-        <w:t xml:space="preserve">,</w:t>
-      </w:r>
-      <w:r>
-        <w:rPr>
-          <w:rStyle w:val="BaseNTok"/>
-        </w:rPr>
-        <w:t xml:space="preserve">0x2E</w:t>
-      </w:r>
-      <w:r>
-        <w:rPr>
-          <w:rStyle w:val="OperatorTok"/>
-        </w:rPr>
-        <w:t xml:space="preserve">,</w:t>
-      </w:r>
-      <w:r>
-        <w:rPr>
-          <w:rStyle w:val="BaseNTok"/>
-        </w:rPr>
-        <w:t xml:space="preserve">0x2D</w:t>
-      </w:r>
-      <w:r>
-        <w:rPr>
-          <w:rStyle w:val="NormalTok"/>
-        </w:rPr>
-        <w:t xml:space="preserve"> </w:t>
-      </w:r>
-      <w:r>
-        <w:rPr>
-          <w:rStyle w:val="OperatorTok"/>
-        </w:rPr>
-        <w:t xml:space="preserve">};</w:t>
-      </w:r>
-      <w:r>
-        <w:rPr>
-          <w:rStyle w:val="NormalTok"/>
-        </w:rPr>
-        <w:t xml:space="preserve">   </w:t>
-      </w:r>
-      <w:r>
-        <w:rPr>
-          <w:rStyle w:val="CommentTok"/>
-        </w:rPr>
-        <w:t xml:space="preserve">/* "merhaba" değil; sentetik */</w:t>
-      </w:r>
-      <w:r>
-        <w:br/>
-      </w:r>
-      <w:r>
-        <w:rPr>
-          <w:rStyle w:val="DataTypeTok"/>
-        </w:rPr>
-        <w:t xml:space="preserve">void</w:t>
-      </w:r>
-      <w:r>
-        <w:rPr>
-          <w:rStyle w:val="NormalTok"/>
-        </w:rPr>
-        <w:t xml:space="preserve"> kullan</w:t>
-      </w:r>
-      <w:r>
-        <w:rPr>
-          <w:rStyle w:val="OperatorTok"/>
-        </w:rPr>
-        <w:t xml:space="preserve">(</w:t>
-      </w:r>
-      <w:r>
-        <w:rPr>
-          <w:rStyle w:val="DataTypeTok"/>
-        </w:rPr>
-        <w:t xml:space="preserve">void</w:t>
-      </w:r>
-      <w:r>
-        <w:rPr>
-          <w:rStyle w:val="OperatorTok"/>
-        </w:rPr>
-        <w:t xml:space="preserve">)</w:t>
-      </w:r>
-      <w:r>
-        <w:rPr>
-          <w:rStyle w:val="NormalTok"/>
-        </w:rPr>
-        <w:t xml:space="preserve"> </w:t>
-      </w:r>
-      <w:r>
-        <w:rPr>
-          <w:rStyle w:val="OperatorTok"/>
-        </w:rPr>
-        <w:t xml:space="preserve">{</w:t>
-      </w:r>
-      <w:r>
-        <w:br/>
-      </w:r>
-      <w:r>
-        <w:rPr>
-          <w:rStyle w:val="NormalTok"/>
-        </w:rPr>
-        <w:t xml:space="preserve">    </w:t>
-      </w:r>
-      <w:r>
-        <w:rPr>
-          <w:rStyle w:val="DataTypeTok"/>
-        </w:rPr>
-        <w:t xml:space="preserve">char</w:t>
-      </w:r>
-      <w:r>
-        <w:rPr>
-          <w:rStyle w:val="NormalTok"/>
-        </w:rPr>
-        <w:t xml:space="preserve"> tmp</w:t>
-      </w:r>
-      <w:r>
-        <w:rPr>
-          <w:rStyle w:val="OperatorTok"/>
-        </w:rPr>
-        <w:t xml:space="preserve">[</w:t>
-      </w:r>
-      <w:r>
-        <w:rPr>
-          <w:rStyle w:val="KeywordTok"/>
-        </w:rPr>
-        <w:t xml:space="preserve">sizeof</w:t>
-      </w:r>
-      <w:r>
-        <w:rPr>
-          <w:rStyle w:val="NormalTok"/>
-        </w:rPr>
-        <w:t xml:space="preserve"> GIZLI</w:t>
-      </w:r>
-      <w:r>
-        <w:rPr>
-          <w:rStyle w:val="OperatorTok"/>
-        </w:rPr>
-        <w:t xml:space="preserve">];</w:t>
-      </w:r>
-      <w:r>
-        <w:br/>
-      </w:r>
-      <w:r>
-        <w:rPr>
-          <w:rStyle w:val="NormalTok"/>
-        </w:rPr>
-        <w:t xml:space="preserve">    </w:t>
-      </w:r>
-      <w:r>
-        <w:rPr>
-          <w:rStyle w:val="ControlFlowTok"/>
-        </w:rPr>
-        <w:t xml:space="preserve">for</w:t>
-      </w:r>
-      <w:r>
-        <w:rPr>
-          <w:rStyle w:val="NormalTok"/>
-        </w:rPr>
-        <w:t xml:space="preserve"> </w:t>
-      </w:r>
-      <w:r>
-        <w:rPr>
-          <w:rStyle w:val="OperatorTok"/>
-        </w:rPr>
-        <w:t xml:space="preserve">(</w:t>
-      </w:r>
-      <w:r>
-        <w:rPr>
-          <w:rStyle w:val="DataTypeTok"/>
-        </w:rPr>
-        <w:t xml:space="preserve">size_t</w:t>
-      </w:r>
-      <w:r>
-        <w:rPr>
-          <w:rStyle w:val="NormalTok"/>
-        </w:rPr>
-        <w:t xml:space="preserve"> i </w:t>
-      </w:r>
-      <w:r>
-        <w:rPr>
-          <w:rStyle w:val="OperatorTok"/>
-        </w:rPr>
-        <w:t xml:space="preserve">=</w:t>
-      </w:r>
-      <w:r>
-        <w:rPr>
-          <w:rStyle w:val="NormalTok"/>
-        </w:rPr>
-        <w:t xml:space="preserve"> </w:t>
-      </w:r>
-      <w:r>
-        <w:rPr>
-          <w:rStyle w:val="DecValTok"/>
-        </w:rPr>
-        <w:t xml:space="preserve">0</w:t>
-      </w:r>
-      <w:r>
-        <w:rPr>
-          <w:rStyle w:val="OperatorTok"/>
-        </w:rPr>
-        <w:t xml:space="preserve">;</w:t>
-      </w:r>
-      <w:r>
-        <w:rPr>
-          <w:rStyle w:val="NormalTok"/>
-        </w:rPr>
-        <w:t xml:space="preserve"> i </w:t>
-      </w:r>
-      <w:r>
-        <w:rPr>
-          <w:rStyle w:val="OperatorTok"/>
-        </w:rPr>
-        <w:t xml:space="preserve">&lt;</w:t>
-      </w:r>
-      <w:r>
-        <w:rPr>
-          <w:rStyle w:val="NormalTok"/>
-        </w:rPr>
-        <w:t xml:space="preserve"> </w:t>
-      </w:r>
-      <w:r>
-        <w:rPr>
-          <w:rStyle w:val="KeywordTok"/>
-        </w:rPr>
-        <w:t xml:space="preserve">sizeof</w:t>
-      </w:r>
-      <w:r>
-        <w:rPr>
-          <w:rStyle w:val="NormalTok"/>
-        </w:rPr>
-        <w:t xml:space="preserve"> GIZLI</w:t>
-      </w:r>
-      <w:r>
-        <w:rPr>
-          <w:rStyle w:val="OperatorTok"/>
-        </w:rPr>
-        <w:t xml:space="preserve">;</w:t>
-      </w:r>
-      <w:r>
-        <w:rPr>
-          <w:rStyle w:val="NormalTok"/>
-        </w:rPr>
-        <w:t xml:space="preserve"> i</w:t>
-      </w:r>
-      <w:r>
-        <w:rPr>
-          <w:rStyle w:val="OperatorTok"/>
-        </w:rPr>
-        <w:t xml:space="preserve">++)</w:t>
-      </w:r>
-      <w:r>
-        <w:rPr>
-          <w:rStyle w:val="NormalTok"/>
-        </w:rPr>
-        <w:t xml:space="preserve"> tmp</w:t>
-      </w:r>
-      <w:r>
-        <w:rPr>
-          <w:rStyle w:val="OperatorTok"/>
-        </w:rPr>
-        <w:t xml:space="preserve">[</w:t>
-      </w:r>
-      <w:r>
-        <w:rPr>
-          <w:rStyle w:val="NormalTok"/>
-        </w:rPr>
-        <w:t xml:space="preserve">i</w:t>
-      </w:r>
-      <w:r>
-        <w:rPr>
-          <w:rStyle w:val="OperatorTok"/>
-        </w:rPr>
-        <w:t xml:space="preserve">]</w:t>
-      </w:r>
-      <w:r>
-        <w:rPr>
-          <w:rStyle w:val="NormalTok"/>
-        </w:rPr>
-        <w:t xml:space="preserve"> </w:t>
-      </w:r>
-      <w:r>
-        <w:rPr>
-          <w:rStyle w:val="OperatorTok"/>
-        </w:rPr>
-        <w:t xml:space="preserve">=</w:t>
-      </w:r>
-      <w:r>
-        <w:rPr>
-          <w:rStyle w:val="NormalTok"/>
-        </w:rPr>
-        <w:t xml:space="preserve"> GIZLI</w:t>
-      </w:r>
-      <w:r>
-        <w:rPr>
-          <w:rStyle w:val="OperatorTok"/>
-        </w:rPr>
-        <w:t xml:space="preserve">[</w:t>
-      </w:r>
-      <w:r>
-        <w:rPr>
-          <w:rStyle w:val="NormalTok"/>
-        </w:rPr>
-        <w:t xml:space="preserve">i</w:t>
-      </w:r>
-      <w:r>
-        <w:rPr>
-          <w:rStyle w:val="OperatorTok"/>
-        </w:rPr>
-        <w:t xml:space="preserve">]</w:t>
-      </w:r>
-      <w:r>
-        <w:rPr>
-          <w:rStyle w:val="NormalTok"/>
-        </w:rPr>
-        <w:t xml:space="preserve"> </w:t>
-      </w:r>
-      <w:r>
-        <w:rPr>
-          <w:rStyle w:val="OperatorTok"/>
-        </w:rPr>
-        <w:t xml:space="preserve">^</w:t>
-      </w:r>
-      <w:r>
-        <w:rPr>
-          <w:rStyle w:val="NormalTok"/>
-        </w:rPr>
-        <w:t xml:space="preserve"> </w:t>
-      </w:r>
-      <w:r>
-        <w:rPr>
-          <w:rStyle w:val="BaseNTok"/>
-        </w:rPr>
-        <w:t xml:space="preserve">0x5A</w:t>
-      </w:r>
-      <w:r>
-        <w:rPr>
-          <w:rStyle w:val="OperatorTok"/>
-        </w:rPr>
-        <w:t xml:space="preserve">;</w:t>
-      </w:r>
-      <w:r>
-        <w:rPr>
-          <w:rStyle w:val="NormalTok"/>
-        </w:rPr>
-        <w:t xml:space="preserve">  </w:t>
-      </w:r>
-      <w:r>
-        <w:rPr>
-          <w:rStyle w:val="CommentTok"/>
-        </w:rPr>
-        <w:t xml:space="preserve">/* çöz */</w:t>
-      </w:r>
-      <w:r>
-        <w:br/>
-      </w:r>
-      <w:r>
-        <w:rPr>
-          <w:rStyle w:val="NormalTok"/>
-        </w:rPr>
-        <w:t xml:space="preserve">    isle</w:t>
-      </w:r>
-      <w:r>
-        <w:rPr>
-          <w:rStyle w:val="OperatorTok"/>
-        </w:rPr>
-        <w:t xml:space="preserve">(</w:t>
-      </w:r>
-      <w:r>
-        <w:rPr>
-          <w:rStyle w:val="NormalTok"/>
-        </w:rPr>
-        <w:t xml:space="preserve">tmp</w:t>
-      </w:r>
-      <w:r>
-        <w:rPr>
-          <w:rStyle w:val="OperatorTok"/>
-        </w:rPr>
-        <w:t xml:space="preserve">,</w:t>
-      </w:r>
-      <w:r>
-        <w:rPr>
-          <w:rStyle w:val="NormalTok"/>
-        </w:rPr>
-        <w:t xml:space="preserve"> </w:t>
-      </w:r>
-      <w:r>
-        <w:rPr>
-          <w:rStyle w:val="KeywordTok"/>
-        </w:rPr>
-        <w:t xml:space="preserve">sizeof</w:t>
-      </w:r>
-      <w:r>
-        <w:rPr>
-          <w:rStyle w:val="NormalTok"/>
-        </w:rPr>
-        <w:t xml:space="preserve"> GIZLI</w:t>
-      </w:r>
-      <w:r>
-        <w:rPr>
-          <w:rStyle w:val="OperatorTok"/>
-        </w:rPr>
-        <w:t xml:space="preserve">);</w:t>
-      </w:r>
-      <w:r>
-        <w:br/>
-      </w:r>
-      <w:r>
-        <w:rPr>
-          <w:rStyle w:val="NormalTok"/>
-        </w:rPr>
-        <w:t xml:space="preserve">    memset_s_benzeri</w:t>
-      </w:r>
-      <w:r>
-        <w:rPr>
-          <w:rStyle w:val="OperatorTok"/>
-        </w:rPr>
-        <w:t xml:space="preserve">(</w:t>
-      </w:r>
-      <w:r>
-        <w:rPr>
-          <w:rStyle w:val="NormalTok"/>
-        </w:rPr>
-        <w:t xml:space="preserve">tmp</w:t>
-      </w:r>
-      <w:r>
-        <w:rPr>
-          <w:rStyle w:val="OperatorTok"/>
-        </w:rPr>
-        <w:t xml:space="preserve">,</w:t>
-      </w:r>
-      <w:r>
-        <w:rPr>
-          <w:rStyle w:val="NormalTok"/>
-        </w:rPr>
-        <w:t xml:space="preserve"> </w:t>
-      </w:r>
-      <w:r>
-        <w:rPr>
-          <w:rStyle w:val="KeywordTok"/>
-        </w:rPr>
-        <w:t xml:space="preserve">sizeof</w:t>
-      </w:r>
-      <w:r>
-        <w:rPr>
-          <w:rStyle w:val="NormalTok"/>
-        </w:rPr>
-        <w:t xml:space="preserve"> tmp</w:t>
-      </w:r>
-      <w:r>
-        <w:rPr>
-          <w:rStyle w:val="OperatorTok"/>
-        </w:rPr>
-        <w:t xml:space="preserve">);</w:t>
-      </w:r>
-      <w:r>
-        <w:rPr>
-          <w:rStyle w:val="NormalTok"/>
-        </w:rPr>
-        <w:t xml:space="preserve">   </w:t>
-      </w:r>
-      <w:r>
-        <w:rPr>
-          <w:rStyle w:val="CommentTok"/>
-        </w:rPr>
-        <w:t xml:space="preserve">/* kullanımdan hemen sonra sil (3. hafta) */</w:t>
-      </w:r>
-      <w:r>
-        <w:br/>
-      </w:r>
-      <w:r>
-        <w:rPr>
-          <w:rStyle w:val="OperatorTok"/>
-        </w:rPr>
-        <w:t xml:space="preserve">}</w:t>
-      </w:r>
-    </w:p>
-    <w:p>
-      <w:pPr>
-        <w:pStyle w:val="FirstParagraph"/>
-      </w:pPr>
-      <w:r>
-        <w:rPr>
-          <w:b/>
-          <w:bCs/>
-        </w:rPr>
-        <w:t xml:space="preserve">Maliyet:</w:t>
-      </w:r>
-      <w:r>
-        <w:t xml:space="preserve"> </w:t>
-      </w:r>
-      <w:r>
-        <w:t xml:space="preserve">düşük.</w:t>
-      </w:r>
-      <w:r>
-        <w:t xml:space="preserve"> </w:t>
-      </w:r>
-      <w:r>
-        <w:rPr>
-          <w:b/>
-          <w:bCs/>
-        </w:rPr>
-        <w:t xml:space="preserve">Sınır:</w:t>
-      </w:r>
-      <w:r>
-        <w:t xml:space="preserve"> </w:t>
-      </w:r>
-      <w:r>
-        <w:t xml:space="preserve">çalışan programda çözülmüş dize bellekte görünür; bu bir</w:t>
-      </w:r>
-      <w:r>
-        <w:t xml:space="preserve"> </w:t>
-      </w:r>
-      <w:r>
-        <w:rPr>
-          <w:b/>
-          <w:bCs/>
-        </w:rPr>
-        <w:t xml:space="preserve">statik tarama</w:t>
-      </w:r>
-      <w:r>
-        <w:t xml:space="preserve"> </w:t>
-      </w:r>
-      <w:r>
-        <w:t xml:space="preserve">önlemidir.</w:t>
-      </w:r>
-      <w:r>
-        <w:t xml:space="preserve"> </w:t>
-      </w:r>
-      <w:r>
-        <w:t xml:space="preserve">Çözme anahtarı da ikili dosyadadır — bu yüzden sahada çözme anahtarı</w:t>
-      </w:r>
-      <w:r>
-        <w:t xml:space="preserve"> </w:t>
-      </w:r>
-      <w:r>
-        <w:rPr>
-          <w:b/>
-          <w:bCs/>
-        </w:rPr>
-        <w:t xml:space="preserve">parçalanır ve dağıtılır</w:t>
-      </w:r>
-      <w:r>
-        <w:t xml:space="preserve"> </w:t>
-      </w:r>
-      <w:r>
-        <w:t xml:space="preserve">ve çözme fonksiyonu</w:t>
-      </w:r>
-      <w:r>
-        <w:t xml:space="preserve"> </w:t>
-      </w:r>
-      <w:r>
-        <w:t xml:space="preserve">ek denetimlerle korunur.</w:t>
-      </w:r>
-      <w:r>
-        <w:t xml:space="preserve"> </w:t>
-      </w:r>
-      <w:r>
-        <w:rPr>
-          <w:b/>
-          <w:bCs/>
-        </w:rPr>
-        <w:t xml:space="preserve">Ölçüm:</w:t>
-      </w:r>
-      <w:r>
-        <w:t xml:space="preserve"> </w:t>
-      </w:r>
-      <w:r>
-        <w:rPr>
-          <w:rStyle w:val="VerbatimChar"/>
-        </w:rPr>
-        <w:t xml:space="preserve">strings</w:t>
-      </w:r>
-      <w:r>
-        <w:t xml:space="preserve"> </w:t>
-      </w:r>
-      <w:r>
-        <w:t xml:space="preserve">çıktısında hassas dizge</w:t>
-      </w:r>
-      <w:r>
-        <w:t xml:space="preserve"> </w:t>
-      </w:r>
-      <w:r>
-        <w:rPr>
-          <w:b/>
-          <w:bCs/>
-        </w:rPr>
-        <w:t xml:space="preserve">bulunmamalı</w:t>
-      </w:r>
-      <w:r>
-        <w:t xml:space="preserve">.</w:t>
-      </w:r>
-    </w:p>
-    <w:p>
-      <w:pPr>
-        <w:pStyle w:val="BlockText"/>
-      </w:pPr>
-      <w:r>
-        <w:rPr>
-          <w:b/>
-          <w:bCs/>
-        </w:rPr>
-        <w:t xml:space="preserve">Kural: dize gizleme ile anahtar saklama karıştırılmaz</w:t>
-      </w:r>
-    </w:p>
-    <w:p>
-      <w:pPr>
-        <w:pStyle w:val="BlockText"/>
-      </w:pPr>
-      <w:r>
-        <w:t xml:space="preserve">Dize gizleme,</w:t>
-      </w:r>
-      <w:r>
-        <w:t xml:space="preserve"> </w:t>
-      </w:r>
-      <w:r>
-        <w:rPr>
-          <w:rStyle w:val="VerbatimChar"/>
-        </w:rPr>
-        <w:t xml:space="preserve">strings</w:t>
-      </w:r>
-      <w:r>
-        <w:t xml:space="preserve"> </w:t>
-      </w:r>
-      <w:r>
-        <w:t xml:space="preserve">gibi statik taramaları durdurur;</w:t>
-      </w:r>
-      <w:r>
-        <w:t xml:space="preserve"> </w:t>
-      </w:r>
-      <w:r>
-        <w:rPr>
-          <w:b/>
-          <w:bCs/>
-        </w:rPr>
-        <w:t xml:space="preserve">anahtar</w:t>
-      </w:r>
-      <w:r>
-        <w:t xml:space="preserve"> </w:t>
-      </w:r>
-      <w:r>
-        <w:t xml:space="preserve">korumak için değildir. Bu 1. bölümdeki</w:t>
-      </w:r>
-      <w:r>
-        <w:t xml:space="preserve"> </w:t>
-      </w:r>
-      <w:r>
-        <w:t xml:space="preserve">“gizleme anahtar saklamaz”</w:t>
-      </w:r>
-      <w:r>
-        <w:t xml:space="preserve"> </w:t>
-      </w:r>
-      <w:r>
-        <w:t xml:space="preserve">kuralının somut halidir. Gerçek anahtarlar için whitebox (11. hafta) ya da donanım.</w:t>
-      </w:r>
-    </w:p>
-    <w:bookmarkEnd w:id="31"/>
-    <w:bookmarkStart w:id="32" w:name="X2e2278bccc9f1421b6430ad04c05c03c5a50e0a"/>
-    <w:p>
-      <w:pPr>
-        <w:pStyle w:val="Heading3"/>
-      </w:pPr>
-      <w:r>
-        <w:t xml:space="preserve">KURAL K-08 — Sabit dönüşümleri, opak boolean ve fonksiyon boolean dönüşleri</w:t>
-      </w:r>
-    </w:p>
-    <w:p>
-      <w:pPr>
-        <w:pStyle w:val="FirstParagraph"/>
-      </w:pPr>
-      <w:r>
-        <w:t xml:space="preserve">Kılavuz güvenlik sonuçlarının nasıl temsil edileceğini ayrı bir kural yapar. Bir denetimin sonucunu düz bir</w:t>
-      </w:r>
-      <w:r>
-        <w:t xml:space="preserve"> </w:t>
-      </w:r>
-      <w:r>
-        <w:rPr>
-          <w:rStyle w:val="VerbatimChar"/>
-        </w:rPr>
-        <w:t xml:space="preserve">0</w:t>
-      </w:r>
-      <w:r>
-        <w:t xml:space="preserve">/</w:t>
-      </w:r>
-      <w:r>
-        <w:rPr>
-          <w:rStyle w:val="VerbatimChar"/>
-        </w:rPr>
-        <w:t xml:space="preserve">1</w:t>
-      </w:r>
-      <w:r>
-        <w:t xml:space="preserve"> </w:t>
-      </w:r>
-      <w:r>
-        <w:t xml:space="preserve">olarak döndürmek tehlikelidir: saldırgan tek bir baytı çevirerek</w:t>
-      </w:r>
-      <w:r>
-        <w:t xml:space="preserve"> </w:t>
-      </w:r>
-      <w:r>
-        <w:t xml:space="preserve">“başarısız”</w:t>
-      </w:r>
-      <w:r>
-        <w:t xml:space="preserve">ı</w:t>
-      </w:r>
-      <w:r>
-        <w:t xml:space="preserve"> </w:t>
-      </w:r>
-      <w:r>
-        <w:t xml:space="preserve">“başarılı”</w:t>
-      </w:r>
-      <w:r>
-        <w:t xml:space="preserve">ya dönüştürebilir.</w:t>
-      </w:r>
-      <w:r>
-        <w:t xml:space="preserve"> </w:t>
-      </w:r>
-      <w:r>
-        <w:rPr>
-          <w:b/>
-          <w:bCs/>
-        </w:rPr>
-        <w:t xml:space="preserve">Opak</w:t>
-      </w:r>
-      <w:r>
-        <w:rPr>
-          <w:b/>
-          <w:bCs/>
-        </w:rPr>
-        <w:t xml:space="preserve"> </w:t>
-      </w:r>
-      <w:r>
-        <w:rPr>
-          <w:b/>
-          <w:bCs/>
-        </w:rPr>
-        <w:t xml:space="preserve">boolean</w:t>
-      </w:r>
-      <w:r>
-        <w:t xml:space="preserve"> </w:t>
-      </w:r>
-      <w:r>
-        <w:t xml:space="preserve">kuralı, doğru/yanlış değerini</w:t>
-      </w:r>
-      <w:r>
-        <w:t xml:space="preserve"> </w:t>
-      </w:r>
-      <w:r>
-        <w:rPr>
-          <w:b/>
-          <w:bCs/>
-        </w:rPr>
-        <w:t xml:space="preserve">birden çok değere bağlı</w:t>
-      </w:r>
-      <w:r>
-        <w:t xml:space="preserve"> </w:t>
-      </w:r>
-      <w:r>
-        <w:t xml:space="preserve">ve tek bir bayt yamasıyla çevrilemeyecek biçimde</w:t>
-      </w:r>
-      <w:r>
-        <w:t xml:space="preserve"> </w:t>
-      </w:r>
-      <w:r>
-        <w:t xml:space="preserve">tutar. Fonksiyonlar da düz boolean yerine bu tür</w:t>
-      </w:r>
-      <w:r>
-        <w:t xml:space="preserve"> </w:t>
-      </w:r>
-      <w:r>
-        <w:rPr>
-          <w:b/>
-          <w:bCs/>
-        </w:rPr>
-        <w:t xml:space="preserve">opak dönüş kodları</w:t>
-      </w:r>
-      <w:r>
-        <w:t xml:space="preserve"> </w:t>
-      </w:r>
-      <w:r>
-        <w:t xml:space="preserve">verir.</w:t>
-      </w:r>
-    </w:p>
-    <w:p>
-      <w:pPr>
-        <w:pStyle w:val="BodyText"/>
-      </w:pPr>
-      <w:r>
-        <w:rPr>
-          <w:b/>
-          <w:bCs/>
-        </w:rPr>
-        <w:t xml:space="preserve">Opak boolean: tek bayt yaması sonucu çeviremez (kavram)</w:t>
-      </w:r>
-    </w:p>
-    <w:p>
-      <w:pPr>
-        <w:pStyle w:val="SourceCode"/>
-      </w:pPr>
-      <w:r>
-        <w:rPr>
-          <w:rStyle w:val="CommentTok"/>
-        </w:rPr>
-        <w:t xml:space="preserve">/* "izin" değeri tek bir sabit değil; iki durumdan türetilir ve çağıran taraf ikisini de doğrular. */</w:t>
-      </w:r>
-      <w:r>
-        <w:br/>
-      </w:r>
-      <w:r>
-        <w:rPr>
-          <w:rStyle w:val="KeywordTok"/>
-        </w:rPr>
-        <w:t xml:space="preserve">typedef</w:t>
-      </w:r>
-      <w:r>
-        <w:rPr>
-          <w:rStyle w:val="NormalTok"/>
-        </w:rPr>
-        <w:t xml:space="preserve"> </w:t>
-      </w:r>
-      <w:r>
-        <w:rPr>
-          <w:rStyle w:val="KeywordTok"/>
-        </w:rPr>
-        <w:t xml:space="preserve">struct</w:t>
-      </w:r>
-      <w:r>
-        <w:rPr>
-          <w:rStyle w:val="NormalTok"/>
-        </w:rPr>
-        <w:t xml:space="preserve"> </w:t>
-      </w:r>
-      <w:r>
-        <w:rPr>
-          <w:rStyle w:val="OperatorTok"/>
-        </w:rPr>
-        <w:t xml:space="preserve">{</w:t>
-      </w:r>
-      <w:r>
-        <w:rPr>
-          <w:rStyle w:val="NormalTok"/>
-        </w:rPr>
-        <w:t xml:space="preserve"> </w:t>
-      </w:r>
-      <w:r>
-        <w:rPr>
-          <w:rStyle w:val="DataTypeTok"/>
-        </w:rPr>
-        <w:t xml:space="preserve">uint32_t</w:t>
-      </w:r>
-      <w:r>
-        <w:rPr>
-          <w:rStyle w:val="NormalTok"/>
-        </w:rPr>
-        <w:t xml:space="preserve"> a</w:t>
-      </w:r>
-      <w:r>
-        <w:rPr>
-          <w:rStyle w:val="OperatorTok"/>
-        </w:rPr>
-        <w:t xml:space="preserve">,</w:t>
-      </w:r>
-      <w:r>
-        <w:rPr>
-          <w:rStyle w:val="NormalTok"/>
-        </w:rPr>
-        <w:t xml:space="preserve"> b</w:t>
-      </w:r>
-      <w:r>
-        <w:rPr>
-          <w:rStyle w:val="OperatorTok"/>
-        </w:rPr>
-        <w:t xml:space="preserve">;</w:t>
-      </w:r>
-      <w:r>
-        <w:rPr>
-          <w:rStyle w:val="NormalTok"/>
-        </w:rPr>
-        <w:t xml:space="preserve"> </w:t>
-      </w:r>
-      <w:r>
-        <w:rPr>
-          <w:rStyle w:val="OperatorTok"/>
-        </w:rPr>
-        <w:t xml:space="preserve">}</w:t>
-      </w:r>
-      <w:r>
-        <w:rPr>
-          <w:rStyle w:val="NormalTok"/>
-        </w:rPr>
-        <w:t xml:space="preserve"> Karar</w:t>
-      </w:r>
-      <w:r>
-        <w:rPr>
-          <w:rStyle w:val="OperatorTok"/>
-        </w:rPr>
-        <w:t xml:space="preserve">;</w:t>
-      </w:r>
-      <w:r>
-        <w:br/>
-      </w:r>
-      <w:r>
-        <w:rPr>
-          <w:rStyle w:val="DataTypeTok"/>
-        </w:rPr>
-        <w:t xml:space="preserve">static</w:t>
-      </w:r>
-      <w:r>
-        <w:rPr>
-          <w:rStyle w:val="NormalTok"/>
-        </w:rPr>
-        <w:t xml:space="preserve"> Karar izin_ver</w:t>
-      </w:r>
-      <w:r>
-        <w:rPr>
-          <w:rStyle w:val="OperatorTok"/>
-        </w:rPr>
-        <w:t xml:space="preserve">(</w:t>
-      </w:r>
-      <w:r>
-        <w:rPr>
-          <w:rStyle w:val="DataTypeTok"/>
-        </w:rPr>
-        <w:t xml:space="preserve">void</w:t>
-      </w:r>
-      <w:r>
-        <w:rPr>
-          <w:rStyle w:val="OperatorTok"/>
-        </w:rPr>
-        <w:t xml:space="preserve">)</w:t>
-      </w:r>
-      <w:r>
-        <w:rPr>
-          <w:rStyle w:val="NormalTok"/>
-        </w:rPr>
-        <w:t xml:space="preserve">  </w:t>
-      </w:r>
-      <w:r>
-        <w:rPr>
-          <w:rStyle w:val="OperatorTok"/>
-        </w:rPr>
-        <w:t xml:space="preserve">{</w:t>
-      </w:r>
-      <w:r>
-        <w:rPr>
-          <w:rStyle w:val="NormalTok"/>
-        </w:rPr>
-        <w:t xml:space="preserve"> </w:t>
-      </w:r>
-      <w:r>
-        <w:rPr>
-          <w:rStyle w:val="ControlFlowTok"/>
-        </w:rPr>
-        <w:t xml:space="preserve">return</w:t>
-      </w:r>
-      <w:r>
-        <w:rPr>
-          <w:rStyle w:val="NormalTok"/>
-        </w:rPr>
-        <w:t xml:space="preserve"> </w:t>
-      </w:r>
-      <w:r>
-        <w:rPr>
-          <w:rStyle w:val="OperatorTok"/>
-        </w:rPr>
-        <w:t xml:space="preserve">(</w:t>
-      </w:r>
-      <w:r>
-        <w:rPr>
-          <w:rStyle w:val="NormalTok"/>
-        </w:rPr>
-        <w:t xml:space="preserve">Karar</w:t>
-      </w:r>
-      <w:r>
-        <w:rPr>
-          <w:rStyle w:val="OperatorTok"/>
-        </w:rPr>
-        <w:t xml:space="preserve">){</w:t>
-      </w:r>
-      <w:r>
-        <w:rPr>
-          <w:rStyle w:val="NormalTok"/>
-        </w:rPr>
-        <w:t xml:space="preserve"> </w:t>
-      </w:r>
-      <w:r>
-        <w:rPr>
-          <w:rStyle w:val="BaseNTok"/>
-        </w:rPr>
-        <w:t xml:space="preserve">0xA3C1</w:t>
-      </w:r>
-      <w:r>
-        <w:rPr>
-          <w:rStyle w:val="BuiltInTok"/>
-        </w:rPr>
-        <w:t xml:space="preserve">u</w:t>
-      </w:r>
-      <w:r>
-        <w:rPr>
-          <w:rStyle w:val="OperatorTok"/>
-        </w:rPr>
-        <w:t xml:space="preserve">,</w:t>
-      </w:r>
-      <w:r>
-        <w:rPr>
-          <w:rStyle w:val="NormalTok"/>
-        </w:rPr>
-        <w:t xml:space="preserve"> </w:t>
-      </w:r>
-      <w:r>
-        <w:rPr>
-          <w:rStyle w:val="BaseNTok"/>
-        </w:rPr>
-        <w:t xml:space="preserve">0x5C3E</w:t>
-      </w:r>
-      <w:r>
-        <w:rPr>
-          <w:rStyle w:val="BuiltInTok"/>
-        </w:rPr>
-        <w:t xml:space="preserve">u</w:t>
-      </w:r>
-      <w:r>
-        <w:rPr>
-          <w:rStyle w:val="NormalTok"/>
-        </w:rPr>
-        <w:t xml:space="preserve"> </w:t>
-      </w:r>
-      <w:r>
-        <w:rPr>
-          <w:rStyle w:val="OperatorTok"/>
-        </w:rPr>
-        <w:t xml:space="preserve">};</w:t>
-      </w:r>
-      <w:r>
-        <w:rPr>
-          <w:rStyle w:val="NormalTok"/>
-        </w:rPr>
-        <w:t xml:space="preserve"> </w:t>
-      </w:r>
-      <w:r>
-        <w:rPr>
-          <w:rStyle w:val="OperatorTok"/>
-        </w:rPr>
-        <w:t xml:space="preserve">}</w:t>
-      </w:r>
-      <w:r>
-        <w:rPr>
-          <w:rStyle w:val="NormalTok"/>
-        </w:rPr>
-        <w:t xml:space="preserve"> </w:t>
-      </w:r>
-      <w:r>
-        <w:rPr>
-          <w:rStyle w:val="CommentTok"/>
-        </w:rPr>
-        <w:t xml:space="preserve">/* a ^ b == 0xFFFF */</w:t>
-      </w:r>
-      <w:r>
-        <w:br/>
-      </w:r>
-      <w:r>
-        <w:rPr>
-          <w:rStyle w:val="DataTypeTok"/>
-        </w:rPr>
-        <w:t xml:space="preserve">static</w:t>
-      </w:r>
-      <w:r>
-        <w:rPr>
-          <w:rStyle w:val="NormalTok"/>
-        </w:rPr>
-        <w:t xml:space="preserve"> </w:t>
-      </w:r>
-      <w:r>
-        <w:rPr>
-          <w:rStyle w:val="DataTypeTok"/>
-        </w:rPr>
-        <w:t xml:space="preserve">int</w:t>
-      </w:r>
-      <w:r>
-        <w:rPr>
-          <w:rStyle w:val="NormalTok"/>
-        </w:rPr>
-        <w:t xml:space="preserve">  karar_izin_mi</w:t>
-      </w:r>
-      <w:r>
-        <w:rPr>
-          <w:rStyle w:val="OperatorTok"/>
-        </w:rPr>
-        <w:t xml:space="preserve">(</w:t>
-      </w:r>
-      <w:r>
-        <w:rPr>
-          <w:rStyle w:val="NormalTok"/>
-        </w:rPr>
-        <w:t xml:space="preserve">Karar k</w:t>
-      </w:r>
-      <w:r>
-        <w:rPr>
-          <w:rStyle w:val="OperatorTok"/>
-        </w:rPr>
-        <w:t xml:space="preserve">)</w:t>
-      </w:r>
-      <w:r>
-        <w:rPr>
-          <w:rStyle w:val="NormalTok"/>
-        </w:rPr>
-        <w:t xml:space="preserve"> </w:t>
-      </w:r>
-      <w:r>
-        <w:rPr>
-          <w:rStyle w:val="OperatorTok"/>
-        </w:rPr>
-        <w:t xml:space="preserve">{</w:t>
-      </w:r>
-      <w:r>
-        <w:rPr>
-          <w:rStyle w:val="NormalTok"/>
-        </w:rPr>
-        <w:t xml:space="preserve"> </w:t>
-      </w:r>
-      <w:r>
-        <w:rPr>
-          <w:rStyle w:val="ControlFlowTok"/>
-        </w:rPr>
-        <w:t xml:space="preserve">return</w:t>
-      </w:r>
-      <w:r>
-        <w:rPr>
-          <w:rStyle w:val="NormalTok"/>
-        </w:rPr>
-        <w:t xml:space="preserve"> </w:t>
-      </w:r>
-      <w:r>
-        <w:rPr>
-          <w:rStyle w:val="OperatorTok"/>
-        </w:rPr>
-        <w:t xml:space="preserve">(</w:t>
-      </w:r>
-      <w:r>
-        <w:rPr>
-          <w:rStyle w:val="NormalTok"/>
-        </w:rPr>
-        <w:t xml:space="preserve">k</w:t>
-      </w:r>
-      <w:r>
-        <w:rPr>
-          <w:rStyle w:val="OperatorTok"/>
-        </w:rPr>
-        <w:t xml:space="preserve">.</w:t>
-      </w:r>
-      <w:r>
-        <w:rPr>
-          <w:rStyle w:val="NormalTok"/>
-        </w:rPr>
-        <w:t xml:space="preserve">a </w:t>
-      </w:r>
-      <w:r>
-        <w:rPr>
-          <w:rStyle w:val="OperatorTok"/>
-        </w:rPr>
-        <w:t xml:space="preserve">^</w:t>
-      </w:r>
-      <w:r>
-        <w:rPr>
-          <w:rStyle w:val="NormalTok"/>
-        </w:rPr>
-        <w:t xml:space="preserve"> k</w:t>
-      </w:r>
-      <w:r>
-        <w:rPr>
-          <w:rStyle w:val="OperatorTok"/>
-        </w:rPr>
-        <w:t xml:space="preserve">.</w:t>
-      </w:r>
-      <w:r>
-        <w:rPr>
-          <w:rStyle w:val="NormalTok"/>
-        </w:rPr>
-        <w:t xml:space="preserve">b</w:t>
-      </w:r>
-      <w:r>
-        <w:rPr>
-          <w:rStyle w:val="OperatorTok"/>
-        </w:rPr>
-        <w:t xml:space="preserve">)</w:t>
-      </w:r>
-      <w:r>
-        <w:rPr>
-          <w:rStyle w:val="NormalTok"/>
-        </w:rPr>
-        <w:t xml:space="preserve"> </w:t>
-      </w:r>
-      <w:r>
-        <w:rPr>
-          <w:rStyle w:val="OperatorTok"/>
-        </w:rPr>
-        <w:t xml:space="preserve">==</w:t>
-      </w:r>
-      <w:r>
-        <w:rPr>
-          <w:rStyle w:val="NormalTok"/>
-        </w:rPr>
-        <w:t xml:space="preserve"> </w:t>
-      </w:r>
-      <w:r>
-        <w:rPr>
-          <w:rStyle w:val="BaseNTok"/>
-        </w:rPr>
-        <w:t xml:space="preserve">0xFFFF</w:t>
-      </w:r>
-      <w:r>
-        <w:rPr>
-          <w:rStyle w:val="BuiltInTok"/>
-        </w:rPr>
-        <w:t xml:space="preserve">u</w:t>
-      </w:r>
-      <w:r>
-        <w:rPr>
-          <w:rStyle w:val="OperatorTok"/>
-        </w:rPr>
-        <w:t xml:space="preserve">;</w:t>
-      </w:r>
-      <w:r>
-        <w:rPr>
-          <w:rStyle w:val="NormalTok"/>
-        </w:rPr>
-        <w:t xml:space="preserve"> </w:t>
-      </w:r>
-      <w:r>
-        <w:rPr>
-          <w:rStyle w:val="OperatorTok"/>
-        </w:rPr>
-        <w:t xml:space="preserve">}</w:t>
-      </w:r>
-    </w:p>
-    <w:p>
-      <w:pPr>
-        <w:pStyle w:val="FirstParagraph"/>
-      </w:pPr>
-      <w:r>
-        <w:rPr>
-          <w:b/>
-          <w:bCs/>
-        </w:rPr>
-        <w:t xml:space="preserve">Maliyet:</w:t>
-      </w:r>
-      <w:r>
-        <w:t xml:space="preserve"> </w:t>
-      </w:r>
-      <w:r>
-        <w:t xml:space="preserve">düşük.</w:t>
-      </w:r>
-      <w:r>
-        <w:t xml:space="preserve"> </w:t>
-      </w:r>
-      <w:r>
-        <w:rPr>
-          <w:b/>
-          <w:bCs/>
-        </w:rPr>
-        <w:t xml:space="preserve">Sınır:</w:t>
-      </w:r>
-      <w:r>
-        <w:t xml:space="preserve"> </w:t>
-      </w:r>
-      <w:r>
-        <w:t xml:space="preserve">yeterince incelenirse çözülür; amacı tek-bayt yamayı ve kaba dal-çevirmeyi</w:t>
-      </w:r>
-      <w:r>
-        <w:t xml:space="preserve"> </w:t>
-      </w:r>
-      <w:r>
-        <w:t xml:space="preserve">engellemektir.</w:t>
-      </w:r>
-      <w:r>
-        <w:t xml:space="preserve"> </w:t>
-      </w:r>
-      <w:r>
-        <w:rPr>
-          <w:b/>
-          <w:bCs/>
-        </w:rPr>
-        <w:t xml:space="preserve">Ölçüm:</w:t>
-      </w:r>
-      <w:r>
-        <w:t xml:space="preserve"> </w:t>
-      </w:r>
-      <w:r>
-        <w:t xml:space="preserve">“sonucu tersine çevir”</w:t>
-      </w:r>
-      <w:r>
-        <w:t xml:space="preserve"> </w:t>
-      </w:r>
-      <w:r>
-        <w:t xml:space="preserve">saldırısında değiştirilmesi gereken bağımsız nokta sayısı &gt; 1.</w:t>
-      </w:r>
-    </w:p>
-    <w:bookmarkEnd w:id="32"/>
-    <w:bookmarkStart w:id="33" w:name="Xcc7f1d8336cade38e56e7ab6fbf21f32adb9232"/>
-    <w:p>
-      <w:pPr>
-        <w:pStyle w:val="Heading3"/>
-      </w:pPr>
-      <w:r>
-        <w:t xml:space="preserve">KURAL K-09 — Değişken bölme, birleştirme ve dizi yeniden yapılandırma</w:t>
-      </w:r>
-    </w:p>
-    <w:p>
-      <w:pPr>
-        <w:pStyle w:val="FirstParagraph"/>
-      </w:pPr>
-      <w:r>
-        <w:rPr>
-          <w:b/>
-          <w:bCs/>
-        </w:rPr>
-        <w:t xml:space="preserve">Neyi korur?</w:t>
-      </w:r>
-      <w:r>
-        <w:t xml:space="preserve"> </w:t>
-      </w:r>
-      <w:r>
-        <w:t xml:space="preserve">Hassas bir değişkenin bellekteki tanınabilir izini.</w:t>
-      </w:r>
-      <w:r>
-        <w:t xml:space="preserve"> </w:t>
-      </w:r>
-      <w:r>
-        <w:t xml:space="preserve">“32 baytlık bir blok = bir AES anahtarı”</w:t>
-      </w:r>
-      <w:r>
-        <w:t xml:space="preserve"> </w:t>
-      </w:r>
-      <w:r>
-        <w:t xml:space="preserve">gibi</w:t>
-      </w:r>
-      <w:r>
-        <w:t xml:space="preserve"> </w:t>
-      </w:r>
-      <w:r>
-        <w:t xml:space="preserve">kalıplar saldırgana yol gösterir.</w:t>
-      </w:r>
-      <w:r>
-        <w:t xml:space="preserve"> </w:t>
-      </w:r>
-      <w:r>
-        <w:rPr>
-          <w:b/>
-          <w:bCs/>
-        </w:rPr>
-        <w:t xml:space="preserve">Nasıl?</w:t>
-      </w:r>
-      <w:r>
-        <w:t xml:space="preserve"> </w:t>
-      </w:r>
-      <w:r>
-        <w:t xml:space="preserve">Bir değişken iki parçaya</w:t>
-      </w:r>
-      <w:r>
-        <w:t xml:space="preserve"> </w:t>
-      </w:r>
-      <w:r>
-        <w:rPr>
-          <w:b/>
-          <w:bCs/>
-        </w:rPr>
-        <w:t xml:space="preserve">bölünür</w:t>
-      </w:r>
-      <w:r>
-        <w:t xml:space="preserve"> </w:t>
-      </w:r>
-      <w:r>
-        <w:t xml:space="preserve">(ör. bir 32-bit değeri iki 16-bit</w:t>
-      </w:r>
-      <w:r>
-        <w:t xml:space="preserve"> </w:t>
-      </w:r>
-      <w:r>
-        <w:t xml:space="preserve">paydan hesaplamak), birden çok değişken tek bir söze</w:t>
-      </w:r>
-      <w:r>
-        <w:t xml:space="preserve"> </w:t>
-      </w:r>
-      <w:r>
-        <w:rPr>
-          <w:b/>
-          <w:bCs/>
-        </w:rPr>
-        <w:t xml:space="preserve">birleştirilir</w:t>
-      </w:r>
-      <w:r>
-        <w:t xml:space="preserve">, diziler yeniden düzenlenir; tamponların</w:t>
-      </w:r>
-      <w:r>
-        <w:t xml:space="preserve"> </w:t>
-      </w:r>
-      <w:r>
-        <w:t xml:space="preserve">boyutu, sırası ve yerleşimi değiştirilir, araya sahte ayırmalar konur ve kullanımdan sonra rastgele değerle doldurulur.</w:t>
-      </w:r>
-    </w:p>
-    <w:p>
-      <w:pPr>
-        <w:pStyle w:val="BodyText"/>
-      </w:pPr>
-      <w:r>
-        <w:rPr>
-          <w:b/>
-          <w:bCs/>
-        </w:rPr>
-        <w:t xml:space="preserve">Maliyet:</w:t>
-      </w:r>
-      <w:r>
-        <w:t xml:space="preserve"> </w:t>
-      </w:r>
-      <w:r>
-        <w:t xml:space="preserve">düşük–orta.</w:t>
-      </w:r>
-      <w:r>
-        <w:t xml:space="preserve"> </w:t>
-      </w:r>
-      <w:r>
-        <w:rPr>
-          <w:b/>
-          <w:bCs/>
-        </w:rPr>
-        <w:t xml:space="preserve">Sınır:</w:t>
-      </w:r>
-      <w:r>
-        <w:t xml:space="preserve"> </w:t>
-      </w:r>
-      <w:r>
-        <w:t xml:space="preserve">yalnız statik/kalıp analizini yavaşlatır.</w:t>
-      </w:r>
-      <w:r>
-        <w:t xml:space="preserve"> </w:t>
-      </w:r>
-      <w:r>
-        <w:rPr>
-          <w:b/>
-          <w:bCs/>
-        </w:rPr>
-        <w:t xml:space="preserve">Ölçüm:</w:t>
-      </w:r>
-      <w:r>
-        <w:t xml:space="preserve"> </w:t>
-      </w:r>
-      <w:r>
-        <w:t xml:space="preserve">hassas tamponun bellek</w:t>
-      </w:r>
-      <w:r>
-        <w:t xml:space="preserve"> </w:t>
-      </w:r>
-      <w:r>
-        <w:t xml:space="preserve">kalıbından tanınma süresi.</w:t>
-      </w:r>
-    </w:p>
-    <w:bookmarkEnd w:id="33"/>
-    <w:bookmarkEnd w:id="34"/>
-    <w:bookmarkStart w:id="38" w:name="program-bütünü-düzeyinde-kurallar"/>
-    <w:p>
-      <w:pPr>
-        <w:pStyle w:val="Heading2"/>
-      </w:pPr>
-      <w:r>
-        <w:t xml:space="preserve">7. Program bütünü düzeyinde kurallar</w:t>
-      </w:r>
-    </w:p>
-    <w:bookmarkStart w:id="35" w:name="X887496c8bfec8683c2fbf5dec70e060de95d664"/>
-    <w:p>
-      <w:pPr>
-        <w:pStyle w:val="Heading3"/>
-      </w:pPr>
-      <w:r>
-        <w:t xml:space="preserve">KURAL K-10 — Sanallaştırma tabanlı gizleme (kavram)</w:t>
-      </w:r>
-    </w:p>
-    <w:p>
-      <w:pPr>
-        <w:pStyle w:val="FirstParagraph"/>
-      </w:pPr>
-      <w:r>
-        <w:rPr>
-          <w:b/>
-          <w:bCs/>
-        </w:rPr>
-        <w:t xml:space="preserve">Neyi korur?</w:t>
-      </w:r>
-      <w:r>
-        <w:t xml:space="preserve"> </w:t>
-      </w:r>
-      <w:r>
-        <w:t xml:space="preserve">Bir fonksiyonun</w:t>
-      </w:r>
-      <w:r>
-        <w:t xml:space="preserve"> </w:t>
-      </w:r>
-      <w:r>
-        <w:rPr>
-          <w:b/>
-          <w:bCs/>
-        </w:rPr>
-        <w:t xml:space="preserve">makine kodunun kendisini</w:t>
-      </w:r>
-      <w:r>
-        <w:t xml:space="preserve">.</w:t>
-      </w:r>
-      <w:r>
-        <w:t xml:space="preserve"> </w:t>
-      </w:r>
-      <w:r>
-        <w:rPr>
-          <w:b/>
-          <w:bCs/>
-        </w:rPr>
-        <w:t xml:space="preserve">Nasıl?</w:t>
-      </w:r>
-      <w:r>
-        <w:t xml:space="preserve"> </w:t>
-      </w:r>
-      <w:r>
-        <w:t xml:space="preserve">Fonksiyon, gerçek makine komutları yerine</w:t>
-      </w:r>
-      <w:r>
-        <w:t xml:space="preserve"> </w:t>
-      </w:r>
-      <w:r>
-        <w:rPr>
-          <w:b/>
-          <w:bCs/>
-        </w:rPr>
-        <w:t xml:space="preserve">özel bir sanal makinenin (VM) bayt koduna</w:t>
-      </w:r>
-      <w:r>
-        <w:t xml:space="preserve"> </w:t>
-      </w:r>
-      <w:r>
-        <w:t xml:space="preserve">çevrilir; ikili dosyaya bu bayt kodu ile onu yorumlayan küçük bir</w:t>
-      </w:r>
-      <w:r>
-        <w:t xml:space="preserve"> </w:t>
-      </w:r>
-      <w:r>
-        <w:t xml:space="preserve">yorumlayıcı gömülür. Saldırgan artık tanıdık makine kodunu değil, önce çözmesi gereken</w:t>
-      </w:r>
-      <w:r>
-        <w:t xml:space="preserve"> </w:t>
-      </w:r>
-      <w:r>
-        <w:rPr>
-          <w:b/>
-          <w:bCs/>
-        </w:rPr>
-        <w:t xml:space="preserve">özel bir komut kümesini</w:t>
-      </w:r>
-      <w:r>
-        <w:t xml:space="preserve"> </w:t>
-      </w:r>
-      <w:r>
-        <w:t xml:space="preserve">görür.</w:t>
-      </w:r>
-    </w:p>
-    <w:p>
-      <w:pPr>
-        <w:pStyle w:val="BodyText"/>
-      </w:pPr>
-      <w:r>
-        <w:rPr>
-          <w:b/>
-          <w:bCs/>
-        </w:rPr>
-        <w:t xml:space="preserve">Maliyet:</w:t>
-      </w:r>
-      <w:r>
-        <w:t xml:space="preserve"> </w:t>
-      </w:r>
-      <w:r>
-        <w:rPr>
-          <w:b/>
-          <w:bCs/>
-        </w:rPr>
-        <w:t xml:space="preserve">yüksek</w:t>
-      </w:r>
-      <w:r>
-        <w:t xml:space="preserve"> </w:t>
-      </w:r>
-      <w:r>
-        <w:t xml:space="preserve">— hem başarım (yorumlanan kod yavaştır) hem bakım açısından pahalıdır; bu yüzden yalnız en</w:t>
-      </w:r>
-      <w:r>
-        <w:t xml:space="preserve"> </w:t>
-      </w:r>
-      <w:r>
-        <w:t xml:space="preserve">kritik, küçük ve sık değişmeyen fonksiyonlara uygulanır.</w:t>
-      </w:r>
-      <w:r>
-        <w:t xml:space="preserve"> </w:t>
-      </w:r>
-      <w:r>
-        <w:rPr>
-          <w:b/>
-          <w:bCs/>
-        </w:rPr>
-        <w:t xml:space="preserve">Sınır:</w:t>
-      </w:r>
-      <w:r>
-        <w:t xml:space="preserve"> </w:t>
-      </w:r>
-      <w:r>
-        <w:t xml:space="preserve">VM’in kendisi bir kez çözülürse bütün korunan</w:t>
-      </w:r>
-      <w:r>
-        <w:t xml:space="preserve"> </w:t>
-      </w:r>
-      <w:r>
-        <w:t xml:space="preserve">fonksiyonlar açılabilir; ve tek bir VM tasarımı bütün kopyalarda aynıysa çeşitlendirme yoktur.</w:t>
-      </w:r>
-      <w:r>
-        <w:t xml:space="preserve"> </w:t>
-      </w:r>
-      <w:r>
-        <w:rPr>
-          <w:b/>
-          <w:bCs/>
-        </w:rPr>
-        <w:t xml:space="preserve">Ölçüm:</w:t>
-      </w:r>
-      <w:r>
-        <w:t xml:space="preserve"> </w:t>
-      </w:r>
-      <w:r>
-        <w:t xml:space="preserve">korunan</w:t>
-      </w:r>
-      <w:r>
-        <w:t xml:space="preserve"> </w:t>
-      </w:r>
-      <w:r>
-        <w:t xml:space="preserve">fonksiyonun boyut/hız maliyeti; bir analistin VM komut kümesini çözme süresi. 14. haftada Tigress’in</w:t>
-      </w:r>
-      <w:r>
-        <w:t xml:space="preserve"> </w:t>
-      </w:r>
-      <w:r>
-        <w:rPr>
-          <w:rStyle w:val="VerbatimChar"/>
-        </w:rPr>
-        <w:t xml:space="preserve">Virtualize</w:t>
-      </w:r>
-      <w:r>
-        <w:t xml:space="preserve"> </w:t>
-      </w:r>
-      <w:r>
-        <w:t xml:space="preserve">dönüşümüyle bunu kavramsal olarak göreceğiz.</w:t>
-      </w:r>
-    </w:p>
-    <w:bookmarkEnd w:id="35"/>
-    <w:bookmarkStart w:id="36" w:name="Xfd6982b8278792fbd92b1ccfabb63301a65b0d6"/>
-    <w:p>
-      <w:pPr>
-        <w:pStyle w:val="Heading3"/>
-      </w:pPr>
-      <w:r>
-        <w:t xml:space="preserve">KURAL K-11 — Derleyici tabanlı gizleme (O-LLVM ailesi)</w:t>
-      </w:r>
-    </w:p>
-    <w:p>
-      <w:pPr>
-        <w:pStyle w:val="FirstParagraph"/>
-      </w:pPr>
-      <w:r>
-        <w:rPr>
-          <w:b/>
-          <w:bCs/>
-        </w:rPr>
-        <w:t xml:space="preserve">Neyi korur?</w:t>
-      </w:r>
-      <w:r>
-        <w:t xml:space="preserve"> </w:t>
-      </w:r>
-      <w:r>
-        <w:t xml:space="preserve">Yukarıdaki kontrol/veri kurallarını,</w:t>
-      </w:r>
-      <w:r>
-        <w:t xml:space="preserve"> </w:t>
-      </w:r>
-      <w:r>
-        <w:rPr>
-          <w:b/>
-          <w:bCs/>
-        </w:rPr>
-        <w:t xml:space="preserve">el ile değil</w:t>
-      </w:r>
-      <w:r>
-        <w:t xml:space="preserve"> </w:t>
-      </w:r>
-      <w:r>
-        <w:t xml:space="preserve">derleyici geçişleriyle uygulayarak.</w:t>
-      </w:r>
-      <w:r>
-        <w:t xml:space="preserve"> </w:t>
-      </w:r>
-      <w:r>
-        <w:rPr>
-          <w:b/>
-          <w:bCs/>
-        </w:rPr>
-        <w:t xml:space="preserve">Nasıl?</w:t>
-      </w:r>
-      <w:r>
-        <w:t xml:space="preserve"> </w:t>
-      </w:r>
-      <w:r>
-        <w:t xml:space="preserve">LLVM tabanlı gizleyiciler (Obfuscator-LLVM ve türevleri) düzleştirme, sahte kontrol akışı ve komut değiştirme</w:t>
-      </w:r>
-      <w:r>
-        <w:t xml:space="preserve"> </w:t>
-      </w:r>
-      <w:r>
-        <w:t xml:space="preserve">geçişlerini derleme sırasında otomatik uygular. Avantajı: kaynak kodu okunur kalır, koruma bir derleme</w:t>
-      </w:r>
-      <w:r>
-        <w:t xml:space="preserve"> </w:t>
-      </w:r>
-      <w:r>
-        <w:t xml:space="preserve">seçeneğidir; her sürümde farklı tohum (</w:t>
-      </w:r>
-      <w:r>
-        <w:rPr>
-          <w:b/>
-          <w:bCs/>
-        </w:rPr>
-        <w:t xml:space="preserve">seed</w:t>
-      </w:r>
-      <w:r>
-        <w:t xml:space="preserve">) vererek çeşitlendirme kolaydır.</w:t>
-      </w:r>
-      <w:r>
-        <w:t xml:space="preserve"> </w:t>
-      </w:r>
-      <w:r>
-        <w:rPr>
-          <w:b/>
-          <w:bCs/>
-        </w:rPr>
-        <w:t xml:space="preserve">Maliyet:</w:t>
-      </w:r>
-      <w:r>
-        <w:t xml:space="preserve"> </w:t>
-      </w:r>
-      <w:r>
-        <w:t xml:space="preserve">orta; başarım etkisi</w:t>
-      </w:r>
-      <w:r>
-        <w:t xml:space="preserve"> </w:t>
-      </w:r>
-      <w:r>
-        <w:t xml:space="preserve">seçilen geçişlere bağlıdır.</w:t>
-      </w:r>
-      <w:r>
-        <w:t xml:space="preserve"> </w:t>
-      </w:r>
-      <w:r>
-        <w:rPr>
-          <w:b/>
-          <w:bCs/>
-        </w:rPr>
-        <w:t xml:space="preserve">Sınır:</w:t>
-      </w:r>
-      <w:r>
-        <w:t xml:space="preserve"> </w:t>
-      </w:r>
-      <w:r>
-        <w:t xml:space="preserve">iyi bilinen geçişlerin ürettiği kalıplar tanınabilir; araç sürümüyle güncel</w:t>
-      </w:r>
-      <w:r>
-        <w:t xml:space="preserve"> </w:t>
-      </w:r>
-      <w:r>
-        <w:t xml:space="preserve">kalmak gerekir.</w:t>
-      </w:r>
-      <w:r>
-        <w:t xml:space="preserve"> </w:t>
-      </w:r>
-      <w:r>
-        <w:rPr>
-          <w:b/>
-          <w:bCs/>
-        </w:rPr>
-        <w:t xml:space="preserve">Ölçüm:</w:t>
-      </w:r>
-      <w:r>
-        <w:t xml:space="preserve"> </w:t>
-      </w:r>
-      <w:r>
-        <w:t xml:space="preserve">aynı geçişlerin farklı tohumlarla ürettiği ikili dosyalar arasındaki fark (çeşitlendirme</w:t>
-      </w:r>
-      <w:r>
-        <w:t xml:space="preserve"> </w:t>
-      </w:r>
-      <w:r>
-        <w:t xml:space="preserve">ölçütü, bölüm 5).</w:t>
-      </w:r>
-    </w:p>
-    <w:bookmarkEnd w:id="36"/>
-    <w:bookmarkStart w:id="37" w:name="X45751af33b84d9c93417858cfb762c37bfd048d"/>
-    <w:p>
-      <w:pPr>
-        <w:pStyle w:val="Heading3"/>
-      </w:pPr>
-      <w:r>
-        <w:t xml:space="preserve">KURAL K-12 — Kendini değiştiren kod ve dinamik şifreleme (kavram, dikkatli)</w:t>
-      </w:r>
-    </w:p>
-    <w:p>
-      <w:pPr>
-        <w:pStyle w:val="FirstParagraph"/>
-      </w:pPr>
-      <w:r>
-        <w:rPr>
-          <w:b/>
-          <w:bCs/>
-        </w:rPr>
-        <w:t xml:space="preserve">Neyi korur?</w:t>
-      </w:r>
-      <w:r>
-        <w:t xml:space="preserve"> </w:t>
-      </w:r>
-      <w:r>
-        <w:t xml:space="preserve">En hassas kod bölümlerini, ikili dosyada</w:t>
-      </w:r>
-      <w:r>
-        <w:t xml:space="preserve"> </w:t>
-      </w:r>
-      <w:r>
-        <w:rPr>
-          <w:b/>
-          <w:bCs/>
-        </w:rPr>
-        <w:t xml:space="preserve">şifreli</w:t>
-      </w:r>
-      <w:r>
-        <w:t xml:space="preserve"> </w:t>
-      </w:r>
-      <w:r>
-        <w:t xml:space="preserve">tutarak.</w:t>
-      </w:r>
-      <w:r>
-        <w:t xml:space="preserve"> </w:t>
-      </w:r>
-      <w:r>
-        <w:rPr>
-          <w:b/>
-          <w:bCs/>
-        </w:rPr>
-        <w:t xml:space="preserve">Nasıl?</w:t>
-      </w:r>
-      <w:r>
-        <w:t xml:space="preserve"> </w:t>
-      </w:r>
-      <w:r>
-        <w:t xml:space="preserve">Bölüm ikili dosyada şifreli</w:t>
-      </w:r>
-      <w:r>
-        <w:t xml:space="preserve"> </w:t>
-      </w:r>
-      <w:r>
-        <w:t xml:space="preserve">durur; yalnız çalışacağı an belleğe çözülür, çalışır ve sonra yeniden şifrelenir ya da silinir.</w:t>
-      </w:r>
-      <w:r>
-        <w:t xml:space="preserve"> </w:t>
-      </w:r>
-      <w:r>
-        <w:rPr>
-          <w:b/>
-          <w:bCs/>
-        </w:rPr>
-        <w:t xml:space="preserve">Maliyet:</w:t>
-      </w:r>
-      <w:r>
-        <w:t xml:space="preserve"> </w:t>
-      </w:r>
-      <w:r>
-        <w:t xml:space="preserve">yüksek</w:t>
-      </w:r>
-      <w:r>
-        <w:t xml:space="preserve"> </w:t>
-      </w:r>
-      <w:r>
-        <w:t xml:space="preserve">ve</w:t>
-      </w:r>
-      <w:r>
-        <w:t xml:space="preserve"> </w:t>
-      </w:r>
-      <w:r>
-        <w:rPr>
-          <w:b/>
-          <w:bCs/>
-        </w:rPr>
-        <w:t xml:space="preserve">risklidir</w:t>
-      </w:r>
-      <w:r>
-        <w:t xml:space="preserve">: modern işletim sistemlerinin bellek korumalarıyla (DEP/NX, yazılabilir-ve-çalıştırılabilir sayfa</w:t>
-      </w:r>
-      <w:r>
-        <w:t xml:space="preserve"> </w:t>
-      </w:r>
-      <w:r>
-        <w:t xml:space="preserve">ayrımı, W^X) doğrudan çatışır; yanlış uygulanırsa hem çöker hem de yeni bir açık yaratır.</w:t>
-      </w:r>
-      <w:r>
-        <w:t xml:space="preserve"> </w:t>
-      </w:r>
-      <w:r>
-        <w:rPr>
-          <w:b/>
-          <w:bCs/>
-        </w:rPr>
-        <w:t xml:space="preserve">Sınır:</w:t>
-      </w:r>
-      <w:r>
-        <w:t xml:space="preserve"> </w:t>
-      </w:r>
-      <w:r>
-        <w:t xml:space="preserve">çalışırken bir</w:t>
-      </w:r>
-      <w:r>
-        <w:t xml:space="preserve"> </w:t>
-      </w:r>
-      <w:r>
-        <w:t xml:space="preserve">noktada kod bellekte açıktır; bir bellek dökümü onu yakalayabilir.</w:t>
-      </w:r>
-      <w:r>
-        <w:t xml:space="preserve"> </w:t>
-      </w:r>
-      <w:r>
-        <w:rPr>
-          <w:b/>
-          <w:bCs/>
-        </w:rPr>
-        <w:t xml:space="preserve">Ölçüm:</w:t>
-      </w:r>
-      <w:r>
-        <w:t xml:space="preserve"> </w:t>
-      </w:r>
-      <w:r>
-        <w:t xml:space="preserve">açık pencerenin ne kadar kısa</w:t>
-      </w:r>
-      <w:r>
-        <w:t xml:space="preserve"> </w:t>
-      </w:r>
-      <w:r>
-        <w:t xml:space="preserve">olduğu.</w:t>
-      </w:r>
-    </w:p>
-    <w:p>
-      <w:pPr>
-        <w:pStyle w:val="BlockText"/>
-      </w:pPr>
-      <w:r>
-        <w:rPr>
-          <w:b/>
-          <w:bCs/>
-        </w:rPr>
-        <w:t xml:space="preserve">Kural: OS korumalarıyla çatışan bir tekniği güvenlik uğruna körlemesine açma</w:t>
-      </w:r>
-    </w:p>
-    <w:p>
-      <w:pPr>
-        <w:pStyle w:val="BlockText"/>
-      </w:pPr>
-      <w:r>
-        <w:t xml:space="preserve">Kendini değiştiren kod, yürütülebilir belleği yazılabilir yapmayı gerektirir; bu, 4. haftadaki DEP/NX ve W^X</w:t>
-      </w:r>
-      <w:r>
-        <w:t xml:space="preserve"> </w:t>
-      </w:r>
-      <w:r>
-        <w:t xml:space="preserve">ilkelerini zayıflatır. Bir koruma eklerken başka bir korumayı kapatıyorsanız, net kazancı ölçün ve ödünleşim</w:t>
-      </w:r>
-      <w:r>
-        <w:t xml:space="preserve"> </w:t>
-      </w:r>
-      <w:r>
-        <w:t xml:space="preserve">kaydına yazın. Uygulamada bu teknik çok seçici ve küçük bölümlerde kullanılır.</w:t>
-      </w:r>
-    </w:p>
-    <w:p>
-      <w:pPr>
-        <w:pStyle w:val="BlockText"/>
-      </w:pPr>
-      <w:r>
-        <w:rPr>
-          <w:b/>
-          <w:bCs/>
-        </w:rPr>
-        <w:t xml:space="preserve">Java/yönetilen taraf: ProGuard/R8 ve DEX (5. haftadan köprü)</w:t>
-      </w:r>
-    </w:p>
-    <w:p>
-      <w:pPr>
-        <w:pStyle w:val="BlockText"/>
-      </w:pPr>
-      <w:r>
-        <w:t xml:space="preserve">Bu haftanın kuralları native (C/C++) tarafı içindir. Yönetilen dillerde (Java/Kotlin, Android) karşılığı</w:t>
-      </w:r>
-      <w:r>
-        <w:t xml:space="preserve"> </w:t>
-      </w:r>
-      <w:r>
-        <w:rPr>
-          <w:b/>
-          <w:bCs/>
-        </w:rPr>
-        <w:t xml:space="preserve">ProGuard/R8</w:t>
-      </w:r>
-      <w:r>
-        <w:t xml:space="preserve"> </w:t>
-      </w:r>
-      <w:r>
-        <w:t xml:space="preserve">ile ad gizleme, ölü kod eleme ve küçültmedir;</w:t>
-      </w:r>
-      <w:r>
-        <w:t xml:space="preserve"> </w:t>
-      </w:r>
-      <w:r>
-        <w:rPr>
-          <w:rStyle w:val="VerbatimChar"/>
-        </w:rPr>
-        <w:t xml:space="preserve">-keep</w:t>
-      </w:r>
-      <w:r>
-        <w:t xml:space="preserve"> </w:t>
-      </w:r>
-      <w:r>
-        <w:t xml:space="preserve">kuralları ve reflection ile çağrılan API’ler</w:t>
-      </w:r>
-      <w:r>
-        <w:t xml:space="preserve"> </w:t>
-      </w:r>
-      <w:r>
-        <w:t xml:space="preserve">5. haftada işlendi. İki taraf birlikte kullanılır: Java tarafı R8 ile gizlenir, native taraf bu haftanın</w:t>
-      </w:r>
-      <w:r>
-        <w:t xml:space="preserve"> </w:t>
-      </w:r>
-      <w:r>
-        <w:t xml:space="preserve">kurallarıyla; native taraf Java tarafının bütünlüğünü, Java tarafı native kütüphanenin sağlamasını denetler</w:t>
-      </w:r>
-      <w:r>
-        <w:t xml:space="preserve"> </w:t>
-      </w:r>
-      <w:r>
-        <w:t xml:space="preserve">(çapraz denetim — 6. hafta RASP).</w:t>
-      </w:r>
-    </w:p>
-    <w:p>
-      <w:r>
-        <w:pict>
-          <v:rect style="width:0;height:1.5pt" o:hralign="center" o:hrstd="t" o:hr="t"/>
-        </w:pict>
-      </w:r>
-    </w:p>
-    <w:bookmarkEnd w:id="37"/>
-    <w:bookmarkEnd w:id="38"/>
-    <w:bookmarkStart w:id="39" w:name="çeşitlendirme-tek-kırık-her-yeri-açmasın"/>
-    <w:p>
-      <w:pPr>
-        <w:pStyle w:val="Heading2"/>
-      </w:pPr>
-      <w:r>
-        <w:t xml:space="preserve">8. Çeşitlendirme: tek kırık her yeri açmasın</w:t>
       </w:r>
     </w:p>
     <w:p>
@@ -8067,85 +5640,3231 @@
         </w:numPr>
       </w:pPr>
       <w:r>
-        <w:t xml:space="preserve">bölümdeki</w:t>
-      </w:r>
-      <w:r>
-        <w:t xml:space="preserve"> </w:t>
-      </w:r>
-      <w:r>
-        <w:t xml:space="preserve">“Kural 2 — otomasyonu kır”</w:t>
-      </w:r>
-      <w:r>
-        <w:t xml:space="preserve"> </w:t>
-      </w:r>
-      <w:r>
-        <w:t xml:space="preserve">burada somutlaşır. Bir saldırgan bir kopyayı kırdığında, ürettiği yamayı ya</w:t>
-      </w:r>
-      <w:r>
-        <w:t xml:space="preserve"> </w:t>
-      </w:r>
-      <w:r>
-        <w:t xml:space="preserve">da betiği</w:t>
-      </w:r>
-      <w:r>
-        <w:t xml:space="preserve"> </w:t>
-      </w:r>
-      <w:r>
-        <w:rPr>
-          <w:b/>
-          <w:bCs/>
-        </w:rPr>
-        <w:t xml:space="preserve">bütün kullanıcılara</w:t>
-      </w:r>
-      <w:r>
-        <w:t xml:space="preserve"> </w:t>
-      </w:r>
-      <w:r>
-        <w:t xml:space="preserve">dağıtabiliyorsa, bir kırık her yeri açar.</w:t>
-      </w:r>
-      <w:r>
-        <w:t xml:space="preserve"> </w:t>
-      </w:r>
-      <w:r>
-        <w:rPr>
-          <w:b/>
-          <w:bCs/>
-        </w:rPr>
-        <w:t xml:space="preserve">Çeşitlendirme</w:t>
-      </w:r>
-      <w:r>
-        <w:t xml:space="preserve"> </w:t>
-      </w:r>
-      <w:r>
-        <w:t xml:space="preserve">(diversification), aynı</w:t>
-      </w:r>
-      <w:r>
-        <w:t xml:space="preserve"> </w:t>
-      </w:r>
-      <w:r>
-        <w:t xml:space="preserve">kaynaktan</w:t>
-      </w:r>
-      <w:r>
-        <w:t xml:space="preserve"> </w:t>
-      </w:r>
-      <w:r>
-        <w:rPr>
-          <w:b/>
-          <w:bCs/>
-        </w:rPr>
-        <w:t xml:space="preserve">farklı ama davranışça eş</w:t>
-      </w:r>
-      <w:r>
-        <w:t xml:space="preserve"> </w:t>
-      </w:r>
-      <w:r>
-        <w:t xml:space="preserve">ikili dosyalar üretmektir; böylece bir kopyaya karşı geliştirilen otomatik</w:t>
-      </w:r>
-      <w:r>
-        <w:t xml:space="preserve"> </w:t>
-      </w:r>
-      <w:r>
-        <w:t xml:space="preserve">saldırı diğerlerinde çalışmaz.</w:t>
+        <w:rPr>
+          <w:b/>
+          <w:bCs/>
+        </w:rPr>
+        <w:t xml:space="preserve">Durum değerleri gizlenir</w:t>
+      </w:r>
+      <w:r>
+        <w:t xml:space="preserve"> </w:t>
+      </w:r>
+      <w:r>
+        <w:t xml:space="preserve">(K-02):</w:t>
+      </w:r>
+      <w:r>
+        <w:t xml:space="preserve"> </w:t>
+      </w:r>
+      <w:r>
+        <w:rPr>
+          <w:rStyle w:val="VerbatimChar"/>
+        </w:rPr>
+        <w:t xml:space="preserve">case 1, 2, 3</w:t>
+      </w:r>
+      <w:r>
+        <w:t xml:space="preserve"> </w:t>
+      </w:r>
+      <w:r>
+        <w:t xml:space="preserve">yerine dağınık, aritmetikle üretilen değerler; ardışıklık</w:t>
+      </w:r>
+      <w:r>
+        <w:t xml:space="preserve"> </w:t>
+      </w:r>
+      <w:r>
+        <w:t xml:space="preserve">görünmez.</w:t>
+      </w:r>
+    </w:p>
+    <w:p>
+      <w:pPr>
+        <w:pStyle w:val="Compact"/>
+        <w:numPr>
+          <w:ilvl w:val="0"/>
+          <w:numId w:val="1004"/>
+        </w:numPr>
+      </w:pPr>
+      <w:r>
+        <w:rPr>
+          <w:b/>
+          <w:bCs/>
+        </w:rPr>
+        <w:t xml:space="preserve">Sahte ve ölü bloklar</w:t>
+      </w:r>
+      <w:r>
+        <w:t xml:space="preserve"> </w:t>
+      </w:r>
+      <w:r>
+        <w:t xml:space="preserve">eklenir (K-03): hangi</w:t>
+      </w:r>
+      <w:r>
+        <w:t xml:space="preserve"> </w:t>
+      </w:r>
+      <w:r>
+        <w:rPr>
+          <w:rStyle w:val="VerbatimChar"/>
+        </w:rPr>
+        <w:t xml:space="preserve">case</w:t>
+      </w:r>
+      <w:r>
+        <w:t xml:space="preserve"> </w:t>
+      </w:r>
+      <w:r>
+        <w:t xml:space="preserve">gerçek, ayırt etmek zorlaşır.</w:t>
+      </w:r>
+    </w:p>
+    <w:p>
+      <w:pPr>
+        <w:pStyle w:val="Compact"/>
+        <w:numPr>
+          <w:ilvl w:val="0"/>
+          <w:numId w:val="1004"/>
+        </w:numPr>
+      </w:pPr>
+      <w:r>
+        <w:rPr>
+          <w:b/>
+          <w:bCs/>
+        </w:rPr>
+        <w:t xml:space="preserve">Rastgele çıkış</w:t>
+      </w:r>
+      <w:r>
+        <w:t xml:space="preserve"> </w:t>
+      </w:r>
+      <w:r>
+        <w:t xml:space="preserve">(K-05): hata</w:t>
+      </w:r>
+      <w:r>
+        <w:t xml:space="preserve"> </w:t>
+      </w:r>
+      <w:r>
+        <w:rPr>
+          <w:rStyle w:val="VerbatimChar"/>
+        </w:rPr>
+        <w:t xml:space="preserve">default</w:t>
+      </w:r>
+      <w:r>
+        <w:t xml:space="preserve"> </w:t>
+      </w:r>
+      <w:r>
+        <w:t xml:space="preserve">dalından, öngörülemeyen bir durumla çıkar.</w:t>
+      </w:r>
+    </w:p>
+    <w:p>
+      <w:pPr>
+        <w:pStyle w:val="Compact"/>
+        <w:numPr>
+          <w:ilvl w:val="0"/>
+          <w:numId w:val="1004"/>
+        </w:numPr>
+      </w:pPr>
+      <w:r>
+        <w:rPr>
+          <w:b/>
+          <w:bCs/>
+        </w:rPr>
+        <w:t xml:space="preserve">Opak yüklemlerle</w:t>
+      </w:r>
+      <w:r>
+        <w:t xml:space="preserve"> </w:t>
+      </w:r>
+      <w:r>
+        <w:t xml:space="preserve">dallanma (K-01):</w:t>
+      </w:r>
+      <w:r>
+        <w:t xml:space="preserve"> </w:t>
+      </w:r>
+      <w:r>
+        <w:rPr>
+          <w:rStyle w:val="VerbatimChar"/>
+        </w:rPr>
+        <w:t xml:space="preserve">case</w:t>
+      </w:r>
+      <w:r>
+        <w:t xml:space="preserve"> </w:t>
+      </w:r>
+      <w:r>
+        <w:t xml:space="preserve">geçişleri sabit değil, opak koşullara bağlıdır.</w:t>
+      </w:r>
+    </w:p>
+    <w:p>
+      <w:pPr>
+        <w:pStyle w:val="FirstParagraph"/>
+      </w:pPr>
+      <w:r>
+        <w:rPr>
+          <w:b/>
+          <w:bCs/>
+        </w:rPr>
+        <w:t xml:space="preserve">Maliyet:</w:t>
+      </w:r>
+      <w:r>
+        <w:t xml:space="preserve"> </w:t>
+      </w:r>
+      <w:r>
+        <w:t xml:space="preserve">orta–yüksek (blok sayısı ve dal çok artar, başarım düşer).</w:t>
+      </w:r>
+      <w:r>
+        <w:t xml:space="preserve"> </w:t>
+      </w:r>
+      <w:r>
+        <w:rPr>
+          <w:b/>
+          <w:bCs/>
+        </w:rPr>
+        <w:t xml:space="preserve">Sınır:</w:t>
+      </w:r>
+      <w:r>
+        <w:t xml:space="preserve"> </w:t>
+      </w:r>
+      <w:r>
+        <w:t xml:space="preserve">yalnız düzleştirme, sembolik</w:t>
+      </w:r>
+      <w:r>
+        <w:t xml:space="preserve"> </w:t>
+      </w:r>
+      <w:r>
+        <w:t xml:space="preserve">yürütmeyle (bölüm 5) geri açılabilir; gücü güçlendirmelerden gelir.</w:t>
+      </w:r>
+      <w:r>
+        <w:t xml:space="preserve"> </w:t>
+      </w:r>
+      <w:r>
+        <w:rPr>
+          <w:b/>
+          <w:bCs/>
+        </w:rPr>
+        <w:t xml:space="preserve">Ölçüm:</w:t>
+      </w:r>
+      <w:r>
+        <w:t xml:space="preserve"> </w:t>
+      </w:r>
+      <w:r>
+        <w:t xml:space="preserve">tersine derleyicide CFG düğüm/kenar</w:t>
+      </w:r>
+      <w:r>
+        <w:t xml:space="preserve"> </w:t>
+      </w:r>
+      <w:r>
+        <w:t xml:space="preserve">sayısı, bir denetimi izlemek için gereken süre.</w:t>
+      </w:r>
+    </w:p>
+    <w:bookmarkEnd w:id="30"/>
+    <w:bookmarkStart w:id="31" w:name="X8e518d7a8f93597bdce0694a59da667c7721923"/>
+    <w:p>
+      <w:pPr>
+        <w:pStyle w:val="Heading3"/>
+      </w:pPr>
+      <w:r>
+        <w:t xml:space="preserve">KURAL K-05 — Kontrol akışından rastgele çıkış</w:t>
+      </w:r>
+    </w:p>
+    <w:p>
+      <w:pPr>
+        <w:pStyle w:val="FirstParagraph"/>
+      </w:pPr>
+      <w:r>
+        <w:rPr>
+          <w:b/>
+          <w:bCs/>
+        </w:rPr>
+        <w:t xml:space="preserve">Neyi korur?</w:t>
+      </w:r>
+      <w:r>
+        <w:t xml:space="preserve"> </w:t>
+      </w:r>
+      <w:r>
+        <w:t xml:space="preserve">Bir denetimin</w:t>
+      </w:r>
+      <w:r>
+        <w:t xml:space="preserve"> </w:t>
+      </w:r>
+      <w:r>
+        <w:rPr>
+          <w:b/>
+          <w:bCs/>
+        </w:rPr>
+        <w:t xml:space="preserve">nerede</w:t>
+      </w:r>
+      <w:r>
+        <w:t xml:space="preserve"> </w:t>
+      </w:r>
+      <w:r>
+        <w:t xml:space="preserve">başarısız olduğunu. Saldırgan çoğu zaman</w:t>
+      </w:r>
+      <w:r>
+        <w:t xml:space="preserve"> </w:t>
+      </w:r>
+      <w:r>
+        <w:t xml:space="preserve">“başarısızlık dalını”</w:t>
+      </w:r>
+      <w:r>
+        <w:t xml:space="preserve"> </w:t>
+      </w:r>
+      <w:r>
+        <w:t xml:space="preserve">bulup onu</w:t>
+      </w:r>
+      <w:r>
+        <w:t xml:space="preserve"> </w:t>
+      </w:r>
+      <w:r>
+        <w:t xml:space="preserve">“başarı dalına”</w:t>
+      </w:r>
+      <w:r>
+        <w:t xml:space="preserve"> </w:t>
+      </w:r>
+      <w:r>
+        <w:t xml:space="preserve">çevirmeye çalışır.</w:t>
+      </w:r>
+      <w:r>
+        <w:t xml:space="preserve"> </w:t>
+      </w:r>
+      <w:r>
+        <w:rPr>
+          <w:b/>
+          <w:bCs/>
+        </w:rPr>
+        <w:t xml:space="preserve">Nasıl?</w:t>
+      </w:r>
+      <w:r>
+        <w:t xml:space="preserve"> </w:t>
+      </w:r>
+      <w:r>
+        <w:t xml:space="preserve">Kılavuzun anlattığı gibi: bir denetim başarısız olduğunda, program</w:t>
+      </w:r>
+      <w:r>
+        <w:t xml:space="preserve"> </w:t>
+      </w:r>
+      <w:r>
+        <w:t xml:space="preserve">doğrudan bir</w:t>
+      </w:r>
+      <w:r>
+        <w:t xml:space="preserve"> </w:t>
+      </w:r>
+      <w:r>
+        <w:t xml:space="preserve">“return RED”</w:t>
+      </w:r>
+      <w:r>
+        <w:t xml:space="preserve"> </w:t>
+      </w:r>
+      <w:r>
+        <w:t xml:space="preserve">satırına gitmez; bunun yerine durum değişkeni</w:t>
+      </w:r>
+      <w:r>
+        <w:t xml:space="preserve"> </w:t>
+      </w:r>
+      <w:r>
+        <w:rPr>
+          <w:b/>
+          <w:bCs/>
+        </w:rPr>
+        <w:t xml:space="preserve">öngörülemeyen büyük bir değere</w:t>
+      </w:r>
+      <w:r>
+        <w:t xml:space="preserve"> </w:t>
+      </w:r>
+      <w:r>
+        <w:t xml:space="preserve">ayarlanır</w:t>
+      </w:r>
+      <w:r>
+        <w:t xml:space="preserve"> </w:t>
+      </w:r>
+      <w:r>
+        <w:t xml:space="preserve">ve fonksiyon</w:t>
+      </w:r>
+      <w:r>
+        <w:t xml:space="preserve"> </w:t>
+      </w:r>
+      <w:r>
+        <w:rPr>
+          <w:rStyle w:val="VerbatimChar"/>
+        </w:rPr>
+        <w:t xml:space="preserve">default</w:t>
+      </w:r>
+      <w:r>
+        <w:t xml:space="preserve"> </w:t>
+      </w:r>
+      <w:r>
+        <w:t xml:space="preserve">dalından çıkar. Başarılı çıkış da aynı yöntemle yapılabilir, böylece başarı ve başarısızlık</w:t>
+      </w:r>
+      <w:r>
+        <w:t xml:space="preserve"> </w:t>
+      </w:r>
+      <w:r>
+        <w:t xml:space="preserve">akışta birbirine benzer.</w:t>
+      </w:r>
+    </w:p>
+    <w:p>
+      <w:pPr>
+        <w:pStyle w:val="BodyText"/>
+      </w:pPr>
+      <w:r>
+        <w:rPr>
+          <w:b/>
+          <w:bCs/>
+        </w:rPr>
+        <w:t xml:space="preserve">Rastgele çıkış: hata noktası akıştan okunamaz</w:t>
+      </w:r>
+    </w:p>
+    <w:p>
+      <w:pPr>
+        <w:pStyle w:val="SourceCode"/>
+      </w:pPr>
+      <w:r>
+        <w:rPr>
+          <w:rStyle w:val="ControlFlowTok"/>
+        </w:rPr>
+        <w:t xml:space="preserve">if</w:t>
+      </w:r>
+      <w:r>
+        <w:rPr>
+          <w:rStyle w:val="NormalTok"/>
+        </w:rPr>
+        <w:t xml:space="preserve"> </w:t>
+      </w:r>
+      <w:r>
+        <w:rPr>
+          <w:rStyle w:val="OperatorTok"/>
+        </w:rPr>
+        <w:t xml:space="preserve">(!</w:t>
+      </w:r>
+      <w:r>
+        <w:rPr>
+          <w:rStyle w:val="NormalTok"/>
+        </w:rPr>
+        <w:t xml:space="preserve">imza_gecerli</w:t>
+      </w:r>
+      <w:r>
+        <w:rPr>
+          <w:rStyle w:val="OperatorTok"/>
+        </w:rPr>
+        <w:t xml:space="preserve">(</w:t>
+      </w:r>
+      <w:r>
+        <w:rPr>
+          <w:rStyle w:val="NormalTok"/>
+        </w:rPr>
+        <w:t xml:space="preserve">p</w:t>
+      </w:r>
+      <w:r>
+        <w:rPr>
+          <w:rStyle w:val="OperatorTok"/>
+        </w:rPr>
+        <w:t xml:space="preserve">))</w:t>
+      </w:r>
+      <w:r>
+        <w:rPr>
+          <w:rStyle w:val="NormalTok"/>
+        </w:rPr>
+        <w:t xml:space="preserve"> </w:t>
+      </w:r>
+      <w:r>
+        <w:rPr>
+          <w:rStyle w:val="OperatorTok"/>
+        </w:rPr>
+        <w:t xml:space="preserve">{</w:t>
+      </w:r>
+      <w:r>
+        <w:br/>
+      </w:r>
+      <w:r>
+        <w:rPr>
+          <w:rStyle w:val="NormalTok"/>
+        </w:rPr>
+        <w:t xml:space="preserve">    durum </w:t>
+      </w:r>
+      <w:r>
+        <w:rPr>
+          <w:rStyle w:val="OperatorTok"/>
+        </w:rPr>
+        <w:t xml:space="preserve">=</w:t>
+      </w:r>
+      <w:r>
+        <w:rPr>
+          <w:rStyle w:val="NormalTok"/>
+        </w:rPr>
+        <w:t xml:space="preserve"> kararsiz_deger</w:t>
+      </w:r>
+      <w:r>
+        <w:rPr>
+          <w:rStyle w:val="OperatorTok"/>
+        </w:rPr>
+        <w:t xml:space="preserve">();</w:t>
+      </w:r>
+      <w:r>
+        <w:rPr>
+          <w:rStyle w:val="NormalTok"/>
+        </w:rPr>
+        <w:t xml:space="preserve">   </w:t>
+      </w:r>
+      <w:r>
+        <w:rPr>
+          <w:rStyle w:val="CommentTok"/>
+        </w:rPr>
+        <w:t xml:space="preserve">/* switch'te tanımlı olmayan bir değer → default */</w:t>
+      </w:r>
+      <w:r>
+        <w:br/>
+      </w:r>
+      <w:r>
+        <w:rPr>
+          <w:rStyle w:val="NormalTok"/>
+        </w:rPr>
+        <w:t xml:space="preserve">    </w:t>
+      </w:r>
+      <w:r>
+        <w:rPr>
+          <w:rStyle w:val="ControlFlowTok"/>
+        </w:rPr>
+        <w:t xml:space="preserve">break</w:t>
+      </w:r>
+      <w:r>
+        <w:rPr>
+          <w:rStyle w:val="OperatorTok"/>
+        </w:rPr>
+        <w:t xml:space="preserve">;</w:t>
+      </w:r>
+      <w:r>
+        <w:br/>
+      </w:r>
+      <w:r>
+        <w:rPr>
+          <w:rStyle w:val="OperatorTok"/>
+        </w:rPr>
+        <w:t xml:space="preserve">}</w:t>
+      </w:r>
+    </w:p>
+    <w:p>
+      <w:pPr>
+        <w:pStyle w:val="FirstParagraph"/>
+      </w:pPr>
+      <w:r>
+        <w:rPr>
+          <w:b/>
+          <w:bCs/>
+        </w:rPr>
+        <w:t xml:space="preserve">Maliyet:</w:t>
+      </w:r>
+      <w:r>
+        <w:t xml:space="preserve"> </w:t>
+      </w:r>
+      <w:r>
+        <w:t xml:space="preserve">düşük.</w:t>
+      </w:r>
+      <w:r>
+        <w:t xml:space="preserve"> </w:t>
+      </w:r>
+      <w:r>
+        <w:rPr>
+          <w:b/>
+          <w:bCs/>
+        </w:rPr>
+        <w:t xml:space="preserve">Sınır:</w:t>
+      </w:r>
+      <w:r>
+        <w:t xml:space="preserve"> </w:t>
+      </w:r>
+      <w:r>
+        <w:t xml:space="preserve">tek başına değil, düzleştirmeyle birlikte anlamlıdır.</w:t>
+      </w:r>
+      <w:r>
+        <w:t xml:space="preserve"> </w:t>
+      </w:r>
+      <w:r>
+        <w:rPr>
+          <w:b/>
+          <w:bCs/>
+        </w:rPr>
+        <w:t xml:space="preserve">Ölçüm:</w:t>
+      </w:r>
+      <w:r>
+        <w:t xml:space="preserve"> </w:t>
+      </w:r>
+      <w:r>
+        <w:t xml:space="preserve">“başarısızlık dalını</w:t>
+      </w:r>
+      <w:r>
+        <w:t xml:space="preserve"> </w:t>
+      </w:r>
+      <w:r>
+        <w:t xml:space="preserve">bul ve tersine çevir”</w:t>
+      </w:r>
+      <w:r>
+        <w:t xml:space="preserve"> </w:t>
+      </w:r>
+      <w:r>
+        <w:t xml:space="preserve">saldırısının süresi; ideal olarak tek bir bayt yaması denetimi atlatmaya yetmemeli.</w:t>
+      </w:r>
+    </w:p>
+    <w:bookmarkEnd w:id="31"/>
+    <w:bookmarkStart w:id="32" w:name="X015b959666dcbb5eefb9c13946478da5061df8c"/>
+    <w:p>
+      <w:pPr>
+        <w:pStyle w:val="Heading3"/>
+      </w:pPr>
+      <w:r>
+        <w:t xml:space="preserve">KURAL K-06 — Fonksiyon çağrılarının ve dış kütüphane bağımlılığının gizlenmesi</w:t>
+      </w:r>
+    </w:p>
+    <w:p>
+      <w:pPr>
+        <w:pStyle w:val="FirstParagraph"/>
+      </w:pPr>
+      <w:r>
+        <w:rPr>
+          <w:b/>
+          <w:bCs/>
+        </w:rPr>
+        <w:t xml:space="preserve">Neyi korur?</w:t>
+      </w:r>
+      <w:r>
+        <w:t xml:space="preserve"> </w:t>
+      </w:r>
+      <w:r>
+        <w:t xml:space="preserve">“Şu fonksiyon</w:t>
+      </w:r>
+      <w:r>
+        <w:t xml:space="preserve"> </w:t>
+      </w:r>
+      <w:r>
+        <w:rPr>
+          <w:rStyle w:val="VerbatimChar"/>
+        </w:rPr>
+        <w:t xml:space="preserve">memcmp</w:t>
+      </w:r>
+      <w:r>
+        <w:t xml:space="preserve"> </w:t>
+      </w:r>
+      <w:r>
+        <w:t xml:space="preserve">çağırıyor, demek ki bir karşılaştırma yapıyor”</w:t>
+      </w:r>
+      <w:r>
+        <w:t xml:space="preserve"> </w:t>
+      </w:r>
+      <w:r>
+        <w:t xml:space="preserve">gibi ipuçlarını. Standart</w:t>
+      </w:r>
+      <w:r>
+        <w:t xml:space="preserve"> </w:t>
+      </w:r>
+      <w:r>
+        <w:t xml:space="preserve">kütüphane çağrıları, saldırgana bir fonksiyonun ne yaptığını doğrudan söyler.</w:t>
+      </w:r>
+      <w:r>
+        <w:t xml:space="preserve"> </w:t>
+      </w:r>
+      <w:r>
+        <w:rPr>
+          <w:b/>
+          <w:bCs/>
+        </w:rPr>
+        <w:t xml:space="preserve">Nasıl?</w:t>
+      </w:r>
+      <w:r>
+        <w:t xml:space="preserve"> </w:t>
+      </w:r>
+      <w:r>
+        <w:t xml:space="preserve">Kritik yollarda standart</w:t>
+      </w:r>
+      <w:r>
+        <w:t xml:space="preserve"> </w:t>
+      </w:r>
+      <w:r>
+        <w:t xml:space="preserve">kütüphane fonksiyonları</w:t>
+      </w:r>
+      <w:r>
+        <w:t xml:space="preserve"> </w:t>
+      </w:r>
+      <w:r>
+        <w:rPr>
+          <w:b/>
+          <w:bCs/>
+        </w:rPr>
+        <w:t xml:space="preserve">kendi iç sürümleriyle</w:t>
+      </w:r>
+      <w:r>
+        <w:t xml:space="preserve"> </w:t>
+      </w:r>
+      <w:r>
+        <w:t xml:space="preserve">değiştirilir (ör. sabit zamanlı kendi</w:t>
+      </w:r>
+      <w:r>
+        <w:t xml:space="preserve"> </w:t>
+      </w:r>
+      <w:r>
+        <w:rPr>
+          <w:rStyle w:val="VerbatimChar"/>
+        </w:rPr>
+        <w:t xml:space="preserve">esit_mi</w:t>
+      </w:r>
+      <w:r>
+        <w:t xml:space="preserve"> </w:t>
+      </w:r>
+      <w:r>
+        <w:t xml:space="preserve">fonksiyonunuz),</w:t>
+      </w:r>
+      <w:r>
+        <w:t xml:space="preserve"> </w:t>
+      </w:r>
+      <w:r>
+        <w:t xml:space="preserve">böylece bağlantı çözümleyicide tanınan bir ad görünmez. Kılavuz ayrıca</w:t>
+      </w:r>
+      <w:r>
+        <w:t xml:space="preserve"> </w:t>
+      </w:r>
+      <w:r>
+        <w:rPr>
+          <w:b/>
+          <w:bCs/>
+        </w:rPr>
+        <w:t xml:space="preserve">fonksiyon parametrelerinin gizlenmesini</w:t>
+      </w:r>
+      <w:r>
+        <w:t xml:space="preserve"> </w:t>
+      </w:r>
+      <w:r>
+        <w:t xml:space="preserve">ve</w:t>
+      </w:r>
+      <w:r>
+        <w:t xml:space="preserve"> </w:t>
+      </w:r>
+      <w:r>
+        <w:rPr>
+          <w:b/>
+          <w:bCs/>
+        </w:rPr>
+        <w:t xml:space="preserve">sahte parametreler</w:t>
+      </w:r>
+      <w:r>
+        <w:t xml:space="preserve"> </w:t>
+      </w:r>
+      <w:r>
+        <w:t xml:space="preserve">eklenmesini de ayrı kurallar olarak listeler: gerçek parametrelerin yanına hiç kullanılmayan</w:t>
+      </w:r>
+      <w:r>
+        <w:t xml:space="preserve"> </w:t>
+      </w:r>
+      <w:r>
+        <w:t xml:space="preserve">sahte parametreler konur; imza, saldırgan için yanıltıcı olur.</w:t>
+      </w:r>
+    </w:p>
+    <w:p>
+      <w:pPr>
+        <w:pStyle w:val="BodyText"/>
+      </w:pPr>
+      <w:r>
+        <w:rPr>
+          <w:b/>
+          <w:bCs/>
+        </w:rPr>
+        <w:t xml:space="preserve">Maliyet:</w:t>
+      </w:r>
+      <w:r>
+        <w:t xml:space="preserve"> </w:t>
+      </w:r>
+      <w:r>
+        <w:t xml:space="preserve">düşük–orta (kendi sürümleri bakım ister).</w:t>
+      </w:r>
+      <w:r>
+        <w:t xml:space="preserve"> </w:t>
+      </w:r>
+      <w:r>
+        <w:rPr>
+          <w:b/>
+          <w:bCs/>
+        </w:rPr>
+        <w:t xml:space="preserve">Sınır:</w:t>
+      </w:r>
+      <w:r>
+        <w:t xml:space="preserve"> </w:t>
+      </w:r>
+      <w:r>
+        <w:t xml:space="preserve">davranış analizi yine de ne yaptığını gösterebilir;</w:t>
+      </w:r>
+      <w:r>
+        <w:t xml:space="preserve"> </w:t>
+      </w:r>
+      <w:r>
+        <w:t xml:space="preserve">bu bir</w:t>
+      </w:r>
+      <w:r>
+        <w:t xml:space="preserve"> </w:t>
+      </w:r>
+      <w:r>
+        <w:rPr>
+          <w:b/>
+          <w:bCs/>
+        </w:rPr>
+        <w:t xml:space="preserve">gecikme</w:t>
+      </w:r>
+      <w:r>
+        <w:t xml:space="preserve"> </w:t>
+      </w:r>
+      <w:r>
+        <w:t xml:space="preserve">kuralıdır.</w:t>
+      </w:r>
+      <w:r>
+        <w:t xml:space="preserve"> </w:t>
+      </w:r>
+      <w:r>
+        <w:rPr>
+          <w:b/>
+          <w:bCs/>
+        </w:rPr>
+        <w:t xml:space="preserve">Ölçüm:</w:t>
+      </w:r>
+      <w:r>
+        <w:t xml:space="preserve"> </w:t>
+      </w:r>
+      <w:r>
+        <w:t xml:space="preserve">ikili dosyada tanınan kütüphane çağrılarının sayısı.</w:t>
+      </w:r>
+    </w:p>
+    <w:p>
+      <w:pPr>
+        <w:pStyle w:val="BlockText"/>
+      </w:pPr>
+      <w:r>
+        <w:rPr>
+          <w:b/>
+          <w:bCs/>
+        </w:rPr>
+        <w:t xml:space="preserve">Kural: sabit zamanlılığı bozma</w:t>
+      </w:r>
+    </w:p>
+    <w:p>
+      <w:pPr>
+        <w:pStyle w:val="BlockText"/>
+      </w:pPr>
+      <w:r>
+        <w:t xml:space="preserve">Kendi karşılaştırma/kripto sürümünüzü yazarken</w:t>
+      </w:r>
+      <w:r>
+        <w:t xml:space="preserve"> </w:t>
+      </w:r>
+      <w:r>
+        <w:rPr>
+          <w:b/>
+          <w:bCs/>
+        </w:rPr>
+        <w:t xml:space="preserve">sabit zamanlı</w:t>
+      </w:r>
+      <w:r>
+        <w:t xml:space="preserve"> </w:t>
+      </w:r>
+      <w:r>
+        <w:t xml:space="preserve">olmasına dikkat edin (3. hafta). Gizleme uğruna</w:t>
+      </w:r>
+      <w:r>
+        <w:t xml:space="preserve"> </w:t>
+      </w:r>
+      <w:r>
+        <w:t xml:space="preserve">erken çıkışlı bir karşılaştırma yazmak, bir</w:t>
+      </w:r>
+      <w:r>
+        <w:t xml:space="preserve"> </w:t>
+      </w:r>
+      <w:r>
+        <w:rPr>
+          <w:b/>
+          <w:bCs/>
+        </w:rPr>
+        <w:t xml:space="preserve">yan kanal</w:t>
+      </w:r>
+      <w:r>
+        <w:t xml:space="preserve"> </w:t>
+      </w:r>
+      <w:r>
+        <w:t xml:space="preserve">açar; koruma eklerken yeni bir açık yaratmayın.</w:t>
+      </w:r>
+    </w:p>
+    <w:p>
+      <w:r>
+        <w:pict>
+          <v:rect style="width:0;height:1.5pt" o:hralign="center" o:hrstd="t" o:hr="t"/>
+        </w:pict>
+      </w:r>
+    </w:p>
+    <w:bookmarkEnd w:id="32"/>
+    <w:bookmarkEnd w:id="33"/>
+    <w:bookmarkStart w:id="37" w:name="veri-gizleme-kuralları"/>
+    <w:p>
+      <w:pPr>
+        <w:pStyle w:val="Heading2"/>
+      </w:pPr>
+      <w:r>
+        <w:t xml:space="preserve">6. Veri gizleme kuralları</w:t>
+      </w:r>
+    </w:p>
+    <w:p>
+      <w:pPr>
+        <w:pStyle w:val="FirstParagraph"/>
+      </w:pPr>
+      <w:r>
+        <w:t xml:space="preserve">Kontrol akışı algoritmanın yapısını gizler;</w:t>
+      </w:r>
+      <w:r>
+        <w:t xml:space="preserve"> </w:t>
+      </w:r>
+      <w:r>
+        <w:rPr>
+          <w:b/>
+          <w:bCs/>
+        </w:rPr>
+        <w:t xml:space="preserve">veri gizleme</w:t>
+      </w:r>
+      <w:r>
+        <w:t xml:space="preserve"> </w:t>
+      </w:r>
+      <w:r>
+        <w:t xml:space="preserve">ise programın işlediği</w:t>
+      </w:r>
+      <w:r>
+        <w:t xml:space="preserve"> </w:t>
+      </w:r>
+      <w:r>
+        <w:rPr>
+          <w:b/>
+          <w:bCs/>
+        </w:rPr>
+        <w:t xml:space="preserve">değerleri</w:t>
+      </w:r>
+      <w:r>
+        <w:t xml:space="preserve"> </w:t>
+      </w:r>
+      <w:r>
+        <w:t xml:space="preserve">gizler: dizgeler,</w:t>
+      </w:r>
+      <w:r>
+        <w:t xml:space="preserve"> </w:t>
+      </w:r>
+      <w:r>
+        <w:t xml:space="preserve">sabitler, tablolar ve değişkenler. Cookbook’un anti-tampering bölümü ile teknik kılavuz burada aynı kuralları</w:t>
+      </w:r>
+      <w:r>
+        <w:t xml:space="preserve"> </w:t>
+      </w:r>
+      <w:r>
+        <w:t xml:space="preserve">listeler.</w:t>
+      </w:r>
+    </w:p>
+    <w:bookmarkStart w:id="34" w:name="kural-k-07-statik-dizgelerin-kodlanması"/>
+    <w:p>
+      <w:pPr>
+        <w:pStyle w:val="Heading3"/>
+      </w:pPr>
+      <w:r>
+        <w:t xml:space="preserve">KURAL K-07 — Statik dizgelerin kodlanması</w:t>
+      </w:r>
+    </w:p>
+    <w:p>
+      <w:pPr>
+        <w:pStyle w:val="FirstParagraph"/>
+      </w:pPr>
+      <w:r>
+        <w:rPr>
+          <w:b/>
+          <w:bCs/>
+        </w:rPr>
+        <w:t xml:space="preserve">Neyi korur?</w:t>
+      </w:r>
+      <w:r>
+        <w:t xml:space="preserve"> </w:t>
+      </w:r>
+      <w:r>
+        <w:t xml:space="preserve">İkili dosyadaki okunabilir metinleri. Tersine mühendisliğin en ucuz ilk adımı</w:t>
+      </w:r>
+      <w:r>
+        <w:t xml:space="preserve"> </w:t>
+      </w:r>
+      <w:r>
+        <w:rPr>
+          <w:rStyle w:val="VerbatimChar"/>
+        </w:rPr>
+        <w:t xml:space="preserve">strings</w:t>
+      </w:r>
+      <w:r>
+        <w:t xml:space="preserve"> </w:t>
+      </w:r>
+      <w:r>
+        <w:t xml:space="preserve">çalıştırmaktır;</w:t>
+      </w:r>
+      <w:r>
+        <w:t xml:space="preserve"> </w:t>
+      </w:r>
+      <w:r>
+        <w:rPr>
+          <w:rStyle w:val="VerbatimChar"/>
+        </w:rPr>
+        <w:t xml:space="preserve">"Lisans gecersiz"</w:t>
+      </w:r>
+      <w:r>
+        <w:t xml:space="preserve"> </w:t>
+      </w:r>
+      <w:r>
+        <w:t xml:space="preserve">ya da bir URL, saldırgana nereye bakacağını söyler.</w:t>
+      </w:r>
+      <w:r>
+        <w:t xml:space="preserve"> </w:t>
+      </w:r>
+      <w:r>
+        <w:rPr>
+          <w:b/>
+          <w:bCs/>
+        </w:rPr>
+        <w:t xml:space="preserve">Nasıl?</w:t>
+      </w:r>
+      <w:r>
+        <w:t xml:space="preserve"> </w:t>
+      </w:r>
+      <w:r>
+        <w:t xml:space="preserve">Hassas dizgeler</w:t>
+      </w:r>
+      <w:r>
+        <w:t xml:space="preserve"> </w:t>
+      </w:r>
+      <w:r>
+        <w:rPr>
+          <w:b/>
+          <w:bCs/>
+        </w:rPr>
+        <w:t xml:space="preserve">derleme öncesinde</w:t>
+      </w:r>
+      <w:r>
+        <w:rPr>
+          <w:b/>
+          <w:bCs/>
+        </w:rPr>
+        <w:t xml:space="preserve"> </w:t>
+      </w:r>
+      <w:r>
+        <w:rPr>
+          <w:b/>
+          <w:bCs/>
+        </w:rPr>
+        <w:t xml:space="preserve">kodlanır</w:t>
+      </w:r>
+      <w:r>
+        <w:t xml:space="preserve"> </w:t>
+      </w:r>
+      <w:r>
+        <w:t xml:space="preserve">(ör. bir XOR anahtarıyla ya da bir üretim betiğiyle şifrelenir), ikili dosyada kodlanmış hâlde durur,</w:t>
+      </w:r>
+      <w:r>
+        <w:t xml:space="preserve"> </w:t>
+      </w:r>
+      <w:r>
+        <w:rPr>
+          <w:b/>
+          <w:bCs/>
+        </w:rPr>
+        <w:t xml:space="preserve">kullanım anında çözülür</w:t>
+      </w:r>
+      <w:r>
+        <w:t xml:space="preserve"> </w:t>
+      </w:r>
+      <w:r>
+        <w:t xml:space="preserve">ve iş biter bitmez</w:t>
+      </w:r>
+      <w:r>
+        <w:t xml:space="preserve"> </w:t>
+      </w:r>
+      <w:r>
+        <w:rPr>
+          <w:b/>
+          <w:bCs/>
+        </w:rPr>
+        <w:t xml:space="preserve">bellekten silinir</w:t>
+      </w:r>
+      <w:r>
+        <w:t xml:space="preserve">.</w:t>
+      </w:r>
+    </w:p>
+    <w:p>
+      <w:pPr>
+        <w:pStyle w:val="BodyText"/>
+      </w:pPr>
+      <w:r>
+        <w:rPr>
+          <w:b/>
+          <w:bCs/>
+        </w:rPr>
+        <w:t xml:space="preserve">Dize kodlama: kullan ve hemen sil (sentetik)</w:t>
+      </w:r>
+    </w:p>
+    <w:p>
+      <w:pPr>
+        <w:pStyle w:val="SourceCode"/>
+      </w:pPr>
+      <w:r>
+        <w:rPr>
+          <w:rStyle w:val="DataTypeTok"/>
+        </w:rPr>
+        <w:t xml:space="preserve">static</w:t>
+      </w:r>
+      <w:r>
+        <w:rPr>
+          <w:rStyle w:val="NormalTok"/>
+        </w:rPr>
+        <w:t xml:space="preserve"> </w:t>
+      </w:r>
+      <w:r>
+        <w:rPr>
+          <w:rStyle w:val="DataTypeTok"/>
+        </w:rPr>
+        <w:t xml:space="preserve">const</w:t>
+      </w:r>
+      <w:r>
+        <w:rPr>
+          <w:rStyle w:val="NormalTok"/>
+        </w:rPr>
+        <w:t xml:space="preserve"> </w:t>
+      </w:r>
+      <w:r>
+        <w:rPr>
+          <w:rStyle w:val="DataTypeTok"/>
+        </w:rPr>
+        <w:t xml:space="preserve">uint8_t</w:t>
+      </w:r>
+      <w:r>
+        <w:rPr>
+          <w:rStyle w:val="NormalTok"/>
+        </w:rPr>
+        <w:t xml:space="preserve"> GIZLI</w:t>
+      </w:r>
+      <w:r>
+        <w:rPr>
+          <w:rStyle w:val="OperatorTok"/>
+        </w:rPr>
+        <w:t xml:space="preserve">[]</w:t>
+      </w:r>
+      <w:r>
+        <w:rPr>
+          <w:rStyle w:val="NormalTok"/>
+        </w:rPr>
+        <w:t xml:space="preserve"> </w:t>
+      </w:r>
+      <w:r>
+        <w:rPr>
+          <w:rStyle w:val="OperatorTok"/>
+        </w:rPr>
+        <w:t xml:space="preserve">=</w:t>
+      </w:r>
+      <w:r>
+        <w:rPr>
+          <w:rStyle w:val="NormalTok"/>
+        </w:rPr>
+        <w:t xml:space="preserve"> </w:t>
+      </w:r>
+      <w:r>
+        <w:rPr>
+          <w:rStyle w:val="OperatorTok"/>
+        </w:rPr>
+        <w:t xml:space="preserve">{</w:t>
+      </w:r>
+      <w:r>
+        <w:rPr>
+          <w:rStyle w:val="NormalTok"/>
+        </w:rPr>
+        <w:t xml:space="preserve"> </w:t>
+      </w:r>
+      <w:r>
+        <w:rPr>
+          <w:rStyle w:val="BaseNTok"/>
+        </w:rPr>
+        <w:t xml:space="preserve">0x3B</w:t>
+      </w:r>
+      <w:r>
+        <w:rPr>
+          <w:rStyle w:val="OperatorTok"/>
+        </w:rPr>
+        <w:t xml:space="preserve">,</w:t>
+      </w:r>
+      <w:r>
+        <w:rPr>
+          <w:rStyle w:val="BaseNTok"/>
+        </w:rPr>
+        <w:t xml:space="preserve">0x2A</w:t>
+      </w:r>
+      <w:r>
+        <w:rPr>
+          <w:rStyle w:val="OperatorTok"/>
+        </w:rPr>
+        <w:t xml:space="preserve">,</w:t>
+      </w:r>
+      <w:r>
+        <w:rPr>
+          <w:rStyle w:val="BaseNTok"/>
+        </w:rPr>
+        <w:t xml:space="preserve">0x2E</w:t>
+      </w:r>
+      <w:r>
+        <w:rPr>
+          <w:rStyle w:val="OperatorTok"/>
+        </w:rPr>
+        <w:t xml:space="preserve">,</w:t>
+      </w:r>
+      <w:r>
+        <w:rPr>
+          <w:rStyle w:val="BaseNTok"/>
+        </w:rPr>
+        <w:t xml:space="preserve">0x2E</w:t>
+      </w:r>
+      <w:r>
+        <w:rPr>
+          <w:rStyle w:val="OperatorTok"/>
+        </w:rPr>
+        <w:t xml:space="preserve">,</w:t>
+      </w:r>
+      <w:r>
+        <w:rPr>
+          <w:rStyle w:val="BaseNTok"/>
+        </w:rPr>
+        <w:t xml:space="preserve">0x2D</w:t>
+      </w:r>
+      <w:r>
+        <w:rPr>
+          <w:rStyle w:val="NormalTok"/>
+        </w:rPr>
+        <w:t xml:space="preserve"> </w:t>
+      </w:r>
+      <w:r>
+        <w:rPr>
+          <w:rStyle w:val="OperatorTok"/>
+        </w:rPr>
+        <w:t xml:space="preserve">};</w:t>
+      </w:r>
+      <w:r>
+        <w:rPr>
+          <w:rStyle w:val="NormalTok"/>
+        </w:rPr>
+        <w:t xml:space="preserve">   </w:t>
+      </w:r>
+      <w:r>
+        <w:rPr>
+          <w:rStyle w:val="CommentTok"/>
+        </w:rPr>
+        <w:t xml:space="preserve">/* "merhaba" değil; sentetik */</w:t>
+      </w:r>
+      <w:r>
+        <w:br/>
+      </w:r>
+      <w:r>
+        <w:rPr>
+          <w:rStyle w:val="DataTypeTok"/>
+        </w:rPr>
+        <w:t xml:space="preserve">void</w:t>
+      </w:r>
+      <w:r>
+        <w:rPr>
+          <w:rStyle w:val="NormalTok"/>
+        </w:rPr>
+        <w:t xml:space="preserve"> kullan</w:t>
+      </w:r>
+      <w:r>
+        <w:rPr>
+          <w:rStyle w:val="OperatorTok"/>
+        </w:rPr>
+        <w:t xml:space="preserve">(</w:t>
+      </w:r>
+      <w:r>
+        <w:rPr>
+          <w:rStyle w:val="DataTypeTok"/>
+        </w:rPr>
+        <w:t xml:space="preserve">void</w:t>
+      </w:r>
+      <w:r>
+        <w:rPr>
+          <w:rStyle w:val="OperatorTok"/>
+        </w:rPr>
+        <w:t xml:space="preserve">)</w:t>
+      </w:r>
+      <w:r>
+        <w:rPr>
+          <w:rStyle w:val="NormalTok"/>
+        </w:rPr>
+        <w:t xml:space="preserve"> </w:t>
+      </w:r>
+      <w:r>
+        <w:rPr>
+          <w:rStyle w:val="OperatorTok"/>
+        </w:rPr>
+        <w:t xml:space="preserve">{</w:t>
+      </w:r>
+      <w:r>
+        <w:br/>
+      </w:r>
+      <w:r>
+        <w:rPr>
+          <w:rStyle w:val="NormalTok"/>
+        </w:rPr>
+        <w:t xml:space="preserve">    </w:t>
+      </w:r>
+      <w:r>
+        <w:rPr>
+          <w:rStyle w:val="DataTypeTok"/>
+        </w:rPr>
+        <w:t xml:space="preserve">char</w:t>
+      </w:r>
+      <w:r>
+        <w:rPr>
+          <w:rStyle w:val="NormalTok"/>
+        </w:rPr>
+        <w:t xml:space="preserve"> tmp</w:t>
+      </w:r>
+      <w:r>
+        <w:rPr>
+          <w:rStyle w:val="OperatorTok"/>
+        </w:rPr>
+        <w:t xml:space="preserve">[</w:t>
+      </w:r>
+      <w:r>
+        <w:rPr>
+          <w:rStyle w:val="KeywordTok"/>
+        </w:rPr>
+        <w:t xml:space="preserve">sizeof</w:t>
+      </w:r>
+      <w:r>
+        <w:rPr>
+          <w:rStyle w:val="NormalTok"/>
+        </w:rPr>
+        <w:t xml:space="preserve"> GIZLI</w:t>
+      </w:r>
+      <w:r>
+        <w:rPr>
+          <w:rStyle w:val="OperatorTok"/>
+        </w:rPr>
+        <w:t xml:space="preserve">];</w:t>
+      </w:r>
+      <w:r>
+        <w:br/>
+      </w:r>
+      <w:r>
+        <w:rPr>
+          <w:rStyle w:val="NormalTok"/>
+        </w:rPr>
+        <w:t xml:space="preserve">    </w:t>
+      </w:r>
+      <w:r>
+        <w:rPr>
+          <w:rStyle w:val="ControlFlowTok"/>
+        </w:rPr>
+        <w:t xml:space="preserve">for</w:t>
+      </w:r>
+      <w:r>
+        <w:rPr>
+          <w:rStyle w:val="NormalTok"/>
+        </w:rPr>
+        <w:t xml:space="preserve"> </w:t>
+      </w:r>
+      <w:r>
+        <w:rPr>
+          <w:rStyle w:val="OperatorTok"/>
+        </w:rPr>
+        <w:t xml:space="preserve">(</w:t>
+      </w:r>
+      <w:r>
+        <w:rPr>
+          <w:rStyle w:val="DataTypeTok"/>
+        </w:rPr>
+        <w:t xml:space="preserve">size_t</w:t>
+      </w:r>
+      <w:r>
+        <w:rPr>
+          <w:rStyle w:val="NormalTok"/>
+        </w:rPr>
+        <w:t xml:space="preserve"> i </w:t>
+      </w:r>
+      <w:r>
+        <w:rPr>
+          <w:rStyle w:val="OperatorTok"/>
+        </w:rPr>
+        <w:t xml:space="preserve">=</w:t>
+      </w:r>
+      <w:r>
+        <w:rPr>
+          <w:rStyle w:val="NormalTok"/>
+        </w:rPr>
+        <w:t xml:space="preserve"> </w:t>
+      </w:r>
+      <w:r>
+        <w:rPr>
+          <w:rStyle w:val="DecValTok"/>
+        </w:rPr>
+        <w:t xml:space="preserve">0</w:t>
+      </w:r>
+      <w:r>
+        <w:rPr>
+          <w:rStyle w:val="OperatorTok"/>
+        </w:rPr>
+        <w:t xml:space="preserve">;</w:t>
+      </w:r>
+      <w:r>
+        <w:rPr>
+          <w:rStyle w:val="NormalTok"/>
+        </w:rPr>
+        <w:t xml:space="preserve"> i </w:t>
+      </w:r>
+      <w:r>
+        <w:rPr>
+          <w:rStyle w:val="OperatorTok"/>
+        </w:rPr>
+        <w:t xml:space="preserve">&lt;</w:t>
+      </w:r>
+      <w:r>
+        <w:rPr>
+          <w:rStyle w:val="NormalTok"/>
+        </w:rPr>
+        <w:t xml:space="preserve"> </w:t>
+      </w:r>
+      <w:r>
+        <w:rPr>
+          <w:rStyle w:val="KeywordTok"/>
+        </w:rPr>
+        <w:t xml:space="preserve">sizeof</w:t>
+      </w:r>
+      <w:r>
+        <w:rPr>
+          <w:rStyle w:val="NormalTok"/>
+        </w:rPr>
+        <w:t xml:space="preserve"> GIZLI</w:t>
+      </w:r>
+      <w:r>
+        <w:rPr>
+          <w:rStyle w:val="OperatorTok"/>
+        </w:rPr>
+        <w:t xml:space="preserve">;</w:t>
+      </w:r>
+      <w:r>
+        <w:rPr>
+          <w:rStyle w:val="NormalTok"/>
+        </w:rPr>
+        <w:t xml:space="preserve"> i</w:t>
+      </w:r>
+      <w:r>
+        <w:rPr>
+          <w:rStyle w:val="OperatorTok"/>
+        </w:rPr>
+        <w:t xml:space="preserve">++)</w:t>
+      </w:r>
+      <w:r>
+        <w:rPr>
+          <w:rStyle w:val="NormalTok"/>
+        </w:rPr>
+        <w:t xml:space="preserve"> tmp</w:t>
+      </w:r>
+      <w:r>
+        <w:rPr>
+          <w:rStyle w:val="OperatorTok"/>
+        </w:rPr>
+        <w:t xml:space="preserve">[</w:t>
+      </w:r>
+      <w:r>
+        <w:rPr>
+          <w:rStyle w:val="NormalTok"/>
+        </w:rPr>
+        <w:t xml:space="preserve">i</w:t>
+      </w:r>
+      <w:r>
+        <w:rPr>
+          <w:rStyle w:val="OperatorTok"/>
+        </w:rPr>
+        <w:t xml:space="preserve">]</w:t>
+      </w:r>
+      <w:r>
+        <w:rPr>
+          <w:rStyle w:val="NormalTok"/>
+        </w:rPr>
+        <w:t xml:space="preserve"> </w:t>
+      </w:r>
+      <w:r>
+        <w:rPr>
+          <w:rStyle w:val="OperatorTok"/>
+        </w:rPr>
+        <w:t xml:space="preserve">=</w:t>
+      </w:r>
+      <w:r>
+        <w:rPr>
+          <w:rStyle w:val="NormalTok"/>
+        </w:rPr>
+        <w:t xml:space="preserve"> GIZLI</w:t>
+      </w:r>
+      <w:r>
+        <w:rPr>
+          <w:rStyle w:val="OperatorTok"/>
+        </w:rPr>
+        <w:t xml:space="preserve">[</w:t>
+      </w:r>
+      <w:r>
+        <w:rPr>
+          <w:rStyle w:val="NormalTok"/>
+        </w:rPr>
+        <w:t xml:space="preserve">i</w:t>
+      </w:r>
+      <w:r>
+        <w:rPr>
+          <w:rStyle w:val="OperatorTok"/>
+        </w:rPr>
+        <w:t xml:space="preserve">]</w:t>
+      </w:r>
+      <w:r>
+        <w:rPr>
+          <w:rStyle w:val="NormalTok"/>
+        </w:rPr>
+        <w:t xml:space="preserve"> </w:t>
+      </w:r>
+      <w:r>
+        <w:rPr>
+          <w:rStyle w:val="OperatorTok"/>
+        </w:rPr>
+        <w:t xml:space="preserve">^</w:t>
+      </w:r>
+      <w:r>
+        <w:rPr>
+          <w:rStyle w:val="NormalTok"/>
+        </w:rPr>
+        <w:t xml:space="preserve"> </w:t>
+      </w:r>
+      <w:r>
+        <w:rPr>
+          <w:rStyle w:val="BaseNTok"/>
+        </w:rPr>
+        <w:t xml:space="preserve">0x5A</w:t>
+      </w:r>
+      <w:r>
+        <w:rPr>
+          <w:rStyle w:val="OperatorTok"/>
+        </w:rPr>
+        <w:t xml:space="preserve">;</w:t>
+      </w:r>
+      <w:r>
+        <w:rPr>
+          <w:rStyle w:val="NormalTok"/>
+        </w:rPr>
+        <w:t xml:space="preserve">  </w:t>
+      </w:r>
+      <w:r>
+        <w:rPr>
+          <w:rStyle w:val="CommentTok"/>
+        </w:rPr>
+        <w:t xml:space="preserve">/* çöz */</w:t>
+      </w:r>
+      <w:r>
+        <w:br/>
+      </w:r>
+      <w:r>
+        <w:rPr>
+          <w:rStyle w:val="NormalTok"/>
+        </w:rPr>
+        <w:t xml:space="preserve">    isle</w:t>
+      </w:r>
+      <w:r>
+        <w:rPr>
+          <w:rStyle w:val="OperatorTok"/>
+        </w:rPr>
+        <w:t xml:space="preserve">(</w:t>
+      </w:r>
+      <w:r>
+        <w:rPr>
+          <w:rStyle w:val="NormalTok"/>
+        </w:rPr>
+        <w:t xml:space="preserve">tmp</w:t>
+      </w:r>
+      <w:r>
+        <w:rPr>
+          <w:rStyle w:val="OperatorTok"/>
+        </w:rPr>
+        <w:t xml:space="preserve">,</w:t>
+      </w:r>
+      <w:r>
+        <w:rPr>
+          <w:rStyle w:val="NormalTok"/>
+        </w:rPr>
+        <w:t xml:space="preserve"> </w:t>
+      </w:r>
+      <w:r>
+        <w:rPr>
+          <w:rStyle w:val="KeywordTok"/>
+        </w:rPr>
+        <w:t xml:space="preserve">sizeof</w:t>
+      </w:r>
+      <w:r>
+        <w:rPr>
+          <w:rStyle w:val="NormalTok"/>
+        </w:rPr>
+        <w:t xml:space="preserve"> GIZLI</w:t>
+      </w:r>
+      <w:r>
+        <w:rPr>
+          <w:rStyle w:val="OperatorTok"/>
+        </w:rPr>
+        <w:t xml:space="preserve">);</w:t>
+      </w:r>
+      <w:r>
+        <w:br/>
+      </w:r>
+      <w:r>
+        <w:rPr>
+          <w:rStyle w:val="NormalTok"/>
+        </w:rPr>
+        <w:t xml:space="preserve">    memset_s_benzeri</w:t>
+      </w:r>
+      <w:r>
+        <w:rPr>
+          <w:rStyle w:val="OperatorTok"/>
+        </w:rPr>
+        <w:t xml:space="preserve">(</w:t>
+      </w:r>
+      <w:r>
+        <w:rPr>
+          <w:rStyle w:val="NormalTok"/>
+        </w:rPr>
+        <w:t xml:space="preserve">tmp</w:t>
+      </w:r>
+      <w:r>
+        <w:rPr>
+          <w:rStyle w:val="OperatorTok"/>
+        </w:rPr>
+        <w:t xml:space="preserve">,</w:t>
+      </w:r>
+      <w:r>
+        <w:rPr>
+          <w:rStyle w:val="NormalTok"/>
+        </w:rPr>
+        <w:t xml:space="preserve"> </w:t>
+      </w:r>
+      <w:r>
+        <w:rPr>
+          <w:rStyle w:val="KeywordTok"/>
+        </w:rPr>
+        <w:t xml:space="preserve">sizeof</w:t>
+      </w:r>
+      <w:r>
+        <w:rPr>
+          <w:rStyle w:val="NormalTok"/>
+        </w:rPr>
+        <w:t xml:space="preserve"> tmp</w:t>
+      </w:r>
+      <w:r>
+        <w:rPr>
+          <w:rStyle w:val="OperatorTok"/>
+        </w:rPr>
+        <w:t xml:space="preserve">);</w:t>
+      </w:r>
+      <w:r>
+        <w:rPr>
+          <w:rStyle w:val="NormalTok"/>
+        </w:rPr>
+        <w:t xml:space="preserve">   </w:t>
+      </w:r>
+      <w:r>
+        <w:rPr>
+          <w:rStyle w:val="CommentTok"/>
+        </w:rPr>
+        <w:t xml:space="preserve">/* kullanımdan hemen sonra sil (3. hafta) */</w:t>
+      </w:r>
+      <w:r>
+        <w:br/>
+      </w:r>
+      <w:r>
+        <w:rPr>
+          <w:rStyle w:val="OperatorTok"/>
+        </w:rPr>
+        <w:t xml:space="preserve">}</w:t>
+      </w:r>
+    </w:p>
+    <w:p>
+      <w:pPr>
+        <w:pStyle w:val="FirstParagraph"/>
+      </w:pPr>
+      <w:r>
+        <w:rPr>
+          <w:b/>
+          <w:bCs/>
+        </w:rPr>
+        <w:t xml:space="preserve">Maliyet:</w:t>
+      </w:r>
+      <w:r>
+        <w:t xml:space="preserve"> </w:t>
+      </w:r>
+      <w:r>
+        <w:t xml:space="preserve">düşük.</w:t>
+      </w:r>
+      <w:r>
+        <w:t xml:space="preserve"> </w:t>
+      </w:r>
+      <w:r>
+        <w:rPr>
+          <w:b/>
+          <w:bCs/>
+        </w:rPr>
+        <w:t xml:space="preserve">Sınır:</w:t>
+      </w:r>
+      <w:r>
+        <w:t xml:space="preserve"> </w:t>
+      </w:r>
+      <w:r>
+        <w:t xml:space="preserve">çalışan programda çözülmüş dize bellekte görünür; bu bir</w:t>
+      </w:r>
+      <w:r>
+        <w:t xml:space="preserve"> </w:t>
+      </w:r>
+      <w:r>
+        <w:rPr>
+          <w:b/>
+          <w:bCs/>
+        </w:rPr>
+        <w:t xml:space="preserve">statik tarama</w:t>
+      </w:r>
+      <w:r>
+        <w:t xml:space="preserve"> </w:t>
+      </w:r>
+      <w:r>
+        <w:t xml:space="preserve">önlemidir.</w:t>
+      </w:r>
+      <w:r>
+        <w:t xml:space="preserve"> </w:t>
+      </w:r>
+      <w:r>
+        <w:t xml:space="preserve">Çözme anahtarı da ikili dosyadadır — bu yüzden sahada çözme anahtarı</w:t>
+      </w:r>
+      <w:r>
+        <w:t xml:space="preserve"> </w:t>
+      </w:r>
+      <w:r>
+        <w:rPr>
+          <w:b/>
+          <w:bCs/>
+        </w:rPr>
+        <w:t xml:space="preserve">parçalanır ve dağıtılır</w:t>
+      </w:r>
+      <w:r>
+        <w:t xml:space="preserve"> </w:t>
+      </w:r>
+      <w:r>
+        <w:t xml:space="preserve">ve çözme fonksiyonu</w:t>
+      </w:r>
+      <w:r>
+        <w:t xml:space="preserve"> </w:t>
+      </w:r>
+      <w:r>
+        <w:t xml:space="preserve">ek denetimlerle korunur.</w:t>
+      </w:r>
+      <w:r>
+        <w:t xml:space="preserve"> </w:t>
+      </w:r>
+      <w:r>
+        <w:rPr>
+          <w:b/>
+          <w:bCs/>
+        </w:rPr>
+        <w:t xml:space="preserve">Ölçüm:</w:t>
+      </w:r>
+      <w:r>
+        <w:t xml:space="preserve"> </w:t>
+      </w:r>
+      <w:r>
+        <w:rPr>
+          <w:rStyle w:val="VerbatimChar"/>
+        </w:rPr>
+        <w:t xml:space="preserve">strings</w:t>
+      </w:r>
+      <w:r>
+        <w:t xml:space="preserve"> </w:t>
+      </w:r>
+      <w:r>
+        <w:t xml:space="preserve">çıktısında hassas dizge</w:t>
+      </w:r>
+      <w:r>
+        <w:t xml:space="preserve"> </w:t>
+      </w:r>
+      <w:r>
+        <w:rPr>
+          <w:b/>
+          <w:bCs/>
+        </w:rPr>
+        <w:t xml:space="preserve">bulunmamalı</w:t>
+      </w:r>
+      <w:r>
+        <w:t xml:space="preserve">.</w:t>
+      </w:r>
+    </w:p>
+    <w:p>
+      <w:pPr>
+        <w:pStyle w:val="BlockText"/>
+      </w:pPr>
+      <w:r>
+        <w:rPr>
+          <w:b/>
+          <w:bCs/>
+        </w:rPr>
+        <w:t xml:space="preserve">Kural: dize gizleme ile anahtar saklama karıştırılmaz</w:t>
+      </w:r>
+    </w:p>
+    <w:p>
+      <w:pPr>
+        <w:pStyle w:val="BlockText"/>
+      </w:pPr>
+      <w:r>
+        <w:t xml:space="preserve">Dize gizleme,</w:t>
+      </w:r>
+      <w:r>
+        <w:t xml:space="preserve"> </w:t>
+      </w:r>
+      <w:r>
+        <w:rPr>
+          <w:rStyle w:val="VerbatimChar"/>
+        </w:rPr>
+        <w:t xml:space="preserve">strings</w:t>
+      </w:r>
+      <w:r>
+        <w:t xml:space="preserve"> </w:t>
+      </w:r>
+      <w:r>
+        <w:t xml:space="preserve">gibi statik taramaları durdurur;</w:t>
+      </w:r>
+      <w:r>
+        <w:t xml:space="preserve"> </w:t>
+      </w:r>
+      <w:r>
+        <w:rPr>
+          <w:b/>
+          <w:bCs/>
+        </w:rPr>
+        <w:t xml:space="preserve">anahtar</w:t>
+      </w:r>
+      <w:r>
+        <w:t xml:space="preserve"> </w:t>
+      </w:r>
+      <w:r>
+        <w:t xml:space="preserve">korumak için değildir. Bu 1. bölümdeki</w:t>
+      </w:r>
+      <w:r>
+        <w:t xml:space="preserve"> </w:t>
+      </w:r>
+      <w:r>
+        <w:t xml:space="preserve">“gizleme anahtar saklamaz”</w:t>
+      </w:r>
+      <w:r>
+        <w:t xml:space="preserve"> </w:t>
+      </w:r>
+      <w:r>
+        <w:t xml:space="preserve">kuralının somut halidir. Gerçek anahtarlar için whitebox (11. hafta) ya da donanım.</w:t>
+      </w:r>
+    </w:p>
+    <w:bookmarkEnd w:id="34"/>
+    <w:bookmarkStart w:id="35" w:name="X2e2278bccc9f1421b6430ad04c05c03c5a50e0a"/>
+    <w:p>
+      <w:pPr>
+        <w:pStyle w:val="Heading3"/>
+      </w:pPr>
+      <w:r>
+        <w:t xml:space="preserve">KURAL K-08 — Sabit dönüşümleri, opak boolean ve fonksiyon boolean dönüşleri</w:t>
+      </w:r>
+    </w:p>
+    <w:p>
+      <w:pPr>
+        <w:pStyle w:val="FirstParagraph"/>
+      </w:pPr>
+      <w:r>
+        <w:t xml:space="preserve">Kılavuz güvenlik sonuçlarının nasıl temsil edileceğini ayrı bir kural yapar. Bir denetimin sonucunu düz bir</w:t>
+      </w:r>
+      <w:r>
+        <w:t xml:space="preserve"> </w:t>
+      </w:r>
+      <w:r>
+        <w:rPr>
+          <w:rStyle w:val="VerbatimChar"/>
+        </w:rPr>
+        <w:t xml:space="preserve">0</w:t>
+      </w:r>
+      <w:r>
+        <w:t xml:space="preserve">/</w:t>
+      </w:r>
+      <w:r>
+        <w:rPr>
+          <w:rStyle w:val="VerbatimChar"/>
+        </w:rPr>
+        <w:t xml:space="preserve">1</w:t>
+      </w:r>
+      <w:r>
+        <w:t xml:space="preserve"> </w:t>
+      </w:r>
+      <w:r>
+        <w:t xml:space="preserve">olarak döndürmek tehlikelidir: saldırgan tek bir baytı çevirerek</w:t>
+      </w:r>
+      <w:r>
+        <w:t xml:space="preserve"> </w:t>
+      </w:r>
+      <w:r>
+        <w:t xml:space="preserve">“başarısız”</w:t>
+      </w:r>
+      <w:r>
+        <w:t xml:space="preserve">ı</w:t>
+      </w:r>
+      <w:r>
+        <w:t xml:space="preserve"> </w:t>
+      </w:r>
+      <w:r>
+        <w:t xml:space="preserve">“başarılı”</w:t>
+      </w:r>
+      <w:r>
+        <w:t xml:space="preserve">ya dönüştürebilir.</w:t>
+      </w:r>
+      <w:r>
+        <w:t xml:space="preserve"> </w:t>
+      </w:r>
+      <w:r>
+        <w:rPr>
+          <w:b/>
+          <w:bCs/>
+        </w:rPr>
+        <w:t xml:space="preserve">Opak</w:t>
+      </w:r>
+      <w:r>
+        <w:rPr>
+          <w:b/>
+          <w:bCs/>
+        </w:rPr>
+        <w:t xml:space="preserve"> </w:t>
+      </w:r>
+      <w:r>
+        <w:rPr>
+          <w:b/>
+          <w:bCs/>
+        </w:rPr>
+        <w:t xml:space="preserve">boolean</w:t>
+      </w:r>
+      <w:r>
+        <w:t xml:space="preserve"> </w:t>
+      </w:r>
+      <w:r>
+        <w:t xml:space="preserve">kuralı, doğru/yanlış değerini</w:t>
+      </w:r>
+      <w:r>
+        <w:t xml:space="preserve"> </w:t>
+      </w:r>
+      <w:r>
+        <w:rPr>
+          <w:b/>
+          <w:bCs/>
+        </w:rPr>
+        <w:t xml:space="preserve">birden çok değere bağlı</w:t>
+      </w:r>
+      <w:r>
+        <w:t xml:space="preserve"> </w:t>
+      </w:r>
+      <w:r>
+        <w:t xml:space="preserve">ve tek bir bayt yamasıyla çevrilemeyecek biçimde</w:t>
+      </w:r>
+      <w:r>
+        <w:t xml:space="preserve"> </w:t>
+      </w:r>
+      <w:r>
+        <w:t xml:space="preserve">tutar. Fonksiyonlar da düz boolean yerine bu tür</w:t>
+      </w:r>
+      <w:r>
+        <w:t xml:space="preserve"> </w:t>
+      </w:r>
+      <w:r>
+        <w:rPr>
+          <w:b/>
+          <w:bCs/>
+        </w:rPr>
+        <w:t xml:space="preserve">opak dönüş kodları</w:t>
+      </w:r>
+      <w:r>
+        <w:t xml:space="preserve"> </w:t>
+      </w:r>
+      <w:r>
+        <w:t xml:space="preserve">verir.</w:t>
+      </w:r>
+    </w:p>
+    <w:p>
+      <w:pPr>
+        <w:pStyle w:val="BodyText"/>
+      </w:pPr>
+      <w:r>
+        <w:rPr>
+          <w:b/>
+          <w:bCs/>
+        </w:rPr>
+        <w:t xml:space="preserve">Opak boolean: tek bayt yaması sonucu çeviremez (kavram)</w:t>
+      </w:r>
+    </w:p>
+    <w:p>
+      <w:pPr>
+        <w:pStyle w:val="SourceCode"/>
+      </w:pPr>
+      <w:r>
+        <w:rPr>
+          <w:rStyle w:val="CommentTok"/>
+        </w:rPr>
+        <w:t xml:space="preserve">/* "izin" değeri tek bir sabit değil; iki durumdan türetilir ve çağıran taraf ikisini de doğrular. */</w:t>
+      </w:r>
+      <w:r>
+        <w:br/>
+      </w:r>
+      <w:r>
+        <w:rPr>
+          <w:rStyle w:val="KeywordTok"/>
+        </w:rPr>
+        <w:t xml:space="preserve">typedef</w:t>
+      </w:r>
+      <w:r>
+        <w:rPr>
+          <w:rStyle w:val="NormalTok"/>
+        </w:rPr>
+        <w:t xml:space="preserve"> </w:t>
+      </w:r>
+      <w:r>
+        <w:rPr>
+          <w:rStyle w:val="KeywordTok"/>
+        </w:rPr>
+        <w:t xml:space="preserve">struct</w:t>
+      </w:r>
+      <w:r>
+        <w:rPr>
+          <w:rStyle w:val="NormalTok"/>
+        </w:rPr>
+        <w:t xml:space="preserve"> </w:t>
+      </w:r>
+      <w:r>
+        <w:rPr>
+          <w:rStyle w:val="OperatorTok"/>
+        </w:rPr>
+        <w:t xml:space="preserve">{</w:t>
+      </w:r>
+      <w:r>
+        <w:rPr>
+          <w:rStyle w:val="NormalTok"/>
+        </w:rPr>
+        <w:t xml:space="preserve"> </w:t>
+      </w:r>
+      <w:r>
+        <w:rPr>
+          <w:rStyle w:val="DataTypeTok"/>
+        </w:rPr>
+        <w:t xml:space="preserve">uint32_t</w:t>
+      </w:r>
+      <w:r>
+        <w:rPr>
+          <w:rStyle w:val="NormalTok"/>
+        </w:rPr>
+        <w:t xml:space="preserve"> a</w:t>
+      </w:r>
+      <w:r>
+        <w:rPr>
+          <w:rStyle w:val="OperatorTok"/>
+        </w:rPr>
+        <w:t xml:space="preserve">,</w:t>
+      </w:r>
+      <w:r>
+        <w:rPr>
+          <w:rStyle w:val="NormalTok"/>
+        </w:rPr>
+        <w:t xml:space="preserve"> b</w:t>
+      </w:r>
+      <w:r>
+        <w:rPr>
+          <w:rStyle w:val="OperatorTok"/>
+        </w:rPr>
+        <w:t xml:space="preserve">;</w:t>
+      </w:r>
+      <w:r>
+        <w:rPr>
+          <w:rStyle w:val="NormalTok"/>
+        </w:rPr>
+        <w:t xml:space="preserve"> </w:t>
+      </w:r>
+      <w:r>
+        <w:rPr>
+          <w:rStyle w:val="OperatorTok"/>
+        </w:rPr>
+        <w:t xml:space="preserve">}</w:t>
+      </w:r>
+      <w:r>
+        <w:rPr>
+          <w:rStyle w:val="NormalTok"/>
+        </w:rPr>
+        <w:t xml:space="preserve"> Karar</w:t>
+      </w:r>
+      <w:r>
+        <w:rPr>
+          <w:rStyle w:val="OperatorTok"/>
+        </w:rPr>
+        <w:t xml:space="preserve">;</w:t>
+      </w:r>
+      <w:r>
+        <w:br/>
+      </w:r>
+      <w:r>
+        <w:rPr>
+          <w:rStyle w:val="DataTypeTok"/>
+        </w:rPr>
+        <w:t xml:space="preserve">static</w:t>
+      </w:r>
+      <w:r>
+        <w:rPr>
+          <w:rStyle w:val="NormalTok"/>
+        </w:rPr>
+        <w:t xml:space="preserve"> Karar izin_ver</w:t>
+      </w:r>
+      <w:r>
+        <w:rPr>
+          <w:rStyle w:val="OperatorTok"/>
+        </w:rPr>
+        <w:t xml:space="preserve">(</w:t>
+      </w:r>
+      <w:r>
+        <w:rPr>
+          <w:rStyle w:val="DataTypeTok"/>
+        </w:rPr>
+        <w:t xml:space="preserve">void</w:t>
+      </w:r>
+      <w:r>
+        <w:rPr>
+          <w:rStyle w:val="OperatorTok"/>
+        </w:rPr>
+        <w:t xml:space="preserve">)</w:t>
+      </w:r>
+      <w:r>
+        <w:rPr>
+          <w:rStyle w:val="NormalTok"/>
+        </w:rPr>
+        <w:t xml:space="preserve">  </w:t>
+      </w:r>
+      <w:r>
+        <w:rPr>
+          <w:rStyle w:val="OperatorTok"/>
+        </w:rPr>
+        <w:t xml:space="preserve">{</w:t>
+      </w:r>
+      <w:r>
+        <w:rPr>
+          <w:rStyle w:val="NormalTok"/>
+        </w:rPr>
+        <w:t xml:space="preserve"> </w:t>
+      </w:r>
+      <w:r>
+        <w:rPr>
+          <w:rStyle w:val="ControlFlowTok"/>
+        </w:rPr>
+        <w:t xml:space="preserve">return</w:t>
+      </w:r>
+      <w:r>
+        <w:rPr>
+          <w:rStyle w:val="NormalTok"/>
+        </w:rPr>
+        <w:t xml:space="preserve"> </w:t>
+      </w:r>
+      <w:r>
+        <w:rPr>
+          <w:rStyle w:val="OperatorTok"/>
+        </w:rPr>
+        <w:t xml:space="preserve">(</w:t>
+      </w:r>
+      <w:r>
+        <w:rPr>
+          <w:rStyle w:val="NormalTok"/>
+        </w:rPr>
+        <w:t xml:space="preserve">Karar</w:t>
+      </w:r>
+      <w:r>
+        <w:rPr>
+          <w:rStyle w:val="OperatorTok"/>
+        </w:rPr>
+        <w:t xml:space="preserve">){</w:t>
+      </w:r>
+      <w:r>
+        <w:rPr>
+          <w:rStyle w:val="NormalTok"/>
+        </w:rPr>
+        <w:t xml:space="preserve"> </w:t>
+      </w:r>
+      <w:r>
+        <w:rPr>
+          <w:rStyle w:val="BaseNTok"/>
+        </w:rPr>
+        <w:t xml:space="preserve">0xA3C1</w:t>
+      </w:r>
+      <w:r>
+        <w:rPr>
+          <w:rStyle w:val="BuiltInTok"/>
+        </w:rPr>
+        <w:t xml:space="preserve">u</w:t>
+      </w:r>
+      <w:r>
+        <w:rPr>
+          <w:rStyle w:val="OperatorTok"/>
+        </w:rPr>
+        <w:t xml:space="preserve">,</w:t>
+      </w:r>
+      <w:r>
+        <w:rPr>
+          <w:rStyle w:val="NormalTok"/>
+        </w:rPr>
+        <w:t xml:space="preserve"> </w:t>
+      </w:r>
+      <w:r>
+        <w:rPr>
+          <w:rStyle w:val="BaseNTok"/>
+        </w:rPr>
+        <w:t xml:space="preserve">0x5C3E</w:t>
+      </w:r>
+      <w:r>
+        <w:rPr>
+          <w:rStyle w:val="BuiltInTok"/>
+        </w:rPr>
+        <w:t xml:space="preserve">u</w:t>
+      </w:r>
+      <w:r>
+        <w:rPr>
+          <w:rStyle w:val="NormalTok"/>
+        </w:rPr>
+        <w:t xml:space="preserve"> </w:t>
+      </w:r>
+      <w:r>
+        <w:rPr>
+          <w:rStyle w:val="OperatorTok"/>
+        </w:rPr>
+        <w:t xml:space="preserve">};</w:t>
+      </w:r>
+      <w:r>
+        <w:rPr>
+          <w:rStyle w:val="NormalTok"/>
+        </w:rPr>
+        <w:t xml:space="preserve"> </w:t>
+      </w:r>
+      <w:r>
+        <w:rPr>
+          <w:rStyle w:val="OperatorTok"/>
+        </w:rPr>
+        <w:t xml:space="preserve">}</w:t>
+      </w:r>
+      <w:r>
+        <w:rPr>
+          <w:rStyle w:val="NormalTok"/>
+        </w:rPr>
+        <w:t xml:space="preserve"> </w:t>
+      </w:r>
+      <w:r>
+        <w:rPr>
+          <w:rStyle w:val="CommentTok"/>
+        </w:rPr>
+        <w:t xml:space="preserve">/* a ^ b == 0xFFFF */</w:t>
+      </w:r>
+      <w:r>
+        <w:br/>
+      </w:r>
+      <w:r>
+        <w:rPr>
+          <w:rStyle w:val="DataTypeTok"/>
+        </w:rPr>
+        <w:t xml:space="preserve">static</w:t>
+      </w:r>
+      <w:r>
+        <w:rPr>
+          <w:rStyle w:val="NormalTok"/>
+        </w:rPr>
+        <w:t xml:space="preserve"> </w:t>
+      </w:r>
+      <w:r>
+        <w:rPr>
+          <w:rStyle w:val="DataTypeTok"/>
+        </w:rPr>
+        <w:t xml:space="preserve">int</w:t>
+      </w:r>
+      <w:r>
+        <w:rPr>
+          <w:rStyle w:val="NormalTok"/>
+        </w:rPr>
+        <w:t xml:space="preserve">  karar_izin_mi</w:t>
+      </w:r>
+      <w:r>
+        <w:rPr>
+          <w:rStyle w:val="OperatorTok"/>
+        </w:rPr>
+        <w:t xml:space="preserve">(</w:t>
+      </w:r>
+      <w:r>
+        <w:rPr>
+          <w:rStyle w:val="NormalTok"/>
+        </w:rPr>
+        <w:t xml:space="preserve">Karar k</w:t>
+      </w:r>
+      <w:r>
+        <w:rPr>
+          <w:rStyle w:val="OperatorTok"/>
+        </w:rPr>
+        <w:t xml:space="preserve">)</w:t>
+      </w:r>
+      <w:r>
+        <w:rPr>
+          <w:rStyle w:val="NormalTok"/>
+        </w:rPr>
+        <w:t xml:space="preserve"> </w:t>
+      </w:r>
+      <w:r>
+        <w:rPr>
+          <w:rStyle w:val="OperatorTok"/>
+        </w:rPr>
+        <w:t xml:space="preserve">{</w:t>
+      </w:r>
+      <w:r>
+        <w:rPr>
+          <w:rStyle w:val="NormalTok"/>
+        </w:rPr>
+        <w:t xml:space="preserve"> </w:t>
+      </w:r>
+      <w:r>
+        <w:rPr>
+          <w:rStyle w:val="ControlFlowTok"/>
+        </w:rPr>
+        <w:t xml:space="preserve">return</w:t>
+      </w:r>
+      <w:r>
+        <w:rPr>
+          <w:rStyle w:val="NormalTok"/>
+        </w:rPr>
+        <w:t xml:space="preserve"> </w:t>
+      </w:r>
+      <w:r>
+        <w:rPr>
+          <w:rStyle w:val="OperatorTok"/>
+        </w:rPr>
+        <w:t xml:space="preserve">(</w:t>
+      </w:r>
+      <w:r>
+        <w:rPr>
+          <w:rStyle w:val="NormalTok"/>
+        </w:rPr>
+        <w:t xml:space="preserve">k</w:t>
+      </w:r>
+      <w:r>
+        <w:rPr>
+          <w:rStyle w:val="OperatorTok"/>
+        </w:rPr>
+        <w:t xml:space="preserve">.</w:t>
+      </w:r>
+      <w:r>
+        <w:rPr>
+          <w:rStyle w:val="NormalTok"/>
+        </w:rPr>
+        <w:t xml:space="preserve">a </w:t>
+      </w:r>
+      <w:r>
+        <w:rPr>
+          <w:rStyle w:val="OperatorTok"/>
+        </w:rPr>
+        <w:t xml:space="preserve">^</w:t>
+      </w:r>
+      <w:r>
+        <w:rPr>
+          <w:rStyle w:val="NormalTok"/>
+        </w:rPr>
+        <w:t xml:space="preserve"> k</w:t>
+      </w:r>
+      <w:r>
+        <w:rPr>
+          <w:rStyle w:val="OperatorTok"/>
+        </w:rPr>
+        <w:t xml:space="preserve">.</w:t>
+      </w:r>
+      <w:r>
+        <w:rPr>
+          <w:rStyle w:val="NormalTok"/>
+        </w:rPr>
+        <w:t xml:space="preserve">b</w:t>
+      </w:r>
+      <w:r>
+        <w:rPr>
+          <w:rStyle w:val="OperatorTok"/>
+        </w:rPr>
+        <w:t xml:space="preserve">)</w:t>
+      </w:r>
+      <w:r>
+        <w:rPr>
+          <w:rStyle w:val="NormalTok"/>
+        </w:rPr>
+        <w:t xml:space="preserve"> </w:t>
+      </w:r>
+      <w:r>
+        <w:rPr>
+          <w:rStyle w:val="OperatorTok"/>
+        </w:rPr>
+        <w:t xml:space="preserve">==</w:t>
+      </w:r>
+      <w:r>
+        <w:rPr>
+          <w:rStyle w:val="NormalTok"/>
+        </w:rPr>
+        <w:t xml:space="preserve"> </w:t>
+      </w:r>
+      <w:r>
+        <w:rPr>
+          <w:rStyle w:val="BaseNTok"/>
+        </w:rPr>
+        <w:t xml:space="preserve">0xFFFF</w:t>
+      </w:r>
+      <w:r>
+        <w:rPr>
+          <w:rStyle w:val="BuiltInTok"/>
+        </w:rPr>
+        <w:t xml:space="preserve">u</w:t>
+      </w:r>
+      <w:r>
+        <w:rPr>
+          <w:rStyle w:val="OperatorTok"/>
+        </w:rPr>
+        <w:t xml:space="preserve">;</w:t>
+      </w:r>
+      <w:r>
+        <w:rPr>
+          <w:rStyle w:val="NormalTok"/>
+        </w:rPr>
+        <w:t xml:space="preserve"> </w:t>
+      </w:r>
+      <w:r>
+        <w:rPr>
+          <w:rStyle w:val="OperatorTok"/>
+        </w:rPr>
+        <w:t xml:space="preserve">}</w:t>
+      </w:r>
+    </w:p>
+    <w:p>
+      <w:pPr>
+        <w:pStyle w:val="FirstParagraph"/>
+      </w:pPr>
+      <w:r>
+        <w:rPr>
+          <w:b/>
+          <w:bCs/>
+        </w:rPr>
+        <w:t xml:space="preserve">Maliyet:</w:t>
+      </w:r>
+      <w:r>
+        <w:t xml:space="preserve"> </w:t>
+      </w:r>
+      <w:r>
+        <w:t xml:space="preserve">düşük.</w:t>
+      </w:r>
+      <w:r>
+        <w:t xml:space="preserve"> </w:t>
+      </w:r>
+      <w:r>
+        <w:rPr>
+          <w:b/>
+          <w:bCs/>
+        </w:rPr>
+        <w:t xml:space="preserve">Sınır:</w:t>
+      </w:r>
+      <w:r>
+        <w:t xml:space="preserve"> </w:t>
+      </w:r>
+      <w:r>
+        <w:t xml:space="preserve">yeterince incelenirse çözülür; amacı tek-bayt yamayı ve kaba dal-çevirmeyi</w:t>
+      </w:r>
+      <w:r>
+        <w:t xml:space="preserve"> </w:t>
+      </w:r>
+      <w:r>
+        <w:t xml:space="preserve">engellemektir.</w:t>
+      </w:r>
+      <w:r>
+        <w:t xml:space="preserve"> </w:t>
+      </w:r>
+      <w:r>
+        <w:rPr>
+          <w:b/>
+          <w:bCs/>
+        </w:rPr>
+        <w:t xml:space="preserve">Ölçüm:</w:t>
+      </w:r>
+      <w:r>
+        <w:t xml:space="preserve"> </w:t>
+      </w:r>
+      <w:r>
+        <w:t xml:space="preserve">“sonucu tersine çevir”</w:t>
+      </w:r>
+      <w:r>
+        <w:t xml:space="preserve"> </w:t>
+      </w:r>
+      <w:r>
+        <w:t xml:space="preserve">saldırısında değiştirilmesi gereken bağımsız nokta sayısı &gt; 1.</w:t>
+      </w:r>
+    </w:p>
+    <w:bookmarkEnd w:id="35"/>
+    <w:bookmarkStart w:id="36" w:name="Xcc7f1d8336cade38e56e7ab6fbf21f32adb9232"/>
+    <w:p>
+      <w:pPr>
+        <w:pStyle w:val="Heading3"/>
+      </w:pPr>
+      <w:r>
+        <w:t xml:space="preserve">KURAL K-09 — Değişken bölme, birleştirme ve dizi yeniden yapılandırma</w:t>
+      </w:r>
+    </w:p>
+    <w:p>
+      <w:pPr>
+        <w:pStyle w:val="FirstParagraph"/>
+      </w:pPr>
+      <w:r>
+        <w:rPr>
+          <w:b/>
+          <w:bCs/>
+        </w:rPr>
+        <w:t xml:space="preserve">Neyi korur?</w:t>
+      </w:r>
+      <w:r>
+        <w:t xml:space="preserve"> </w:t>
+      </w:r>
+      <w:r>
+        <w:t xml:space="preserve">Hassas bir değişkenin bellekteki tanınabilir izini.</w:t>
+      </w:r>
+      <w:r>
+        <w:t xml:space="preserve"> </w:t>
+      </w:r>
+      <w:r>
+        <w:t xml:space="preserve">“32 baytlık bir blok = bir AES anahtarı”</w:t>
+      </w:r>
+      <w:r>
+        <w:t xml:space="preserve"> </w:t>
+      </w:r>
+      <w:r>
+        <w:t xml:space="preserve">gibi</w:t>
+      </w:r>
+      <w:r>
+        <w:t xml:space="preserve"> </w:t>
+      </w:r>
+      <w:r>
+        <w:t xml:space="preserve">kalıplar saldırgana yol gösterir.</w:t>
+      </w:r>
+      <w:r>
+        <w:t xml:space="preserve"> </w:t>
+      </w:r>
+      <w:r>
+        <w:rPr>
+          <w:b/>
+          <w:bCs/>
+        </w:rPr>
+        <w:t xml:space="preserve">Nasıl?</w:t>
+      </w:r>
+      <w:r>
+        <w:t xml:space="preserve"> </w:t>
+      </w:r>
+      <w:r>
+        <w:t xml:space="preserve">Bir değişken iki parçaya</w:t>
+      </w:r>
+      <w:r>
+        <w:t xml:space="preserve"> </w:t>
+      </w:r>
+      <w:r>
+        <w:rPr>
+          <w:b/>
+          <w:bCs/>
+        </w:rPr>
+        <w:t xml:space="preserve">bölünür</w:t>
+      </w:r>
+      <w:r>
+        <w:t xml:space="preserve"> </w:t>
+      </w:r>
+      <w:r>
+        <w:t xml:space="preserve">(ör. bir 32-bit değeri iki 16-bit</w:t>
+      </w:r>
+      <w:r>
+        <w:t xml:space="preserve"> </w:t>
+      </w:r>
+      <w:r>
+        <w:t xml:space="preserve">paydan hesaplamak), birden çok değişken tek bir söze</w:t>
+      </w:r>
+      <w:r>
+        <w:t xml:space="preserve"> </w:t>
+      </w:r>
+      <w:r>
+        <w:rPr>
+          <w:b/>
+          <w:bCs/>
+        </w:rPr>
+        <w:t xml:space="preserve">birleştirilir</w:t>
+      </w:r>
+      <w:r>
+        <w:t xml:space="preserve">, diziler yeniden düzenlenir; tamponların</w:t>
+      </w:r>
+      <w:r>
+        <w:t xml:space="preserve"> </w:t>
+      </w:r>
+      <w:r>
+        <w:t xml:space="preserve">boyutu, sırası ve yerleşimi değiştirilir, araya sahte ayırmalar konur ve kullanımdan sonra rastgele değerle doldurulur.</w:t>
+      </w:r>
+    </w:p>
+    <w:p>
+      <w:pPr>
+        <w:pStyle w:val="BodyText"/>
+      </w:pPr>
+      <w:r>
+        <w:rPr>
+          <w:b/>
+          <w:bCs/>
+        </w:rPr>
+        <w:t xml:space="preserve">Maliyet:</w:t>
+      </w:r>
+      <w:r>
+        <w:t xml:space="preserve"> </w:t>
+      </w:r>
+      <w:r>
+        <w:t xml:space="preserve">düşük–orta.</w:t>
+      </w:r>
+      <w:r>
+        <w:t xml:space="preserve"> </w:t>
+      </w:r>
+      <w:r>
+        <w:rPr>
+          <w:b/>
+          <w:bCs/>
+        </w:rPr>
+        <w:t xml:space="preserve">Sınır:</w:t>
+      </w:r>
+      <w:r>
+        <w:t xml:space="preserve"> </w:t>
+      </w:r>
+      <w:r>
+        <w:t xml:space="preserve">yalnız statik/kalıp analizini yavaşlatır.</w:t>
+      </w:r>
+      <w:r>
+        <w:t xml:space="preserve"> </w:t>
+      </w:r>
+      <w:r>
+        <w:rPr>
+          <w:b/>
+          <w:bCs/>
+        </w:rPr>
+        <w:t xml:space="preserve">Ölçüm:</w:t>
+      </w:r>
+      <w:r>
+        <w:t xml:space="preserve"> </w:t>
+      </w:r>
+      <w:r>
+        <w:t xml:space="preserve">hassas tamponun bellek</w:t>
+      </w:r>
+      <w:r>
+        <w:t xml:space="preserve"> </w:t>
+      </w:r>
+      <w:r>
+        <w:t xml:space="preserve">kalıbından tanınma süresi.</w:t>
+      </w:r>
+    </w:p>
+    <w:bookmarkEnd w:id="36"/>
+    <w:bookmarkEnd w:id="37"/>
+    <w:bookmarkStart w:id="41" w:name="program-bütünü-düzeyinde-kurallar"/>
+    <w:p>
+      <w:pPr>
+        <w:pStyle w:val="Heading2"/>
+      </w:pPr>
+      <w:r>
+        <w:t xml:space="preserve">7. Program bütünü düzeyinde kurallar</w:t>
+      </w:r>
+    </w:p>
+    <w:bookmarkStart w:id="38" w:name="X887496c8bfec8683c2fbf5dec70e060de95d664"/>
+    <w:p>
+      <w:pPr>
+        <w:pStyle w:val="Heading3"/>
+      </w:pPr>
+      <w:r>
+        <w:t xml:space="preserve">KURAL K-10 — Sanallaştırma tabanlı gizleme (kavram)</w:t>
+      </w:r>
+    </w:p>
+    <w:p>
+      <w:pPr>
+        <w:pStyle w:val="FirstParagraph"/>
+      </w:pPr>
+      <w:r>
+        <w:rPr>
+          <w:b/>
+          <w:bCs/>
+        </w:rPr>
+        <w:t xml:space="preserve">Neyi korur?</w:t>
+      </w:r>
+      <w:r>
+        <w:t xml:space="preserve"> </w:t>
+      </w:r>
+      <w:r>
+        <w:t xml:space="preserve">Bir fonksiyonun</w:t>
+      </w:r>
+      <w:r>
+        <w:t xml:space="preserve"> </w:t>
+      </w:r>
+      <w:r>
+        <w:rPr>
+          <w:b/>
+          <w:bCs/>
+        </w:rPr>
+        <w:t xml:space="preserve">makine kodunun kendisini</w:t>
+      </w:r>
+      <w:r>
+        <w:t xml:space="preserve">.</w:t>
+      </w:r>
+      <w:r>
+        <w:t xml:space="preserve"> </w:t>
+      </w:r>
+      <w:r>
+        <w:rPr>
+          <w:b/>
+          <w:bCs/>
+        </w:rPr>
+        <w:t xml:space="preserve">Nasıl?</w:t>
+      </w:r>
+      <w:r>
+        <w:t xml:space="preserve"> </w:t>
+      </w:r>
+      <w:r>
+        <w:t xml:space="preserve">Fonksiyon, gerçek makine komutları yerine</w:t>
+      </w:r>
+      <w:r>
+        <w:t xml:space="preserve"> </w:t>
+      </w:r>
+      <w:r>
+        <w:rPr>
+          <w:b/>
+          <w:bCs/>
+        </w:rPr>
+        <w:t xml:space="preserve">özel bir sanal makinenin (VM) bayt koduna</w:t>
+      </w:r>
+      <w:r>
+        <w:t xml:space="preserve"> </w:t>
+      </w:r>
+      <w:r>
+        <w:t xml:space="preserve">çevrilir; ikili dosyaya bu bayt kodu ile onu yorumlayan küçük bir</w:t>
+      </w:r>
+      <w:r>
+        <w:t xml:space="preserve"> </w:t>
+      </w:r>
+      <w:r>
+        <w:t xml:space="preserve">yorumlayıcı gömülür. Saldırgan artık tanıdık makine kodunu değil, önce çözmesi gereken</w:t>
+      </w:r>
+      <w:r>
+        <w:t xml:space="preserve"> </w:t>
+      </w:r>
+      <w:r>
+        <w:rPr>
+          <w:b/>
+          <w:bCs/>
+        </w:rPr>
+        <w:t xml:space="preserve">özel bir komut kümesini</w:t>
+      </w:r>
+      <w:r>
+        <w:t xml:space="preserve"> </w:t>
+      </w:r>
+      <w:r>
+        <w:t xml:space="preserve">görür.</w:t>
+      </w:r>
+    </w:p>
+    <w:p>
+      <w:pPr>
+        <w:pStyle w:val="BodyText"/>
+      </w:pPr>
+      <w:r>
+        <w:rPr>
+          <w:b/>
+          <w:bCs/>
+        </w:rPr>
+        <w:t xml:space="preserve">Maliyet:</w:t>
+      </w:r>
+      <w:r>
+        <w:t xml:space="preserve"> </w:t>
+      </w:r>
+      <w:r>
+        <w:rPr>
+          <w:b/>
+          <w:bCs/>
+        </w:rPr>
+        <w:t xml:space="preserve">yüksek</w:t>
+      </w:r>
+      <w:r>
+        <w:t xml:space="preserve"> </w:t>
+      </w:r>
+      <w:r>
+        <w:t xml:space="preserve">— hem başarım (yorumlanan kod yavaştır) hem bakım açısından pahalıdır; bu yüzden yalnız en</w:t>
+      </w:r>
+      <w:r>
+        <w:t xml:space="preserve"> </w:t>
+      </w:r>
+      <w:r>
+        <w:t xml:space="preserve">kritik, küçük ve sık değişmeyen fonksiyonlara uygulanır.</w:t>
+      </w:r>
+      <w:r>
+        <w:t xml:space="preserve"> </w:t>
+      </w:r>
+      <w:r>
+        <w:rPr>
+          <w:b/>
+          <w:bCs/>
+        </w:rPr>
+        <w:t xml:space="preserve">Sınır:</w:t>
+      </w:r>
+      <w:r>
+        <w:t xml:space="preserve"> </w:t>
+      </w:r>
+      <w:r>
+        <w:t xml:space="preserve">VM’in kendisi bir kez çözülürse bütün korunan</w:t>
+      </w:r>
+      <w:r>
+        <w:t xml:space="preserve"> </w:t>
+      </w:r>
+      <w:r>
+        <w:t xml:space="preserve">fonksiyonlar açılabilir; ve tek bir VM tasarımı bütün kopyalarda aynıysa çeşitlendirme yoktur.</w:t>
+      </w:r>
+      <w:r>
+        <w:t xml:space="preserve"> </w:t>
+      </w:r>
+      <w:r>
+        <w:rPr>
+          <w:b/>
+          <w:bCs/>
+        </w:rPr>
+        <w:t xml:space="preserve">Ölçüm:</w:t>
+      </w:r>
+      <w:r>
+        <w:t xml:space="preserve"> </w:t>
+      </w:r>
+      <w:r>
+        <w:t xml:space="preserve">korunan</w:t>
+      </w:r>
+      <w:r>
+        <w:t xml:space="preserve"> </w:t>
+      </w:r>
+      <w:r>
+        <w:t xml:space="preserve">fonksiyonun boyut/hız maliyeti; bir analistin VM komut kümesini çözme süresi. 14. haftada Tigress’in</w:t>
+      </w:r>
+      <w:r>
+        <w:t xml:space="preserve"> </w:t>
+      </w:r>
+      <w:r>
+        <w:rPr>
+          <w:rStyle w:val="VerbatimChar"/>
+        </w:rPr>
+        <w:t xml:space="preserve">Virtualize</w:t>
+      </w:r>
+      <w:r>
+        <w:t xml:space="preserve"> </w:t>
+      </w:r>
+      <w:r>
+        <w:t xml:space="preserve">dönüşümüyle bunu kavramsal olarak göreceğiz.</w:t>
+      </w:r>
+    </w:p>
+    <w:bookmarkEnd w:id="38"/>
+    <w:bookmarkStart w:id="39" w:name="Xfd6982b8278792fbd92b1ccfabb63301a65b0d6"/>
+    <w:p>
+      <w:pPr>
+        <w:pStyle w:val="Heading3"/>
+      </w:pPr>
+      <w:r>
+        <w:t xml:space="preserve">KURAL K-11 — Derleyici tabanlı gizleme (O-LLVM ailesi)</w:t>
+      </w:r>
+    </w:p>
+    <w:p>
+      <w:pPr>
+        <w:pStyle w:val="FirstParagraph"/>
+      </w:pPr>
+      <w:r>
+        <w:rPr>
+          <w:b/>
+          <w:bCs/>
+        </w:rPr>
+        <w:t xml:space="preserve">Neyi korur?</w:t>
+      </w:r>
+      <w:r>
+        <w:t xml:space="preserve"> </w:t>
+      </w:r>
+      <w:r>
+        <w:t xml:space="preserve">Yukarıdaki kontrol/veri kurallarını,</w:t>
+      </w:r>
+      <w:r>
+        <w:t xml:space="preserve"> </w:t>
+      </w:r>
+      <w:r>
+        <w:rPr>
+          <w:b/>
+          <w:bCs/>
+        </w:rPr>
+        <w:t xml:space="preserve">el ile değil</w:t>
+      </w:r>
+      <w:r>
+        <w:t xml:space="preserve"> </w:t>
+      </w:r>
+      <w:r>
+        <w:t xml:space="preserve">derleyici geçişleriyle uygulayarak.</w:t>
+      </w:r>
+      <w:r>
+        <w:t xml:space="preserve"> </w:t>
+      </w:r>
+      <w:r>
+        <w:rPr>
+          <w:b/>
+          <w:bCs/>
+        </w:rPr>
+        <w:t xml:space="preserve">Nasıl?</w:t>
+      </w:r>
+      <w:r>
+        <w:t xml:space="preserve"> </w:t>
+      </w:r>
+      <w:r>
+        <w:t xml:space="preserve">LLVM tabanlı gizleyiciler (Obfuscator-LLVM ve türevleri) düzleştirme, sahte kontrol akışı ve komut değiştirme</w:t>
+      </w:r>
+      <w:r>
+        <w:t xml:space="preserve"> </w:t>
+      </w:r>
+      <w:r>
+        <w:t xml:space="preserve">geçişlerini derleme sırasında otomatik uygular. Avantajı: kaynak kodu okunur kalır, koruma bir derleme</w:t>
+      </w:r>
+      <w:r>
+        <w:t xml:space="preserve"> </w:t>
+      </w:r>
+      <w:r>
+        <w:t xml:space="preserve">seçeneğidir; her sürümde farklı tohum (</w:t>
+      </w:r>
+      <w:r>
+        <w:rPr>
+          <w:b/>
+          <w:bCs/>
+        </w:rPr>
+        <w:t xml:space="preserve">seed</w:t>
+      </w:r>
+      <w:r>
+        <w:t xml:space="preserve">) vererek çeşitlendirme kolaydır.</w:t>
+      </w:r>
+      <w:r>
+        <w:t xml:space="preserve"> </w:t>
+      </w:r>
+      <w:r>
+        <w:rPr>
+          <w:b/>
+          <w:bCs/>
+        </w:rPr>
+        <w:t xml:space="preserve">Maliyet:</w:t>
+      </w:r>
+      <w:r>
+        <w:t xml:space="preserve"> </w:t>
+      </w:r>
+      <w:r>
+        <w:t xml:space="preserve">orta; başarım etkisi</w:t>
+      </w:r>
+      <w:r>
+        <w:t xml:space="preserve"> </w:t>
+      </w:r>
+      <w:r>
+        <w:t xml:space="preserve">seçilen geçişlere bağlıdır.</w:t>
+      </w:r>
+      <w:r>
+        <w:t xml:space="preserve"> </w:t>
+      </w:r>
+      <w:r>
+        <w:rPr>
+          <w:b/>
+          <w:bCs/>
+        </w:rPr>
+        <w:t xml:space="preserve">Sınır:</w:t>
+      </w:r>
+      <w:r>
+        <w:t xml:space="preserve"> </w:t>
+      </w:r>
+      <w:r>
+        <w:t xml:space="preserve">iyi bilinen geçişlerin ürettiği kalıplar tanınabilir; araç sürümüyle güncel</w:t>
+      </w:r>
+      <w:r>
+        <w:t xml:space="preserve"> </w:t>
+      </w:r>
+      <w:r>
+        <w:t xml:space="preserve">kalmak gerekir.</w:t>
+      </w:r>
+      <w:r>
+        <w:t xml:space="preserve"> </w:t>
+      </w:r>
+      <w:r>
+        <w:rPr>
+          <w:b/>
+          <w:bCs/>
+        </w:rPr>
+        <w:t xml:space="preserve">Ölçüm:</w:t>
+      </w:r>
+      <w:r>
+        <w:t xml:space="preserve"> </w:t>
+      </w:r>
+      <w:r>
+        <w:t xml:space="preserve">aynı geçişlerin farklı tohumlarla ürettiği ikili dosyalar arasındaki fark (çeşitlendirme</w:t>
+      </w:r>
+      <w:r>
+        <w:t xml:space="preserve"> </w:t>
+      </w:r>
+      <w:r>
+        <w:t xml:space="preserve">ölçütü, bölüm 5).</w:t>
+      </w:r>
+    </w:p>
+    <w:bookmarkEnd w:id="39"/>
+    <w:bookmarkStart w:id="40" w:name="X45751af33b84d9c93417858cfb762c37bfd048d"/>
+    <w:p>
+      <w:pPr>
+        <w:pStyle w:val="Heading3"/>
+      </w:pPr>
+      <w:r>
+        <w:t xml:space="preserve">KURAL K-12 — Kendini değiştiren kod ve dinamik şifreleme (kavram, dikkatli)</w:t>
+      </w:r>
+    </w:p>
+    <w:p>
+      <w:pPr>
+        <w:pStyle w:val="FirstParagraph"/>
+      </w:pPr>
+      <w:r>
+        <w:rPr>
+          <w:b/>
+          <w:bCs/>
+        </w:rPr>
+        <w:t xml:space="preserve">Neyi korur?</w:t>
+      </w:r>
+      <w:r>
+        <w:t xml:space="preserve"> </w:t>
+      </w:r>
+      <w:r>
+        <w:t xml:space="preserve">En hassas kod bölümlerini, ikili dosyada</w:t>
+      </w:r>
+      <w:r>
+        <w:t xml:space="preserve"> </w:t>
+      </w:r>
+      <w:r>
+        <w:rPr>
+          <w:b/>
+          <w:bCs/>
+        </w:rPr>
+        <w:t xml:space="preserve">şifreli</w:t>
+      </w:r>
+      <w:r>
+        <w:t xml:space="preserve"> </w:t>
+      </w:r>
+      <w:r>
+        <w:t xml:space="preserve">tutarak.</w:t>
+      </w:r>
+      <w:r>
+        <w:t xml:space="preserve"> </w:t>
+      </w:r>
+      <w:r>
+        <w:rPr>
+          <w:b/>
+          <w:bCs/>
+        </w:rPr>
+        <w:t xml:space="preserve">Nasıl?</w:t>
+      </w:r>
+      <w:r>
+        <w:t xml:space="preserve"> </w:t>
+      </w:r>
+      <w:r>
+        <w:t xml:space="preserve">Bölüm ikili dosyada şifreli</w:t>
+      </w:r>
+      <w:r>
+        <w:t xml:space="preserve"> </w:t>
+      </w:r>
+      <w:r>
+        <w:t xml:space="preserve">durur; yalnız çalışacağı an belleğe çözülür, çalışır ve sonra yeniden şifrelenir ya da silinir.</w:t>
+      </w:r>
+      <w:r>
+        <w:t xml:space="preserve"> </w:t>
+      </w:r>
+      <w:r>
+        <w:rPr>
+          <w:b/>
+          <w:bCs/>
+        </w:rPr>
+        <w:t xml:space="preserve">Maliyet:</w:t>
+      </w:r>
+      <w:r>
+        <w:t xml:space="preserve"> </w:t>
+      </w:r>
+      <w:r>
+        <w:t xml:space="preserve">yüksek</w:t>
+      </w:r>
+      <w:r>
+        <w:t xml:space="preserve"> </w:t>
+      </w:r>
+      <w:r>
+        <w:t xml:space="preserve">ve</w:t>
+      </w:r>
+      <w:r>
+        <w:t xml:space="preserve"> </w:t>
+      </w:r>
+      <w:r>
+        <w:rPr>
+          <w:b/>
+          <w:bCs/>
+        </w:rPr>
+        <w:t xml:space="preserve">risklidir</w:t>
+      </w:r>
+      <w:r>
+        <w:t xml:space="preserve">: modern işletim sistemlerinin bellek korumalarıyla (DEP/NX, yazılabilir-ve-çalıştırılabilir sayfa</w:t>
+      </w:r>
+      <w:r>
+        <w:t xml:space="preserve"> </w:t>
+      </w:r>
+      <w:r>
+        <w:t xml:space="preserve">ayrımı, W^X) doğrudan çatışır; yanlış uygulanırsa hem çöker hem de yeni bir açık yaratır.</w:t>
+      </w:r>
+      <w:r>
+        <w:t xml:space="preserve"> </w:t>
+      </w:r>
+      <w:r>
+        <w:rPr>
+          <w:b/>
+          <w:bCs/>
+        </w:rPr>
+        <w:t xml:space="preserve">Sınır:</w:t>
+      </w:r>
+      <w:r>
+        <w:t xml:space="preserve"> </w:t>
+      </w:r>
+      <w:r>
+        <w:t xml:space="preserve">çalışırken bir</w:t>
+      </w:r>
+      <w:r>
+        <w:t xml:space="preserve"> </w:t>
+      </w:r>
+      <w:r>
+        <w:t xml:space="preserve">noktada kod bellekte açıktır; bir bellek dökümü onu yakalayabilir.</w:t>
+      </w:r>
+      <w:r>
+        <w:t xml:space="preserve"> </w:t>
+      </w:r>
+      <w:r>
+        <w:rPr>
+          <w:b/>
+          <w:bCs/>
+        </w:rPr>
+        <w:t xml:space="preserve">Ölçüm:</w:t>
+      </w:r>
+      <w:r>
+        <w:t xml:space="preserve"> </w:t>
+      </w:r>
+      <w:r>
+        <w:t xml:space="preserve">açık pencerenin ne kadar kısa</w:t>
+      </w:r>
+      <w:r>
+        <w:t xml:space="preserve"> </w:t>
+      </w:r>
+      <w:r>
+        <w:t xml:space="preserve">olduğu.</w:t>
+      </w:r>
+    </w:p>
+    <w:p>
+      <w:pPr>
+        <w:pStyle w:val="BlockText"/>
+      </w:pPr>
+      <w:r>
+        <w:rPr>
+          <w:b/>
+          <w:bCs/>
+        </w:rPr>
+        <w:t xml:space="preserve">Kural: OS korumalarıyla çatışan bir tekniği güvenlik uğruna körlemesine açma</w:t>
+      </w:r>
+    </w:p>
+    <w:p>
+      <w:pPr>
+        <w:pStyle w:val="BlockText"/>
+      </w:pPr>
+      <w:r>
+        <w:t xml:space="preserve">Kendini değiştiren kod, yürütülebilir belleği yazılabilir yapmayı gerektirir; bu, 4. haftadaki DEP/NX ve W^X</w:t>
+      </w:r>
+      <w:r>
+        <w:t xml:space="preserve"> </w:t>
+      </w:r>
+      <w:r>
+        <w:t xml:space="preserve">ilkelerini zayıflatır. Bir koruma eklerken başka bir korumayı kapatıyorsanız, net kazancı ölçün ve ödünleşim</w:t>
+      </w:r>
+      <w:r>
+        <w:t xml:space="preserve"> </w:t>
+      </w:r>
+      <w:r>
+        <w:t xml:space="preserve">kaydına yazın. Uygulamada bu teknik çok seçici ve küçük bölümlerde kullanılır.</w:t>
+      </w:r>
+    </w:p>
+    <w:p>
+      <w:pPr>
+        <w:pStyle w:val="BlockText"/>
+      </w:pPr>
+      <w:r>
+        <w:rPr>
+          <w:b/>
+          <w:bCs/>
+        </w:rPr>
+        <w:t xml:space="preserve">Java/yönetilen taraf: ProGuard/R8 ve DEX (5. haftadan köprü)</w:t>
+      </w:r>
+    </w:p>
+    <w:p>
+      <w:pPr>
+        <w:pStyle w:val="BlockText"/>
+      </w:pPr>
+      <w:r>
+        <w:t xml:space="preserve">Bu haftanın kuralları native (C/C++) tarafı içindir. Yönetilen dillerde (Java/Kotlin, Android) karşılığı</w:t>
+      </w:r>
+      <w:r>
+        <w:t xml:space="preserve"> </w:t>
+      </w:r>
+      <w:r>
+        <w:rPr>
+          <w:b/>
+          <w:bCs/>
+        </w:rPr>
+        <w:t xml:space="preserve">ProGuard/R8</w:t>
+      </w:r>
+      <w:r>
+        <w:t xml:space="preserve"> </w:t>
+      </w:r>
+      <w:r>
+        <w:t xml:space="preserve">ile ad gizleme, ölü kod eleme ve küçültmedir;</w:t>
+      </w:r>
+      <w:r>
+        <w:t xml:space="preserve"> </w:t>
+      </w:r>
+      <w:r>
+        <w:rPr>
+          <w:rStyle w:val="VerbatimChar"/>
+        </w:rPr>
+        <w:t xml:space="preserve">-keep</w:t>
+      </w:r>
+      <w:r>
+        <w:t xml:space="preserve"> </w:t>
+      </w:r>
+      <w:r>
+        <w:t xml:space="preserve">kuralları ve reflection ile çağrılan API’ler</w:t>
+      </w:r>
+      <w:r>
+        <w:t xml:space="preserve"> </w:t>
+      </w:r>
+      <w:r>
+        <w:t xml:space="preserve">5. haftada işlendi. İki taraf birlikte kullanılır: Java tarafı R8 ile gizlenir, native taraf bu haftanın</w:t>
+      </w:r>
+      <w:r>
+        <w:t xml:space="preserve"> </w:t>
+      </w:r>
+      <w:r>
+        <w:t xml:space="preserve">kurallarıyla; native taraf Java tarafının bütünlüğünü, Java tarafı native kütüphanenin sağlamasını denetler</w:t>
+      </w:r>
+      <w:r>
+        <w:t xml:space="preserve"> </w:t>
+      </w:r>
+      <w:r>
+        <w:t xml:space="preserve">(çapraz denetim — 6. hafta RASP).</w:t>
+      </w:r>
+    </w:p>
+    <w:p>
+      <w:r>
+        <w:pict>
+          <v:rect style="width:0;height:1.5pt" o:hralign="center" o:hrstd="t" o:hr="t"/>
+        </w:pict>
+      </w:r>
+    </w:p>
+    <w:bookmarkEnd w:id="40"/>
+    <w:bookmarkEnd w:id="41"/>
+    <w:bookmarkStart w:id="42" w:name="çeşitlendirme-tek-kırık-her-yeri-açmasın"/>
+    <w:p>
+      <w:pPr>
+        <w:pStyle w:val="Heading2"/>
+      </w:pPr>
+      <w:r>
+        <w:t xml:space="preserve">8. Çeşitlendirme: tek kırık her yeri açmasın</w:t>
       </w:r>
     </w:p>
     <w:p>
@@ -8157,39 +8876,85 @@
         </w:numPr>
       </w:pPr>
       <w:r>
-        <w:rPr>
-          <w:b/>
-          <w:bCs/>
-        </w:rPr>
-        <w:t xml:space="preserve">Uzayda çeşitlendirme:</w:t>
-      </w:r>
-      <w:r>
-        <w:t xml:space="preserve"> </w:t>
-      </w:r>
-      <w:r>
-        <w:t xml:space="preserve">her yapı (build) ya da her dağıtım farklı bir</w:t>
-      </w:r>
-      <w:r>
-        <w:t xml:space="preserve"> </w:t>
-      </w:r>
-      <w:r>
-        <w:rPr>
-          <w:b/>
-          <w:bCs/>
-        </w:rPr>
-        <w:t xml:space="preserve">tohumla</w:t>
-      </w:r>
-      <w:r>
-        <w:t xml:space="preserve"> </w:t>
-      </w:r>
-      <w:r>
-        <w:t xml:space="preserve">gizlenir; opak yüklemler, sahte</w:t>
-      </w:r>
-      <w:r>
-        <w:t xml:space="preserve"> </w:t>
-      </w:r>
-      <w:r>
-        <w:t xml:space="preserve">bloklar ve durum değerleri kopyadan kopyaya değişir.</w:t>
+        <w:t xml:space="preserve">bölümdeki</w:t>
+      </w:r>
+      <w:r>
+        <w:t xml:space="preserve"> </w:t>
+      </w:r>
+      <w:r>
+        <w:t xml:space="preserve">“Kural 2 — otomasyonu kır”</w:t>
+      </w:r>
+      <w:r>
+        <w:t xml:space="preserve"> </w:t>
+      </w:r>
+      <w:r>
+        <w:t xml:space="preserve">burada somutlaşır. Bir saldırgan bir kopyayı kırdığında, ürettiği yamayı ya</w:t>
+      </w:r>
+      <w:r>
+        <w:t xml:space="preserve"> </w:t>
+      </w:r>
+      <w:r>
+        <w:t xml:space="preserve">da betiği</w:t>
+      </w:r>
+      <w:r>
+        <w:t xml:space="preserve"> </w:t>
+      </w:r>
+      <w:r>
+        <w:rPr>
+          <w:b/>
+          <w:bCs/>
+        </w:rPr>
+        <w:t xml:space="preserve">bütün kullanıcılara</w:t>
+      </w:r>
+      <w:r>
+        <w:t xml:space="preserve"> </w:t>
+      </w:r>
+      <w:r>
+        <w:t xml:space="preserve">dağıtabiliyorsa, bir kırık her yeri açar.</w:t>
+      </w:r>
+      <w:r>
+        <w:t xml:space="preserve"> </w:t>
+      </w:r>
+      <w:r>
+        <w:rPr>
+          <w:b/>
+          <w:bCs/>
+        </w:rPr>
+        <w:t xml:space="preserve">Çeşitlendirme</w:t>
+      </w:r>
+      <w:r>
+        <w:t xml:space="preserve"> </w:t>
+      </w:r>
+      <w:r>
+        <w:t xml:space="preserve">(diversification), aynı</w:t>
+      </w:r>
+      <w:r>
+        <w:t xml:space="preserve"> </w:t>
+      </w:r>
+      <w:r>
+        <w:t xml:space="preserve">kaynaktan</w:t>
+      </w:r>
+      <w:r>
+        <w:t xml:space="preserve"> </w:t>
+      </w:r>
+      <w:r>
+        <w:rPr>
+          <w:b/>
+          <w:bCs/>
+        </w:rPr>
+        <w:t xml:space="preserve">farklı ama davranışça eş</w:t>
+      </w:r>
+      <w:r>
+        <w:t xml:space="preserve"> </w:t>
+      </w:r>
+      <w:r>
+        <w:t xml:space="preserve">ikili dosyalar üretmektir; böylece bir kopyaya karşı geliştirilen otomatik</w:t>
+      </w:r>
+      <w:r>
+        <w:t xml:space="preserve"> </w:t>
+      </w:r>
+      <w:r>
+        <w:t xml:space="preserve">saldırı diğerlerinde çalışmaz.</w:t>
       </w:r>
     </w:p>
     <w:p>
@@ -8197,7 +8962,7 @@
         <w:pStyle w:val="Compact"/>
         <w:numPr>
           <w:ilvl w:val="0"/>
-          <w:numId w:val="1005"/>
+          <w:numId w:val="1006"/>
         </w:numPr>
       </w:pPr>
       <w:r>
@@ -8205,6 +8970,50 @@
           <w:b/>
           <w:bCs/>
         </w:rPr>
+        <w:t xml:space="preserve">Uzayda çeşitlendirme:</w:t>
+      </w:r>
+      <w:r>
+        <w:t xml:space="preserve"> </w:t>
+      </w:r>
+      <w:r>
+        <w:t xml:space="preserve">her yapı (build) ya da her dağıtım farklı bir</w:t>
+      </w:r>
+      <w:r>
+        <w:t xml:space="preserve"> </w:t>
+      </w:r>
+      <w:r>
+        <w:rPr>
+          <w:b/>
+          <w:bCs/>
+        </w:rPr>
+        <w:t xml:space="preserve">tohumla</w:t>
+      </w:r>
+      <w:r>
+        <w:t xml:space="preserve"> </w:t>
+      </w:r>
+      <w:r>
+        <w:t xml:space="preserve">gizlenir; opak yüklemler, sahte</w:t>
+      </w:r>
+      <w:r>
+        <w:t xml:space="preserve"> </w:t>
+      </w:r>
+      <w:r>
+        <w:t xml:space="preserve">bloklar ve durum değerleri kopyadan kopyaya değişir.</w:t>
+      </w:r>
+    </w:p>
+    <w:p>
+      <w:pPr>
+        <w:pStyle w:val="Compact"/>
+        <w:numPr>
+          <w:ilvl w:val="0"/>
+          <w:numId w:val="1006"/>
+        </w:numPr>
+      </w:pPr>
+      <w:r>
+        <w:rPr>
+          <w:b/>
+          <w:bCs/>
+        </w:rPr>
         <w:t xml:space="preserve">Zamanda çeşitlendirme:</w:t>
       </w:r>
       <w:r>
@@ -8325,8 +9134,8 @@
         <w:t xml:space="preserve">Ölçütü S9’a yazın.</w:t>
       </w:r>
     </w:p>
-    <w:bookmarkEnd w:id="39"/>
-    <w:bookmarkStart w:id="40" w:name="gizlemenin-ölçülmesi"/>
+    <w:bookmarkEnd w:id="42"/>
+    <w:bookmarkStart w:id="43" w:name="gizlemenin-ölçülmesi"/>
     <w:p>
       <w:pPr>
         <w:pStyle w:val="Heading2"/>
@@ -8696,8 +9505,8 @@
         <w:t xml:space="preserve">  Her katman için: güç ve dayanıklılık kazancı vs. boyut/hız maliyeti ölçülür ve yazılır</w:t>
       </w:r>
     </w:p>
-    <w:bookmarkEnd w:id="40"/>
-    <w:bookmarkStart w:id="41" w:name="X69f828a724a12a752b54b4d5ba4c5324a31ab41"/>
+    <w:bookmarkEnd w:id="43"/>
+    <w:bookmarkStart w:id="44" w:name="X69f828a724a12a752b54b4d5ba4c5324a31ab41"/>
     <w:p>
       <w:pPr>
         <w:pStyle w:val="Heading2"/>
@@ -8749,7 +9558,7 @@
         <w:pStyle w:val="Compact"/>
         <w:numPr>
           <w:ilvl w:val="0"/>
-          <w:numId w:val="1006"/>
+          <w:numId w:val="1007"/>
         </w:numPr>
       </w:pPr>
       <w:r>
@@ -8805,7 +9614,7 @@
         <w:pStyle w:val="Compact"/>
         <w:numPr>
           <w:ilvl w:val="0"/>
-          <w:numId w:val="1006"/>
+          <w:numId w:val="1007"/>
         </w:numPr>
       </w:pPr>
       <w:r>
@@ -8849,7 +9658,7 @@
         <w:pStyle w:val="Compact"/>
         <w:numPr>
           <w:ilvl w:val="0"/>
-          <w:numId w:val="1006"/>
+          <w:numId w:val="1007"/>
         </w:numPr>
       </w:pPr>
       <w:r>
@@ -8942,8 +9751,8 @@
         <w:t xml:space="preserve">demek gerekir.</w:t>
       </w:r>
     </w:p>
-    <w:bookmarkEnd w:id="41"/>
-    <w:bookmarkStart w:id="42" w:name="katmanlı-savunmada-gizlemenin-yeri"/>
+    <w:bookmarkEnd w:id="44"/>
+    <w:bookmarkStart w:id="45" w:name="katmanlı-savunmada-gizlemenin-yeri"/>
     <w:p>
       <w:pPr>
         <w:pStyle w:val="Heading2"/>
@@ -9325,8 +10134,8 @@
         <w:t xml:space="preserve">geciktirme değeriyle sunulmasıdır.</w:t>
       </w:r>
     </w:p>
-    <w:bookmarkEnd w:id="42"/>
-    <w:bookmarkStart w:id="43" w:name="X069206e47b5d3456bffa482ea7f7b87ba33e109"/>
+    <w:bookmarkEnd w:id="45"/>
+    <w:bookmarkStart w:id="46" w:name="X069206e47b5d3456bffa482ea7f7b87ba33e109"/>
     <w:p>
       <w:pPr>
         <w:pStyle w:val="Heading2"/>
@@ -9364,7 +10173,7 @@
         <w:pStyle w:val="Compact"/>
         <w:numPr>
           <w:ilvl w:val="0"/>
-          <w:numId w:val="1007"/>
+          <w:numId w:val="1008"/>
         </w:numPr>
       </w:pPr>
       <w:r>
@@ -9386,7 +10195,7 @@
         <w:pStyle w:val="Compact"/>
         <w:numPr>
           <w:ilvl w:val="1"/>
-          <w:numId w:val="1008"/>
+          <w:numId w:val="1009"/>
         </w:numPr>
       </w:pPr>
       <w:r>
@@ -9428,7 +10237,7 @@
         <w:pStyle w:val="Compact"/>
         <w:numPr>
           <w:ilvl w:val="0"/>
-          <w:numId w:val="1007"/>
+          <w:numId w:val="1008"/>
         </w:numPr>
       </w:pPr>
       <w:r>
@@ -9471,7 +10280,7 @@
         <w:pStyle w:val="Compact"/>
         <w:numPr>
           <w:ilvl w:val="0"/>
-          <w:numId w:val="1007"/>
+          <w:numId w:val="1008"/>
         </w:numPr>
       </w:pPr>
       <w:r>
@@ -9509,7 +10318,7 @@
         <w:pStyle w:val="Compact"/>
         <w:numPr>
           <w:ilvl w:val="0"/>
-          <w:numId w:val="1007"/>
+          <w:numId w:val="1008"/>
         </w:numPr>
       </w:pPr>
       <w:r>
@@ -9623,8 +10432,8 @@
         <w:t xml:space="preserve">sayılır; kanıt sayılmaz.</w:t>
       </w:r>
     </w:p>
-    <w:bookmarkEnd w:id="43"/>
-    <w:bookmarkStart w:id="44" w:name="kendini-sınama"/>
+    <w:bookmarkEnd w:id="46"/>
+    <w:bookmarkStart w:id="47" w:name="kendini-sınama"/>
     <w:p>
       <w:pPr>
         <w:pStyle w:val="Heading2"/>
@@ -10366,8 +11175,8 @@
         <w:t xml:space="preserve">güçlü ama sanallaştırma değil; sürümde tohumla çeşitlendir.</w:t>
       </w:r>
     </w:p>
-    <w:bookmarkEnd w:id="44"/>
-    <w:bookmarkStart w:id="45" w:name="kaynaklar-ve-ileri-okuma"/>
+    <w:bookmarkEnd w:id="47"/>
+    <w:bookmarkStart w:id="48" w:name="kaynaklar-ve-ileri-okuma"/>
     <w:p>
       <w:pPr>
         <w:pStyle w:val="Heading2"/>
@@ -10381,7 +11190,7 @@
         <w:pStyle w:val="Compact"/>
         <w:numPr>
           <w:ilvl w:val="0"/>
-          <w:numId w:val="1009"/>
+          <w:numId w:val="1010"/>
         </w:numPr>
       </w:pPr>
       <w:r>
@@ -10409,7 +11218,7 @@
         <w:pStyle w:val="Compact"/>
         <w:numPr>
           <w:ilvl w:val="0"/>
-          <w:numId w:val="1009"/>
+          <w:numId w:val="1010"/>
         </w:numPr>
       </w:pPr>
       <w:r>
@@ -10437,7 +11246,7 @@
         <w:pStyle w:val="Compact"/>
         <w:numPr>
           <w:ilvl w:val="0"/>
-          <w:numId w:val="1009"/>
+          <w:numId w:val="1010"/>
         </w:numPr>
       </w:pPr>
       <w:r>
@@ -10465,7 +11274,7 @@
         <w:pStyle w:val="Compact"/>
         <w:numPr>
           <w:ilvl w:val="0"/>
-          <w:numId w:val="1009"/>
+          <w:numId w:val="1010"/>
         </w:numPr>
       </w:pPr>
       <w:r>
@@ -10489,7 +11298,7 @@
         <w:pStyle w:val="Compact"/>
         <w:numPr>
           <w:ilvl w:val="0"/>
-          <w:numId w:val="1009"/>
+          <w:numId w:val="1010"/>
         </w:numPr>
       </w:pPr>
       <w:r>
@@ -10501,7 +11310,7 @@
         <w:pStyle w:val="Compact"/>
         <w:numPr>
           <w:ilvl w:val="0"/>
-          <w:numId w:val="1009"/>
+          <w:numId w:val="1010"/>
         </w:numPr>
       </w:pPr>
       <w:r>
@@ -10562,8 +11371,8 @@
         <w:t xml:space="preserve">haftada bu haftaki kuralların otomatik karşılığı (Tigress) gelir.</w:t>
       </w:r>
     </w:p>
-    <w:bookmarkEnd w:id="45"/>
-    <w:bookmarkEnd w:id="46"/>
+    <w:bookmarkEnd w:id="48"/>
+    <w:bookmarkEnd w:id="49"/>
     <w:sectPr>
       <w:headerReference r:id="rId9" w:type="default"/>
       <w:footerReference r:id="rId10" w:type="default"/>
@@ -11009,6 +11818,9 @@
     <w:abstractNumId w:val="991"/>
   </w:num>
   <w:num w:numId="1004">
+    <w:abstractNumId w:val="991"/>
+  </w:num>
+  <w:num w:numId="1005">
     <w:abstractNumId w:val="99411"/>
     <w:lvlOverride w:ilvl="0">
       <w:startOverride w:val="1"/>
@@ -11038,41 +11850,11 @@
       <w:startOverride w:val="1"/>
     </w:lvlOverride>
   </w:num>
-  <w:num w:numId="1005">
-    <w:abstractNumId w:val="991"/>
-  </w:num>
   <w:num w:numId="1006">
     <w:abstractNumId w:val="991"/>
   </w:num>
   <w:num w:numId="1007">
-    <w:abstractNumId w:val="99411"/>
-    <w:lvlOverride w:ilvl="0">
-      <w:startOverride w:val="1"/>
-    </w:lvlOverride>
-    <w:lvlOverride w:ilvl="1">
-      <w:startOverride w:val="1"/>
-    </w:lvlOverride>
-    <w:lvlOverride w:ilvl="2">
-      <w:startOverride w:val="1"/>
-    </w:lvlOverride>
-    <w:lvlOverride w:ilvl="3">
-      <w:startOverride w:val="1"/>
-    </w:lvlOverride>
-    <w:lvlOverride w:ilvl="4">
-      <w:startOverride w:val="1"/>
-    </w:lvlOverride>
-    <w:lvlOverride w:ilvl="5">
-      <w:startOverride w:val="1"/>
-    </w:lvlOverride>
-    <w:lvlOverride w:ilvl="6">
-      <w:startOverride w:val="1"/>
-    </w:lvlOverride>
-    <w:lvlOverride w:ilvl="7">
-      <w:startOverride w:val="1"/>
-    </w:lvlOverride>
-    <w:lvlOverride w:ilvl="8">
-      <w:startOverride w:val="1"/>
-    </w:lvlOverride>
+    <w:abstractNumId w:val="991"/>
   </w:num>
   <w:num w:numId="1008">
     <w:abstractNumId w:val="99411"/>
@@ -11105,6 +11887,36 @@
     </w:lvlOverride>
   </w:num>
   <w:num w:numId="1009">
+    <w:abstractNumId w:val="99411"/>
+    <w:lvlOverride w:ilvl="0">
+      <w:startOverride w:val="1"/>
+    </w:lvlOverride>
+    <w:lvlOverride w:ilvl="1">
+      <w:startOverride w:val="1"/>
+    </w:lvlOverride>
+    <w:lvlOverride w:ilvl="2">
+      <w:startOverride w:val="1"/>
+    </w:lvlOverride>
+    <w:lvlOverride w:ilvl="3">
+      <w:startOverride w:val="1"/>
+    </w:lvlOverride>
+    <w:lvlOverride w:ilvl="4">
+      <w:startOverride w:val="1"/>
+    </w:lvlOverride>
+    <w:lvlOverride w:ilvl="5">
+      <w:startOverride w:val="1"/>
+    </w:lvlOverride>
+    <w:lvlOverride w:ilvl="6">
+      <w:startOverride w:val="1"/>
+    </w:lvlOverride>
+    <w:lvlOverride w:ilvl="7">
+      <w:startOverride w:val="1"/>
+    </w:lvlOverride>
+    <w:lvlOverride w:ilvl="8">
+      <w:startOverride w:val="1"/>
+    </w:lvlOverride>
+  </w:num>
+  <w:num w:numId="1010">
     <w:abstractNumId w:val="991"/>
   </w:num>
 </w:numbering>

--- a/docs/week-9/cen429-week-9-ders-notu.tr.docx
+++ b/docs/week-9/cen429-week-9-ders-notu.tr.docx
@@ -2,7 +2,7 @@
 <file path=word/document.xml><?xml version="1.0" encoding="utf-8"?>
 <w:document xmlns:w="http://schemas.openxmlformats.org/wordprocessingml/2006/main" xmlns:m="http://schemas.openxmlformats.org/officeDocument/2006/math" xmlns:r="http://schemas.openxmlformats.org/officeDocument/2006/relationships" xmlns:o="urn:schemas-microsoft-com:office:office" xmlns:v="urn:schemas-microsoft-com:vml" xmlns:w10="urn:schemas-microsoft-com:office:word" xmlns:a="http://schemas.openxmlformats.org/drawingml/2006/main" xmlns:pic="http://schemas.openxmlformats.org/drawingml/2006/picture" xmlns:wp="http://schemas.openxmlformats.org/drawingml/2006/wordprocessingDrawing">
   <w:body>
-    <w:bookmarkStart w:id="49" w:name="X82a2f3eaa5d29f3998ba6064b8d893a1228b0c7"/>
+    <w:bookmarkStart w:id="69" w:name="X82a2f3eaa5d29f3998ba6064b8d893a1228b0c7"/>
     <w:p>
       <w:pPr>
         <w:pStyle w:val="Heading1"/>
@@ -1448,13 +1448,13 @@
         </w:pict>
       </w:r>
     </w:p>
-    <w:bookmarkStart w:id="20" w:name="gizleme-neden-bir-güvenlik-kuralıdır"/>
+    <w:bookmarkStart w:id="39" w:name="temel-kavramlar-sıfırdan"/>
     <w:p>
       <w:pPr>
         <w:pStyle w:val="Heading2"/>
       </w:pPr>
       <w:r>
-        <w:t xml:space="preserve">1. Gizleme neden bir güvenlik kuralıdır?</w:t>
+        <w:t xml:space="preserve">0. Temel kavramlar (sıfırdan)</w:t>
       </w:r>
     </w:p>
     <w:p>
@@ -1462,103 +1462,89 @@
         <w:pStyle w:val="FirstParagraph"/>
       </w:pPr>
       <w:r>
-        <w:t xml:space="preserve">Dersin ilk haftasında saldırgan modellerini ayırmıştık. Ağdan girdi gönderen bir saldırgana karşı savunmamız girdi</w:t>
-      </w:r>
-      <w:r>
-        <w:t xml:space="preserve"> </w:t>
-      </w:r>
-      <w:r>
-        <w:t xml:space="preserve">doğrulama, bellek güvenliği ve kriptografiydi. Ama bir mobil uygulamayı, bir masaüstü programını ya da bir gömülü</w:t>
-      </w:r>
-      <w:r>
-        <w:t xml:space="preserve"> </w:t>
-      </w:r>
-      <w:r>
-        <w:t xml:space="preserve">kütüphaneyi kullanıcıya</w:t>
-      </w:r>
-      <w:r>
-        <w:t xml:space="preserve"> </w:t>
-      </w:r>
-      <w:r>
-        <w:rPr>
-          <w:b/>
-          <w:bCs/>
-        </w:rPr>
-        <w:t xml:space="preserve">teslim ettiğimizde</w:t>
-      </w:r>
-      <w:r>
-        <w:t xml:space="preserve">, saldırgan artık programın kendisine sahiptir. Bu tehdit modeline</w:t>
-      </w:r>
-      <w:r>
-        <w:t xml:space="preserve"> </w:t>
-      </w:r>
-      <w:r>
-        <w:t xml:space="preserve">literatürde</w:t>
-      </w:r>
-      <w:r>
-        <w:t xml:space="preserve"> </w:t>
-      </w:r>
-      <w:r>
-        <w:rPr>
-          <w:b/>
-          <w:bCs/>
-        </w:rPr>
-        <w:t xml:space="preserve">MATE</w:t>
-      </w:r>
-      <w:r>
-        <w:t xml:space="preserve"> </w:t>
-      </w:r>
-      <w:r>
-        <w:t xml:space="preserve">(Man-At-The-End,</w:t>
-      </w:r>
-      <w:r>
-        <w:t xml:space="preserve"> </w:t>
-      </w:r>
-      <w:r>
-        <w:t xml:space="preserve">“uçtaki insan”</w:t>
-      </w:r>
-      <w:r>
-        <w:t xml:space="preserve">) ya da</w:t>
-      </w:r>
-      <w:r>
-        <w:t xml:space="preserve"> </w:t>
-      </w:r>
-      <w:r>
-        <w:rPr>
-          <w:b/>
-          <w:bCs/>
-        </w:rPr>
-        <w:t xml:space="preserve">beyaz kutu</w:t>
-      </w:r>
-      <w:r>
-        <w:t xml:space="preserve"> </w:t>
-      </w:r>
-      <w:r>
-        <w:t xml:space="preserve">denir: saldırgan ikili dosyayı bir tersine</w:t>
-      </w:r>
-      <w:r>
-        <w:t xml:space="preserve"> </w:t>
-      </w:r>
-      <w:r>
-        <w:t xml:space="preserve">derleyicide açabilir, adım adım çalıştırabilir, belleği okuyup değiştirebilir, istediği kadar deneyebilir. Sunucu</w:t>
-      </w:r>
-      <w:r>
-        <w:t xml:space="preserve"> </w:t>
-      </w:r>
-      <w:r>
-        <w:t xml:space="preserve">tarafındaki hiçbir güvenlik denetimi burada geçerli değildir; çünkü kod saldırganın makinesinde çalışır.</w:t>
-      </w:r>
-    </w:p>
-    <w:p>
-      <w:pPr>
-        <w:pStyle w:val="BlockText"/>
-      </w:pPr>
-      <w:r>
-        <w:rPr>
-          <w:b/>
-          <w:bCs/>
-        </w:rPr>
-        <w:t xml:space="preserve">Kısa tarihçe: kod gizleme nereden geldi?</w:t>
+        <w:t xml:space="preserve">Bu bölüm</w:t>
+      </w:r>
+      <w:r>
+        <w:t xml:space="preserve"> </w:t>
+      </w:r>
+      <w:r>
+        <w:rPr>
+          <w:b/>
+          <w:bCs/>
+        </w:rPr>
+        <w:t xml:space="preserve">hiçbir ön bilgi varsaymaz</w:t>
+      </w:r>
+      <w:r>
+        <w:t xml:space="preserve">. Haftanın geri kalanında kullanacağımız terimleri sıfırdan tanımlıyoruz. Bir terimi bilmiyorsanız önce burayı okuyun; sonraki bölümler bunların üzerine kurulur.</w:t>
+      </w:r>
+    </w:p>
+    <w:bookmarkStart w:id="20" w:name="neden-bu-bölüm-var"/>
+    <w:p>
+      <w:pPr>
+        <w:pStyle w:val="Heading3"/>
+      </w:pPr>
+      <w:r>
+        <w:t xml:space="preserve">Neden bu bölüm var?</w:t>
+      </w:r>
+    </w:p>
+    <w:p>
+      <w:pPr>
+        <w:pStyle w:val="FirstParagraph"/>
+      </w:pPr>
+      <w:r>
+        <w:t xml:space="preserve">Bu haftanın konusu</w:t>
+      </w:r>
+      <w:r>
+        <w:t xml:space="preserve"> </w:t>
+      </w:r>
+      <w:r>
+        <w:rPr>
+          <w:b/>
+          <w:bCs/>
+        </w:rPr>
+        <w:t xml:space="preserve">kod gizleme</w:t>
+      </w:r>
+      <w:r>
+        <w:t xml:space="preserve">. Ama önce birkaç temel terimi netleştirelim.</w:t>
+      </w:r>
+    </w:p>
+    <w:p>
+      <w:pPr>
+        <w:pStyle w:val="BodyText"/>
+      </w:pPr>
+      <w:r>
+        <w:t xml:space="preserve">Bu terimleri bilmeden konu</w:t>
+      </w:r>
+      <w:r>
+        <w:t xml:space="preserve"> </w:t>
+      </w:r>
+      <w:r>
+        <w:rPr>
+          <w:b/>
+          <w:bCs/>
+        </w:rPr>
+        <w:t xml:space="preserve">havada kalır</w:t>
+      </w:r>
+      <w:r>
+        <w:t xml:space="preserve">.</w:t>
+      </w:r>
+    </w:p>
+    <w:p>
+      <w:pPr>
+        <w:pStyle w:val="BodyText"/>
+      </w:pPr>
+      <w:r>
+        <w:t xml:space="preserve">Hiçbir şey bilmediğinizi varsayıyoruz — bu iyi bir başlangıç.</w:t>
+      </w:r>
+    </w:p>
+    <w:bookmarkEnd w:id="20"/>
+    <w:bookmarkStart w:id="21" w:name="kaynak-kod-nedir"/>
+    <w:p>
+      <w:pPr>
+        <w:pStyle w:val="Heading3"/>
+      </w:pPr>
+      <w:r>
+        <w:t xml:space="preserve">Kaynak kod nedir?</w:t>
       </w:r>
     </w:p>
     <w:p>
@@ -1570,45 +1556,23 @@
         </w:numPr>
       </w:pPr>
       <w:r>
-        <w:rPr>
-          <w:b/>
-          <w:bCs/>
-        </w:rPr>
-        <w:t xml:space="preserve">1976</w:t>
-      </w:r>
-      <w:r>
-        <w:t xml:space="preserve"> </w:t>
-      </w:r>
-      <w:r>
-        <w:t xml:space="preserve">— Diffie &amp; Hellman, bir programı</w:t>
-      </w:r>
-      <w:r>
-        <w:t xml:space="preserve"> </w:t>
-      </w:r>
-      <w:r>
-        <w:t xml:space="preserve">“anlaşılmaz ama çalışır”</w:t>
-      </w:r>
-      <w:r>
-        <w:t xml:space="preserve"> </w:t>
-      </w:r>
-      <w:r>
-        <w:t xml:space="preserve">kılma fikrini ilk kez tartışır (gizlilik-yoluyla değil,</w:t>
-      </w:r>
-      <w:r>
-        <w:t xml:space="preserve"> </w:t>
-      </w:r>
-      <w:r>
-        <w:rPr>
-          <w:b/>
-          <w:bCs/>
-        </w:rPr>
-        <w:t xml:space="preserve">çaba-yoluyla</w:t>
-      </w:r>
-      <w:r>
-        <w:t xml:space="preserve"> </w:t>
-      </w:r>
-      <w:r>
-        <w:t xml:space="preserve">koruma).</w:t>
+        <w:t xml:space="preserve">Sizin yazdığınız,</w:t>
+      </w:r>
+      <w:r>
+        <w:t xml:space="preserve"> </w:t>
+      </w:r>
+      <w:r>
+        <w:rPr>
+          <w:b/>
+          <w:bCs/>
+        </w:rPr>
+        <w:t xml:space="preserve">insanın okuyabildiği</w:t>
+      </w:r>
+      <w:r>
+        <w:t xml:space="preserve"> </w:t>
+      </w:r>
+      <w:r>
+        <w:t xml:space="preserve">program metni (ör. C dosyası).</w:t>
       </w:r>
     </w:p>
     <w:p>
@@ -1620,272 +1584,16 @@
         </w:numPr>
       </w:pPr>
       <w:r>
-        <w:rPr>
-          <w:b/>
-          <w:bCs/>
-        </w:rPr>
-        <w:t xml:space="preserve">1997</w:t>
-      </w:r>
-      <w:r>
-        <w:t xml:space="preserve"> </w:t>
-      </w:r>
-      <w:r>
-        <w:t xml:space="preserve">— Collberg, Thomborson ve Low ilk</w:t>
-      </w:r>
-      <w:r>
-        <w:t xml:space="preserve"> </w:t>
-      </w:r>
-      <w:r>
-        <w:rPr>
-          <w:b/>
-          <w:bCs/>
-        </w:rPr>
-        <w:t xml:space="preserve">gizleme taksonomisini</w:t>
-      </w:r>
-      <w:r>
-        <w:t xml:space="preserve"> </w:t>
-      </w:r>
-      <w:r>
-        <w:t xml:space="preserve">(düzen · veri · kontrol akışı · önleyici) ve</w:t>
-      </w:r>
-      <w:r>
-        <w:t xml:space="preserve"> </w:t>
-      </w:r>
-      <w:r>
-        <w:rPr>
-          <w:i/>
-          <w:iCs/>
-        </w:rPr>
-        <w:t xml:space="preserve">güç–dayanıklılık–gizlilik–maliyet</w:t>
-      </w:r>
-      <w:r>
-        <w:t xml:space="preserve"> </w:t>
-      </w:r>
-      <w:r>
-        <w:t xml:space="preserve">çerçevesini yayımlar. Bu dersteki</w:t>
-      </w:r>
-      <w:r>
-        <w:t xml:space="preserve"> </w:t>
-      </w:r>
-      <w:r>
-        <w:rPr>
-          <w:b/>
-          <w:bCs/>
-        </w:rPr>
-        <w:t xml:space="preserve">beş aile</w:t>
-      </w:r>
-      <w:r>
-        <w:t xml:space="preserve"> </w:t>
-      </w:r>
-      <w:r>
-        <w:t xml:space="preserve">buradan gelir.</w:t>
-      </w:r>
-    </w:p>
-    <w:p>
-      <w:pPr>
-        <w:pStyle w:val="Compact"/>
-        <w:numPr>
-          <w:ilvl w:val="0"/>
-          <w:numId w:val="1002"/>
-        </w:numPr>
-      </w:pPr>
-      <w:r>
-        <w:rPr>
-          <w:b/>
-          <w:bCs/>
-        </w:rPr>
-        <w:t xml:space="preserve">2001</w:t>
-      </w:r>
-      <w:r>
-        <w:t xml:space="preserve"> </w:t>
-      </w:r>
-      <w:r>
-        <w:t xml:space="preserve">— Barak vd.</w:t>
-      </w:r>
-      <w:r>
-        <w:t xml:space="preserve"> </w:t>
-      </w:r>
-      <w:r>
-        <w:t xml:space="preserve">“kusursuz (kara-kutu) gizleme genel olarak</w:t>
-      </w:r>
-      <w:r>
-        <w:t xml:space="preserve"> </w:t>
-      </w:r>
-      <w:r>
-        <w:rPr>
-          <w:b/>
-          <w:bCs/>
-        </w:rPr>
-        <w:t xml:space="preserve">imkânsızdır</w:t>
-      </w:r>
-      <w:r>
-        <w:t xml:space="preserve">”</w:t>
-      </w:r>
-      <w:r>
-        <w:t xml:space="preserve"> </w:t>
-      </w:r>
-      <w:r>
-        <w:t xml:space="preserve">teoremini kanıtlar → gizleme bu yüzden</w:t>
-      </w:r>
-      <w:r>
-        <w:t xml:space="preserve"> </w:t>
-      </w:r>
-      <w:r>
-        <w:t xml:space="preserve">“kırılamazlık”</w:t>
-      </w:r>
-      <w:r>
-        <w:t xml:space="preserve"> </w:t>
-      </w:r>
-      <w:r>
-        <w:t xml:space="preserve">değil,</w:t>
-      </w:r>
-      <w:r>
-        <w:t xml:space="preserve"> </w:t>
-      </w:r>
-      <w:r>
-        <w:rPr>
-          <w:b/>
-          <w:bCs/>
-        </w:rPr>
-        <w:t xml:space="preserve">maliyet</w:t>
-      </w:r>
-      <w:r>
-        <w:t xml:space="preserve"> </w:t>
-      </w:r>
-      <w:r>
-        <w:t xml:space="preserve">olarak öğretilir.</w:t>
-      </w:r>
-    </w:p>
-    <w:p>
-      <w:pPr>
-        <w:pStyle w:val="Compact"/>
-        <w:numPr>
-          <w:ilvl w:val="0"/>
-          <w:numId w:val="1002"/>
-        </w:numPr>
-      </w:pPr>
-      <w:r>
-        <w:rPr>
-          <w:b/>
-          <w:bCs/>
-        </w:rPr>
-        <w:t xml:space="preserve">2002</w:t>
-      </w:r>
-      <w:r>
-        <w:t xml:space="preserve"> </w:t>
-      </w:r>
-      <w:r>
-        <w:t xml:space="preserve">— Chow vd.</w:t>
-      </w:r>
-      <w:r>
-        <w:t xml:space="preserve"> </w:t>
-      </w:r>
-      <w:r>
-        <w:rPr>
-          <w:b/>
-          <w:bCs/>
-        </w:rPr>
-        <w:t xml:space="preserve">whitebox AES</w:t>
-      </w:r>
-      <w:r>
-        <w:t xml:space="preserve"> </w:t>
-      </w:r>
-      <w:r>
-        <w:t xml:space="preserve">ile anahtarı yazılıma gömme fikrini başlatır (11. hafta).</w:t>
-      </w:r>
-    </w:p>
-    <w:p>
-      <w:pPr>
-        <w:pStyle w:val="Compact"/>
-        <w:numPr>
-          <w:ilvl w:val="0"/>
-          <w:numId w:val="1002"/>
-        </w:numPr>
-      </w:pPr>
-      <w:r>
-        <w:rPr>
-          <w:b/>
-          <w:bCs/>
-        </w:rPr>
-        <w:t xml:space="preserve">2010’lar</w:t>
-      </w:r>
-      <w:r>
-        <w:t xml:space="preserve"> </w:t>
-      </w:r>
-      <w:r>
-        <w:t xml:space="preserve">— DRM, mobil bankacılık ve oyun sektörü gizlemeyi yaygınlaştırır;</w:t>
-      </w:r>
-      <w:r>
-        <w:t xml:space="preserve"> </w:t>
-      </w:r>
-      <w:r>
-        <w:rPr>
-          <w:b/>
-          <w:bCs/>
-        </w:rPr>
-        <w:t xml:space="preserve">Tigress</w:t>
-      </w:r>
-      <w:r>
-        <w:t xml:space="preserve"> </w:t>
-      </w:r>
-      <w:r>
-        <w:t xml:space="preserve">(Collberg) ve</w:t>
-      </w:r>
-      <w:r>
-        <w:t xml:space="preserve"> </w:t>
-      </w:r>
-      <w:r>
-        <w:rPr>
-          <w:b/>
-          <w:bCs/>
-        </w:rPr>
-        <w:t xml:space="preserve">Obfuscator-LLVM</w:t>
-      </w:r>
-      <w:r>
-        <w:t xml:space="preserve"> </w:t>
-      </w:r>
-      <w:r>
-        <w:t xml:space="preserve">işi araç hâline getirir (14. hafta).</w:t>
-      </w:r>
-    </w:p>
-    <w:p>
-      <w:pPr>
-        <w:pStyle w:val="BlockText"/>
-      </w:pPr>
-      <w:r>
-        <w:t xml:space="preserve">Yani gizleme, akademik bir</w:t>
-      </w:r>
-      <w:r>
-        <w:t xml:space="preserve"> </w:t>
-      </w:r>
-      <w:r>
-        <w:rPr>
-          <w:b/>
-          <w:bCs/>
-        </w:rPr>
-        <w:t xml:space="preserve">imkânsızlık</w:t>
-      </w:r>
-      <w:r>
-        <w:t xml:space="preserve"> </w:t>
-      </w:r>
-      <w:r>
-        <w:t xml:space="preserve">sonucunun üzerine kurulmuş</w:t>
-      </w:r>
-      <w:r>
-        <w:t xml:space="preserve"> </w:t>
-      </w:r>
-      <w:r>
-        <w:rPr>
-          <w:b/>
-          <w:bCs/>
-        </w:rPr>
-        <w:t xml:space="preserve">pratik bir geciktirme</w:t>
-      </w:r>
-      <w:r>
-        <w:t xml:space="preserve"> </w:t>
-      </w:r>
-      <w:r>
-        <w:t xml:space="preserve">disiplinidir.</w:t>
+        <w:t xml:space="preserve">Örnek:</w:t>
+      </w:r>
+      <w:r>
+        <w:t xml:space="preserve"> </w:t>
+      </w:r>
+      <w:r>
+        <w:rPr>
+          <w:rStyle w:val="VerbatimChar"/>
+        </w:rPr>
+        <w:t xml:space="preserve">int topla(int a, int b) { return a + b; }</w:t>
       </w:r>
     </w:p>
     <w:p>
@@ -1893,78 +1601,33 @@
         <w:pStyle w:val="FirstParagraph"/>
       </w:pPr>
       <w:r>
-        <w:t xml:space="preserve">Bu modelde bir gerçekle başlamak dürüstlüktür:</w:t>
-      </w:r>
-      <w:r>
-        <w:t xml:space="preserve"> </w:t>
-      </w:r>
-      <w:r>
-        <w:rPr>
-          <w:b/>
-          <w:bCs/>
-        </w:rPr>
-        <w:t xml:space="preserve">yeterli zamanı, becerisi ve motivasyonu olan bir saldırgan her</w:t>
-      </w:r>
-      <w:r>
-        <w:rPr>
-          <w:b/>
-          <w:bCs/>
-        </w:rPr>
-        <w:t xml:space="preserve"> </w:t>
-      </w:r>
-      <w:r>
-        <w:rPr>
-          <w:b/>
-          <w:bCs/>
-        </w:rPr>
-        <w:t xml:space="preserve">gizlemeyi eninde sonunda çözer.</w:t>
-      </w:r>
-      <w:r>
-        <w:t xml:space="preserve"> </w:t>
-      </w:r>
-      <w:r>
-        <w:t xml:space="preserve">Cookbook bunu açıkça söyler (Tarif 12.1): anti-tampering önlemleri</w:t>
-      </w:r>
-      <w:r>
-        <w:t xml:space="preserve"> </w:t>
-      </w:r>
-      <w:r>
-        <w:t xml:space="preserve">“kırılamaz”</w:t>
-      </w:r>
-      <w:r>
-        <w:t xml:space="preserve"> </w:t>
-      </w:r>
-      <w:r>
-        <w:t xml:space="preserve">değildir; amaçları</w:t>
-      </w:r>
-      <w:r>
-        <w:t xml:space="preserve"> </w:t>
-      </w:r>
-      <w:r>
-        <w:rPr>
-          <w:b/>
-          <w:bCs/>
-        </w:rPr>
-        <w:t xml:space="preserve">kırmayı ekonomik olmaktan çıkarmaktır</w:t>
-      </w:r>
-      <w:r>
-        <w:t xml:space="preserve">. O yüzden gizlemeyi bir sır saklama yöntemi değil, bir</w:t>
-      </w:r>
-      <w:r>
-        <w:t xml:space="preserve"> </w:t>
-      </w:r>
-      <w:r>
-        <w:rPr>
-          <w:b/>
-          <w:bCs/>
-        </w:rPr>
-        <w:t xml:space="preserve">maliyet yükseltme kuralı</w:t>
-      </w:r>
-      <w:r>
-        <w:t xml:space="preserve"> </w:t>
-      </w:r>
-      <w:r>
-        <w:t xml:space="preserve">olarak ele alırız:</w:t>
+        <w:t xml:space="preserve">Kaynak kod</w:t>
+      </w:r>
+      <w:r>
+        <w:t xml:space="preserve"> </w:t>
+      </w:r>
+      <w:r>
+        <w:rPr>
+          <w:b/>
+          <w:bCs/>
+        </w:rPr>
+        <w:t xml:space="preserve">derlenir</w:t>
+      </w:r>
+      <w:r>
+        <w:t xml:space="preserve"> </w:t>
+      </w:r>
+      <w:r>
+        <w:t xml:space="preserve">ve makinenin çalıştırdığı biçime döner.</w:t>
+      </w:r>
+    </w:p>
+    <w:bookmarkEnd w:id="21"/>
+    <w:bookmarkStart w:id="22" w:name="derleyici-ve-ikili-dosya"/>
+    <w:p>
+      <w:pPr>
+        <w:pStyle w:val="Heading3"/>
+      </w:pPr>
+      <w:r>
+        <w:t xml:space="preserve">Derleyici ve ikili dosya</w:t>
       </w:r>
     </w:p>
     <w:p>
@@ -1980,19 +1643,29 @@
           <w:b/>
           <w:bCs/>
         </w:rPr>
-        <w:t xml:space="preserve">Kural 1 — Maliyeti değerin üstüne çıkar.</w:t>
-      </w:r>
-      <w:r>
-        <w:t xml:space="preserve"> </w:t>
-      </w:r>
-      <w:r>
-        <w:t xml:space="preserve">Saldırıyı, korunan varlığın değerinden daha pahalı hale getir. 10 TL’lik</w:t>
-      </w:r>
-      <w:r>
-        <w:t xml:space="preserve"> </w:t>
-      </w:r>
-      <w:r>
-        <w:t xml:space="preserve">bir sırrı 1000 TL’lik bir çabayla korumak akıldışıdır; tersi de geçerlidir.</w:t>
+        <w:t xml:space="preserve">Derleyici</w:t>
+      </w:r>
+      <w:r>
+        <w:t xml:space="preserve"> </w:t>
+      </w:r>
+      <w:r>
+        <w:t xml:space="preserve">(compiler): kaynak kodu</w:t>
+      </w:r>
+      <w:r>
+        <w:t xml:space="preserve"> </w:t>
+      </w:r>
+      <w:r>
+        <w:rPr>
+          <w:b/>
+          <w:bCs/>
+        </w:rPr>
+        <w:t xml:space="preserve">makine koduna</w:t>
+      </w:r>
+      <w:r>
+        <w:t xml:space="preserve"> </w:t>
+      </w:r>
+      <w:r>
+        <w:t xml:space="preserve">çeviren program (gcc, clang).</w:t>
       </w:r>
     </w:p>
     <w:p>
@@ -2008,35 +1681,64 @@
           <w:b/>
           <w:bCs/>
         </w:rPr>
-        <w:t xml:space="preserve">Kural 2 — Otomasyonu kır.</w:t>
-      </w:r>
-      <w:r>
-        <w:t xml:space="preserve"> </w:t>
-      </w:r>
-      <w:r>
-        <w:t xml:space="preserve">Bir kopyada işe yarayan saldırının bütün kopyalarda otomatik işe yaramamasını sağla.</w:t>
-      </w:r>
-      <w:r>
-        <w:t xml:space="preserve"> </w:t>
-      </w:r>
-      <w:r>
-        <w:t xml:space="preserve">Bunun adı</w:t>
-      </w:r>
-      <w:r>
-        <w:t xml:space="preserve"> </w:t>
-      </w:r>
-      <w:r>
-        <w:rPr>
-          <w:b/>
-          <w:bCs/>
-        </w:rPr>
-        <w:t xml:space="preserve">çeşitlendirmedir</w:t>
-      </w:r>
-      <w:r>
-        <w:t xml:space="preserve"> </w:t>
-      </w:r>
-      <w:r>
-        <w:t xml:space="preserve">(bu haftanın 5. bölümü, 14. haftada araçla).</w:t>
+        <w:t xml:space="preserve">İkili dosya</w:t>
+      </w:r>
+      <w:r>
+        <w:t xml:space="preserve"> </w:t>
+      </w:r>
+      <w:r>
+        <w:t xml:space="preserve">(binary): derleme sonucu; bilgisayarın doğrudan çalıştırdığı dosya (</w:t>
+      </w:r>
+      <w:r>
+        <w:rPr>
+          <w:rStyle w:val="VerbatimChar"/>
+        </w:rPr>
+        <w:t xml:space="preserve">.exe</w:t>
+      </w:r>
+      <w:r>
+        <w:t xml:space="preserve">,</w:t>
+      </w:r>
+      <w:r>
+        <w:t xml:space="preserve"> </w:t>
+      </w:r>
+      <w:r>
+        <w:rPr>
+          <w:rStyle w:val="VerbatimChar"/>
+        </w:rPr>
+        <w:t xml:space="preserve">.so</w:t>
+      </w:r>
+      <w:r>
+        <w:t xml:space="preserve">).</w:t>
+      </w:r>
+    </w:p>
+    <w:p>
+      <w:pPr>
+        <w:pStyle w:val="SourceCode"/>
+      </w:pPr>
+      <w:r>
+        <w:rPr>
+          <w:rStyle w:val="VerbatimChar"/>
+        </w:rPr>
+        <w:t xml:space="preserve">kaynak.c  --(derleyici)--&gt;  program (ikili)</w:t>
+      </w:r>
+      <w:r>
+        <w:br/>
+      </w:r>
+      <w:r>
+        <w:rPr>
+          <w:rStyle w:val="VerbatimChar"/>
+        </w:rPr>
+        <w:t xml:space="preserve">insan okur              makine çalıştırır</w:t>
+      </w:r>
+    </w:p>
+    <w:bookmarkEnd w:id="22"/>
+    <w:bookmarkStart w:id="23" w:name="makine-kodu-ve-assembly"/>
+    <w:p>
+      <w:pPr>
+        <w:pStyle w:val="Heading3"/>
+      </w:pPr>
+      <w:r>
+        <w:t xml:space="preserve">Makine kodu ve assembly</w:t>
       </w:r>
     </w:p>
     <w:p>
@@ -2044,7 +1746,7 @@
         <w:pStyle w:val="Compact"/>
         <w:numPr>
           <w:ilvl w:val="0"/>
-          <w:numId w:val="1003"/>
+          <w:numId w:val="1004"/>
         </w:numPr>
       </w:pPr>
       <w:r>
@@ -2052,41 +1754,1355 @@
           <w:b/>
           <w:bCs/>
         </w:rPr>
-        <w:t xml:space="preserve">Kural 3 — Diğer katmanlara zaman kazandır.</w:t>
-      </w:r>
-      <w:r>
-        <w:t xml:space="preserve"> </w:t>
-      </w:r>
-      <w:r>
-        <w:t xml:space="preserve">Gizleme tek başına bir savunma değildir; RASP (6. hafta), bütünlük</w:t>
-      </w:r>
-      <w:r>
-        <w:t xml:space="preserve"> </w:t>
-      </w:r>
-      <w:r>
-        <w:t xml:space="preserve">denetimi, sunucu tarafı denetimler ve anahtar yenileme için</w:t>
-      </w:r>
-      <w:r>
-        <w:t xml:space="preserve"> </w:t>
-      </w:r>
-      <w:r>
-        <w:rPr>
-          <w:b/>
-          <w:bCs/>
-        </w:rPr>
-        <w:t xml:space="preserve">zaman kazandıran</w:t>
-      </w:r>
-      <w:r>
-        <w:t xml:space="preserve"> </w:t>
-      </w:r>
-      <w:r>
-        <w:t xml:space="preserve">bir katmandır. Anahtar</w:t>
-      </w:r>
-      <w:r>
-        <w:t xml:space="preserve"> </w:t>
-      </w:r>
-      <w:r>
-        <w:t xml:space="preserve">yenilenene, sürüm güncellenene kadar dayanması yeter.</w:t>
+        <w:t xml:space="preserve">Makine kodu:</w:t>
+      </w:r>
+      <w:r>
+        <w:t xml:space="preserve"> </w:t>
+      </w:r>
+      <w:r>
+        <w:t xml:space="preserve">işlemcinin anladığı sayısal komutlar.</w:t>
+      </w:r>
+    </w:p>
+    <w:p>
+      <w:pPr>
+        <w:pStyle w:val="Compact"/>
+        <w:numPr>
+          <w:ilvl w:val="0"/>
+          <w:numId w:val="1004"/>
+        </w:numPr>
+      </w:pPr>
+      <w:r>
+        <w:rPr>
+          <w:b/>
+          <w:bCs/>
+        </w:rPr>
+        <w:t xml:space="preserve">Assembly:</w:t>
+      </w:r>
+      <w:r>
+        <w:t xml:space="preserve"> </w:t>
+      </w:r>
+      <w:r>
+        <w:t xml:space="preserve">makine kodunun insana biraz daha okunur hali (</w:t>
+      </w:r>
+      <w:r>
+        <w:rPr>
+          <w:rStyle w:val="VerbatimChar"/>
+        </w:rPr>
+        <w:t xml:space="preserve">mov</w:t>
+      </w:r>
+      <w:r>
+        <w:t xml:space="preserve">,</w:t>
+      </w:r>
+      <w:r>
+        <w:t xml:space="preserve"> </w:t>
+      </w:r>
+      <w:r>
+        <w:rPr>
+          <w:rStyle w:val="VerbatimChar"/>
+        </w:rPr>
+        <w:t xml:space="preserve">cmp</w:t>
+      </w:r>
+      <w:r>
+        <w:t xml:space="preserve">,</w:t>
+      </w:r>
+      <w:r>
+        <w:t xml:space="preserve"> </w:t>
+      </w:r>
+      <w:r>
+        <w:rPr>
+          <w:rStyle w:val="VerbatimChar"/>
+        </w:rPr>
+        <w:t xml:space="preserve">jmp</w:t>
+      </w:r>
+      <w:r>
+        <w:t xml:space="preserve">).</w:t>
+      </w:r>
+    </w:p>
+    <w:p>
+      <w:pPr>
+        <w:pStyle w:val="FirstParagraph"/>
+      </w:pPr>
+      <w:r>
+        <w:t xml:space="preserve">İkili dosyayı açtığınızda gördüğünüz şey budur.</w:t>
+      </w:r>
+    </w:p>
+    <w:bookmarkEnd w:id="23"/>
+    <w:bookmarkStart w:id="24" w:name="tersine-mühendislik-nedir"/>
+    <w:p>
+      <w:pPr>
+        <w:pStyle w:val="Heading3"/>
+      </w:pPr>
+      <w:r>
+        <w:t xml:space="preserve">Tersine mühendislik nedir?</w:t>
+      </w:r>
+    </w:p>
+    <w:p>
+      <w:pPr>
+        <w:pStyle w:val="FirstParagraph"/>
+      </w:pPr>
+      <w:r>
+        <w:rPr>
+          <w:b/>
+          <w:bCs/>
+        </w:rPr>
+        <w:t xml:space="preserve">Tersine mühendislik</w:t>
+      </w:r>
+      <w:r>
+        <w:t xml:space="preserve"> </w:t>
+      </w:r>
+      <w:r>
+        <w:t xml:space="preserve">(reverse engineering): ikili dosyaya bakıp programın</w:t>
+      </w:r>
+      <w:r>
+        <w:t xml:space="preserve"> </w:t>
+      </w:r>
+      <w:r>
+        <w:rPr>
+          <w:b/>
+          <w:bCs/>
+        </w:rPr>
+        <w:t xml:space="preserve">ne yaptığını</w:t>
+      </w:r>
+      <w:r>
+        <w:t xml:space="preserve"> </w:t>
+      </w:r>
+      <w:r>
+        <w:t xml:space="preserve">anlamaya çalışmak.</w:t>
+      </w:r>
+    </w:p>
+    <w:p>
+      <w:pPr>
+        <w:pStyle w:val="BodyText"/>
+      </w:pPr>
+      <w:r>
+        <w:t xml:space="preserve">Saldırganın temel işi budur.</w:t>
+      </w:r>
+    </w:p>
+    <w:bookmarkEnd w:id="24"/>
+    <w:bookmarkStart w:id="25" w:name="tersine-derleyici-decompiler"/>
+    <w:p>
+      <w:pPr>
+        <w:pStyle w:val="Heading3"/>
+      </w:pPr>
+      <w:r>
+        <w:t xml:space="preserve">Tersine derleyici (decompiler)</w:t>
+      </w:r>
+    </w:p>
+    <w:p>
+      <w:pPr>
+        <w:pStyle w:val="Compact"/>
+        <w:numPr>
+          <w:ilvl w:val="0"/>
+          <w:numId w:val="1005"/>
+        </w:numPr>
+      </w:pPr>
+      <w:r>
+        <w:rPr>
+          <w:b/>
+          <w:bCs/>
+        </w:rPr>
+        <w:t xml:space="preserve">Tersine derleyici</w:t>
+      </w:r>
+      <w:r>
+        <w:t xml:space="preserve"> </w:t>
+      </w:r>
+      <w:r>
+        <w:t xml:space="preserve">(decompiler): ikili dosyayı geri, okunabilir koda yakın bir biçime çeviren araç.</w:t>
+      </w:r>
+    </w:p>
+    <w:p>
+      <w:pPr>
+        <w:pStyle w:val="Compact"/>
+        <w:numPr>
+          <w:ilvl w:val="0"/>
+          <w:numId w:val="1005"/>
+        </w:numPr>
+      </w:pPr>
+      <w:r>
+        <w:t xml:space="preserve">Örnekler: Ghidra, IDA.</w:t>
+      </w:r>
+    </w:p>
+    <w:p>
+      <w:pPr>
+        <w:pStyle w:val="FirstParagraph"/>
+      </w:pPr>
+      <w:r>
+        <w:t xml:space="preserve">Amaç: kaynağa erişimi olmayan biri, ikiliye bakarak mantığı çıkarsın.</w:t>
+      </w:r>
+    </w:p>
+    <w:bookmarkEnd w:id="25"/>
+    <w:bookmarkStart w:id="26" w:name="strings-komutu"/>
+    <w:p>
+      <w:pPr>
+        <w:pStyle w:val="Heading3"/>
+      </w:pPr>
+      <w:r>
+        <w:rPr>
+          <w:rStyle w:val="VerbatimChar"/>
+        </w:rPr>
+        <w:t xml:space="preserve">strings</w:t>
+      </w:r>
+      <w:r>
+        <w:t xml:space="preserve"> </w:t>
+      </w:r>
+      <w:r>
+        <w:t xml:space="preserve">komutu</w:t>
+      </w:r>
+    </w:p>
+    <w:p>
+      <w:pPr>
+        <w:pStyle w:val="Compact"/>
+        <w:numPr>
+          <w:ilvl w:val="0"/>
+          <w:numId w:val="1006"/>
+        </w:numPr>
+      </w:pPr>
+      <w:r>
+        <w:rPr>
+          <w:rStyle w:val="VerbatimChar"/>
+          <w:b/>
+          <w:bCs/>
+        </w:rPr>
+        <w:t xml:space="preserve">strings</w:t>
+      </w:r>
+      <w:r>
+        <w:rPr>
+          <w:b/>
+          <w:bCs/>
+        </w:rPr>
+        <w:t xml:space="preserve">:</w:t>
+      </w:r>
+      <w:r>
+        <w:t xml:space="preserve"> </w:t>
+      </w:r>
+      <w:r>
+        <w:t xml:space="preserve">bir ikili dosyanın içindeki</w:t>
+      </w:r>
+      <w:r>
+        <w:t xml:space="preserve"> </w:t>
+      </w:r>
+      <w:r>
+        <w:rPr>
+          <w:b/>
+          <w:bCs/>
+        </w:rPr>
+        <w:t xml:space="preserve">okunabilir metinleri</w:t>
+      </w:r>
+      <w:r>
+        <w:t xml:space="preserve"> </w:t>
+      </w:r>
+      <w:r>
+        <w:t xml:space="preserve">listeleyen basit araç.</w:t>
+      </w:r>
+    </w:p>
+    <w:p>
+      <w:pPr>
+        <w:pStyle w:val="Compact"/>
+        <w:numPr>
+          <w:ilvl w:val="0"/>
+          <w:numId w:val="1006"/>
+        </w:numPr>
+      </w:pPr>
+      <w:r>
+        <w:rPr>
+          <w:rStyle w:val="VerbatimChar"/>
+        </w:rPr>
+        <w:t xml:space="preserve">strings program</w:t>
+      </w:r>
+      <w:r>
+        <w:t xml:space="preserve"> </w:t>
+      </w:r>
+      <w:r>
+        <w:t xml:space="preserve">→</w:t>
+      </w:r>
+      <w:r>
+        <w:t xml:space="preserve"> </w:t>
+      </w:r>
+      <w:r>
+        <w:rPr>
+          <w:rStyle w:val="VerbatimChar"/>
+        </w:rPr>
+        <w:t xml:space="preserve">"Lisans gecersiz"</w:t>
+      </w:r>
+      <w:r>
+        <w:t xml:space="preserve">,</w:t>
+      </w:r>
+      <w:r>
+        <w:t xml:space="preserve"> </w:t>
+      </w:r>
+      <w:r>
+        <w:rPr>
+          <w:rStyle w:val="VerbatimChar"/>
+        </w:rPr>
+        <w:t xml:space="preserve">"http://..."</w:t>
+      </w:r>
+      <w:r>
+        <w:t xml:space="preserve"> </w:t>
+      </w:r>
+      <w:r>
+        <w:t xml:space="preserve">gibi metinler.</w:t>
+      </w:r>
+    </w:p>
+    <w:p>
+      <w:pPr>
+        <w:pStyle w:val="FirstParagraph"/>
+      </w:pPr>
+      <w:r>
+        <w:t xml:space="preserve">Saldırganın attığı</w:t>
+      </w:r>
+      <w:r>
+        <w:t xml:space="preserve"> </w:t>
+      </w:r>
+      <w:r>
+        <w:rPr>
+          <w:b/>
+          <w:bCs/>
+        </w:rPr>
+        <w:t xml:space="preserve">ilk adım</w:t>
+      </w:r>
+      <w:r>
+        <w:t xml:space="preserve"> </w:t>
+      </w:r>
+      <w:r>
+        <w:t xml:space="preserve">genelde budur.</w:t>
+      </w:r>
+    </w:p>
+    <w:bookmarkEnd w:id="26"/>
+    <w:bookmarkStart w:id="27" w:name="sembol-ve-sembol-tablosu"/>
+    <w:p>
+      <w:pPr>
+        <w:pStyle w:val="Heading3"/>
+      </w:pPr>
+      <w:r>
+        <w:t xml:space="preserve">Sembol ve sembol tablosu</w:t>
+      </w:r>
+    </w:p>
+    <w:p>
+      <w:pPr>
+        <w:pStyle w:val="Compact"/>
+        <w:numPr>
+          <w:ilvl w:val="0"/>
+          <w:numId w:val="1007"/>
+        </w:numPr>
+      </w:pPr>
+      <w:r>
+        <w:rPr>
+          <w:b/>
+          <w:bCs/>
+        </w:rPr>
+        <w:t xml:space="preserve">Sembol:</w:t>
+      </w:r>
+      <w:r>
+        <w:t xml:space="preserve"> </w:t>
+      </w:r>
+      <w:r>
+        <w:t xml:space="preserve">ikili dosyadaki bir fonksiyonun ya da değişkenin</w:t>
+      </w:r>
+      <w:r>
+        <w:t xml:space="preserve"> </w:t>
+      </w:r>
+      <w:r>
+        <w:rPr>
+          <w:b/>
+          <w:bCs/>
+        </w:rPr>
+        <w:t xml:space="preserve">adı</w:t>
+      </w:r>
+      <w:r>
+        <w:t xml:space="preserve"> </w:t>
+      </w:r>
+      <w:r>
+        <w:t xml:space="preserve">(ör.</w:t>
+      </w:r>
+      <w:r>
+        <w:t xml:space="preserve"> </w:t>
+      </w:r>
+      <w:r>
+        <w:rPr>
+          <w:rStyle w:val="VerbatimChar"/>
+        </w:rPr>
+        <w:t xml:space="preserve">lisans_dogrula</w:t>
+      </w:r>
+      <w:r>
+        <w:t xml:space="preserve">).</w:t>
+      </w:r>
+    </w:p>
+    <w:p>
+      <w:pPr>
+        <w:pStyle w:val="Compact"/>
+        <w:numPr>
+          <w:ilvl w:val="0"/>
+          <w:numId w:val="1007"/>
+        </w:numPr>
+      </w:pPr>
+      <w:r>
+        <w:rPr>
+          <w:b/>
+          <w:bCs/>
+        </w:rPr>
+        <w:t xml:space="preserve">Sembol tablosu:</w:t>
+      </w:r>
+      <w:r>
+        <w:t xml:space="preserve"> </w:t>
+      </w:r>
+      <w:r>
+        <w:t xml:space="preserve">bu adların listesi.</w:t>
+      </w:r>
+    </w:p>
+    <w:p>
+      <w:pPr>
+        <w:pStyle w:val="FirstParagraph"/>
+      </w:pPr>
+      <w:r>
+        <w:rPr>
+          <w:rStyle w:val="VerbatimChar"/>
+        </w:rPr>
+        <w:t xml:space="preserve">lisans_dogrula</w:t>
+      </w:r>
+      <w:r>
+        <w:t xml:space="preserve"> </w:t>
+      </w:r>
+      <w:r>
+        <w:t xml:space="preserve">adı görünüyorsa, saldırgan nereye bakacağını bilir.</w:t>
+      </w:r>
+    </w:p>
+    <w:bookmarkEnd w:id="27"/>
+    <w:bookmarkStart w:id="28" w:name="hata-ayıklayıcı-debugger"/>
+    <w:p>
+      <w:pPr>
+        <w:pStyle w:val="Heading3"/>
+      </w:pPr>
+      <w:r>
+        <w:t xml:space="preserve">Hata ayıklayıcı (debugger)</w:t>
+      </w:r>
+    </w:p>
+    <w:p>
+      <w:pPr>
+        <w:pStyle w:val="Compact"/>
+        <w:numPr>
+          <w:ilvl w:val="0"/>
+          <w:numId w:val="1008"/>
+        </w:numPr>
+      </w:pPr>
+      <w:r>
+        <w:rPr>
+          <w:b/>
+          <w:bCs/>
+        </w:rPr>
+        <w:t xml:space="preserve">Hata ayıklayıcı</w:t>
+      </w:r>
+      <w:r>
+        <w:t xml:space="preserve"> </w:t>
+      </w:r>
+      <w:r>
+        <w:t xml:space="preserve">(debugger): programı</w:t>
+      </w:r>
+      <w:r>
+        <w:t xml:space="preserve"> </w:t>
+      </w:r>
+      <w:r>
+        <w:rPr>
+          <w:b/>
+          <w:bCs/>
+        </w:rPr>
+        <w:t xml:space="preserve">adım adım</w:t>
+      </w:r>
+      <w:r>
+        <w:t xml:space="preserve"> </w:t>
+      </w:r>
+      <w:r>
+        <w:t xml:space="preserve">çalıştıran, değişkenleri gösteren araç (gdb, lldb).</w:t>
+      </w:r>
+    </w:p>
+    <w:p>
+      <w:pPr>
+        <w:pStyle w:val="Compact"/>
+        <w:numPr>
+          <w:ilvl w:val="0"/>
+          <w:numId w:val="1008"/>
+        </w:numPr>
+      </w:pPr>
+      <w:r>
+        <w:t xml:space="preserve">Saldırgan programı durdurup belleği okuyabilir, değerleri değiştirebilir.</w:t>
+      </w:r>
+    </w:p>
+    <w:bookmarkEnd w:id="28"/>
+    <w:bookmarkStart w:id="29" w:name="bit-bayt-onaltılık"/>
+    <w:p>
+      <w:pPr>
+        <w:pStyle w:val="Heading3"/>
+      </w:pPr>
+      <w:r>
+        <w:t xml:space="preserve">Bit, bayt, onaltılık</w:t>
+      </w:r>
+    </w:p>
+    <w:p>
+      <w:pPr>
+        <w:pStyle w:val="Compact"/>
+        <w:numPr>
+          <w:ilvl w:val="0"/>
+          <w:numId w:val="1009"/>
+        </w:numPr>
+      </w:pPr>
+      <w:r>
+        <w:rPr>
+          <w:b/>
+          <w:bCs/>
+        </w:rPr>
+        <w:t xml:space="preserve">Bit:</w:t>
+      </w:r>
+      <w:r>
+        <w:t xml:space="preserve"> </w:t>
+      </w:r>
+      <w:r>
+        <w:t xml:space="preserve">0 veya 1.</w:t>
+      </w:r>
+    </w:p>
+    <w:p>
+      <w:pPr>
+        <w:pStyle w:val="Compact"/>
+        <w:numPr>
+          <w:ilvl w:val="0"/>
+          <w:numId w:val="1009"/>
+        </w:numPr>
+      </w:pPr>
+      <w:r>
+        <w:rPr>
+          <w:b/>
+          <w:bCs/>
+        </w:rPr>
+        <w:t xml:space="preserve">Bayt:</w:t>
+      </w:r>
+      <w:r>
+        <w:t xml:space="preserve"> </w:t>
+      </w:r>
+      <w:r>
+        <w:t xml:space="preserve">8 bit.</w:t>
+      </w:r>
+    </w:p>
+    <w:p>
+      <w:pPr>
+        <w:pStyle w:val="Compact"/>
+        <w:numPr>
+          <w:ilvl w:val="0"/>
+          <w:numId w:val="1009"/>
+        </w:numPr>
+      </w:pPr>
+      <w:r>
+        <w:rPr>
+          <w:b/>
+          <w:bCs/>
+        </w:rPr>
+        <w:t xml:space="preserve">Onaltılık (hex):</w:t>
+      </w:r>
+      <w:r>
+        <w:t xml:space="preserve"> </w:t>
+      </w:r>
+      <w:r>
+        <w:rPr>
+          <w:rStyle w:val="VerbatimChar"/>
+        </w:rPr>
+        <w:t xml:space="preserve">0x</w:t>
+      </w:r>
+      <w:r>
+        <w:t xml:space="preserve"> </w:t>
+      </w:r>
+      <w:r>
+        <w:t xml:space="preserve">ile yazılır;</w:t>
+      </w:r>
+      <w:r>
+        <w:t xml:space="preserve"> </w:t>
+      </w:r>
+      <w:r>
+        <w:rPr>
+          <w:rStyle w:val="VerbatimChar"/>
+        </w:rPr>
+        <w:t xml:space="preserve">0x2A</w:t>
+      </w:r>
+      <w:r>
+        <w:t xml:space="preserve"> </w:t>
+      </w:r>
+      <w:r>
+        <w:t xml:space="preserve">= 42.</w:t>
+      </w:r>
+    </w:p>
+    <w:p>
+      <w:pPr>
+        <w:pStyle w:val="FirstParagraph"/>
+      </w:pPr>
+      <w:r>
+        <w:t xml:space="preserve">Kodda</w:t>
+      </w:r>
+      <w:r>
+        <w:t xml:space="preserve"> </w:t>
+      </w:r>
+      <w:r>
+        <w:rPr>
+          <w:rStyle w:val="VerbatimChar"/>
+        </w:rPr>
+        <w:t xml:space="preserve">0x5A</w:t>
+      </w:r>
+      <w:r>
+        <w:t xml:space="preserve"> </w:t>
+      </w:r>
+      <w:r>
+        <w:t xml:space="preserve">gibi değerler göreceğiz; bunlar sadece sayılardır.</w:t>
+      </w:r>
+    </w:p>
+    <w:bookmarkEnd w:id="29"/>
+    <w:bookmarkStart w:id="30" w:name="xor-nedir"/>
+    <w:p>
+      <w:pPr>
+        <w:pStyle w:val="Heading3"/>
+      </w:pPr>
+      <w:r>
+        <w:t xml:space="preserve">XOR nedir?</w:t>
+      </w:r>
+    </w:p>
+    <w:p>
+      <w:pPr>
+        <w:pStyle w:val="Compact"/>
+        <w:numPr>
+          <w:ilvl w:val="0"/>
+          <w:numId w:val="1010"/>
+        </w:numPr>
+      </w:pPr>
+      <w:r>
+        <w:rPr>
+          <w:b/>
+          <w:bCs/>
+        </w:rPr>
+        <w:t xml:space="preserve">XOR</w:t>
+      </w:r>
+      <w:r>
+        <w:t xml:space="preserve"> </w:t>
+      </w:r>
+      <w:r>
+        <w:t xml:space="preserve">(</w:t>
+      </w:r>
+      <w:r>
+        <w:rPr>
+          <w:rStyle w:val="VerbatimChar"/>
+        </w:rPr>
+        <w:t xml:space="preserve">^</w:t>
+      </w:r>
+      <w:r>
+        <w:t xml:space="preserve">): iki bit farklıysa 1, aynıysa 0.</w:t>
+      </w:r>
+    </w:p>
+    <w:p>
+      <w:pPr>
+        <w:pStyle w:val="Compact"/>
+        <w:numPr>
+          <w:ilvl w:val="0"/>
+          <w:numId w:val="1010"/>
+        </w:numPr>
+      </w:pPr>
+      <w:r>
+        <w:t xml:space="preserve">Özelliği:</w:t>
+      </w:r>
+      <w:r>
+        <w:t xml:space="preserve"> </w:t>
+      </w:r>
+      <w:r>
+        <w:rPr>
+          <w:rStyle w:val="VerbatimChar"/>
+        </w:rPr>
+        <w:t xml:space="preserve">a ^ b ^ b == a</w:t>
+      </w:r>
+      <w:r>
+        <w:t xml:space="preserve"> </w:t>
+      </w:r>
+      <w:r>
+        <w:t xml:space="preserve">→</w:t>
+      </w:r>
+      <w:r>
+        <w:t xml:space="preserve"> </w:t>
+      </w:r>
+      <w:r>
+        <w:rPr>
+          <w:b/>
+          <w:bCs/>
+        </w:rPr>
+        <w:t xml:space="preserve">kendini geri alır</w:t>
+      </w:r>
+      <w:r>
+        <w:t xml:space="preserve">.</w:t>
+      </w:r>
+    </w:p>
+    <w:p>
+      <w:pPr>
+        <w:pStyle w:val="SourceCode"/>
+      </w:pPr>
+      <w:r>
+        <w:rPr>
+          <w:rStyle w:val="NormalTok"/>
+        </w:rPr>
+        <w:t xml:space="preserve">c </w:t>
+      </w:r>
+      <w:r>
+        <w:rPr>
+          <w:rStyle w:val="OperatorTok"/>
+        </w:rPr>
+        <w:t xml:space="preserve">=</w:t>
+      </w:r>
+      <w:r>
+        <w:rPr>
+          <w:rStyle w:val="NormalTok"/>
+        </w:rPr>
+        <w:t xml:space="preserve"> a </w:t>
+      </w:r>
+      <w:r>
+        <w:rPr>
+          <w:rStyle w:val="OperatorTok"/>
+        </w:rPr>
+        <w:t xml:space="preserve">^</w:t>
+      </w:r>
+      <w:r>
+        <w:rPr>
+          <w:rStyle w:val="NormalTok"/>
+        </w:rPr>
+        <w:t xml:space="preserve"> </w:t>
+      </w:r>
+      <w:r>
+        <w:rPr>
+          <w:rStyle w:val="BaseNTok"/>
+        </w:rPr>
+        <w:t xml:space="preserve">0x5A</w:t>
+      </w:r>
+      <w:r>
+        <w:rPr>
+          <w:rStyle w:val="OperatorTok"/>
+        </w:rPr>
+        <w:t xml:space="preserve">;</w:t>
+      </w:r>
+      <w:r>
+        <w:rPr>
+          <w:rStyle w:val="NormalTok"/>
+        </w:rPr>
+        <w:t xml:space="preserve">   </w:t>
+      </w:r>
+      <w:r>
+        <w:rPr>
+          <w:rStyle w:val="CommentTok"/>
+        </w:rPr>
+        <w:t xml:space="preserve">/* şifrele */</w:t>
+      </w:r>
+      <w:r>
+        <w:br/>
+      </w:r>
+      <w:r>
+        <w:rPr>
+          <w:rStyle w:val="NormalTok"/>
+        </w:rPr>
+        <w:t xml:space="preserve">a </w:t>
+      </w:r>
+      <w:r>
+        <w:rPr>
+          <w:rStyle w:val="OperatorTok"/>
+        </w:rPr>
+        <w:t xml:space="preserve">=</w:t>
+      </w:r>
+      <w:r>
+        <w:rPr>
+          <w:rStyle w:val="NormalTok"/>
+        </w:rPr>
+        <w:t xml:space="preserve"> c </w:t>
+      </w:r>
+      <w:r>
+        <w:rPr>
+          <w:rStyle w:val="OperatorTok"/>
+        </w:rPr>
+        <w:t xml:space="preserve">^</w:t>
+      </w:r>
+      <w:r>
+        <w:rPr>
+          <w:rStyle w:val="NormalTok"/>
+        </w:rPr>
+        <w:t xml:space="preserve"> </w:t>
+      </w:r>
+      <w:r>
+        <w:rPr>
+          <w:rStyle w:val="BaseNTok"/>
+        </w:rPr>
+        <w:t xml:space="preserve">0x5A</w:t>
+      </w:r>
+      <w:r>
+        <w:rPr>
+          <w:rStyle w:val="OperatorTok"/>
+        </w:rPr>
+        <w:t xml:space="preserve">;</w:t>
+      </w:r>
+      <w:r>
+        <w:rPr>
+          <w:rStyle w:val="NormalTok"/>
+        </w:rPr>
+        <w:t xml:space="preserve">   </w:t>
+      </w:r>
+      <w:r>
+        <w:rPr>
+          <w:rStyle w:val="CommentTok"/>
+        </w:rPr>
+        <w:t xml:space="preserve">/* geri çöz */</w:t>
+      </w:r>
+    </w:p>
+    <w:p>
+      <w:pPr>
+        <w:pStyle w:val="FirstParagraph"/>
+      </w:pPr>
+      <w:r>
+        <w:t xml:space="preserve">Gizlemede çok kullanılır çünkü tersine çevrilebilir.</w:t>
+      </w:r>
+    </w:p>
+    <w:bookmarkEnd w:id="30"/>
+    <w:bookmarkStart w:id="31" w:name="entropi-rastgelelik-nedir"/>
+    <w:p>
+      <w:pPr>
+        <w:pStyle w:val="Heading3"/>
+      </w:pPr>
+      <w:r>
+        <w:t xml:space="preserve">Entropi (rastgelelik) nedir?</w:t>
+      </w:r>
+    </w:p>
+    <w:p>
+      <w:pPr>
+        <w:pStyle w:val="Compact"/>
+        <w:numPr>
+          <w:ilvl w:val="0"/>
+          <w:numId w:val="1011"/>
+        </w:numPr>
+      </w:pPr>
+      <w:r>
+        <w:rPr>
+          <w:b/>
+          <w:bCs/>
+        </w:rPr>
+        <w:t xml:space="preserve">Entropi:</w:t>
+      </w:r>
+      <w:r>
+        <w:t xml:space="preserve"> </w:t>
+      </w:r>
+      <w:r>
+        <w:t xml:space="preserve">bir verinin ne kadar</w:t>
+      </w:r>
+      <w:r>
+        <w:t xml:space="preserve"> </w:t>
+      </w:r>
+      <w:r>
+        <w:t xml:space="preserve">“rastgele”</w:t>
+      </w:r>
+      <w:r>
+        <w:t xml:space="preserve"> </w:t>
+      </w:r>
+      <w:r>
+        <w:t xml:space="preserve">göründüğü.</w:t>
+      </w:r>
+    </w:p>
+    <w:p>
+      <w:pPr>
+        <w:pStyle w:val="Compact"/>
+        <w:numPr>
+          <w:ilvl w:val="0"/>
+          <w:numId w:val="1011"/>
+        </w:numPr>
+      </w:pPr>
+      <w:r>
+        <w:t xml:space="preserve">Kriptografik anahtarlar</w:t>
+      </w:r>
+      <w:r>
+        <w:t xml:space="preserve"> </w:t>
+      </w:r>
+      <w:r>
+        <w:rPr>
+          <w:b/>
+          <w:bCs/>
+        </w:rPr>
+        <w:t xml:space="preserve">yüksek entropili</w:t>
+      </w:r>
+      <w:r>
+        <w:t xml:space="preserve"> </w:t>
+      </w:r>
+      <w:r>
+        <w:t xml:space="preserve">görünür (düzensiz baytlar).</w:t>
+      </w:r>
+    </w:p>
+    <w:p>
+      <w:pPr>
+        <w:pStyle w:val="FirstParagraph"/>
+      </w:pPr>
+      <w:r>
+        <w:t xml:space="preserve">Saldırgan, ikilide yüksek entropili bir blok görürse</w:t>
+      </w:r>
+      <w:r>
+        <w:t xml:space="preserve"> </w:t>
+      </w:r>
+      <w:r>
+        <w:t xml:space="preserve">“burada anahtar olabilir”</w:t>
+      </w:r>
+      <w:r>
+        <w:t xml:space="preserve"> </w:t>
+      </w:r>
+      <w:r>
+        <w:t xml:space="preserve">der.</w:t>
+      </w:r>
+    </w:p>
+    <w:bookmarkEnd w:id="31"/>
+    <w:bookmarkStart w:id="32" w:name="fonksiyon-dal-koşul"/>
+    <w:p>
+      <w:pPr>
+        <w:pStyle w:val="Heading3"/>
+      </w:pPr>
+      <w:r>
+        <w:t xml:space="preserve">Fonksiyon, dal, koşul</w:t>
+      </w:r>
+    </w:p>
+    <w:p>
+      <w:pPr>
+        <w:pStyle w:val="Compact"/>
+        <w:numPr>
+          <w:ilvl w:val="0"/>
+          <w:numId w:val="1012"/>
+        </w:numPr>
+      </w:pPr>
+      <w:r>
+        <w:rPr>
+          <w:b/>
+          <w:bCs/>
+        </w:rPr>
+        <w:t xml:space="preserve">Fonksiyon:</w:t>
+      </w:r>
+      <w:r>
+        <w:t xml:space="preserve"> </w:t>
+      </w:r>
+      <w:r>
+        <w:t xml:space="preserve">bir işi yapan kod bloğu (</w:t>
+      </w:r>
+      <w:r>
+        <w:rPr>
+          <w:rStyle w:val="VerbatimChar"/>
+        </w:rPr>
+        <w:t xml:space="preserve">erisim_ver</w:t>
+      </w:r>
+      <w:r>
+        <w:t xml:space="preserve">).</w:t>
+      </w:r>
+    </w:p>
+    <w:p>
+      <w:pPr>
+        <w:pStyle w:val="Compact"/>
+        <w:numPr>
+          <w:ilvl w:val="0"/>
+          <w:numId w:val="1012"/>
+        </w:numPr>
+      </w:pPr>
+      <w:r>
+        <w:rPr>
+          <w:b/>
+          <w:bCs/>
+        </w:rPr>
+        <w:t xml:space="preserve">Dal (branch):</w:t>
+      </w:r>
+      <w:r>
+        <w:t xml:space="preserve"> </w:t>
+      </w:r>
+      <w:r>
+        <w:rPr>
+          <w:rStyle w:val="VerbatimChar"/>
+        </w:rPr>
+        <w:t xml:space="preserve">if</w:t>
+      </w:r>
+      <w:r>
+        <w:t xml:space="preserve"> </w:t>
+      </w:r>
+      <w:r>
+        <w:t xml:space="preserve">gibi bir yol ayrımı.</w:t>
+      </w:r>
+    </w:p>
+    <w:p>
+      <w:pPr>
+        <w:pStyle w:val="Compact"/>
+        <w:numPr>
+          <w:ilvl w:val="0"/>
+          <w:numId w:val="1012"/>
+        </w:numPr>
+      </w:pPr>
+      <w:r>
+        <w:rPr>
+          <w:b/>
+          <w:bCs/>
+        </w:rPr>
+        <w:t xml:space="preserve">Koşul:</w:t>
+      </w:r>
+      <w:r>
+        <w:t xml:space="preserve"> </w:t>
+      </w:r>
+      <w:r>
+        <w:t xml:space="preserve">dalın hangi yöne gideceğini belirleyen ifade.</w:t>
+      </w:r>
+    </w:p>
+    <w:bookmarkEnd w:id="32"/>
+    <w:bookmarkStart w:id="33" w:name="temel-blok-basic-block"/>
+    <w:p>
+      <w:pPr>
+        <w:pStyle w:val="Heading3"/>
+      </w:pPr>
+      <w:r>
+        <w:t xml:space="preserve">Temel blok (basic block)</w:t>
+      </w:r>
+    </w:p>
+    <w:p>
+      <w:pPr>
+        <w:pStyle w:val="Compact"/>
+        <w:numPr>
+          <w:ilvl w:val="0"/>
+          <w:numId w:val="1013"/>
+        </w:numPr>
+      </w:pPr>
+      <w:r>
+        <w:rPr>
+          <w:b/>
+          <w:bCs/>
+        </w:rPr>
+        <w:t xml:space="preserve">Temel blok:</w:t>
+      </w:r>
+      <w:r>
+        <w:t xml:space="preserve"> </w:t>
+      </w:r>
+      <w:r>
+        <w:t xml:space="preserve">dalsız, baştan sona akan komut dizisi.</w:t>
+      </w:r>
+    </w:p>
+    <w:p>
+      <w:pPr>
+        <w:pStyle w:val="Compact"/>
+        <w:numPr>
+          <w:ilvl w:val="0"/>
+          <w:numId w:val="1013"/>
+        </w:numPr>
+      </w:pPr>
+      <w:r>
+        <w:t xml:space="preserve">Bir</w:t>
+      </w:r>
+      <w:r>
+        <w:t xml:space="preserve"> </w:t>
+      </w:r>
+      <w:r>
+        <w:rPr>
+          <w:rStyle w:val="VerbatimChar"/>
+        </w:rPr>
+        <w:t xml:space="preserve">if</w:t>
+      </w:r>
+      <w:r>
+        <w:t xml:space="preserve"> </w:t>
+      </w:r>
+      <w:r>
+        <w:t xml:space="preserve">gelince blok biter, iki yeni blok başlar.</w:t>
+      </w:r>
+    </w:p>
+    <w:p>
+      <w:pPr>
+        <w:pStyle w:val="FirstParagraph"/>
+      </w:pPr>
+      <w:r>
+        <w:t xml:space="preserve">Program = temel blokların birbirine bağlanması.</w:t>
+      </w:r>
+    </w:p>
+    <w:bookmarkEnd w:id="33"/>
+    <w:bookmarkStart w:id="34" w:name="kontrol-akışı-grafiği-cfg"/>
+    <w:p>
+      <w:pPr>
+        <w:pStyle w:val="Heading3"/>
+      </w:pPr>
+      <w:r>
+        <w:t xml:space="preserve">Kontrol akışı grafiği (CFG)</w:t>
+      </w:r>
+    </w:p>
+    <w:p>
+      <w:pPr>
+        <w:pStyle w:val="Compact"/>
+        <w:numPr>
+          <w:ilvl w:val="0"/>
+          <w:numId w:val="1014"/>
+        </w:numPr>
+      </w:pPr>
+      <w:r>
+        <w:rPr>
+          <w:b/>
+          <w:bCs/>
+        </w:rPr>
+        <w:t xml:space="preserve">CFG</w:t>
+      </w:r>
+      <w:r>
+        <w:t xml:space="preserve"> </w:t>
+      </w:r>
+      <w:r>
+        <w:t xml:space="preserve">(Control Flow Graph): temel blokları</w:t>
+      </w:r>
+      <w:r>
+        <w:t xml:space="preserve"> </w:t>
+      </w:r>
+      <w:r>
+        <w:rPr>
+          <w:b/>
+          <w:bCs/>
+        </w:rPr>
+        <w:t xml:space="preserve">düğüm</w:t>
+      </w:r>
+      <w:r>
+        <w:t xml:space="preserve">, geçişleri</w:t>
+      </w:r>
+      <w:r>
+        <w:t xml:space="preserve"> </w:t>
+      </w:r>
+      <w:r>
+        <w:rPr>
+          <w:b/>
+          <w:bCs/>
+        </w:rPr>
+        <w:t xml:space="preserve">kenar</w:t>
+      </w:r>
+      <w:r>
+        <w:t xml:space="preserve"> </w:t>
+      </w:r>
+      <w:r>
+        <w:t xml:space="preserve">yapan şema.</w:t>
+      </w:r>
+    </w:p>
+    <w:p>
+      <w:pPr>
+        <w:pStyle w:val="Compact"/>
+        <w:numPr>
+          <w:ilvl w:val="0"/>
+          <w:numId w:val="1014"/>
+        </w:numPr>
+      </w:pPr>
+      <w:r>
+        <w:t xml:space="preserve">Programın</w:t>
+      </w:r>
+      <w:r>
+        <w:t xml:space="preserve"> </w:t>
+      </w:r>
+      <w:r>
+        <w:t xml:space="preserve">“yol haritası”</w:t>
+      </w:r>
+      <w:r>
+        <w:t xml:space="preserve">dır.</w:t>
+      </w:r>
+    </w:p>
+    <w:p>
+      <w:pPr>
+        <w:pStyle w:val="SourceCode"/>
+      </w:pPr>
+      <w:r>
+        <w:rPr>
+          <w:rStyle w:val="VerbatimChar"/>
+        </w:rPr>
+        <w:t xml:space="preserve">[giriş] → [koşul] → [evet bloğu] → [çıkış]</w:t>
+      </w:r>
+      <w:r>
+        <w:br/>
+      </w:r>
+      <w:r>
+        <w:rPr>
+          <w:rStyle w:val="VerbatimChar"/>
+        </w:rPr>
+        <w:t xml:space="preserve">                 ↘ [hayır bloğu] → [çıkış]</w:t>
+      </w:r>
+    </w:p>
+    <w:bookmarkEnd w:id="34"/>
+    <w:bookmarkStart w:id="35" w:name="derleme-bayrağı-flag"/>
+    <w:p>
+      <w:pPr>
+        <w:pStyle w:val="Heading3"/>
+      </w:pPr>
+      <w:r>
+        <w:t xml:space="preserve">Derleme bayrağı (flag)</w:t>
+      </w:r>
+    </w:p>
+    <w:p>
+      <w:pPr>
+        <w:pStyle w:val="Compact"/>
+        <w:numPr>
+          <w:ilvl w:val="0"/>
+          <w:numId w:val="1015"/>
+        </w:numPr>
+      </w:pPr>
+      <w:r>
+        <w:rPr>
+          <w:b/>
+          <w:bCs/>
+        </w:rPr>
+        <w:t xml:space="preserve">Derleme bayrağı:</w:t>
+      </w:r>
+      <w:r>
+        <w:t xml:space="preserve"> </w:t>
+      </w:r>
+      <w:r>
+        <w:t xml:space="preserve">derleyiciye verilen seçenek (ör.</w:t>
+      </w:r>
+      <w:r>
+        <w:t xml:space="preserve"> </w:t>
+      </w:r>
+      <w:r>
+        <w:rPr>
+          <w:rStyle w:val="VerbatimChar"/>
+        </w:rPr>
+        <w:t xml:space="preserve">-O2</w:t>
+      </w:r>
+      <w:r>
+        <w:t xml:space="preserve">,</w:t>
+      </w:r>
+      <w:r>
+        <w:t xml:space="preserve"> </w:t>
+      </w:r>
+      <w:r>
+        <w:rPr>
+          <w:rStyle w:val="VerbatimChar"/>
+        </w:rPr>
+        <w:t xml:space="preserve">-DGUNLUK_ACIK</w:t>
+      </w:r>
+      <w:r>
+        <w:t xml:space="preserve">).</w:t>
+      </w:r>
+    </w:p>
+    <w:p>
+      <w:pPr>
+        <w:pStyle w:val="Compact"/>
+        <w:numPr>
+          <w:ilvl w:val="0"/>
+          <w:numId w:val="1015"/>
+        </w:numPr>
+      </w:pPr>
+      <w:r>
+        <w:t xml:space="preserve">Aynı kaynağı farklı bayraklarla farklı derleyebilirsiniz (ör. günlüklü / günlüksüz).</w:t>
+      </w:r>
+    </w:p>
+    <w:bookmarkEnd w:id="35"/>
+    <w:bookmarkStart w:id="36" w:name="günlük-log-nedir"/>
+    <w:p>
+      <w:pPr>
+        <w:pStyle w:val="Heading3"/>
+      </w:pPr>
+      <w:r>
+        <w:t xml:space="preserve">Günlük (log) nedir?</w:t>
+      </w:r>
+    </w:p>
+    <w:p>
+      <w:pPr>
+        <w:pStyle w:val="Compact"/>
+        <w:numPr>
+          <w:ilvl w:val="0"/>
+          <w:numId w:val="1016"/>
+        </w:numPr>
+      </w:pPr>
+      <w:r>
+        <w:rPr>
+          <w:b/>
+          <w:bCs/>
+        </w:rPr>
+        <w:t xml:space="preserve">Günlük:</w:t>
+      </w:r>
+      <w:r>
+        <w:t xml:space="preserve"> </w:t>
+      </w:r>
+      <w:r>
+        <w:t xml:space="preserve">programın çalışırken yazdığı bilgi mesajları (</w:t>
+      </w:r>
+      <w:r>
+        <w:rPr>
+          <w:rStyle w:val="VerbatimChar"/>
+        </w:rPr>
+        <w:t xml:space="preserve">printf("...")</w:t>
+      </w:r>
+      <w:r>
+        <w:t xml:space="preserve">).</w:t>
+      </w:r>
+    </w:p>
+    <w:p>
+      <w:pPr>
+        <w:pStyle w:val="Compact"/>
+        <w:numPr>
+          <w:ilvl w:val="0"/>
+          <w:numId w:val="1016"/>
+        </w:numPr>
+      </w:pPr>
+      <w:r>
+        <w:t xml:space="preserve">Sorun: hassas bilgi ya da iç durum günlüğe düşerse, saldırgan okur.</w:t>
+      </w:r>
+    </w:p>
+    <w:bookmarkEnd w:id="36"/>
+    <w:bookmarkStart w:id="37" w:name="şimdi-hazırız"/>
+    <w:p>
+      <w:pPr>
+        <w:pStyle w:val="Heading3"/>
+      </w:pPr>
+      <w:r>
+        <w:t xml:space="preserve">Şimdi hazırız</w:t>
+      </w:r>
+    </w:p>
+    <w:p>
+      <w:pPr>
+        <w:pStyle w:val="FirstParagraph"/>
+      </w:pPr>
+      <w:r>
+        <w:t xml:space="preserve">Artık şu terimleri biliyoruz:</w:t>
+      </w:r>
+    </w:p>
+    <w:p>
+      <w:pPr>
+        <w:pStyle w:val="BodyText"/>
+      </w:pPr>
+      <w:r>
+        <w:t xml:space="preserve">kaynak · derleyici · ikili · tersine derleme ·</w:t>
+      </w:r>
+      <w:r>
+        <w:t xml:space="preserve"> </w:t>
+      </w:r>
+      <w:r>
+        <w:rPr>
+          <w:rStyle w:val="VerbatimChar"/>
+        </w:rPr>
+        <w:t xml:space="preserve">strings</w:t>
+      </w:r>
+      <w:r>
+        <w:t xml:space="preserve"> </w:t>
+      </w:r>
+      <w:r>
+        <w:t xml:space="preserve">· sembol · hata ayıklayıcı · XOR · entropi · dal · temel blok · CFG · günlük</w:t>
+      </w:r>
+    </w:p>
+    <w:p>
+      <w:pPr>
+        <w:pStyle w:val="BodyText"/>
+      </w:pPr>
+      <w:r>
+        <w:t xml:space="preserve">Bunları bu hafta boyunca</w:t>
+      </w:r>
+      <w:r>
+        <w:t xml:space="preserve"> </w:t>
+      </w:r>
+      <w:r>
+        <w:rPr>
+          <w:b/>
+          <w:bCs/>
+        </w:rPr>
+        <w:t xml:space="preserve">sürekli</w:t>
+      </w:r>
+      <w:r>
+        <w:t xml:space="preserve"> </w:t>
+      </w:r>
+      <w:r>
+        <w:t xml:space="preserve">kullanacağız. Takıldığınızda bu bölüme dönün.</w:t>
+      </w:r>
+    </w:p>
+    <w:bookmarkEnd w:id="37"/>
+    <w:bookmarkStart w:id="38" w:name="bir-cümlede-bu-haftanın-sorusu"/>
+    <w:p>
+      <w:pPr>
+        <w:pStyle w:val="Heading3"/>
+      </w:pPr>
+      <w:r>
+        <w:t xml:space="preserve">Bir cümlede bu haftanın sorusu</w:t>
       </w:r>
     </w:p>
     <w:p>
@@ -2094,11 +3110,163 @@
         <w:pStyle w:val="BlockText"/>
       </w:pPr>
       <w:r>
-        <w:rPr>
-          <w:b/>
-          <w:bCs/>
-        </w:rPr>
-        <w:t xml:space="preserve">Kaynağın dili</w:t>
+        <w:t xml:space="preserve">Programı kullanıcıya teslim ettim;</w:t>
+      </w:r>
+      <w:r>
+        <w:t xml:space="preserve"> </w:t>
+      </w:r>
+      <w:r>
+        <w:rPr>
+          <w:b/>
+          <w:bCs/>
+        </w:rPr>
+        <w:t xml:space="preserve">saldırgan artık ona sahip.</w:t>
+      </w:r>
+      <w:r>
+        <w:t xml:space="preserve"> </w:t>
+      </w:r>
+      <w:r>
+        <w:t xml:space="preserve">Kodumu okumasını ve değiştirmesini nasıl</w:t>
+      </w:r>
+      <w:r>
+        <w:t xml:space="preserve"> </w:t>
+      </w:r>
+      <w:r>
+        <w:rPr>
+          <w:b/>
+          <w:bCs/>
+        </w:rPr>
+        <w:t xml:space="preserve">zorlaştırırım</w:t>
+      </w:r>
+      <w:r>
+        <w:t xml:space="preserve">?</w:t>
+      </w:r>
+    </w:p>
+    <w:p>
+      <w:pPr>
+        <w:pStyle w:val="FirstParagraph"/>
+      </w:pPr>
+      <w:r>
+        <w:t xml:space="preserve">Yanıt:</w:t>
+      </w:r>
+      <w:r>
+        <w:t xml:space="preserve"> </w:t>
+      </w:r>
+      <w:r>
+        <w:rPr>
+          <w:b/>
+          <w:bCs/>
+        </w:rPr>
+        <w:t xml:space="preserve">kod gizleme kuralları.</w:t>
+      </w:r>
+      <w:r>
+        <w:t xml:space="preserve"> </w:t>
+      </w:r>
+      <w:r>
+        <w:t xml:space="preserve">Başlıyoruz.</w:t>
+      </w:r>
+    </w:p>
+    <w:bookmarkEnd w:id="38"/>
+    <w:bookmarkEnd w:id="39"/>
+    <w:bookmarkStart w:id="40" w:name="gizleme-neden-bir-güvenlik-kuralıdır"/>
+    <w:p>
+      <w:pPr>
+        <w:pStyle w:val="Heading2"/>
+      </w:pPr>
+      <w:r>
+        <w:t xml:space="preserve">1. Gizleme neden bir güvenlik kuralıdır?</w:t>
+      </w:r>
+    </w:p>
+    <w:p>
+      <w:pPr>
+        <w:pStyle w:val="FirstParagraph"/>
+      </w:pPr>
+      <w:r>
+        <w:t xml:space="preserve">Dersin ilk haftasında saldırgan modellerini ayırmıştık. Ağdan girdi gönderen bir saldırgana karşı savunmamız girdi</w:t>
+      </w:r>
+      <w:r>
+        <w:t xml:space="preserve"> </w:t>
+      </w:r>
+      <w:r>
+        <w:t xml:space="preserve">doğrulama, bellek güvenliği ve kriptografiydi. Ama bir mobil uygulamayı, bir masaüstü programını ya da bir gömülü</w:t>
+      </w:r>
+      <w:r>
+        <w:t xml:space="preserve"> </w:t>
+      </w:r>
+      <w:r>
+        <w:t xml:space="preserve">kütüphaneyi kullanıcıya</w:t>
+      </w:r>
+      <w:r>
+        <w:t xml:space="preserve"> </w:t>
+      </w:r>
+      <w:r>
+        <w:rPr>
+          <w:b/>
+          <w:bCs/>
+        </w:rPr>
+        <w:t xml:space="preserve">teslim ettiğimizde</w:t>
+      </w:r>
+      <w:r>
+        <w:t xml:space="preserve">, saldırgan artık programın kendisine sahiptir. Bu tehdit modeline</w:t>
+      </w:r>
+      <w:r>
+        <w:t xml:space="preserve"> </w:t>
+      </w:r>
+      <w:r>
+        <w:t xml:space="preserve">literatürde</w:t>
+      </w:r>
+      <w:r>
+        <w:t xml:space="preserve"> </w:t>
+      </w:r>
+      <w:r>
+        <w:rPr>
+          <w:b/>
+          <w:bCs/>
+        </w:rPr>
+        <w:t xml:space="preserve">MATE</w:t>
+      </w:r>
+      <w:r>
+        <w:t xml:space="preserve"> </w:t>
+      </w:r>
+      <w:r>
+        <w:t xml:space="preserve">(Man-At-The-End,</w:t>
+      </w:r>
+      <w:r>
+        <w:t xml:space="preserve"> </w:t>
+      </w:r>
+      <w:r>
+        <w:t xml:space="preserve">“uçtaki insan”</w:t>
+      </w:r>
+      <w:r>
+        <w:t xml:space="preserve">) ya da</w:t>
+      </w:r>
+      <w:r>
+        <w:t xml:space="preserve"> </w:t>
+      </w:r>
+      <w:r>
+        <w:rPr>
+          <w:b/>
+          <w:bCs/>
+        </w:rPr>
+        <w:t xml:space="preserve">beyaz kutu</w:t>
+      </w:r>
+      <w:r>
+        <w:t xml:space="preserve"> </w:t>
+      </w:r>
+      <w:r>
+        <w:t xml:space="preserve">denir: saldırgan ikili dosyayı bir tersine</w:t>
+      </w:r>
+      <w:r>
+        <w:t xml:space="preserve"> </w:t>
+      </w:r>
+      <w:r>
+        <w:t xml:space="preserve">derleyicide açabilir, adım adım çalıştırabilir, belleği okuyup değiştirebilir, istediği kadar deneyebilir. Sunucu</w:t>
+      </w:r>
+      <w:r>
+        <w:t xml:space="preserve"> </w:t>
+      </w:r>
+      <w:r>
+        <w:t xml:space="preserve">tarafındaki hiçbir güvenlik denetimi burada geçerli değildir; çünkü kod saldırganın makinesinde çalışır.</w:t>
       </w:r>
     </w:p>
     <w:p>
@@ -2106,105 +3274,99 @@
         <w:pStyle w:val="BlockText"/>
       </w:pPr>
       <w:r>
-        <w:t xml:space="preserve">Teknik kılavuz her koruma önlemini üç başlıkla yazar:</w:t>
-      </w:r>
-      <w:r>
-        <w:t xml:space="preserve"> </w:t>
-      </w:r>
-      <w:r>
-        <w:rPr>
-          <w:b/>
-          <w:bCs/>
-        </w:rPr>
-        <w:t xml:space="preserve">Açıklama</w:t>
-      </w:r>
-      <w:r>
-        <w:t xml:space="preserve"> </w:t>
-      </w:r>
-      <w:r>
-        <w:t xml:space="preserve">(neyi korur),</w:t>
-      </w:r>
-      <w:r>
-        <w:t xml:space="preserve"> </w:t>
-      </w:r>
-      <w:r>
-        <w:rPr>
-          <w:b/>
-          <w:bCs/>
-        </w:rPr>
-        <w:t xml:space="preserve">Uygulama</w:t>
-      </w:r>
-      <w:r>
-        <w:t xml:space="preserve"> </w:t>
-      </w:r>
-      <w:r>
-        <w:t xml:space="preserve">(nasıl yapılır) ve</w:t>
-      </w:r>
-      <w:r>
-        <w:t xml:space="preserve"> </w:t>
-      </w:r>
-      <w:r>
-        <w:rPr>
-          <w:b/>
-          <w:bCs/>
-        </w:rPr>
-        <w:t xml:space="preserve">Örnek Kullanım</w:t>
-      </w:r>
-      <w:r>
-        <w:t xml:space="preserve"> </w:t>
-      </w:r>
-      <w:r>
-        <w:t xml:space="preserve">(nerede kullanılır), çoğu zaman bir</w:t>
-      </w:r>
-      <w:r>
-        <w:t xml:space="preserve"> </w:t>
-      </w:r>
-      <w:r>
-        <w:rPr>
-          <w:b/>
-          <w:bCs/>
-        </w:rPr>
-        <w:t xml:space="preserve">uyum gereksinimi kimliğiyle</w:t>
-      </w:r>
-      <w:r>
-        <w:t xml:space="preserve"> </w:t>
-      </w:r>
-      <w:r>
-        <w:t xml:space="preserve">birlikte (ör. bir ödeme</w:t>
-      </w:r>
-      <w:r>
-        <w:t xml:space="preserve"> </w:t>
-      </w:r>
-      <w:r>
-        <w:t xml:space="preserve">şemasının</w:t>
-      </w:r>
-      <w:r>
-        <w:t xml:space="preserve"> </w:t>
-      </w:r>
-      <w:r>
-        <w:t xml:space="preserve">“hassas veri düz metin loglanmaz”</w:t>
-      </w:r>
-      <w:r>
-        <w:t xml:space="preserve"> </w:t>
-      </w:r>
-      <w:r>
-        <w:t xml:space="preserve">maddesi). Biz de bu hafta her tekniği aynı disiplinle, bir</w:t>
-      </w:r>
-      <w:r>
-        <w:t xml:space="preserve"> </w:t>
-      </w:r>
-      <w:r>
-        <w:rPr>
-          <w:b/>
-          <w:bCs/>
-        </w:rPr>
-        <w:t xml:space="preserve">kural</w:t>
-      </w:r>
-      <w:r>
-        <w:t xml:space="preserve"> </w:t>
-      </w:r>
-      <w:r>
-        <w:t xml:space="preserve">olarak yazacağız:</w:t>
+        <w:rPr>
+          <w:b/>
+          <w:bCs/>
+        </w:rPr>
+        <w:t xml:space="preserve">Kısa tarihçe: kod gizleme nereden geldi?</w:t>
+      </w:r>
+    </w:p>
+    <w:p>
+      <w:pPr>
+        <w:pStyle w:val="Compact"/>
+        <w:numPr>
+          <w:ilvl w:val="0"/>
+          <w:numId w:val="1017"/>
+        </w:numPr>
+      </w:pPr>
+      <w:r>
+        <w:rPr>
+          <w:b/>
+          <w:bCs/>
+        </w:rPr>
+        <w:t xml:space="preserve">1976</w:t>
+      </w:r>
+      <w:r>
+        <w:t xml:space="preserve"> </w:t>
+      </w:r>
+      <w:r>
+        <w:t xml:space="preserve">— Diffie &amp; Hellman, bir programı</w:t>
+      </w:r>
+      <w:r>
+        <w:t xml:space="preserve"> </w:t>
+      </w:r>
+      <w:r>
+        <w:t xml:space="preserve">“anlaşılmaz ama çalışır”</w:t>
+      </w:r>
+      <w:r>
+        <w:t xml:space="preserve"> </w:t>
+      </w:r>
+      <w:r>
+        <w:t xml:space="preserve">kılma fikrini ilk kez tartışır (gizlilik-yoluyla değil,</w:t>
+      </w:r>
+      <w:r>
+        <w:t xml:space="preserve"> </w:t>
+      </w:r>
+      <w:r>
+        <w:rPr>
+          <w:b/>
+          <w:bCs/>
+        </w:rPr>
+        <w:t xml:space="preserve">çaba-yoluyla</w:t>
+      </w:r>
+      <w:r>
+        <w:t xml:space="preserve"> </w:t>
+      </w:r>
+      <w:r>
+        <w:t xml:space="preserve">koruma).</w:t>
+      </w:r>
+    </w:p>
+    <w:p>
+      <w:pPr>
+        <w:pStyle w:val="Compact"/>
+        <w:numPr>
+          <w:ilvl w:val="0"/>
+          <w:numId w:val="1017"/>
+        </w:numPr>
+      </w:pPr>
+      <w:r>
+        <w:rPr>
+          <w:b/>
+          <w:bCs/>
+        </w:rPr>
+        <w:t xml:space="preserve">1997</w:t>
+      </w:r>
+      <w:r>
+        <w:t xml:space="preserve"> </w:t>
+      </w:r>
+      <w:r>
+        <w:t xml:space="preserve">— Collberg, Thomborson ve Low ilk</w:t>
+      </w:r>
+      <w:r>
+        <w:t xml:space="preserve"> </w:t>
+      </w:r>
+      <w:r>
+        <w:rPr>
+          <w:b/>
+          <w:bCs/>
+        </w:rPr>
+        <w:t xml:space="preserve">gizleme taksonomisini</w:t>
+      </w:r>
+      <w:r>
+        <w:t xml:space="preserve"> </w:t>
+      </w:r>
+      <w:r>
+        <w:t xml:space="preserve">(düzen · veri · kontrol akışı · önleyici) ve</w:t>
       </w:r>
       <w:r>
         <w:t xml:space="preserve"> </w:t>
@@ -2214,14 +3376,572 @@
           <w:i/>
           <w:iCs/>
         </w:rPr>
+        <w:t xml:space="preserve">güç–dayanıklılık–gizlilik–maliyet</w:t>
+      </w:r>
+      <w:r>
+        <w:t xml:space="preserve"> </w:t>
+      </w:r>
+      <w:r>
+        <w:t xml:space="preserve">çerçevesini yayımlar. Bu dersteki</w:t>
+      </w:r>
+      <w:r>
+        <w:t xml:space="preserve"> </w:t>
+      </w:r>
+      <w:r>
+        <w:rPr>
+          <w:b/>
+          <w:bCs/>
+        </w:rPr>
+        <w:t xml:space="preserve">beş aile</w:t>
+      </w:r>
+      <w:r>
+        <w:t xml:space="preserve"> </w:t>
+      </w:r>
+      <w:r>
+        <w:t xml:space="preserve">buradan gelir.</w:t>
+      </w:r>
+    </w:p>
+    <w:p>
+      <w:pPr>
+        <w:pStyle w:val="Compact"/>
+        <w:numPr>
+          <w:ilvl w:val="0"/>
+          <w:numId w:val="1017"/>
+        </w:numPr>
+      </w:pPr>
+      <w:r>
+        <w:rPr>
+          <w:b/>
+          <w:bCs/>
+        </w:rPr>
+        <w:t xml:space="preserve">2001</w:t>
+      </w:r>
+      <w:r>
+        <w:t xml:space="preserve"> </w:t>
+      </w:r>
+      <w:r>
+        <w:t xml:space="preserve">— Barak vd.</w:t>
+      </w:r>
+      <w:r>
+        <w:t xml:space="preserve"> </w:t>
+      </w:r>
+      <w:r>
+        <w:t xml:space="preserve">“kusursuz (kara-kutu) gizleme genel olarak</w:t>
+      </w:r>
+      <w:r>
+        <w:t xml:space="preserve"> </w:t>
+      </w:r>
+      <w:r>
+        <w:rPr>
+          <w:b/>
+          <w:bCs/>
+        </w:rPr>
+        <w:t xml:space="preserve">imkânsızdır</w:t>
+      </w:r>
+      <w:r>
+        <w:t xml:space="preserve">”</w:t>
+      </w:r>
+      <w:r>
+        <w:t xml:space="preserve"> </w:t>
+      </w:r>
+      <w:r>
+        <w:t xml:space="preserve">teoremini kanıtlar → gizleme bu yüzden</w:t>
+      </w:r>
+      <w:r>
+        <w:t xml:space="preserve"> </w:t>
+      </w:r>
+      <w:r>
+        <w:t xml:space="preserve">“kırılamazlık”</w:t>
+      </w:r>
+      <w:r>
+        <w:t xml:space="preserve"> </w:t>
+      </w:r>
+      <w:r>
+        <w:t xml:space="preserve">değil,</w:t>
+      </w:r>
+      <w:r>
+        <w:t xml:space="preserve"> </w:t>
+      </w:r>
+      <w:r>
+        <w:rPr>
+          <w:b/>
+          <w:bCs/>
+        </w:rPr>
+        <w:t xml:space="preserve">maliyet</w:t>
+      </w:r>
+      <w:r>
+        <w:t xml:space="preserve"> </w:t>
+      </w:r>
+      <w:r>
+        <w:t xml:space="preserve">olarak öğretilir.</w:t>
+      </w:r>
+    </w:p>
+    <w:p>
+      <w:pPr>
+        <w:pStyle w:val="Compact"/>
+        <w:numPr>
+          <w:ilvl w:val="0"/>
+          <w:numId w:val="1017"/>
+        </w:numPr>
+      </w:pPr>
+      <w:r>
+        <w:rPr>
+          <w:b/>
+          <w:bCs/>
+        </w:rPr>
+        <w:t xml:space="preserve">2002</w:t>
+      </w:r>
+      <w:r>
+        <w:t xml:space="preserve"> </w:t>
+      </w:r>
+      <w:r>
+        <w:t xml:space="preserve">— Chow vd.</w:t>
+      </w:r>
+      <w:r>
+        <w:t xml:space="preserve"> </w:t>
+      </w:r>
+      <w:r>
+        <w:rPr>
+          <w:b/>
+          <w:bCs/>
+        </w:rPr>
+        <w:t xml:space="preserve">whitebox AES</w:t>
+      </w:r>
+      <w:r>
+        <w:t xml:space="preserve"> </w:t>
+      </w:r>
+      <w:r>
+        <w:t xml:space="preserve">ile anahtarı yazılıma gömme fikrini başlatır (11. hafta).</w:t>
+      </w:r>
+    </w:p>
+    <w:p>
+      <w:pPr>
+        <w:pStyle w:val="Compact"/>
+        <w:numPr>
+          <w:ilvl w:val="0"/>
+          <w:numId w:val="1017"/>
+        </w:numPr>
+      </w:pPr>
+      <w:r>
+        <w:rPr>
+          <w:b/>
+          <w:bCs/>
+        </w:rPr>
+        <w:t xml:space="preserve">2010’lar</w:t>
+      </w:r>
+      <w:r>
+        <w:t xml:space="preserve"> </w:t>
+      </w:r>
+      <w:r>
+        <w:t xml:space="preserve">— DRM, mobil bankacılık ve oyun sektörü gizlemeyi yaygınlaştırır;</w:t>
+      </w:r>
+      <w:r>
+        <w:t xml:space="preserve"> </w:t>
+      </w:r>
+      <w:r>
+        <w:rPr>
+          <w:b/>
+          <w:bCs/>
+        </w:rPr>
+        <w:t xml:space="preserve">Tigress</w:t>
+      </w:r>
+      <w:r>
+        <w:t xml:space="preserve"> </w:t>
+      </w:r>
+      <w:r>
+        <w:t xml:space="preserve">(Collberg) ve</w:t>
+      </w:r>
+      <w:r>
+        <w:t xml:space="preserve"> </w:t>
+      </w:r>
+      <w:r>
+        <w:rPr>
+          <w:b/>
+          <w:bCs/>
+        </w:rPr>
+        <w:t xml:space="preserve">Obfuscator-LLVM</w:t>
+      </w:r>
+      <w:r>
+        <w:t xml:space="preserve"> </w:t>
+      </w:r>
+      <w:r>
+        <w:t xml:space="preserve">işi araç hâline getirir (14. hafta).</w:t>
+      </w:r>
+    </w:p>
+    <w:p>
+      <w:pPr>
+        <w:pStyle w:val="BlockText"/>
+      </w:pPr>
+      <w:r>
+        <w:t xml:space="preserve">Yani gizleme, akademik bir</w:t>
+      </w:r>
+      <w:r>
+        <w:t xml:space="preserve"> </w:t>
+      </w:r>
+      <w:r>
+        <w:rPr>
+          <w:b/>
+          <w:bCs/>
+        </w:rPr>
+        <w:t xml:space="preserve">imkânsızlık</w:t>
+      </w:r>
+      <w:r>
+        <w:t xml:space="preserve"> </w:t>
+      </w:r>
+      <w:r>
+        <w:t xml:space="preserve">sonucunun üzerine kurulmuş</w:t>
+      </w:r>
+      <w:r>
+        <w:t xml:space="preserve"> </w:t>
+      </w:r>
+      <w:r>
+        <w:rPr>
+          <w:b/>
+          <w:bCs/>
+        </w:rPr>
+        <w:t xml:space="preserve">pratik bir geciktirme</w:t>
+      </w:r>
+      <w:r>
+        <w:t xml:space="preserve"> </w:t>
+      </w:r>
+      <w:r>
+        <w:t xml:space="preserve">disiplinidir.</w:t>
+      </w:r>
+    </w:p>
+    <w:p>
+      <w:pPr>
+        <w:pStyle w:val="FirstParagraph"/>
+      </w:pPr>
+      <w:r>
+        <w:t xml:space="preserve">Bu modelde bir gerçekle başlamak dürüstlüktür:</w:t>
+      </w:r>
+      <w:r>
+        <w:t xml:space="preserve"> </w:t>
+      </w:r>
+      <w:r>
+        <w:rPr>
+          <w:b/>
+          <w:bCs/>
+        </w:rPr>
+        <w:t xml:space="preserve">yeterli zamanı, becerisi ve motivasyonu olan bir saldırgan her</w:t>
+      </w:r>
+      <w:r>
+        <w:rPr>
+          <w:b/>
+          <w:bCs/>
+        </w:rPr>
+        <w:t xml:space="preserve"> </w:t>
+      </w:r>
+      <w:r>
+        <w:rPr>
+          <w:b/>
+          <w:bCs/>
+        </w:rPr>
+        <w:t xml:space="preserve">gizlemeyi eninde sonunda çözer.</w:t>
+      </w:r>
+      <w:r>
+        <w:t xml:space="preserve"> </w:t>
+      </w:r>
+      <w:r>
+        <w:t xml:space="preserve">Cookbook bunu açıkça söyler (Tarif 12.1): anti-tampering önlemleri</w:t>
+      </w:r>
+      <w:r>
+        <w:t xml:space="preserve"> </w:t>
+      </w:r>
+      <w:r>
+        <w:t xml:space="preserve">“kırılamaz”</w:t>
+      </w:r>
+      <w:r>
+        <w:t xml:space="preserve"> </w:t>
+      </w:r>
+      <w:r>
+        <w:t xml:space="preserve">değildir; amaçları</w:t>
+      </w:r>
+      <w:r>
+        <w:t xml:space="preserve"> </w:t>
+      </w:r>
+      <w:r>
+        <w:rPr>
+          <w:b/>
+          <w:bCs/>
+        </w:rPr>
+        <w:t xml:space="preserve">kırmayı ekonomik olmaktan çıkarmaktır</w:t>
+      </w:r>
+      <w:r>
+        <w:t xml:space="preserve">. O yüzden gizlemeyi bir sır saklama yöntemi değil, bir</w:t>
+      </w:r>
+      <w:r>
+        <w:t xml:space="preserve"> </w:t>
+      </w:r>
+      <w:r>
+        <w:rPr>
+          <w:b/>
+          <w:bCs/>
+        </w:rPr>
+        <w:t xml:space="preserve">maliyet yükseltme kuralı</w:t>
+      </w:r>
+      <w:r>
+        <w:t xml:space="preserve"> </w:t>
+      </w:r>
+      <w:r>
+        <w:t xml:space="preserve">olarak ele alırız:</w:t>
+      </w:r>
+    </w:p>
+    <w:p>
+      <w:pPr>
+        <w:pStyle w:val="Compact"/>
+        <w:numPr>
+          <w:ilvl w:val="0"/>
+          <w:numId w:val="1018"/>
+        </w:numPr>
+      </w:pPr>
+      <w:r>
+        <w:rPr>
+          <w:b/>
+          <w:bCs/>
+        </w:rPr>
+        <w:t xml:space="preserve">Kural 1 — Maliyeti değerin üstüne çıkar.</w:t>
+      </w:r>
+      <w:r>
+        <w:t xml:space="preserve"> </w:t>
+      </w:r>
+      <w:r>
+        <w:t xml:space="preserve">Saldırıyı, korunan varlığın değerinden daha pahalı hale getir. 10 TL’lik</w:t>
+      </w:r>
+      <w:r>
+        <w:t xml:space="preserve"> </w:t>
+      </w:r>
+      <w:r>
+        <w:t xml:space="preserve">bir sırrı 1000 TL’lik bir çabayla korumak akıldışıdır; tersi de geçerlidir.</w:t>
+      </w:r>
+    </w:p>
+    <w:p>
+      <w:pPr>
+        <w:pStyle w:val="Compact"/>
+        <w:numPr>
+          <w:ilvl w:val="0"/>
+          <w:numId w:val="1018"/>
+        </w:numPr>
+      </w:pPr>
+      <w:r>
+        <w:rPr>
+          <w:b/>
+          <w:bCs/>
+        </w:rPr>
+        <w:t xml:space="preserve">Kural 2 — Otomasyonu kır.</w:t>
+      </w:r>
+      <w:r>
+        <w:t xml:space="preserve"> </w:t>
+      </w:r>
+      <w:r>
+        <w:t xml:space="preserve">Bir kopyada işe yarayan saldırının bütün kopyalarda otomatik işe yaramamasını sağla.</w:t>
+      </w:r>
+      <w:r>
+        <w:t xml:space="preserve"> </w:t>
+      </w:r>
+      <w:r>
+        <w:t xml:space="preserve">Bunun adı</w:t>
+      </w:r>
+      <w:r>
+        <w:t xml:space="preserve"> </w:t>
+      </w:r>
+      <w:r>
+        <w:rPr>
+          <w:b/>
+          <w:bCs/>
+        </w:rPr>
+        <w:t xml:space="preserve">çeşitlendirmedir</w:t>
+      </w:r>
+      <w:r>
+        <w:t xml:space="preserve"> </w:t>
+      </w:r>
+      <w:r>
+        <w:t xml:space="preserve">(bu haftanın 5. bölümü, 14. haftada araçla).</w:t>
+      </w:r>
+    </w:p>
+    <w:p>
+      <w:pPr>
+        <w:pStyle w:val="Compact"/>
+        <w:numPr>
+          <w:ilvl w:val="0"/>
+          <w:numId w:val="1018"/>
+        </w:numPr>
+      </w:pPr>
+      <w:r>
+        <w:rPr>
+          <w:b/>
+          <w:bCs/>
+        </w:rPr>
+        <w:t xml:space="preserve">Kural 3 — Diğer katmanlara zaman kazandır.</w:t>
+      </w:r>
+      <w:r>
+        <w:t xml:space="preserve"> </w:t>
+      </w:r>
+      <w:r>
+        <w:t xml:space="preserve">Gizleme tek başına bir savunma değildir; RASP (6. hafta), bütünlük</w:t>
+      </w:r>
+      <w:r>
+        <w:t xml:space="preserve"> </w:t>
+      </w:r>
+      <w:r>
+        <w:t xml:space="preserve">denetimi, sunucu tarafı denetimler ve anahtar yenileme için</w:t>
+      </w:r>
+      <w:r>
+        <w:t xml:space="preserve"> </w:t>
+      </w:r>
+      <w:r>
+        <w:rPr>
+          <w:b/>
+          <w:bCs/>
+        </w:rPr>
+        <w:t xml:space="preserve">zaman kazandıran</w:t>
+      </w:r>
+      <w:r>
+        <w:t xml:space="preserve"> </w:t>
+      </w:r>
+      <w:r>
+        <w:t xml:space="preserve">bir katmandır. Anahtar</w:t>
+      </w:r>
+      <w:r>
+        <w:t xml:space="preserve"> </w:t>
+      </w:r>
+      <w:r>
+        <w:t xml:space="preserve">yenilenene, sürüm güncellenene kadar dayanması yeter.</w:t>
+      </w:r>
+    </w:p>
+    <w:p>
+      <w:pPr>
+        <w:pStyle w:val="BlockText"/>
+      </w:pPr>
+      <w:r>
+        <w:rPr>
+          <w:b/>
+          <w:bCs/>
+        </w:rPr>
+        <w:t xml:space="preserve">Kaynağın dili</w:t>
+      </w:r>
+    </w:p>
+    <w:p>
+      <w:pPr>
+        <w:pStyle w:val="BlockText"/>
+      </w:pPr>
+      <w:r>
+        <w:t xml:space="preserve">Teknik kılavuz her koruma önlemini üç başlıkla yazar:</w:t>
+      </w:r>
+      <w:r>
+        <w:t xml:space="preserve"> </w:t>
+      </w:r>
+      <w:r>
+        <w:rPr>
+          <w:b/>
+          <w:bCs/>
+        </w:rPr>
+        <w:t xml:space="preserve">Açıklama</w:t>
+      </w:r>
+      <w:r>
+        <w:t xml:space="preserve"> </w:t>
+      </w:r>
+      <w:r>
+        <w:t xml:space="preserve">(neyi korur),</w:t>
+      </w:r>
+      <w:r>
+        <w:t xml:space="preserve"> </w:t>
+      </w:r>
+      <w:r>
+        <w:rPr>
+          <w:b/>
+          <w:bCs/>
+        </w:rPr>
+        <w:t xml:space="preserve">Uygulama</w:t>
+      </w:r>
+      <w:r>
+        <w:t xml:space="preserve"> </w:t>
+      </w:r>
+      <w:r>
+        <w:t xml:space="preserve">(nasıl yapılır) ve</w:t>
+      </w:r>
+      <w:r>
+        <w:t xml:space="preserve"> </w:t>
+      </w:r>
+      <w:r>
+        <w:rPr>
+          <w:b/>
+          <w:bCs/>
+        </w:rPr>
+        <w:t xml:space="preserve">Örnek Kullanım</w:t>
+      </w:r>
+      <w:r>
+        <w:t xml:space="preserve"> </w:t>
+      </w:r>
+      <w:r>
+        <w:t xml:space="preserve">(nerede kullanılır), çoğu zaman bir</w:t>
+      </w:r>
+      <w:r>
+        <w:t xml:space="preserve"> </w:t>
+      </w:r>
+      <w:r>
+        <w:rPr>
+          <w:b/>
+          <w:bCs/>
+        </w:rPr>
+        <w:t xml:space="preserve">uyum gereksinimi kimliğiyle</w:t>
+      </w:r>
+      <w:r>
+        <w:t xml:space="preserve"> </w:t>
+      </w:r>
+      <w:r>
+        <w:t xml:space="preserve">birlikte (ör. bir ödeme</w:t>
+      </w:r>
+      <w:r>
+        <w:t xml:space="preserve"> </w:t>
+      </w:r>
+      <w:r>
+        <w:t xml:space="preserve">şemasının</w:t>
+      </w:r>
+      <w:r>
+        <w:t xml:space="preserve"> </w:t>
+      </w:r>
+      <w:r>
+        <w:t xml:space="preserve">“hassas veri düz metin loglanmaz”</w:t>
+      </w:r>
+      <w:r>
+        <w:t xml:space="preserve"> </w:t>
+      </w:r>
+      <w:r>
+        <w:t xml:space="preserve">maddesi). Biz de bu hafta her tekniği aynı disiplinle, bir</w:t>
+      </w:r>
+      <w:r>
+        <w:t xml:space="preserve"> </w:t>
+      </w:r>
+      <w:r>
+        <w:rPr>
+          <w:b/>
+          <w:bCs/>
+        </w:rPr>
+        <w:t xml:space="preserve">kural</w:t>
+      </w:r>
+      <w:r>
+        <w:t xml:space="preserve"> </w:t>
+      </w:r>
+      <w:r>
+        <w:t xml:space="preserve">olarak yazacağız:</w:t>
+      </w:r>
+      <w:r>
+        <w:t xml:space="preserve"> </w:t>
+      </w:r>
+      <w:r>
+        <w:rPr>
+          <w:i/>
+          <w:iCs/>
+        </w:rPr>
         <w:t xml:space="preserve">neyi korur · nasıl · maliyeti · sınırı</w:t>
       </w:r>
       <w:r>
         <w:t xml:space="preserve">.</w:t>
       </w:r>
     </w:p>
-    <w:bookmarkEnd w:id="20"/>
-    <w:bookmarkStart w:id="24" w:name="gizleme-taksonomisi-beş-aile"/>
+    <w:bookmarkEnd w:id="40"/>
+    <w:bookmarkStart w:id="44" w:name="gizleme-taksonomisi-beş-aile"/>
     <w:p>
       <w:pPr>
         <w:pStyle w:val="Heading2"/>
@@ -2295,18 +4015,18 @@
           <wp:inline>
             <wp:extent cx="5759999" cy="468090"/>
             <wp:effectExtent b="0" l="0" r="0" t="0"/>
-            <wp:docPr descr="" title="" id="22" name="Picture"/>
+            <wp:docPr descr="" title="" id="42" name="Picture"/>
             <a:graphic>
               <a:graphicData uri="http://schemas.openxmlformats.org/drawingml/2006/picture">
                 <pic:pic>
                   <pic:nvPicPr>
-                    <pic:cNvPr descr="diyagram-1.png" id="23" name="Picture"/>
+                    <pic:cNvPr descr="diyagram-1.png" id="43" name="Picture"/>
                     <pic:cNvPicPr>
                       <a:picLocks noChangeArrowheads="1" noChangeAspect="1"/>
                     </pic:cNvPicPr>
                   </pic:nvPicPr>
                   <pic:blipFill>
-                    <a:blip r:embed="rId21"/>
+                    <a:blip r:embed="rId41"/>
                     <a:stretch>
                       <a:fillRect/>
                     </a:stretch>
@@ -2760,8 +4480,8 @@
         <w:t xml:space="preserve">mükemmelleştirmek yerine, birkaç basit tekniği veri gizlemeyle birlikte kullanmak daha verimlidir.</w:t>
       </w:r>
     </w:p>
-    <w:bookmarkEnd w:id="24"/>
-    <w:bookmarkStart w:id="25" w:name="gizleme-ne-verir-ne-vermez"/>
+    <w:bookmarkEnd w:id="44"/>
+    <w:bookmarkStart w:id="45" w:name="gizleme-ne-verir-ne-vermez"/>
     <w:p>
       <w:pPr>
         <w:pStyle w:val="Heading2"/>
@@ -3162,8 +4882,8 @@
         <w:t xml:space="preserve">değil.</w:t>
       </w:r>
     </w:p>
-    <w:bookmarkEnd w:id="25"/>
-    <w:bookmarkStart w:id="26" w:name="koruma-kuralı-şablonu"/>
+    <w:bookmarkEnd w:id="45"/>
+    <w:bookmarkStart w:id="46" w:name="koruma-kuralı-şablonu"/>
     <w:p>
       <w:pPr>
         <w:pStyle w:val="Heading2"/>
@@ -3330,8 +5050,8 @@
         </w:pict>
       </w:r>
     </w:p>
-    <w:bookmarkEnd w:id="26"/>
-    <w:bookmarkStart w:id="33" w:name="kontrol-akışı-kuralları-ileri"/>
+    <w:bookmarkEnd w:id="46"/>
+    <w:bookmarkStart w:id="53" w:name="kontrol-akışı-kuralları-ileri"/>
     <w:p>
       <w:pPr>
         <w:pStyle w:val="Heading2"/>
@@ -3407,7 +5127,7 @@
         <w:t xml:space="preserve">) üzerinden anlatılır.</w:t>
       </w:r>
     </w:p>
-    <w:bookmarkStart w:id="27" w:name="X5d96f7d716ec935c56341d7066f01ea87f58f65"/>
+    <w:bookmarkStart w:id="47" w:name="X5d96f7d716ec935c56341d7066f01ea87f58f65"/>
     <w:p>
       <w:pPr>
         <w:pStyle w:val="Heading3"/>
@@ -3920,6 +5640,679 @@
     </w:p>
     <w:p>
       <w:pPr>
+        <w:pStyle w:val="BlockText"/>
+      </w:pPr>
+      <w:r>
+        <w:rPr>
+          <w:b/>
+          <w:bCs/>
+        </w:rPr>
+        <w:t xml:space="preserve">Neden</w:t>
+      </w:r>
+      <w:r>
+        <w:rPr>
+          <w:b/>
+          <w:bCs/>
+        </w:rPr>
+        <w:t xml:space="preserve"> </w:t>
+      </w:r>
+      <w:r>
+        <w:rPr>
+          <w:rStyle w:val="VerbatimChar"/>
+          <w:b/>
+          <w:bCs/>
+        </w:rPr>
+        <w:t xml:space="preserve">x*(x+1)</w:t>
+      </w:r>
+      <w:r>
+        <w:rPr>
+          <w:b/>
+          <w:bCs/>
+        </w:rPr>
+        <w:t xml:space="preserve"> </w:t>
+      </w:r>
+      <w:r>
+        <w:rPr>
+          <w:b/>
+          <w:bCs/>
+        </w:rPr>
+        <w:t xml:space="preserve">her zaman çift? (tek tek görelim)</w:t>
+      </w:r>
+    </w:p>
+    <w:p>
+      <w:pPr>
+        <w:pStyle w:val="BlockText"/>
+      </w:pPr>
+      <w:r>
+        <w:t xml:space="preserve">Ardışık iki tam sayıdan</w:t>
+      </w:r>
+      <w:r>
+        <w:t xml:space="preserve"> </w:t>
+      </w:r>
+      <w:r>
+        <w:rPr>
+          <w:b/>
+          <w:bCs/>
+        </w:rPr>
+        <w:t xml:space="preserve">biri mutlaka çifttir</w:t>
+      </w:r>
+      <w:r>
+        <w:t xml:space="preserve">; çift bir sayıyla çarpılan her şey çifttir. Sayılarla:</w:t>
+      </w:r>
+    </w:p>
+    <w:tbl>
+      <w:tblPr>
+        <w:tblStyle w:val="Table"/>
+        <w:tblW w:type="auto" w:w="0"/>
+        <w:tblLook w:firstRow="1" w:lastRow="0" w:firstColumn="0" w:lastColumn="0" w:noHBand="0" w:noVBand="0" w:val="0020"/>
+      </w:tblPr>
+      <w:tblGrid>
+        <w:gridCol w:w="1980"/>
+        <w:gridCol w:w="1980"/>
+        <w:gridCol w:w="1980"/>
+        <w:gridCol w:w="1980"/>
+      </w:tblGrid>
+      <w:tr>
+        <w:trPr>
+          <w:tblHeader w:val="on"/>
+        </w:trPr>
+        <w:tc>
+          <w:tcPr/>
+          <w:p>
+            <w:pPr>
+              <w:pStyle w:val="Compact"/>
+            </w:pPr>
+            <w:r>
+              <w:rPr>
+                <w:rStyle w:val="VerbatimChar"/>
+              </w:rPr>
+              <w:t xml:space="preserve">x</w:t>
+            </w:r>
+          </w:p>
+        </w:tc>
+        <w:tc>
+          <w:tcPr/>
+          <w:p>
+            <w:pPr>
+              <w:pStyle w:val="Compact"/>
+            </w:pPr>
+            <w:r>
+              <w:rPr>
+                <w:rStyle w:val="VerbatimChar"/>
+              </w:rPr>
+              <w:t xml:space="preserve">x + 1</w:t>
+            </w:r>
+          </w:p>
+        </w:tc>
+        <w:tc>
+          <w:tcPr/>
+          <w:p>
+            <w:pPr>
+              <w:pStyle w:val="Compact"/>
+            </w:pPr>
+            <w:r>
+              <w:rPr>
+                <w:rStyle w:val="VerbatimChar"/>
+              </w:rPr>
+              <w:t xml:space="preserve">x * (x+1)</w:t>
+            </w:r>
+          </w:p>
+        </w:tc>
+        <w:tc>
+          <w:tcPr/>
+          <w:p>
+            <w:pPr>
+              <w:pStyle w:val="Compact"/>
+            </w:pPr>
+            <w:r>
+              <w:t xml:space="preserve">Çift mi?</w:t>
+            </w:r>
+          </w:p>
+        </w:tc>
+      </w:tr>
+      <w:tr>
+        <w:tc>
+          <w:tcPr/>
+          <w:p>
+            <w:pPr>
+              <w:pStyle w:val="Compact"/>
+            </w:pPr>
+            <w:r>
+              <w:t xml:space="preserve">0</w:t>
+            </w:r>
+          </w:p>
+        </w:tc>
+        <w:tc>
+          <w:tcPr/>
+          <w:p>
+            <w:pPr>
+              <w:pStyle w:val="Compact"/>
+            </w:pPr>
+            <w:r>
+              <w:t xml:space="preserve">1</w:t>
+            </w:r>
+          </w:p>
+        </w:tc>
+        <w:tc>
+          <w:tcPr/>
+          <w:p>
+            <w:pPr>
+              <w:pStyle w:val="Compact"/>
+            </w:pPr>
+            <w:r>
+              <w:t xml:space="preserve">0</w:t>
+            </w:r>
+          </w:p>
+        </w:tc>
+        <w:tc>
+          <w:tcPr/>
+          <w:p>
+            <w:pPr>
+              <w:pStyle w:val="Compact"/>
+            </w:pPr>
+            <w:r>
+              <w:t xml:space="preserve">evet</w:t>
+            </w:r>
+          </w:p>
+        </w:tc>
+      </w:tr>
+      <w:tr>
+        <w:tc>
+          <w:tcPr/>
+          <w:p>
+            <w:pPr>
+              <w:pStyle w:val="Compact"/>
+            </w:pPr>
+            <w:r>
+              <w:t xml:space="preserve">1</w:t>
+            </w:r>
+          </w:p>
+        </w:tc>
+        <w:tc>
+          <w:tcPr/>
+          <w:p>
+            <w:pPr>
+              <w:pStyle w:val="Compact"/>
+            </w:pPr>
+            <w:r>
+              <w:t xml:space="preserve">2</w:t>
+            </w:r>
+          </w:p>
+        </w:tc>
+        <w:tc>
+          <w:tcPr/>
+          <w:p>
+            <w:pPr>
+              <w:pStyle w:val="Compact"/>
+            </w:pPr>
+            <w:r>
+              <w:t xml:space="preserve">2</w:t>
+            </w:r>
+          </w:p>
+        </w:tc>
+        <w:tc>
+          <w:tcPr/>
+          <w:p>
+            <w:pPr>
+              <w:pStyle w:val="Compact"/>
+            </w:pPr>
+            <w:r>
+              <w:t xml:space="preserve">evet</w:t>
+            </w:r>
+          </w:p>
+        </w:tc>
+      </w:tr>
+      <w:tr>
+        <w:tc>
+          <w:tcPr/>
+          <w:p>
+            <w:pPr>
+              <w:pStyle w:val="Compact"/>
+            </w:pPr>
+            <w:r>
+              <w:t xml:space="preserve">2</w:t>
+            </w:r>
+          </w:p>
+        </w:tc>
+        <w:tc>
+          <w:tcPr/>
+          <w:p>
+            <w:pPr>
+              <w:pStyle w:val="Compact"/>
+            </w:pPr>
+            <w:r>
+              <w:t xml:space="preserve">3</w:t>
+            </w:r>
+          </w:p>
+        </w:tc>
+        <w:tc>
+          <w:tcPr/>
+          <w:p>
+            <w:pPr>
+              <w:pStyle w:val="Compact"/>
+            </w:pPr>
+            <w:r>
+              <w:t xml:space="preserve">6</w:t>
+            </w:r>
+          </w:p>
+        </w:tc>
+        <w:tc>
+          <w:tcPr/>
+          <w:p>
+            <w:pPr>
+              <w:pStyle w:val="Compact"/>
+            </w:pPr>
+            <w:r>
+              <w:t xml:space="preserve">evet</w:t>
+            </w:r>
+          </w:p>
+        </w:tc>
+      </w:tr>
+      <w:tr>
+        <w:tc>
+          <w:tcPr/>
+          <w:p>
+            <w:pPr>
+              <w:pStyle w:val="Compact"/>
+            </w:pPr>
+            <w:r>
+              <w:t xml:space="preserve">3</w:t>
+            </w:r>
+          </w:p>
+        </w:tc>
+        <w:tc>
+          <w:tcPr/>
+          <w:p>
+            <w:pPr>
+              <w:pStyle w:val="Compact"/>
+            </w:pPr>
+            <w:r>
+              <w:t xml:space="preserve">4</w:t>
+            </w:r>
+          </w:p>
+        </w:tc>
+        <w:tc>
+          <w:tcPr/>
+          <w:p>
+            <w:pPr>
+              <w:pStyle w:val="Compact"/>
+            </w:pPr>
+            <w:r>
+              <w:t xml:space="preserve">12</w:t>
+            </w:r>
+          </w:p>
+        </w:tc>
+        <w:tc>
+          <w:tcPr/>
+          <w:p>
+            <w:pPr>
+              <w:pStyle w:val="Compact"/>
+            </w:pPr>
+            <w:r>
+              <w:t xml:space="preserve">evet</w:t>
+            </w:r>
+          </w:p>
+        </w:tc>
+      </w:tr>
+      <w:tr>
+        <w:tc>
+          <w:tcPr/>
+          <w:p>
+            <w:pPr>
+              <w:pStyle w:val="Compact"/>
+            </w:pPr>
+            <w:r>
+              <w:t xml:space="preserve">4</w:t>
+            </w:r>
+          </w:p>
+        </w:tc>
+        <w:tc>
+          <w:tcPr/>
+          <w:p>
+            <w:pPr>
+              <w:pStyle w:val="Compact"/>
+            </w:pPr>
+            <w:r>
+              <w:t xml:space="preserve">5</w:t>
+            </w:r>
+          </w:p>
+        </w:tc>
+        <w:tc>
+          <w:tcPr/>
+          <w:p>
+            <w:pPr>
+              <w:pStyle w:val="Compact"/>
+            </w:pPr>
+            <w:r>
+              <w:t xml:space="preserve">20</w:t>
+            </w:r>
+          </w:p>
+        </w:tc>
+        <w:tc>
+          <w:tcPr/>
+          <w:p>
+            <w:pPr>
+              <w:pStyle w:val="Compact"/>
+            </w:pPr>
+            <w:r>
+              <w:t xml:space="preserve">evet</w:t>
+            </w:r>
+          </w:p>
+        </w:tc>
+      </w:tr>
+      <w:tr>
+        <w:tc>
+          <w:tcPr/>
+          <w:p>
+            <w:pPr>
+              <w:pStyle w:val="Compact"/>
+            </w:pPr>
+            <w:r>
+              <w:t xml:space="preserve">7</w:t>
+            </w:r>
+          </w:p>
+        </w:tc>
+        <w:tc>
+          <w:tcPr/>
+          <w:p>
+            <w:pPr>
+              <w:pStyle w:val="Compact"/>
+            </w:pPr>
+            <w:r>
+              <w:t xml:space="preserve">8</w:t>
+            </w:r>
+          </w:p>
+        </w:tc>
+        <w:tc>
+          <w:tcPr/>
+          <w:p>
+            <w:pPr>
+              <w:pStyle w:val="Compact"/>
+            </w:pPr>
+            <w:r>
+              <w:t xml:space="preserve">56</w:t>
+            </w:r>
+          </w:p>
+        </w:tc>
+        <w:tc>
+          <w:tcPr/>
+          <w:p>
+            <w:pPr>
+              <w:pStyle w:val="Compact"/>
+            </w:pPr>
+            <w:r>
+              <w:t xml:space="preserve">evet</w:t>
+            </w:r>
+          </w:p>
+        </w:tc>
+      </w:tr>
+    </w:tbl>
+    <w:p>
+      <w:pPr>
+        <w:pStyle w:val="BlockText"/>
+      </w:pPr>
+      <w:r>
+        <w:t xml:space="preserve">Demek ki</w:t>
+      </w:r>
+      <w:r>
+        <w:t xml:space="preserve"> </w:t>
+      </w:r>
+      <w:r>
+        <w:rPr>
+          <w:rStyle w:val="VerbatimChar"/>
+        </w:rPr>
+        <w:t xml:space="preserve">(x * (x+1)) &amp; 1</w:t>
+      </w:r>
+      <w:r>
+        <w:t xml:space="preserve"> </w:t>
+      </w:r>
+      <w:r>
+        <w:rPr>
+          <w:b/>
+          <w:bCs/>
+        </w:rPr>
+        <w:t xml:space="preserve">her zaman 0</w:t>
+      </w:r>
+      <w:r>
+        <w:t xml:space="preserve">’dır, yani</w:t>
+      </w:r>
+      <w:r>
+        <w:t xml:space="preserve"> </w:t>
+      </w:r>
+      <w:r>
+        <w:rPr>
+          <w:rStyle w:val="VerbatimChar"/>
+        </w:rPr>
+        <w:t xml:space="preserve">opak_dogru(x)</w:t>
+      </w:r>
+      <w:r>
+        <w:t xml:space="preserve"> </w:t>
+      </w:r>
+      <w:r>
+        <w:rPr>
+          <w:b/>
+          <w:bCs/>
+        </w:rPr>
+        <w:t xml:space="preserve">her x için</w:t>
+      </w:r>
+      <w:r>
+        <w:rPr>
+          <w:b/>
+          <w:bCs/>
+        </w:rPr>
+        <w:t xml:space="preserve"> </w:t>
+      </w:r>
+      <w:r>
+        <w:rPr>
+          <w:rStyle w:val="VerbatimChar"/>
+          <w:b/>
+          <w:bCs/>
+        </w:rPr>
+        <w:t xml:space="preserve">true</w:t>
+      </w:r>
+      <w:r>
+        <w:t xml:space="preserve"> </w:t>
+      </w:r>
+      <w:r>
+        <w:t xml:space="preserve">döner. Program</w:t>
+      </w:r>
+      <w:r>
+        <w:t xml:space="preserve"> </w:t>
+      </w:r>
+      <w:r>
+        <w:t xml:space="preserve">çalışırken daima</w:t>
+      </w:r>
+      <w:r>
+        <w:t xml:space="preserve"> </w:t>
+      </w:r>
+      <w:r>
+        <w:t xml:space="preserve">“gerçek yol”</w:t>
+      </w:r>
+      <w:r>
+        <w:t xml:space="preserve">a girer.</w:t>
+      </w:r>
+    </w:p>
+    <w:p>
+      <w:pPr>
+        <w:pStyle w:val="BlockText"/>
+      </w:pPr>
+      <w:r>
+        <w:rPr>
+          <w:b/>
+          <w:bCs/>
+        </w:rPr>
+        <w:t xml:space="preserve">Peki neden buna</w:t>
+      </w:r>
+      <w:r>
+        <w:rPr>
+          <w:b/>
+          <w:bCs/>
+        </w:rPr>
+        <w:t xml:space="preserve"> </w:t>
+      </w:r>
+      <w:r>
+        <w:rPr>
+          <w:b/>
+          <w:bCs/>
+        </w:rPr>
+        <w:t xml:space="preserve">‘opak’</w:t>
+      </w:r>
+      <w:r>
+        <w:rPr>
+          <w:b/>
+          <w:bCs/>
+        </w:rPr>
+        <w:t xml:space="preserve"> </w:t>
+      </w:r>
+      <w:r>
+        <w:rPr>
+          <w:b/>
+          <w:bCs/>
+        </w:rPr>
+        <w:t xml:space="preserve">diyoruz?</w:t>
+      </w:r>
+      <w:r>
+        <w:t xml:space="preserve"> </w:t>
+      </w:r>
+      <w:r>
+        <w:t xml:space="preserve">Çünkü bunu</w:t>
+      </w:r>
+      <w:r>
+        <w:t xml:space="preserve"> </w:t>
+      </w:r>
+      <w:r>
+        <w:rPr>
+          <w:i/>
+          <w:iCs/>
+        </w:rPr>
+        <w:t xml:space="preserve">biz</w:t>
+      </w:r>
+      <w:r>
+        <w:t xml:space="preserve"> </w:t>
+      </w:r>
+      <w:r>
+        <w:t xml:space="preserve">biliyoruz;</w:t>
+      </w:r>
+      <w:r>
+        <w:t xml:space="preserve"> </w:t>
+      </w:r>
+      <w:r>
+        <w:rPr>
+          <w:b/>
+          <w:bCs/>
+        </w:rPr>
+        <w:t xml:space="preserve">statik analiz aracı bilmiyor</w:t>
+      </w:r>
+      <w:r>
+        <w:t xml:space="preserve">. Araç kodu</w:t>
+      </w:r>
+      <w:r>
+        <w:t xml:space="preserve"> </w:t>
+      </w:r>
+      <w:r>
+        <w:t xml:space="preserve">çalıştırmadan baktığında</w:t>
+      </w:r>
+      <w:r>
+        <w:t xml:space="preserve"> </w:t>
+      </w:r>
+      <w:r>
+        <w:rPr>
+          <w:rStyle w:val="VerbatimChar"/>
+        </w:rPr>
+        <w:t xml:space="preserve">x</w:t>
+      </w:r>
+      <w:r>
+        <w:t xml:space="preserve">’in her değeri için bu çarpımın çift olduğunu kanıtlamak zorundadır — bu, basit bir</w:t>
+      </w:r>
+      <w:r>
+        <w:t xml:space="preserve"> </w:t>
+      </w:r>
+      <w:r>
+        <w:t xml:space="preserve">sabit-katlama (constant folding) işiyle çözülemez. Bu yüzden araç</w:t>
+      </w:r>
+      <w:r>
+        <w:t xml:space="preserve"> </w:t>
+      </w:r>
+      <w:r>
+        <w:rPr>
+          <w:b/>
+          <w:bCs/>
+        </w:rPr>
+        <w:t xml:space="preserve">iki dalı da olası</w:t>
+      </w:r>
+      <w:r>
+        <w:t xml:space="preserve"> </w:t>
+      </w:r>
+      <w:r>
+        <w:t xml:space="preserve">sayar ve sahte dalı da</w:t>
+      </w:r>
+      <w:r>
+        <w:t xml:space="preserve"> </w:t>
+      </w:r>
+      <w:r>
+        <w:t xml:space="preserve">çözümlemek zorunda kalır. Analizcinin işi ikiye katlanır; programın davranışı ise hiç değişmez.</w:t>
+      </w:r>
+    </w:p>
+    <w:p>
+      <w:pPr>
+        <w:pStyle w:val="BlockText"/>
+      </w:pPr>
+      <w:r>
+        <w:rPr>
+          <w:b/>
+          <w:bCs/>
+        </w:rPr>
+        <w:t xml:space="preserve">Sınırı da bilin</w:t>
+      </w:r>
+    </w:p>
+    <w:p>
+      <w:pPr>
+        <w:pStyle w:val="BlockText"/>
+      </w:pPr>
+      <w:r>
+        <w:t xml:space="preserve">Bu</w:t>
+      </w:r>
+      <w:r>
+        <w:t xml:space="preserve"> </w:t>
+      </w:r>
+      <w:r>
+        <w:rPr>
+          <w:b/>
+          <w:bCs/>
+        </w:rPr>
+        <w:t xml:space="preserve">klasik</w:t>
+      </w:r>
+      <w:r>
+        <w:t xml:space="preserve"> </w:t>
+      </w:r>
+      <w:r>
+        <w:t xml:space="preserve">bir kalıptır; modern araçların kütüphanelerinde tanınır. Bu yüzden 14. haftada Tigress ile</w:t>
+      </w:r>
+      <w:r>
+        <w:t xml:space="preserve"> </w:t>
+      </w:r>
+      <w:r>
+        <w:rPr>
+          <w:b/>
+          <w:bCs/>
+        </w:rPr>
+        <w:t xml:space="preserve">tohumla çeşitlendirilmiş</w:t>
+      </w:r>
+      <w:r>
+        <w:t xml:space="preserve"> </w:t>
+      </w:r>
+      <w:r>
+        <w:t xml:space="preserve">ve daha zor yüklemler üretiyoruz — aynı kalıbı her derlemede tekrarlamak</w:t>
+      </w:r>
+      <w:r>
+        <w:t xml:space="preserve"> </w:t>
+      </w:r>
+      <w:r>
+        <w:t xml:space="preserve">dayanıklılığı düşürür.</w:t>
+      </w:r>
+    </w:p>
+    <w:p>
+      <w:pPr>
         <w:pStyle w:val="FirstParagraph"/>
       </w:pPr>
       <w:r>
@@ -4021,8 +6414,8 @@
         <w:t xml:space="preserve">düzleştirme öncesi/sonrası temel blok sayısı.</w:t>
       </w:r>
     </w:p>
-    <w:bookmarkEnd w:id="27"/>
-    <w:bookmarkStart w:id="28" w:name="Xd1c0b657edd736dd334cdb53ee3995618cf3af5"/>
+    <w:bookmarkEnd w:id="47"/>
+    <w:bookmarkStart w:id="48" w:name="Xd1c0b657edd736dd334cdb53ee3995618cf3af5"/>
     <w:p>
       <w:pPr>
         <w:pStyle w:val="Heading3"/>
@@ -4160,6 +6553,9 @@
         <w:pStyle w:val="SourceCode"/>
       </w:pPr>
       <w:r>
+        <w:br/>
+      </w:r>
+      <w:r>
         <w:rPr>
           <w:rStyle w:val="CommentTok"/>
         </w:rPr>
@@ -4471,8 +6867,8 @@
         <w:t xml:space="preserve">/bayt araması sonuç vermemeli.</w:t>
       </w:r>
     </w:p>
-    <w:bookmarkEnd w:id="28"/>
-    <w:bookmarkStart w:id="29" w:name="Xd6f7fdf37942ebde9ebc98260544d464bcd82c6"/>
+    <w:bookmarkEnd w:id="48"/>
+    <w:bookmarkStart w:id="49" w:name="Xd6f7fdf37942ebde9ebc98260544d464bcd82c6"/>
     <w:p>
       <w:pPr>
         <w:pStyle w:val="Heading3"/>
@@ -4922,8 +7318,8 @@
         <w:t xml:space="preserve">ölü dalların gerçek dallardan ayırt edilme süresi.</w:t>
       </w:r>
     </w:p>
-    <w:bookmarkEnd w:id="29"/>
-    <w:bookmarkStart w:id="30" w:name="X9a4860a01029f937820197a8889e050602072dc"/>
+    <w:bookmarkEnd w:id="49"/>
+    <w:bookmarkStart w:id="50" w:name="X9a4860a01029f937820197a8889e050602072dc"/>
     <w:p>
       <w:pPr>
         <w:pStyle w:val="Heading3"/>
@@ -5636,7 +8032,7 @@
         <w:pStyle w:val="Compact"/>
         <w:numPr>
           <w:ilvl w:val="0"/>
-          <w:numId w:val="1004"/>
+          <w:numId w:val="1019"/>
         </w:numPr>
       </w:pPr>
       <w:r>
@@ -5679,7 +8075,7 @@
         <w:pStyle w:val="Compact"/>
         <w:numPr>
           <w:ilvl w:val="0"/>
-          <w:numId w:val="1004"/>
+          <w:numId w:val="1019"/>
         </w:numPr>
       </w:pPr>
       <w:r>
@@ -5716,7 +8112,7 @@
         <w:pStyle w:val="Compact"/>
         <w:numPr>
           <w:ilvl w:val="0"/>
-          <w:numId w:val="1004"/>
+          <w:numId w:val="1019"/>
         </w:numPr>
       </w:pPr>
       <w:r>
@@ -5753,7 +8149,7 @@
         <w:pStyle w:val="Compact"/>
         <w:numPr>
           <w:ilvl w:val="0"/>
-          <w:numId w:val="1004"/>
+          <w:numId w:val="1019"/>
         </w:numPr>
       </w:pPr>
       <w:r>
@@ -5847,8 +8243,8 @@
         <w:t xml:space="preserve">sayısı, bir denetimi izlemek için gereken süre.</w:t>
       </w:r>
     </w:p>
-    <w:bookmarkEnd w:id="30"/>
-    <w:bookmarkStart w:id="31" w:name="X8e518d7a8f93597bdce0694a59da667c7721923"/>
+    <w:bookmarkEnd w:id="50"/>
+    <w:bookmarkStart w:id="51" w:name="X8e518d7a8f93597bdce0694a59da667c7721923"/>
     <w:p>
       <w:pPr>
         <w:pStyle w:val="Heading3"/>
@@ -6194,8 +8590,8 @@
         <w:t xml:space="preserve">saldırısının süresi; ideal olarak tek bir bayt yaması denetimi atlatmaya yetmemeli.</w:t>
       </w:r>
     </w:p>
-    <w:bookmarkEnd w:id="31"/>
-    <w:bookmarkStart w:id="32" w:name="X015b959666dcbb5eefb9c13946478da5061df8c"/>
+    <w:bookmarkEnd w:id="51"/>
+    <w:bookmarkStart w:id="52" w:name="X015b959666dcbb5eefb9c13946478da5061df8c"/>
     <w:p>
       <w:pPr>
         <w:pStyle w:val="Heading3"/>
@@ -6483,9 +8879,9 @@
         </w:pict>
       </w:r>
     </w:p>
-    <w:bookmarkEnd w:id="32"/>
-    <w:bookmarkEnd w:id="33"/>
-    <w:bookmarkStart w:id="37" w:name="veri-gizleme-kuralları"/>
+    <w:bookmarkEnd w:id="52"/>
+    <w:bookmarkEnd w:id="53"/>
+    <w:bookmarkStart w:id="57" w:name="veri-gizleme-kuralları"/>
     <w:p>
       <w:pPr>
         <w:pStyle w:val="Heading2"/>
@@ -6546,7 +8942,7 @@
         <w:t xml:space="preserve">listeler.</w:t>
       </w:r>
     </w:p>
-    <w:bookmarkStart w:id="34" w:name="kural-k-07-statik-dizgelerin-kodlanması"/>
+    <w:bookmarkStart w:id="54" w:name="kural-k-07-statik-dizgelerin-kodlanması"/>
     <w:p>
       <w:pPr>
         <w:pStyle w:val="Heading3"/>
@@ -7450,8 +9846,8 @@
         <w:t xml:space="preserve">kuralının somut halidir. Gerçek anahtarlar için whitebox (11. hafta) ya da donanım.</w:t>
       </w:r>
     </w:p>
-    <w:bookmarkEnd w:id="34"/>
-    <w:bookmarkStart w:id="35" w:name="X2e2278bccc9f1421b6430ad04c05c03c5a50e0a"/>
+    <w:bookmarkEnd w:id="54"/>
+    <w:bookmarkStart w:id="55" w:name="X2e2278bccc9f1421b6430ad04c05c03c5a50e0a"/>
     <w:p>
       <w:pPr>
         <w:pStyle w:val="Heading3"/>
@@ -8092,8 +10488,8 @@
         <w:t xml:space="preserve">saldırısında değiştirilmesi gereken bağımsız nokta sayısı &gt; 1.</w:t>
       </w:r>
     </w:p>
-    <w:bookmarkEnd w:id="35"/>
-    <w:bookmarkStart w:id="36" w:name="Xcc7f1d8336cade38e56e7ab6fbf21f32adb9232"/>
+    <w:bookmarkEnd w:id="55"/>
+    <w:bookmarkStart w:id="56" w:name="Xcc7f1d8336cade38e56e7ab6fbf21f32adb9232"/>
     <w:p>
       <w:pPr>
         <w:pStyle w:val="Heading3"/>
@@ -8251,9 +10647,9 @@
         <w:t xml:space="preserve">kalıbından tanınma süresi.</w:t>
       </w:r>
     </w:p>
-    <w:bookmarkEnd w:id="36"/>
-    <w:bookmarkEnd w:id="37"/>
-    <w:bookmarkStart w:id="41" w:name="program-bütünü-düzeyinde-kurallar"/>
+    <w:bookmarkEnd w:id="56"/>
+    <w:bookmarkEnd w:id="57"/>
+    <w:bookmarkStart w:id="61" w:name="program-bütünü-düzeyinde-kurallar"/>
     <w:p>
       <w:pPr>
         <w:pStyle w:val="Heading2"/>
@@ -8262,7 +10658,7 @@
         <w:t xml:space="preserve">7. Program bütünü düzeyinde kurallar</w:t>
       </w:r>
     </w:p>
-    <w:bookmarkStart w:id="38" w:name="X887496c8bfec8683c2fbf5dec70e060de95d664"/>
+    <w:bookmarkStart w:id="58" w:name="X887496c8bfec8683c2fbf5dec70e060de95d664"/>
     <w:p>
       <w:pPr>
         <w:pStyle w:val="Heading3"/>
@@ -8449,8 +10845,8 @@
         <w:t xml:space="preserve">dönüşümüyle bunu kavramsal olarak göreceğiz.</w:t>
       </w:r>
     </w:p>
-    <w:bookmarkEnd w:id="38"/>
-    <w:bookmarkStart w:id="39" w:name="Xfd6982b8278792fbd92b1ccfabb63301a65b0d6"/>
+    <w:bookmarkEnd w:id="58"/>
+    <w:bookmarkStart w:id="59" w:name="Xfd6982b8278792fbd92b1ccfabb63301a65b0d6"/>
     <w:p>
       <w:pPr>
         <w:pStyle w:val="Heading3"/>
@@ -8597,8 +10993,8 @@
         <w:t xml:space="preserve">ölçütü, bölüm 5).</w:t>
       </w:r>
     </w:p>
-    <w:bookmarkEnd w:id="39"/>
-    <w:bookmarkStart w:id="40" w:name="X45751af33b84d9c93417858cfb762c37bfd048d"/>
+    <w:bookmarkEnd w:id="59"/>
+    <w:bookmarkStart w:id="60" w:name="X45751af33b84d9c93417858cfb762c37bfd048d"/>
     <w:p>
       <w:pPr>
         <w:pStyle w:val="Heading3"/>
@@ -8856,9 +11252,9 @@
         </w:pict>
       </w:r>
     </w:p>
-    <w:bookmarkEnd w:id="40"/>
-    <w:bookmarkEnd w:id="41"/>
-    <w:bookmarkStart w:id="42" w:name="çeşitlendirme-tek-kırık-her-yeri-açmasın"/>
+    <w:bookmarkEnd w:id="60"/>
+    <w:bookmarkEnd w:id="61"/>
+    <w:bookmarkStart w:id="62" w:name="çeşitlendirme-tek-kırık-her-yeri-açmasın"/>
     <w:p>
       <w:pPr>
         <w:pStyle w:val="Heading2"/>
@@ -8872,7 +11268,7 @@
         <w:pStyle w:val="Compact"/>
         <w:numPr>
           <w:ilvl w:val="0"/>
-          <w:numId w:val="1005"/>
+          <w:numId w:val="1020"/>
         </w:numPr>
       </w:pPr>
       <w:r>
@@ -8962,7 +11358,7 @@
         <w:pStyle w:val="Compact"/>
         <w:numPr>
           <w:ilvl w:val="0"/>
-          <w:numId w:val="1006"/>
+          <w:numId w:val="1021"/>
         </w:numPr>
       </w:pPr>
       <w:r>
@@ -9006,7 +11402,7 @@
         <w:pStyle w:val="Compact"/>
         <w:numPr>
           <w:ilvl w:val="0"/>
-          <w:numId w:val="1006"/>
+          <w:numId w:val="1021"/>
         </w:numPr>
       </w:pPr>
       <w:r>
@@ -9134,8 +11530,8 @@
         <w:t xml:space="preserve">Ölçütü S9’a yazın.</w:t>
       </w:r>
     </w:p>
-    <w:bookmarkEnd w:id="42"/>
-    <w:bookmarkStart w:id="43" w:name="gizlemenin-ölçülmesi"/>
+    <w:bookmarkEnd w:id="62"/>
+    <w:bookmarkStart w:id="63" w:name="gizlemenin-ölçülmesi"/>
     <w:p>
       <w:pPr>
         <w:pStyle w:val="Heading2"/>
@@ -9505,8 +11901,8 @@
         <w:t xml:space="preserve">  Her katman için: güç ve dayanıklılık kazancı vs. boyut/hız maliyeti ölçülür ve yazılır</w:t>
       </w:r>
     </w:p>
-    <w:bookmarkEnd w:id="43"/>
-    <w:bookmarkStart w:id="44" w:name="X69f828a724a12a752b54b4d5ba4c5324a31ab41"/>
+    <w:bookmarkEnd w:id="63"/>
+    <w:bookmarkStart w:id="64" w:name="X69f828a724a12a752b54b4d5ba4c5324a31ab41"/>
     <w:p>
       <w:pPr>
         <w:pStyle w:val="Heading2"/>
@@ -9558,7 +11954,7 @@
         <w:pStyle w:val="Compact"/>
         <w:numPr>
           <w:ilvl w:val="0"/>
-          <w:numId w:val="1007"/>
+          <w:numId w:val="1022"/>
         </w:numPr>
       </w:pPr>
       <w:r>
@@ -9614,7 +12010,7 @@
         <w:pStyle w:val="Compact"/>
         <w:numPr>
           <w:ilvl w:val="0"/>
-          <w:numId w:val="1007"/>
+          <w:numId w:val="1022"/>
         </w:numPr>
       </w:pPr>
       <w:r>
@@ -9658,7 +12054,7 @@
         <w:pStyle w:val="Compact"/>
         <w:numPr>
           <w:ilvl w:val="0"/>
-          <w:numId w:val="1007"/>
+          <w:numId w:val="1022"/>
         </w:numPr>
       </w:pPr>
       <w:r>
@@ -9751,8 +12147,8 @@
         <w:t xml:space="preserve">demek gerekir.</w:t>
       </w:r>
     </w:p>
-    <w:bookmarkEnd w:id="44"/>
-    <w:bookmarkStart w:id="45" w:name="katmanlı-savunmada-gizlemenin-yeri"/>
+    <w:bookmarkEnd w:id="64"/>
+    <w:bookmarkStart w:id="65" w:name="katmanlı-savunmada-gizlemenin-yeri"/>
     <w:p>
       <w:pPr>
         <w:pStyle w:val="Heading2"/>
@@ -10134,8 +12530,8 @@
         <w:t xml:space="preserve">geciktirme değeriyle sunulmasıdır.</w:t>
       </w:r>
     </w:p>
-    <w:bookmarkEnd w:id="45"/>
-    <w:bookmarkStart w:id="46" w:name="X069206e47b5d3456bffa482ea7f7b87ba33e109"/>
+    <w:bookmarkEnd w:id="65"/>
+    <w:bookmarkStart w:id="66" w:name="X069206e47b5d3456bffa482ea7f7b87ba33e109"/>
     <w:p>
       <w:pPr>
         <w:pStyle w:val="Heading2"/>
@@ -10173,7 +12569,7 @@
         <w:pStyle w:val="Compact"/>
         <w:numPr>
           <w:ilvl w:val="0"/>
-          <w:numId w:val="1008"/>
+          <w:numId w:val="1023"/>
         </w:numPr>
       </w:pPr>
       <w:r>
@@ -10195,7 +12591,7 @@
         <w:pStyle w:val="Compact"/>
         <w:numPr>
           <w:ilvl w:val="1"/>
-          <w:numId w:val="1009"/>
+          <w:numId w:val="1024"/>
         </w:numPr>
       </w:pPr>
       <w:r>
@@ -10237,7 +12633,7 @@
         <w:pStyle w:val="Compact"/>
         <w:numPr>
           <w:ilvl w:val="0"/>
-          <w:numId w:val="1008"/>
+          <w:numId w:val="1023"/>
         </w:numPr>
       </w:pPr>
       <w:r>
@@ -10280,7 +12676,7 @@
         <w:pStyle w:val="Compact"/>
         <w:numPr>
           <w:ilvl w:val="0"/>
-          <w:numId w:val="1008"/>
+          <w:numId w:val="1023"/>
         </w:numPr>
       </w:pPr>
       <w:r>
@@ -10318,7 +12714,7 @@
         <w:pStyle w:val="Compact"/>
         <w:numPr>
           <w:ilvl w:val="0"/>
-          <w:numId w:val="1008"/>
+          <w:numId w:val="1023"/>
         </w:numPr>
       </w:pPr>
       <w:r>
@@ -10432,8 +12828,8 @@
         <w:t xml:space="preserve">sayılır; kanıt sayılmaz.</w:t>
       </w:r>
     </w:p>
-    <w:bookmarkEnd w:id="46"/>
-    <w:bookmarkStart w:id="47" w:name="kendini-sınama"/>
+    <w:bookmarkEnd w:id="66"/>
+    <w:bookmarkStart w:id="67" w:name="kendini-sınama"/>
     <w:p>
       <w:pPr>
         <w:pStyle w:val="Heading2"/>
@@ -11175,8 +13571,8 @@
         <w:t xml:space="preserve">güçlü ama sanallaştırma değil; sürümde tohumla çeşitlendir.</w:t>
       </w:r>
     </w:p>
-    <w:bookmarkEnd w:id="47"/>
-    <w:bookmarkStart w:id="48" w:name="kaynaklar-ve-ileri-okuma"/>
+    <w:bookmarkEnd w:id="67"/>
+    <w:bookmarkStart w:id="68" w:name="kaynaklar-ve-ileri-okuma"/>
     <w:p>
       <w:pPr>
         <w:pStyle w:val="Heading2"/>
@@ -11190,7 +13586,7 @@
         <w:pStyle w:val="Compact"/>
         <w:numPr>
           <w:ilvl w:val="0"/>
-          <w:numId w:val="1010"/>
+          <w:numId w:val="1025"/>
         </w:numPr>
       </w:pPr>
       <w:r>
@@ -11218,7 +13614,7 @@
         <w:pStyle w:val="Compact"/>
         <w:numPr>
           <w:ilvl w:val="0"/>
-          <w:numId w:val="1010"/>
+          <w:numId w:val="1025"/>
         </w:numPr>
       </w:pPr>
       <w:r>
@@ -11246,7 +13642,7 @@
         <w:pStyle w:val="Compact"/>
         <w:numPr>
           <w:ilvl w:val="0"/>
-          <w:numId w:val="1010"/>
+          <w:numId w:val="1025"/>
         </w:numPr>
       </w:pPr>
       <w:r>
@@ -11274,7 +13670,7 @@
         <w:pStyle w:val="Compact"/>
         <w:numPr>
           <w:ilvl w:val="0"/>
-          <w:numId w:val="1010"/>
+          <w:numId w:val="1025"/>
         </w:numPr>
       </w:pPr>
       <w:r>
@@ -11298,7 +13694,7 @@
         <w:pStyle w:val="Compact"/>
         <w:numPr>
           <w:ilvl w:val="0"/>
-          <w:numId w:val="1010"/>
+          <w:numId w:val="1025"/>
         </w:numPr>
       </w:pPr>
       <w:r>
@@ -11310,7 +13706,7 @@
         <w:pStyle w:val="Compact"/>
         <w:numPr>
           <w:ilvl w:val="0"/>
-          <w:numId w:val="1010"/>
+          <w:numId w:val="1025"/>
         </w:numPr>
       </w:pPr>
       <w:r>
@@ -11371,8 +13767,8 @@
         <w:t xml:space="preserve">haftada bu haftaki kuralların otomatik karşılığı (Tigress) gelir.</w:t>
       </w:r>
     </w:p>
-    <w:bookmarkEnd w:id="48"/>
-    <w:bookmarkEnd w:id="49"/>
+    <w:bookmarkEnd w:id="68"/>
+    <w:bookmarkEnd w:id="69"/>
     <w:sectPr>
       <w:headerReference r:id="rId9" w:type="default"/>
       <w:footerReference r:id="rId10" w:type="default"/>
@@ -11821,6 +14217,51 @@
     <w:abstractNumId w:val="991"/>
   </w:num>
   <w:num w:numId="1005">
+    <w:abstractNumId w:val="991"/>
+  </w:num>
+  <w:num w:numId="1006">
+    <w:abstractNumId w:val="991"/>
+  </w:num>
+  <w:num w:numId="1007">
+    <w:abstractNumId w:val="991"/>
+  </w:num>
+  <w:num w:numId="1008">
+    <w:abstractNumId w:val="991"/>
+  </w:num>
+  <w:num w:numId="1009">
+    <w:abstractNumId w:val="991"/>
+  </w:num>
+  <w:num w:numId="1010">
+    <w:abstractNumId w:val="991"/>
+  </w:num>
+  <w:num w:numId="1011">
+    <w:abstractNumId w:val="991"/>
+  </w:num>
+  <w:num w:numId="1012">
+    <w:abstractNumId w:val="991"/>
+  </w:num>
+  <w:num w:numId="1013">
+    <w:abstractNumId w:val="991"/>
+  </w:num>
+  <w:num w:numId="1014">
+    <w:abstractNumId w:val="991"/>
+  </w:num>
+  <w:num w:numId="1015">
+    <w:abstractNumId w:val="991"/>
+  </w:num>
+  <w:num w:numId="1016">
+    <w:abstractNumId w:val="991"/>
+  </w:num>
+  <w:num w:numId="1017">
+    <w:abstractNumId w:val="991"/>
+  </w:num>
+  <w:num w:numId="1018">
+    <w:abstractNumId w:val="991"/>
+  </w:num>
+  <w:num w:numId="1019">
+    <w:abstractNumId w:val="991"/>
+  </w:num>
+  <w:num w:numId="1020">
     <w:abstractNumId w:val="99411"/>
     <w:lvlOverride w:ilvl="0">
       <w:startOverride w:val="1"/>
@@ -11850,13 +14291,13 @@
       <w:startOverride w:val="1"/>
     </w:lvlOverride>
   </w:num>
-  <w:num w:numId="1006">
+  <w:num w:numId="1021">
     <w:abstractNumId w:val="991"/>
   </w:num>
-  <w:num w:numId="1007">
+  <w:num w:numId="1022">
     <w:abstractNumId w:val="991"/>
   </w:num>
-  <w:num w:numId="1008">
+  <w:num w:numId="1023">
     <w:abstractNumId w:val="99411"/>
     <w:lvlOverride w:ilvl="0">
       <w:startOverride w:val="1"/>
@@ -11886,7 +14327,7 @@
       <w:startOverride w:val="1"/>
     </w:lvlOverride>
   </w:num>
-  <w:num w:numId="1009">
+  <w:num w:numId="1024">
     <w:abstractNumId w:val="99411"/>
     <w:lvlOverride w:ilvl="0">
       <w:startOverride w:val="1"/>
@@ -11916,7 +14357,7 @@
       <w:startOverride w:val="1"/>
     </w:lvlOverride>
   </w:num>
-  <w:num w:numId="1010">
+  <w:num w:numId="1025">
     <w:abstractNumId w:val="991"/>
   </w:num>
 </w:numbering>

--- a/docs/week-9/cen429-week-9-ders-notu.tr.docx
+++ b/docs/week-9/cen429-week-9-ders-notu.tr.docx
@@ -4013,14 +4013,14 @@
       <w:r>
         <w:drawing>
           <wp:inline>
-            <wp:extent cx="5759999" cy="468090"/>
+            <wp:extent cx="5759999" cy="2919568"/>
             <wp:effectExtent b="0" l="0" r="0" t="0"/>
-            <wp:docPr descr="" title="" id="42" name="Picture"/>
+            <wp:docPr descr="Gizlemenin beş ailesi: düzen, veri, kontrol akışı, önleyici, sanallaştırma; aşağıdan yukarı güç ve maliyet artar" title="" id="42" name="Picture"/>
             <a:graphic>
               <a:graphicData uri="http://schemas.openxmlformats.org/drawingml/2006/picture">
                 <pic:pic>
                   <pic:nvPicPr>
-                    <pic:cNvPr descr="diyagram-1.png" id="43" name="Picture"/>
+                    <pic:cNvPr descr="h09-01-bes-aile.png" id="43" name="Picture"/>
                     <pic:cNvPicPr>
                       <a:picLocks noChangeArrowheads="1" noChangeAspect="1"/>
                     </pic:cNvPicPr>
@@ -4034,7 +4034,7 @@
                   <pic:spPr bwMode="auto">
                     <a:xfrm>
                       <a:off x="0" y="0"/>
-                      <a:ext cx="5759999" cy="468090"/>
+                      <a:ext cx="5759999" cy="2919568"/>
                     </a:xfrm>
                     <a:prstGeom prst="rect">
                       <a:avLst/>

--- a/docs/week-9/cen429-week-9-ders-notu.tr.docx
+++ b/docs/week-9/cen429-week-9-ders-notu.tr.docx
@@ -2,7 +2,7 @@
 <file path=word/document.xml><?xml version="1.0" encoding="utf-8"?>
 <w:document xmlns:w="http://schemas.openxmlformats.org/wordprocessingml/2006/main" xmlns:m="http://schemas.openxmlformats.org/officeDocument/2006/math" xmlns:r="http://schemas.openxmlformats.org/officeDocument/2006/relationships" xmlns:o="urn:schemas-microsoft-com:office:office" xmlns:v="urn:schemas-microsoft-com:vml" xmlns:w10="urn:schemas-microsoft-com:office:word" xmlns:a="http://schemas.openxmlformats.org/drawingml/2006/main" xmlns:pic="http://schemas.openxmlformats.org/drawingml/2006/picture" xmlns:wp="http://schemas.openxmlformats.org/drawingml/2006/wordprocessingDrawing">
   <w:body>
-    <w:bookmarkStart w:id="69" w:name="X82a2f3eaa5d29f3998ba6064b8d893a1228b0c7"/>
+    <w:bookmarkStart w:id="93" w:name="X82a2f3eaa5d29f3998ba6064b8d893a1228b0c7"/>
     <w:p>
       <w:pPr>
         <w:pStyle w:val="Heading1"/>
@@ -3168,7 +3168,7 @@
     </w:p>
     <w:bookmarkEnd w:id="38"/>
     <w:bookmarkEnd w:id="39"/>
-    <w:bookmarkStart w:id="40" w:name="gizleme-neden-bir-güvenlik-kuralıdır"/>
+    <w:bookmarkStart w:id="43" w:name="gizleme-neden-bir-güvenlik-kuralıdır"/>
     <w:p>
       <w:pPr>
         <w:pStyle w:val="Heading2"/>
@@ -3267,743 +3267,6 @@
       </w:r>
       <w:r>
         <w:t xml:space="preserve">tarafındaki hiçbir güvenlik denetimi burada geçerli değildir; çünkü kod saldırganın makinesinde çalışır.</w:t>
-      </w:r>
-    </w:p>
-    <w:p>
-      <w:pPr>
-        <w:pStyle w:val="BlockText"/>
-      </w:pPr>
-      <w:r>
-        <w:rPr>
-          <w:b/>
-          <w:bCs/>
-        </w:rPr>
-        <w:t xml:space="preserve">Kısa tarihçe: kod gizleme nereden geldi?</w:t>
-      </w:r>
-    </w:p>
-    <w:p>
-      <w:pPr>
-        <w:pStyle w:val="Compact"/>
-        <w:numPr>
-          <w:ilvl w:val="0"/>
-          <w:numId w:val="1017"/>
-        </w:numPr>
-      </w:pPr>
-      <w:r>
-        <w:rPr>
-          <w:b/>
-          <w:bCs/>
-        </w:rPr>
-        <w:t xml:space="preserve">1976</w:t>
-      </w:r>
-      <w:r>
-        <w:t xml:space="preserve"> </w:t>
-      </w:r>
-      <w:r>
-        <w:t xml:space="preserve">— Diffie &amp; Hellman, bir programı</w:t>
-      </w:r>
-      <w:r>
-        <w:t xml:space="preserve"> </w:t>
-      </w:r>
-      <w:r>
-        <w:t xml:space="preserve">“anlaşılmaz ama çalışır”</w:t>
-      </w:r>
-      <w:r>
-        <w:t xml:space="preserve"> </w:t>
-      </w:r>
-      <w:r>
-        <w:t xml:space="preserve">kılma fikrini ilk kez tartışır (gizlilik-yoluyla değil,</w:t>
-      </w:r>
-      <w:r>
-        <w:t xml:space="preserve"> </w:t>
-      </w:r>
-      <w:r>
-        <w:rPr>
-          <w:b/>
-          <w:bCs/>
-        </w:rPr>
-        <w:t xml:space="preserve">çaba-yoluyla</w:t>
-      </w:r>
-      <w:r>
-        <w:t xml:space="preserve"> </w:t>
-      </w:r>
-      <w:r>
-        <w:t xml:space="preserve">koruma).</w:t>
-      </w:r>
-    </w:p>
-    <w:p>
-      <w:pPr>
-        <w:pStyle w:val="Compact"/>
-        <w:numPr>
-          <w:ilvl w:val="0"/>
-          <w:numId w:val="1017"/>
-        </w:numPr>
-      </w:pPr>
-      <w:r>
-        <w:rPr>
-          <w:b/>
-          <w:bCs/>
-        </w:rPr>
-        <w:t xml:space="preserve">1997</w:t>
-      </w:r>
-      <w:r>
-        <w:t xml:space="preserve"> </w:t>
-      </w:r>
-      <w:r>
-        <w:t xml:space="preserve">— Collberg, Thomborson ve Low ilk</w:t>
-      </w:r>
-      <w:r>
-        <w:t xml:space="preserve"> </w:t>
-      </w:r>
-      <w:r>
-        <w:rPr>
-          <w:b/>
-          <w:bCs/>
-        </w:rPr>
-        <w:t xml:space="preserve">gizleme taksonomisini</w:t>
-      </w:r>
-      <w:r>
-        <w:t xml:space="preserve"> </w:t>
-      </w:r>
-      <w:r>
-        <w:t xml:space="preserve">(düzen · veri · kontrol akışı · önleyici) ve</w:t>
-      </w:r>
-      <w:r>
-        <w:t xml:space="preserve"> </w:t>
-      </w:r>
-      <w:r>
-        <w:rPr>
-          <w:i/>
-          <w:iCs/>
-        </w:rPr>
-        <w:t xml:space="preserve">güç–dayanıklılık–gizlilik–maliyet</w:t>
-      </w:r>
-      <w:r>
-        <w:t xml:space="preserve"> </w:t>
-      </w:r>
-      <w:r>
-        <w:t xml:space="preserve">çerçevesini yayımlar. Bu dersteki</w:t>
-      </w:r>
-      <w:r>
-        <w:t xml:space="preserve"> </w:t>
-      </w:r>
-      <w:r>
-        <w:rPr>
-          <w:b/>
-          <w:bCs/>
-        </w:rPr>
-        <w:t xml:space="preserve">beş aile</w:t>
-      </w:r>
-      <w:r>
-        <w:t xml:space="preserve"> </w:t>
-      </w:r>
-      <w:r>
-        <w:t xml:space="preserve">buradan gelir.</w:t>
-      </w:r>
-    </w:p>
-    <w:p>
-      <w:pPr>
-        <w:pStyle w:val="Compact"/>
-        <w:numPr>
-          <w:ilvl w:val="0"/>
-          <w:numId w:val="1017"/>
-        </w:numPr>
-      </w:pPr>
-      <w:r>
-        <w:rPr>
-          <w:b/>
-          <w:bCs/>
-        </w:rPr>
-        <w:t xml:space="preserve">2001</w:t>
-      </w:r>
-      <w:r>
-        <w:t xml:space="preserve"> </w:t>
-      </w:r>
-      <w:r>
-        <w:t xml:space="preserve">— Barak vd.</w:t>
-      </w:r>
-      <w:r>
-        <w:t xml:space="preserve"> </w:t>
-      </w:r>
-      <w:r>
-        <w:t xml:space="preserve">“kusursuz (kara-kutu) gizleme genel olarak</w:t>
-      </w:r>
-      <w:r>
-        <w:t xml:space="preserve"> </w:t>
-      </w:r>
-      <w:r>
-        <w:rPr>
-          <w:b/>
-          <w:bCs/>
-        </w:rPr>
-        <w:t xml:space="preserve">imkânsızdır</w:t>
-      </w:r>
-      <w:r>
-        <w:t xml:space="preserve">”</w:t>
-      </w:r>
-      <w:r>
-        <w:t xml:space="preserve"> </w:t>
-      </w:r>
-      <w:r>
-        <w:t xml:space="preserve">teoremini kanıtlar → gizleme bu yüzden</w:t>
-      </w:r>
-      <w:r>
-        <w:t xml:space="preserve"> </w:t>
-      </w:r>
-      <w:r>
-        <w:t xml:space="preserve">“kırılamazlık”</w:t>
-      </w:r>
-      <w:r>
-        <w:t xml:space="preserve"> </w:t>
-      </w:r>
-      <w:r>
-        <w:t xml:space="preserve">değil,</w:t>
-      </w:r>
-      <w:r>
-        <w:t xml:space="preserve"> </w:t>
-      </w:r>
-      <w:r>
-        <w:rPr>
-          <w:b/>
-          <w:bCs/>
-        </w:rPr>
-        <w:t xml:space="preserve">maliyet</w:t>
-      </w:r>
-      <w:r>
-        <w:t xml:space="preserve"> </w:t>
-      </w:r>
-      <w:r>
-        <w:t xml:space="preserve">olarak öğretilir.</w:t>
-      </w:r>
-    </w:p>
-    <w:p>
-      <w:pPr>
-        <w:pStyle w:val="Compact"/>
-        <w:numPr>
-          <w:ilvl w:val="0"/>
-          <w:numId w:val="1017"/>
-        </w:numPr>
-      </w:pPr>
-      <w:r>
-        <w:rPr>
-          <w:b/>
-          <w:bCs/>
-        </w:rPr>
-        <w:t xml:space="preserve">2002</w:t>
-      </w:r>
-      <w:r>
-        <w:t xml:space="preserve"> </w:t>
-      </w:r>
-      <w:r>
-        <w:t xml:space="preserve">— Chow vd.</w:t>
-      </w:r>
-      <w:r>
-        <w:t xml:space="preserve"> </w:t>
-      </w:r>
-      <w:r>
-        <w:rPr>
-          <w:b/>
-          <w:bCs/>
-        </w:rPr>
-        <w:t xml:space="preserve">whitebox AES</w:t>
-      </w:r>
-      <w:r>
-        <w:t xml:space="preserve"> </w:t>
-      </w:r>
-      <w:r>
-        <w:t xml:space="preserve">ile anahtarı yazılıma gömme fikrini başlatır (11. hafta).</w:t>
-      </w:r>
-    </w:p>
-    <w:p>
-      <w:pPr>
-        <w:pStyle w:val="Compact"/>
-        <w:numPr>
-          <w:ilvl w:val="0"/>
-          <w:numId w:val="1017"/>
-        </w:numPr>
-      </w:pPr>
-      <w:r>
-        <w:rPr>
-          <w:b/>
-          <w:bCs/>
-        </w:rPr>
-        <w:t xml:space="preserve">2010’lar</w:t>
-      </w:r>
-      <w:r>
-        <w:t xml:space="preserve"> </w:t>
-      </w:r>
-      <w:r>
-        <w:t xml:space="preserve">— DRM, mobil bankacılık ve oyun sektörü gizlemeyi yaygınlaştırır;</w:t>
-      </w:r>
-      <w:r>
-        <w:t xml:space="preserve"> </w:t>
-      </w:r>
-      <w:r>
-        <w:rPr>
-          <w:b/>
-          <w:bCs/>
-        </w:rPr>
-        <w:t xml:space="preserve">Tigress</w:t>
-      </w:r>
-      <w:r>
-        <w:t xml:space="preserve"> </w:t>
-      </w:r>
-      <w:r>
-        <w:t xml:space="preserve">(Collberg) ve</w:t>
-      </w:r>
-      <w:r>
-        <w:t xml:space="preserve"> </w:t>
-      </w:r>
-      <w:r>
-        <w:rPr>
-          <w:b/>
-          <w:bCs/>
-        </w:rPr>
-        <w:t xml:space="preserve">Obfuscator-LLVM</w:t>
-      </w:r>
-      <w:r>
-        <w:t xml:space="preserve"> </w:t>
-      </w:r>
-      <w:r>
-        <w:t xml:space="preserve">işi araç hâline getirir (14. hafta).</w:t>
-      </w:r>
-    </w:p>
-    <w:p>
-      <w:pPr>
-        <w:pStyle w:val="BlockText"/>
-      </w:pPr>
-      <w:r>
-        <w:t xml:space="preserve">Yani gizleme, akademik bir</w:t>
-      </w:r>
-      <w:r>
-        <w:t xml:space="preserve"> </w:t>
-      </w:r>
-      <w:r>
-        <w:rPr>
-          <w:b/>
-          <w:bCs/>
-        </w:rPr>
-        <w:t xml:space="preserve">imkânsızlık</w:t>
-      </w:r>
-      <w:r>
-        <w:t xml:space="preserve"> </w:t>
-      </w:r>
-      <w:r>
-        <w:t xml:space="preserve">sonucunun üzerine kurulmuş</w:t>
-      </w:r>
-      <w:r>
-        <w:t xml:space="preserve"> </w:t>
-      </w:r>
-      <w:r>
-        <w:rPr>
-          <w:b/>
-          <w:bCs/>
-        </w:rPr>
-        <w:t xml:space="preserve">pratik bir geciktirme</w:t>
-      </w:r>
-      <w:r>
-        <w:t xml:space="preserve"> </w:t>
-      </w:r>
-      <w:r>
-        <w:t xml:space="preserve">disiplinidir.</w:t>
-      </w:r>
-    </w:p>
-    <w:p>
-      <w:pPr>
-        <w:pStyle w:val="FirstParagraph"/>
-      </w:pPr>
-      <w:r>
-        <w:t xml:space="preserve">Bu modelde bir gerçekle başlamak dürüstlüktür:</w:t>
-      </w:r>
-      <w:r>
-        <w:t xml:space="preserve"> </w:t>
-      </w:r>
-      <w:r>
-        <w:rPr>
-          <w:b/>
-          <w:bCs/>
-        </w:rPr>
-        <w:t xml:space="preserve">yeterli zamanı, becerisi ve motivasyonu olan bir saldırgan her</w:t>
-      </w:r>
-      <w:r>
-        <w:rPr>
-          <w:b/>
-          <w:bCs/>
-        </w:rPr>
-        <w:t xml:space="preserve"> </w:t>
-      </w:r>
-      <w:r>
-        <w:rPr>
-          <w:b/>
-          <w:bCs/>
-        </w:rPr>
-        <w:t xml:space="preserve">gizlemeyi eninde sonunda çözer.</w:t>
-      </w:r>
-      <w:r>
-        <w:t xml:space="preserve"> </w:t>
-      </w:r>
-      <w:r>
-        <w:t xml:space="preserve">Cookbook bunu açıkça söyler (Tarif 12.1): anti-tampering önlemleri</w:t>
-      </w:r>
-      <w:r>
-        <w:t xml:space="preserve"> </w:t>
-      </w:r>
-      <w:r>
-        <w:t xml:space="preserve">“kırılamaz”</w:t>
-      </w:r>
-      <w:r>
-        <w:t xml:space="preserve"> </w:t>
-      </w:r>
-      <w:r>
-        <w:t xml:space="preserve">değildir; amaçları</w:t>
-      </w:r>
-      <w:r>
-        <w:t xml:space="preserve"> </w:t>
-      </w:r>
-      <w:r>
-        <w:rPr>
-          <w:b/>
-          <w:bCs/>
-        </w:rPr>
-        <w:t xml:space="preserve">kırmayı ekonomik olmaktan çıkarmaktır</w:t>
-      </w:r>
-      <w:r>
-        <w:t xml:space="preserve">. O yüzden gizlemeyi bir sır saklama yöntemi değil, bir</w:t>
-      </w:r>
-      <w:r>
-        <w:t xml:space="preserve"> </w:t>
-      </w:r>
-      <w:r>
-        <w:rPr>
-          <w:b/>
-          <w:bCs/>
-        </w:rPr>
-        <w:t xml:space="preserve">maliyet yükseltme kuralı</w:t>
-      </w:r>
-      <w:r>
-        <w:t xml:space="preserve"> </w:t>
-      </w:r>
-      <w:r>
-        <w:t xml:space="preserve">olarak ele alırız:</w:t>
-      </w:r>
-    </w:p>
-    <w:p>
-      <w:pPr>
-        <w:pStyle w:val="Compact"/>
-        <w:numPr>
-          <w:ilvl w:val="0"/>
-          <w:numId w:val="1018"/>
-        </w:numPr>
-      </w:pPr>
-      <w:r>
-        <w:rPr>
-          <w:b/>
-          <w:bCs/>
-        </w:rPr>
-        <w:t xml:space="preserve">Kural 1 — Maliyeti değerin üstüne çıkar.</w:t>
-      </w:r>
-      <w:r>
-        <w:t xml:space="preserve"> </w:t>
-      </w:r>
-      <w:r>
-        <w:t xml:space="preserve">Saldırıyı, korunan varlığın değerinden daha pahalı hale getir. 10 TL’lik</w:t>
-      </w:r>
-      <w:r>
-        <w:t xml:space="preserve"> </w:t>
-      </w:r>
-      <w:r>
-        <w:t xml:space="preserve">bir sırrı 1000 TL’lik bir çabayla korumak akıldışıdır; tersi de geçerlidir.</w:t>
-      </w:r>
-    </w:p>
-    <w:p>
-      <w:pPr>
-        <w:pStyle w:val="Compact"/>
-        <w:numPr>
-          <w:ilvl w:val="0"/>
-          <w:numId w:val="1018"/>
-        </w:numPr>
-      </w:pPr>
-      <w:r>
-        <w:rPr>
-          <w:b/>
-          <w:bCs/>
-        </w:rPr>
-        <w:t xml:space="preserve">Kural 2 — Otomasyonu kır.</w:t>
-      </w:r>
-      <w:r>
-        <w:t xml:space="preserve"> </w:t>
-      </w:r>
-      <w:r>
-        <w:t xml:space="preserve">Bir kopyada işe yarayan saldırının bütün kopyalarda otomatik işe yaramamasını sağla.</w:t>
-      </w:r>
-      <w:r>
-        <w:t xml:space="preserve"> </w:t>
-      </w:r>
-      <w:r>
-        <w:t xml:space="preserve">Bunun adı</w:t>
-      </w:r>
-      <w:r>
-        <w:t xml:space="preserve"> </w:t>
-      </w:r>
-      <w:r>
-        <w:rPr>
-          <w:b/>
-          <w:bCs/>
-        </w:rPr>
-        <w:t xml:space="preserve">çeşitlendirmedir</w:t>
-      </w:r>
-      <w:r>
-        <w:t xml:space="preserve"> </w:t>
-      </w:r>
-      <w:r>
-        <w:t xml:space="preserve">(bu haftanın 5. bölümü, 14. haftada araçla).</w:t>
-      </w:r>
-    </w:p>
-    <w:p>
-      <w:pPr>
-        <w:pStyle w:val="Compact"/>
-        <w:numPr>
-          <w:ilvl w:val="0"/>
-          <w:numId w:val="1018"/>
-        </w:numPr>
-      </w:pPr>
-      <w:r>
-        <w:rPr>
-          <w:b/>
-          <w:bCs/>
-        </w:rPr>
-        <w:t xml:space="preserve">Kural 3 — Diğer katmanlara zaman kazandır.</w:t>
-      </w:r>
-      <w:r>
-        <w:t xml:space="preserve"> </w:t>
-      </w:r>
-      <w:r>
-        <w:t xml:space="preserve">Gizleme tek başına bir savunma değildir; RASP (6. hafta), bütünlük</w:t>
-      </w:r>
-      <w:r>
-        <w:t xml:space="preserve"> </w:t>
-      </w:r>
-      <w:r>
-        <w:t xml:space="preserve">denetimi, sunucu tarafı denetimler ve anahtar yenileme için</w:t>
-      </w:r>
-      <w:r>
-        <w:t xml:space="preserve"> </w:t>
-      </w:r>
-      <w:r>
-        <w:rPr>
-          <w:b/>
-          <w:bCs/>
-        </w:rPr>
-        <w:t xml:space="preserve">zaman kazandıran</w:t>
-      </w:r>
-      <w:r>
-        <w:t xml:space="preserve"> </w:t>
-      </w:r>
-      <w:r>
-        <w:t xml:space="preserve">bir katmandır. Anahtar</w:t>
-      </w:r>
-      <w:r>
-        <w:t xml:space="preserve"> </w:t>
-      </w:r>
-      <w:r>
-        <w:t xml:space="preserve">yenilenene, sürüm güncellenene kadar dayanması yeter.</w:t>
-      </w:r>
-    </w:p>
-    <w:p>
-      <w:pPr>
-        <w:pStyle w:val="BlockText"/>
-      </w:pPr>
-      <w:r>
-        <w:rPr>
-          <w:b/>
-          <w:bCs/>
-        </w:rPr>
-        <w:t xml:space="preserve">Kaynağın dili</w:t>
-      </w:r>
-    </w:p>
-    <w:p>
-      <w:pPr>
-        <w:pStyle w:val="BlockText"/>
-      </w:pPr>
-      <w:r>
-        <w:t xml:space="preserve">Teknik kılavuz her koruma önlemini üç başlıkla yazar:</w:t>
-      </w:r>
-      <w:r>
-        <w:t xml:space="preserve"> </w:t>
-      </w:r>
-      <w:r>
-        <w:rPr>
-          <w:b/>
-          <w:bCs/>
-        </w:rPr>
-        <w:t xml:space="preserve">Açıklama</w:t>
-      </w:r>
-      <w:r>
-        <w:t xml:space="preserve"> </w:t>
-      </w:r>
-      <w:r>
-        <w:t xml:space="preserve">(neyi korur),</w:t>
-      </w:r>
-      <w:r>
-        <w:t xml:space="preserve"> </w:t>
-      </w:r>
-      <w:r>
-        <w:rPr>
-          <w:b/>
-          <w:bCs/>
-        </w:rPr>
-        <w:t xml:space="preserve">Uygulama</w:t>
-      </w:r>
-      <w:r>
-        <w:t xml:space="preserve"> </w:t>
-      </w:r>
-      <w:r>
-        <w:t xml:space="preserve">(nasıl yapılır) ve</w:t>
-      </w:r>
-      <w:r>
-        <w:t xml:space="preserve"> </w:t>
-      </w:r>
-      <w:r>
-        <w:rPr>
-          <w:b/>
-          <w:bCs/>
-        </w:rPr>
-        <w:t xml:space="preserve">Örnek Kullanım</w:t>
-      </w:r>
-      <w:r>
-        <w:t xml:space="preserve"> </w:t>
-      </w:r>
-      <w:r>
-        <w:t xml:space="preserve">(nerede kullanılır), çoğu zaman bir</w:t>
-      </w:r>
-      <w:r>
-        <w:t xml:space="preserve"> </w:t>
-      </w:r>
-      <w:r>
-        <w:rPr>
-          <w:b/>
-          <w:bCs/>
-        </w:rPr>
-        <w:t xml:space="preserve">uyum gereksinimi kimliğiyle</w:t>
-      </w:r>
-      <w:r>
-        <w:t xml:space="preserve"> </w:t>
-      </w:r>
-      <w:r>
-        <w:t xml:space="preserve">birlikte (ör. bir ödeme</w:t>
-      </w:r>
-      <w:r>
-        <w:t xml:space="preserve"> </w:t>
-      </w:r>
-      <w:r>
-        <w:t xml:space="preserve">şemasının</w:t>
-      </w:r>
-      <w:r>
-        <w:t xml:space="preserve"> </w:t>
-      </w:r>
-      <w:r>
-        <w:t xml:space="preserve">“hassas veri düz metin loglanmaz”</w:t>
-      </w:r>
-      <w:r>
-        <w:t xml:space="preserve"> </w:t>
-      </w:r>
-      <w:r>
-        <w:t xml:space="preserve">maddesi). Biz de bu hafta her tekniği aynı disiplinle, bir</w:t>
-      </w:r>
-      <w:r>
-        <w:t xml:space="preserve"> </w:t>
-      </w:r>
-      <w:r>
-        <w:rPr>
-          <w:b/>
-          <w:bCs/>
-        </w:rPr>
-        <w:t xml:space="preserve">kural</w:t>
-      </w:r>
-      <w:r>
-        <w:t xml:space="preserve"> </w:t>
-      </w:r>
-      <w:r>
-        <w:t xml:space="preserve">olarak yazacağız:</w:t>
-      </w:r>
-      <w:r>
-        <w:t xml:space="preserve"> </w:t>
-      </w:r>
-      <w:r>
-        <w:rPr>
-          <w:i/>
-          <w:iCs/>
-        </w:rPr>
-        <w:t xml:space="preserve">neyi korur · nasıl · maliyeti · sınırı</w:t>
-      </w:r>
-      <w:r>
-        <w:t xml:space="preserve">.</w:t>
-      </w:r>
-    </w:p>
-    <w:bookmarkEnd w:id="40"/>
-    <w:bookmarkStart w:id="44" w:name="gizleme-taksonomisi-beş-aile"/>
-    <w:p>
-      <w:pPr>
-        <w:pStyle w:val="Heading2"/>
-      </w:pPr>
-      <w:r>
-        <w:t xml:space="preserve">2. Gizleme taksonomisi: beş aile</w:t>
-      </w:r>
-    </w:p>
-    <w:p>
-      <w:pPr>
-        <w:pStyle w:val="FirstParagraph"/>
-      </w:pPr>
-      <w:r>
-        <w:t xml:space="preserve">Collberg ve arkadaşlarının yazılım koruma dizisinden bu derse taşıdığımız sınıflandırma, gizlemeyi</w:t>
-      </w:r>
-      <w:r>
-        <w:t xml:space="preserve"> </w:t>
-      </w:r>
-      <w:r>
-        <w:rPr>
-          <w:b/>
-          <w:bCs/>
-        </w:rPr>
-        <w:t xml:space="preserve">neyi</w:t>
-      </w:r>
-      <w:r>
-        <w:rPr>
-          <w:b/>
-          <w:bCs/>
-        </w:rPr>
-        <w:t xml:space="preserve"> </w:t>
-      </w:r>
-      <w:r>
-        <w:rPr>
-          <w:b/>
-          <w:bCs/>
-        </w:rPr>
-        <w:t xml:space="preserve">gizlediğine</w:t>
-      </w:r>
-      <w:r>
-        <w:t xml:space="preserve"> </w:t>
-      </w:r>
-      <w:r>
-        <w:t xml:space="preserve">göre beş aileye ayırır. Bu harita 4. haftada tanıtıldı; burada her ailenin</w:t>
-      </w:r>
-      <w:r>
-        <w:t xml:space="preserve"> </w:t>
-      </w:r>
-      <w:r>
-        <w:t xml:space="preserve">“ne zaman kural haline</w:t>
-      </w:r>
-      <w:r>
-        <w:t xml:space="preserve"> </w:t>
-      </w:r>
-      <w:r>
-        <w:t xml:space="preserve">geldiğini”</w:t>
-      </w:r>
-      <w:r>
-        <w:t xml:space="preserve"> </w:t>
-      </w:r>
-      <w:r>
-        <w:t xml:space="preserve">netleştiriyoruz.</w:t>
       </w:r>
     </w:p>
     <w:p>
@@ -4013,20 +3276,20 @@
       <w:r>
         <w:drawing>
           <wp:inline>
-            <wp:extent cx="5759999" cy="2919568"/>
+            <wp:extent cx="5759999" cy="2470728"/>
             <wp:effectExtent b="0" l="0" r="0" t="0"/>
-            <wp:docPr descr="Gizlemenin beş ailesi: düzen, veri, kontrol akışı, önleyici, sanallaştırma; aşağıdan yukarı güç ve maliyet artar" title="" id="42" name="Picture"/>
+            <wp:docPr descr="Ağ saldırganı ile MATE saldırganının karşılaştırması" title="" id="41" name="Picture"/>
             <a:graphic>
               <a:graphicData uri="http://schemas.openxmlformats.org/drawingml/2006/picture">
                 <pic:pic>
                   <pic:nvPicPr>
-                    <pic:cNvPr descr="h09-01-bes-aile.png" id="43" name="Picture"/>
+                    <pic:cNvPr descr="h09-03-mate.png" id="42" name="Picture"/>
                     <pic:cNvPicPr>
                       <a:picLocks noChangeArrowheads="1" noChangeAspect="1"/>
                     </pic:cNvPicPr>
                   </pic:nvPicPr>
                   <pic:blipFill>
-                    <a:blip r:embed="rId41"/>
+                    <a:blip r:embed="rId40"/>
                     <a:stretch>
                       <a:fillRect/>
                     </a:stretch>
@@ -4034,7 +3297,791 @@
                   <pic:spPr bwMode="auto">
                     <a:xfrm>
                       <a:off x="0" y="0"/>
-                      <a:ext cx="5759999" cy="2919568"/>
+                      <a:ext cx="5759999" cy="2470728"/>
+                    </a:xfrm>
+                    <a:prstGeom prst="rect">
+                      <a:avLst/>
+                    </a:prstGeom>
+                    <a:noFill/>
+                    <a:ln w="9525">
+                      <a:noFill/>
+                      <a:headEnd/>
+                      <a:tailEnd/>
+                    </a:ln>
+                  </pic:spPr>
+                </pic:pic>
+              </a:graphicData>
+            </a:graphic>
+          </wp:inline>
+        </w:drawing>
+      </w:r>
+    </w:p>
+    <w:p>
+      <w:pPr>
+        <w:pStyle w:val="BlockText"/>
+      </w:pPr>
+      <w:r>
+        <w:rPr>
+          <w:b/>
+          <w:bCs/>
+        </w:rPr>
+        <w:t xml:space="preserve">Kısa tarihçe: kod gizleme nereden geldi?</w:t>
+      </w:r>
+    </w:p>
+    <w:p>
+      <w:pPr>
+        <w:pStyle w:val="Compact"/>
+        <w:numPr>
+          <w:ilvl w:val="0"/>
+          <w:numId w:val="1017"/>
+        </w:numPr>
+      </w:pPr>
+      <w:r>
+        <w:rPr>
+          <w:b/>
+          <w:bCs/>
+        </w:rPr>
+        <w:t xml:space="preserve">1976</w:t>
+      </w:r>
+      <w:r>
+        <w:t xml:space="preserve"> </w:t>
+      </w:r>
+      <w:r>
+        <w:t xml:space="preserve">— Diffie &amp; Hellman, bir programı</w:t>
+      </w:r>
+      <w:r>
+        <w:t xml:space="preserve"> </w:t>
+      </w:r>
+      <w:r>
+        <w:t xml:space="preserve">“anlaşılmaz ama çalışır”</w:t>
+      </w:r>
+      <w:r>
+        <w:t xml:space="preserve"> </w:t>
+      </w:r>
+      <w:r>
+        <w:t xml:space="preserve">kılma fikrini ilk kez tartışır (gizlilik-yoluyla değil,</w:t>
+      </w:r>
+      <w:r>
+        <w:t xml:space="preserve"> </w:t>
+      </w:r>
+      <w:r>
+        <w:rPr>
+          <w:b/>
+          <w:bCs/>
+        </w:rPr>
+        <w:t xml:space="preserve">çaba-yoluyla</w:t>
+      </w:r>
+      <w:r>
+        <w:t xml:space="preserve"> </w:t>
+      </w:r>
+      <w:r>
+        <w:t xml:space="preserve">koruma).</w:t>
+      </w:r>
+    </w:p>
+    <w:p>
+      <w:pPr>
+        <w:pStyle w:val="Compact"/>
+        <w:numPr>
+          <w:ilvl w:val="0"/>
+          <w:numId w:val="1017"/>
+        </w:numPr>
+      </w:pPr>
+      <w:r>
+        <w:rPr>
+          <w:b/>
+          <w:bCs/>
+        </w:rPr>
+        <w:t xml:space="preserve">1997</w:t>
+      </w:r>
+      <w:r>
+        <w:t xml:space="preserve"> </w:t>
+      </w:r>
+      <w:r>
+        <w:t xml:space="preserve">— Collberg, Thomborson ve Low ilk</w:t>
+      </w:r>
+      <w:r>
+        <w:t xml:space="preserve"> </w:t>
+      </w:r>
+      <w:r>
+        <w:rPr>
+          <w:b/>
+          <w:bCs/>
+        </w:rPr>
+        <w:t xml:space="preserve">gizleme taksonomisini</w:t>
+      </w:r>
+      <w:r>
+        <w:t xml:space="preserve"> </w:t>
+      </w:r>
+      <w:r>
+        <w:t xml:space="preserve">(düzen · veri · kontrol akışı · önleyici) ve</w:t>
+      </w:r>
+      <w:r>
+        <w:t xml:space="preserve"> </w:t>
+      </w:r>
+      <w:r>
+        <w:rPr>
+          <w:i/>
+          <w:iCs/>
+        </w:rPr>
+        <w:t xml:space="preserve">güç–dayanıklılık–gizlilik–maliyet</w:t>
+      </w:r>
+      <w:r>
+        <w:t xml:space="preserve"> </w:t>
+      </w:r>
+      <w:r>
+        <w:t xml:space="preserve">çerçevesini yayımlar. Bu dersteki</w:t>
+      </w:r>
+      <w:r>
+        <w:t xml:space="preserve"> </w:t>
+      </w:r>
+      <w:r>
+        <w:rPr>
+          <w:b/>
+          <w:bCs/>
+        </w:rPr>
+        <w:t xml:space="preserve">beş aile</w:t>
+      </w:r>
+      <w:r>
+        <w:t xml:space="preserve"> </w:t>
+      </w:r>
+      <w:r>
+        <w:t xml:space="preserve">buradan gelir.</w:t>
+      </w:r>
+    </w:p>
+    <w:p>
+      <w:pPr>
+        <w:pStyle w:val="Compact"/>
+        <w:numPr>
+          <w:ilvl w:val="0"/>
+          <w:numId w:val="1017"/>
+        </w:numPr>
+      </w:pPr>
+      <w:r>
+        <w:rPr>
+          <w:b/>
+          <w:bCs/>
+        </w:rPr>
+        <w:t xml:space="preserve">2001</w:t>
+      </w:r>
+      <w:r>
+        <w:t xml:space="preserve"> </w:t>
+      </w:r>
+      <w:r>
+        <w:t xml:space="preserve">— Barak vd.</w:t>
+      </w:r>
+      <w:r>
+        <w:t xml:space="preserve"> </w:t>
+      </w:r>
+      <w:r>
+        <w:t xml:space="preserve">“kusursuz (kara-kutu) gizleme genel olarak</w:t>
+      </w:r>
+      <w:r>
+        <w:t xml:space="preserve"> </w:t>
+      </w:r>
+      <w:r>
+        <w:rPr>
+          <w:b/>
+          <w:bCs/>
+        </w:rPr>
+        <w:t xml:space="preserve">imkânsızdır</w:t>
+      </w:r>
+      <w:r>
+        <w:t xml:space="preserve">”</w:t>
+      </w:r>
+      <w:r>
+        <w:t xml:space="preserve"> </w:t>
+      </w:r>
+      <w:r>
+        <w:t xml:space="preserve">teoremini kanıtlar → gizleme bu yüzden</w:t>
+      </w:r>
+      <w:r>
+        <w:t xml:space="preserve"> </w:t>
+      </w:r>
+      <w:r>
+        <w:t xml:space="preserve">“kırılamazlık”</w:t>
+      </w:r>
+      <w:r>
+        <w:t xml:space="preserve"> </w:t>
+      </w:r>
+      <w:r>
+        <w:t xml:space="preserve">değil,</w:t>
+      </w:r>
+      <w:r>
+        <w:t xml:space="preserve"> </w:t>
+      </w:r>
+      <w:r>
+        <w:rPr>
+          <w:b/>
+          <w:bCs/>
+        </w:rPr>
+        <w:t xml:space="preserve">maliyet</w:t>
+      </w:r>
+      <w:r>
+        <w:t xml:space="preserve"> </w:t>
+      </w:r>
+      <w:r>
+        <w:t xml:space="preserve">olarak öğretilir.</w:t>
+      </w:r>
+    </w:p>
+    <w:p>
+      <w:pPr>
+        <w:pStyle w:val="Compact"/>
+        <w:numPr>
+          <w:ilvl w:val="0"/>
+          <w:numId w:val="1017"/>
+        </w:numPr>
+      </w:pPr>
+      <w:r>
+        <w:rPr>
+          <w:b/>
+          <w:bCs/>
+        </w:rPr>
+        <w:t xml:space="preserve">2002</w:t>
+      </w:r>
+      <w:r>
+        <w:t xml:space="preserve"> </w:t>
+      </w:r>
+      <w:r>
+        <w:t xml:space="preserve">— Chow vd.</w:t>
+      </w:r>
+      <w:r>
+        <w:t xml:space="preserve"> </w:t>
+      </w:r>
+      <w:r>
+        <w:rPr>
+          <w:b/>
+          <w:bCs/>
+        </w:rPr>
+        <w:t xml:space="preserve">whitebox AES</w:t>
+      </w:r>
+      <w:r>
+        <w:t xml:space="preserve"> </w:t>
+      </w:r>
+      <w:r>
+        <w:t xml:space="preserve">ile anahtarı yazılıma gömme fikrini başlatır (11. hafta).</w:t>
+      </w:r>
+    </w:p>
+    <w:p>
+      <w:pPr>
+        <w:pStyle w:val="Compact"/>
+        <w:numPr>
+          <w:ilvl w:val="0"/>
+          <w:numId w:val="1017"/>
+        </w:numPr>
+      </w:pPr>
+      <w:r>
+        <w:rPr>
+          <w:b/>
+          <w:bCs/>
+        </w:rPr>
+        <w:t xml:space="preserve">2010’lar</w:t>
+      </w:r>
+      <w:r>
+        <w:t xml:space="preserve"> </w:t>
+      </w:r>
+      <w:r>
+        <w:t xml:space="preserve">— DRM, mobil bankacılık ve oyun sektörü gizlemeyi yaygınlaştırır;</w:t>
+      </w:r>
+      <w:r>
+        <w:t xml:space="preserve"> </w:t>
+      </w:r>
+      <w:r>
+        <w:rPr>
+          <w:b/>
+          <w:bCs/>
+        </w:rPr>
+        <w:t xml:space="preserve">Tigress</w:t>
+      </w:r>
+      <w:r>
+        <w:t xml:space="preserve"> </w:t>
+      </w:r>
+      <w:r>
+        <w:t xml:space="preserve">(Collberg) ve</w:t>
+      </w:r>
+      <w:r>
+        <w:t xml:space="preserve"> </w:t>
+      </w:r>
+      <w:r>
+        <w:rPr>
+          <w:b/>
+          <w:bCs/>
+        </w:rPr>
+        <w:t xml:space="preserve">Obfuscator-LLVM</w:t>
+      </w:r>
+      <w:r>
+        <w:t xml:space="preserve"> </w:t>
+      </w:r>
+      <w:r>
+        <w:t xml:space="preserve">işi araç hâline getirir (14. hafta).</w:t>
+      </w:r>
+    </w:p>
+    <w:p>
+      <w:pPr>
+        <w:pStyle w:val="BlockText"/>
+      </w:pPr>
+      <w:r>
+        <w:t xml:space="preserve">Yani gizleme, akademik bir</w:t>
+      </w:r>
+      <w:r>
+        <w:t xml:space="preserve"> </w:t>
+      </w:r>
+      <w:r>
+        <w:rPr>
+          <w:b/>
+          <w:bCs/>
+        </w:rPr>
+        <w:t xml:space="preserve">imkânsızlık</w:t>
+      </w:r>
+      <w:r>
+        <w:t xml:space="preserve"> </w:t>
+      </w:r>
+      <w:r>
+        <w:t xml:space="preserve">sonucunun üzerine kurulmuş</w:t>
+      </w:r>
+      <w:r>
+        <w:t xml:space="preserve"> </w:t>
+      </w:r>
+      <w:r>
+        <w:rPr>
+          <w:b/>
+          <w:bCs/>
+        </w:rPr>
+        <w:t xml:space="preserve">pratik bir geciktirme</w:t>
+      </w:r>
+      <w:r>
+        <w:t xml:space="preserve"> </w:t>
+      </w:r>
+      <w:r>
+        <w:t xml:space="preserve">disiplinidir.</w:t>
+      </w:r>
+    </w:p>
+    <w:p>
+      <w:pPr>
+        <w:pStyle w:val="FirstParagraph"/>
+      </w:pPr>
+      <w:r>
+        <w:t xml:space="preserve">Bu modelde bir gerçekle başlamak dürüstlüktür:</w:t>
+      </w:r>
+      <w:r>
+        <w:t xml:space="preserve"> </w:t>
+      </w:r>
+      <w:r>
+        <w:rPr>
+          <w:b/>
+          <w:bCs/>
+        </w:rPr>
+        <w:t xml:space="preserve">yeterli zamanı, becerisi ve motivasyonu olan bir saldırgan her</w:t>
+      </w:r>
+      <w:r>
+        <w:rPr>
+          <w:b/>
+          <w:bCs/>
+        </w:rPr>
+        <w:t xml:space="preserve"> </w:t>
+      </w:r>
+      <w:r>
+        <w:rPr>
+          <w:b/>
+          <w:bCs/>
+        </w:rPr>
+        <w:t xml:space="preserve">gizlemeyi eninde sonunda çözer.</w:t>
+      </w:r>
+      <w:r>
+        <w:t xml:space="preserve"> </w:t>
+      </w:r>
+      <w:r>
+        <w:t xml:space="preserve">Cookbook bunu açıkça söyler (Tarif 12.1): anti-tampering önlemleri</w:t>
+      </w:r>
+      <w:r>
+        <w:t xml:space="preserve"> </w:t>
+      </w:r>
+      <w:r>
+        <w:t xml:space="preserve">“kırılamaz”</w:t>
+      </w:r>
+      <w:r>
+        <w:t xml:space="preserve"> </w:t>
+      </w:r>
+      <w:r>
+        <w:t xml:space="preserve">değildir; amaçları</w:t>
+      </w:r>
+      <w:r>
+        <w:t xml:space="preserve"> </w:t>
+      </w:r>
+      <w:r>
+        <w:rPr>
+          <w:b/>
+          <w:bCs/>
+        </w:rPr>
+        <w:t xml:space="preserve">kırmayı ekonomik olmaktan çıkarmaktır</w:t>
+      </w:r>
+      <w:r>
+        <w:t xml:space="preserve">. O yüzden gizlemeyi bir sır saklama yöntemi değil, bir</w:t>
+      </w:r>
+      <w:r>
+        <w:t xml:space="preserve"> </w:t>
+      </w:r>
+      <w:r>
+        <w:rPr>
+          <w:b/>
+          <w:bCs/>
+        </w:rPr>
+        <w:t xml:space="preserve">maliyet yükseltme kuralı</w:t>
+      </w:r>
+      <w:r>
+        <w:t xml:space="preserve"> </w:t>
+      </w:r>
+      <w:r>
+        <w:t xml:space="preserve">olarak ele alırız:</w:t>
+      </w:r>
+    </w:p>
+    <w:p>
+      <w:pPr>
+        <w:pStyle w:val="Compact"/>
+        <w:numPr>
+          <w:ilvl w:val="0"/>
+          <w:numId w:val="1018"/>
+        </w:numPr>
+      </w:pPr>
+      <w:r>
+        <w:rPr>
+          <w:b/>
+          <w:bCs/>
+        </w:rPr>
+        <w:t xml:space="preserve">Kural 1 — Maliyeti değerin üstüne çıkar.</w:t>
+      </w:r>
+      <w:r>
+        <w:t xml:space="preserve"> </w:t>
+      </w:r>
+      <w:r>
+        <w:t xml:space="preserve">Saldırıyı, korunan varlığın değerinden daha pahalı hale getir. 10 TL’lik</w:t>
+      </w:r>
+      <w:r>
+        <w:t xml:space="preserve"> </w:t>
+      </w:r>
+      <w:r>
+        <w:t xml:space="preserve">bir sırrı 1000 TL’lik bir çabayla korumak akıldışıdır; tersi de geçerlidir.</w:t>
+      </w:r>
+    </w:p>
+    <w:p>
+      <w:pPr>
+        <w:pStyle w:val="Compact"/>
+        <w:numPr>
+          <w:ilvl w:val="0"/>
+          <w:numId w:val="1018"/>
+        </w:numPr>
+      </w:pPr>
+      <w:r>
+        <w:rPr>
+          <w:b/>
+          <w:bCs/>
+        </w:rPr>
+        <w:t xml:space="preserve">Kural 2 — Otomasyonu kır.</w:t>
+      </w:r>
+      <w:r>
+        <w:t xml:space="preserve"> </w:t>
+      </w:r>
+      <w:r>
+        <w:t xml:space="preserve">Bir kopyada işe yarayan saldırının bütün kopyalarda otomatik işe yaramamasını sağla.</w:t>
+      </w:r>
+      <w:r>
+        <w:t xml:space="preserve"> </w:t>
+      </w:r>
+      <w:r>
+        <w:t xml:space="preserve">Bunun adı</w:t>
+      </w:r>
+      <w:r>
+        <w:t xml:space="preserve"> </w:t>
+      </w:r>
+      <w:r>
+        <w:rPr>
+          <w:b/>
+          <w:bCs/>
+        </w:rPr>
+        <w:t xml:space="preserve">çeşitlendirmedir</w:t>
+      </w:r>
+      <w:r>
+        <w:t xml:space="preserve"> </w:t>
+      </w:r>
+      <w:r>
+        <w:t xml:space="preserve">(bu haftanın 5. bölümü, 14. haftada araçla).</w:t>
+      </w:r>
+    </w:p>
+    <w:p>
+      <w:pPr>
+        <w:pStyle w:val="Compact"/>
+        <w:numPr>
+          <w:ilvl w:val="0"/>
+          <w:numId w:val="1018"/>
+        </w:numPr>
+      </w:pPr>
+      <w:r>
+        <w:rPr>
+          <w:b/>
+          <w:bCs/>
+        </w:rPr>
+        <w:t xml:space="preserve">Kural 3 — Diğer katmanlara zaman kazandır.</w:t>
+      </w:r>
+      <w:r>
+        <w:t xml:space="preserve"> </w:t>
+      </w:r>
+      <w:r>
+        <w:t xml:space="preserve">Gizleme tek başına bir savunma değildir; RASP (6. hafta), bütünlük</w:t>
+      </w:r>
+      <w:r>
+        <w:t xml:space="preserve"> </w:t>
+      </w:r>
+      <w:r>
+        <w:t xml:space="preserve">denetimi, sunucu tarafı denetimler ve anahtar yenileme için</w:t>
+      </w:r>
+      <w:r>
+        <w:t xml:space="preserve"> </w:t>
+      </w:r>
+      <w:r>
+        <w:rPr>
+          <w:b/>
+          <w:bCs/>
+        </w:rPr>
+        <w:t xml:space="preserve">zaman kazandıran</w:t>
+      </w:r>
+      <w:r>
+        <w:t xml:space="preserve"> </w:t>
+      </w:r>
+      <w:r>
+        <w:t xml:space="preserve">bir katmandır. Anahtar</w:t>
+      </w:r>
+      <w:r>
+        <w:t xml:space="preserve"> </w:t>
+      </w:r>
+      <w:r>
+        <w:t xml:space="preserve">yenilenene, sürüm güncellenene kadar dayanması yeter.</w:t>
+      </w:r>
+    </w:p>
+    <w:p>
+      <w:pPr>
+        <w:pStyle w:val="BlockText"/>
+      </w:pPr>
+      <w:r>
+        <w:rPr>
+          <w:b/>
+          <w:bCs/>
+        </w:rPr>
+        <w:t xml:space="preserve">Kaynağın dili</w:t>
+      </w:r>
+    </w:p>
+    <w:p>
+      <w:pPr>
+        <w:pStyle w:val="BlockText"/>
+      </w:pPr>
+      <w:r>
+        <w:t xml:space="preserve">Teknik kılavuz her koruma önlemini üç başlıkla yazar:</w:t>
+      </w:r>
+      <w:r>
+        <w:t xml:space="preserve"> </w:t>
+      </w:r>
+      <w:r>
+        <w:rPr>
+          <w:b/>
+          <w:bCs/>
+        </w:rPr>
+        <w:t xml:space="preserve">Açıklama</w:t>
+      </w:r>
+      <w:r>
+        <w:t xml:space="preserve"> </w:t>
+      </w:r>
+      <w:r>
+        <w:t xml:space="preserve">(neyi korur),</w:t>
+      </w:r>
+      <w:r>
+        <w:t xml:space="preserve"> </w:t>
+      </w:r>
+      <w:r>
+        <w:rPr>
+          <w:b/>
+          <w:bCs/>
+        </w:rPr>
+        <w:t xml:space="preserve">Uygulama</w:t>
+      </w:r>
+      <w:r>
+        <w:t xml:space="preserve"> </w:t>
+      </w:r>
+      <w:r>
+        <w:t xml:space="preserve">(nasıl yapılır) ve</w:t>
+      </w:r>
+      <w:r>
+        <w:t xml:space="preserve"> </w:t>
+      </w:r>
+      <w:r>
+        <w:rPr>
+          <w:b/>
+          <w:bCs/>
+        </w:rPr>
+        <w:t xml:space="preserve">Örnek Kullanım</w:t>
+      </w:r>
+      <w:r>
+        <w:t xml:space="preserve"> </w:t>
+      </w:r>
+      <w:r>
+        <w:t xml:space="preserve">(nerede kullanılır), çoğu zaman bir</w:t>
+      </w:r>
+      <w:r>
+        <w:t xml:space="preserve"> </w:t>
+      </w:r>
+      <w:r>
+        <w:rPr>
+          <w:b/>
+          <w:bCs/>
+        </w:rPr>
+        <w:t xml:space="preserve">uyum gereksinimi kimliğiyle</w:t>
+      </w:r>
+      <w:r>
+        <w:t xml:space="preserve"> </w:t>
+      </w:r>
+      <w:r>
+        <w:t xml:space="preserve">birlikte (ör. bir ödeme</w:t>
+      </w:r>
+      <w:r>
+        <w:t xml:space="preserve"> </w:t>
+      </w:r>
+      <w:r>
+        <w:t xml:space="preserve">şemasının</w:t>
+      </w:r>
+      <w:r>
+        <w:t xml:space="preserve"> </w:t>
+      </w:r>
+      <w:r>
+        <w:t xml:space="preserve">“hassas veri düz metin loglanmaz”</w:t>
+      </w:r>
+      <w:r>
+        <w:t xml:space="preserve"> </w:t>
+      </w:r>
+      <w:r>
+        <w:t xml:space="preserve">maddesi). Biz de bu hafta her tekniği aynı disiplinle, bir</w:t>
+      </w:r>
+      <w:r>
+        <w:t xml:space="preserve"> </w:t>
+      </w:r>
+      <w:r>
+        <w:rPr>
+          <w:b/>
+          <w:bCs/>
+        </w:rPr>
+        <w:t xml:space="preserve">kural</w:t>
+      </w:r>
+      <w:r>
+        <w:t xml:space="preserve"> </w:t>
+      </w:r>
+      <w:r>
+        <w:t xml:space="preserve">olarak yazacağız:</w:t>
+      </w:r>
+      <w:r>
+        <w:t xml:space="preserve"> </w:t>
+      </w:r>
+      <w:r>
+        <w:rPr>
+          <w:i/>
+          <w:iCs/>
+        </w:rPr>
+        <w:t xml:space="preserve">neyi korur · nasıl · maliyeti · sınırı</w:t>
+      </w:r>
+      <w:r>
+        <w:t xml:space="preserve">.</w:t>
+      </w:r>
+    </w:p>
+    <w:bookmarkEnd w:id="43"/>
+    <w:bookmarkStart w:id="47" w:name="gizleme-taksonomisi-beş-aile"/>
+    <w:p>
+      <w:pPr>
+        <w:pStyle w:val="Heading2"/>
+      </w:pPr>
+      <w:r>
+        <w:t xml:space="preserve">2. Gizleme taksonomisi: beş aile</w:t>
+      </w:r>
+    </w:p>
+    <w:p>
+      <w:pPr>
+        <w:pStyle w:val="FirstParagraph"/>
+      </w:pPr>
+      <w:r>
+        <w:t xml:space="preserve">Collberg ve arkadaşlarının yazılım koruma dizisinden bu derse taşıdığımız sınıflandırma, gizlemeyi</w:t>
+      </w:r>
+      <w:r>
+        <w:t xml:space="preserve"> </w:t>
+      </w:r>
+      <w:r>
+        <w:rPr>
+          <w:b/>
+          <w:bCs/>
+        </w:rPr>
+        <w:t xml:space="preserve">neyi</w:t>
+      </w:r>
+      <w:r>
+        <w:rPr>
+          <w:b/>
+          <w:bCs/>
+        </w:rPr>
+        <w:t xml:space="preserve"> </w:t>
+      </w:r>
+      <w:r>
+        <w:rPr>
+          <w:b/>
+          <w:bCs/>
+        </w:rPr>
+        <w:t xml:space="preserve">gizlediğine</w:t>
+      </w:r>
+      <w:r>
+        <w:t xml:space="preserve"> </w:t>
+      </w:r>
+      <w:r>
+        <w:t xml:space="preserve">göre beş aileye ayırır. Bu harita 4. haftada tanıtıldı; burada her ailenin</w:t>
+      </w:r>
+      <w:r>
+        <w:t xml:space="preserve"> </w:t>
+      </w:r>
+      <w:r>
+        <w:t xml:space="preserve">“ne zaman kural haline</w:t>
+      </w:r>
+      <w:r>
+        <w:t xml:space="preserve"> </w:t>
+      </w:r>
+      <w:r>
+        <w:t xml:space="preserve">geldiğini”</w:t>
+      </w:r>
+      <w:r>
+        <w:t xml:space="preserve"> </w:t>
+      </w:r>
+      <w:r>
+        <w:t xml:space="preserve">netleştiriyoruz.</w:t>
+      </w:r>
+    </w:p>
+    <w:p>
+      <w:pPr>
+        <w:pStyle w:val="BodyText"/>
+      </w:pPr>
+      <w:r>
+        <w:drawing>
+          <wp:inline>
+            <wp:extent cx="5759999" cy="3120125"/>
+            <wp:effectExtent b="0" l="0" r="0" t="0"/>
+            <wp:docPr descr="Gizlemenin beş ailesi: düzen, veri, kontrol akışı, önleyici, sanallaştırma; aşağıdan yukarı güç ve maliyet artar" title="" id="45" name="Picture"/>
+            <a:graphic>
+              <a:graphicData uri="http://schemas.openxmlformats.org/drawingml/2006/picture">
+                <pic:pic>
+                  <pic:nvPicPr>
+                    <pic:cNvPr descr="h09-01-bes-aile.png" id="46" name="Picture"/>
+                    <pic:cNvPicPr>
+                      <a:picLocks noChangeArrowheads="1" noChangeAspect="1"/>
+                    </pic:cNvPicPr>
+                  </pic:nvPicPr>
+                  <pic:blipFill>
+                    <a:blip r:embed="rId44"/>
+                    <a:stretch>
+                      <a:fillRect/>
+                    </a:stretch>
+                  </pic:blipFill>
+                  <pic:spPr bwMode="auto">
+                    <a:xfrm>
+                      <a:off x="0" y="0"/>
+                      <a:ext cx="5759999" cy="3120125"/>
                     </a:xfrm>
                     <a:prstGeom prst="rect">
                       <a:avLst/>
@@ -4480,8 +4527,8 @@
         <w:t xml:space="preserve">mükemmelleştirmek yerine, birkaç basit tekniği veri gizlemeyle birlikte kullanmak daha verimlidir.</w:t>
       </w:r>
     </w:p>
-    <w:bookmarkEnd w:id="44"/>
-    <w:bookmarkStart w:id="45" w:name="gizleme-ne-verir-ne-vermez"/>
+    <w:bookmarkEnd w:id="47"/>
+    <w:bookmarkStart w:id="48" w:name="gizleme-ne-verir-ne-vermez"/>
     <w:p>
       <w:pPr>
         <w:pStyle w:val="Heading2"/>
@@ -4882,8 +4929,8 @@
         <w:t xml:space="preserve">değil.</w:t>
       </w:r>
     </w:p>
-    <w:bookmarkEnd w:id="45"/>
-    <w:bookmarkStart w:id="46" w:name="koruma-kuralı-şablonu"/>
+    <w:bookmarkEnd w:id="48"/>
+    <w:bookmarkStart w:id="52" w:name="koruma-kuralı-şablonu"/>
     <w:p>
       <w:pPr>
         <w:pStyle w:val="Heading2"/>
@@ -4916,6 +4963,53 @@
       </w:r>
       <w:r>
         <w:t xml:space="preserve">yazmanızı bekliyoruz:</w:t>
+      </w:r>
+    </w:p>
+    <w:p>
+      <w:pPr>
+        <w:pStyle w:val="BodyText"/>
+      </w:pPr>
+      <w:r>
+        <w:drawing>
+          <wp:inline>
+            <wp:extent cx="5759999" cy="2748610"/>
+            <wp:effectExtent b="0" l="0" r="0" t="0"/>
+            <wp:docPr descr="Koruma kuralı şablonunun altı satırı" title="" id="50" name="Picture"/>
+            <a:graphic>
+              <a:graphicData uri="http://schemas.openxmlformats.org/drawingml/2006/picture">
+                <pic:pic>
+                  <pic:nvPicPr>
+                    <pic:cNvPr descr="h09-10-koruma-kurali.png" id="51" name="Picture"/>
+                    <pic:cNvPicPr>
+                      <a:picLocks noChangeArrowheads="1" noChangeAspect="1"/>
+                    </pic:cNvPicPr>
+                  </pic:nvPicPr>
+                  <pic:blipFill>
+                    <a:blip r:embed="rId49"/>
+                    <a:stretch>
+                      <a:fillRect/>
+                    </a:stretch>
+                  </pic:blipFill>
+                  <pic:spPr bwMode="auto">
+                    <a:xfrm>
+                      <a:off x="0" y="0"/>
+                      <a:ext cx="5759999" cy="2748610"/>
+                    </a:xfrm>
+                    <a:prstGeom prst="rect">
+                      <a:avLst/>
+                    </a:prstGeom>
+                    <a:noFill/>
+                    <a:ln w="9525">
+                      <a:noFill/>
+                      <a:headEnd/>
+                      <a:tailEnd/>
+                    </a:ln>
+                  </pic:spPr>
+                </pic:pic>
+              </a:graphicData>
+            </a:graphic>
+          </wp:inline>
+        </w:drawing>
       </w:r>
     </w:p>
     <w:p>
@@ -5050,8 +5144,8 @@
         </w:pict>
       </w:r>
     </w:p>
-    <w:bookmarkEnd w:id="46"/>
-    <w:bookmarkStart w:id="53" w:name="kontrol-akışı-kuralları-ileri"/>
+    <w:bookmarkEnd w:id="52"/>
+    <w:bookmarkStart w:id="65" w:name="kontrol-akışı-kuralları-ileri"/>
     <w:p>
       <w:pPr>
         <w:pStyle w:val="Heading2"/>
@@ -5127,7 +5221,54 @@
         <w:t xml:space="preserve">) üzerinden anlatılır.</w:t>
       </w:r>
     </w:p>
-    <w:bookmarkStart w:id="47" w:name="X5d96f7d716ec935c56341d7066f01ea87f58f65"/>
+    <w:p>
+      <w:pPr>
+        <w:pStyle w:val="BodyText"/>
+      </w:pPr>
+      <w:r>
+        <w:drawing>
+          <wp:inline>
+            <wp:extent cx="5759999" cy="2470728"/>
+            <wp:effectExtent b="0" l="0" r="0" t="0"/>
+            <wp:docPr descr="Kontrol akışı düzleştirme öncesi ve sonrası" title="" id="54" name="Picture"/>
+            <a:graphic>
+              <a:graphicData uri="http://schemas.openxmlformats.org/drawingml/2006/picture">
+                <pic:pic>
+                  <pic:nvPicPr>
+                    <pic:cNvPr descr="h09-04-duzlestirme.png" id="55" name="Picture"/>
+                    <pic:cNvPicPr>
+                      <a:picLocks noChangeArrowheads="1" noChangeAspect="1"/>
+                    </pic:cNvPicPr>
+                  </pic:nvPicPr>
+                  <pic:blipFill>
+                    <a:blip r:embed="rId53"/>
+                    <a:stretch>
+                      <a:fillRect/>
+                    </a:stretch>
+                  </pic:blipFill>
+                  <pic:spPr bwMode="auto">
+                    <a:xfrm>
+                      <a:off x="0" y="0"/>
+                      <a:ext cx="5759999" cy="2470728"/>
+                    </a:xfrm>
+                    <a:prstGeom prst="rect">
+                      <a:avLst/>
+                    </a:prstGeom>
+                    <a:noFill/>
+                    <a:ln w="9525">
+                      <a:noFill/>
+                      <a:headEnd/>
+                      <a:tailEnd/>
+                    </a:ln>
+                  </pic:spPr>
+                </pic:pic>
+              </a:graphicData>
+            </a:graphic>
+          </wp:inline>
+        </w:drawing>
+      </w:r>
+    </w:p>
+    <w:bookmarkStart w:id="56" w:name="X5d96f7d716ec935c56341d7066f01ea87f58f65"/>
     <w:p>
       <w:pPr>
         <w:pStyle w:val="Heading3"/>
@@ -6414,8 +6555,8 @@
         <w:t xml:space="preserve">düzleştirme öncesi/sonrası temel blok sayısı.</w:t>
       </w:r>
     </w:p>
-    <w:bookmarkEnd w:id="47"/>
-    <w:bookmarkStart w:id="48" w:name="Xd1c0b657edd736dd334cdb53ee3995618cf3af5"/>
+    <w:bookmarkEnd w:id="56"/>
+    <w:bookmarkStart w:id="57" w:name="Xd1c0b657edd736dd334cdb53ee3995618cf3af5"/>
     <w:p>
       <w:pPr>
         <w:pStyle w:val="Heading3"/>
@@ -6867,8 +7008,8 @@
         <w:t xml:space="preserve">/bayt araması sonuç vermemeli.</w:t>
       </w:r>
     </w:p>
-    <w:bookmarkEnd w:id="48"/>
-    <w:bookmarkStart w:id="49" w:name="Xd6f7fdf37942ebde9ebc98260544d464bcd82c6"/>
+    <w:bookmarkEnd w:id="57"/>
+    <w:bookmarkStart w:id="61" w:name="Xd6f7fdf37942ebde9ebc98260544d464bcd82c6"/>
     <w:p>
       <w:pPr>
         <w:pStyle w:val="Heading3"/>
@@ -6899,6 +7040,53 @@
       </w:r>
       <w:r>
         <w:t xml:space="preserve">kurallar olarak yazar ve aradaki fark önemlidir:</w:t>
+      </w:r>
+    </w:p>
+    <w:p>
+      <w:pPr>
+        <w:pStyle w:val="BodyText"/>
+      </w:pPr>
+      <w:r>
+        <w:drawing>
+          <wp:inline>
+            <wp:extent cx="5759999" cy="2470728"/>
+            <wp:effectExtent b="0" l="0" r="0" t="0"/>
+            <wp:docPr descr="Sahte işlem ile ölü dalın farkı" title="" id="59" name="Picture"/>
+            <a:graphic>
+              <a:graphicData uri="http://schemas.openxmlformats.org/drawingml/2006/picture">
+                <pic:pic>
+                  <pic:nvPicPr>
+                    <pic:cNvPr descr="h09-05-sahte-olu.png" id="60" name="Picture"/>
+                    <pic:cNvPicPr>
+                      <a:picLocks noChangeArrowheads="1" noChangeAspect="1"/>
+                    </pic:cNvPicPr>
+                  </pic:nvPicPr>
+                  <pic:blipFill>
+                    <a:blip r:embed="rId58"/>
+                    <a:stretch>
+                      <a:fillRect/>
+                    </a:stretch>
+                  </pic:blipFill>
+                  <pic:spPr bwMode="auto">
+                    <a:xfrm>
+                      <a:off x="0" y="0"/>
+                      <a:ext cx="5759999" cy="2470728"/>
+                    </a:xfrm>
+                    <a:prstGeom prst="rect">
+                      <a:avLst/>
+                    </a:prstGeom>
+                    <a:noFill/>
+                    <a:ln w="9525">
+                      <a:noFill/>
+                      <a:headEnd/>
+                      <a:tailEnd/>
+                    </a:ln>
+                  </pic:spPr>
+                </pic:pic>
+              </a:graphicData>
+            </a:graphic>
+          </wp:inline>
+        </w:drawing>
       </w:r>
     </w:p>
     <w:tbl>
@@ -7318,8 +7506,8 @@
         <w:t xml:space="preserve">ölü dalların gerçek dallardan ayırt edilme süresi.</w:t>
       </w:r>
     </w:p>
-    <w:bookmarkEnd w:id="49"/>
-    <w:bookmarkStart w:id="50" w:name="X9a4860a01029f937820197a8889e050602072dc"/>
+    <w:bookmarkEnd w:id="61"/>
+    <w:bookmarkStart w:id="62" w:name="X9a4860a01029f937820197a8889e050602072dc"/>
     <w:p>
       <w:pPr>
         <w:pStyle w:val="Heading3"/>
@@ -8243,8 +8431,8 @@
         <w:t xml:space="preserve">sayısı, bir denetimi izlemek için gereken süre.</w:t>
       </w:r>
     </w:p>
-    <w:bookmarkEnd w:id="50"/>
-    <w:bookmarkStart w:id="51" w:name="X8e518d7a8f93597bdce0694a59da667c7721923"/>
+    <w:bookmarkEnd w:id="62"/>
+    <w:bookmarkStart w:id="63" w:name="X8e518d7a8f93597bdce0694a59da667c7721923"/>
     <w:p>
       <w:pPr>
         <w:pStyle w:val="Heading3"/>
@@ -8590,8 +8778,8 @@
         <w:t xml:space="preserve">saldırısının süresi; ideal olarak tek bir bayt yaması denetimi atlatmaya yetmemeli.</w:t>
       </w:r>
     </w:p>
-    <w:bookmarkEnd w:id="51"/>
-    <w:bookmarkStart w:id="52" w:name="X015b959666dcbb5eefb9c13946478da5061df8c"/>
+    <w:bookmarkEnd w:id="63"/>
+    <w:bookmarkStart w:id="64" w:name="X015b959666dcbb5eefb9c13946478da5061df8c"/>
     <w:p>
       <w:pPr>
         <w:pStyle w:val="Heading3"/>
@@ -8879,9 +9067,9 @@
         </w:pict>
       </w:r>
     </w:p>
-    <w:bookmarkEnd w:id="52"/>
-    <w:bookmarkEnd w:id="53"/>
-    <w:bookmarkStart w:id="57" w:name="veri-gizleme-kuralları"/>
+    <w:bookmarkEnd w:id="64"/>
+    <w:bookmarkEnd w:id="65"/>
+    <w:bookmarkStart w:id="69" w:name="veri-gizleme-kuralları"/>
     <w:p>
       <w:pPr>
         <w:pStyle w:val="Heading2"/>
@@ -8942,7 +9130,7 @@
         <w:t xml:space="preserve">listeler.</w:t>
       </w:r>
     </w:p>
-    <w:bookmarkStart w:id="54" w:name="kural-k-07-statik-dizgelerin-kodlanması"/>
+    <w:bookmarkStart w:id="66" w:name="kural-k-07-statik-dizgelerin-kodlanması"/>
     <w:p>
       <w:pPr>
         <w:pStyle w:val="Heading3"/>
@@ -9846,8 +10034,8 @@
         <w:t xml:space="preserve">kuralının somut halidir. Gerçek anahtarlar için whitebox (11. hafta) ya da donanım.</w:t>
       </w:r>
     </w:p>
-    <w:bookmarkEnd w:id="54"/>
-    <w:bookmarkStart w:id="55" w:name="X2e2278bccc9f1421b6430ad04c05c03c5a50e0a"/>
+    <w:bookmarkEnd w:id="66"/>
+    <w:bookmarkStart w:id="67" w:name="X2e2278bccc9f1421b6430ad04c05c03c5a50e0a"/>
     <w:p>
       <w:pPr>
         <w:pStyle w:val="Heading3"/>
@@ -10488,8 +10676,8 @@
         <w:t xml:space="preserve">saldırısında değiştirilmesi gereken bağımsız nokta sayısı &gt; 1.</w:t>
       </w:r>
     </w:p>
-    <w:bookmarkEnd w:id="55"/>
-    <w:bookmarkStart w:id="56" w:name="Xcc7f1d8336cade38e56e7ab6fbf21f32adb9232"/>
+    <w:bookmarkEnd w:id="67"/>
+    <w:bookmarkStart w:id="68" w:name="Xcc7f1d8336cade38e56e7ab6fbf21f32adb9232"/>
     <w:p>
       <w:pPr>
         <w:pStyle w:val="Heading3"/>
@@ -10647,9 +10835,9 @@
         <w:t xml:space="preserve">kalıbından tanınma süresi.</w:t>
       </w:r>
     </w:p>
-    <w:bookmarkEnd w:id="56"/>
-    <w:bookmarkEnd w:id="57"/>
-    <w:bookmarkStart w:id="61" w:name="program-bütünü-düzeyinde-kurallar"/>
+    <w:bookmarkEnd w:id="68"/>
+    <w:bookmarkEnd w:id="69"/>
+    <w:bookmarkStart w:id="76" w:name="program-bütünü-düzeyinde-kurallar"/>
     <w:p>
       <w:pPr>
         <w:pStyle w:val="Heading2"/>
@@ -10658,7 +10846,7 @@
         <w:t xml:space="preserve">7. Program bütünü düzeyinde kurallar</w:t>
       </w:r>
     </w:p>
-    <w:bookmarkStart w:id="58" w:name="X887496c8bfec8683c2fbf5dec70e060de95d664"/>
+    <w:bookmarkStart w:id="73" w:name="X887496c8bfec8683c2fbf5dec70e060de95d664"/>
     <w:p>
       <w:pPr>
         <w:pStyle w:val="Heading3"/>
@@ -10672,6 +10860,53 @@
         <w:pStyle w:val="FirstParagraph"/>
       </w:pPr>
       <w:r>
+        <w:drawing>
+          <wp:inline>
+            <wp:extent cx="5759999" cy="2283460"/>
+            <wp:effectExtent b="0" l="0" r="0" t="0"/>
+            <wp:docPr descr="Sanallaştırma: bytecode ve yorumlayıcı" title="" id="71" name="Picture"/>
+            <a:graphic>
+              <a:graphicData uri="http://schemas.openxmlformats.org/drawingml/2006/picture">
+                <pic:pic>
+                  <pic:nvPicPr>
+                    <pic:cNvPr descr="h09-06-sanallastirma.png" id="72" name="Picture"/>
+                    <pic:cNvPicPr>
+                      <a:picLocks noChangeArrowheads="1" noChangeAspect="1"/>
+                    </pic:cNvPicPr>
+                  </pic:nvPicPr>
+                  <pic:blipFill>
+                    <a:blip r:embed="rId70"/>
+                    <a:stretch>
+                      <a:fillRect/>
+                    </a:stretch>
+                  </pic:blipFill>
+                  <pic:spPr bwMode="auto">
+                    <a:xfrm>
+                      <a:off x="0" y="0"/>
+                      <a:ext cx="5759999" cy="2283460"/>
+                    </a:xfrm>
+                    <a:prstGeom prst="rect">
+                      <a:avLst/>
+                    </a:prstGeom>
+                    <a:noFill/>
+                    <a:ln w="9525">
+                      <a:noFill/>
+                      <a:headEnd/>
+                      <a:tailEnd/>
+                    </a:ln>
+                  </pic:spPr>
+                </pic:pic>
+              </a:graphicData>
+            </a:graphic>
+          </wp:inline>
+        </w:drawing>
+      </w:r>
+    </w:p>
+    <w:p>
+      <w:pPr>
+        <w:pStyle w:val="BodyText"/>
+      </w:pPr>
+      <w:r>
         <w:rPr>
           <w:b/>
           <w:bCs/>
@@ -10845,8 +11080,8 @@
         <w:t xml:space="preserve">dönüşümüyle bunu kavramsal olarak göreceğiz.</w:t>
       </w:r>
     </w:p>
-    <w:bookmarkEnd w:id="58"/>
-    <w:bookmarkStart w:id="59" w:name="Xfd6982b8278792fbd92b1ccfabb63301a65b0d6"/>
+    <w:bookmarkEnd w:id="73"/>
+    <w:bookmarkStart w:id="74" w:name="Xfd6982b8278792fbd92b1ccfabb63301a65b0d6"/>
     <w:p>
       <w:pPr>
         <w:pStyle w:val="Heading3"/>
@@ -10993,8 +11228,8 @@
         <w:t xml:space="preserve">ölçütü, bölüm 5).</w:t>
       </w:r>
     </w:p>
-    <w:bookmarkEnd w:id="59"/>
-    <w:bookmarkStart w:id="60" w:name="X45751af33b84d9c93417858cfb762c37bfd048d"/>
+    <w:bookmarkEnd w:id="74"/>
+    <w:bookmarkStart w:id="75" w:name="X45751af33b84d9c93417858cfb762c37bfd048d"/>
     <w:p>
       <w:pPr>
         <w:pStyle w:val="Heading3"/>
@@ -11252,9 +11487,9 @@
         </w:pict>
       </w:r>
     </w:p>
-    <w:bookmarkEnd w:id="60"/>
-    <w:bookmarkEnd w:id="61"/>
-    <w:bookmarkStart w:id="62" w:name="çeşitlendirme-tek-kırık-her-yeri-açmasın"/>
+    <w:bookmarkEnd w:id="75"/>
+    <w:bookmarkEnd w:id="76"/>
+    <w:bookmarkStart w:id="80" w:name="çeşitlendirme-tek-kırık-her-yeri-açmasın"/>
     <w:p>
       <w:pPr>
         <w:pStyle w:val="Heading2"/>
@@ -11355,6 +11590,53 @@
     </w:p>
     <w:p>
       <w:pPr>
+        <w:pStyle w:val="FirstParagraph"/>
+      </w:pPr>
+      <w:r>
+        <w:drawing>
+          <wp:inline>
+            <wp:extent cx="5759999" cy="2477114"/>
+            <wp:effectExtent b="0" l="0" r="0" t="0"/>
+            <wp:docPr descr="Aynı kaynaktan farklı tohumlarla farklı ikililer" title="" id="78" name="Picture"/>
+            <a:graphic>
+              <a:graphicData uri="http://schemas.openxmlformats.org/drawingml/2006/picture">
+                <pic:pic>
+                  <pic:nvPicPr>
+                    <pic:cNvPr descr="h09-07-cesitlendirme.png" id="79" name="Picture"/>
+                    <pic:cNvPicPr>
+                      <a:picLocks noChangeArrowheads="1" noChangeAspect="1"/>
+                    </pic:cNvPicPr>
+                  </pic:nvPicPr>
+                  <pic:blipFill>
+                    <a:blip r:embed="rId77"/>
+                    <a:stretch>
+                      <a:fillRect/>
+                    </a:stretch>
+                  </pic:blipFill>
+                  <pic:spPr bwMode="auto">
+                    <a:xfrm>
+                      <a:off x="0" y="0"/>
+                      <a:ext cx="5759999" cy="2477114"/>
+                    </a:xfrm>
+                    <a:prstGeom prst="rect">
+                      <a:avLst/>
+                    </a:prstGeom>
+                    <a:noFill/>
+                    <a:ln w="9525">
+                      <a:noFill/>
+                      <a:headEnd/>
+                      <a:tailEnd/>
+                    </a:ln>
+                  </pic:spPr>
+                </pic:pic>
+              </a:graphicData>
+            </a:graphic>
+          </wp:inline>
+        </w:drawing>
+      </w:r>
+    </w:p>
+    <w:p>
+      <w:pPr>
         <w:pStyle w:val="Compact"/>
         <w:numPr>
           <w:ilvl w:val="0"/>
@@ -11530,8 +11812,8 @@
         <w:t xml:space="preserve">Ölçütü S9’a yazın.</w:t>
       </w:r>
     </w:p>
-    <w:bookmarkEnd w:id="62"/>
-    <w:bookmarkStart w:id="63" w:name="gizlemenin-ölçülmesi"/>
+    <w:bookmarkEnd w:id="80"/>
+    <w:bookmarkStart w:id="84" w:name="gizlemenin-ölçülmesi"/>
     <w:p>
       <w:pPr>
         <w:pStyle w:val="Heading2"/>
@@ -11605,6 +11887,53 @@
       </w:r>
       <w:r>
         <w:t xml:space="preserve">temelidir.</w:t>
+      </w:r>
+    </w:p>
+    <w:p>
+      <w:pPr>
+        <w:pStyle w:val="BodyText"/>
+      </w:pPr>
+      <w:r>
+        <w:drawing>
+          <wp:inline>
+            <wp:extent cx="5759999" cy="2585921"/>
+            <wp:effectExtent b="0" l="0" r="0" t="0"/>
+            <wp:docPr descr="Gizlemeyi ölçen dört boyut" title="" id="82" name="Picture"/>
+            <a:graphic>
+              <a:graphicData uri="http://schemas.openxmlformats.org/drawingml/2006/picture">
+                <pic:pic>
+                  <pic:nvPicPr>
+                    <pic:cNvPr descr="h09-08-dort-olcut.png" id="83" name="Picture"/>
+                    <pic:cNvPicPr>
+                      <a:picLocks noChangeArrowheads="1" noChangeAspect="1"/>
+                    </pic:cNvPicPr>
+                  </pic:nvPicPr>
+                  <pic:blipFill>
+                    <a:blip r:embed="rId81"/>
+                    <a:stretch>
+                      <a:fillRect/>
+                    </a:stretch>
+                  </pic:blipFill>
+                  <pic:spPr bwMode="auto">
+                    <a:xfrm>
+                      <a:off x="0" y="0"/>
+                      <a:ext cx="5759999" cy="2585921"/>
+                    </a:xfrm>
+                    <a:prstGeom prst="rect">
+                      <a:avLst/>
+                    </a:prstGeom>
+                    <a:noFill/>
+                    <a:ln w="9525">
+                      <a:noFill/>
+                      <a:headEnd/>
+                      <a:tailEnd/>
+                    </a:ln>
+                  </pic:spPr>
+                </pic:pic>
+              </a:graphicData>
+            </a:graphic>
+          </wp:inline>
+        </w:drawing>
       </w:r>
     </w:p>
     <w:tbl>
@@ -11901,8 +12230,8 @@
         <w:t xml:space="preserve">  Her katman için: güç ve dayanıklılık kazancı vs. boyut/hız maliyeti ölçülür ve yazılır</w:t>
       </w:r>
     </w:p>
-    <w:bookmarkEnd w:id="63"/>
-    <w:bookmarkStart w:id="64" w:name="X69f828a724a12a752b54b4d5ba4c5324a31ab41"/>
+    <w:bookmarkEnd w:id="84"/>
+    <w:bookmarkStart w:id="88" w:name="X69f828a724a12a752b54b4d5ba4c5324a31ab41"/>
     <w:p>
       <w:pPr>
         <w:pStyle w:val="Heading2"/>
@@ -11947,6 +12276,53 @@
       </w:r>
       <w:r>
         <w:t xml:space="preserve">için öğreniriz:</w:t>
+      </w:r>
+    </w:p>
+    <w:p>
+      <w:pPr>
+        <w:pStyle w:val="BodyText"/>
+      </w:pPr>
+      <w:r>
+        <w:drawing>
+          <wp:inline>
+            <wp:extent cx="5759999" cy="2283460"/>
+            <wp:effectExtent b="0" l="0" r="0" t="0"/>
+            <wp:docPr descr="Deobfuscation araçları ve dayanıklılık" title="" id="86" name="Picture"/>
+            <a:graphic>
+              <a:graphicData uri="http://schemas.openxmlformats.org/drawingml/2006/picture">
+                <pic:pic>
+                  <pic:nvPicPr>
+                    <pic:cNvPr descr="h09-09-deobfuscation.png" id="87" name="Picture"/>
+                    <pic:cNvPicPr>
+                      <a:picLocks noChangeArrowheads="1" noChangeAspect="1"/>
+                    </pic:cNvPicPr>
+                  </pic:nvPicPr>
+                  <pic:blipFill>
+                    <a:blip r:embed="rId85"/>
+                    <a:stretch>
+                      <a:fillRect/>
+                    </a:stretch>
+                  </pic:blipFill>
+                  <pic:spPr bwMode="auto">
+                    <a:xfrm>
+                      <a:off x="0" y="0"/>
+                      <a:ext cx="5759999" cy="2283460"/>
+                    </a:xfrm>
+                    <a:prstGeom prst="rect">
+                      <a:avLst/>
+                    </a:prstGeom>
+                    <a:noFill/>
+                    <a:ln w="9525">
+                      <a:noFill/>
+                      <a:headEnd/>
+                      <a:tailEnd/>
+                    </a:ln>
+                  </pic:spPr>
+                </pic:pic>
+              </a:graphicData>
+            </a:graphic>
+          </wp:inline>
+        </w:drawing>
       </w:r>
     </w:p>
     <w:p>
@@ -12147,8 +12523,8 @@
         <w:t xml:space="preserve">demek gerekir.</w:t>
       </w:r>
     </w:p>
-    <w:bookmarkEnd w:id="64"/>
-    <w:bookmarkStart w:id="65" w:name="katmanlı-savunmada-gizlemenin-yeri"/>
+    <w:bookmarkEnd w:id="88"/>
+    <w:bookmarkStart w:id="89" w:name="katmanlı-savunmada-gizlemenin-yeri"/>
     <w:p>
       <w:pPr>
         <w:pStyle w:val="Heading2"/>
@@ -12530,8 +12906,8 @@
         <w:t xml:space="preserve">geciktirme değeriyle sunulmasıdır.</w:t>
       </w:r>
     </w:p>
-    <w:bookmarkEnd w:id="65"/>
-    <w:bookmarkStart w:id="66" w:name="X069206e47b5d3456bffa482ea7f7b87ba33e109"/>
+    <w:bookmarkEnd w:id="89"/>
+    <w:bookmarkStart w:id="90" w:name="X069206e47b5d3456bffa482ea7f7b87ba33e109"/>
     <w:p>
       <w:pPr>
         <w:pStyle w:val="Heading2"/>
@@ -12828,8 +13204,8 @@
         <w:t xml:space="preserve">sayılır; kanıt sayılmaz.</w:t>
       </w:r>
     </w:p>
-    <w:bookmarkEnd w:id="66"/>
-    <w:bookmarkStart w:id="67" w:name="kendini-sınama"/>
+    <w:bookmarkEnd w:id="90"/>
+    <w:bookmarkStart w:id="91" w:name="kendini-sınama"/>
     <w:p>
       <w:pPr>
         <w:pStyle w:val="Heading2"/>
@@ -13571,8 +13947,8 @@
         <w:t xml:space="preserve">güçlü ama sanallaştırma değil; sürümde tohumla çeşitlendir.</w:t>
       </w:r>
     </w:p>
-    <w:bookmarkEnd w:id="67"/>
-    <w:bookmarkStart w:id="68" w:name="kaynaklar-ve-ileri-okuma"/>
+    <w:bookmarkEnd w:id="91"/>
+    <w:bookmarkStart w:id="92" w:name="kaynaklar-ve-ileri-okuma"/>
     <w:p>
       <w:pPr>
         <w:pStyle w:val="Heading2"/>
@@ -13767,8 +14143,8 @@
         <w:t xml:space="preserve">haftada bu haftaki kuralların otomatik karşılığı (Tigress) gelir.</w:t>
       </w:r>
     </w:p>
-    <w:bookmarkEnd w:id="68"/>
-    <w:bookmarkEnd w:id="69"/>
+    <w:bookmarkEnd w:id="92"/>
+    <w:bookmarkEnd w:id="93"/>
     <w:sectPr>
       <w:headerReference r:id="rId9" w:type="default"/>
       <w:footerReference r:id="rId10" w:type="default"/>

--- a/docs/week-9/cen429-week-9-ders-notu.tr.docx
+++ b/docs/week-9/cen429-week-9-ders-notu.tr.docx
@@ -2,7 +2,7 @@
 <file path=word/document.xml><?xml version="1.0" encoding="utf-8"?>
 <w:document xmlns:w="http://schemas.openxmlformats.org/wordprocessingml/2006/main" xmlns:m="http://schemas.openxmlformats.org/officeDocument/2006/math" xmlns:r="http://schemas.openxmlformats.org/officeDocument/2006/relationships" xmlns:o="urn:schemas-microsoft-com:office:office" xmlns:v="urn:schemas-microsoft-com:vml" xmlns:w10="urn:schemas-microsoft-com:office:word" xmlns:a="http://schemas.openxmlformats.org/drawingml/2006/main" xmlns:pic="http://schemas.openxmlformats.org/drawingml/2006/picture" xmlns:wp="http://schemas.openxmlformats.org/drawingml/2006/wordprocessingDrawing">
   <w:body>
-    <w:bookmarkStart w:id="93" w:name="X82a2f3eaa5d29f3998ba6064b8d893a1228b0c7"/>
+    <w:bookmarkStart w:id="99" w:name="X82a2f3eaa5d29f3998ba6064b8d893a1228b0c7"/>
     <w:p>
       <w:pPr>
         <w:pStyle w:val="Heading1"/>
@@ -1448,7 +1448,7 @@
         </w:pict>
       </w:r>
     </w:p>
-    <w:bookmarkStart w:id="39" w:name="temel-kavramlar-sıfırdan"/>
+    <w:bookmarkStart w:id="45" w:name="temel-kavramlar-sıfırdan"/>
     <w:p>
       <w:pPr>
         <w:pStyle w:val="Heading2"/>
@@ -1621,7 +1621,7 @@
       </w:r>
     </w:p>
     <w:bookmarkEnd w:id="21"/>
-    <w:bookmarkStart w:id="22" w:name="derleyici-ve-ikili-dosya"/>
+    <w:bookmarkStart w:id="25" w:name="derleyici-ve-ikili-dosya"/>
     <w:p>
       <w:pPr>
         <w:pStyle w:val="Heading3"/>
@@ -1713,26 +1713,53 @@
     </w:p>
     <w:p>
       <w:pPr>
-        <w:pStyle w:val="SourceCode"/>
-      </w:pPr>
-      <w:r>
-        <w:rPr>
-          <w:rStyle w:val="VerbatimChar"/>
-        </w:rPr>
-        <w:t xml:space="preserve">kaynak.c  --(derleyici)--&gt;  program (ikili)</w:t>
-      </w:r>
-      <w:r>
-        <w:br/>
-      </w:r>
-      <w:r>
-        <w:rPr>
-          <w:rStyle w:val="VerbatimChar"/>
-        </w:rPr>
-        <w:t xml:space="preserve">insan okur              makine çalıştırır</w:t>
-      </w:r>
-    </w:p>
-    <w:bookmarkEnd w:id="22"/>
-    <w:bookmarkStart w:id="23" w:name="makine-kodu-ve-assembly"/>
+        <w:pStyle w:val="FirstParagraph"/>
+      </w:pPr>
+      <w:r>
+        <w:drawing>
+          <wp:inline>
+            <wp:extent cx="5759999" cy="2377094"/>
+            <wp:effectExtent b="0" l="0" r="0" t="0"/>
+            <wp:docPr descr="Derleyici ne yapar: kaynaktan ikiliye" title="" id="23" name="Picture"/>
+            <a:graphic>
+              <a:graphicData uri="http://schemas.openxmlformats.org/drawingml/2006/picture">
+                <pic:pic>
+                  <pic:nvPicPr>
+                    <pic:cNvPr descr="h09-13-derleme-zinciri.png" id="24" name="Picture"/>
+                    <pic:cNvPicPr>
+                      <a:picLocks noChangeArrowheads="1" noChangeAspect="1"/>
+                    </pic:cNvPicPr>
+                  </pic:nvPicPr>
+                  <pic:blipFill>
+                    <a:blip r:embed="rId22"/>
+                    <a:stretch>
+                      <a:fillRect/>
+                    </a:stretch>
+                  </pic:blipFill>
+                  <pic:spPr bwMode="auto">
+                    <a:xfrm>
+                      <a:off x="0" y="0"/>
+                      <a:ext cx="5759999" cy="2377094"/>
+                    </a:xfrm>
+                    <a:prstGeom prst="rect">
+                      <a:avLst/>
+                    </a:prstGeom>
+                    <a:noFill/>
+                    <a:ln w="9525">
+                      <a:noFill/>
+                      <a:headEnd/>
+                      <a:tailEnd/>
+                    </a:ln>
+                  </pic:spPr>
+                </pic:pic>
+              </a:graphicData>
+            </a:graphic>
+          </wp:inline>
+        </w:drawing>
+      </w:r>
+    </w:p>
+    <w:bookmarkEnd w:id="25"/>
+    <w:bookmarkStart w:id="26" w:name="makine-kodu-ve-assembly"/>
     <w:p>
       <w:pPr>
         <w:pStyle w:val="Heading3"/>
@@ -1826,8 +1853,8 @@
         <w:t xml:space="preserve">İkili dosyayı açtığınızda gördüğünüz şey budur.</w:t>
       </w:r>
     </w:p>
-    <w:bookmarkEnd w:id="23"/>
-    <w:bookmarkStart w:id="24" w:name="tersine-mühendislik-nedir"/>
+    <w:bookmarkEnd w:id="26"/>
+    <w:bookmarkStart w:id="27" w:name="tersine-mühendislik-nedir"/>
     <w:p>
       <w:pPr>
         <w:pStyle w:val="Heading3"/>
@@ -1878,8 +1905,8 @@
         <w:t xml:space="preserve">Saldırganın temel işi budur.</w:t>
       </w:r>
     </w:p>
-    <w:bookmarkEnd w:id="24"/>
-    <w:bookmarkStart w:id="25" w:name="tersine-derleyici-decompiler"/>
+    <w:bookmarkEnd w:id="27"/>
+    <w:bookmarkStart w:id="28" w:name="tersine-derleyici-decompiler"/>
     <w:p>
       <w:pPr>
         <w:pStyle w:val="Heading3"/>
@@ -1930,8 +1957,8 @@
         <w:t xml:space="preserve">Amaç: kaynağa erişimi olmayan biri, ikiliye bakarak mantığı çıkarsın.</w:t>
       </w:r>
     </w:p>
-    <w:bookmarkEnd w:id="25"/>
-    <w:bookmarkStart w:id="26" w:name="strings-komutu"/>
+    <w:bookmarkEnd w:id="28"/>
+    <w:bookmarkStart w:id="29" w:name="strings-komutu"/>
     <w:p>
       <w:pPr>
         <w:pStyle w:val="Heading3"/>
@@ -2067,8 +2094,8 @@
         <w:t xml:space="preserve">genelde budur.</w:t>
       </w:r>
     </w:p>
-    <w:bookmarkEnd w:id="26"/>
-    <w:bookmarkStart w:id="27" w:name="sembol-ve-sembol-tablosu"/>
+    <w:bookmarkEnd w:id="29"/>
+    <w:bookmarkStart w:id="30" w:name="sembol-ve-sembol-tablosu"/>
     <w:p>
       <w:pPr>
         <w:pStyle w:val="Heading3"/>
@@ -2166,8 +2193,8 @@
         <w:t xml:space="preserve">adı görünüyorsa, saldırgan nereye bakacağını bilir.</w:t>
       </w:r>
     </w:p>
-    <w:bookmarkEnd w:id="27"/>
-    <w:bookmarkStart w:id="28" w:name="hata-ayıklayıcı-debugger"/>
+    <w:bookmarkEnd w:id="30"/>
+    <w:bookmarkStart w:id="31" w:name="hata-ayıklayıcı-debugger"/>
     <w:p>
       <w:pPr>
         <w:pStyle w:val="Heading3"/>
@@ -2226,8 +2253,8 @@
         <w:t xml:space="preserve">Saldırgan programı durdurup belleği okuyabilir, değerleri değiştirebilir.</w:t>
       </w:r>
     </w:p>
-    <w:bookmarkEnd w:id="28"/>
-    <w:bookmarkStart w:id="29" w:name="bit-bayt-onaltılık"/>
+    <w:bookmarkEnd w:id="31"/>
+    <w:bookmarkStart w:id="32" w:name="bit-bayt-onaltılık"/>
     <w:p>
       <w:pPr>
         <w:pStyle w:val="Heading3"/>
@@ -2349,8 +2376,8 @@
         <w:t xml:space="preserve">gibi değerler göreceğiz; bunlar sadece sayılardır.</w:t>
       </w:r>
     </w:p>
-    <w:bookmarkEnd w:id="29"/>
-    <w:bookmarkStart w:id="30" w:name="xor-nedir"/>
+    <w:bookmarkEnd w:id="32"/>
+    <w:bookmarkStart w:id="33" w:name="xor-nedir"/>
     <w:p>
       <w:pPr>
         <w:pStyle w:val="Heading3"/>
@@ -2554,8 +2581,8 @@
         <w:t xml:space="preserve">Gizlemede çok kullanılır çünkü tersine çevrilebilir.</w:t>
       </w:r>
     </w:p>
-    <w:bookmarkEnd w:id="30"/>
-    <w:bookmarkStart w:id="31" w:name="entropi-rastgelelik-nedir"/>
+    <w:bookmarkEnd w:id="33"/>
+    <w:bookmarkStart w:id="34" w:name="entropi-rastgelelik-nedir"/>
     <w:p>
       <w:pPr>
         <w:pStyle w:val="Heading3"/>
@@ -2646,8 +2673,8 @@
         <w:t xml:space="preserve">der.</w:t>
       </w:r>
     </w:p>
-    <w:bookmarkEnd w:id="31"/>
-    <w:bookmarkStart w:id="32" w:name="fonksiyon-dal-koşul"/>
+    <w:bookmarkEnd w:id="34"/>
+    <w:bookmarkStart w:id="35" w:name="fonksiyon-dal-koşul"/>
     <w:p>
       <w:pPr>
         <w:pStyle w:val="Heading3"/>
@@ -2740,8 +2767,8 @@
         <w:t xml:space="preserve">dalın hangi yöne gideceğini belirleyen ifade.</w:t>
       </w:r>
     </w:p>
-    <w:bookmarkEnd w:id="32"/>
-    <w:bookmarkStart w:id="33" w:name="temel-blok-basic-block"/>
+    <w:bookmarkEnd w:id="35"/>
+    <w:bookmarkStart w:id="36" w:name="temel-blok-basic-block"/>
     <w:p>
       <w:pPr>
         <w:pStyle w:val="Heading3"/>
@@ -2807,8 +2834,8 @@
         <w:t xml:space="preserve">Program = temel blokların birbirine bağlanması.</w:t>
       </w:r>
     </w:p>
-    <w:bookmarkEnd w:id="33"/>
-    <w:bookmarkStart w:id="34" w:name="kontrol-akışı-grafiği-cfg"/>
+    <w:bookmarkEnd w:id="36"/>
+    <w:bookmarkStart w:id="40" w:name="kontrol-akışı-grafiği-cfg"/>
     <w:p>
       <w:pPr>
         <w:pStyle w:val="Heading3"/>
@@ -2891,26 +2918,53 @@
     </w:p>
     <w:p>
       <w:pPr>
-        <w:pStyle w:val="SourceCode"/>
-      </w:pPr>
-      <w:r>
-        <w:rPr>
-          <w:rStyle w:val="VerbatimChar"/>
-        </w:rPr>
-        <w:t xml:space="preserve">[giriş] → [koşul] → [evet bloğu] → [çıkış]</w:t>
-      </w:r>
-      <w:r>
-        <w:br/>
-      </w:r>
-      <w:r>
-        <w:rPr>
-          <w:rStyle w:val="VerbatimChar"/>
-        </w:rPr>
-        <w:t xml:space="preserve">                 ↘ [hayır bloğu] → [çıkış]</w:t>
-      </w:r>
-    </w:p>
-    <w:bookmarkEnd w:id="34"/>
-    <w:bookmarkStart w:id="35" w:name="derleme-bayrağı-flag"/>
+        <w:pStyle w:val="FirstParagraph"/>
+      </w:pPr>
+      <w:r>
+        <w:drawing>
+          <wp:inline>
+            <wp:extent cx="5759999" cy="2281967"/>
+            <wp:effectExtent b="0" l="0" r="0" t="0"/>
+            <wp:docPr descr="Kontrol akışı grafiğinin temel yapısı" title="" id="38" name="Picture"/>
+            <a:graphic>
+              <a:graphicData uri="http://schemas.openxmlformats.org/drawingml/2006/picture">
+                <pic:pic>
+                  <pic:nvPicPr>
+                    <pic:cNvPr descr="h09-12-cfg.png" id="39" name="Picture"/>
+                    <pic:cNvPicPr>
+                      <a:picLocks noChangeArrowheads="1" noChangeAspect="1"/>
+                    </pic:cNvPicPr>
+                  </pic:nvPicPr>
+                  <pic:blipFill>
+                    <a:blip r:embed="rId37"/>
+                    <a:stretch>
+                      <a:fillRect/>
+                    </a:stretch>
+                  </pic:blipFill>
+                  <pic:spPr bwMode="auto">
+                    <a:xfrm>
+                      <a:off x="0" y="0"/>
+                      <a:ext cx="5759999" cy="2281967"/>
+                    </a:xfrm>
+                    <a:prstGeom prst="rect">
+                      <a:avLst/>
+                    </a:prstGeom>
+                    <a:noFill/>
+                    <a:ln w="9525">
+                      <a:noFill/>
+                      <a:headEnd/>
+                      <a:tailEnd/>
+                    </a:ln>
+                  </pic:spPr>
+                </pic:pic>
+              </a:graphicData>
+            </a:graphic>
+          </wp:inline>
+        </w:drawing>
+      </w:r>
+    </w:p>
+    <w:bookmarkEnd w:id="40"/>
+    <w:bookmarkStart w:id="41" w:name="derleme-bayrağı-flag"/>
     <w:p>
       <w:pPr>
         <w:pStyle w:val="Heading3"/>
@@ -2977,8 +3031,8 @@
         <w:t xml:space="preserve">Aynı kaynağı farklı bayraklarla farklı derleyebilirsiniz (ör. günlüklü / günlüksüz).</w:t>
       </w:r>
     </w:p>
-    <w:bookmarkEnd w:id="35"/>
-    <w:bookmarkStart w:id="36" w:name="günlük-log-nedir"/>
+    <w:bookmarkEnd w:id="41"/>
+    <w:bookmarkStart w:id="42" w:name="günlük-log-nedir"/>
     <w:p>
       <w:pPr>
         <w:pStyle w:val="Heading3"/>
@@ -3030,8 +3084,8 @@
         <w:t xml:space="preserve">Sorun: hassas bilgi ya da iç durum günlüğe düşerse, saldırgan okur.</w:t>
       </w:r>
     </w:p>
-    <w:bookmarkEnd w:id="36"/>
-    <w:bookmarkStart w:id="37" w:name="şimdi-hazırız"/>
+    <w:bookmarkEnd w:id="42"/>
+    <w:bookmarkStart w:id="43" w:name="şimdi-hazırız"/>
     <w:p>
       <w:pPr>
         <w:pStyle w:val="Heading3"/>
@@ -3095,8 +3149,8 @@
         <w:t xml:space="preserve">kullanacağız. Takıldığınızda bu bölüme dönün.</w:t>
       </w:r>
     </w:p>
-    <w:bookmarkEnd w:id="37"/>
-    <w:bookmarkStart w:id="38" w:name="bir-cümlede-bu-haftanın-sorusu"/>
+    <w:bookmarkEnd w:id="43"/>
+    <w:bookmarkStart w:id="44" w:name="bir-cümlede-bu-haftanın-sorusu"/>
     <w:p>
       <w:pPr>
         <w:pStyle w:val="Heading3"/>
@@ -3166,9 +3220,9 @@
         <w:t xml:space="preserve">Başlıyoruz.</w:t>
       </w:r>
     </w:p>
-    <w:bookmarkEnd w:id="38"/>
-    <w:bookmarkEnd w:id="39"/>
-    <w:bookmarkStart w:id="43" w:name="gizleme-neden-bir-güvenlik-kuralıdır"/>
+    <w:bookmarkEnd w:id="44"/>
+    <w:bookmarkEnd w:id="45"/>
+    <w:bookmarkStart w:id="49" w:name="gizleme-neden-bir-güvenlik-kuralıdır"/>
     <w:p>
       <w:pPr>
         <w:pStyle w:val="Heading2"/>
@@ -3278,18 +3332,18 @@
           <wp:inline>
             <wp:extent cx="5759999" cy="2470728"/>
             <wp:effectExtent b="0" l="0" r="0" t="0"/>
-            <wp:docPr descr="Ağ saldırganı ile MATE saldırganının karşılaştırması" title="" id="41" name="Picture"/>
+            <wp:docPr descr="Ağ saldırganı ile MATE saldırganının karşılaştırması" title="" id="47" name="Picture"/>
             <a:graphic>
               <a:graphicData uri="http://schemas.openxmlformats.org/drawingml/2006/picture">
                 <pic:pic>
                   <pic:nvPicPr>
-                    <pic:cNvPr descr="h09-03-mate.png" id="42" name="Picture"/>
+                    <pic:cNvPr descr="h09-03-mate.png" id="48" name="Picture"/>
                     <pic:cNvPicPr>
                       <a:picLocks noChangeArrowheads="1" noChangeAspect="1"/>
                     </pic:cNvPicPr>
                   </pic:nvPicPr>
                   <pic:blipFill>
-                    <a:blip r:embed="rId40"/>
+                    <a:blip r:embed="rId46"/>
                     <a:stretch>
                       <a:fillRect/>
                     </a:stretch>
@@ -3987,8 +4041,8 @@
         <w:t xml:space="preserve">.</w:t>
       </w:r>
     </w:p>
-    <w:bookmarkEnd w:id="43"/>
-    <w:bookmarkStart w:id="47" w:name="gizleme-taksonomisi-beş-aile"/>
+    <w:bookmarkEnd w:id="49"/>
+    <w:bookmarkStart w:id="53" w:name="gizleme-taksonomisi-beş-aile"/>
     <w:p>
       <w:pPr>
         <w:pStyle w:val="Heading2"/>
@@ -4062,18 +4116,18 @@
           <wp:inline>
             <wp:extent cx="5759999" cy="3120125"/>
             <wp:effectExtent b="0" l="0" r="0" t="0"/>
-            <wp:docPr descr="Gizlemenin beş ailesi: düzen, veri, kontrol akışı, önleyici, sanallaştırma; aşağıdan yukarı güç ve maliyet artar" title="" id="45" name="Picture"/>
+            <wp:docPr descr="Gizlemenin beş ailesi: düzen, veri, kontrol akışı, önleyici, sanallaştırma; aşağıdan yukarı güç ve maliyet artar" title="" id="51" name="Picture"/>
             <a:graphic>
               <a:graphicData uri="http://schemas.openxmlformats.org/drawingml/2006/picture">
                 <pic:pic>
                   <pic:nvPicPr>
-                    <pic:cNvPr descr="h09-01-bes-aile.png" id="46" name="Picture"/>
+                    <pic:cNvPr descr="h09-01-bes-aile.png" id="52" name="Picture"/>
                     <pic:cNvPicPr>
                       <a:picLocks noChangeArrowheads="1" noChangeAspect="1"/>
                     </pic:cNvPicPr>
                   </pic:nvPicPr>
                   <pic:blipFill>
-                    <a:blip r:embed="rId44"/>
+                    <a:blip r:embed="rId50"/>
                     <a:stretch>
                       <a:fillRect/>
                     </a:stretch>
@@ -4527,8 +4581,8 @@
         <w:t xml:space="preserve">mükemmelleştirmek yerine, birkaç basit tekniği veri gizlemeyle birlikte kullanmak daha verimlidir.</w:t>
       </w:r>
     </w:p>
-    <w:bookmarkEnd w:id="47"/>
-    <w:bookmarkStart w:id="48" w:name="gizleme-ne-verir-ne-vermez"/>
+    <w:bookmarkEnd w:id="53"/>
+    <w:bookmarkStart w:id="54" w:name="gizleme-ne-verir-ne-vermez"/>
     <w:p>
       <w:pPr>
         <w:pStyle w:val="Heading2"/>
@@ -4929,8 +4983,8 @@
         <w:t xml:space="preserve">değil.</w:t>
       </w:r>
     </w:p>
-    <w:bookmarkEnd w:id="48"/>
-    <w:bookmarkStart w:id="52" w:name="koruma-kuralı-şablonu"/>
+    <w:bookmarkEnd w:id="54"/>
+    <w:bookmarkStart w:id="58" w:name="koruma-kuralı-şablonu"/>
     <w:p>
       <w:pPr>
         <w:pStyle w:val="Heading2"/>
@@ -4974,18 +5028,18 @@
           <wp:inline>
             <wp:extent cx="5759999" cy="2748610"/>
             <wp:effectExtent b="0" l="0" r="0" t="0"/>
-            <wp:docPr descr="Koruma kuralı şablonunun altı satırı" title="" id="50" name="Picture"/>
+            <wp:docPr descr="Koruma kuralı şablonunun altı satırı" title="" id="56" name="Picture"/>
             <a:graphic>
               <a:graphicData uri="http://schemas.openxmlformats.org/drawingml/2006/picture">
                 <pic:pic>
                   <pic:nvPicPr>
-                    <pic:cNvPr descr="h09-10-koruma-kurali.png" id="51" name="Picture"/>
+                    <pic:cNvPr descr="h09-10-koruma-kurali.png" id="57" name="Picture"/>
                     <pic:cNvPicPr>
                       <a:picLocks noChangeArrowheads="1" noChangeAspect="1"/>
                     </pic:cNvPicPr>
                   </pic:nvPicPr>
                   <pic:blipFill>
-                    <a:blip r:embed="rId49"/>
+                    <a:blip r:embed="rId55"/>
                     <a:stretch>
                       <a:fillRect/>
                     </a:stretch>
@@ -5144,8 +5198,8 @@
         </w:pict>
       </w:r>
     </w:p>
-    <w:bookmarkEnd w:id="52"/>
-    <w:bookmarkStart w:id="65" w:name="kontrol-akışı-kuralları-ileri"/>
+    <w:bookmarkEnd w:id="58"/>
+    <w:bookmarkStart w:id="71" w:name="kontrol-akışı-kuralları-ileri"/>
     <w:p>
       <w:pPr>
         <w:pStyle w:val="Heading2"/>
@@ -5230,18 +5284,18 @@
           <wp:inline>
             <wp:extent cx="5759999" cy="2470728"/>
             <wp:effectExtent b="0" l="0" r="0" t="0"/>
-            <wp:docPr descr="Kontrol akışı düzleştirme öncesi ve sonrası" title="" id="54" name="Picture"/>
+            <wp:docPr descr="Kontrol akışı düzleştirme öncesi ve sonrası" title="" id="60" name="Picture"/>
             <a:graphic>
               <a:graphicData uri="http://schemas.openxmlformats.org/drawingml/2006/picture">
                 <pic:pic>
                   <pic:nvPicPr>
-                    <pic:cNvPr descr="h09-04-duzlestirme.png" id="55" name="Picture"/>
+                    <pic:cNvPr descr="h09-04-duzlestirme.png" id="61" name="Picture"/>
                     <pic:cNvPicPr>
                       <a:picLocks noChangeArrowheads="1" noChangeAspect="1"/>
                     </pic:cNvPicPr>
                   </pic:nvPicPr>
                   <pic:blipFill>
-                    <a:blip r:embed="rId53"/>
+                    <a:blip r:embed="rId59"/>
                     <a:stretch>
                       <a:fillRect/>
                     </a:stretch>
@@ -5268,7 +5322,7 @@
         </w:drawing>
       </w:r>
     </w:p>
-    <w:bookmarkStart w:id="56" w:name="X5d96f7d716ec935c56341d7066f01ea87f58f65"/>
+    <w:bookmarkStart w:id="62" w:name="X5d96f7d716ec935c56341d7066f01ea87f58f65"/>
     <w:p>
       <w:pPr>
         <w:pStyle w:val="Heading3"/>
@@ -6555,8 +6609,8 @@
         <w:t xml:space="preserve">düzleştirme öncesi/sonrası temel blok sayısı.</w:t>
       </w:r>
     </w:p>
-    <w:bookmarkEnd w:id="56"/>
-    <w:bookmarkStart w:id="57" w:name="Xd1c0b657edd736dd334cdb53ee3995618cf3af5"/>
+    <w:bookmarkEnd w:id="62"/>
+    <w:bookmarkStart w:id="63" w:name="Xd1c0b657edd736dd334cdb53ee3995618cf3af5"/>
     <w:p>
       <w:pPr>
         <w:pStyle w:val="Heading3"/>
@@ -7008,8 +7062,8 @@
         <w:t xml:space="preserve">/bayt araması sonuç vermemeli.</w:t>
       </w:r>
     </w:p>
-    <w:bookmarkEnd w:id="57"/>
-    <w:bookmarkStart w:id="61" w:name="Xd6f7fdf37942ebde9ebc98260544d464bcd82c6"/>
+    <w:bookmarkEnd w:id="63"/>
+    <w:bookmarkStart w:id="67" w:name="Xd6f7fdf37942ebde9ebc98260544d464bcd82c6"/>
     <w:p>
       <w:pPr>
         <w:pStyle w:val="Heading3"/>
@@ -7051,18 +7105,18 @@
           <wp:inline>
             <wp:extent cx="5759999" cy="2470728"/>
             <wp:effectExtent b="0" l="0" r="0" t="0"/>
-            <wp:docPr descr="Sahte işlem ile ölü dalın farkı" title="" id="59" name="Picture"/>
+            <wp:docPr descr="Sahte işlem ile ölü dalın farkı" title="" id="65" name="Picture"/>
             <a:graphic>
               <a:graphicData uri="http://schemas.openxmlformats.org/drawingml/2006/picture">
                 <pic:pic>
                   <pic:nvPicPr>
-                    <pic:cNvPr descr="h09-05-sahte-olu.png" id="60" name="Picture"/>
+                    <pic:cNvPr descr="h09-05-sahte-olu.png" id="66" name="Picture"/>
                     <pic:cNvPicPr>
                       <a:picLocks noChangeArrowheads="1" noChangeAspect="1"/>
                     </pic:cNvPicPr>
                   </pic:nvPicPr>
                   <pic:blipFill>
-                    <a:blip r:embed="rId58"/>
+                    <a:blip r:embed="rId64"/>
                     <a:stretch>
                       <a:fillRect/>
                     </a:stretch>
@@ -7506,8 +7560,8 @@
         <w:t xml:space="preserve">ölü dalların gerçek dallardan ayırt edilme süresi.</w:t>
       </w:r>
     </w:p>
-    <w:bookmarkEnd w:id="61"/>
-    <w:bookmarkStart w:id="62" w:name="X9a4860a01029f937820197a8889e050602072dc"/>
+    <w:bookmarkEnd w:id="67"/>
+    <w:bookmarkStart w:id="68" w:name="X9a4860a01029f937820197a8889e050602072dc"/>
     <w:p>
       <w:pPr>
         <w:pStyle w:val="Heading3"/>
@@ -8431,8 +8485,8 @@
         <w:t xml:space="preserve">sayısı, bir denetimi izlemek için gereken süre.</w:t>
       </w:r>
     </w:p>
-    <w:bookmarkEnd w:id="62"/>
-    <w:bookmarkStart w:id="63" w:name="X8e518d7a8f93597bdce0694a59da667c7721923"/>
+    <w:bookmarkEnd w:id="68"/>
+    <w:bookmarkStart w:id="69" w:name="X8e518d7a8f93597bdce0694a59da667c7721923"/>
     <w:p>
       <w:pPr>
         <w:pStyle w:val="Heading3"/>
@@ -8778,8 +8832,8 @@
         <w:t xml:space="preserve">saldırısının süresi; ideal olarak tek bir bayt yaması denetimi atlatmaya yetmemeli.</w:t>
       </w:r>
     </w:p>
-    <w:bookmarkEnd w:id="63"/>
-    <w:bookmarkStart w:id="64" w:name="X015b959666dcbb5eefb9c13946478da5061df8c"/>
+    <w:bookmarkEnd w:id="69"/>
+    <w:bookmarkStart w:id="70" w:name="X015b959666dcbb5eefb9c13946478da5061df8c"/>
     <w:p>
       <w:pPr>
         <w:pStyle w:val="Heading3"/>
@@ -9067,9 +9121,9 @@
         </w:pict>
       </w:r>
     </w:p>
-    <w:bookmarkEnd w:id="64"/>
-    <w:bookmarkEnd w:id="65"/>
-    <w:bookmarkStart w:id="69" w:name="veri-gizleme-kuralları"/>
+    <w:bookmarkEnd w:id="70"/>
+    <w:bookmarkEnd w:id="71"/>
+    <w:bookmarkStart w:id="75" w:name="veri-gizleme-kuralları"/>
     <w:p>
       <w:pPr>
         <w:pStyle w:val="Heading2"/>
@@ -9130,7 +9184,7 @@
         <w:t xml:space="preserve">listeler.</w:t>
       </w:r>
     </w:p>
-    <w:bookmarkStart w:id="66" w:name="kural-k-07-statik-dizgelerin-kodlanması"/>
+    <w:bookmarkStart w:id="72" w:name="kural-k-07-statik-dizgelerin-kodlanması"/>
     <w:p>
       <w:pPr>
         <w:pStyle w:val="Heading3"/>
@@ -10034,8 +10088,8 @@
         <w:t xml:space="preserve">kuralının somut halidir. Gerçek anahtarlar için whitebox (11. hafta) ya da donanım.</w:t>
       </w:r>
     </w:p>
-    <w:bookmarkEnd w:id="66"/>
-    <w:bookmarkStart w:id="67" w:name="X2e2278bccc9f1421b6430ad04c05c03c5a50e0a"/>
+    <w:bookmarkEnd w:id="72"/>
+    <w:bookmarkStart w:id="73" w:name="X2e2278bccc9f1421b6430ad04c05c03c5a50e0a"/>
     <w:p>
       <w:pPr>
         <w:pStyle w:val="Heading3"/>
@@ -10676,8 +10730,8 @@
         <w:t xml:space="preserve">saldırısında değiştirilmesi gereken bağımsız nokta sayısı &gt; 1.</w:t>
       </w:r>
     </w:p>
-    <w:bookmarkEnd w:id="67"/>
-    <w:bookmarkStart w:id="68" w:name="Xcc7f1d8336cade38e56e7ab6fbf21f32adb9232"/>
+    <w:bookmarkEnd w:id="73"/>
+    <w:bookmarkStart w:id="74" w:name="Xcc7f1d8336cade38e56e7ab6fbf21f32adb9232"/>
     <w:p>
       <w:pPr>
         <w:pStyle w:val="Heading3"/>
@@ -10835,9 +10889,9 @@
         <w:t xml:space="preserve">kalıbından tanınma süresi.</w:t>
       </w:r>
     </w:p>
-    <w:bookmarkEnd w:id="68"/>
-    <w:bookmarkEnd w:id="69"/>
-    <w:bookmarkStart w:id="76" w:name="program-bütünü-düzeyinde-kurallar"/>
+    <w:bookmarkEnd w:id="74"/>
+    <w:bookmarkEnd w:id="75"/>
+    <w:bookmarkStart w:id="82" w:name="program-bütünü-düzeyinde-kurallar"/>
     <w:p>
       <w:pPr>
         <w:pStyle w:val="Heading2"/>
@@ -10846,7 +10900,7 @@
         <w:t xml:space="preserve">7. Program bütünü düzeyinde kurallar</w:t>
       </w:r>
     </w:p>
-    <w:bookmarkStart w:id="73" w:name="X887496c8bfec8683c2fbf5dec70e060de95d664"/>
+    <w:bookmarkStart w:id="79" w:name="X887496c8bfec8683c2fbf5dec70e060de95d664"/>
     <w:p>
       <w:pPr>
         <w:pStyle w:val="Heading3"/>
@@ -10864,18 +10918,18 @@
           <wp:inline>
             <wp:extent cx="5759999" cy="2283460"/>
             <wp:effectExtent b="0" l="0" r="0" t="0"/>
-            <wp:docPr descr="Sanallaştırma: bytecode ve yorumlayıcı" title="" id="71" name="Picture"/>
+            <wp:docPr descr="Sanallaştırma: bytecode ve yorumlayıcı" title="" id="77" name="Picture"/>
             <a:graphic>
               <a:graphicData uri="http://schemas.openxmlformats.org/drawingml/2006/picture">
                 <pic:pic>
                   <pic:nvPicPr>
-                    <pic:cNvPr descr="h09-06-sanallastirma.png" id="72" name="Picture"/>
+                    <pic:cNvPr descr="h09-06-sanallastirma.png" id="78" name="Picture"/>
                     <pic:cNvPicPr>
                       <a:picLocks noChangeArrowheads="1" noChangeAspect="1"/>
                     </pic:cNvPicPr>
                   </pic:nvPicPr>
                   <pic:blipFill>
-                    <a:blip r:embed="rId70"/>
+                    <a:blip r:embed="rId76"/>
                     <a:stretch>
                       <a:fillRect/>
                     </a:stretch>
@@ -11080,8 +11134,8 @@
         <w:t xml:space="preserve">dönüşümüyle bunu kavramsal olarak göreceğiz.</w:t>
       </w:r>
     </w:p>
-    <w:bookmarkEnd w:id="73"/>
-    <w:bookmarkStart w:id="74" w:name="Xfd6982b8278792fbd92b1ccfabb63301a65b0d6"/>
+    <w:bookmarkEnd w:id="79"/>
+    <w:bookmarkStart w:id="80" w:name="Xfd6982b8278792fbd92b1ccfabb63301a65b0d6"/>
     <w:p>
       <w:pPr>
         <w:pStyle w:val="Heading3"/>
@@ -11228,8 +11282,8 @@
         <w:t xml:space="preserve">ölçütü, bölüm 5).</w:t>
       </w:r>
     </w:p>
-    <w:bookmarkEnd w:id="74"/>
-    <w:bookmarkStart w:id="75" w:name="X45751af33b84d9c93417858cfb762c37bfd048d"/>
+    <w:bookmarkEnd w:id="80"/>
+    <w:bookmarkStart w:id="81" w:name="X45751af33b84d9c93417858cfb762c37bfd048d"/>
     <w:p>
       <w:pPr>
         <w:pStyle w:val="Heading3"/>
@@ -11487,9 +11541,9 @@
         </w:pict>
       </w:r>
     </w:p>
-    <w:bookmarkEnd w:id="75"/>
-    <w:bookmarkEnd w:id="76"/>
-    <w:bookmarkStart w:id="80" w:name="çeşitlendirme-tek-kırık-her-yeri-açmasın"/>
+    <w:bookmarkEnd w:id="81"/>
+    <w:bookmarkEnd w:id="82"/>
+    <w:bookmarkStart w:id="86" w:name="çeşitlendirme-tek-kırık-her-yeri-açmasın"/>
     <w:p>
       <w:pPr>
         <w:pStyle w:val="Heading2"/>
@@ -11597,18 +11651,18 @@
           <wp:inline>
             <wp:extent cx="5759999" cy="2477114"/>
             <wp:effectExtent b="0" l="0" r="0" t="0"/>
-            <wp:docPr descr="Aynı kaynaktan farklı tohumlarla farklı ikililer" title="" id="78" name="Picture"/>
+            <wp:docPr descr="Aynı kaynaktan farklı tohumlarla farklı ikililer" title="" id="84" name="Picture"/>
             <a:graphic>
               <a:graphicData uri="http://schemas.openxmlformats.org/drawingml/2006/picture">
                 <pic:pic>
                   <pic:nvPicPr>
-                    <pic:cNvPr descr="h09-07-cesitlendirme.png" id="79" name="Picture"/>
+                    <pic:cNvPr descr="h09-07-cesitlendirme.png" id="85" name="Picture"/>
                     <pic:cNvPicPr>
                       <a:picLocks noChangeArrowheads="1" noChangeAspect="1"/>
                     </pic:cNvPicPr>
                   </pic:nvPicPr>
                   <pic:blipFill>
-                    <a:blip r:embed="rId77"/>
+                    <a:blip r:embed="rId83"/>
                     <a:stretch>
                       <a:fillRect/>
                     </a:stretch>
@@ -11812,8 +11866,8 @@
         <w:t xml:space="preserve">Ölçütü S9’a yazın.</w:t>
       </w:r>
     </w:p>
-    <w:bookmarkEnd w:id="80"/>
-    <w:bookmarkStart w:id="84" w:name="gizlemenin-ölçülmesi"/>
+    <w:bookmarkEnd w:id="86"/>
+    <w:bookmarkStart w:id="90" w:name="gizlemenin-ölçülmesi"/>
     <w:p>
       <w:pPr>
         <w:pStyle w:val="Heading2"/>
@@ -11898,18 +11952,18 @@
           <wp:inline>
             <wp:extent cx="5759999" cy="2585921"/>
             <wp:effectExtent b="0" l="0" r="0" t="0"/>
-            <wp:docPr descr="Gizlemeyi ölçen dört boyut" title="" id="82" name="Picture"/>
+            <wp:docPr descr="Gizlemeyi ölçen dört boyut" title="" id="88" name="Picture"/>
             <a:graphic>
               <a:graphicData uri="http://schemas.openxmlformats.org/drawingml/2006/picture">
                 <pic:pic>
                   <pic:nvPicPr>
-                    <pic:cNvPr descr="h09-08-dort-olcut.png" id="83" name="Picture"/>
+                    <pic:cNvPr descr="h09-08-dort-olcut.png" id="89" name="Picture"/>
                     <pic:cNvPicPr>
                       <a:picLocks noChangeArrowheads="1" noChangeAspect="1"/>
                     </pic:cNvPicPr>
                   </pic:nvPicPr>
                   <pic:blipFill>
-                    <a:blip r:embed="rId81"/>
+                    <a:blip r:embed="rId87"/>
                     <a:stretch>
                       <a:fillRect/>
                     </a:stretch>
@@ -12194,44 +12248,86 @@
     </w:p>
     <w:p>
       <w:pPr>
-        <w:pStyle w:val="SourceCode"/>
-      </w:pPr>
-      <w:r>
-        <w:rPr>
-          <w:rStyle w:val="VerbatimChar"/>
-        </w:rPr>
-        <w:t xml:space="preserve">Karar kuralı (S9'a yazılır):</w:t>
-      </w:r>
-      <w:r>
-        <w:br/>
-      </w:r>
-      <w:r>
-        <w:rPr>
-          <w:rStyle w:val="VerbatimChar"/>
-        </w:rPr>
-        <w:t xml:space="preserve">  Varlık değeri düşük  → hafif, ucuz gizleme (K-01, K-02, K-07) yeter</w:t>
-      </w:r>
-      <w:r>
-        <w:br/>
-      </w:r>
-      <w:r>
-        <w:rPr>
-          <w:rStyle w:val="VerbatimChar"/>
-        </w:rPr>
-        <w:t xml:space="preserve">  Varlık değeri yüksek → katmanlı (K-04 + K-05 + K-08 + çeşitlendirme), maliyeti kabul et</w:t>
-      </w:r>
-      <w:r>
-        <w:br/>
-      </w:r>
-      <w:r>
-        <w:rPr>
-          <w:rStyle w:val="VerbatimChar"/>
-        </w:rPr>
-        <w:t xml:space="preserve">  Her katman için: güç ve dayanıklılık kazancı vs. boyut/hız maliyeti ölçülür ve yazılır</w:t>
-      </w:r>
-    </w:p>
-    <w:bookmarkEnd w:id="84"/>
-    <w:bookmarkStart w:id="88" w:name="X69f828a724a12a752b54b4d5ba4c5324a31ab41"/>
+        <w:pStyle w:val="BodyText"/>
+      </w:pPr>
+      <w:r>
+        <w:rPr>
+          <w:b/>
+          <w:bCs/>
+        </w:rPr>
+        <w:t xml:space="preserve">Karar kuralı (S9’a yazılır):</w:t>
+      </w:r>
+    </w:p>
+    <w:p>
+      <w:pPr>
+        <w:pStyle w:val="Compact"/>
+        <w:numPr>
+          <w:ilvl w:val="0"/>
+          <w:numId w:val="1022"/>
+        </w:numPr>
+      </w:pPr>
+      <w:r>
+        <w:t xml:space="preserve">Varlık değeri</w:t>
+      </w:r>
+      <w:r>
+        <w:t xml:space="preserve"> </w:t>
+      </w:r>
+      <w:r>
+        <w:rPr>
+          <w:b/>
+          <w:bCs/>
+        </w:rPr>
+        <w:t xml:space="preserve">düşük</w:t>
+      </w:r>
+      <w:r>
+        <w:t xml:space="preserve"> </w:t>
+      </w:r>
+      <w:r>
+        <w:t xml:space="preserve">→ hafif, ucuz gizleme (K-01, K-02, K-07) yeter.</w:t>
+      </w:r>
+    </w:p>
+    <w:p>
+      <w:pPr>
+        <w:pStyle w:val="Compact"/>
+        <w:numPr>
+          <w:ilvl w:val="0"/>
+          <w:numId w:val="1022"/>
+        </w:numPr>
+      </w:pPr>
+      <w:r>
+        <w:t xml:space="preserve">Varlık değeri</w:t>
+      </w:r>
+      <w:r>
+        <w:t xml:space="preserve"> </w:t>
+      </w:r>
+      <w:r>
+        <w:rPr>
+          <w:b/>
+          <w:bCs/>
+        </w:rPr>
+        <w:t xml:space="preserve">yüksek</w:t>
+      </w:r>
+      <w:r>
+        <w:t xml:space="preserve"> </w:t>
+      </w:r>
+      <w:r>
+        <w:t xml:space="preserve">→ katmanlı koruma (K-04 + K-05 + K-08 + çeşitlendirme); maliyeti kabul edilir.</w:t>
+      </w:r>
+    </w:p>
+    <w:p>
+      <w:pPr>
+        <w:pStyle w:val="Compact"/>
+        <w:numPr>
+          <w:ilvl w:val="0"/>
+          <w:numId w:val="1022"/>
+        </w:numPr>
+      </w:pPr>
+      <w:r>
+        <w:t xml:space="preserve">Her katman için güç ve dayanıklılık kazancı, boyut/hız maliyetine karşı ölçülür ve yazılır.</w:t>
+      </w:r>
+    </w:p>
+    <w:bookmarkEnd w:id="90"/>
+    <w:bookmarkStart w:id="94" w:name="X69f828a724a12a752b54b4d5ba4c5324a31ab41"/>
     <w:p>
       <w:pPr>
         <w:pStyle w:val="Heading2"/>
@@ -12287,18 +12383,18 @@
           <wp:inline>
             <wp:extent cx="5759999" cy="2283460"/>
             <wp:effectExtent b="0" l="0" r="0" t="0"/>
-            <wp:docPr descr="Deobfuscation araçları ve dayanıklılık" title="" id="86" name="Picture"/>
+            <wp:docPr descr="Deobfuscation araçları ve dayanıklılık" title="" id="92" name="Picture"/>
             <a:graphic>
               <a:graphicData uri="http://schemas.openxmlformats.org/drawingml/2006/picture">
                 <pic:pic>
                   <pic:nvPicPr>
-                    <pic:cNvPr descr="h09-09-deobfuscation.png" id="87" name="Picture"/>
+                    <pic:cNvPr descr="h09-09-deobfuscation.png" id="93" name="Picture"/>
                     <pic:cNvPicPr>
                       <a:picLocks noChangeArrowheads="1" noChangeAspect="1"/>
                     </pic:cNvPicPr>
                   </pic:nvPicPr>
                   <pic:blipFill>
-                    <a:blip r:embed="rId85"/>
+                    <a:blip r:embed="rId91"/>
                     <a:stretch>
                       <a:fillRect/>
                     </a:stretch>
@@ -12330,7 +12426,7 @@
         <w:pStyle w:val="Compact"/>
         <w:numPr>
           <w:ilvl w:val="0"/>
-          <w:numId w:val="1022"/>
+          <w:numId w:val="1023"/>
         </w:numPr>
       </w:pPr>
       <w:r>
@@ -12386,7 +12482,7 @@
         <w:pStyle w:val="Compact"/>
         <w:numPr>
           <w:ilvl w:val="0"/>
-          <w:numId w:val="1022"/>
+          <w:numId w:val="1023"/>
         </w:numPr>
       </w:pPr>
       <w:r>
@@ -12430,7 +12526,7 @@
         <w:pStyle w:val="Compact"/>
         <w:numPr>
           <w:ilvl w:val="0"/>
-          <w:numId w:val="1022"/>
+          <w:numId w:val="1023"/>
         </w:numPr>
       </w:pPr>
       <w:r>
@@ -12523,8 +12619,8 @@
         <w:t xml:space="preserve">demek gerekir.</w:t>
       </w:r>
     </w:p>
-    <w:bookmarkEnd w:id="88"/>
-    <w:bookmarkStart w:id="89" w:name="katmanlı-savunmada-gizlemenin-yeri"/>
+    <w:bookmarkEnd w:id="94"/>
+    <w:bookmarkStart w:id="95" w:name="katmanlı-savunmada-gizlemenin-yeri"/>
     <w:p>
       <w:pPr>
         <w:pStyle w:val="Heading2"/>
@@ -12906,8 +13002,8 @@
         <w:t xml:space="preserve">geciktirme değeriyle sunulmasıdır.</w:t>
       </w:r>
     </w:p>
-    <w:bookmarkEnd w:id="89"/>
-    <w:bookmarkStart w:id="90" w:name="X069206e47b5d3456bffa482ea7f7b87ba33e109"/>
+    <w:bookmarkEnd w:id="95"/>
+    <w:bookmarkStart w:id="96" w:name="X069206e47b5d3456bffa482ea7f7b87ba33e109"/>
     <w:p>
       <w:pPr>
         <w:pStyle w:val="Heading2"/>
@@ -12945,7 +13041,7 @@
         <w:pStyle w:val="Compact"/>
         <w:numPr>
           <w:ilvl w:val="0"/>
-          <w:numId w:val="1023"/>
+          <w:numId w:val="1024"/>
         </w:numPr>
       </w:pPr>
       <w:r>
@@ -12967,7 +13063,7 @@
         <w:pStyle w:val="Compact"/>
         <w:numPr>
           <w:ilvl w:val="1"/>
-          <w:numId w:val="1024"/>
+          <w:numId w:val="1025"/>
         </w:numPr>
       </w:pPr>
       <w:r>
@@ -13009,7 +13105,7 @@
         <w:pStyle w:val="Compact"/>
         <w:numPr>
           <w:ilvl w:val="0"/>
-          <w:numId w:val="1023"/>
+          <w:numId w:val="1024"/>
         </w:numPr>
       </w:pPr>
       <w:r>
@@ -13052,7 +13148,7 @@
         <w:pStyle w:val="Compact"/>
         <w:numPr>
           <w:ilvl w:val="0"/>
-          <w:numId w:val="1023"/>
+          <w:numId w:val="1024"/>
         </w:numPr>
       </w:pPr>
       <w:r>
@@ -13090,7 +13186,7 @@
         <w:pStyle w:val="Compact"/>
         <w:numPr>
           <w:ilvl w:val="0"/>
-          <w:numId w:val="1023"/>
+          <w:numId w:val="1024"/>
         </w:numPr>
       </w:pPr>
       <w:r>
@@ -13204,8 +13300,8 @@
         <w:t xml:space="preserve">sayılır; kanıt sayılmaz.</w:t>
       </w:r>
     </w:p>
-    <w:bookmarkEnd w:id="90"/>
-    <w:bookmarkStart w:id="91" w:name="kendini-sınama"/>
+    <w:bookmarkEnd w:id="96"/>
+    <w:bookmarkStart w:id="97" w:name="kendini-sınama"/>
     <w:p>
       <w:pPr>
         <w:pStyle w:val="Heading2"/>
@@ -13947,8 +14043,8 @@
         <w:t xml:space="preserve">güçlü ama sanallaştırma değil; sürümde tohumla çeşitlendir.</w:t>
       </w:r>
     </w:p>
-    <w:bookmarkEnd w:id="91"/>
-    <w:bookmarkStart w:id="92" w:name="kaynaklar-ve-ileri-okuma"/>
+    <w:bookmarkEnd w:id="97"/>
+    <w:bookmarkStart w:id="98" w:name="kaynaklar-ve-ileri-okuma"/>
     <w:p>
       <w:pPr>
         <w:pStyle w:val="Heading2"/>
@@ -13962,7 +14058,7 @@
         <w:pStyle w:val="Compact"/>
         <w:numPr>
           <w:ilvl w:val="0"/>
-          <w:numId w:val="1025"/>
+          <w:numId w:val="1026"/>
         </w:numPr>
       </w:pPr>
       <w:r>
@@ -13990,7 +14086,7 @@
         <w:pStyle w:val="Compact"/>
         <w:numPr>
           <w:ilvl w:val="0"/>
-          <w:numId w:val="1025"/>
+          <w:numId w:val="1026"/>
         </w:numPr>
       </w:pPr>
       <w:r>
@@ -14018,7 +14114,7 @@
         <w:pStyle w:val="Compact"/>
         <w:numPr>
           <w:ilvl w:val="0"/>
-          <w:numId w:val="1025"/>
+          <w:numId w:val="1026"/>
         </w:numPr>
       </w:pPr>
       <w:r>
@@ -14046,7 +14142,7 @@
         <w:pStyle w:val="Compact"/>
         <w:numPr>
           <w:ilvl w:val="0"/>
-          <w:numId w:val="1025"/>
+          <w:numId w:val="1026"/>
         </w:numPr>
       </w:pPr>
       <w:r>
@@ -14070,7 +14166,7 @@
         <w:pStyle w:val="Compact"/>
         <w:numPr>
           <w:ilvl w:val="0"/>
-          <w:numId w:val="1025"/>
+          <w:numId w:val="1026"/>
         </w:numPr>
       </w:pPr>
       <w:r>
@@ -14082,7 +14178,7 @@
         <w:pStyle w:val="Compact"/>
         <w:numPr>
           <w:ilvl w:val="0"/>
-          <w:numId w:val="1025"/>
+          <w:numId w:val="1026"/>
         </w:numPr>
       </w:pPr>
       <w:r>
@@ -14143,8 +14239,8 @@
         <w:t xml:space="preserve">haftada bu haftaki kuralların otomatik karşılığı (Tigress) gelir.</w:t>
       </w:r>
     </w:p>
-    <w:bookmarkEnd w:id="92"/>
-    <w:bookmarkEnd w:id="93"/>
+    <w:bookmarkEnd w:id="98"/>
+    <w:bookmarkEnd w:id="99"/>
     <w:sectPr>
       <w:headerReference r:id="rId9" w:type="default"/>
       <w:footerReference r:id="rId10" w:type="default"/>
@@ -14674,34 +14770,7 @@
     <w:abstractNumId w:val="991"/>
   </w:num>
   <w:num w:numId="1023">
-    <w:abstractNumId w:val="99411"/>
-    <w:lvlOverride w:ilvl="0">
-      <w:startOverride w:val="1"/>
-    </w:lvlOverride>
-    <w:lvlOverride w:ilvl="1">
-      <w:startOverride w:val="1"/>
-    </w:lvlOverride>
-    <w:lvlOverride w:ilvl="2">
-      <w:startOverride w:val="1"/>
-    </w:lvlOverride>
-    <w:lvlOverride w:ilvl="3">
-      <w:startOverride w:val="1"/>
-    </w:lvlOverride>
-    <w:lvlOverride w:ilvl="4">
-      <w:startOverride w:val="1"/>
-    </w:lvlOverride>
-    <w:lvlOverride w:ilvl="5">
-      <w:startOverride w:val="1"/>
-    </w:lvlOverride>
-    <w:lvlOverride w:ilvl="6">
-      <w:startOverride w:val="1"/>
-    </w:lvlOverride>
-    <w:lvlOverride w:ilvl="7">
-      <w:startOverride w:val="1"/>
-    </w:lvlOverride>
-    <w:lvlOverride w:ilvl="8">
-      <w:startOverride w:val="1"/>
-    </w:lvlOverride>
+    <w:abstractNumId w:val="991"/>
   </w:num>
   <w:num w:numId="1024">
     <w:abstractNumId w:val="99411"/>
@@ -14734,6 +14803,36 @@
     </w:lvlOverride>
   </w:num>
   <w:num w:numId="1025">
+    <w:abstractNumId w:val="99411"/>
+    <w:lvlOverride w:ilvl="0">
+      <w:startOverride w:val="1"/>
+    </w:lvlOverride>
+    <w:lvlOverride w:ilvl="1">
+      <w:startOverride w:val="1"/>
+    </w:lvlOverride>
+    <w:lvlOverride w:ilvl="2">
+      <w:startOverride w:val="1"/>
+    </w:lvlOverride>
+    <w:lvlOverride w:ilvl="3">
+      <w:startOverride w:val="1"/>
+    </w:lvlOverride>
+    <w:lvlOverride w:ilvl="4">
+      <w:startOverride w:val="1"/>
+    </w:lvlOverride>
+    <w:lvlOverride w:ilvl="5">
+      <w:startOverride w:val="1"/>
+    </w:lvlOverride>
+    <w:lvlOverride w:ilvl="6">
+      <w:startOverride w:val="1"/>
+    </w:lvlOverride>
+    <w:lvlOverride w:ilvl="7">
+      <w:startOverride w:val="1"/>
+    </w:lvlOverride>
+    <w:lvlOverride w:ilvl="8">
+      <w:startOverride w:val="1"/>
+    </w:lvlOverride>
+  </w:num>
+  <w:num w:numId="1026">
     <w:abstractNumId w:val="991"/>
   </w:num>
 </w:numbering>

--- a/docs/week-9/cen429-week-9-ders-notu.tr.docx
+++ b/docs/week-9/cen429-week-9-ders-notu.tr.docx
@@ -2,7 +2,7 @@
 <file path=word/document.xml><?xml version="1.0" encoding="utf-8"?>
 <w:document xmlns:w="http://schemas.openxmlformats.org/wordprocessingml/2006/main" xmlns:m="http://schemas.openxmlformats.org/officeDocument/2006/math" xmlns:r="http://schemas.openxmlformats.org/officeDocument/2006/relationships" xmlns:o="urn:schemas-microsoft-com:office:office" xmlns:v="urn:schemas-microsoft-com:vml" xmlns:w10="urn:schemas-microsoft-com:office:word" xmlns:a="http://schemas.openxmlformats.org/drawingml/2006/main" xmlns:pic="http://schemas.openxmlformats.org/drawingml/2006/picture" xmlns:wp="http://schemas.openxmlformats.org/drawingml/2006/wordprocessingDrawing">
   <w:body>
-    <w:bookmarkStart w:id="130" w:name="X82a2f3eaa5d29f3998ba6064b8d893a1228b0c7"/>
+    <w:bookmarkStart w:id="131" w:name="X82a2f3eaa5d29f3998ba6064b8d893a1228b0c7"/>
     <w:p>
       <w:pPr>
         <w:pStyle w:val="Heading1"/>
@@ -14,7 +14,8 @@
     <w:tbl>
       <w:tblPr>
         <w:tblStyle w:val="Table"/>
-        <w:tblW w:type="auto" w:w="0"/>
+        <w:tblW w:type="pct" w:w="5000"/>
+        <w:tblLayout w:type="fixed"/>
         <w:tblLook w:firstRow="0" w:lastRow="0" w:firstColumn="0" w:lastColumn="0" w:noHBand="0" w:noVBand="0" w:val="0000"/>
       </w:tblPr>
       <w:tblGrid>
@@ -101,6 +102,151 @@
             </w:pPr>
             <w:r>
               <w:t xml:space="preserve">3 saat</w:t>
+            </w:r>
+          </w:p>
+        </w:tc>
+      </w:tr>
+      <w:tr>
+        <w:tc>
+          <w:tcPr/>
+          <w:p>
+            <w:pPr>
+              <w:pStyle w:val="Compact"/>
+            </w:pPr>
+            <w:r>
+              <w:rPr>
+                <w:b/>
+                <w:bCs/>
+              </w:rPr>
+              <w:t xml:space="preserve">Ön bilgi</w:t>
+            </w:r>
+          </w:p>
+        </w:tc>
+        <w:tc>
+          <w:tcPr/>
+          <w:p>
+            <w:pPr>
+              <w:pStyle w:val="Compact"/>
+            </w:pPr>
+            <w:r>
+              <w:t xml:space="preserve">Hafta 1’den beyaz kutu saldırgan modeli; Hafta 4’ten derleme,</w:t>
+            </w:r>
+            <w:r>
+              <w:t xml:space="preserve"> </w:t>
+            </w:r>
+            <w:r>
+              <w:rPr>
+                <w:rStyle w:val="VerbatimChar"/>
+              </w:rPr>
+              <w:t xml:space="preserve">objdump</w:t>
+            </w:r>
+            <w:r>
+              <w:t xml:space="preserve"> </w:t>
+            </w:r>
+            <w:r>
+              <w:t xml:space="preserve">ve tersine mühendislik kavramları; C’de kontrol akışı (</w:t>
+            </w:r>
+            <w:r>
+              <w:rPr>
+                <w:rStyle w:val="VerbatimChar"/>
+              </w:rPr>
+              <w:t xml:space="preserve">if</w:t>
+            </w:r>
+            <w:r>
+              <w:t xml:space="preserve">,</w:t>
+            </w:r>
+            <w:r>
+              <w:t xml:space="preserve"> </w:t>
+            </w:r>
+            <w:r>
+              <w:rPr>
+                <w:rStyle w:val="VerbatimChar"/>
+              </w:rPr>
+              <w:t xml:space="preserve">switch</w:t>
+            </w:r>
+            <w:r>
+              <w:t xml:space="preserve">, döngü)</w:t>
+            </w:r>
+          </w:p>
+        </w:tc>
+      </w:tr>
+      <w:tr>
+        <w:tc>
+          <w:tcPr/>
+          <w:p>
+            <w:pPr>
+              <w:pStyle w:val="Compact"/>
+            </w:pPr>
+            <w:r>
+              <w:rPr>
+                <w:b/>
+                <w:bCs/>
+              </w:rPr>
+              <w:t xml:space="preserve">Uygulamalar</w:t>
+            </w:r>
+          </w:p>
+        </w:tc>
+        <w:tc>
+          <w:tcPr/>
+          <w:p>
+            <w:pPr>
+              <w:pStyle w:val="Compact"/>
+            </w:pPr>
+            <w:hyperlink r:id="rId20">
+              <w:r>
+                <w:rPr>
+                  <w:rStyle w:val="VerbatimChar"/>
+                </w:rPr>
+                <w:t xml:space="preserve">code/week-09</w:t>
+              </w:r>
+            </w:hyperlink>
+            <w:r>
+              <w:t xml:space="preserve"> </w:t>
+            </w:r>
+            <w:r>
+              <w:t xml:space="preserve">— 2 demo;</w:t>
+            </w:r>
+            <w:r>
+              <w:t xml:space="preserve"> </w:t>
+            </w:r>
+            <w:r>
+              <w:rPr>
+                <w:rStyle w:val="VerbatimChar"/>
+              </w:rPr>
+              <w:t xml:space="preserve">code</w:t>
+            </w:r>
+            <w:r>
+              <w:t xml:space="preserve"> </w:t>
+            </w:r>
+            <w:r>
+              <w:t xml:space="preserve">klasöründe bir kez derleyin, sonra</w:t>
+            </w:r>
+            <w:r>
+              <w:t xml:space="preserve"> </w:t>
+            </w:r>
+            <w:r>
+              <w:rPr>
+                <w:rStyle w:val="VerbatimChar"/>
+              </w:rPr>
+              <w:t xml:space="preserve">bin/linux</w:t>
+            </w:r>
+            <w:r>
+              <w:t xml:space="preserve"> </w:t>
+            </w:r>
+            <w:r>
+              <w:t xml:space="preserve">(Windows’ta</w:t>
+            </w:r>
+            <w:r>
+              <w:t xml:space="preserve"> </w:t>
+            </w:r>
+            <w:r>
+              <w:rPr>
+                <w:rStyle w:val="VerbatimChar"/>
+              </w:rPr>
+              <w:t xml:space="preserve">bin\windows</w:t>
+            </w:r>
+            <w:r>
+              <w:t xml:space="preserve">) altından çalıştırın</w:t>
             </w:r>
           </w:p>
         </w:tc>
@@ -1448,7 +1594,7 @@
         </w:pict>
       </w:r>
     </w:p>
-    <w:bookmarkStart w:id="49" w:name="temel-kavramlar-sıfırdan"/>
+    <w:bookmarkStart w:id="50" w:name="temel-kavramlar-sıfırdan"/>
     <w:p>
       <w:pPr>
         <w:pStyle w:val="Heading2"/>
@@ -1478,7 +1624,7 @@
         <w:t xml:space="preserve">. Haftanın geri kalanında kullanacağımız terimleri sıfırdan tanımlıyoruz. Bir terimi bilmiyorsanız önce burayı okuyun; sonraki bölümler bunların üzerine kurulur.</w:t>
       </w:r>
     </w:p>
-    <w:bookmarkStart w:id="20" w:name="neden-bu-bölüm-var"/>
+    <w:bookmarkStart w:id="21" w:name="neden-bu-bölüm-var"/>
     <w:p>
       <w:pPr>
         <w:pStyle w:val="Heading3"/>
@@ -1537,8 +1683,8 @@
         <w:t xml:space="preserve">Hiçbir şey bilmediğinizi varsayıyoruz — bu iyi bir başlangıç.</w:t>
       </w:r>
     </w:p>
-    <w:bookmarkEnd w:id="20"/>
-    <w:bookmarkStart w:id="21" w:name="kaynak-kod-nedir"/>
+    <w:bookmarkEnd w:id="21"/>
+    <w:bookmarkStart w:id="22" w:name="kaynak-kod-nedir"/>
     <w:p>
       <w:pPr>
         <w:pStyle w:val="Heading3"/>
@@ -1620,8 +1766,8 @@
         <w:t xml:space="preserve">ve makinenin çalıştırdığı biçime döner.</w:t>
       </w:r>
     </w:p>
-    <w:bookmarkEnd w:id="21"/>
-    <w:bookmarkStart w:id="25" w:name="derleyici-ve-ikili-dosya"/>
+    <w:bookmarkEnd w:id="22"/>
+    <w:bookmarkStart w:id="26" w:name="derleyici-ve-ikili-dosya"/>
     <w:p>
       <w:pPr>
         <w:pStyle w:val="Heading3"/>
@@ -1720,18 +1866,18 @@
           <wp:inline>
             <wp:extent cx="5759999" cy="2377094"/>
             <wp:effectExtent b="0" l="0" r="0" t="0"/>
-            <wp:docPr descr="Derleyici ne yapar: kaynaktan ikiliye" title="" id="23" name="Picture"/>
+            <wp:docPr descr="Derleyici ne yapar: kaynaktan ikiliye" title="" id="24" name="Picture"/>
             <a:graphic>
               <a:graphicData uri="http://schemas.openxmlformats.org/drawingml/2006/picture">
                 <pic:pic>
                   <pic:nvPicPr>
-                    <pic:cNvPr descr="h09-13-derleme-zinciri.png" id="24" name="Picture"/>
+                    <pic:cNvPr descr="h09-13-derleme-zinciri.png" id="25" name="Picture"/>
                     <pic:cNvPicPr>
                       <a:picLocks noChangeArrowheads="1" noChangeAspect="1"/>
                     </pic:cNvPicPr>
                   </pic:nvPicPr>
                   <pic:blipFill>
-                    <a:blip r:embed="rId22"/>
+                    <a:blip r:embed="rId23"/>
                     <a:stretch>
                       <a:fillRect/>
                     </a:stretch>
@@ -1758,8 +1904,8 @@
         </w:drawing>
       </w:r>
     </w:p>
-    <w:bookmarkEnd w:id="25"/>
-    <w:bookmarkStart w:id="26" w:name="makine-kodu-ve-assembly"/>
+    <w:bookmarkEnd w:id="26"/>
+    <w:bookmarkStart w:id="27" w:name="makine-kodu-ve-assembly"/>
     <w:p>
       <w:pPr>
         <w:pStyle w:val="Heading3"/>
@@ -1853,8 +1999,8 @@
         <w:t xml:space="preserve">İkili dosyayı açtığınızda gördüğünüz şey budur.</w:t>
       </w:r>
     </w:p>
-    <w:bookmarkEnd w:id="26"/>
-    <w:bookmarkStart w:id="27" w:name="tersine-mühendislik-nedir"/>
+    <w:bookmarkEnd w:id="27"/>
+    <w:bookmarkStart w:id="28" w:name="tersine-mühendislik-nedir"/>
     <w:p>
       <w:pPr>
         <w:pStyle w:val="Heading3"/>
@@ -1905,8 +2051,8 @@
         <w:t xml:space="preserve">Saldırganın temel işi budur.</w:t>
       </w:r>
     </w:p>
-    <w:bookmarkEnd w:id="27"/>
-    <w:bookmarkStart w:id="28" w:name="tersine-derleyici-decompiler"/>
+    <w:bookmarkEnd w:id="28"/>
+    <w:bookmarkStart w:id="29" w:name="tersine-derleyici-decompiler"/>
     <w:p>
       <w:pPr>
         <w:pStyle w:val="Heading3"/>
@@ -2266,8 +2412,8 @@
         <w:t xml:space="preserve">bölüm 5 ve 6’nın konusudur.</w:t>
       </w:r>
     </w:p>
-    <w:bookmarkEnd w:id="28"/>
-    <w:bookmarkStart w:id="29" w:name="strings-komutu"/>
+    <w:bookmarkEnd w:id="29"/>
+    <w:bookmarkStart w:id="30" w:name="strings-komutu"/>
     <w:p>
       <w:pPr>
         <w:pStyle w:val="Heading3"/>
@@ -2403,8 +2549,8 @@
         <w:t xml:space="preserve">genelde budur.</w:t>
       </w:r>
     </w:p>
-    <w:bookmarkEnd w:id="29"/>
-    <w:bookmarkStart w:id="30" w:name="sembol-ve-sembol-tablosu"/>
+    <w:bookmarkEnd w:id="30"/>
+    <w:bookmarkStart w:id="31" w:name="sembol-ve-sembol-tablosu"/>
     <w:p>
       <w:pPr>
         <w:pStyle w:val="Heading3"/>
@@ -2502,8 +2648,8 @@
         <w:t xml:space="preserve">adı görünüyorsa, saldırgan nereye bakacağını bilir.</w:t>
       </w:r>
     </w:p>
-    <w:bookmarkEnd w:id="30"/>
-    <w:bookmarkStart w:id="31" w:name="hata-ayıklayıcı-debugger"/>
+    <w:bookmarkEnd w:id="31"/>
+    <w:bookmarkStart w:id="32" w:name="hata-ayıklayıcı-debugger"/>
     <w:p>
       <w:pPr>
         <w:pStyle w:val="Heading3"/>
@@ -2562,8 +2708,8 @@
         <w:t xml:space="preserve">Saldırgan programı durdurup belleği okuyabilir, değerleri değiştirebilir.</w:t>
       </w:r>
     </w:p>
-    <w:bookmarkEnd w:id="31"/>
-    <w:bookmarkStart w:id="32" w:name="bit-bayt-onaltılık"/>
+    <w:bookmarkEnd w:id="32"/>
+    <w:bookmarkStart w:id="33" w:name="bit-bayt-onaltılık"/>
     <w:p>
       <w:pPr>
         <w:pStyle w:val="Heading3"/>
@@ -3156,8 +3302,8 @@
         <w:t xml:space="preserve">değildir, yalnız insan için okuma kolaylığı farklıdır (hex kısa, ikilik bit işlemlerini gösterir açıkça).</w:t>
       </w:r>
     </w:p>
-    <w:bookmarkEnd w:id="32"/>
-    <w:bookmarkStart w:id="33" w:name="xor-nedir"/>
+    <w:bookmarkEnd w:id="33"/>
+    <w:bookmarkStart w:id="34" w:name="xor-nedir"/>
     <w:p>
       <w:pPr>
         <w:pStyle w:val="Heading3"/>
@@ -3361,8 +3507,8 @@
         <w:t xml:space="preserve">Gizlemede çok kullanılır çünkü tersine çevrilebilir.</w:t>
       </w:r>
     </w:p>
-    <w:bookmarkEnd w:id="33"/>
-    <w:bookmarkStart w:id="34" w:name="X51c863b0cecb76f02adafb30bc2e1391fdc1b1f"/>
+    <w:bookmarkEnd w:id="34"/>
+    <w:bookmarkStart w:id="35" w:name="X51c863b0cecb76f02adafb30bc2e1391fdc1b1f"/>
     <w:p>
       <w:pPr>
         <w:pStyle w:val="Heading3"/>
@@ -4554,8 +4700,8 @@
         <w:t xml:space="preserve">tekrar kuracaksınız, sadece bir bayt yerine bir dizi bayt için.</w:t>
       </w:r>
     </w:p>
-    <w:bookmarkEnd w:id="34"/>
-    <w:bookmarkStart w:id="35" w:name="sayısal-bir-entropi-örneği"/>
+    <w:bookmarkEnd w:id="35"/>
+    <w:bookmarkStart w:id="36" w:name="sayısal-bir-entropi-örneği"/>
     <w:p>
       <w:pPr>
         <w:pStyle w:val="Heading3"/>
@@ -4867,8 +5013,8 @@
         <w:t xml:space="preserve">cümlesinin sayısal karşılığı tam olarak budur.</w:t>
       </w:r>
     </w:p>
-    <w:bookmarkEnd w:id="35"/>
-    <w:bookmarkStart w:id="36" w:name="entropi-rastgelelik-nedir"/>
+    <w:bookmarkEnd w:id="36"/>
+    <w:bookmarkStart w:id="37" w:name="entropi-rastgelelik-nedir"/>
     <w:p>
       <w:pPr>
         <w:pStyle w:val="Heading3"/>
@@ -4959,8 +5105,8 @@
         <w:t xml:space="preserve">der.</w:t>
       </w:r>
     </w:p>
-    <w:bookmarkEnd w:id="36"/>
-    <w:bookmarkStart w:id="37" w:name="fonksiyon-dal-koşul"/>
+    <w:bookmarkEnd w:id="37"/>
+    <w:bookmarkStart w:id="38" w:name="fonksiyon-dal-koşul"/>
     <w:p>
       <w:pPr>
         <w:pStyle w:val="Heading3"/>
@@ -5053,8 +5199,8 @@
         <w:t xml:space="preserve">dalın hangi yöne gideceğini belirleyen ifade.</w:t>
       </w:r>
     </w:p>
-    <w:bookmarkEnd w:id="37"/>
-    <w:bookmarkStart w:id="38" w:name="temel-blok-basic-block"/>
+    <w:bookmarkEnd w:id="38"/>
+    <w:bookmarkStart w:id="39" w:name="temel-blok-basic-block"/>
     <w:p>
       <w:pPr>
         <w:pStyle w:val="Heading3"/>
@@ -5120,8 +5266,8 @@
         <w:t xml:space="preserve">Program = temel blokların birbirine bağlanması.</w:t>
       </w:r>
     </w:p>
-    <w:bookmarkEnd w:id="38"/>
-    <w:bookmarkStart w:id="42" w:name="kontrol-akışı-grafiği-cfg"/>
+    <w:bookmarkEnd w:id="39"/>
+    <w:bookmarkStart w:id="43" w:name="kontrol-akışı-grafiği-cfg"/>
     <w:p>
       <w:pPr>
         <w:pStyle w:val="Heading3"/>
@@ -5211,18 +5357,18 @@
           <wp:inline>
             <wp:extent cx="5759999" cy="2281967"/>
             <wp:effectExtent b="0" l="0" r="0" t="0"/>
-            <wp:docPr descr="Kontrol akışı grafiğinin temel yapısı" title="" id="40" name="Picture"/>
+            <wp:docPr descr="Kontrol akışı grafiğinin temel yapısı" title="" id="41" name="Picture"/>
             <a:graphic>
               <a:graphicData uri="http://schemas.openxmlformats.org/drawingml/2006/picture">
                 <pic:pic>
                   <pic:nvPicPr>
-                    <pic:cNvPr descr="h09-12-cfg.png" id="41" name="Picture"/>
+                    <pic:cNvPr descr="h09-12-cfg.png" id="42" name="Picture"/>
                     <pic:cNvPicPr>
                       <a:picLocks noChangeArrowheads="1" noChangeAspect="1"/>
                     </pic:cNvPicPr>
                   </pic:nvPicPr>
                   <pic:blipFill>
-                    <a:blip r:embed="rId39"/>
+                    <a:blip r:embed="rId40"/>
                     <a:stretch>
                       <a:fillRect/>
                     </a:stretch>
@@ -6085,8 +6231,8 @@
         <w:t xml:space="preserve">öğreneceksiniz.</w:t>
       </w:r>
     </w:p>
-    <w:bookmarkEnd w:id="42"/>
-    <w:bookmarkStart w:id="43" w:name="derleme-bayrağı-flag"/>
+    <w:bookmarkEnd w:id="43"/>
+    <w:bookmarkStart w:id="44" w:name="derleme-bayrağı-flag"/>
     <w:p>
       <w:pPr>
         <w:pStyle w:val="Heading3"/>
@@ -6153,8 +6299,8 @@
         <w:t xml:space="preserve">Aynı kaynağı farklı bayraklarla farklı derleyebilirsiniz (ör. günlüklü / günlüksüz).</w:t>
       </w:r>
     </w:p>
-    <w:bookmarkEnd w:id="43"/>
-    <w:bookmarkStart w:id="44" w:name="günlük-log-nedir"/>
+    <w:bookmarkEnd w:id="44"/>
+    <w:bookmarkStart w:id="45" w:name="günlük-log-nedir"/>
     <w:p>
       <w:pPr>
         <w:pStyle w:val="Heading3"/>
@@ -6206,8 +6352,8 @@
         <w:t xml:space="preserve">Sorun: hassas bilgi ya da iç durum günlüğe düşerse, saldırgan okur.</w:t>
       </w:r>
     </w:p>
-    <w:bookmarkEnd w:id="44"/>
-    <w:bookmarkStart w:id="45" w:name="şimdi-hazırız"/>
+    <w:bookmarkEnd w:id="45"/>
+    <w:bookmarkStart w:id="46" w:name="şimdi-hazırız"/>
     <w:p>
       <w:pPr>
         <w:pStyle w:val="Heading3"/>
@@ -6271,8 +6417,8 @@
         <w:t xml:space="preserve">kullanacağız. Takıldığınızda bu bölüme dönün.</w:t>
       </w:r>
     </w:p>
-    <w:bookmarkEnd w:id="45"/>
-    <w:bookmarkStart w:id="46" w:name="X01d5ed405f72d3bf7f8ac443b22cb85031832bb"/>
+    <w:bookmarkEnd w:id="46"/>
+    <w:bookmarkStart w:id="47" w:name="X01d5ed405f72d3bf7f8ac443b22cb85031832bb"/>
     <w:p>
       <w:pPr>
         <w:pStyle w:val="Heading3"/>
@@ -6581,8 +6727,8 @@
         <w:t xml:space="preserve">kuralıyla tekrar göreceğiz.</w:t>
       </w:r>
     </w:p>
-    <w:bookmarkEnd w:id="46"/>
-    <w:bookmarkStart w:id="47" w:name="Xcd0da2cddb8037a383b16b54a7e5ba9aeee046f"/>
+    <w:bookmarkEnd w:id="47"/>
+    <w:bookmarkStart w:id="48" w:name="Xcd0da2cddb8037a383b16b54a7e5ba9aeee046f"/>
     <w:p>
       <w:pPr>
         <w:pStyle w:val="Heading3"/>
@@ -7010,8 +7156,8 @@
         </w:tc>
       </w:tr>
     </w:tbl>
-    <w:bookmarkEnd w:id="47"/>
-    <w:bookmarkStart w:id="48" w:name="bir-cümlede-bu-haftanın-sorusu"/>
+    <w:bookmarkEnd w:id="48"/>
+    <w:bookmarkStart w:id="49" w:name="bir-cümlede-bu-haftanın-sorusu"/>
     <w:p>
       <w:pPr>
         <w:pStyle w:val="Heading3"/>
@@ -7081,9 +7227,9 @@
         <w:t xml:space="preserve">Başlıyoruz.</w:t>
       </w:r>
     </w:p>
-    <w:bookmarkEnd w:id="48"/>
     <w:bookmarkEnd w:id="49"/>
-    <w:bookmarkStart w:id="55" w:name="gizleme-neden-bir-güvenlik-kuralıdır"/>
+    <w:bookmarkEnd w:id="50"/>
+    <w:bookmarkStart w:id="56" w:name="gizleme-neden-bir-güvenlik-kuralıdır"/>
     <w:p>
       <w:pPr>
         <w:pStyle w:val="Heading2"/>
@@ -7193,18 +7339,18 @@
           <wp:inline>
             <wp:extent cx="5759999" cy="2470728"/>
             <wp:effectExtent b="0" l="0" r="0" t="0"/>
-            <wp:docPr descr="Ağ saldırganı ile MATE saldırganının karşılaştırması" title="" id="51" name="Picture"/>
+            <wp:docPr descr="Ağ saldırganı ile MATE saldırganının karşılaştırması" title="" id="52" name="Picture"/>
             <a:graphic>
               <a:graphicData uri="http://schemas.openxmlformats.org/drawingml/2006/picture">
                 <pic:pic>
                   <pic:nvPicPr>
-                    <pic:cNvPr descr="h09-03-mate.png" id="52" name="Picture"/>
+                    <pic:cNvPr descr="h09-03-mate.png" id="53" name="Picture"/>
                     <pic:cNvPicPr>
                       <a:picLocks noChangeArrowheads="1" noChangeAspect="1"/>
                     </pic:cNvPicPr>
                   </pic:nvPicPr>
                   <pic:blipFill>
-                    <a:blip r:embed="rId50"/>
+                    <a:blip r:embed="rId51"/>
                     <a:stretch>
                       <a:fillRect/>
                     </a:stretch>
@@ -7570,7 +7716,7 @@
         <w:t xml:space="preserve">disiplinidir.</w:t>
       </w:r>
     </w:p>
-    <w:bookmarkStart w:id="53" w:name="X792c738ea7c499f162006bb7274d1052d5d809f"/>
+    <w:bookmarkStart w:id="54" w:name="X792c738ea7c499f162006bb7274d1052d5d809f"/>
     <w:p>
       <w:pPr>
         <w:pStyle w:val="Heading3"/>
@@ -8304,8 +8450,8 @@
         <w:t xml:space="preserve">.</w:t>
       </w:r>
     </w:p>
-    <w:bookmarkEnd w:id="53"/>
-    <w:bookmarkStart w:id="54" w:name="X0981d932b13e1bd9e27e5a0bb5e9c8761c68097"/>
+    <w:bookmarkEnd w:id="54"/>
+    <w:bookmarkStart w:id="55" w:name="X0981d932b13e1bd9e27e5a0bb5e9c8761c68097"/>
     <w:p>
       <w:pPr>
         <w:pStyle w:val="Heading3"/>
@@ -8808,9 +8954,9 @@
         <w:t xml:space="preserve">(rasyonel bir saldırganın girişme ihtimalini) düşürmenin yoludur.</w:t>
       </w:r>
     </w:p>
-    <w:bookmarkEnd w:id="54"/>
     <w:bookmarkEnd w:id="55"/>
-    <w:bookmarkStart w:id="61" w:name="gizleme-taksonomisi-beş-aile"/>
+    <w:bookmarkEnd w:id="56"/>
+    <w:bookmarkStart w:id="62" w:name="gizleme-taksonomisi-beş-aile"/>
     <w:p>
       <w:pPr>
         <w:pStyle w:val="Heading2"/>
@@ -8884,18 +9030,18 @@
           <wp:inline>
             <wp:extent cx="5759999" cy="3120125"/>
             <wp:effectExtent b="0" l="0" r="0" t="0"/>
-            <wp:docPr descr="Gizlemenin beş ailesi: düzen, veri, kontrol akışı, önleyici, sanallaştırma; aşağıdan yukarı güç ve maliyet artar" title="" id="57" name="Picture"/>
+            <wp:docPr descr="Gizlemenin beş ailesi: düzen, veri, kontrol akışı, önleyici, sanallaştırma; aşağıdan yukarı güç ve maliyet artar" title="" id="58" name="Picture"/>
             <a:graphic>
               <a:graphicData uri="http://schemas.openxmlformats.org/drawingml/2006/picture">
                 <pic:pic>
                   <pic:nvPicPr>
-                    <pic:cNvPr descr="h09-01-bes-aile.png" id="58" name="Picture"/>
+                    <pic:cNvPr descr="h09-01-bes-aile.png" id="59" name="Picture"/>
                     <pic:cNvPicPr>
                       <a:picLocks noChangeArrowheads="1" noChangeAspect="1"/>
                     </pic:cNvPicPr>
                   </pic:nvPicPr>
                   <pic:blipFill>
-                    <a:blip r:embed="rId56"/>
+                    <a:blip r:embed="rId57"/>
                     <a:stretch>
                       <a:fillRect/>
                     </a:stretch>
@@ -9079,7 +9225,7 @@
               <w:pStyle w:val="Compact"/>
             </w:pPr>
             <w:r>
-              <w:t xml:space="preserve">Bu hafta bölüm 4</w:t>
+              <w:t xml:space="preserve">Bu hafta bölüm 6</w:t>
             </w:r>
           </w:p>
         </w:tc>
@@ -9129,7 +9275,7 @@
               <w:pStyle w:val="Compact"/>
             </w:pPr>
             <w:r>
-              <w:t xml:space="preserve">Bu hafta bölüm 3</w:t>
+              <w:t xml:space="preserve">Bu hafta bölüm 5</w:t>
             </w:r>
           </w:p>
         </w:tc>
@@ -9349,7 +9495,7 @@
         <w:t xml:space="preserve">mükemmelleştirmek yerine, birkaç basit tekniği veri gizlemeyle birlikte kullanmak daha verimlidir.</w:t>
       </w:r>
     </w:p>
-    <w:bookmarkStart w:id="59" w:name="X61f514875e3f2118f0ed0f79cecd194ab804b23"/>
+    <w:bookmarkStart w:id="60" w:name="X61f514875e3f2118f0ed0f79cecd194ab804b23"/>
     <w:p>
       <w:pPr>
         <w:pStyle w:val="Heading3"/>
@@ -10166,8 +10312,8 @@
         <w:t xml:space="preserve">yer.</w:t>
       </w:r>
     </w:p>
-    <w:bookmarkEnd w:id="59"/>
-    <w:bookmarkStart w:id="60" w:name="Xef837ef5c799082943334a15dcf7cdd6df140fe"/>
+    <w:bookmarkEnd w:id="60"/>
+    <w:bookmarkStart w:id="61" w:name="Xef837ef5c799082943334a15dcf7cdd6df140fe"/>
     <w:p>
       <w:pPr>
         <w:pStyle w:val="Heading3"/>
@@ -10503,9 +10649,9 @@
         <w:t xml:space="preserve">üzerindeki yansımasıdır.</w:t>
       </w:r>
     </w:p>
-    <w:bookmarkEnd w:id="60"/>
     <w:bookmarkEnd w:id="61"/>
-    <w:bookmarkStart w:id="66" w:name="gizleme-ne-verir-ne-vermez"/>
+    <w:bookmarkEnd w:id="62"/>
+    <w:bookmarkStart w:id="67" w:name="gizleme-ne-verir-ne-vermez"/>
     <w:p>
       <w:pPr>
         <w:pStyle w:val="Heading2"/>
@@ -10547,18 +10693,18 @@
           <wp:inline>
             <wp:extent cx="5759999" cy="2574688"/>
             <wp:effectExtent b="0" l="0" r="0" t="0"/>
-            <wp:docPr descr="Gizleme ne verir, ne vermez" title="" id="63" name="Picture"/>
+            <wp:docPr descr="Gizleme ne verir, ne vermez" title="" id="64" name="Picture"/>
             <a:graphic>
               <a:graphicData uri="http://schemas.openxmlformats.org/drawingml/2006/picture">
                 <pic:pic>
                   <pic:nvPicPr>
-                    <pic:cNvPr descr="h09-14-ne-verir-ne-vermez.png" id="64" name="Picture"/>
+                    <pic:cNvPr descr="h09-14-ne-verir-ne-vermez.png" id="65" name="Picture"/>
                     <pic:cNvPicPr>
                       <a:picLocks noChangeArrowheads="1" noChangeAspect="1"/>
                     </pic:cNvPicPr>
                   </pic:nvPicPr>
                   <pic:blipFill>
-                    <a:blip r:embed="rId62"/>
+                    <a:blip r:embed="rId63"/>
                     <a:stretch>
                       <a:fillRect/>
                     </a:stretch>
@@ -10953,7 +11099,7 @@
         <w:t xml:space="preserve">değil.</w:t>
       </w:r>
     </w:p>
-    <w:bookmarkStart w:id="65" w:name="X7b6e505254a26356ea46f995824e5d5c152d12e"/>
+    <w:bookmarkStart w:id="66" w:name="X7b6e505254a26356ea46f995824e5d5c152d12e"/>
     <w:p>
       <w:pPr>
         <w:pStyle w:val="Heading3"/>
@@ -11551,9 +11697,9 @@
         <w:t xml:space="preserve">planlanır.</w:t>
       </w:r>
     </w:p>
-    <w:bookmarkEnd w:id="65"/>
     <w:bookmarkEnd w:id="66"/>
-    <w:bookmarkStart w:id="72" w:name="koruma-kuralı-şablonu"/>
+    <w:bookmarkEnd w:id="67"/>
+    <w:bookmarkStart w:id="73" w:name="koruma-kuralı-şablonu"/>
     <w:p>
       <w:pPr>
         <w:pStyle w:val="Heading2"/>
@@ -11597,18 +11743,18 @@
           <wp:inline>
             <wp:extent cx="5759999" cy="2748610"/>
             <wp:effectExtent b="0" l="0" r="0" t="0"/>
-            <wp:docPr descr="Koruma kuralı şablonunun altı satırı" title="" id="68" name="Picture"/>
+            <wp:docPr descr="Koruma kuralı şablonunun altı satırı" title="" id="69" name="Picture"/>
             <a:graphic>
               <a:graphicData uri="http://schemas.openxmlformats.org/drawingml/2006/picture">
                 <pic:pic>
                   <pic:nvPicPr>
-                    <pic:cNvPr descr="h09-10-koruma-kurali.png" id="69" name="Picture"/>
+                    <pic:cNvPr descr="h09-10-koruma-kurali.png" id="70" name="Picture"/>
                     <pic:cNvPicPr>
                       <a:picLocks noChangeArrowheads="1" noChangeAspect="1"/>
                     </pic:cNvPicPr>
                   </pic:nvPicPr>
                   <pic:blipFill>
-                    <a:blip r:embed="rId67"/>
+                    <a:blip r:embed="rId68"/>
                     <a:stretch>
                       <a:fillRect/>
                     </a:stretch>
@@ -11760,7 +11906,7 @@
         <w:t xml:space="preserve">savunamazsınız.</w:t>
       </w:r>
     </w:p>
-    <w:bookmarkStart w:id="70" w:name="X0f74f5612a869253b7a00361cab75e94d6a3a6b"/>
+    <w:bookmarkStart w:id="71" w:name="X0f74f5612a869253b7a00361cab75e94d6a3a6b"/>
     <w:p>
       <w:pPr>
         <w:pStyle w:val="Heading3"/>
@@ -12136,8 +12282,8 @@
         <w:t xml:space="preserve">).</w:t>
       </w:r>
     </w:p>
-    <w:bookmarkEnd w:id="70"/>
-    <w:bookmarkStart w:id="71" w:name="X89d5a97e595687e82379f64309cf10a35d76f7d"/>
+    <w:bookmarkEnd w:id="71"/>
+    <w:bookmarkStart w:id="72" w:name="X89d5a97e595687e82379f64309cf10a35d76f7d"/>
     <w:p>
       <w:pPr>
         <w:pStyle w:val="Heading3"/>
@@ -12346,9 +12492,9 @@
         </w:pict>
       </w:r>
     </w:p>
-    <w:bookmarkEnd w:id="71"/>
     <w:bookmarkEnd w:id="72"/>
-    <w:bookmarkStart w:id="85" w:name="kontrol-akışı-kuralları-ileri"/>
+    <w:bookmarkEnd w:id="73"/>
+    <w:bookmarkStart w:id="86" w:name="kontrol-akışı-kuralları-ileri"/>
     <w:p>
       <w:pPr>
         <w:pStyle w:val="Heading2"/>
@@ -12433,18 +12579,18 @@
           <wp:inline>
             <wp:extent cx="5759999" cy="2470728"/>
             <wp:effectExtent b="0" l="0" r="0" t="0"/>
-            <wp:docPr descr="Kontrol akışı düzleştirme öncesi ve sonrası" title="" id="74" name="Picture"/>
+            <wp:docPr descr="Kontrol akışı düzleştirme öncesi ve sonrası" title="" id="75" name="Picture"/>
             <a:graphic>
               <a:graphicData uri="http://schemas.openxmlformats.org/drawingml/2006/picture">
                 <pic:pic>
                   <pic:nvPicPr>
-                    <pic:cNvPr descr="h09-04-duzlestirme.png" id="75" name="Picture"/>
+                    <pic:cNvPr descr="h09-04-duzlestirme.png" id="76" name="Picture"/>
                     <pic:cNvPicPr>
                       <a:picLocks noChangeArrowheads="1" noChangeAspect="1"/>
                     </pic:cNvPicPr>
                   </pic:nvPicPr>
                   <pic:blipFill>
-                    <a:blip r:embed="rId73"/>
+                    <a:blip r:embed="rId74"/>
                     <a:stretch>
                       <a:fillRect/>
                     </a:stretch>
@@ -12471,7 +12617,7 @@
         </w:drawing>
       </w:r>
     </w:p>
-    <w:bookmarkStart w:id="76" w:name="X5d96f7d716ec935c56341d7066f01ea87f58f65"/>
+    <w:bookmarkStart w:id="77" w:name="X5d96f7d716ec935c56341d7066f01ea87f58f65"/>
     <w:p>
       <w:pPr>
         <w:pStyle w:val="Heading3"/>
@@ -14952,8 +15098,8 @@
         <w:t xml:space="preserve">için de yukarıdaki tam-sayı özdeşliğini çözmesi gerekir. İki ayrı analiz yükü aynı satıra binmiştir.</w:t>
       </w:r>
     </w:p>
-    <w:bookmarkEnd w:id="76"/>
-    <w:bookmarkStart w:id="77" w:name="Xd1c0b657edd736dd334cdb53ee3995618cf3af5"/>
+    <w:bookmarkEnd w:id="77"/>
+    <w:bookmarkStart w:id="78" w:name="Xd1c0b657edd736dd334cdb53ee3995618cf3af5"/>
     <w:p>
       <w:pPr>
         <w:pStyle w:val="Heading3"/>
@@ -16371,8 +16517,8 @@
         <w:t xml:space="preserve">edin.</w:t>
       </w:r>
     </w:p>
-    <w:bookmarkEnd w:id="77"/>
-    <w:bookmarkStart w:id="81" w:name="Xd6f7fdf37942ebde9ebc98260544d464bcd82c6"/>
+    <w:bookmarkEnd w:id="78"/>
+    <w:bookmarkStart w:id="82" w:name="Xd6f7fdf37942ebde9ebc98260544d464bcd82c6"/>
     <w:p>
       <w:pPr>
         <w:pStyle w:val="Heading3"/>
@@ -16414,18 +16560,18 @@
           <wp:inline>
             <wp:extent cx="5759999" cy="2470728"/>
             <wp:effectExtent b="0" l="0" r="0" t="0"/>
-            <wp:docPr descr="Sahte işlem ile ölü dalın farkı" title="" id="79" name="Picture"/>
+            <wp:docPr descr="Sahte işlem ile ölü dalın farkı" title="" id="80" name="Picture"/>
             <a:graphic>
               <a:graphicData uri="http://schemas.openxmlformats.org/drawingml/2006/picture">
                 <pic:pic>
                   <pic:nvPicPr>
-                    <pic:cNvPr descr="h09-05-sahte-olu.png" id="80" name="Picture"/>
+                    <pic:cNvPr descr="h09-05-sahte-olu.png" id="81" name="Picture"/>
                     <pic:cNvPicPr>
                       <a:picLocks noChangeArrowheads="1" noChangeAspect="1"/>
                     </pic:cNvPicPr>
                   </pic:nvPicPr>
                   <pic:blipFill>
-                    <a:blip r:embed="rId78"/>
+                    <a:blip r:embed="rId79"/>
                     <a:stretch>
                       <a:fillRect/>
                     </a:stretch>
@@ -17232,8 +17378,8 @@
         <w:t xml:space="preserve">sık karşılaşılan bir sürprizdir.</w:t>
       </w:r>
     </w:p>
-    <w:bookmarkEnd w:id="81"/>
-    <w:bookmarkStart w:id="82" w:name="X9a4860a01029f937820197a8889e050602072dc"/>
+    <w:bookmarkEnd w:id="82"/>
+    <w:bookmarkStart w:id="83" w:name="X9a4860a01029f937820197a8889e050602072dc"/>
     <w:p>
       <w:pPr>
         <w:pStyle w:val="Heading3"/>
@@ -19578,8 +19724,8 @@
         <w:t xml:space="preserve">eklemiş olur, gerçek koruma sağlamaz.</w:t>
       </w:r>
     </w:p>
-    <w:bookmarkEnd w:id="82"/>
-    <w:bookmarkStart w:id="83" w:name="X8e518d7a8f93597bdce0694a59da667c7721923"/>
+    <w:bookmarkEnd w:id="83"/>
+    <w:bookmarkStart w:id="84" w:name="X8e518d7a8f93597bdce0694a59da667c7721923"/>
     <w:p>
       <w:pPr>
         <w:pStyle w:val="Heading3"/>
@@ -20087,8 +20233,8 @@
         <w:t xml:space="preserve">ve bölüm 8’deki çeşitlendirme ilkesini ihlal eder.</w:t>
       </w:r>
     </w:p>
-    <w:bookmarkEnd w:id="83"/>
-    <w:bookmarkStart w:id="84" w:name="X015b959666dcbb5eefb9c13946478da5061df8c"/>
+    <w:bookmarkEnd w:id="84"/>
+    <w:bookmarkStart w:id="85" w:name="X015b959666dcbb5eefb9c13946478da5061df8c"/>
     <w:p>
       <w:pPr>
         <w:pStyle w:val="Heading3"/>
@@ -21742,9 +21888,9 @@
         </w:pict>
       </w:r>
     </w:p>
-    <w:bookmarkEnd w:id="84"/>
     <w:bookmarkEnd w:id="85"/>
-    <w:bookmarkStart w:id="92" w:name="veri-gizleme-kuralları"/>
+    <w:bookmarkEnd w:id="86"/>
+    <w:bookmarkStart w:id="93" w:name="veri-gizleme-kuralları"/>
     <w:p>
       <w:pPr>
         <w:pStyle w:val="Heading2"/>
@@ -21814,18 +21960,18 @@
           <wp:inline>
             <wp:extent cx="5759999" cy="2379540"/>
             <wp:effectExtent b="0" l="0" r="0" t="0"/>
-            <wp:docPr descr="Veri gizleme kuralları K-07 – K-09" title="" id="87" name="Picture"/>
+            <wp:docPr descr="Veri gizleme kuralları K-07 – K-09" title="" id="88" name="Picture"/>
             <a:graphic>
               <a:graphicData uri="http://schemas.openxmlformats.org/drawingml/2006/picture">
                 <pic:pic>
                   <pic:nvPicPr>
-                    <pic:cNvPr descr="h09-15-veri-gizleme-kurallari.png" id="88" name="Picture"/>
+                    <pic:cNvPr descr="h09-15-veri-gizleme-kurallari.png" id="89" name="Picture"/>
                     <pic:cNvPicPr>
                       <a:picLocks noChangeArrowheads="1" noChangeAspect="1"/>
                     </pic:cNvPicPr>
                   </pic:nvPicPr>
                   <pic:blipFill>
-                    <a:blip r:embed="rId86"/>
+                    <a:blip r:embed="rId87"/>
                     <a:stretch>
                       <a:fillRect/>
                     </a:stretch>
@@ -21852,7 +21998,7 @@
         </w:drawing>
       </w:r>
     </w:p>
-    <w:bookmarkStart w:id="89" w:name="kural-k-07-statik-dizgelerin-kodlanması"/>
+    <w:bookmarkStart w:id="90" w:name="kural-k-07-statik-dizgelerin-kodlanması"/>
     <w:p>
       <w:pPr>
         <w:pStyle w:val="Heading3"/>
@@ -23841,8 +23987,8 @@
         <w:t xml:space="preserve">kuralının somut halidir. Gerçek anahtarlar için whitebox (11. hafta) ya da donanım.</w:t>
       </w:r>
     </w:p>
-    <w:bookmarkEnd w:id="89"/>
-    <w:bookmarkStart w:id="90" w:name="X2e2278bccc9f1421b6430ad04c05c03c5a50e0a"/>
+    <w:bookmarkEnd w:id="90"/>
+    <w:bookmarkStart w:id="91" w:name="X2e2278bccc9f1421b6430ad04c05c03c5a50e0a"/>
     <w:p>
       <w:pPr>
         <w:pStyle w:val="Heading3"/>
@@ -25971,8 +26117,8 @@
         <w:t xml:space="preserve">K-02 ile kodlanabilir.</w:t>
       </w:r>
     </w:p>
-    <w:bookmarkEnd w:id="90"/>
-    <w:bookmarkStart w:id="91" w:name="Xcc7f1d8336cade38e56e7ab6fbf21f32adb9232"/>
+    <w:bookmarkEnd w:id="91"/>
+    <w:bookmarkStart w:id="92" w:name="Xcc7f1d8336cade38e56e7ab6fbf21f32adb9232"/>
     <w:p>
       <w:pPr>
         <w:pStyle w:val="Heading3"/>
@@ -26782,9 +26928,9 @@
         <w:t xml:space="preserve">her zaman daha güvenlidir.</w:t>
       </w:r>
     </w:p>
-    <w:bookmarkEnd w:id="91"/>
     <w:bookmarkEnd w:id="92"/>
-    <w:bookmarkStart w:id="100" w:name="program-bütünü-düzeyinde-kurallar"/>
+    <w:bookmarkEnd w:id="93"/>
+    <w:bookmarkStart w:id="101" w:name="program-bütünü-düzeyinde-kurallar"/>
     <w:p>
       <w:pPr>
         <w:pStyle w:val="Heading2"/>
@@ -26793,7 +26939,7 @@
         <w:t xml:space="preserve">7. Program bütünü düzeyinde kurallar</w:t>
       </w:r>
     </w:p>
-    <w:bookmarkStart w:id="96" w:name="X887496c8bfec8683c2fbf5dec70e060de95d664"/>
+    <w:bookmarkStart w:id="97" w:name="X887496c8bfec8683c2fbf5dec70e060de95d664"/>
     <w:p>
       <w:pPr>
         <w:pStyle w:val="Heading3"/>
@@ -26811,18 +26957,18 @@
           <wp:inline>
             <wp:extent cx="5759999" cy="2283460"/>
             <wp:effectExtent b="0" l="0" r="0" t="0"/>
-            <wp:docPr descr="Sanallaştırma: bytecode ve yorumlayıcı" title="" id="94" name="Picture"/>
+            <wp:docPr descr="Sanallaştırma: bytecode ve yorumlayıcı" title="" id="95" name="Picture"/>
             <a:graphic>
               <a:graphicData uri="http://schemas.openxmlformats.org/drawingml/2006/picture">
                 <pic:pic>
                   <pic:nvPicPr>
-                    <pic:cNvPr descr="h09-06-sanallastirma.png" id="95" name="Picture"/>
+                    <pic:cNvPr descr="h09-06-sanallastirma.png" id="96" name="Picture"/>
                     <pic:cNvPicPr>
                       <a:picLocks noChangeArrowheads="1" noChangeAspect="1"/>
                     </pic:cNvPicPr>
                   </pic:nvPicPr>
                   <pic:blipFill>
-                    <a:blip r:embed="rId93"/>
+                    <a:blip r:embed="rId94"/>
                     <a:stretch>
                       <a:fillRect/>
                     </a:stretch>
@@ -29262,8 +29408,8 @@
         <w:t xml:space="preserve">gelir.</w:t>
       </w:r>
     </w:p>
-    <w:bookmarkEnd w:id="96"/>
-    <w:bookmarkStart w:id="97" w:name="Xfd6982b8278792fbd92b1ccfabb63301a65b0d6"/>
+    <w:bookmarkEnd w:id="97"/>
+    <w:bookmarkStart w:id="98" w:name="Xfd6982b8278792fbd92b1ccfabb63301a65b0d6"/>
     <w:p>
       <w:pPr>
         <w:pStyle w:val="Heading3"/>
@@ -29960,8 +30106,8 @@
         <w:t xml:space="preserve">bir kanıt değildir.</w:t>
       </w:r>
     </w:p>
-    <w:bookmarkEnd w:id="97"/>
-    <w:bookmarkStart w:id="98" w:name="X45751af33b84d9c93417858cfb762c37bfd048d"/>
+    <w:bookmarkEnd w:id="98"/>
+    <w:bookmarkStart w:id="99" w:name="X45751af33b84d9c93417858cfb762c37bfd048d"/>
     <w:p>
       <w:pPr>
         <w:pStyle w:val="Heading3"/>
@@ -30625,8 +30771,8 @@
         <w:t xml:space="preserve">(çapraz denetim — 6. hafta RASP).</w:t>
       </w:r>
     </w:p>
-    <w:bookmarkEnd w:id="98"/>
-    <w:bookmarkStart w:id="99" w:name="X4e25bfc8bbb006bda6f599f39e7a42ddaafb4df"/>
+    <w:bookmarkEnd w:id="99"/>
+    <w:bookmarkStart w:id="100" w:name="X4e25bfc8bbb006bda6f599f39e7a42ddaafb4df"/>
     <w:p>
       <w:pPr>
         <w:pStyle w:val="Heading3"/>
@@ -31537,9 +31683,9 @@
         </w:pict>
       </w:r>
     </w:p>
-    <w:bookmarkEnd w:id="99"/>
     <w:bookmarkEnd w:id="100"/>
-    <w:bookmarkStart w:id="104" w:name="çeşitlendirme-tek-kırık-her-yeri-açmasın"/>
+    <w:bookmarkEnd w:id="101"/>
+    <w:bookmarkStart w:id="105" w:name="çeşitlendirme-tek-kırık-her-yeri-açmasın"/>
     <w:p>
       <w:pPr>
         <w:pStyle w:val="Heading2"/>
@@ -31647,18 +31793,18 @@
           <wp:inline>
             <wp:extent cx="5759999" cy="2477114"/>
             <wp:effectExtent b="0" l="0" r="0" t="0"/>
-            <wp:docPr descr="Aynı kaynaktan farklı tohumlarla farklı ikililer" title="" id="102" name="Picture"/>
+            <wp:docPr descr="Aynı kaynaktan farklı tohumlarla farklı ikililer" title="" id="103" name="Picture"/>
             <a:graphic>
               <a:graphicData uri="http://schemas.openxmlformats.org/drawingml/2006/picture">
                 <pic:pic>
                   <pic:nvPicPr>
-                    <pic:cNvPr descr="h09-07-cesitlendirme.png" id="103" name="Picture"/>
+                    <pic:cNvPr descr="h09-07-cesitlendirme.png" id="104" name="Picture"/>
                     <pic:cNvPicPr>
                       <a:picLocks noChangeArrowheads="1" noChangeAspect="1"/>
                     </pic:cNvPicPr>
                   </pic:nvPicPr>
                   <pic:blipFill>
-                    <a:blip r:embed="rId101"/>
+                    <a:blip r:embed="rId102"/>
                     <a:stretch>
                       <a:fillRect/>
                     </a:stretch>
@@ -32441,8 +32587,8 @@
         <w:t xml:space="preserve">olarak tanımlayın.</w:t>
       </w:r>
     </w:p>
-    <w:bookmarkEnd w:id="104"/>
-    <w:bookmarkStart w:id="109" w:name="gizlemenin-ölçülmesi"/>
+    <w:bookmarkEnd w:id="105"/>
+    <w:bookmarkStart w:id="110" w:name="gizlemenin-ölçülmesi"/>
     <w:p>
       <w:pPr>
         <w:pStyle w:val="Heading2"/>
@@ -32527,18 +32673,18 @@
           <wp:inline>
             <wp:extent cx="5759999" cy="2585921"/>
             <wp:effectExtent b="0" l="0" r="0" t="0"/>
-            <wp:docPr descr="Gizlemeyi ölçen dört boyut" title="" id="106" name="Picture"/>
+            <wp:docPr descr="Gizlemeyi ölçen dört boyut" title="" id="107" name="Picture"/>
             <a:graphic>
               <a:graphicData uri="http://schemas.openxmlformats.org/drawingml/2006/picture">
                 <pic:pic>
                   <pic:nvPicPr>
-                    <pic:cNvPr descr="h09-08-dort-olcut.png" id="107" name="Picture"/>
+                    <pic:cNvPr descr="h09-08-dort-olcut.png" id="108" name="Picture"/>
                     <pic:cNvPicPr>
                       <a:picLocks noChangeArrowheads="1" noChangeAspect="1"/>
                     </pic:cNvPicPr>
                   </pic:nvPicPr>
                   <pic:blipFill>
-                    <a:blip r:embed="rId105"/>
+                    <a:blip r:embed="rId106"/>
                     <a:stretch>
                       <a:fillRect/>
                     </a:stretch>
@@ -32821,7 +32967,7 @@
         <w:t xml:space="preserve">dengeler.</w:t>
       </w:r>
     </w:p>
-    <w:bookmarkStart w:id="108" w:name="X6c6a56e237386c7ef50ad1a16796963d60afae6"/>
+    <w:bookmarkStart w:id="109" w:name="X6c6a56e237386c7ef50ad1a16796963d60afae6"/>
     <w:p>
       <w:pPr>
         <w:pStyle w:val="Heading3"/>
@@ -33662,9 +33808,9 @@
         <w:t xml:space="preserve">bir karar verin.</w:t>
       </w:r>
     </w:p>
-    <w:bookmarkEnd w:id="108"/>
     <w:bookmarkEnd w:id="109"/>
-    <w:bookmarkStart w:id="117" w:name="X69f828a724a12a752b54b4d5ba4c5324a31ab41"/>
+    <w:bookmarkEnd w:id="110"/>
+    <w:bookmarkStart w:id="118" w:name="X69f828a724a12a752b54b4d5ba4c5324a31ab41"/>
     <w:p>
       <w:pPr>
         <w:pStyle w:val="Heading2"/>
@@ -33720,18 +33866,18 @@
           <wp:inline>
             <wp:extent cx="5759999" cy="2283460"/>
             <wp:effectExtent b="0" l="0" r="0" t="0"/>
-            <wp:docPr descr="Deobfuscation araçları ve dayanıklılık" title="" id="111" name="Picture"/>
+            <wp:docPr descr="Deobfuscation araçları ve dayanıklılık" title="" id="112" name="Picture"/>
             <a:graphic>
               <a:graphicData uri="http://schemas.openxmlformats.org/drawingml/2006/picture">
                 <pic:pic>
                   <pic:nvPicPr>
-                    <pic:cNvPr descr="h09-09-deobfuscation.png" id="112" name="Picture"/>
+                    <pic:cNvPr descr="h09-09-deobfuscation.png" id="113" name="Picture"/>
                     <pic:cNvPicPr>
                       <a:picLocks noChangeArrowheads="1" noChangeAspect="1"/>
                     </pic:cNvPicPr>
                   </pic:nvPicPr>
                   <pic:blipFill>
-                    <a:blip r:embed="rId110"/>
+                    <a:blip r:embed="rId111"/>
                     <a:stretch>
                       <a:fillRect/>
                     </a:stretch>
@@ -33956,7 +34102,7 @@
         <w:t xml:space="preserve">demek gerekir.</w:t>
       </w:r>
     </w:p>
-    <w:bookmarkStart w:id="113" w:name="X317cb90e6f6cae3d90016b718ab34209e8be7f9"/>
+    <w:bookmarkStart w:id="114" w:name="X317cb90e6f6cae3d90016b718ab34209e8be7f9"/>
     <w:p>
       <w:pPr>
         <w:pStyle w:val="Heading3"/>
@@ -34469,8 +34615,8 @@
         <w:t xml:space="preserve">olduk.</w:t>
       </w:r>
     </w:p>
-    <w:bookmarkEnd w:id="113"/>
-    <w:bookmarkStart w:id="114" w:name="mba-sadeleştiriciler-k-02yi-nasıl-açar"/>
+    <w:bookmarkEnd w:id="114"/>
+    <w:bookmarkStart w:id="115" w:name="mba-sadeleştiriciler-k-02yi-nasıl-açar"/>
     <w:p>
       <w:pPr>
         <w:pStyle w:val="Heading3"/>
@@ -34708,8 +34854,8 @@
         <w:t xml:space="preserve">kalır — iki zayıf katman, birlikte tek katmandan daha güçlüdür.</w:t>
       </w:r>
     </w:p>
-    <w:bookmarkEnd w:id="114"/>
-    <w:bookmarkStart w:id="115" w:name="kalıp-tanıma-k-04k-11i-nasıl-hedefler"/>
+    <w:bookmarkEnd w:id="115"/>
+    <w:bookmarkStart w:id="116" w:name="kalıp-tanıma-k-04k-11i-nasıl-hedefler"/>
     <w:p>
       <w:pPr>
         <w:pStyle w:val="Heading3"/>
@@ -35106,8 +35252,8 @@
         <w:t xml:space="preserve">bir ifade, hiçbir araca karşı ölçülmemiş demektir.</w:t>
       </w:r>
     </w:p>
-    <w:bookmarkEnd w:id="115"/>
-    <w:bookmarkStart w:id="116" w:name="X0a70bf5da567bd9943f5054591fe25b2541d7e9"/>
+    <w:bookmarkEnd w:id="116"/>
+    <w:bookmarkStart w:id="117" w:name="X0a70bf5da567bd9943f5054591fe25b2541d7e9"/>
     <w:p>
       <w:pPr>
         <w:pStyle w:val="Heading3"/>
@@ -35307,9 +35453,9 @@
         <w:t xml:space="preserve">, ayrı ayrı raporlayın.</w:t>
       </w:r>
     </w:p>
-    <w:bookmarkEnd w:id="116"/>
     <w:bookmarkEnd w:id="117"/>
-    <w:bookmarkStart w:id="124" w:name="katmanlı-savunmada-gizlemenin-yeri"/>
+    <w:bookmarkEnd w:id="118"/>
+    <w:bookmarkStart w:id="125" w:name="katmanlı-savunmada-gizlemenin-yeri"/>
     <w:p>
       <w:pPr>
         <w:pStyle w:val="Heading2"/>
@@ -35351,18 +35497,18 @@
           <wp:inline>
             <wp:extent cx="5759999" cy="3193793"/>
             <wp:effectExtent b="0" l="0" r="0" t="0"/>
-            <wp:docPr descr="Gizlemenin katmanlı savunmadaki yeri" title="" id="119" name="Picture"/>
+            <wp:docPr descr="Gizlemenin katmanlı savunmadaki yeri" title="" id="120" name="Picture"/>
             <a:graphic>
               <a:graphicData uri="http://schemas.openxmlformats.org/drawingml/2006/picture">
                 <pic:pic>
                   <pic:nvPicPr>
-                    <pic:cNvPr descr="h09-16-katmanli-savunmada-yer.png" id="120" name="Picture"/>
+                    <pic:cNvPr descr="h09-16-katmanli-savunmada-yer.png" id="121" name="Picture"/>
                     <pic:cNvPicPr>
                       <a:picLocks noChangeArrowheads="1" noChangeAspect="1"/>
                     </pic:cNvPicPr>
                   </pic:nvPicPr>
                   <pic:blipFill>
-                    <a:blip r:embed="rId118"/>
+                    <a:blip r:embed="rId119"/>
                     <a:stretch>
                       <a:fillRect/>
                     </a:stretch>
@@ -35639,7 +35785,7 @@
         </w:tc>
       </w:tr>
     </w:tbl>
-    <w:bookmarkStart w:id="121" w:name="Xd7db2e09ec62fcb82ea3dd00153b14143abc988"/>
+    <w:bookmarkStart w:id="122" w:name="Xd7db2e09ec62fcb82ea3dd00153b14143abc988"/>
     <w:p>
       <w:pPr>
         <w:pStyle w:val="Heading3"/>
@@ -36202,8 +36348,8 @@
         <w:t xml:space="preserve">geciktirme değeriyle sunulmasıdır.</w:t>
       </w:r>
     </w:p>
-    <w:bookmarkEnd w:id="121"/>
-    <w:bookmarkStart w:id="122" w:name="X9ddb60fef92c5ee0f178b8a51d5eea5db89316c"/>
+    <w:bookmarkEnd w:id="122"/>
+    <w:bookmarkStart w:id="123" w:name="X9ddb60fef92c5ee0f178b8a51d5eea5db89316c"/>
     <w:p>
       <w:pPr>
         <w:pStyle w:val="Heading3"/>
@@ -36651,8 +36797,8 @@
         <w:t xml:space="preserve">neden değerlendirmede daha yüksek puan aldığının teknik açıklamasıdır.</w:t>
       </w:r>
     </w:p>
-    <w:bookmarkEnd w:id="122"/>
-    <w:bookmarkStart w:id="123" w:name="bu-bölümün-kısa-özeti"/>
+    <w:bookmarkEnd w:id="123"/>
+    <w:bookmarkStart w:id="124" w:name="bu-bölümün-kısa-özeti"/>
     <w:p>
       <w:pPr>
         <w:pStyle w:val="Heading3"/>
@@ -36755,9 +36901,9 @@
         <w:t xml:space="preserve">veremiyorsanız, o koruma muhtemelen izole ve yetersiz kalmıştır.</w:t>
       </w:r>
     </w:p>
-    <w:bookmarkEnd w:id="123"/>
     <w:bookmarkEnd w:id="124"/>
-    <w:bookmarkStart w:id="126" w:name="X069206e47b5d3456bffa482ea7f7b87ba33e109"/>
+    <w:bookmarkEnd w:id="125"/>
+    <w:bookmarkStart w:id="127" w:name="X069206e47b5d3456bffa482ea7f7b87ba33e109"/>
     <w:p>
       <w:pPr>
         <w:pStyle w:val="Heading2"/>
@@ -36991,7 +37137,7 @@
         <w:t xml:space="preserve">gibi.</w:t>
       </w:r>
     </w:p>
-    <w:bookmarkStart w:id="125" w:name="Xc24f5ffef5c88873a0cc169004925b0712c33b7"/>
+    <w:bookmarkStart w:id="126" w:name="Xc24f5ffef5c88873a0cc169004925b0712c33b7"/>
     <w:p>
       <w:pPr>
         <w:pStyle w:val="Heading3"/>
@@ -37614,9 +37760,9 @@
         <w:t xml:space="preserve">sayılır; kanıt sayılmaz.</w:t>
       </w:r>
     </w:p>
-    <w:bookmarkEnd w:id="125"/>
     <w:bookmarkEnd w:id="126"/>
-    <w:bookmarkStart w:id="127" w:name="kendini-sınama"/>
+    <w:bookmarkEnd w:id="127"/>
+    <w:bookmarkStart w:id="128" w:name="kendini-sınama"/>
     <w:p>
       <w:pPr>
         <w:pStyle w:val="Heading2"/>
@@ -41229,8 +41375,8 @@
         <w:t xml:space="preserve">kullanılmadığını (bir hata değil, tasarım kararı olduğunu) belirtir; böylece sahte parametre, gerçek kod incelemesinde bile dikkat çekmeden durur.</w:t>
       </w:r>
     </w:p>
-    <w:bookmarkEnd w:id="127"/>
-    <w:bookmarkStart w:id="129" w:name="kaynaklar-ve-ileri-okuma"/>
+    <w:bookmarkEnd w:id="128"/>
+    <w:bookmarkStart w:id="130" w:name="kaynaklar-ve-ileri-okuma"/>
     <w:p>
       <w:pPr>
         <w:pStyle w:val="Heading2"/>
@@ -41371,7 +41517,7 @@
         <w:t xml:space="preserve">Obfuscator-LLVM (O-LLVM) — derleyici tabanlı gizlemeye örnek.</w:t>
       </w:r>
     </w:p>
-    <w:bookmarkStart w:id="128" w:name="hangi-kaynağı-ne-zaman-açmalısınız"/>
+    <w:bookmarkStart w:id="129" w:name="hangi-kaynağı-ne-zaman-açmalısınız"/>
     <w:p>
       <w:pPr>
         <w:pStyle w:val="Heading3"/>
@@ -41650,9 +41796,9 @@
         <w:t xml:space="preserve">haftada bu haftaki kuralların otomatik karşılığı (Tigress) gelir.</w:t>
       </w:r>
     </w:p>
-    <w:bookmarkEnd w:id="128"/>
     <w:bookmarkEnd w:id="129"/>
     <w:bookmarkEnd w:id="130"/>
+    <w:bookmarkEnd w:id="131"/>
     <w:sectPr>
       <w:headerReference r:id="rId9" w:type="default"/>
       <w:footerReference r:id="rId10" w:type="default"/>

--- a/docs/week-9/cen429-week-9-ders-notu.tr.docx
+++ b/docs/week-9/cen429-week-9-ders-notu.tr.docx
@@ -2,7 +2,7 @@
 <file path=word/document.xml><?xml version="1.0" encoding="utf-8"?>
 <w:document xmlns:w="http://schemas.openxmlformats.org/wordprocessingml/2006/main" xmlns:m="http://schemas.openxmlformats.org/officeDocument/2006/math" xmlns:r="http://schemas.openxmlformats.org/officeDocument/2006/relationships" xmlns:o="urn:schemas-microsoft-com:office:office" xmlns:v="urn:schemas-microsoft-com:vml" xmlns:w10="urn:schemas-microsoft-com:office:word" xmlns:a="http://schemas.openxmlformats.org/drawingml/2006/main" xmlns:pic="http://schemas.openxmlformats.org/drawingml/2006/picture" xmlns:wp="http://schemas.openxmlformats.org/drawingml/2006/wordprocessingDrawing">
   <w:body>
-    <w:bookmarkStart w:id="131" w:name="X82a2f3eaa5d29f3998ba6064b8d893a1228b0c7"/>
+    <w:bookmarkStart w:id="139" w:name="X82a2f3eaa5d29f3998ba6064b8d893a1228b0c7"/>
     <w:p>
       <w:pPr>
         <w:pStyle w:val="Heading1"/>
@@ -128,8 +128,30 @@
             <w:pPr>
               <w:pStyle w:val="Compact"/>
             </w:pPr>
-            <w:r>
-              <w:t xml:space="preserve">Hafta 1’den beyaz kutu saldırgan modeli; Hafta 4’ten derleme,</w:t>
+            <w:hyperlink r:id="rId20">
+              <w:r>
+                <w:rPr>
+                  <w:rStyle w:val="Hyperlink"/>
+                </w:rPr>
+                <w:t xml:space="preserve">Hafta 1</w:t>
+              </w:r>
+            </w:hyperlink>
+            <w:r>
+              <w:t xml:space="preserve">’den beyaz kutu saldırgan modeli;</w:t>
+            </w:r>
+            <w:r>
+              <w:t xml:space="preserve"> </w:t>
+            </w:r>
+            <w:hyperlink r:id="rId21">
+              <w:r>
+                <w:rPr>
+                  <w:rStyle w:val="Hyperlink"/>
+                </w:rPr>
+                <w:t xml:space="preserve">Hafta 4</w:t>
+              </w:r>
+            </w:hyperlink>
+            <w:r>
+              <w:t xml:space="preserve">’ten derleme,</w:t>
             </w:r>
             <w:r>
               <w:t xml:space="preserve"> </w:t>
@@ -192,7 +214,7 @@
             <w:pPr>
               <w:pStyle w:val="Compact"/>
             </w:pPr>
-            <w:hyperlink r:id="rId20">
+            <w:hyperlink r:id="rId22">
               <w:r>
                 <w:rPr>
                   <w:rStyle w:val="VerbatimChar"/>
@@ -1458,7 +1480,7 @@
           <w:b/>
           <w:bCs/>
         </w:rPr>
-        <w:t xml:space="preserve">kod sağlamlaştırma karşı önlemlerini</w:t>
+        <w:t xml:space="preserve">kod sağlamlaştırma (hardening) karşı önlemlerini</w:t>
       </w:r>
       <w:r>
         <w:t xml:space="preserve"> </w:t>
@@ -1562,7 +1584,24 @@
         <w:t xml:space="preserve"> </w:t>
       </w:r>
       <w:r>
-        <w:t xml:space="preserve">ekler. 14. hafta bunların</w:t>
+        <w:t xml:space="preserve">ekler.</w:t>
+      </w:r>
+      <w:r>
+        <w:t xml:space="preserve"> </w:t>
+      </w:r>
+      <w:hyperlink r:id="rId23">
+        <w:r>
+          <w:rPr>
+            <w:rStyle w:val="Hyperlink"/>
+          </w:rPr>
+          <w:t xml:space="preserve">14. hafta</w:t>
+        </w:r>
+      </w:hyperlink>
+      <w:r>
+        <w:t xml:space="preserve"> </w:t>
+      </w:r>
+      <w:r>
+        <w:t xml:space="preserve">bunların</w:t>
       </w:r>
       <w:r>
         <w:t xml:space="preserve"> </w:t>
@@ -1594,13 +1633,13 @@
         </w:pict>
       </w:r>
     </w:p>
-    <w:bookmarkStart w:id="50" w:name="temel-kavramlar-sıfırdan"/>
+    <w:bookmarkStart w:id="50" w:name="başlamadan-önce"/>
     <w:p>
       <w:pPr>
         <w:pStyle w:val="Heading2"/>
       </w:pPr>
       <w:r>
-        <w:t xml:space="preserve">0. Temel kavramlar (sıfırdan)</w:t>
+        <w:t xml:space="preserve">0. Başlamadan önce</w:t>
       </w:r>
     </w:p>
     <w:p>
@@ -1608,89 +1647,40 @@
         <w:pStyle w:val="FirstParagraph"/>
       </w:pPr>
       <w:r>
-        <w:t xml:space="preserve">Bu bölüm</w:t>
-      </w:r>
-      <w:r>
-        <w:t xml:space="preserve"> </w:t>
-      </w:r>
-      <w:r>
-        <w:rPr>
-          <w:b/>
-          <w:bCs/>
-        </w:rPr>
-        <w:t xml:space="preserve">hiçbir ön bilgi varsaymaz</w:t>
-      </w:r>
-      <w:r>
-        <w:t xml:space="preserve">. Haftanın geri kalanında kullanacağımız terimleri sıfırdan tanımlıyoruz. Bir terimi bilmiyorsanız önce burayı okuyun; sonraki bölümler bunların üzerine kurulur.</w:t>
-      </w:r>
-    </w:p>
-    <w:bookmarkStart w:id="21" w:name="neden-bu-bölüm-var"/>
+        <w:t xml:space="preserve">Bu bölüm haftaya hazırlık içindir. Önce bu haftanın dayandığı önceki konuları kısaca hatırlatır; sonra bu haftanın</w:t>
+      </w:r>
+      <w:r>
+        <w:t xml:space="preserve"> </w:t>
+      </w:r>
+      <w:r>
+        <w:t xml:space="preserve">kavramlarını birer cümleyle tanımlayıp her birini ayrıntılı anlatıldığı bölüme bağlar. Önceki haftalarda görülmemiş</w:t>
+      </w:r>
+      <w:r>
+        <w:t xml:space="preserve"> </w:t>
+      </w:r>
+      <w:r>
+        <w:t xml:space="preserve">temel bilgiler ise</w:t>
+      </w:r>
+      <w:r>
+        <w:t xml:space="preserve"> </w:t>
+      </w:r>
+      <w:r>
+        <w:t xml:space="preserve">“Ön bilgi”</w:t>
+      </w:r>
+      <w:r>
+        <w:t xml:space="preserve"> </w:t>
+      </w:r>
+      <w:r>
+        <w:t xml:space="preserve">başlıkları altında sıfırdan anlatılır.</w:t>
+      </w:r>
+    </w:p>
+    <w:bookmarkStart w:id="32" w:name="önceki-haftalardan-gelenler"/>
     <w:p>
       <w:pPr>
         <w:pStyle w:val="Heading3"/>
       </w:pPr>
       <w:r>
-        <w:t xml:space="preserve">Neden bu bölüm var?</w:t>
-      </w:r>
-    </w:p>
-    <w:p>
-      <w:pPr>
-        <w:pStyle w:val="FirstParagraph"/>
-      </w:pPr>
-      <w:r>
-        <w:t xml:space="preserve">Bu haftanın konusu</w:t>
-      </w:r>
-      <w:r>
-        <w:t xml:space="preserve"> </w:t>
-      </w:r>
-      <w:r>
-        <w:rPr>
-          <w:b/>
-          <w:bCs/>
-        </w:rPr>
-        <w:t xml:space="preserve">kod gizleme</w:t>
-      </w:r>
-      <w:r>
-        <w:t xml:space="preserve">. Ama önce birkaç temel terimi netleştirelim.</w:t>
-      </w:r>
-    </w:p>
-    <w:p>
-      <w:pPr>
-        <w:pStyle w:val="BodyText"/>
-      </w:pPr>
-      <w:r>
-        <w:t xml:space="preserve">Bu terimleri bilmeden konu</w:t>
-      </w:r>
-      <w:r>
-        <w:t xml:space="preserve"> </w:t>
-      </w:r>
-      <w:r>
-        <w:rPr>
-          <w:b/>
-          <w:bCs/>
-        </w:rPr>
-        <w:t xml:space="preserve">havada kalır</w:t>
-      </w:r>
-      <w:r>
-        <w:t xml:space="preserve">.</w:t>
-      </w:r>
-    </w:p>
-    <w:p>
-      <w:pPr>
-        <w:pStyle w:val="BodyText"/>
-      </w:pPr>
-      <w:r>
-        <w:t xml:space="preserve">Hiçbir şey bilmediğinizi varsayıyoruz — bu iyi bir başlangıç.</w:t>
-      </w:r>
-    </w:p>
-    <w:bookmarkEnd w:id="21"/>
-    <w:bookmarkStart w:id="22" w:name="kaynak-kod-nedir"/>
-    <w:p>
-      <w:pPr>
-        <w:pStyle w:val="Heading3"/>
-      </w:pPr>
-      <w:r>
-        <w:t xml:space="preserve">Kaynak kod nedir?</w:t>
+        <w:t xml:space="preserve">Önceki haftalardan gelenler</w:t>
       </w:r>
     </w:p>
     <w:p>
@@ -1702,23 +1692,56 @@
         </w:numPr>
       </w:pPr>
       <w:r>
-        <w:t xml:space="preserve">Sizin yazdığınız,</w:t>
-      </w:r>
-      <w:r>
-        <w:t xml:space="preserve"> </w:t>
-      </w:r>
-      <w:r>
-        <w:rPr>
-          <w:b/>
-          <w:bCs/>
-        </w:rPr>
-        <w:t xml:space="preserve">insanın okuyabildiği</w:t>
-      </w:r>
-      <w:r>
-        <w:t xml:space="preserve"> </w:t>
-      </w:r>
-      <w:r>
-        <w:t xml:space="preserve">program metni (ör. C dosyası).</w:t>
+        <w:rPr>
+          <w:b/>
+          <w:bCs/>
+        </w:rPr>
+        <w:t xml:space="preserve">Beyaz kutu / MATE saldırgan modeli</w:t>
+      </w:r>
+      <w:r>
+        <w:t xml:space="preserve"> </w:t>
+      </w:r>
+      <w:r>
+        <w:t xml:space="preserve">— cihazı elinde tutan kullanıcının aynı zamanda saldırgan olduğu, belleği</w:t>
+      </w:r>
+      <w:r>
+        <w:t xml:space="preserve"> </w:t>
+      </w:r>
+      <w:r>
+        <w:t xml:space="preserve">okuyup hata ayıklayıcı bağlayabildiği tehdit modeli</w:t>
+      </w:r>
+      <w:r>
+        <w:t xml:space="preserve"> </w:t>
+      </w:r>
+      <w:r>
+        <w:t xml:space="preserve">(</w:t>
+      </w:r>
+      <w:hyperlink r:id="rId24">
+        <w:r>
+          <w:rPr>
+            <w:rStyle w:val="Hyperlink"/>
+          </w:rPr>
+          <w:t xml:space="preserve">Hafta 1, §3</w:t>
+        </w:r>
+      </w:hyperlink>
+      <w:r>
+        <w:t xml:space="preserve">). Bu hafta §1’de bu modeli</w:t>
+      </w:r>
+      <w:r>
+        <w:t xml:space="preserve"> </w:t>
+      </w:r>
+      <w:r>
+        <w:rPr>
+          <w:b/>
+          <w:bCs/>
+        </w:rPr>
+        <w:t xml:space="preserve">MATE</w:t>
+      </w:r>
+      <w:r>
+        <w:t xml:space="preserve"> </w:t>
+      </w:r>
+      <w:r>
+        <w:t xml:space="preserve">(Man-At-The-End) adıyla kod gizlemenin motivasyonu olarak yeniden kullanıyoruz.</w:t>
       </w:r>
     </w:p>
     <w:p>
@@ -1730,50 +1753,46 @@
         </w:numPr>
       </w:pPr>
       <w:r>
-        <w:t xml:space="preserve">Örnek:</w:t>
-      </w:r>
-      <w:r>
-        <w:t xml:space="preserve"> </w:t>
-      </w:r>
-      <w:r>
-        <w:rPr>
-          <w:rStyle w:val="VerbatimChar"/>
-        </w:rPr>
-        <w:t xml:space="preserve">int topla(int a, int b) { return a + b; }</w:t>
-      </w:r>
-    </w:p>
-    <w:p>
-      <w:pPr>
-        <w:pStyle w:val="FirstParagraph"/>
-      </w:pPr>
-      <w:r>
-        <w:t xml:space="preserve">Kaynak kod</w:t>
-      </w:r>
-      <w:r>
-        <w:t xml:space="preserve"> </w:t>
-      </w:r>
-      <w:r>
-        <w:rPr>
-          <w:b/>
-          <w:bCs/>
-        </w:rPr>
-        <w:t xml:space="preserve">derlenir</w:t>
-      </w:r>
-      <w:r>
-        <w:t xml:space="preserve"> </w:t>
-      </w:r>
-      <w:r>
-        <w:t xml:space="preserve">ve makinenin çalıştırdığı biçime döner.</w:t>
-      </w:r>
-    </w:p>
-    <w:bookmarkEnd w:id="22"/>
-    <w:bookmarkStart w:id="26" w:name="derleyici-ve-ikili-dosya"/>
-    <w:p>
-      <w:pPr>
-        <w:pStyle w:val="Heading3"/>
-      </w:pPr>
-      <w:r>
-        <w:t xml:space="preserve">Derleyici ve ikili dosya</w:t>
+        <w:rPr>
+          <w:b/>
+          <w:bCs/>
+        </w:rPr>
+        <w:t xml:space="preserve">Hata ayıklayıcı (debugger)</w:t>
+      </w:r>
+      <w:r>
+        <w:t xml:space="preserve"> </w:t>
+      </w:r>
+      <w:r>
+        <w:t xml:space="preserve">— programı adım adım çalıştıran, değişkenleri gösteren araç (gdb, lldb); bir hata</w:t>
+      </w:r>
+      <w:r>
+        <w:t xml:space="preserve"> </w:t>
+      </w:r>
+      <w:r>
+        <w:t xml:space="preserve">ayıklayıcının bağlı olup olmadığını çalışma anında denetlemeyi RASP bağlamında görmüştük</w:t>
+      </w:r>
+      <w:r>
+        <w:t xml:space="preserve"> </w:t>
+      </w:r>
+      <w:r>
+        <w:t xml:space="preserve">(</w:t>
+      </w:r>
+      <w:hyperlink r:id="rId25">
+        <w:r>
+          <w:rPr>
+            <w:rStyle w:val="Hyperlink"/>
+          </w:rPr>
+          <w:t xml:space="preserve">Hafta 6, §4</w:t>
+        </w:r>
+      </w:hyperlink>
+      <w:r>
+        <w:t xml:space="preserve">). Bu hafta MATE saldırganının</w:t>
+      </w:r>
+      <w:r>
+        <w:t xml:space="preserve"> </w:t>
+      </w:r>
+      <w:r>
+        <w:t xml:space="preserve">araçlarından biri olarak §1’de kısaca geçiyor.</w:t>
       </w:r>
     </w:p>
     <w:p>
@@ -1781,7 +1800,7 @@
         <w:pStyle w:val="Compact"/>
         <w:numPr>
           <w:ilvl w:val="0"/>
-          <w:numId w:val="1003"/>
+          <w:numId w:val="1002"/>
         </w:numPr>
       </w:pPr>
       <w:r>
@@ -1789,29 +1808,80 @@
           <w:b/>
           <w:bCs/>
         </w:rPr>
-        <w:t xml:space="preserve">Derleyici</w:t>
-      </w:r>
-      <w:r>
-        <w:t xml:space="preserve"> </w:t>
-      </w:r>
-      <w:r>
-        <w:t xml:space="preserve">(compiler): kaynak kodu</w:t>
-      </w:r>
-      <w:r>
-        <w:t xml:space="preserve"> </w:t>
-      </w:r>
-      <w:r>
-        <w:rPr>
-          <w:b/>
-          <w:bCs/>
-        </w:rPr>
-        <w:t xml:space="preserve">makine koduna</w:t>
-      </w:r>
-      <w:r>
-        <w:t xml:space="preserve"> </w:t>
-      </w:r>
-      <w:r>
-        <w:t xml:space="preserve">çeviren program (gcc, clang).</w:t>
+        <w:t xml:space="preserve">Entropi (rastgelelik)</w:t>
+      </w:r>
+      <w:r>
+        <w:t xml:space="preserve"> </w:t>
+      </w:r>
+      <w:r>
+        <w:t xml:space="preserve">— bir verinin baytlarının ne kadar düzensiz/öngörülemez göründüğünün ölçüsü; H2’de</w:t>
+      </w:r>
+      <w:r>
+        <w:t xml:space="preserve"> </w:t>
+      </w:r>
+      <w:r>
+        <w:t xml:space="preserve">şifreli/paketli içerik tespitinde</w:t>
+      </w:r>
+      <w:r>
+        <w:t xml:space="preserve"> </w:t>
+      </w:r>
+      <w:r>
+        <w:t xml:space="preserve">(</w:t>
+      </w:r>
+      <w:hyperlink r:id="rId26">
+        <w:r>
+          <w:rPr>
+            <w:rStyle w:val="Hyperlink"/>
+          </w:rPr>
+          <w:t xml:space="preserve">Hafta 2, §6</w:t>
+        </w:r>
+      </w:hyperlink>
+      <w:r>
+        <w:t xml:space="preserve">), H3’te</w:t>
+      </w:r>
+      <w:r>
+        <w:t xml:space="preserve"> </w:t>
+      </w:r>
+      <w:r>
+        <w:t xml:space="preserve">rastgele sayı üretiminin temelinde</w:t>
+      </w:r>
+      <w:r>
+        <w:t xml:space="preserve"> </w:t>
+      </w:r>
+      <w:r>
+        <w:t xml:space="preserve">(</w:t>
+      </w:r>
+      <w:hyperlink r:id="rId27">
+        <w:r>
+          <w:rPr>
+            <w:rStyle w:val="Hyperlink"/>
+          </w:rPr>
+          <w:t xml:space="preserve">Hafta 3, §3</w:t>
+        </w:r>
+      </w:hyperlink>
+      <w:r>
+        <w:t xml:space="preserve">) gördük. Bu hafta</w:t>
+      </w:r>
+      <w:r>
+        <w:t xml:space="preserve"> </w:t>
+      </w:r>
+      <w:r>
+        <w:t xml:space="preserve">aynı ölçütü, bir saldırganın ikili dosyada yüksek entropili blokları (anahtar, şifreli veri) ayırt etmesi</w:t>
+      </w:r>
+      <w:r>
+        <w:t xml:space="preserve"> </w:t>
+      </w:r>
+      <w:r>
+        <w:t xml:space="preserve">bağlamında sayısal bir örnekle derinleştiriyoruz (aşağıdaki</w:t>
+      </w:r>
+      <w:r>
+        <w:t xml:space="preserve"> </w:t>
+      </w:r>
+      <w:r>
+        <w:t xml:space="preserve">“Ön bilgi”</w:t>
+      </w:r>
+      <w:r>
+        <w:t xml:space="preserve">).</w:t>
       </w:r>
     </w:p>
     <w:p>
@@ -1819,7 +1889,7 @@
         <w:pStyle w:val="Compact"/>
         <w:numPr>
           <w:ilvl w:val="0"/>
-          <w:numId w:val="1003"/>
+          <w:numId w:val="1002"/>
         </w:numPr>
       </w:pPr>
       <w:r>
@@ -1827,13 +1897,979 @@
           <w:b/>
           <w:bCs/>
         </w:rPr>
-        <w:t xml:space="preserve">İkili dosya</w:t>
-      </w:r>
-      <w:r>
-        <w:t xml:space="preserve"> </w:t>
-      </w:r>
-      <w:r>
-        <w:t xml:space="preserve">(binary): derleme sonucu; bilgisayarın doğrudan çalıştırdığı dosya (</w:t>
+        <w:t xml:space="preserve">Derleme bayrağı,</w:t>
+      </w:r>
+      <w:r>
+        <w:rPr>
+          <w:b/>
+          <w:bCs/>
+        </w:rPr>
+        <w:t xml:space="preserve"> </w:t>
+      </w:r>
+      <w:r>
+        <w:rPr>
+          <w:rStyle w:val="VerbatimChar"/>
+          <w:b/>
+          <w:bCs/>
+        </w:rPr>
+        <w:t xml:space="preserve">strings</w:t>
+      </w:r>
+      <w:r>
+        <w:rPr>
+          <w:b/>
+          <w:bCs/>
+        </w:rPr>
+        <w:t xml:space="preserve"> </w:t>
+      </w:r>
+      <w:r>
+        <w:rPr>
+          <w:b/>
+          <w:bCs/>
+        </w:rPr>
+        <w:t xml:space="preserve">ve sembol tablosu</w:t>
+      </w:r>
+      <w:r>
+        <w:t xml:space="preserve"> </w:t>
+      </w:r>
+      <w:r>
+        <w:t xml:space="preserve">— derleyiciye verilen seçenekler (</w:t>
+      </w:r>
+      <w:r>
+        <w:rPr>
+          <w:rStyle w:val="VerbatimChar"/>
+        </w:rPr>
+        <w:t xml:space="preserve">-O2</w:t>
+      </w:r>
+      <w:r>
+        <w:t xml:space="preserve">,</w:t>
+      </w:r>
+      <w:r>
+        <w:t xml:space="preserve"> </w:t>
+      </w:r>
+      <w:r>
+        <w:rPr>
+          <w:rStyle w:val="VerbatimChar"/>
+        </w:rPr>
+        <w:t xml:space="preserve">-Wall</w:t>
+      </w:r>
+      <w:r>
+        <w:t xml:space="preserve">,</w:t>
+      </w:r>
+      <w:r>
+        <w:t xml:space="preserve"> </w:t>
+      </w:r>
+      <w:r>
+        <w:rPr>
+          <w:rStyle w:val="VerbatimChar"/>
+        </w:rPr>
+        <w:t xml:space="preserve">-DGUNLUK_ACIK</w:t>
+      </w:r>
+      <w:r>
+        <w:t xml:space="preserve">; aynı kaynak bayrağa göre günlüklü ya da</w:t>
+      </w:r>
+      <w:r>
+        <w:t xml:space="preserve"> </w:t>
+      </w:r>
+      <w:r>
+        <w:t xml:space="preserve">günlüksüz derlenebilir) ve bir ikili</w:t>
+      </w:r>
+      <w:r>
+        <w:t xml:space="preserve"> </w:t>
+      </w:r>
+      <w:r>
+        <w:t xml:space="preserve">dosyanın okunabilir metinlerini/isim listesini gösteren araçlar; H4’te bunları ilk kez tanımlamış, gizlemenin</w:t>
+      </w:r>
+      <w:r>
+        <w:t xml:space="preserve"> </w:t>
+      </w:r>
+      <w:r>
+        <w:t xml:space="preserve">giriş seviyesindeki adımlarını görmüştük</w:t>
+      </w:r>
+      <w:r>
+        <w:t xml:space="preserve"> </w:t>
+      </w:r>
+      <w:r>
+        <w:t xml:space="preserve">(</w:t>
+      </w:r>
+      <w:hyperlink r:id="rId28">
+        <w:r>
+          <w:rPr>
+            <w:rStyle w:val="Hyperlink"/>
+          </w:rPr>
+          <w:t xml:space="preserve">Hafta 4, §15</w:t>
+        </w:r>
+      </w:hyperlink>
+      <w:r>
+        <w:t xml:space="preserve">). Bu hafta K-06/K-07 aynı ipuçlarını</w:t>
+      </w:r>
+      <w:r>
+        <w:t xml:space="preserve"> </w:t>
+      </w:r>
+      <w:r>
+        <w:t xml:space="preserve">daha ileri düzeyde kapatıyor.</w:t>
+      </w:r>
+    </w:p>
+    <w:p>
+      <w:pPr>
+        <w:pStyle w:val="Compact"/>
+        <w:numPr>
+          <w:ilvl w:val="0"/>
+          <w:numId w:val="1002"/>
+        </w:numPr>
+      </w:pPr>
+      <w:r>
+        <w:rPr>
+          <w:b/>
+          <w:bCs/>
+        </w:rPr>
+        <w:t xml:space="preserve">Tersine derleme</w:t>
+      </w:r>
+      <w:r>
+        <w:t xml:space="preserve"> </w:t>
+      </w:r>
+      <w:r>
+        <w:t xml:space="preserve">— bir ikili/bayt kodunu geri, okunabilir bir koda yaklaştırma işlemi; H5’te JVM bayt kodu</w:t>
+      </w:r>
+      <w:r>
+        <w:t xml:space="preserve"> </w:t>
+      </w:r>
+      <w:r>
+        <w:t xml:space="preserve">üzerinde gördük (</w:t>
+      </w:r>
+      <w:hyperlink r:id="rId29">
+        <w:r>
+          <w:rPr>
+            <w:rStyle w:val="Hyperlink"/>
+          </w:rPr>
+          <w:t xml:space="preserve">Hafta 5, §10</w:t>
+        </w:r>
+      </w:hyperlink>
+      <w:r>
+        <w:t xml:space="preserve">). Bu hafta aynı</w:t>
+      </w:r>
+      <w:r>
+        <w:t xml:space="preserve"> </w:t>
+      </w:r>
+      <w:r>
+        <w:t xml:space="preserve">fikri native (C/C++) ikili dosyalar ve Ghidra/IDA gibi araçlarla genişletiyoruz.</w:t>
+      </w:r>
+    </w:p>
+    <w:p>
+      <w:pPr>
+        <w:pStyle w:val="Compact"/>
+        <w:numPr>
+          <w:ilvl w:val="0"/>
+          <w:numId w:val="1002"/>
+        </w:numPr>
+      </w:pPr>
+      <w:r>
+        <w:rPr>
+          <w:b/>
+          <w:bCs/>
+        </w:rPr>
+        <w:t xml:space="preserve">XOR</w:t>
+      </w:r>
+      <w:r>
+        <w:t xml:space="preserve"> </w:t>
+      </w:r>
+      <w:r>
+        <w:t xml:space="preserve">— iki bit farklıysa 1, aynıysa 0 veren işlem;</w:t>
+      </w:r>
+      <w:r>
+        <w:t xml:space="preserve"> </w:t>
+      </w:r>
+      <w:r>
+        <w:rPr>
+          <w:rStyle w:val="VerbatimChar"/>
+        </w:rPr>
+        <w:t xml:space="preserve">a^b^b=a</w:t>
+      </w:r>
+      <w:r>
+        <w:t xml:space="preserve"> </w:t>
+      </w:r>
+      <w:r>
+        <w:t xml:space="preserve">özelliği sayesinde kendini geri alır. H5’te Java</w:t>
+      </w:r>
+      <w:r>
+        <w:t xml:space="preserve"> </w:t>
+      </w:r>
+      <w:r>
+        <w:t xml:space="preserve">dize gizlemede XOR’u elle çözmüştük</w:t>
+      </w:r>
+      <w:r>
+        <w:t xml:space="preserve"> </w:t>
+      </w:r>
+      <w:r>
+        <w:t xml:space="preserve">(</w:t>
+      </w:r>
+      <w:hyperlink r:id="rId30">
+        <w:r>
+          <w:rPr>
+            <w:rStyle w:val="Hyperlink"/>
+          </w:rPr>
+          <w:t xml:space="preserve">Hafta 5, §12</w:t>
+        </w:r>
+      </w:hyperlink>
+      <w:r>
+        <w:t xml:space="preserve">). Bu hafta aynı mekanizmayı</w:t>
+      </w:r>
+      <w:r>
+        <w:t xml:space="preserve"> </w:t>
+      </w:r>
+      <w:r>
+        <w:t xml:space="preserve">K-02 ve K-07 kurallarının temeli olarak kullanıp bit tablosuyla adım adım yeniden izliyoruz (aşağıdaki</w:t>
+      </w:r>
+      <w:r>
+        <w:t xml:space="preserve"> </w:t>
+      </w:r>
+      <w:r>
+        <w:t xml:space="preserve">“Ön</w:t>
+      </w:r>
+      <w:r>
+        <w:t xml:space="preserve"> </w:t>
+      </w:r>
+      <w:r>
+        <w:t xml:space="preserve">bilgi”</w:t>
+      </w:r>
+      <w:r>
+        <w:t xml:space="preserve">).</w:t>
+      </w:r>
+    </w:p>
+    <w:p>
+      <w:pPr>
+        <w:pStyle w:val="Compact"/>
+        <w:numPr>
+          <w:ilvl w:val="0"/>
+          <w:numId w:val="1002"/>
+        </w:numPr>
+      </w:pPr>
+      <w:r>
+        <w:rPr>
+          <w:b/>
+          <w:bCs/>
+        </w:rPr>
+        <w:t xml:space="preserve">Günlük (log)</w:t>
+      </w:r>
+      <w:r>
+        <w:t xml:space="preserve"> </w:t>
+      </w:r>
+      <w:r>
+        <w:t xml:space="preserve">— programın çalışırken yazdığı bilgi mesajları; hassas bilgi ya da iç durum günlüğe düşerse</w:t>
+      </w:r>
+      <w:r>
+        <w:t xml:space="preserve"> </w:t>
+      </w:r>
+      <w:r>
+        <w:t xml:space="preserve">saldırgan okur. Ne kaydedilir/kaydedilmez ve kurcalamaya</w:t>
+      </w:r>
+      <w:r>
+        <w:t xml:space="preserve"> </w:t>
+      </w:r>
+      <w:r>
+        <w:t xml:space="preserve">dayanıklı günlükleri H2’de ayrıntılı işlemiştik</w:t>
+      </w:r>
+      <w:r>
+        <w:t xml:space="preserve"> </w:t>
+      </w:r>
+      <w:r>
+        <w:t xml:space="preserve">(</w:t>
+      </w:r>
+      <w:hyperlink r:id="rId31">
+        <w:r>
+          <w:rPr>
+            <w:rStyle w:val="Hyperlink"/>
+          </w:rPr>
+          <w:t xml:space="preserve">Hafta 2, §9</w:t>
+        </w:r>
+      </w:hyperlink>
+      <w:r>
+        <w:t xml:space="preserve">). Bu hafta yalnız</w:t>
+      </w:r>
+      <w:r>
+        <w:t xml:space="preserve"> </w:t>
+      </w:r>
+      <w:r>
+        <w:t xml:space="preserve">“sürüm</w:t>
+      </w:r>
+      <w:r>
+        <w:t xml:space="preserve"> </w:t>
+      </w:r>
+      <w:r>
+        <w:t xml:space="preserve">ikili dosyasında günlüğün kaldırılması”</w:t>
+      </w:r>
+      <w:r>
+        <w:t xml:space="preserve"> </w:t>
+      </w:r>
+      <w:r>
+        <w:t xml:space="preserve">düzen kuralı olarak §2’de kısaca geçiyor.</w:t>
+      </w:r>
+    </w:p>
+    <w:bookmarkEnd w:id="32"/>
+    <w:bookmarkStart w:id="33" w:name="bu-haftanın-kavram-haritası"/>
+    <w:p>
+      <w:pPr>
+        <w:pStyle w:val="Heading3"/>
+      </w:pPr>
+      <w:r>
+        <w:t xml:space="preserve">Bu haftanın kavram haritası</w:t>
+      </w:r>
+    </w:p>
+    <w:tbl>
+      <w:tblPr>
+        <w:tblStyle w:val="Table"/>
+        <w:tblW w:type="pct" w:w="5000"/>
+        <w:tblLayout w:type="fixed"/>
+        <w:tblLook w:firstRow="1" w:lastRow="0" w:firstColumn="0" w:lastColumn="0" w:noHBand="0" w:noVBand="0" w:val="0020"/>
+      </w:tblPr>
+      <w:tblGrid>
+        <w:gridCol w:w="2640"/>
+        <w:gridCol w:w="2640"/>
+        <w:gridCol w:w="2640"/>
+      </w:tblGrid>
+      <w:tr>
+        <w:trPr>
+          <w:tblHeader w:val="on"/>
+        </w:trPr>
+        <w:tc>
+          <w:tcPr/>
+          <w:p>
+            <w:pPr>
+              <w:pStyle w:val="Compact"/>
+            </w:pPr>
+            <w:r>
+              <w:t xml:space="preserve">Kavram</w:t>
+            </w:r>
+          </w:p>
+        </w:tc>
+        <w:tc>
+          <w:tcPr/>
+          <w:p>
+            <w:pPr>
+              <w:pStyle w:val="Compact"/>
+            </w:pPr>
+            <w:r>
+              <w:t xml:space="preserve">Bir cümlede</w:t>
+            </w:r>
+          </w:p>
+        </w:tc>
+        <w:tc>
+          <w:tcPr/>
+          <w:p>
+            <w:pPr>
+              <w:pStyle w:val="Compact"/>
+            </w:pPr>
+            <w:r>
+              <w:t xml:space="preserve">Ayrıntısı</w:t>
+            </w:r>
+          </w:p>
+        </w:tc>
+      </w:tr>
+      <w:tr>
+        <w:tc>
+          <w:tcPr/>
+          <w:p>
+            <w:pPr>
+              <w:pStyle w:val="Compact"/>
+            </w:pPr>
+            <w:r>
+              <w:t xml:space="preserve">Gizleme (obfuscation) bir güvenlik kuralı olarak</w:t>
+            </w:r>
+          </w:p>
+        </w:tc>
+        <w:tc>
+          <w:tcPr/>
+          <w:p>
+            <w:pPr>
+              <w:pStyle w:val="Compact"/>
+            </w:pPr>
+            <w:r>
+              <w:t xml:space="preserve">Kod gizleme, saldırıyı imkânsız değil pahalı kılan; maliyeti değerin üstüne çıkarma, otomasyonu kırma ve diğer katmanlara zaman kazandırma amacı taşıyan bir karşı önlemdir.</w:t>
+            </w:r>
+          </w:p>
+        </w:tc>
+        <w:tc>
+          <w:tcPr/>
+          <w:p>
+            <w:pPr>
+              <w:pStyle w:val="Compact"/>
+            </w:pPr>
+            <w:hyperlink w:anchor="X19f64702111b8fb5ead8016db61ec03e47fe109">
+              <w:r>
+                <w:rPr>
+                  <w:rStyle w:val="Hyperlink"/>
+                </w:rPr>
+                <w:t xml:space="preserve">§1</w:t>
+              </w:r>
+            </w:hyperlink>
+          </w:p>
+        </w:tc>
+      </w:tr>
+      <w:tr>
+        <w:tc>
+          <w:tcPr/>
+          <w:p>
+            <w:pPr>
+              <w:pStyle w:val="Compact"/>
+            </w:pPr>
+            <w:r>
+              <w:t xml:space="preserve">Gizleme taksonomisi (beş aile)</w:t>
+            </w:r>
+          </w:p>
+        </w:tc>
+        <w:tc>
+          <w:tcPr/>
+          <w:p>
+            <w:pPr>
+              <w:pStyle w:val="Compact"/>
+            </w:pPr>
+            <w:r>
+              <w:t xml:space="preserve">Gizleme teknikleri neyi gizlediğine göre düzen, veri, kontrol akışı, önleyici ve sanallaştırma olmak üzere beş aileye ayrılır; bir aile davranışı üreten mekanizmaya ne kadar yakınsa o kadar güçlü ama o kadar pahalıdır.</w:t>
+            </w:r>
+          </w:p>
+        </w:tc>
+        <w:tc>
+          <w:tcPr/>
+          <w:p>
+            <w:pPr>
+              <w:pStyle w:val="Compact"/>
+            </w:pPr>
+            <w:hyperlink w:anchor="Xea330431f8a07eede162e10f4b06a6aa5cbcfee">
+              <w:r>
+                <w:rPr>
+                  <w:rStyle w:val="Hyperlink"/>
+                </w:rPr>
+                <w:t xml:space="preserve">§2</w:t>
+              </w:r>
+            </w:hyperlink>
+          </w:p>
+        </w:tc>
+      </w:tr>
+      <w:tr>
+        <w:tc>
+          <w:tcPr/>
+          <w:p>
+            <w:pPr>
+              <w:pStyle w:val="Compact"/>
+            </w:pPr>
+            <w:r>
+              <w:t xml:space="preserve">Gizlemenin sınırı</w:t>
+            </w:r>
+          </w:p>
+        </w:tc>
+        <w:tc>
+          <w:tcPr/>
+          <w:p>
+            <w:pPr>
+              <w:pStyle w:val="Compact"/>
+            </w:pPr>
+            <w:r>
+              <w:t xml:space="preserve">Gizleme statik analize karşı gecikme ve otomasyona karşı direnç sağlar; bir sırrın matematiksel gizliliğini (kriptografi) ya da çalışan programda bellekten okumaya karşı korumayı (RASP/whitebox) sağlamaz.</w:t>
+            </w:r>
+          </w:p>
+        </w:tc>
+        <w:tc>
+          <w:tcPr/>
+          <w:p>
+            <w:pPr>
+              <w:pStyle w:val="Compact"/>
+            </w:pPr>
+            <w:hyperlink w:anchor="X87e860b267d2c520387c252ce80625dffe6f1ca">
+              <w:r>
+                <w:rPr>
+                  <w:rStyle w:val="Hyperlink"/>
+                </w:rPr>
+                <w:t xml:space="preserve">§3</w:t>
+              </w:r>
+            </w:hyperlink>
+          </w:p>
+        </w:tc>
+      </w:tr>
+      <w:tr>
+        <w:tc>
+          <w:tcPr/>
+          <w:p>
+            <w:pPr>
+              <w:pStyle w:val="Compact"/>
+            </w:pPr>
+            <w:r>
+              <w:t xml:space="preserve">Koruma kuralı şablonu</w:t>
+            </w:r>
+          </w:p>
+        </w:tc>
+        <w:tc>
+          <w:tcPr/>
+          <w:p>
+            <w:pPr>
+              <w:pStyle w:val="Compact"/>
+            </w:pPr>
+            <w:r>
+              <w:t xml:space="preserve">Her gizleme tekniği; neyi korur, hangi tehdide karşı, nasıl, maliyeti, sınırı ve ölçümü veren altı satırlık standart bir şablonla değerlendirilir.</w:t>
+            </w:r>
+          </w:p>
+        </w:tc>
+        <w:tc>
+          <w:tcPr/>
+          <w:p>
+            <w:pPr>
+              <w:pStyle w:val="Compact"/>
+            </w:pPr>
+            <w:hyperlink w:anchor="X2f961bd64a64eda1be7441b495590757c827ff5">
+              <w:r>
+                <w:rPr>
+                  <w:rStyle w:val="Hyperlink"/>
+                </w:rPr>
+                <w:t xml:space="preserve">§4</w:t>
+              </w:r>
+            </w:hyperlink>
+          </w:p>
+        </w:tc>
+      </w:tr>
+      <w:tr>
+        <w:tc>
+          <w:tcPr/>
+          <w:p>
+            <w:pPr>
+              <w:pStyle w:val="Compact"/>
+            </w:pPr>
+            <w:r>
+              <w:t xml:space="preserve">Kontrol akışı kuralları (K-01–K-06)</w:t>
+            </w:r>
+          </w:p>
+        </w:tc>
+        <w:tc>
+          <w:tcPr/>
+          <w:p>
+            <w:pPr>
+              <w:pStyle w:val="Compact"/>
+            </w:pPr>
+            <w:r>
+              <w:t xml:space="preserve">Opak yüklem/döngü, aritmetik kodlama, sahte işlem/ölü dal, kontrol akışı düzleştirme, rastgele çıkış ve fonksiyon/parametre gizleme; algoritmanın CFG’sini okunmaz kılan kurallardır.</w:t>
+            </w:r>
+          </w:p>
+        </w:tc>
+        <w:tc>
+          <w:tcPr/>
+          <w:p>
+            <w:pPr>
+              <w:pStyle w:val="Compact"/>
+            </w:pPr>
+            <w:hyperlink w:anchor="X78afab909b1170a97a5bb81391ee82d0c8578bb">
+              <w:r>
+                <w:rPr>
+                  <w:rStyle w:val="Hyperlink"/>
+                </w:rPr>
+                <w:t xml:space="preserve">§5</w:t>
+              </w:r>
+            </w:hyperlink>
+          </w:p>
+        </w:tc>
+      </w:tr>
+      <w:tr>
+        <w:tc>
+          <w:tcPr/>
+          <w:p>
+            <w:pPr>
+              <w:pStyle w:val="Compact"/>
+            </w:pPr>
+            <w:r>
+              <w:t xml:space="preserve">Veri gizleme kuralları (K-07–K-09)</w:t>
+            </w:r>
+          </w:p>
+        </w:tc>
+        <w:tc>
+          <w:tcPr/>
+          <w:p>
+            <w:pPr>
+              <w:pStyle w:val="Compact"/>
+            </w:pPr>
+            <w:r>
+              <w:t xml:space="preserve">Statik dize (string) kodlama, opak boolean ve değişken bölme/birleştirme; programın işlediği sabitleri, dizeleri ve değişkenleri gizler.</w:t>
+            </w:r>
+          </w:p>
+        </w:tc>
+        <w:tc>
+          <w:tcPr/>
+          <w:p>
+            <w:pPr>
+              <w:pStyle w:val="Compact"/>
+            </w:pPr>
+            <w:hyperlink w:anchor="X060895c7acd0d974dd8836e43e223db89d91fd5">
+              <w:r>
+                <w:rPr>
+                  <w:rStyle w:val="Hyperlink"/>
+                </w:rPr>
+                <w:t xml:space="preserve">§6</w:t>
+              </w:r>
+            </w:hyperlink>
+          </w:p>
+        </w:tc>
+      </w:tr>
+      <w:tr>
+        <w:tc>
+          <w:tcPr/>
+          <w:p>
+            <w:pPr>
+              <w:pStyle w:val="Compact"/>
+            </w:pPr>
+            <w:r>
+              <w:t xml:space="preserve">Program bütünü düzeyinde kurallar (K-10–K-12)</w:t>
+            </w:r>
+          </w:p>
+        </w:tc>
+        <w:tc>
+          <w:tcPr/>
+          <w:p>
+            <w:pPr>
+              <w:pStyle w:val="Compact"/>
+            </w:pPr>
+            <w:r>
+              <w:t xml:space="preserve">Sanallaştırma tabanlı gizleme, derleyici tabanlı gizleme (O-LLVM) ve kendini değiştiren kod; fonksiyonun makine kodunun kendisini ya da üretim biçimini değiştiren en pahalı ve en güçlü katmandır.</w:t>
+            </w:r>
+          </w:p>
+        </w:tc>
+        <w:tc>
+          <w:tcPr/>
+          <w:p>
+            <w:pPr>
+              <w:pStyle w:val="Compact"/>
+            </w:pPr>
+            <w:hyperlink w:anchor="Xe99919340d5122a3188fc1d4a6167e3090c1f76">
+              <w:r>
+                <w:rPr>
+                  <w:rStyle w:val="Hyperlink"/>
+                </w:rPr>
+                <w:t xml:space="preserve">§7</w:t>
+              </w:r>
+            </w:hyperlink>
+          </w:p>
+        </w:tc>
+      </w:tr>
+      <w:tr>
+        <w:tc>
+          <w:tcPr/>
+          <w:p>
+            <w:pPr>
+              <w:pStyle w:val="Compact"/>
+            </w:pPr>
+            <w:r>
+              <w:t xml:space="preserve">Çeşitlendirme (diversification)</w:t>
+            </w:r>
+          </w:p>
+        </w:tc>
+        <w:tc>
+          <w:tcPr/>
+          <w:p>
+            <w:pPr>
+              <w:pStyle w:val="Compact"/>
+            </w:pPr>
+            <w:r>
+              <w:t xml:space="preserve">Aynı kaynaktan tohuma bağlı, davranışça eş ama yapıca farklı ikili dosyalar üretmek; gizlemenin gücünü değil, bir kırığın diğer kopyalara yayılmasını (ölçeklenmesini) engeller.</w:t>
+            </w:r>
+          </w:p>
+        </w:tc>
+        <w:tc>
+          <w:tcPr/>
+          <w:p>
+            <w:pPr>
+              <w:pStyle w:val="Compact"/>
+            </w:pPr>
+            <w:hyperlink w:anchor="Xbcdbbc2f53c3b39a0763f9366f10e330a99503a">
+              <w:r>
+                <w:rPr>
+                  <w:rStyle w:val="Hyperlink"/>
+                </w:rPr>
+                <w:t xml:space="preserve">§8</w:t>
+              </w:r>
+            </w:hyperlink>
+          </w:p>
+        </w:tc>
+      </w:tr>
+      <w:tr>
+        <w:tc>
+          <w:tcPr/>
+          <w:p>
+            <w:pPr>
+              <w:pStyle w:val="Compact"/>
+            </w:pPr>
+            <w:r>
+              <w:t xml:space="preserve">Gizlemenin dört ölçütü</w:t>
+            </w:r>
+          </w:p>
+        </w:tc>
+        <w:tc>
+          <w:tcPr/>
+          <w:p>
+            <w:pPr>
+              <w:pStyle w:val="Compact"/>
+            </w:pPr>
+            <w:r>
+              <w:t xml:space="preserve">Güç (insan için anlaşılmazlık), dayanıklılık (otomatik araca direnç), gizlilik (fark edilmezlik) ve maliyet (boyut/hız/bakım); bir koruma kararı bu dördü korunan varlığın değerine göre dengeler.</w:t>
+            </w:r>
+          </w:p>
+        </w:tc>
+        <w:tc>
+          <w:tcPr/>
+          <w:p>
+            <w:pPr>
+              <w:pStyle w:val="Compact"/>
+            </w:pPr>
+            <w:hyperlink w:anchor="X46f02922db121516bb3cd88e2df9fd0ab2704bf">
+              <w:r>
+                <w:rPr>
+                  <w:rStyle w:val="Hyperlink"/>
+                </w:rPr>
+                <w:t xml:space="preserve">§9</w:t>
+              </w:r>
+            </w:hyperlink>
+          </w:p>
+        </w:tc>
+      </w:tr>
+      <w:tr>
+        <w:tc>
+          <w:tcPr/>
+          <w:p>
+            <w:pPr>
+              <w:pStyle w:val="Compact"/>
+            </w:pPr>
+            <w:r>
+              <w:t xml:space="preserve">Deobfuscation</w:t>
+            </w:r>
+          </w:p>
+        </w:tc>
+        <w:tc>
+          <w:tcPr/>
+          <w:p>
+            <w:pPr>
+              <w:pStyle w:val="Compact"/>
+            </w:pPr>
+            <w:r>
+              <w:t xml:space="preserve">Sembolik yürütme, ifade sadeleştirme ve kalıp tanıma gibi saldırganın otomatik araçları; dayanıklılığı ölçmenin tek yolu bu araçları gerçekten çalıştırıp sonucu gözlemlemektir.</w:t>
+            </w:r>
+          </w:p>
+        </w:tc>
+        <w:tc>
+          <w:tcPr/>
+          <w:p>
+            <w:pPr>
+              <w:pStyle w:val="Compact"/>
+            </w:pPr>
+            <w:hyperlink w:anchor="X52da1d707e62853d78cf47a62ad549ab9586337">
+              <w:r>
+                <w:rPr>
+                  <w:rStyle w:val="Hyperlink"/>
+                </w:rPr>
+                <w:t xml:space="preserve">§10</w:t>
+              </w:r>
+            </w:hyperlink>
+          </w:p>
+        </w:tc>
+      </w:tr>
+      <w:tr>
+        <w:tc>
+          <w:tcPr/>
+          <w:p>
+            <w:pPr>
+              <w:pStyle w:val="Compact"/>
+            </w:pPr>
+            <w:r>
+              <w:t xml:space="preserve">Katmanlı savunmada gizlemenin yeri</w:t>
+            </w:r>
+          </w:p>
+        </w:tc>
+        <w:tc>
+          <w:tcPr/>
+          <w:p>
+            <w:pPr>
+              <w:pStyle w:val="Compact"/>
+            </w:pPr>
+            <w:r>
+              <w:t xml:space="preserve">Gizleme bellek güvenliği, RASP, whitebox kriptografi ve kripto/anahtar yenilemenin yerine geçmez; her katmanın</w:t>
+            </w:r>
+            <w:r>
+              <w:t xml:space="preserve"> </w:t>
+            </w:r>
+            <w:r>
+              <w:t xml:space="preserve">“geciktirme süresi”</w:t>
+            </w:r>
+            <w:r>
+              <w:t xml:space="preserve"> </w:t>
+            </w:r>
+            <w:r>
+              <w:t xml:space="preserve">saldırı potansiyeli değerlendirmesinde ayrı ayrı sayılır.</w:t>
+            </w:r>
+          </w:p>
+        </w:tc>
+        <w:tc>
+          <w:tcPr/>
+          <w:p>
+            <w:pPr>
+              <w:pStyle w:val="Compact"/>
+            </w:pPr>
+            <w:hyperlink w:anchor="Xf40c7606f1e3b626fc5dd1930772afd2010146a">
+              <w:r>
+                <w:rPr>
+                  <w:rStyle w:val="Hyperlink"/>
+                </w:rPr>
+                <w:t xml:space="preserve">§11</w:t>
+              </w:r>
+            </w:hyperlink>
+          </w:p>
+        </w:tc>
+      </w:tr>
+    </w:tbl>
+    <w:bookmarkEnd w:id="33"/>
+    <w:bookmarkStart w:id="46" w:name="X76b95ab849eac034b14ce327919a2dfa864d88a"/>
+    <w:p>
+      <w:pPr>
+        <w:pStyle w:val="Heading3"/>
+      </w:pPr>
+      <w:r>
+        <w:t xml:space="preserve">Ön bilgi: ikili dosyalar, tersine mühendislik ve temel yapı taşları</w:t>
+      </w:r>
+    </w:p>
+    <w:p>
+      <w:pPr>
+        <w:pStyle w:val="FirstParagraph"/>
+      </w:pPr>
+      <w:r>
+        <w:t xml:space="preserve">Bu haftanın konusu</w:t>
+      </w:r>
+      <w:r>
+        <w:t xml:space="preserve"> </w:t>
+      </w:r>
+      <w:r>
+        <w:rPr>
+          <w:b/>
+          <w:bCs/>
+        </w:rPr>
+        <w:t xml:space="preserve">kod gizleme</w:t>
+      </w:r>
+      <w:r>
+        <w:t xml:space="preserve">dir; gizlemeyi anlamak için önce bir ikili dosyanın nasıl üretildiğini ve bir</w:t>
+      </w:r>
+      <w:r>
+        <w:t xml:space="preserve"> </w:t>
+      </w:r>
+      <w:r>
+        <w:t xml:space="preserve">saldırganın onu nasıl okuduğunu bilmek gerekir. Aşağıdaki kavramların hiçbiri önceki haftalarda öğretilmedi;</w:t>
+      </w:r>
+      <w:r>
+        <w:t xml:space="preserve"> </w:t>
+      </w:r>
+      <w:r>
+        <w:t xml:space="preserve">tanımlardan sonra gelen işlenmiş örnekler bu hafta boyunca sürekli kullanacağımız araçlardır.</w:t>
+      </w:r>
+    </w:p>
+    <w:bookmarkStart w:id="37" w:name="X8ed9065bbc26190413d8d33585a0992205944ba"/>
+    <w:p>
+      <w:pPr>
+        <w:pStyle w:val="Heading4"/>
+      </w:pPr>
+      <w:r>
+        <w:t xml:space="preserve">Kaynak koddan ikiliye: derleyici, makine kodu ve assembly</w:t>
+      </w:r>
+    </w:p>
+    <w:p>
+      <w:pPr>
+        <w:pStyle w:val="FirstParagraph"/>
+      </w:pPr>
+      <w:r>
+        <w:rPr>
+          <w:b/>
+          <w:bCs/>
+        </w:rPr>
+        <w:t xml:space="preserve">Kaynak kod</w:t>
+      </w:r>
+      <w:r>
+        <w:t xml:space="preserve">, sizin yazdığınız, insanın okuyabildiği program metnidir (ör. bir C dosyası):</w:t>
+      </w:r>
+      <w:r>
+        <w:t xml:space="preserve"> </w:t>
+      </w:r>
+      <w:r>
+        <w:rPr>
+          <w:rStyle w:val="VerbatimChar"/>
+        </w:rPr>
+        <w:t xml:space="preserve">int topla(int a, int b) { return a + b; }</w:t>
+      </w:r>
+      <w:r>
+        <w:t xml:space="preserve">. Kaynak kod</w:t>
+      </w:r>
+      <w:r>
+        <w:t xml:space="preserve"> </w:t>
+      </w:r>
+      <w:r>
+        <w:rPr>
+          <w:b/>
+          <w:bCs/>
+        </w:rPr>
+        <w:t xml:space="preserve">derlenir</w:t>
+      </w:r>
+      <w:r>
+        <w:t xml:space="preserve"> </w:t>
+      </w:r>
+      <w:r>
+        <w:t xml:space="preserve">ve makinenin çalıştırdığı biçime döner.</w:t>
+      </w:r>
+      <w:r>
+        <w:t xml:space="preserve"> </w:t>
+      </w:r>
+      <w:r>
+        <w:rPr>
+          <w:b/>
+          <w:bCs/>
+        </w:rPr>
+        <w:t xml:space="preserve">Derleyici</w:t>
+      </w:r>
+      <w:r>
+        <w:t xml:space="preserve"> </w:t>
+      </w:r>
+      <w:r>
+        <w:t xml:space="preserve">(compiler),</w:t>
+      </w:r>
+      <w:r>
+        <w:t xml:space="preserve"> </w:t>
+      </w:r>
+      <w:r>
+        <w:t xml:space="preserve">kaynak kodu</w:t>
+      </w:r>
+      <w:r>
+        <w:t xml:space="preserve"> </w:t>
+      </w:r>
+      <w:r>
+        <w:rPr>
+          <w:b/>
+          <w:bCs/>
+        </w:rPr>
+        <w:t xml:space="preserve">makine koduna</w:t>
+      </w:r>
+      <w:r>
+        <w:t xml:space="preserve"> </w:t>
+      </w:r>
+      <w:r>
+        <w:t xml:space="preserve">çeviren programdır (gcc, clang);</w:t>
+      </w:r>
+      <w:r>
+        <w:t xml:space="preserve"> </w:t>
+      </w:r>
+      <w:r>
+        <w:rPr>
+          <w:b/>
+          <w:bCs/>
+        </w:rPr>
+        <w:t xml:space="preserve">ikili dosya</w:t>
+      </w:r>
+      <w:r>
+        <w:t xml:space="preserve"> </w:t>
+      </w:r>
+      <w:r>
+        <w:t xml:space="preserve">(binary) ise derleme sonucudur,</w:t>
+      </w:r>
+      <w:r>
+        <w:t xml:space="preserve"> </w:t>
+      </w:r>
+      <w:r>
+        <w:t xml:space="preserve">bilgisayarın doğrudan çalıştırdığı dosyadır (</w:t>
       </w:r>
       <w:r>
         <w:rPr>
@@ -1859,25 +2895,25 @@
     </w:p>
     <w:p>
       <w:pPr>
-        <w:pStyle w:val="FirstParagraph"/>
+        <w:pStyle w:val="BodyText"/>
       </w:pPr>
       <w:r>
         <w:drawing>
           <wp:inline>
-            <wp:extent cx="5759999" cy="2377094"/>
+            <wp:extent cx="5759999" cy="1626545"/>
             <wp:effectExtent b="0" l="0" r="0" t="0"/>
-            <wp:docPr descr="Derleyici ne yapar: kaynaktan ikiliye" title="" id="24" name="Picture"/>
+            <wp:docPr descr="Derleyici ne yapar: kaynaktan ikiliye" title="" id="35" name="Picture"/>
             <a:graphic>
               <a:graphicData uri="http://schemas.openxmlformats.org/drawingml/2006/picture">
                 <pic:pic>
                   <pic:nvPicPr>
-                    <pic:cNvPr descr="h09-13-derleme-zinciri.png" id="25" name="Picture"/>
+                    <pic:cNvPr descr="h09-13-derleme-zinciri.png" id="36" name="Picture"/>
                     <pic:cNvPicPr>
                       <a:picLocks noChangeArrowheads="1" noChangeAspect="1"/>
                     </pic:cNvPicPr>
                   </pic:nvPicPr>
                   <pic:blipFill>
-                    <a:blip r:embed="rId23"/>
+                    <a:blip r:embed="rId34"/>
                     <a:stretch>
                       <a:fillRect/>
                     </a:stretch>
@@ -1885,7 +2921,7 @@
                   <pic:spPr bwMode="auto">
                     <a:xfrm>
                       <a:off x="0" y="0"/>
-                      <a:ext cx="5759999" cy="2377094"/>
+                      <a:ext cx="5759999" cy="1626545"/>
                     </a:xfrm>
                     <a:prstGeom prst="rect">
                       <a:avLst/>
@@ -1904,58 +2940,41 @@
         </w:drawing>
       </w:r>
     </w:p>
-    <w:bookmarkEnd w:id="26"/>
-    <w:bookmarkStart w:id="27" w:name="makine-kodu-ve-assembly"/>
-    <w:p>
-      <w:pPr>
-        <w:pStyle w:val="Heading3"/>
-      </w:pPr>
-      <w:r>
-        <w:t xml:space="preserve">Makine kodu ve assembly</w:t>
-      </w:r>
-    </w:p>
-    <w:p>
-      <w:pPr>
-        <w:pStyle w:val="Compact"/>
-        <w:numPr>
-          <w:ilvl w:val="0"/>
-          <w:numId w:val="1004"/>
-        </w:numPr>
-      </w:pPr>
-      <w:r>
-        <w:rPr>
-          <w:b/>
-          <w:bCs/>
-        </w:rPr>
-        <w:t xml:space="preserve">Makine kodu:</w:t>
-      </w:r>
-      <w:r>
-        <w:t xml:space="preserve"> </w:t>
-      </w:r>
-      <w:r>
-        <w:t xml:space="preserve">işlemcinin anladığı sayısal komutlar.</w:t>
-      </w:r>
-    </w:p>
-    <w:p>
-      <w:pPr>
-        <w:pStyle w:val="Compact"/>
-        <w:numPr>
-          <w:ilvl w:val="0"/>
-          <w:numId w:val="1004"/>
-        </w:numPr>
-      </w:pPr>
-      <w:r>
-        <w:rPr>
-          <w:b/>
-          <w:bCs/>
-        </w:rPr>
-        <w:t xml:space="preserve">Assembly:</w:t>
-      </w:r>
-      <w:r>
-        <w:t xml:space="preserve"> </w:t>
-      </w:r>
-      <w:r>
-        <w:t xml:space="preserve">makine kodunun insana biraz daha okunur hali (</w:t>
+    <w:p>
+      <w:pPr>
+        <w:pStyle w:val="BodyText"/>
+      </w:pPr>
+      <w:r>
+        <w:rPr>
+          <w:b/>
+          <w:bCs/>
+        </w:rPr>
+        <w:t xml:space="preserve">Makine kodu</w:t>
+      </w:r>
+      <w:r>
+        <w:t xml:space="preserve">, işlemcinin anladığı sayısal komutlardır;</w:t>
+      </w:r>
+      <w:r>
+        <w:t xml:space="preserve"> </w:t>
+      </w:r>
+      <w:r>
+        <w:rPr>
+          <w:b/>
+          <w:bCs/>
+        </w:rPr>
+        <w:t xml:space="preserve">assembly</w:t>
+      </w:r>
+      <w:r>
+        <w:t xml:space="preserve"> </w:t>
+      </w:r>
+      <w:r>
+        <w:t xml:space="preserve">ise makine kodunun insana biraz daha okunur</w:t>
+      </w:r>
+      <w:r>
+        <w:t xml:space="preserve"> </w:t>
+      </w:r>
+      <w:r>
+        <w:t xml:space="preserve">hâlidir (</w:t>
       </w:r>
       <w:r>
         <w:rPr>
@@ -1988,7 +3007,17 @@
         <w:t xml:space="preserve">jmp</w:t>
       </w:r>
       <w:r>
-        <w:t xml:space="preserve">).</w:t>
+        <w:t xml:space="preserve">). İkili dosyayı açtığınızda gördüğünüz şey budur.</w:t>
+      </w:r>
+    </w:p>
+    <w:bookmarkEnd w:id="37"/>
+    <w:bookmarkStart w:id="38" w:name="tersine-mühendislik-ve-tersine-derleyici"/>
+    <w:p>
+      <w:pPr>
+        <w:pStyle w:val="Heading4"/>
+      </w:pPr>
+      <w:r>
+        <w:t xml:space="preserve">Tersine mühendislik ve tersine derleyici</w:t>
       </w:r>
     </w:p>
     <w:p>
@@ -1996,17 +3025,185 @@
         <w:pStyle w:val="FirstParagraph"/>
       </w:pPr>
       <w:r>
-        <w:t xml:space="preserve">İkili dosyayı açtığınızda gördüğünüz şey budur.</w:t>
-      </w:r>
-    </w:p>
-    <w:bookmarkEnd w:id="27"/>
-    <w:bookmarkStart w:id="28" w:name="tersine-mühendislik-nedir"/>
-    <w:p>
-      <w:pPr>
-        <w:pStyle w:val="Heading3"/>
-      </w:pPr>
-      <w:r>
-        <w:t xml:space="preserve">Tersine mühendislik nedir?</w:t>
+        <w:rPr>
+          <w:b/>
+          <w:bCs/>
+        </w:rPr>
+        <w:t xml:space="preserve">Tersine mühendislik</w:t>
+      </w:r>
+      <w:r>
+        <w:t xml:space="preserve"> </w:t>
+      </w:r>
+      <w:r>
+        <w:t xml:space="preserve">(reverse engineering), bir ikili dosyaya bakıp programın ne yaptığını anlamaya</w:t>
+      </w:r>
+      <w:r>
+        <w:t xml:space="preserve"> </w:t>
+      </w:r>
+      <w:r>
+        <w:t xml:space="preserve">çalışmaktır — saldırganın temel işi budur.</w:t>
+      </w:r>
+      <w:r>
+        <w:t xml:space="preserve"> </w:t>
+      </w:r>
+      <w:r>
+        <w:rPr>
+          <w:b/>
+          <w:bCs/>
+        </w:rPr>
+        <w:t xml:space="preserve">Tersine derleyici</w:t>
+      </w:r>
+      <w:r>
+        <w:t xml:space="preserve"> </w:t>
+      </w:r>
+      <w:r>
+        <w:t xml:space="preserve">(decompiler), ikili dosyayı geri, okunabilir koda</w:t>
+      </w:r>
+      <w:r>
+        <w:t xml:space="preserve"> </w:t>
+      </w:r>
+      <w:r>
+        <w:t xml:space="preserve">yakın bir biçime çeviren araçtır (örnekler: Ghidra, IDA); amacı, kaynağa erişimi olmayan birinin ikiliye bakarak</w:t>
+      </w:r>
+      <w:r>
+        <w:t xml:space="preserve"> </w:t>
+      </w:r>
+      <w:r>
+        <w:t xml:space="preserve">mantığı çıkarsamasıdır. (H5’te bunun JVM bayt kodu üzerindeki karşılığını görmüştük — bkz. yukarıdaki</w:t>
+      </w:r>
+      <w:r>
+        <w:t xml:space="preserve"> </w:t>
+      </w:r>
+      <w:r>
+        <w:t xml:space="preserve">“Önceki</w:t>
+      </w:r>
+      <w:r>
+        <w:t xml:space="preserve"> </w:t>
+      </w:r>
+      <w:r>
+        <w:t xml:space="preserve">haftalardan gelenler”</w:t>
+      </w:r>
+      <w:r>
+        <w:t xml:space="preserve">; burada aynı fikri native ikili dosyalara taşıyoruz.)</w:t>
+      </w:r>
+    </w:p>
+    <w:p>
+      <w:pPr>
+        <w:pStyle w:val="BodyText"/>
+      </w:pPr>
+      <w:r>
+        <w:rPr>
+          <w:b/>
+          <w:bCs/>
+        </w:rPr>
+        <w:t xml:space="preserve">Tersine derleyici çıktısı neye benzer?</w:t>
+      </w:r>
+      <w:r>
+        <w:t xml:space="preserve"> </w:t>
+      </w:r>
+      <w:r>
+        <w:t xml:space="preserve">Elimizde yalnız bir</w:t>
+      </w:r>
+      <w:r>
+        <w:t xml:space="preserve"> </w:t>
+      </w:r>
+      <w:r>
+        <w:rPr>
+          <w:rStyle w:val="VerbatimChar"/>
+        </w:rPr>
+        <w:t xml:space="preserve">.exe</w:t>
+      </w:r>
+      <w:r>
+        <w:t xml:space="preserve">/</w:t>
+      </w:r>
+      <w:r>
+        <w:rPr>
+          <w:rStyle w:val="VerbatimChar"/>
+        </w:rPr>
+        <w:t xml:space="preserve">.so</w:t>
+      </w:r>
+      <w:r>
+        <w:t xml:space="preserve"> </w:t>
+      </w:r>
+      <w:r>
+        <w:t xml:space="preserve">dosyası olduğunu, kaynak kodu</w:t>
+      </w:r>
+      <w:r>
+        <w:t xml:space="preserve"> </w:t>
+      </w:r>
+      <w:r>
+        <w:t xml:space="preserve">görmediğimizi hayal edelim.</w:t>
+      </w:r>
+      <w:r>
+        <w:t xml:space="preserve"> </w:t>
+      </w:r>
+      <w:r>
+        <w:rPr>
+          <w:rStyle w:val="VerbatimChar"/>
+        </w:rPr>
+        <w:t xml:space="preserve">int topla(int a, int b) { return a + b; }</w:t>
+      </w:r>
+      <w:r>
+        <w:t xml:space="preserve"> </w:t>
+      </w:r>
+      <w:r>
+        <w:t xml:space="preserve">fonksiyonunu bir tersine derleyicide</w:t>
+      </w:r>
+      <w:r>
+        <w:t xml:space="preserve"> </w:t>
+      </w:r>
+      <w:r>
+        <w:t xml:space="preserve">açtığımızda, tipik çıktı şuna benzer (araçtan araca biçim değişir, fikir aynıdır):</w:t>
+      </w:r>
+    </w:p>
+    <w:p>
+      <w:pPr>
+        <w:pStyle w:val="BodyText"/>
+      </w:pPr>
+      <w:r>
+        <w:rPr>
+          <w:b/>
+          <w:bCs/>
+        </w:rPr>
+        <w:t xml:space="preserve">Tersine derleyici çıktısı (kavramsal örnek — Ghidra/IDA benzeri)</w:t>
+      </w:r>
+    </w:p>
+    <w:p>
+      <w:pPr>
+        <w:pStyle w:val="SourceCode"/>
+      </w:pPr>
+      <w:r>
+        <w:rPr>
+          <w:rStyle w:val="VerbatimChar"/>
+        </w:rPr>
+        <w:t xml:space="preserve">undefined4 FUN_00401020(int param_1, int param_2)</w:t>
+      </w:r>
+      <w:r>
+        <w:br/>
+      </w:r>
+      <w:r>
+        <w:rPr>
+          <w:rStyle w:val="VerbatimChar"/>
+        </w:rPr>
+        <w:t xml:space="preserve">{</w:t>
+      </w:r>
+      <w:r>
+        <w:br/>
+      </w:r>
+      <w:r>
+        <w:rPr>
+          <w:rStyle w:val="VerbatimChar"/>
+        </w:rPr>
+        <w:t xml:space="preserve">    return param_1 + param_2;</w:t>
+      </w:r>
+      <w:r>
+        <w:br/>
+      </w:r>
+      <w:r>
+        <w:rPr>
+          <w:rStyle w:val="VerbatimChar"/>
+        </w:rPr>
+        <w:t xml:space="preserve">}</w:t>
       </w:r>
     </w:p>
     <w:p>
@@ -2014,85 +3211,199 @@
         <w:pStyle w:val="FirstParagraph"/>
       </w:pPr>
       <w:r>
-        <w:rPr>
-          <w:b/>
-          <w:bCs/>
-        </w:rPr>
-        <w:t xml:space="preserve">Tersine mühendislik</w:t>
-      </w:r>
-      <w:r>
-        <w:t xml:space="preserve"> </w:t>
-      </w:r>
-      <w:r>
-        <w:t xml:space="preserve">(reverse engineering): ikili dosyaya bakıp programın</w:t>
-      </w:r>
-      <w:r>
-        <w:t xml:space="preserve"> </w:t>
-      </w:r>
-      <w:r>
-        <w:rPr>
-          <w:b/>
-          <w:bCs/>
-        </w:rPr>
-        <w:t xml:space="preserve">ne yaptığını</w:t>
-      </w:r>
-      <w:r>
-        <w:t xml:space="preserve"> </w:t>
-      </w:r>
-      <w:r>
-        <w:t xml:space="preserve">anlamaya çalışmak.</w:t>
-      </w:r>
-    </w:p>
-    <w:p>
-      <w:pPr>
-        <w:pStyle w:val="BodyText"/>
-      </w:pPr>
-      <w:r>
-        <w:t xml:space="preserve">Saldırganın temel işi budur.</w:t>
-      </w:r>
-    </w:p>
-    <w:bookmarkEnd w:id="28"/>
-    <w:bookmarkStart w:id="29" w:name="tersine-derleyici-decompiler"/>
-    <w:p>
-      <w:pPr>
-        <w:pStyle w:val="Heading3"/>
-      </w:pPr>
-      <w:r>
-        <w:t xml:space="preserve">Tersine derleyici (decompiler)</w:t>
-      </w:r>
-    </w:p>
-    <w:p>
-      <w:pPr>
-        <w:pStyle w:val="Compact"/>
-        <w:numPr>
-          <w:ilvl w:val="0"/>
-          <w:numId w:val="1005"/>
-        </w:numPr>
-      </w:pPr>
-      <w:r>
-        <w:rPr>
-          <w:b/>
-          <w:bCs/>
-        </w:rPr>
-        <w:t xml:space="preserve">Tersine derleyici</w:t>
-      </w:r>
-      <w:r>
-        <w:t xml:space="preserve"> </w:t>
-      </w:r>
-      <w:r>
-        <w:t xml:space="preserve">(decompiler): ikili dosyayı geri, okunabilir koda yakın bir biçime çeviren araç.</w:t>
-      </w:r>
-    </w:p>
-    <w:p>
-      <w:pPr>
-        <w:pStyle w:val="Compact"/>
-        <w:numPr>
-          <w:ilvl w:val="0"/>
-          <w:numId w:val="1005"/>
-        </w:numPr>
-      </w:pPr>
-      <w:r>
-        <w:t xml:space="preserve">Örnekler: Ghidra, IDA.</w:t>
+        <w:t xml:space="preserve">Dikkat edin:</w:t>
+      </w:r>
+      <w:r>
+        <w:t xml:space="preserve"> </w:t>
+      </w:r>
+      <w:r>
+        <w:rPr>
+          <w:rStyle w:val="VerbatimChar"/>
+        </w:rPr>
+        <w:t xml:space="preserve">topla</w:t>
+      </w:r>
+      <w:r>
+        <w:t xml:space="preserve">,</w:t>
+      </w:r>
+      <w:r>
+        <w:t xml:space="preserve"> </w:t>
+      </w:r>
+      <w:r>
+        <w:rPr>
+          <w:rStyle w:val="VerbatimChar"/>
+        </w:rPr>
+        <w:t xml:space="preserve">a</w:t>
+      </w:r>
+      <w:r>
+        <w:t xml:space="preserve">,</w:t>
+      </w:r>
+      <w:r>
+        <w:t xml:space="preserve"> </w:t>
+      </w:r>
+      <w:r>
+        <w:rPr>
+          <w:rStyle w:val="VerbatimChar"/>
+        </w:rPr>
+        <w:t xml:space="preserve">b</w:t>
+      </w:r>
+      <w:r>
+        <w:t xml:space="preserve"> </w:t>
+      </w:r>
+      <w:r>
+        <w:t xml:space="preserve">gibi</w:t>
+      </w:r>
+      <w:r>
+        <w:t xml:space="preserve"> </w:t>
+      </w:r>
+      <w:r>
+        <w:rPr>
+          <w:b/>
+          <w:bCs/>
+        </w:rPr>
+        <w:t xml:space="preserve">anlamlı adlar kaybolmuştur</w:t>
+      </w:r>
+      <w:r>
+        <w:t xml:space="preserve"> </w:t>
+      </w:r>
+      <w:r>
+        <w:t xml:space="preserve">(kaynak dosyada vardı, yalnız derleyicinin</w:t>
+      </w:r>
+      <w:r>
+        <w:t xml:space="preserve"> </w:t>
+      </w:r>
+      <w:r>
+        <w:t xml:space="preserve">ürettiği ikili dosyada saklı değildi); araç kendi ürettiği</w:t>
+      </w:r>
+      <w:r>
+        <w:t xml:space="preserve"> </w:t>
+      </w:r>
+      <w:r>
+        <w:rPr>
+          <w:rStyle w:val="VerbatimChar"/>
+        </w:rPr>
+        <w:t xml:space="preserve">FUN_00401020</w:t>
+      </w:r>
+      <w:r>
+        <w:t xml:space="preserve"> </w:t>
+      </w:r>
+      <w:r>
+        <w:t xml:space="preserve">(adres tabanlı) ve</w:t>
+      </w:r>
+      <w:r>
+        <w:t xml:space="preserve"> </w:t>
+      </w:r>
+      <w:r>
+        <w:rPr>
+          <w:rStyle w:val="VerbatimChar"/>
+        </w:rPr>
+        <w:t xml:space="preserve">param_1</w:t>
+      </w:r>
+      <w:r>
+        <w:t xml:space="preserve">,</w:t>
+      </w:r>
+      <w:r>
+        <w:t xml:space="preserve"> </w:t>
+      </w:r>
+      <w:r>
+        <w:rPr>
+          <w:rStyle w:val="VerbatimChar"/>
+        </w:rPr>
+        <w:t xml:space="preserve">param_2</w:t>
+      </w:r>
+      <w:r>
+        <w:t xml:space="preserve"> </w:t>
+      </w:r>
+      <w:r>
+        <w:t xml:space="preserve">gibi</w:t>
+      </w:r>
+      <w:r>
+        <w:t xml:space="preserve"> </w:t>
+      </w:r>
+      <w:r>
+        <w:rPr>
+          <w:b/>
+          <w:bCs/>
+        </w:rPr>
+        <w:t xml:space="preserve">jenerik</w:t>
+      </w:r>
+      <w:r>
+        <w:t xml:space="preserve"> </w:t>
+      </w:r>
+      <w:r>
+        <w:t xml:space="preserve">adları kullanır. Ama</w:t>
+      </w:r>
+      <w:r>
+        <w:t xml:space="preserve"> </w:t>
+      </w:r>
+      <w:r>
+        <w:rPr>
+          <w:b/>
+          <w:bCs/>
+        </w:rPr>
+        <w:t xml:space="preserve">mantık korunur</w:t>
+      </w:r>
+      <w:r>
+        <w:t xml:space="preserve">: toplama işlemi hâlâ açıkça görünür. Bu, gizlemenin neden</w:t>
+      </w:r>
+      <w:r>
+        <w:t xml:space="preserve"> </w:t>
+      </w:r>
+      <w:r>
+        <w:t xml:space="preserve">yalnız</w:t>
+      </w:r>
+      <w:r>
+        <w:t xml:space="preserve"> </w:t>
+      </w:r>
+      <w:r>
+        <w:rPr>
+          <w:b/>
+          <w:bCs/>
+        </w:rPr>
+        <w:t xml:space="preserve">adları</w:t>
+      </w:r>
+      <w:r>
+        <w:t xml:space="preserve"> </w:t>
+      </w:r>
+      <w:r>
+        <w:t xml:space="preserve">değiştirmenin (düzen ailesi) yeterli olmadığının somut kanıtıdır — bir tersine derleyici zaten</w:t>
+      </w:r>
+      <w:r>
+        <w:t xml:space="preserve"> </w:t>
+      </w:r>
+      <w:r>
+        <w:t xml:space="preserve">adları kaybetmiş bir şekilde çalışır; asıl mücadele</w:t>
+      </w:r>
+      <w:r>
+        <w:t xml:space="preserve"> </w:t>
+      </w:r>
+      <w:r>
+        <w:rPr>
+          <w:b/>
+          <w:bCs/>
+        </w:rPr>
+        <w:t xml:space="preserve">mantığı</w:t>
+      </w:r>
+      <w:r>
+        <w:t xml:space="preserve"> </w:t>
+      </w:r>
+      <w:r>
+        <w:t xml:space="preserve">(kontrol akışı ve veri) okunmaz kılmaktır, bu da</w:t>
+      </w:r>
+      <w:r>
+        <w:t xml:space="preserve"> </w:t>
+      </w:r>
+      <w:r>
+        <w:t xml:space="preserve">bölüm 5 ve 6’nın konusudur.</w:t>
+      </w:r>
+    </w:p>
+    <w:bookmarkEnd w:id="38"/>
+    <w:bookmarkStart w:id="39" w:name="bit-bayt-onaltılık"/>
+    <w:p>
+      <w:pPr>
+        <w:pStyle w:val="Heading4"/>
+      </w:pPr>
+      <w:r>
+        <w:t xml:space="preserve">Bit, bayt, onaltılık</w:t>
       </w:r>
     </w:p>
     <w:p>
@@ -2100,143 +3411,37 @@
         <w:pStyle w:val="FirstParagraph"/>
       </w:pPr>
       <w:r>
-        <w:t xml:space="preserve">Amaç: kaynağa erişimi olmayan biri, ikiliye bakarak mantığı çıkarsın.</w:t>
-      </w:r>
-    </w:p>
-    <w:p>
-      <w:pPr>
-        <w:pStyle w:val="BodyText"/>
-      </w:pPr>
-      <w:r>
-        <w:rPr>
-          <w:b/>
-          <w:bCs/>
-        </w:rPr>
-        <w:t xml:space="preserve">Tersine derleyici çıktısı neye benzer?</w:t>
-      </w:r>
-      <w:r>
-        <w:t xml:space="preserve"> </w:t>
-      </w:r>
-      <w:r>
-        <w:t xml:space="preserve">Elimizde yalnız bir</w:t>
-      </w:r>
-      <w:r>
-        <w:t xml:space="preserve"> </w:t>
-      </w:r>
-      <w:r>
-        <w:rPr>
-          <w:rStyle w:val="VerbatimChar"/>
-        </w:rPr>
-        <w:t xml:space="preserve">.exe</w:t>
-      </w:r>
-      <w:r>
-        <w:t xml:space="preserve">/</w:t>
-      </w:r>
-      <w:r>
-        <w:rPr>
-          <w:rStyle w:val="VerbatimChar"/>
-        </w:rPr>
-        <w:t xml:space="preserve">.so</w:t>
-      </w:r>
-      <w:r>
-        <w:t xml:space="preserve"> </w:t>
-      </w:r>
-      <w:r>
-        <w:t xml:space="preserve">dosyası olduğunu, kaynak kodu</w:t>
-      </w:r>
-      <w:r>
-        <w:t xml:space="preserve"> </w:t>
-      </w:r>
-      <w:r>
-        <w:t xml:space="preserve">görmediğimizi hayal edelim.</w:t>
-      </w:r>
-      <w:r>
-        <w:t xml:space="preserve"> </w:t>
-      </w:r>
-      <w:r>
-        <w:rPr>
-          <w:rStyle w:val="VerbatimChar"/>
-        </w:rPr>
-        <w:t xml:space="preserve">int topla(int a, int b) { return a + b; }</w:t>
-      </w:r>
-      <w:r>
-        <w:t xml:space="preserve"> </w:t>
-      </w:r>
-      <w:r>
-        <w:t xml:space="preserve">fonksiyonunu bir tersine derleyicide açtığımızda,</w:t>
-      </w:r>
-      <w:r>
-        <w:t xml:space="preserve"> </w:t>
-      </w:r>
-      <w:r>
-        <w:t xml:space="preserve">tipik çıktı şuna benzer (araçtan araca biçim değişir, fikir aynıdır):</w:t>
-      </w:r>
-    </w:p>
-    <w:p>
-      <w:pPr>
-        <w:pStyle w:val="BodyText"/>
-      </w:pPr>
-      <w:r>
-        <w:rPr>
-          <w:b/>
-          <w:bCs/>
-        </w:rPr>
-        <w:t xml:space="preserve">Tersine derleyici çıktısı (kavramsal örnek — Ghidra/IDA benzeri)</w:t>
-      </w:r>
-    </w:p>
-    <w:p>
-      <w:pPr>
-        <w:pStyle w:val="SourceCode"/>
-      </w:pPr>
-      <w:r>
-        <w:rPr>
-          <w:rStyle w:val="VerbatimChar"/>
-        </w:rPr>
-        <w:t xml:space="preserve">undefined4 FUN_00401020(int param_1, int param_2)</w:t>
-      </w:r>
-      <w:r>
-        <w:br/>
-      </w:r>
-      <w:r>
-        <w:rPr>
-          <w:rStyle w:val="VerbatimChar"/>
-        </w:rPr>
-        <w:t xml:space="preserve">{</w:t>
-      </w:r>
-      <w:r>
-        <w:br/>
-      </w:r>
-      <w:r>
-        <w:rPr>
-          <w:rStyle w:val="VerbatimChar"/>
-        </w:rPr>
-        <w:t xml:space="preserve">    return param_1 + param_2;</w:t>
-      </w:r>
-      <w:r>
-        <w:br/>
-      </w:r>
-      <w:r>
-        <w:rPr>
-          <w:rStyle w:val="VerbatimChar"/>
-        </w:rPr>
-        <w:t xml:space="preserve">}</w:t>
-      </w:r>
-    </w:p>
-    <w:p>
-      <w:pPr>
-        <w:pStyle w:val="FirstParagraph"/>
-      </w:pPr>
-      <w:r>
-        <w:t xml:space="preserve">Dikkat edin:</w:t>
-      </w:r>
-      <w:r>
-        <w:t xml:space="preserve"> </w:t>
-      </w:r>
-      <w:r>
-        <w:rPr>
-          <w:rStyle w:val="VerbatimChar"/>
-        </w:rPr>
-        <w:t xml:space="preserve">topla</w:t>
+        <w:rPr>
+          <w:b/>
+          <w:bCs/>
+        </w:rPr>
+        <w:t xml:space="preserve">Bit</w:t>
+      </w:r>
+      <w:r>
+        <w:t xml:space="preserve">, 0 veya 1’dir.</w:t>
+      </w:r>
+      <w:r>
+        <w:t xml:space="preserve"> </w:t>
+      </w:r>
+      <w:r>
+        <w:rPr>
+          <w:b/>
+          <w:bCs/>
+        </w:rPr>
+        <w:t xml:space="preserve">Bayt</w:t>
+      </w:r>
+      <w:r>
+        <w:t xml:space="preserve">, 8 bittir.</w:t>
+      </w:r>
+      <w:r>
+        <w:t xml:space="preserve"> </w:t>
+      </w:r>
+      <w:r>
+        <w:rPr>
+          <w:b/>
+          <w:bCs/>
+        </w:rPr>
+        <w:t xml:space="preserve">Onaltılık (hex)</w:t>
       </w:r>
       <w:r>
         <w:t xml:space="preserve">,</w:t>
@@ -2248,19 +3453,37 @@
         <w:rPr>
           <w:rStyle w:val="VerbatimChar"/>
         </w:rPr>
-        <w:t xml:space="preserve">a</w:t>
-      </w:r>
-      <w:r>
-        <w:t xml:space="preserve">,</w:t>
-      </w:r>
-      <w:r>
-        <w:t xml:space="preserve"> </w:t>
-      </w:r>
-      <w:r>
-        <w:rPr>
-          <w:rStyle w:val="VerbatimChar"/>
-        </w:rPr>
-        <w:t xml:space="preserve">b</w:t>
+        <w:t xml:space="preserve">0x</w:t>
+      </w:r>
+      <w:r>
+        <w:t xml:space="preserve"> </w:t>
+      </w:r>
+      <w:r>
+        <w:t xml:space="preserve">ile yazılır;</w:t>
+      </w:r>
+      <w:r>
+        <w:t xml:space="preserve"> </w:t>
+      </w:r>
+      <w:r>
+        <w:rPr>
+          <w:rStyle w:val="VerbatimChar"/>
+        </w:rPr>
+        <w:t xml:space="preserve">0x2A</w:t>
+      </w:r>
+      <w:r>
+        <w:t xml:space="preserve"> </w:t>
+      </w:r>
+      <w:r>
+        <w:t xml:space="preserve">= 42. Kodda</w:t>
+      </w:r>
+      <w:r>
+        <w:t xml:space="preserve"> </w:t>
+      </w:r>
+      <w:r>
+        <w:rPr>
+          <w:rStyle w:val="VerbatimChar"/>
+        </w:rPr>
+        <w:t xml:space="preserve">0x5A</w:t>
       </w:r>
       <w:r>
         <w:t xml:space="preserve"> </w:t>
@@ -2272,563 +3495,7 @@
         <w:t xml:space="preserve"> </w:t>
       </w:r>
       <w:r>
-        <w:rPr>
-          <w:b/>
-          <w:bCs/>
-        </w:rPr>
-        <w:t xml:space="preserve">anlamlı adlar kaybolmuştur</w:t>
-      </w:r>
-      <w:r>
-        <w:t xml:space="preserve"> </w:t>
-      </w:r>
-      <w:r>
-        <w:t xml:space="preserve">(kaynak dosyada yoktu, yalnız derleyicinin</w:t>
-      </w:r>
-      <w:r>
-        <w:t xml:space="preserve"> </w:t>
-      </w:r>
-      <w:r>
-        <w:t xml:space="preserve">ürettiği ikili dosyada saklı değildi); araç kendi ürettiği</w:t>
-      </w:r>
-      <w:r>
-        <w:t xml:space="preserve"> </w:t>
-      </w:r>
-      <w:r>
-        <w:rPr>
-          <w:rStyle w:val="VerbatimChar"/>
-        </w:rPr>
-        <w:t xml:space="preserve">FUN_00401020</w:t>
-      </w:r>
-      <w:r>
-        <w:t xml:space="preserve"> </w:t>
-      </w:r>
-      <w:r>
-        <w:t xml:space="preserve">(adres tabanlı) ve</w:t>
-      </w:r>
-      <w:r>
-        <w:t xml:space="preserve"> </w:t>
-      </w:r>
-      <w:r>
-        <w:rPr>
-          <w:rStyle w:val="VerbatimChar"/>
-        </w:rPr>
-        <w:t xml:space="preserve">param_1</w:t>
-      </w:r>
-      <w:r>
-        <w:t xml:space="preserve">,</w:t>
-      </w:r>
-      <w:r>
-        <w:t xml:space="preserve"> </w:t>
-      </w:r>
-      <w:r>
-        <w:rPr>
-          <w:rStyle w:val="VerbatimChar"/>
-        </w:rPr>
-        <w:t xml:space="preserve">param_2</w:t>
-      </w:r>
-      <w:r>
-        <w:t xml:space="preserve"> </w:t>
-      </w:r>
-      <w:r>
-        <w:t xml:space="preserve">gibi</w:t>
-      </w:r>
-      <w:r>
-        <w:t xml:space="preserve"> </w:t>
-      </w:r>
-      <w:r>
-        <w:rPr>
-          <w:b/>
-          <w:bCs/>
-        </w:rPr>
-        <w:t xml:space="preserve">jenerik</w:t>
-      </w:r>
-      <w:r>
-        <w:t xml:space="preserve"> </w:t>
-      </w:r>
-      <w:r>
-        <w:t xml:space="preserve">adları kullanır. Ama</w:t>
-      </w:r>
-      <w:r>
-        <w:t xml:space="preserve"> </w:t>
-      </w:r>
-      <w:r>
-        <w:rPr>
-          <w:b/>
-          <w:bCs/>
-        </w:rPr>
-        <w:t xml:space="preserve">mantık korunur</w:t>
-      </w:r>
-      <w:r>
-        <w:t xml:space="preserve">: toplama işlemi hâlâ açıkça görünür. Bu, gizlemenin neden</w:t>
-      </w:r>
-      <w:r>
-        <w:t xml:space="preserve"> </w:t>
-      </w:r>
-      <w:r>
-        <w:t xml:space="preserve">yalnız</w:t>
-      </w:r>
-      <w:r>
-        <w:t xml:space="preserve"> </w:t>
-      </w:r>
-      <w:r>
-        <w:rPr>
-          <w:b/>
-          <w:bCs/>
-        </w:rPr>
-        <w:t xml:space="preserve">adları</w:t>
-      </w:r>
-      <w:r>
-        <w:t xml:space="preserve"> </w:t>
-      </w:r>
-      <w:r>
-        <w:t xml:space="preserve">değiştirmenin (düzen ailesi) yeterli olmadığının somut kanıtıdır — bir tersine derleyici zaten</w:t>
-      </w:r>
-      <w:r>
-        <w:t xml:space="preserve"> </w:t>
-      </w:r>
-      <w:r>
-        <w:t xml:space="preserve">adları kaybetmiş bir şekilde çalışır; asıl mücadele</w:t>
-      </w:r>
-      <w:r>
-        <w:t xml:space="preserve"> </w:t>
-      </w:r>
-      <w:r>
-        <w:rPr>
-          <w:b/>
-          <w:bCs/>
-        </w:rPr>
-        <w:t xml:space="preserve">mantığı</w:t>
-      </w:r>
-      <w:r>
-        <w:t xml:space="preserve"> </w:t>
-      </w:r>
-      <w:r>
-        <w:t xml:space="preserve">(kontrol akışı ve veri) okunmaz kılmaktır, bu da</w:t>
-      </w:r>
-      <w:r>
-        <w:t xml:space="preserve"> </w:t>
-      </w:r>
-      <w:r>
-        <w:t xml:space="preserve">bölüm 5 ve 6’nın konusudur.</w:t>
-      </w:r>
-    </w:p>
-    <w:bookmarkEnd w:id="29"/>
-    <w:bookmarkStart w:id="30" w:name="strings-komutu"/>
-    <w:p>
-      <w:pPr>
-        <w:pStyle w:val="Heading3"/>
-      </w:pPr>
-      <w:r>
-        <w:rPr>
-          <w:rStyle w:val="VerbatimChar"/>
-        </w:rPr>
-        <w:t xml:space="preserve">strings</w:t>
-      </w:r>
-      <w:r>
-        <w:t xml:space="preserve"> </w:t>
-      </w:r>
-      <w:r>
-        <w:t xml:space="preserve">komutu</w:t>
-      </w:r>
-    </w:p>
-    <w:p>
-      <w:pPr>
-        <w:pStyle w:val="Compact"/>
-        <w:numPr>
-          <w:ilvl w:val="0"/>
-          <w:numId w:val="1006"/>
-        </w:numPr>
-      </w:pPr>
-      <w:r>
-        <w:rPr>
-          <w:rStyle w:val="VerbatimChar"/>
-          <w:b/>
-          <w:bCs/>
-        </w:rPr>
-        <w:t xml:space="preserve">strings</w:t>
-      </w:r>
-      <w:r>
-        <w:rPr>
-          <w:b/>
-          <w:bCs/>
-        </w:rPr>
-        <w:t xml:space="preserve">:</w:t>
-      </w:r>
-      <w:r>
-        <w:t xml:space="preserve"> </w:t>
-      </w:r>
-      <w:r>
-        <w:t xml:space="preserve">bir ikili dosyanın içindeki</w:t>
-      </w:r>
-      <w:r>
-        <w:t xml:space="preserve"> </w:t>
-      </w:r>
-      <w:r>
-        <w:rPr>
-          <w:b/>
-          <w:bCs/>
-        </w:rPr>
-        <w:t xml:space="preserve">okunabilir metinleri</w:t>
-      </w:r>
-      <w:r>
-        <w:t xml:space="preserve"> </w:t>
-      </w:r>
-      <w:r>
-        <w:t xml:space="preserve">listeleyen basit araç.</w:t>
-      </w:r>
-    </w:p>
-    <w:p>
-      <w:pPr>
-        <w:pStyle w:val="Compact"/>
-        <w:numPr>
-          <w:ilvl w:val="0"/>
-          <w:numId w:val="1006"/>
-        </w:numPr>
-      </w:pPr>
-      <w:r>
-        <w:rPr>
-          <w:rStyle w:val="VerbatimChar"/>
-        </w:rPr>
-        <w:t xml:space="preserve">strings program</w:t>
-      </w:r>
-      <w:r>
-        <w:t xml:space="preserve"> </w:t>
-      </w:r>
-      <w:r>
-        <w:t xml:space="preserve">→</w:t>
-      </w:r>
-      <w:r>
-        <w:t xml:space="preserve"> </w:t>
-      </w:r>
-      <w:r>
-        <w:rPr>
-          <w:rStyle w:val="VerbatimChar"/>
-        </w:rPr>
-        <w:t xml:space="preserve">"Lisans gecersiz"</w:t>
-      </w:r>
-      <w:r>
-        <w:t xml:space="preserve">,</w:t>
-      </w:r>
-      <w:r>
-        <w:t xml:space="preserve"> </w:t>
-      </w:r>
-      <w:r>
-        <w:rPr>
-          <w:rStyle w:val="VerbatimChar"/>
-        </w:rPr>
-        <w:t xml:space="preserve">"http://..."</w:t>
-      </w:r>
-      <w:r>
-        <w:t xml:space="preserve"> </w:t>
-      </w:r>
-      <w:r>
-        <w:t xml:space="preserve">gibi metinler.</w:t>
-      </w:r>
-    </w:p>
-    <w:p>
-      <w:pPr>
-        <w:pStyle w:val="FirstParagraph"/>
-      </w:pPr>
-      <w:r>
-        <w:t xml:space="preserve">Saldırganın attığı</w:t>
-      </w:r>
-      <w:r>
-        <w:t xml:space="preserve"> </w:t>
-      </w:r>
-      <w:r>
-        <w:rPr>
-          <w:b/>
-          <w:bCs/>
-        </w:rPr>
-        <w:t xml:space="preserve">ilk adım</w:t>
-      </w:r>
-      <w:r>
-        <w:t xml:space="preserve"> </w:t>
-      </w:r>
-      <w:r>
-        <w:t xml:space="preserve">genelde budur.</w:t>
-      </w:r>
-    </w:p>
-    <w:bookmarkEnd w:id="30"/>
-    <w:bookmarkStart w:id="31" w:name="sembol-ve-sembol-tablosu"/>
-    <w:p>
-      <w:pPr>
-        <w:pStyle w:val="Heading3"/>
-      </w:pPr>
-      <w:r>
-        <w:t xml:space="preserve">Sembol ve sembol tablosu</w:t>
-      </w:r>
-    </w:p>
-    <w:p>
-      <w:pPr>
-        <w:pStyle w:val="Compact"/>
-        <w:numPr>
-          <w:ilvl w:val="0"/>
-          <w:numId w:val="1007"/>
-        </w:numPr>
-      </w:pPr>
-      <w:r>
-        <w:rPr>
-          <w:b/>
-          <w:bCs/>
-        </w:rPr>
-        <w:t xml:space="preserve">Sembol:</w:t>
-      </w:r>
-      <w:r>
-        <w:t xml:space="preserve"> </w:t>
-      </w:r>
-      <w:r>
-        <w:t xml:space="preserve">ikili dosyadaki bir fonksiyonun ya da değişkenin</w:t>
-      </w:r>
-      <w:r>
-        <w:t xml:space="preserve"> </w:t>
-      </w:r>
-      <w:r>
-        <w:rPr>
-          <w:b/>
-          <w:bCs/>
-        </w:rPr>
-        <w:t xml:space="preserve">adı</w:t>
-      </w:r>
-      <w:r>
-        <w:t xml:space="preserve"> </w:t>
-      </w:r>
-      <w:r>
-        <w:t xml:space="preserve">(ör.</w:t>
-      </w:r>
-      <w:r>
-        <w:t xml:space="preserve"> </w:t>
-      </w:r>
-      <w:r>
-        <w:rPr>
-          <w:rStyle w:val="VerbatimChar"/>
-        </w:rPr>
-        <w:t xml:space="preserve">lisans_dogrula</w:t>
-      </w:r>
-      <w:r>
-        <w:t xml:space="preserve">).</w:t>
-      </w:r>
-    </w:p>
-    <w:p>
-      <w:pPr>
-        <w:pStyle w:val="Compact"/>
-        <w:numPr>
-          <w:ilvl w:val="0"/>
-          <w:numId w:val="1007"/>
-        </w:numPr>
-      </w:pPr>
-      <w:r>
-        <w:rPr>
-          <w:b/>
-          <w:bCs/>
-        </w:rPr>
-        <w:t xml:space="preserve">Sembol tablosu:</w:t>
-      </w:r>
-      <w:r>
-        <w:t xml:space="preserve"> </w:t>
-      </w:r>
-      <w:r>
-        <w:t xml:space="preserve">bu adların listesi.</w:t>
-      </w:r>
-    </w:p>
-    <w:p>
-      <w:pPr>
-        <w:pStyle w:val="FirstParagraph"/>
-      </w:pPr>
-      <w:r>
-        <w:rPr>
-          <w:rStyle w:val="VerbatimChar"/>
-        </w:rPr>
-        <w:t xml:space="preserve">lisans_dogrula</w:t>
-      </w:r>
-      <w:r>
-        <w:t xml:space="preserve"> </w:t>
-      </w:r>
-      <w:r>
-        <w:t xml:space="preserve">adı görünüyorsa, saldırgan nereye bakacağını bilir.</w:t>
-      </w:r>
-    </w:p>
-    <w:bookmarkEnd w:id="31"/>
-    <w:bookmarkStart w:id="32" w:name="hata-ayıklayıcı-debugger"/>
-    <w:p>
-      <w:pPr>
-        <w:pStyle w:val="Heading3"/>
-      </w:pPr>
-      <w:r>
-        <w:t xml:space="preserve">Hata ayıklayıcı (debugger)</w:t>
-      </w:r>
-    </w:p>
-    <w:p>
-      <w:pPr>
-        <w:pStyle w:val="Compact"/>
-        <w:numPr>
-          <w:ilvl w:val="0"/>
-          <w:numId w:val="1008"/>
-        </w:numPr>
-      </w:pPr>
-      <w:r>
-        <w:rPr>
-          <w:b/>
-          <w:bCs/>
-        </w:rPr>
-        <w:t xml:space="preserve">Hata ayıklayıcı</w:t>
-      </w:r>
-      <w:r>
-        <w:t xml:space="preserve"> </w:t>
-      </w:r>
-      <w:r>
-        <w:t xml:space="preserve">(debugger): programı</w:t>
-      </w:r>
-      <w:r>
-        <w:t xml:space="preserve"> </w:t>
-      </w:r>
-      <w:r>
-        <w:rPr>
-          <w:b/>
-          <w:bCs/>
-        </w:rPr>
-        <w:t xml:space="preserve">adım adım</w:t>
-      </w:r>
-      <w:r>
-        <w:t xml:space="preserve"> </w:t>
-      </w:r>
-      <w:r>
-        <w:t xml:space="preserve">çalıştıran, değişkenleri gösteren araç (gdb, lldb).</w:t>
-      </w:r>
-    </w:p>
-    <w:p>
-      <w:pPr>
-        <w:pStyle w:val="Compact"/>
-        <w:numPr>
-          <w:ilvl w:val="0"/>
-          <w:numId w:val="1008"/>
-        </w:numPr>
-      </w:pPr>
-      <w:r>
-        <w:t xml:space="preserve">Saldırgan programı durdurup belleği okuyabilir, değerleri değiştirebilir.</w:t>
-      </w:r>
-    </w:p>
-    <w:bookmarkEnd w:id="32"/>
-    <w:bookmarkStart w:id="33" w:name="bit-bayt-onaltılık"/>
-    <w:p>
-      <w:pPr>
-        <w:pStyle w:val="Heading3"/>
-      </w:pPr>
-      <w:r>
-        <w:t xml:space="preserve">Bit, bayt, onaltılık</w:t>
-      </w:r>
-    </w:p>
-    <w:p>
-      <w:pPr>
-        <w:pStyle w:val="Compact"/>
-        <w:numPr>
-          <w:ilvl w:val="0"/>
-          <w:numId w:val="1009"/>
-        </w:numPr>
-      </w:pPr>
-      <w:r>
-        <w:rPr>
-          <w:b/>
-          <w:bCs/>
-        </w:rPr>
-        <w:t xml:space="preserve">Bit:</w:t>
-      </w:r>
-      <w:r>
-        <w:t xml:space="preserve"> </w:t>
-      </w:r>
-      <w:r>
-        <w:t xml:space="preserve">0 veya 1.</w:t>
-      </w:r>
-    </w:p>
-    <w:p>
-      <w:pPr>
-        <w:pStyle w:val="Compact"/>
-        <w:numPr>
-          <w:ilvl w:val="0"/>
-          <w:numId w:val="1009"/>
-        </w:numPr>
-      </w:pPr>
-      <w:r>
-        <w:rPr>
-          <w:b/>
-          <w:bCs/>
-        </w:rPr>
-        <w:t xml:space="preserve">Bayt:</w:t>
-      </w:r>
-      <w:r>
-        <w:t xml:space="preserve"> </w:t>
-      </w:r>
-      <w:r>
-        <w:t xml:space="preserve">8 bit.</w:t>
-      </w:r>
-    </w:p>
-    <w:p>
-      <w:pPr>
-        <w:pStyle w:val="Compact"/>
-        <w:numPr>
-          <w:ilvl w:val="0"/>
-          <w:numId w:val="1009"/>
-        </w:numPr>
-      </w:pPr>
-      <w:r>
-        <w:rPr>
-          <w:b/>
-          <w:bCs/>
-        </w:rPr>
-        <w:t xml:space="preserve">Onaltılık (hex):</w:t>
-      </w:r>
-      <w:r>
-        <w:t xml:space="preserve"> </w:t>
-      </w:r>
-      <w:r>
-        <w:rPr>
-          <w:rStyle w:val="VerbatimChar"/>
-        </w:rPr>
-        <w:t xml:space="preserve">0x</w:t>
-      </w:r>
-      <w:r>
-        <w:t xml:space="preserve"> </w:t>
-      </w:r>
-      <w:r>
-        <w:t xml:space="preserve">ile yazılır;</w:t>
-      </w:r>
-      <w:r>
-        <w:t xml:space="preserve"> </w:t>
-      </w:r>
-      <w:r>
-        <w:rPr>
-          <w:rStyle w:val="VerbatimChar"/>
-        </w:rPr>
-        <w:t xml:space="preserve">0x2A</w:t>
-      </w:r>
-      <w:r>
-        <w:t xml:space="preserve"> </w:t>
-      </w:r>
-      <w:r>
-        <w:t xml:space="preserve">= 42.</w:t>
-      </w:r>
-    </w:p>
-    <w:p>
-      <w:pPr>
-        <w:pStyle w:val="FirstParagraph"/>
-      </w:pPr>
-      <w:r>
-        <w:t xml:space="preserve">Kodda</w:t>
-      </w:r>
-      <w:r>
-        <w:t xml:space="preserve"> </w:t>
-      </w:r>
-      <w:r>
-        <w:rPr>
-          <w:rStyle w:val="VerbatimChar"/>
-        </w:rPr>
-        <w:t xml:space="preserve">0x5A</w:t>
-      </w:r>
-      <w:r>
-        <w:t xml:space="preserve"> </w:t>
-      </w:r>
-      <w:r>
-        <w:t xml:space="preserve">gibi değerler göreceğiz; bunlar sadece sayılardır.</w:t>
+        <w:t xml:space="preserve">değerler göreceğiz; bunlar sadece sayılardır.</w:t>
       </w:r>
     </w:p>
     <w:p>
@@ -3302,23 +3969,19 @@
         <w:t xml:space="preserve">değildir, yalnız insan için okuma kolaylığı farklıdır (hex kısa, ikilik bit işlemlerini gösterir açıkça).</w:t>
       </w:r>
     </w:p>
-    <w:bookmarkEnd w:id="33"/>
-    <w:bookmarkStart w:id="34" w:name="xor-nedir"/>
-    <w:p>
-      <w:pPr>
-        <w:pStyle w:val="Heading3"/>
-      </w:pPr>
-      <w:r>
-        <w:t xml:space="preserve">XOR nedir?</w:t>
-      </w:r>
-    </w:p>
-    <w:p>
-      <w:pPr>
-        <w:pStyle w:val="Compact"/>
-        <w:numPr>
-          <w:ilvl w:val="0"/>
-          <w:numId w:val="1010"/>
-        </w:numPr>
+    <w:bookmarkEnd w:id="39"/>
+    <w:bookmarkStart w:id="40" w:name="X7be33829d46e0211f39f3bd83c17d9a37e65658"/>
+    <w:p>
+      <w:pPr>
+        <w:pStyle w:val="Heading4"/>
+      </w:pPr>
+      <w:r>
+        <w:t xml:space="preserve">XOR: tersine çevrilebilir gizlemenin temeli</w:t>
+      </w:r>
+    </w:p>
+    <w:p>
+      <w:pPr>
+        <w:pStyle w:val="FirstParagraph"/>
       </w:pPr>
       <w:r>
         <w:rPr>
@@ -3340,19 +4003,7 @@
         <w:t xml:space="preserve">^</w:t>
       </w:r>
       <w:r>
-        <w:t xml:space="preserve">): iki bit farklıysa 1, aynıysa 0.</w:t>
-      </w:r>
-    </w:p>
-    <w:p>
-      <w:pPr>
-        <w:pStyle w:val="Compact"/>
-        <w:numPr>
-          <w:ilvl w:val="0"/>
-          <w:numId w:val="1010"/>
-        </w:numPr>
-      </w:pPr>
-      <w:r>
-        <w:t xml:space="preserve">Özelliği:</w:t>
+        <w:t xml:space="preserve">), iki bit farklıysa 1, aynıysa 0 veren işlemdir. Özelliği:</w:t>
       </w:r>
       <w:r>
         <w:t xml:space="preserve"> </w:t>
@@ -3380,7 +4031,7 @@
         <w:t xml:space="preserve">kendini geri alır</w:t>
       </w:r>
       <w:r>
-        <w:t xml:space="preserve">.</w:t>
+        <w:t xml:space="preserve">:</w:t>
       </w:r>
     </w:p>
     <w:p>
@@ -3504,38 +4155,67 @@
         <w:pStyle w:val="FirstParagraph"/>
       </w:pPr>
       <w:r>
-        <w:t xml:space="preserve">Gizlemede çok kullanılır çünkü tersine çevrilebilir.</w:t>
-      </w:r>
-    </w:p>
-    <w:bookmarkEnd w:id="34"/>
-    <w:bookmarkStart w:id="35" w:name="X51c863b0cecb76f02adafb30bc2e1391fdc1b1f"/>
-    <w:p>
-      <w:pPr>
-        <w:pStyle w:val="Heading3"/>
-      </w:pPr>
-      <w:r>
+        <w:t xml:space="preserve">Gizlemede çok kullanılır çünkü tersine çevrilebilir (H5’te Java dize gizlemede XOR’u elle çözmüştük — bkz.</w:t>
+      </w:r>
+      <w:r>
+        <w:t xml:space="preserve"> </w:t>
+      </w:r>
+      <w:r>
+        <w:t xml:space="preserve">yukarıdaki</w:t>
+      </w:r>
+      <w:r>
+        <w:t xml:space="preserve"> </w:t>
+      </w:r>
+      <w:r>
+        <w:t xml:space="preserve">“Önceki haftalardan gelenler”</w:t>
+      </w:r>
+      <w:r>
+        <w:t xml:space="preserve">; burada aynı işlemi bit bit izliyoruz).</w:t>
+      </w:r>
+    </w:p>
+    <w:p>
+      <w:pPr>
+        <w:pStyle w:val="BodyText"/>
+      </w:pPr>
+      <w:r>
+        <w:rPr>
+          <w:b/>
+          <w:bCs/>
+        </w:rPr>
         <w:t xml:space="preserve">XOR’u adım adım izleyelim:</w:t>
       </w:r>
       <w:r>
-        <w:t xml:space="preserve"> </w:t>
-      </w:r>
-      <w:r>
-        <w:rPr>
-          <w:rStyle w:val="VerbatimChar"/>
+        <w:rPr>
+          <w:b/>
+          <w:bCs/>
+        </w:rPr>
+        <w:t xml:space="preserve"> </w:t>
+      </w:r>
+      <w:r>
+        <w:rPr>
+          <w:rStyle w:val="VerbatimChar"/>
+          <w:b/>
+          <w:bCs/>
         </w:rPr>
         <w:t xml:space="preserve">0x41</w:t>
       </w:r>
       <w:r>
-        <w:t xml:space="preserve"> </w:t>
-      </w:r>
-      <w:r>
-        <w:t xml:space="preserve">baytını gizleyip geri açalım</w:t>
-      </w:r>
-    </w:p>
-    <w:p>
-      <w:pPr>
-        <w:pStyle w:val="FirstParagraph"/>
-      </w:pPr>
+        <w:rPr>
+          <w:b/>
+          <w:bCs/>
+        </w:rPr>
+        <w:t xml:space="preserve"> </w:t>
+      </w:r>
+      <w:r>
+        <w:rPr>
+          <w:b/>
+          <w:bCs/>
+        </w:rPr>
+        <w:t xml:space="preserve">baytını gizleyip geri açalım.</w:t>
+      </w:r>
+      <w:r>
+        <w:t xml:space="preserve"> </w:t>
+      </w:r>
       <w:r>
         <w:t xml:space="preserve">XOR’un</w:t>
       </w:r>
@@ -3549,7 +4229,13 @@
         <w:t xml:space="preserve"> </w:t>
       </w:r>
       <w:r>
-        <w:t xml:space="preserve">özelliğini soyut bırakmayalım; tek bir baytı bit bit izleyelim.</w:t>
+        <w:t xml:space="preserve">özelliğini soyut</w:t>
+      </w:r>
+      <w:r>
+        <w:t xml:space="preserve"> </w:t>
+      </w:r>
+      <w:r>
+        <w:t xml:space="preserve">bırakmayalım; tek bir baytı bit bit izleyelim.</w:t>
       </w:r>
       <w:r>
         <w:t xml:space="preserve"> </w:t>
@@ -3564,13 +4250,7 @@
         <w:t xml:space="preserve"> </w:t>
       </w:r>
       <w:r>
-        <w:t xml:space="preserve">harfinin ikilik</w:t>
-      </w:r>
-      <w:r>
-        <w:t xml:space="preserve"> </w:t>
-      </w:r>
-      <w:r>
-        <w:t xml:space="preserve">(ASCII) karşılığı</w:t>
+        <w:t xml:space="preserve">harfinin ikilik (ASCII) karşılığı</w:t>
       </w:r>
       <w:r>
         <w:t xml:space="preserve"> </w:t>
@@ -3582,7 +4262,13 @@
         <w:t xml:space="preserve">0x41</w:t>
       </w:r>
       <w:r>
-        <w:t xml:space="preserve">’dir (onaltılık) = 65 (onluk) =</w:t>
+        <w:t xml:space="preserve">’dir (onaltılık) = 65</w:t>
+      </w:r>
+      <w:r>
+        <w:t xml:space="preserve"> </w:t>
+      </w:r>
+      <w:r>
+        <w:t xml:space="preserve">(onluk) =</w:t>
       </w:r>
       <w:r>
         <w:t xml:space="preserve"> </w:t>
@@ -4156,19 +4842,19 @@
         <w:t xml:space="preserve">1^0=1</w:t>
       </w:r>
       <w:r>
-        <w:t xml:space="preserve">) sonuç 1 —</w:t>
-      </w:r>
-      <w:r>
-        <w:t xml:space="preserve"> </w:t>
-      </w:r>
-      <w:r>
-        <w:t xml:space="preserve">tam da yukarıdaki</w:t>
-      </w:r>
-      <w:r>
-        <w:t xml:space="preserve"> </w:t>
-      </w:r>
-      <w:r>
-        <w:t xml:space="preserve">“XOR nedir?”</w:t>
+        <w:t xml:space="preserve">) sonuç 1</w:t>
+      </w:r>
+      <w:r>
+        <w:t xml:space="preserve"> </w:t>
+      </w:r>
+      <w:r>
+        <w:t xml:space="preserve">— tam da yukarıdaki</w:t>
+      </w:r>
+      <w:r>
+        <w:t xml:space="preserve"> </w:t>
+      </w:r>
+      <w:r>
+        <w:t xml:space="preserve">“XOR”</w:t>
       </w:r>
       <w:r>
         <w:t xml:space="preserve"> </w:t>
@@ -4691,7 +5377,7 @@
         <w:t xml:space="preserve"> </w:t>
       </w:r>
       <w:r>
-        <w:t xml:space="preserve">Bölüm 6’daki K-07 kuralında bir dizgeyi tam olarak bu mekanizmayla kodlayıp çözeceğiz; orada aynı bit tablosunu</w:t>
+        <w:t xml:space="preserve">Bölüm 6’daki K-07 kuralında bir dizeyi tam olarak bu mekanizmayla kodlayıp çözeceğiz; orada aynı bit tablosunu</w:t>
       </w:r>
       <w:r>
         <w:t xml:space="preserve"> </w:t>
@@ -4700,14 +5386,26 @@
         <w:t xml:space="preserve">tekrar kuracaksınız, sadece bir bayt yerine bir dizi bayt için.</w:t>
       </w:r>
     </w:p>
-    <w:bookmarkEnd w:id="35"/>
-    <w:bookmarkStart w:id="36" w:name="sayısal-bir-entropi-örneği"/>
-    <w:p>
-      <w:pPr>
-        <w:pStyle w:val="Heading3"/>
-      </w:pPr>
-      <w:r>
-        <w:t xml:space="preserve">Sayısal bir entropi örneği</w:t>
+    <w:bookmarkEnd w:id="40"/>
+    <w:bookmarkStart w:id="41" w:name="Xab71512a33c7f9862d288f21a01a59c9932a8db"/>
+    <w:p>
+      <w:pPr>
+        <w:pStyle w:val="Heading4"/>
+      </w:pPr>
+      <w:r>
+        <w:t xml:space="preserve">Entropi: bir verinin ne kadar</w:t>
+      </w:r>
+      <w:r>
+        <w:t xml:space="preserve"> </w:t>
+      </w:r>
+      <w:r>
+        <w:t xml:space="preserve">“rastgele”</w:t>
+      </w:r>
+      <w:r>
+        <w:t xml:space="preserve"> </w:t>
+      </w:r>
+      <w:r>
+        <w:t xml:space="preserve">göründüğü</w:t>
       </w:r>
     </w:p>
     <w:p>
@@ -4715,13 +5413,99 @@
         <w:pStyle w:val="FirstParagraph"/>
       </w:pPr>
       <w:r>
-        <w:t xml:space="preserve">“Entropi”</w:t>
-      </w:r>
-      <w:r>
-        <w:t xml:space="preserve"> </w:t>
-      </w:r>
-      <w:r>
-        <w:t xml:space="preserve">tanımını somutlaştıralım. Basit bir ölçüt olan Shannon entropisi, bir dizideki her farklı bayt değerinin</w:t>
+        <w:rPr>
+          <w:b/>
+          <w:bCs/>
+        </w:rPr>
+        <w:t xml:space="preserve">Entropi</w:t>
+      </w:r>
+      <w:r>
+        <w:t xml:space="preserve">, bir verinin ne kadar</w:t>
+      </w:r>
+      <w:r>
+        <w:t xml:space="preserve"> </w:t>
+      </w:r>
+      <w:r>
+        <w:t xml:space="preserve">“rastgele”</w:t>
+      </w:r>
+      <w:r>
+        <w:t xml:space="preserve"> </w:t>
+      </w:r>
+      <w:r>
+        <w:t xml:space="preserve">göründüğünün ölçüsüdür; kriptografik anahtarlar</w:t>
+      </w:r>
+      <w:r>
+        <w:t xml:space="preserve"> </w:t>
+      </w:r>
+      <w:r>
+        <w:rPr>
+          <w:b/>
+          <w:bCs/>
+        </w:rPr>
+        <w:t xml:space="preserve">yüksek entropili</w:t>
+      </w:r>
+      <w:r>
+        <w:t xml:space="preserve"> </w:t>
+      </w:r>
+      <w:r>
+        <w:t xml:space="preserve">görünür (düzensiz baytlar). Saldırgan, ikilide yüksek entropili bir blok görürse</w:t>
+      </w:r>
+      <w:r>
+        <w:t xml:space="preserve"> </w:t>
+      </w:r>
+      <w:r>
+        <w:t xml:space="preserve">“burada anahtar olabilir”</w:t>
+      </w:r>
+      <w:r>
+        <w:t xml:space="preserve"> </w:t>
+      </w:r>
+      <w:r>
+        <w:t xml:space="preserve">der.</w:t>
+      </w:r>
+      <w:r>
+        <w:t xml:space="preserve"> </w:t>
+      </w:r>
+      <w:r>
+        <w:t xml:space="preserve">(H2’de şifreli/paketli içerik tespitinde, H3’te rastgele sayı üretiminde gördüğümüz ölçütün aynısıdır — bkz.</w:t>
+      </w:r>
+      <w:r>
+        <w:t xml:space="preserve"> </w:t>
+      </w:r>
+      <w:r>
+        <w:t xml:space="preserve">yukarıdaki</w:t>
+      </w:r>
+      <w:r>
+        <w:t xml:space="preserve"> </w:t>
+      </w:r>
+      <w:r>
+        <w:t xml:space="preserve">“Önceki haftalardan gelenler”</w:t>
+      </w:r>
+      <w:r>
+        <w:t xml:space="preserve">; burada sayısal bir örnekle derinleştiriyoruz.)</w:t>
+      </w:r>
+    </w:p>
+    <w:p>
+      <w:pPr>
+        <w:pStyle w:val="BodyText"/>
+      </w:pPr>
+      <w:r>
+        <w:rPr>
+          <w:b/>
+          <w:bCs/>
+        </w:rPr>
+        <w:t xml:space="preserve">Sayısal bir entropi örneği.</w:t>
+      </w:r>
+      <w:r>
+        <w:t xml:space="preserve"> </w:t>
+      </w:r>
+      <w:r>
+        <w:t xml:space="preserve">Yukarıdaki tanımı somutlaştıralım. Basit bir ölçüt olan Shannon entropisi, bir</w:t>
+      </w:r>
+      <w:r>
+        <w:t xml:space="preserve"> </w:t>
+      </w:r>
+      <w:r>
+        <w:t xml:space="preserve">dizideki her farklı bayt değerinin</w:t>
       </w:r>
       <w:r>
         <w:t xml:space="preserve"> </w:t>
@@ -4749,7 +5533,13 @@
         <w:t xml:space="preserve">H = -Σ p(x) · log2 p(x)</w:t>
       </w:r>
       <w:r>
-        <w:t xml:space="preserve">. İki küçük örnek üzerinde elle hesaplayalım:</w:t>
+        <w:t xml:space="preserve">. İki küçük örnek</w:t>
+      </w:r>
+      <w:r>
+        <w:t xml:space="preserve"> </w:t>
+      </w:r>
+      <w:r>
+        <w:t xml:space="preserve">üzerinde elle hesaplayalım:</w:t>
       </w:r>
     </w:p>
     <w:p>
@@ -4757,7 +5547,7 @@
         <w:pStyle w:val="Compact"/>
         <w:numPr>
           <w:ilvl w:val="0"/>
-          <w:numId w:val="1011"/>
+          <w:numId w:val="1003"/>
         </w:numPr>
       </w:pPr>
       <w:r>
@@ -4846,7 +5636,7 @@
         <w:pStyle w:val="Compact"/>
         <w:numPr>
           <w:ilvl w:val="0"/>
-          <w:numId w:val="1011"/>
+          <w:numId w:val="1003"/>
         </w:numPr>
       </w:pPr>
       <w:r>
@@ -4890,7 +5680,7 @@
         <w:rPr>
           <w:rStyle w:val="VerbatimChar"/>
         </w:rPr>
-        <w:t xml:space="preserve">H = -4 ·   (1/4 · log2(1/4)) = -4 · (1/4 · (-2)) = 2</w:t>
+        <w:t xml:space="preserve">H = -4   · (1/4 · log2(1/4)) = -4 · (1/4 · (-2)) = 2</w:t>
       </w:r>
       <w:r>
         <w:t xml:space="preserve"> </w:t>
@@ -4980,109 +5770,35 @@
         <w:t xml:space="preserve"> </w:t>
       </w:r>
       <w:r>
-        <w:t xml:space="preserve">edebilir —</w:t>
-      </w:r>
-      <w:r>
-        <w:t xml:space="preserve"> </w:t>
-      </w:r>
-      <w:r>
-        <w:t xml:space="preserve">“Entropi (rastgelelik) nedir?”</w:t>
-      </w:r>
-      <w:r>
-        <w:t xml:space="preserve"> </w:t>
-      </w:r>
-      <w:r>
-        <w:t xml:space="preserve">tanımındaki</w:t>
-      </w:r>
-      <w:r>
-        <w:t xml:space="preserve"> </w:t>
-      </w:r>
-      <w:r>
-        <w:t xml:space="preserve">“saldırgan yüksek entropili bir blok görürse anahtar olabilir</w:t>
-      </w:r>
-      <w:r>
-        <w:t xml:space="preserve"> </w:t>
-      </w:r>
-      <w:r>
-        <w:t xml:space="preserve">der”</w:t>
-      </w:r>
-      <w:r>
-        <w:t xml:space="preserve"> </w:t>
-      </w:r>
-      <w:r>
-        <w:t xml:space="preserve">cümlesinin sayısal karşılığı tam olarak budur.</w:t>
-      </w:r>
-    </w:p>
-    <w:bookmarkEnd w:id="36"/>
-    <w:bookmarkStart w:id="37" w:name="entropi-rastgelelik-nedir"/>
-    <w:p>
-      <w:pPr>
-        <w:pStyle w:val="Heading3"/>
-      </w:pPr>
-      <w:r>
-        <w:t xml:space="preserve">Entropi (rastgelelik) nedir?</w:t>
-      </w:r>
-    </w:p>
-    <w:p>
-      <w:pPr>
-        <w:pStyle w:val="Compact"/>
-        <w:numPr>
-          <w:ilvl w:val="0"/>
-          <w:numId w:val="1012"/>
-        </w:numPr>
-      </w:pPr>
-      <w:r>
-        <w:rPr>
-          <w:b/>
-          <w:bCs/>
-        </w:rPr>
-        <w:t xml:space="preserve">Entropi:</w:t>
-      </w:r>
-      <w:r>
-        <w:t xml:space="preserve"> </w:t>
-      </w:r>
-      <w:r>
-        <w:t xml:space="preserve">bir verinin ne kadar</w:t>
-      </w:r>
-      <w:r>
-        <w:t xml:space="preserve"> </w:t>
-      </w:r>
-      <w:r>
-        <w:t xml:space="preserve">“rastgele”</w:t>
-      </w:r>
-      <w:r>
-        <w:t xml:space="preserve"> </w:t>
-      </w:r>
-      <w:r>
-        <w:t xml:space="preserve">göründüğü.</w:t>
-      </w:r>
-    </w:p>
-    <w:p>
-      <w:pPr>
-        <w:pStyle w:val="Compact"/>
-        <w:numPr>
-          <w:ilvl w:val="0"/>
-          <w:numId w:val="1012"/>
-        </w:numPr>
-      </w:pPr>
-      <w:r>
-        <w:t xml:space="preserve">Kriptografik anahtarlar</w:t>
-      </w:r>
-      <w:r>
-        <w:t xml:space="preserve"> </w:t>
-      </w:r>
-      <w:r>
-        <w:rPr>
-          <w:b/>
-          <w:bCs/>
-        </w:rPr>
-        <w:t xml:space="preserve">yüksek entropili</w:t>
-      </w:r>
-      <w:r>
-        <w:t xml:space="preserve"> </w:t>
-      </w:r>
-      <w:r>
-        <w:t xml:space="preserve">görünür (düzensiz baytlar).</w:t>
+        <w:t xml:space="preserve">edebilir — az önceki tanımdaki</w:t>
+      </w:r>
+      <w:r>
+        <w:t xml:space="preserve"> </w:t>
+      </w:r>
+      <w:r>
+        <w:t xml:space="preserve">“saldırgan yüksek entropili bir blok görürse anahtar olabilir der”</w:t>
+      </w:r>
+      <w:r>
+        <w:t xml:space="preserve"> </w:t>
+      </w:r>
+      <w:r>
+        <w:t xml:space="preserve">cümlesinin</w:t>
+      </w:r>
+      <w:r>
+        <w:t xml:space="preserve"> </w:t>
+      </w:r>
+      <w:r>
+        <w:t xml:space="preserve">sayısal karşılığı tam olarak budur.</w:t>
+      </w:r>
+    </w:p>
+    <w:bookmarkEnd w:id="41"/>
+    <w:bookmarkStart w:id="45" w:name="X504d275b00851f62cbf046a1e9852dec5eaf4ef"/>
+    <w:p>
+      <w:pPr>
+        <w:pStyle w:val="Heading4"/>
+      </w:pPr>
+      <w:r>
+        <w:t xml:space="preserve">Fonksiyon, dal, temel blok ve kontrol akışı grafiği (CFG)</w:t>
       </w:r>
     </w:p>
     <w:p>
@@ -5090,51 +5806,14 @@
         <w:pStyle w:val="FirstParagraph"/>
       </w:pPr>
       <w:r>
-        <w:t xml:space="preserve">Saldırgan, ikilide yüksek entropili bir blok görürse</w:t>
-      </w:r>
-      <w:r>
-        <w:t xml:space="preserve"> </w:t>
-      </w:r>
-      <w:r>
-        <w:t xml:space="preserve">“burada anahtar olabilir”</w:t>
-      </w:r>
-      <w:r>
-        <w:t xml:space="preserve"> </w:t>
-      </w:r>
-      <w:r>
-        <w:t xml:space="preserve">der.</w:t>
-      </w:r>
-    </w:p>
-    <w:bookmarkEnd w:id="37"/>
-    <w:bookmarkStart w:id="38" w:name="fonksiyon-dal-koşul"/>
-    <w:p>
-      <w:pPr>
-        <w:pStyle w:val="Heading3"/>
-      </w:pPr>
-      <w:r>
-        <w:t xml:space="preserve">Fonksiyon, dal, koşul</w:t>
-      </w:r>
-    </w:p>
-    <w:p>
-      <w:pPr>
-        <w:pStyle w:val="Compact"/>
-        <w:numPr>
-          <w:ilvl w:val="0"/>
-          <w:numId w:val="1013"/>
-        </w:numPr>
-      </w:pPr>
-      <w:r>
-        <w:rPr>
-          <w:b/>
-          <w:bCs/>
-        </w:rPr>
-        <w:t xml:space="preserve">Fonksiyon:</w:t>
-      </w:r>
-      <w:r>
-        <w:t xml:space="preserve"> </w:t>
-      </w:r>
-      <w:r>
-        <w:t xml:space="preserve">bir işi yapan kod bloğu (</w:t>
+        <w:rPr>
+          <w:b/>
+          <w:bCs/>
+        </w:rPr>
+        <w:t xml:space="preserve">Fonksiyon</w:t>
+      </w:r>
+      <w:r>
+        <w:t xml:space="preserve">, bir işi yapan kod bloğudur (</w:t>
       </w:r>
       <w:r>
         <w:rPr>
@@ -5143,23 +5822,20 @@
         <w:t xml:space="preserve">erisim_ver</w:t>
       </w:r>
       <w:r>
-        <w:t xml:space="preserve">).</w:t>
-      </w:r>
-    </w:p>
-    <w:p>
-      <w:pPr>
-        <w:pStyle w:val="Compact"/>
-        <w:numPr>
-          <w:ilvl w:val="0"/>
-          <w:numId w:val="1013"/>
-        </w:numPr>
-      </w:pPr>
-      <w:r>
-        <w:rPr>
-          <w:b/>
-          <w:bCs/>
-        </w:rPr>
-        <w:t xml:space="preserve">Dal (branch):</w:t>
+        <w:t xml:space="preserve">);</w:t>
+      </w:r>
+      <w:r>
+        <w:t xml:space="preserve"> </w:t>
+      </w:r>
+      <w:r>
+        <w:rPr>
+          <w:b/>
+          <w:bCs/>
+        </w:rPr>
+        <w:t xml:space="preserve">dal (branch)</w:t>
+      </w:r>
+      <w:r>
+        <w:t xml:space="preserve">,</w:t>
       </w:r>
       <w:r>
         <w:t xml:space="preserve"> </w:t>
@@ -5174,73 +5850,45 @@
         <w:t xml:space="preserve"> </w:t>
       </w:r>
       <w:r>
-        <w:t xml:space="preserve">gibi bir yol ayrımı.</w:t>
-      </w:r>
-    </w:p>
-    <w:p>
-      <w:pPr>
-        <w:pStyle w:val="Compact"/>
-        <w:numPr>
-          <w:ilvl w:val="0"/>
-          <w:numId w:val="1013"/>
-        </w:numPr>
-      </w:pPr>
-      <w:r>
-        <w:rPr>
-          <w:b/>
-          <w:bCs/>
-        </w:rPr>
-        <w:t xml:space="preserve">Koşul:</w:t>
-      </w:r>
-      <w:r>
-        <w:t xml:space="preserve"> </w:t>
-      </w:r>
-      <w:r>
-        <w:t xml:space="preserve">dalın hangi yöne gideceğini belirleyen ifade.</w:t>
-      </w:r>
-    </w:p>
-    <w:bookmarkEnd w:id="38"/>
-    <w:bookmarkStart w:id="39" w:name="temel-blok-basic-block"/>
-    <w:p>
-      <w:pPr>
-        <w:pStyle w:val="Heading3"/>
-      </w:pPr>
-      <w:r>
+        <w:t xml:space="preserve">gibi bir yol ayrımıdır;</w:t>
+      </w:r>
+      <w:r>
+        <w:t xml:space="preserve"> </w:t>
+      </w:r>
+      <w:r>
+        <w:rPr>
+          <w:b/>
+          <w:bCs/>
+        </w:rPr>
+        <w:t xml:space="preserve">koşul</w:t>
+      </w:r>
+      <w:r>
+        <w:t xml:space="preserve">,</w:t>
+      </w:r>
+      <w:r>
+        <w:t xml:space="preserve"> </w:t>
+      </w:r>
+      <w:r>
+        <w:t xml:space="preserve">dalın hangi yöne gideceğini belirleyen ifadedir.</w:t>
+      </w:r>
+      <w:r>
+        <w:t xml:space="preserve"> </w:t>
+      </w:r>
+      <w:r>
+        <w:rPr>
+          <w:b/>
+          <w:bCs/>
+        </w:rPr>
         <w:t xml:space="preserve">Temel blok (basic block)</w:t>
       </w:r>
-    </w:p>
-    <w:p>
-      <w:pPr>
-        <w:pStyle w:val="Compact"/>
-        <w:numPr>
-          <w:ilvl w:val="0"/>
-          <w:numId w:val="1014"/>
-        </w:numPr>
-      </w:pPr>
-      <w:r>
-        <w:rPr>
-          <w:b/>
-          <w:bCs/>
-        </w:rPr>
-        <w:t xml:space="preserve">Temel blok:</w:t>
-      </w:r>
-      <w:r>
-        <w:t xml:space="preserve"> </w:t>
-      </w:r>
-      <w:r>
-        <w:t xml:space="preserve">dalsız, baştan sona akan komut dizisi.</w:t>
-      </w:r>
-    </w:p>
-    <w:p>
-      <w:pPr>
-        <w:pStyle w:val="Compact"/>
-        <w:numPr>
-          <w:ilvl w:val="0"/>
-          <w:numId w:val="1014"/>
-        </w:numPr>
-      </w:pPr>
-      <w:r>
-        <w:t xml:space="preserve">Bir</w:t>
+      <w:r>
+        <w:t xml:space="preserve">, dalsız, baştan sona akan komut</w:t>
+      </w:r>
+      <w:r>
+        <w:t xml:space="preserve"> </w:t>
+      </w:r>
+      <w:r>
+        <w:t xml:space="preserve">dizisidir — bir</w:t>
       </w:r>
       <w:r>
         <w:t xml:space="preserve"> </w:t>
@@ -5255,35 +5903,11 @@
         <w:t xml:space="preserve"> </w:t>
       </w:r>
       <w:r>
-        <w:t xml:space="preserve">gelince blok biter, iki yeni blok başlar.</w:t>
-      </w:r>
-    </w:p>
-    <w:p>
-      <w:pPr>
-        <w:pStyle w:val="FirstParagraph"/>
-      </w:pPr>
-      <w:r>
-        <w:t xml:space="preserve">Program = temel blokların birbirine bağlanması.</w:t>
-      </w:r>
-    </w:p>
-    <w:bookmarkEnd w:id="39"/>
-    <w:bookmarkStart w:id="43" w:name="kontrol-akışı-grafiği-cfg"/>
-    <w:p>
-      <w:pPr>
-        <w:pStyle w:val="Heading3"/>
-      </w:pPr>
-      <w:r>
-        <w:t xml:space="preserve">Kontrol akışı grafiği (CFG)</w:t>
-      </w:r>
-    </w:p>
-    <w:p>
-      <w:pPr>
-        <w:pStyle w:val="Compact"/>
-        <w:numPr>
-          <w:ilvl w:val="0"/>
-          <w:numId w:val="1015"/>
-        </w:numPr>
-      </w:pPr>
+        <w:t xml:space="preserve">gelince blok biter, iki yeni blok başlar; program, temel blokların birbirine bağlanmasıdır.</w:t>
+      </w:r>
+      <w:r>
+        <w:t xml:space="preserve"> </w:t>
+      </w:r>
       <w:r>
         <w:rPr>
           <w:b/>
@@ -5295,7 +5919,7 @@
         <w:t xml:space="preserve"> </w:t>
       </w:r>
       <w:r>
-        <w:t xml:space="preserve">(Control Flow Graph): temel blokları</w:t>
+        <w:t xml:space="preserve">(Control Flow Graph), temel blokları</w:t>
       </w:r>
       <w:r>
         <w:t xml:space="preserve"> </w:t>
@@ -5324,25 +5948,19 @@
         <w:t xml:space="preserve"> </w:t>
       </w:r>
       <w:r>
-        <w:t xml:space="preserve">yapan şema.</w:t>
-      </w:r>
-    </w:p>
-    <w:p>
-      <w:pPr>
-        <w:pStyle w:val="Compact"/>
-        <w:numPr>
-          <w:ilvl w:val="0"/>
-          <w:numId w:val="1015"/>
-        </w:numPr>
-      </w:pPr>
-      <w:r>
-        <w:t xml:space="preserve">Programın</w:t>
-      </w:r>
-      <w:r>
-        <w:t xml:space="preserve"> </w:t>
-      </w:r>
-      <w:r>
-        <w:t xml:space="preserve">“yol haritası”</w:t>
+        <w:t xml:space="preserve">yapan şemadır — programın</w:t>
+      </w:r>
+      <w:r>
+        <w:t xml:space="preserve"> </w:t>
+      </w:r>
+      <w:r>
+        <w:t xml:space="preserve">“yol</w:t>
+      </w:r>
+      <w:r>
+        <w:t xml:space="preserve"> </w:t>
+      </w:r>
+      <w:r>
+        <w:t xml:space="preserve">haritası”</w:t>
       </w:r>
       <w:r>
         <w:t xml:space="preserve">dır.</w:t>
@@ -5350,25 +5968,25 @@
     </w:p>
     <w:p>
       <w:pPr>
-        <w:pStyle w:val="FirstParagraph"/>
+        <w:pStyle w:val="BodyText"/>
       </w:pPr>
       <w:r>
         <w:drawing>
           <wp:inline>
-            <wp:extent cx="5759999" cy="2281967"/>
+            <wp:extent cx="5759999" cy="2570378"/>
             <wp:effectExtent b="0" l="0" r="0" t="0"/>
-            <wp:docPr descr="Kontrol akışı grafiğinin temel yapısı" title="" id="41" name="Picture"/>
+            <wp:docPr descr="Kontrol akışı grafiğinin temel yapısı" title="" id="43" name="Picture"/>
             <a:graphic>
               <a:graphicData uri="http://schemas.openxmlformats.org/drawingml/2006/picture">
                 <pic:pic>
                   <pic:nvPicPr>
-                    <pic:cNvPr descr="h09-12-cfg.png" id="42" name="Picture"/>
+                    <pic:cNvPr descr="h09-12-cfg.png" id="44" name="Picture"/>
                     <pic:cNvPicPr>
                       <a:picLocks noChangeArrowheads="1" noChangeAspect="1"/>
                     </pic:cNvPicPr>
                   </pic:nvPicPr>
                   <pic:blipFill>
-                    <a:blip r:embed="rId40"/>
+                    <a:blip r:embed="rId42"/>
                     <a:stretch>
                       <a:fillRect/>
                     </a:stretch>
@@ -5376,7 +5994,7 @@
                   <pic:spPr bwMode="auto">
                     <a:xfrm>
                       <a:off x="0" y="0"/>
-                      <a:ext cx="5759999" cy="2281967"/>
+                      <a:ext cx="5759999" cy="2570378"/>
                     </a:xfrm>
                     <a:prstGeom prst="rect">
                       <a:avLst/>
@@ -6231,14 +6849,69 @@
         <w:t xml:space="preserve">öğreneceksiniz.</w:t>
       </w:r>
     </w:p>
-    <w:bookmarkEnd w:id="43"/>
-    <w:bookmarkStart w:id="44" w:name="derleme-bayrağı-flag"/>
+    <w:bookmarkEnd w:id="45"/>
+    <w:bookmarkEnd w:id="46"/>
+    <w:bookmarkStart w:id="47" w:name="X01d5ed405f72d3bf7f8ac443b22cb85031832bb"/>
     <w:p>
       <w:pPr>
         <w:pStyle w:val="Heading3"/>
       </w:pPr>
       <w:r>
-        <w:t xml:space="preserve">Derleme bayrağı (flag)</w:t>
+        <w:t xml:space="preserve">Sık karıştırılan üç terim:</w:t>
+      </w:r>
+      <w:r>
+        <w:t xml:space="preserve"> </w:t>
+      </w:r>
+      <w:r>
+        <w:t xml:space="preserve">“kodlama”</w:t>
+      </w:r>
+      <w:r>
+        <w:t xml:space="preserve">,</w:t>
+      </w:r>
+      <w:r>
+        <w:t xml:space="preserve"> </w:t>
+      </w:r>
+      <w:r>
+        <w:t xml:space="preserve">“şifreleme”</w:t>
+      </w:r>
+      <w:r>
+        <w:t xml:space="preserve">,</w:t>
+      </w:r>
+      <w:r>
+        <w:t xml:space="preserve"> </w:t>
+      </w:r>
+      <w:r>
+        <w:t xml:space="preserve">“gizleme”</w:t>
+      </w:r>
+    </w:p>
+    <w:p>
+      <w:pPr>
+        <w:pStyle w:val="FirstParagraph"/>
+      </w:pPr>
+      <w:r>
+        <w:t xml:space="preserve">Bu üçü konuşma dilinde birbirinin yerine kullanılır ama</w:t>
+      </w:r>
+      <w:r>
+        <w:t xml:space="preserve"> </w:t>
+      </w:r>
+      <w:r>
+        <w:rPr>
+          <w:b/>
+          <w:bCs/>
+        </w:rPr>
+        <w:t xml:space="preserve">teknik olarak farklı</w:t>
+      </w:r>
+      <w:r>
+        <w:t xml:space="preserve"> </w:t>
+      </w:r>
+      <w:r>
+        <w:t xml:space="preserve">şeylerdir; karıştırmak sınavda ve</w:t>
+      </w:r>
+      <w:r>
+        <w:t xml:space="preserve"> </w:t>
+      </w:r>
+      <w:r>
+        <w:t xml:space="preserve">projede en sık yapılan kavramsal hatalardan biridir:</w:t>
       </w:r>
     </w:p>
     <w:p>
@@ -6246,7 +6919,7 @@
         <w:pStyle w:val="Compact"/>
         <w:numPr>
           <w:ilvl w:val="0"/>
-          <w:numId w:val="1016"/>
+          <w:numId w:val="1004"/>
         </w:numPr>
       </w:pPr>
       <w:r>
@@ -6254,37 +6927,54 @@
           <w:b/>
           <w:bCs/>
         </w:rPr>
-        <w:t xml:space="preserve">Derleme bayrağı:</w:t>
-      </w:r>
-      <w:r>
-        <w:t xml:space="preserve"> </w:t>
-      </w:r>
-      <w:r>
-        <w:t xml:space="preserve">derleyiciye verilen seçenek (ör.</w:t>
-      </w:r>
-      <w:r>
-        <w:t xml:space="preserve"> </w:t>
-      </w:r>
-      <w:r>
-        <w:rPr>
-          <w:rStyle w:val="VerbatimChar"/>
-        </w:rPr>
-        <w:t xml:space="preserve">-O2</w:t>
-      </w:r>
-      <w:r>
-        <w:t xml:space="preserve">,</w:t>
-      </w:r>
-      <w:r>
-        <w:t xml:space="preserve"> </w:t>
-      </w:r>
-      <w:r>
-        <w:rPr>
-          <w:rStyle w:val="VerbatimChar"/>
-        </w:rPr>
-        <w:t xml:space="preserve">-DGUNLUK_ACIK</w:t>
-      </w:r>
-      <w:r>
-        <w:t xml:space="preserve">).</w:t>
+        <w:t xml:space="preserve">Kodlama (encoding):</w:t>
+      </w:r>
+      <w:r>
+        <w:t xml:space="preserve"> </w:t>
+      </w:r>
+      <w:r>
+        <w:t xml:space="preserve">bir veriyi başka bir gösterime çevirmek (ör. XOR ile basit dönüştürme, Base64). Amaç</w:t>
+      </w:r>
+      <w:r>
+        <w:t xml:space="preserve"> </w:t>
+      </w:r>
+      <w:r>
+        <w:rPr>
+          <w:b/>
+          <w:bCs/>
+        </w:rPr>
+        <w:t xml:space="preserve">gizlilik değil temsil</w:t>
+      </w:r>
+      <w:r>
+        <w:t xml:space="preserve">dir; matematiksel bir güvenlik iddiası yoktur. Anahtar (ör.</w:t>
+      </w:r>
+      <w:r>
+        <w:t xml:space="preserve"> </w:t>
+      </w:r>
+      <w:r>
+        <w:rPr>
+          <w:rStyle w:val="VerbatimChar"/>
+        </w:rPr>
+        <w:t xml:space="preserve">0x5A</w:t>
+      </w:r>
+      <w:r>
+        <w:t xml:space="preserve">) bulunursa</w:t>
+      </w:r>
+      <w:r>
+        <w:t xml:space="preserve"> </w:t>
+      </w:r>
+      <w:r>
+        <w:rPr>
+          <w:b/>
+          <w:bCs/>
+        </w:rPr>
+        <w:t xml:space="preserve">anında</w:t>
+      </w:r>
+      <w:r>
+        <w:t xml:space="preserve"> </w:t>
+      </w:r>
+      <w:r>
+        <w:t xml:space="preserve">geri çevrilir.</w:t>
       </w:r>
     </w:p>
     <w:p>
@@ -6292,21 +6982,40 @@
         <w:pStyle w:val="Compact"/>
         <w:numPr>
           <w:ilvl w:val="0"/>
-          <w:numId w:val="1016"/>
+          <w:numId w:val="1004"/>
         </w:numPr>
       </w:pPr>
       <w:r>
-        <w:t xml:space="preserve">Aynı kaynağı farklı bayraklarla farklı derleyebilirsiniz (ör. günlüklü / günlüksüz).</w:t>
-      </w:r>
-    </w:p>
-    <w:bookmarkEnd w:id="44"/>
-    <w:bookmarkStart w:id="45" w:name="günlük-log-nedir"/>
-    <w:p>
-      <w:pPr>
-        <w:pStyle w:val="Heading3"/>
-      </w:pPr>
-      <w:r>
-        <w:t xml:space="preserve">Günlük (log) nedir?</w:t>
+        <w:rPr>
+          <w:b/>
+          <w:bCs/>
+        </w:rPr>
+        <w:t xml:space="preserve">Şifreleme (encryption):</w:t>
+      </w:r>
+      <w:r>
+        <w:t xml:space="preserve"> </w:t>
+      </w:r>
+      <w:r>
+        <w:t xml:space="preserve">matematiksel olarak incelenmiş, anahtara dayalı, ispatlanabilir güvenlik sağlayan</w:t>
+      </w:r>
+      <w:r>
+        <w:t xml:space="preserve"> </w:t>
+      </w:r>
+      <w:r>
+        <w:t xml:space="preserve">dönüşüm (ör. 3. haftadaki AES-GCM). Doğru anahtar olmadan, günümüz bilgisayarlarıyla makul sürede</w:t>
+      </w:r>
+      <w:r>
+        <w:t xml:space="preserve"> </w:t>
+      </w:r>
+      <w:r>
+        <w:rPr>
+          <w:b/>
+          <w:bCs/>
+        </w:rPr>
+        <w:t xml:space="preserve">çözülemez</w:t>
+      </w:r>
+      <w:r>
+        <w:t xml:space="preserve">.</w:t>
       </w:r>
     </w:p>
     <w:p>
@@ -6314,283 +7023,7 @@
         <w:pStyle w:val="Compact"/>
         <w:numPr>
           <w:ilvl w:val="0"/>
-          <w:numId w:val="1017"/>
-        </w:numPr>
-      </w:pPr>
-      <w:r>
-        <w:rPr>
-          <w:b/>
-          <w:bCs/>
-        </w:rPr>
-        <w:t xml:space="preserve">Günlük:</w:t>
-      </w:r>
-      <w:r>
-        <w:t xml:space="preserve"> </w:t>
-      </w:r>
-      <w:r>
-        <w:t xml:space="preserve">programın çalışırken yazdığı bilgi mesajları (</w:t>
-      </w:r>
-      <w:r>
-        <w:rPr>
-          <w:rStyle w:val="VerbatimChar"/>
-        </w:rPr>
-        <w:t xml:space="preserve">printf("...")</w:t>
-      </w:r>
-      <w:r>
-        <w:t xml:space="preserve">).</w:t>
-      </w:r>
-    </w:p>
-    <w:p>
-      <w:pPr>
-        <w:pStyle w:val="Compact"/>
-        <w:numPr>
-          <w:ilvl w:val="0"/>
-          <w:numId w:val="1017"/>
-        </w:numPr>
-      </w:pPr>
-      <w:r>
-        <w:t xml:space="preserve">Sorun: hassas bilgi ya da iç durum günlüğe düşerse, saldırgan okur.</w:t>
-      </w:r>
-    </w:p>
-    <w:bookmarkEnd w:id="45"/>
-    <w:bookmarkStart w:id="46" w:name="şimdi-hazırız"/>
-    <w:p>
-      <w:pPr>
-        <w:pStyle w:val="Heading3"/>
-      </w:pPr>
-      <w:r>
-        <w:t xml:space="preserve">Şimdi hazırız</w:t>
-      </w:r>
-    </w:p>
-    <w:p>
-      <w:pPr>
-        <w:pStyle w:val="FirstParagraph"/>
-      </w:pPr>
-      <w:r>
-        <w:t xml:space="preserve">Artık şu terimleri biliyoruz:</w:t>
-      </w:r>
-    </w:p>
-    <w:p>
-      <w:pPr>
-        <w:pStyle w:val="BodyText"/>
-      </w:pPr>
-      <w:r>
-        <w:t xml:space="preserve">kaynak · derleyici · ikili · tersine derleme ·</w:t>
-      </w:r>
-      <w:r>
-        <w:t xml:space="preserve"> </w:t>
-      </w:r>
-      <w:r>
-        <w:rPr>
-          <w:rStyle w:val="VerbatimChar"/>
-        </w:rPr>
-        <w:t xml:space="preserve">strings</w:t>
-      </w:r>
-      <w:r>
-        <w:t xml:space="preserve"> </w:t>
-      </w:r>
-      <w:r>
-        <w:t xml:space="preserve">· sembol · hata ayıklayıcı · XOR · entropi · dal · temel blok · CFG · günlük</w:t>
-      </w:r>
-    </w:p>
-    <w:p>
-      <w:pPr>
-        <w:pStyle w:val="BodyText"/>
-      </w:pPr>
-      <w:r>
-        <w:t xml:space="preserve">Bunları bu hafta boyunca</w:t>
-      </w:r>
-      <w:r>
-        <w:t xml:space="preserve"> </w:t>
-      </w:r>
-      <w:r>
-        <w:rPr>
-          <w:b/>
-          <w:bCs/>
-        </w:rPr>
-        <w:t xml:space="preserve">sürekli</w:t>
-      </w:r>
-      <w:r>
-        <w:t xml:space="preserve"> </w:t>
-      </w:r>
-      <w:r>
-        <w:t xml:space="preserve">kullanacağız. Takıldığınızda bu bölüme dönün.</w:t>
-      </w:r>
-    </w:p>
-    <w:bookmarkEnd w:id="46"/>
-    <w:bookmarkStart w:id="47" w:name="X01d5ed405f72d3bf7f8ac443b22cb85031832bb"/>
-    <w:p>
-      <w:pPr>
-        <w:pStyle w:val="Heading3"/>
-      </w:pPr>
-      <w:r>
-        <w:t xml:space="preserve">Sık karıştırılan üç terim:</w:t>
-      </w:r>
-      <w:r>
-        <w:t xml:space="preserve"> </w:t>
-      </w:r>
-      <w:r>
-        <w:t xml:space="preserve">“kodlama”</w:t>
-      </w:r>
-      <w:r>
-        <w:t xml:space="preserve">,</w:t>
-      </w:r>
-      <w:r>
-        <w:t xml:space="preserve"> </w:t>
-      </w:r>
-      <w:r>
-        <w:t xml:space="preserve">“şifreleme”</w:t>
-      </w:r>
-      <w:r>
-        <w:t xml:space="preserve">,</w:t>
-      </w:r>
-      <w:r>
-        <w:t xml:space="preserve"> </w:t>
-      </w:r>
-      <w:r>
-        <w:t xml:space="preserve">“gizleme”</w:t>
-      </w:r>
-    </w:p>
-    <w:p>
-      <w:pPr>
-        <w:pStyle w:val="FirstParagraph"/>
-      </w:pPr>
-      <w:r>
-        <w:t xml:space="preserve">Bu üçü konuşma dilinde birbirinin yerine kullanılır ama</w:t>
-      </w:r>
-      <w:r>
-        <w:t xml:space="preserve"> </w:t>
-      </w:r>
-      <w:r>
-        <w:rPr>
-          <w:b/>
-          <w:bCs/>
-        </w:rPr>
-        <w:t xml:space="preserve">teknik olarak farklı</w:t>
-      </w:r>
-      <w:r>
-        <w:t xml:space="preserve"> </w:t>
-      </w:r>
-      <w:r>
-        <w:t xml:space="preserve">şeylerdir; karıştırmak sınavda ve</w:t>
-      </w:r>
-      <w:r>
-        <w:t xml:space="preserve"> </w:t>
-      </w:r>
-      <w:r>
-        <w:t xml:space="preserve">projede en sık yapılan kavramsal hatalardan biridir:</w:t>
-      </w:r>
-    </w:p>
-    <w:p>
-      <w:pPr>
-        <w:pStyle w:val="Compact"/>
-        <w:numPr>
-          <w:ilvl w:val="0"/>
-          <w:numId w:val="1018"/>
-        </w:numPr>
-      </w:pPr>
-      <w:r>
-        <w:rPr>
-          <w:b/>
-          <w:bCs/>
-        </w:rPr>
-        <w:t xml:space="preserve">Kodlama (encoding):</w:t>
-      </w:r>
-      <w:r>
-        <w:t xml:space="preserve"> </w:t>
-      </w:r>
-      <w:r>
-        <w:t xml:space="preserve">bir veriyi başka bir gösterime çevirmek (ör. XOR ile basit dönüştürme, Base64). Amaç</w:t>
-      </w:r>
-      <w:r>
-        <w:t xml:space="preserve"> </w:t>
-      </w:r>
-      <w:r>
-        <w:rPr>
-          <w:b/>
-          <w:bCs/>
-        </w:rPr>
-        <w:t xml:space="preserve">gizlilik değil temsil</w:t>
-      </w:r>
-      <w:r>
-        <w:t xml:space="preserve">dir; matematiksel bir güvenlik iddiası yoktur. Anahtar (ör.</w:t>
-      </w:r>
-      <w:r>
-        <w:t xml:space="preserve"> </w:t>
-      </w:r>
-      <w:r>
-        <w:rPr>
-          <w:rStyle w:val="VerbatimChar"/>
-        </w:rPr>
-        <w:t xml:space="preserve">0x5A</w:t>
-      </w:r>
-      <w:r>
-        <w:t xml:space="preserve">) bulunursa</w:t>
-      </w:r>
-      <w:r>
-        <w:t xml:space="preserve"> </w:t>
-      </w:r>
-      <w:r>
-        <w:rPr>
-          <w:b/>
-          <w:bCs/>
-        </w:rPr>
-        <w:t xml:space="preserve">anında</w:t>
-      </w:r>
-      <w:r>
-        <w:t xml:space="preserve"> </w:t>
-      </w:r>
-      <w:r>
-        <w:t xml:space="preserve">geri çevrilir.</w:t>
-      </w:r>
-    </w:p>
-    <w:p>
-      <w:pPr>
-        <w:pStyle w:val="Compact"/>
-        <w:numPr>
-          <w:ilvl w:val="0"/>
-          <w:numId w:val="1018"/>
-        </w:numPr>
-      </w:pPr>
-      <w:r>
-        <w:rPr>
-          <w:b/>
-          <w:bCs/>
-        </w:rPr>
-        <w:t xml:space="preserve">Şifreleme (encryption):</w:t>
-      </w:r>
-      <w:r>
-        <w:t xml:space="preserve"> </w:t>
-      </w:r>
-      <w:r>
-        <w:t xml:space="preserve">matematiksel olarak incelenmiş, anahtara dayalı, ispatlanabilir güvenlik sağlayan</w:t>
-      </w:r>
-      <w:r>
-        <w:t xml:space="preserve"> </w:t>
-      </w:r>
-      <w:r>
-        <w:t xml:space="preserve">dönüşüm (ör. 3. haftadaki AES-GCM). Doğru anahtar olmadan, günümüz bilgisayarlarıyla makul sürede</w:t>
-      </w:r>
-      <w:r>
-        <w:t xml:space="preserve"> </w:t>
-      </w:r>
-      <w:r>
-        <w:rPr>
-          <w:b/>
-          <w:bCs/>
-        </w:rPr>
-        <w:t xml:space="preserve">çözülemez</w:t>
-      </w:r>
-      <w:r>
-        <w:t xml:space="preserve">.</w:t>
-      </w:r>
-    </w:p>
-    <w:p>
-      <w:pPr>
-        <w:pStyle w:val="Compact"/>
-        <w:numPr>
-          <w:ilvl w:val="0"/>
-          <w:numId w:val="1018"/>
+          <w:numId w:val="1004"/>
         </w:numPr>
       </w:pPr>
       <w:r>
@@ -7229,7 +7662,7 @@
     </w:p>
     <w:bookmarkEnd w:id="49"/>
     <w:bookmarkEnd w:id="50"/>
-    <w:bookmarkStart w:id="56" w:name="gizleme-neden-bir-güvenlik-kuralıdır"/>
+    <w:bookmarkStart w:id="59" w:name="gizleme-neden-bir-güvenlik-kuralıdır"/>
     <w:p>
       <w:pPr>
         <w:pStyle w:val="Heading2"/>
@@ -7243,7 +7676,24 @@
         <w:pStyle w:val="FirstParagraph"/>
       </w:pPr>
       <w:r>
-        <w:t xml:space="preserve">Dersin ilk haftasında saldırgan modellerini ayırmıştık. Ağdan girdi gönderen bir saldırgana karşı savunmamız girdi</w:t>
+        <w:t xml:space="preserve">Dersin ilk haftasında (</w:t>
+      </w:r>
+      <w:hyperlink r:id="rId24">
+        <w:r>
+          <w:rPr>
+            <w:rStyle w:val="Hyperlink"/>
+          </w:rPr>
+          <w:t xml:space="preserve">Hafta 1, §3</w:t>
+        </w:r>
+      </w:hyperlink>
+      <w:r>
+        <w:t xml:space="preserve">) saldırgan</w:t>
+      </w:r>
+      <w:r>
+        <w:t xml:space="preserve"> </w:t>
+      </w:r>
+      <w:r>
+        <w:t xml:space="preserve">modellerini ayırmıştık. Ağdan girdi gönderen bir saldırgana karşı savunmamız girdi</w:t>
       </w:r>
       <w:r>
         <w:t xml:space="preserve"> </w:t>
@@ -7337,7 +7787,7 @@
       <w:r>
         <w:drawing>
           <wp:inline>
-            <wp:extent cx="5759999" cy="2470728"/>
+            <wp:extent cx="5759999" cy="1666415"/>
             <wp:effectExtent b="0" l="0" r="0" t="0"/>
             <wp:docPr descr="Ağ saldırganı ile MATE saldırganının karşılaştırması" title="" id="52" name="Picture"/>
             <a:graphic>
@@ -7358,7 +7808,7 @@
                   <pic:spPr bwMode="auto">
                     <a:xfrm>
                       <a:off x="0" y="0"/>
-                      <a:ext cx="5759999" cy="2470728"/>
+                      <a:ext cx="5759999" cy="1666415"/>
                     </a:xfrm>
                     <a:prstGeom prst="rect">
                       <a:avLst/>
@@ -7394,7 +7844,7 @@
         <w:pStyle w:val="Compact"/>
         <w:numPr>
           <w:ilvl w:val="0"/>
-          <w:numId w:val="1019"/>
+          <w:numId w:val="1005"/>
         </w:numPr>
       </w:pPr>
       <w:r>
@@ -7444,7 +7894,7 @@
         <w:pStyle w:val="Compact"/>
         <w:numPr>
           <w:ilvl w:val="0"/>
-          <w:numId w:val="1019"/>
+          <w:numId w:val="1005"/>
         </w:numPr>
       </w:pPr>
       <w:r>
@@ -7514,7 +7964,7 @@
         <w:pStyle w:val="Compact"/>
         <w:numPr>
           <w:ilvl w:val="0"/>
-          <w:numId w:val="1019"/>
+          <w:numId w:val="1005"/>
         </w:numPr>
       </w:pPr>
       <w:r>
@@ -7589,7 +8039,7 @@
         <w:pStyle w:val="Compact"/>
         <w:numPr>
           <w:ilvl w:val="0"/>
-          <w:numId w:val="1019"/>
+          <w:numId w:val="1005"/>
         </w:numPr>
       </w:pPr>
       <w:r>
@@ -7619,7 +8069,18 @@
         <w:t xml:space="preserve"> </w:t>
       </w:r>
       <w:r>
-        <w:t xml:space="preserve">ile anahtarı yazılıma gömme fikrini başlatır (11. hafta).</w:t>
+        <w:t xml:space="preserve">ile anahtarı yazılıma gömme fikrini başlatır (</w:t>
+      </w:r>
+      <w:hyperlink r:id="rId54">
+        <w:r>
+          <w:rPr>
+            <w:rStyle w:val="Hyperlink"/>
+          </w:rPr>
+          <w:t xml:space="preserve">11. hafta</w:t>
+        </w:r>
+      </w:hyperlink>
+      <w:r>
+        <w:t xml:space="preserve">).</w:t>
       </w:r>
     </w:p>
     <w:p>
@@ -7627,7 +8088,7 @@
         <w:pStyle w:val="Compact"/>
         <w:numPr>
           <w:ilvl w:val="0"/>
-          <w:numId w:val="1019"/>
+          <w:numId w:val="1005"/>
         </w:numPr>
       </w:pPr>
       <w:r>
@@ -7673,7 +8134,18 @@
         <w:t xml:space="preserve"> </w:t>
       </w:r>
       <w:r>
-        <w:t xml:space="preserve">işi araç hâline getirir (14. hafta).</w:t>
+        <w:t xml:space="preserve">işi araç hâline getirir (</w:t>
+      </w:r>
+      <w:hyperlink r:id="rId23">
+        <w:r>
+          <w:rPr>
+            <w:rStyle w:val="Hyperlink"/>
+          </w:rPr>
+          <w:t xml:space="preserve">14. hafta</w:t>
+        </w:r>
+      </w:hyperlink>
+      <w:r>
+        <w:t xml:space="preserve">).</w:t>
       </w:r>
     </w:p>
     <w:p>
@@ -7716,7 +8188,7 @@
         <w:t xml:space="preserve">disiplinidir.</w:t>
       </w:r>
     </w:p>
-    <w:bookmarkStart w:id="54" w:name="X792c738ea7c499f162006bb7274d1052d5d809f"/>
+    <w:bookmarkStart w:id="56" w:name="X792c738ea7c499f162006bb7274d1052d5d809f"/>
     <w:p>
       <w:pPr>
         <w:pStyle w:val="Heading3"/>
@@ -7904,7 +8376,7 @@
         <w:pStyle w:val="Compact"/>
         <w:numPr>
           <w:ilvl w:val="0"/>
-          <w:numId w:val="1020"/>
+          <w:numId w:val="1006"/>
         </w:numPr>
       </w:pPr>
       <w:r>
@@ -7944,7 +8416,7 @@
         <w:pStyle w:val="Compact"/>
         <w:numPr>
           <w:ilvl w:val="0"/>
-          <w:numId w:val="1020"/>
+          <w:numId w:val="1006"/>
         </w:numPr>
       </w:pPr>
       <w:r>
@@ -8202,7 +8674,7 @@
         <w:pStyle w:val="Compact"/>
         <w:numPr>
           <w:ilvl w:val="0"/>
-          <w:numId w:val="1021"/>
+          <w:numId w:val="1007"/>
         </w:numPr>
       </w:pPr>
       <w:r>
@@ -8230,7 +8702,7 @@
         <w:pStyle w:val="Compact"/>
         <w:numPr>
           <w:ilvl w:val="0"/>
-          <w:numId w:val="1021"/>
+          <w:numId w:val="1007"/>
         </w:numPr>
       </w:pPr>
       <w:r>
@@ -8274,7 +8746,7 @@
         <w:pStyle w:val="Compact"/>
         <w:numPr>
           <w:ilvl w:val="0"/>
-          <w:numId w:val="1021"/>
+          <w:numId w:val="1007"/>
         </w:numPr>
       </w:pPr>
       <w:r>
@@ -8288,7 +8760,18 @@
         <w:t xml:space="preserve"> </w:t>
       </w:r>
       <w:r>
-        <w:t xml:space="preserve">Gizleme tek başına bir savunma değildir; RASP (6. hafta), bütünlük</w:t>
+        <w:t xml:space="preserve">Gizleme tek başına bir savunma değildir; RASP (</w:t>
+      </w:r>
+      <w:hyperlink r:id="rId55">
+        <w:r>
+          <w:rPr>
+            <w:rStyle w:val="Hyperlink"/>
+          </w:rPr>
+          <w:t xml:space="preserve">6. hafta</w:t>
+        </w:r>
+      </w:hyperlink>
+      <w:r>
+        <w:t xml:space="preserve">), bütünlük</w:t>
       </w:r>
       <w:r>
         <w:t xml:space="preserve"> </w:t>
@@ -8450,8 +8933,8 @@
         <w:t xml:space="preserve">.</w:t>
       </w:r>
     </w:p>
-    <w:bookmarkEnd w:id="54"/>
-    <w:bookmarkStart w:id="55" w:name="X0981d932b13e1bd9e27e5a0bb5e9c8761c68097"/>
+    <w:bookmarkEnd w:id="56"/>
+    <w:bookmarkStart w:id="58" w:name="X0981d932b13e1bd9e27e5a0bb5e9c8761c68097"/>
     <w:p>
       <w:pPr>
         <w:pStyle w:val="Heading3"/>
@@ -8501,7 +8984,7 @@
         <w:pStyle w:val="Compact"/>
         <w:numPr>
           <w:ilvl w:val="0"/>
-          <w:numId w:val="1022"/>
+          <w:numId w:val="1008"/>
         </w:numPr>
       </w:pPr>
       <w:r>
@@ -8538,7 +9021,7 @@
         <w:pStyle w:val="Compact"/>
         <w:numPr>
           <w:ilvl w:val="0"/>
-          <w:numId w:val="1022"/>
+          <w:numId w:val="1008"/>
         </w:numPr>
       </w:pPr>
       <w:r>
@@ -8599,7 +9082,7 @@
         <w:pStyle w:val="Compact"/>
         <w:numPr>
           <w:ilvl w:val="0"/>
-          <w:numId w:val="1022"/>
+          <w:numId w:val="1008"/>
         </w:numPr>
       </w:pPr>
       <w:r>
@@ -8651,7 +9134,7 @@
         <w:pStyle w:val="Compact"/>
         <w:numPr>
           <w:ilvl w:val="0"/>
-          <w:numId w:val="1022"/>
+          <w:numId w:val="1008"/>
         </w:numPr>
       </w:pPr>
       <w:r>
@@ -8663,7 +9146,7 @@
         <w:pStyle w:val="Compact"/>
         <w:numPr>
           <w:ilvl w:val="1"/>
-          <w:numId w:val="1023"/>
+          <w:numId w:val="1009"/>
         </w:numPr>
       </w:pPr>
       <w:r>
@@ -8739,7 +9222,7 @@
         <w:pStyle w:val="Compact"/>
         <w:numPr>
           <w:ilvl w:val="1"/>
-          <w:numId w:val="1023"/>
+          <w:numId w:val="1009"/>
         </w:numPr>
       </w:pPr>
       <w:r>
@@ -8887,7 +9370,24 @@
         <w:t xml:space="preserve"> </w:t>
       </w:r>
       <w:r>
-        <w:t xml:space="preserve">güvenlik garantisi olarak sunmayın. 13. haftadaki saldırı potansiyeli puanlaması bu tahmini sistematik hâle</w:t>
+        <w:t xml:space="preserve">güvenlik garantisi olarak sunmayın.</w:t>
+      </w:r>
+      <w:r>
+        <w:t xml:space="preserve"> </w:t>
+      </w:r>
+      <w:hyperlink r:id="rId57">
+        <w:r>
+          <w:rPr>
+            <w:rStyle w:val="Hyperlink"/>
+          </w:rPr>
+          <w:t xml:space="preserve">13. haftadaki</w:t>
+        </w:r>
+      </w:hyperlink>
+      <w:r>
+        <w:t xml:space="preserve"> </w:t>
+      </w:r>
+      <w:r>
+        <w:t xml:space="preserve">saldırı potansiyeli puanlaması bu tahmini sistematik hâle</w:t>
       </w:r>
       <w:r>
         <w:t xml:space="preserve"> </w:t>
@@ -8954,9 +9454,9 @@
         <w:t xml:space="preserve">(rasyonel bir saldırganın girişme ihtimalini) düşürmenin yoludur.</w:t>
       </w:r>
     </w:p>
-    <w:bookmarkEnd w:id="55"/>
-    <w:bookmarkEnd w:id="56"/>
-    <w:bookmarkStart w:id="62" w:name="gizleme-taksonomisi-beş-aile"/>
+    <w:bookmarkEnd w:id="58"/>
+    <w:bookmarkEnd w:id="59"/>
+    <w:bookmarkStart w:id="66" w:name="gizleme-taksonomisi-beş-aile"/>
     <w:p>
       <w:pPr>
         <w:pStyle w:val="Heading2"/>
@@ -9000,19 +9500,36 @@
         <w:t xml:space="preserve"> </w:t>
       </w:r>
       <w:r>
-        <w:t xml:space="preserve">göre beş aileye ayırır. Bu harita 4. haftada tanıtıldı; burada her ailenin</w:t>
-      </w:r>
-      <w:r>
-        <w:t xml:space="preserve"> </w:t>
-      </w:r>
-      <w:r>
-        <w:t xml:space="preserve">“ne zaman kural haline</w:t>
-      </w:r>
-      <w:r>
-        <w:t xml:space="preserve"> </w:t>
-      </w:r>
-      <w:r>
-        <w:t xml:space="preserve">geldiğini”</w:t>
+        <w:t xml:space="preserve">göre beş aileye ayırır. Bu harita</w:t>
+      </w:r>
+      <w:r>
+        <w:t xml:space="preserve"> </w:t>
+      </w:r>
+      <w:hyperlink r:id="rId60">
+        <w:r>
+          <w:rPr>
+            <w:rStyle w:val="Hyperlink"/>
+          </w:rPr>
+          <w:t xml:space="preserve">4. haftada</w:t>
+        </w:r>
+      </w:hyperlink>
+      <w:r>
+        <w:t xml:space="preserve"> </w:t>
+      </w:r>
+      <w:r>
+        <w:t xml:space="preserve">tanıtıldı; burada her ailenin</w:t>
+      </w:r>
+      <w:r>
+        <w:t xml:space="preserve"> </w:t>
+      </w:r>
+      <w:r>
+        <w:t xml:space="preserve">“ne</w:t>
+      </w:r>
+      <w:r>
+        <w:t xml:space="preserve"> </w:t>
+      </w:r>
+      <w:r>
+        <w:t xml:space="preserve">zaman kural haline geldiğini”</w:t>
       </w:r>
       <w:r>
         <w:t xml:space="preserve"> </w:t>
@@ -9028,20 +9545,20 @@
       <w:r>
         <w:drawing>
           <wp:inline>
-            <wp:extent cx="5759999" cy="3120125"/>
+            <wp:extent cx="5759999" cy="2723598"/>
             <wp:effectExtent b="0" l="0" r="0" t="0"/>
-            <wp:docPr descr="Gizlemenin beş ailesi: düzen, veri, kontrol akışı, önleyici, sanallaştırma; aşağıdan yukarı güç ve maliyet artar" title="" id="58" name="Picture"/>
+            <wp:docPr descr="Gizlemenin beş ailesi: düzen, veri, kontrol akışı, önleyici, sanallaştırma; aşağıdan yukarı güç ve maliyet artar" title="" id="62" name="Picture"/>
             <a:graphic>
               <a:graphicData uri="http://schemas.openxmlformats.org/drawingml/2006/picture">
                 <pic:pic>
                   <pic:nvPicPr>
-                    <pic:cNvPr descr="h09-01-bes-aile.png" id="59" name="Picture"/>
+                    <pic:cNvPr descr="h09-01-bes-aile.png" id="63" name="Picture"/>
                     <pic:cNvPicPr>
                       <a:picLocks noChangeArrowheads="1" noChangeAspect="1"/>
                     </pic:cNvPicPr>
                   </pic:nvPicPr>
                   <pic:blipFill>
-                    <a:blip r:embed="rId57"/>
+                    <a:blip r:embed="rId61"/>
                     <a:stretch>
                       <a:fillRect/>
                     </a:stretch>
@@ -9049,7 +9566,7 @@
                   <pic:spPr bwMode="auto">
                     <a:xfrm>
                       <a:off x="0" y="0"/>
-                      <a:ext cx="5759999" cy="3120125"/>
+                      <a:ext cx="5759999" cy="2723598"/>
                     </a:xfrm>
                     <a:prstGeom prst="rect">
                       <a:avLst/>
@@ -9203,7 +9720,7 @@
               <w:pStyle w:val="Compact"/>
             </w:pPr>
             <w:r>
-              <w:t xml:space="preserve">Sabitleri, dizgeleri, değişkenleri</w:t>
+              <w:t xml:space="preserve">Sabitleri, dizeleri, değişkenleri</w:t>
             </w:r>
           </w:p>
         </w:tc>
@@ -9325,7 +9842,24 @@
               <w:pStyle w:val="Compact"/>
             </w:pPr>
             <w:r>
-              <w:t xml:space="preserve">Bu hafta (kavram), 6. hafta (RASP)</w:t>
+              <w:t xml:space="preserve">Bu hafta (kavram),</w:t>
+            </w:r>
+            <w:r>
+              <w:t xml:space="preserve"> </w:t>
+            </w:r>
+            <w:hyperlink r:id="rId55">
+              <w:r>
+                <w:rPr>
+                  <w:rStyle w:val="Hyperlink"/>
+                </w:rPr>
+                <w:t xml:space="preserve">6. hafta</w:t>
+              </w:r>
+            </w:hyperlink>
+            <w:r>
+              <w:t xml:space="preserve"> </w:t>
+            </w:r>
+            <w:r>
+              <w:t xml:space="preserve">(RASP)</w:t>
             </w:r>
           </w:p>
         </w:tc>
@@ -9375,7 +9909,24 @@
               <w:pStyle w:val="Compact"/>
             </w:pPr>
             <w:r>
-              <w:t xml:space="preserve">Bu hafta (kavram), 14. hafta (Tigress)</w:t>
+              <w:t xml:space="preserve">Bu hafta (kavram),</w:t>
+            </w:r>
+            <w:r>
+              <w:t xml:space="preserve"> </w:t>
+            </w:r>
+            <w:hyperlink r:id="rId23">
+              <w:r>
+                <w:rPr>
+                  <w:rStyle w:val="Hyperlink"/>
+                </w:rPr>
+                <w:t xml:space="preserve">14. hafta</w:t>
+              </w:r>
+            </w:hyperlink>
+            <w:r>
+              <w:t xml:space="preserve"> </w:t>
+            </w:r>
+            <w:r>
+              <w:t xml:space="preserve">(Tigress)</w:t>
             </w:r>
           </w:p>
         </w:tc>
@@ -9426,7 +9977,7 @@
         <w:t xml:space="preserve"> </w:t>
       </w:r>
       <w:r>
-        <w:t xml:space="preserve">anlamsızlaştırılması (asıl adlar iç belgede); aritmetik komutların dönüştürülmesi; statik dizgelerin derleme</w:t>
+        <w:t xml:space="preserve">anlamsızlaştırılması (asıl adlar iç belgede); aritmetik komutların dönüştürülmesi; statik dizelerin derleme</w:t>
       </w:r>
       <w:r>
         <w:t xml:space="preserve"> </w:t>
@@ -9495,7 +10046,7 @@
         <w:t xml:space="preserve">mükemmelleştirmek yerine, birkaç basit tekniği veri gizlemeyle birlikte kullanmak daha verimlidir.</w:t>
       </w:r>
     </w:p>
-    <w:bookmarkStart w:id="60" w:name="X61f514875e3f2118f0ed0f79cecd194ab804b23"/>
+    <w:bookmarkStart w:id="64" w:name="X61f514875e3f2118f0ed0f79cecd194ab804b23"/>
     <w:p>
       <w:pPr>
         <w:pStyle w:val="Heading3"/>
@@ -10312,8 +10863,8 @@
         <w:t xml:space="preserve">yer.</w:t>
       </w:r>
     </w:p>
-    <w:bookmarkEnd w:id="60"/>
-    <w:bookmarkStart w:id="61" w:name="Xef837ef5c799082943334a15dcf7cdd6df140fe"/>
+    <w:bookmarkEnd w:id="64"/>
+    <w:bookmarkStart w:id="65" w:name="Xef837ef5c799082943334a15dcf7cdd6df140fe"/>
     <w:p>
       <w:pPr>
         <w:pStyle w:val="Heading3"/>
@@ -10369,7 +10920,7 @@
         <w:pStyle w:val="Compact"/>
         <w:numPr>
           <w:ilvl w:val="0"/>
-          <w:numId w:val="1024"/>
+          <w:numId w:val="1010"/>
         </w:numPr>
       </w:pPr>
       <w:r>
@@ -10435,7 +10986,7 @@
         <w:pStyle w:val="Compact"/>
         <w:numPr>
           <w:ilvl w:val="0"/>
-          <w:numId w:val="1024"/>
+          <w:numId w:val="1010"/>
         </w:numPr>
       </w:pPr>
       <w:r>
@@ -10514,7 +11065,7 @@
         <w:pStyle w:val="Compact"/>
         <w:numPr>
           <w:ilvl w:val="0"/>
-          <w:numId w:val="1024"/>
+          <w:numId w:val="1010"/>
         </w:numPr>
       </w:pPr>
       <w:r>
@@ -10558,7 +11109,7 @@
         <w:pStyle w:val="Compact"/>
         <w:numPr>
           <w:ilvl w:val="0"/>
-          <w:numId w:val="1024"/>
+          <w:numId w:val="1010"/>
         </w:numPr>
       </w:pPr>
       <w:r>
@@ -10649,9 +11200,9 @@
         <w:t xml:space="preserve">üzerindeki yansımasıdır.</w:t>
       </w:r>
     </w:p>
-    <w:bookmarkEnd w:id="61"/>
-    <w:bookmarkEnd w:id="62"/>
-    <w:bookmarkStart w:id="67" w:name="gizleme-ne-verir-ne-vermez"/>
+    <w:bookmarkEnd w:id="65"/>
+    <w:bookmarkEnd w:id="66"/>
+    <w:bookmarkStart w:id="72" w:name="gizleme-ne-verir-ne-vermez"/>
     <w:p>
       <w:pPr>
         <w:pStyle w:val="Heading2"/>
@@ -10665,7 +11216,36 @@
         <w:pStyle w:val="FirstParagraph"/>
       </w:pPr>
       <w:r>
-        <w:t xml:space="preserve">Bir kuralı doğru uygulamak için sınırını bilmek gerekir. Gizlemenin verdikleri ve</w:t>
+        <w:t xml:space="preserve">Bir kuralı doğru uygulamak için sınırını bilmek gerekir.</w:t>
+      </w:r>
+      <w:r>
+        <w:t xml:space="preserve"> </w:t>
+      </w:r>
+      <w:hyperlink r:id="rId60">
+        <w:r>
+          <w:rPr>
+            <w:rStyle w:val="Hyperlink"/>
+          </w:rPr>
+          <w:t xml:space="preserve">4. haftada</w:t>
+        </w:r>
+      </w:hyperlink>
+      <w:r>
+        <w:t xml:space="preserve"> </w:t>
+      </w:r>
+      <w:r>
+        <w:t xml:space="preserve">bu ayrımı kısaca görmüştük; burada</w:t>
+      </w:r>
+      <w:r>
+        <w:t xml:space="preserve"> </w:t>
+      </w:r>
+      <w:r>
+        <w:t xml:space="preserve">tabloyu ve bir saldırganın ilk on dakikasını izleyen bir zaman çizelgesiyle derinleştiriyoruz. Gizlemenin verdikleri</w:t>
+      </w:r>
+      <w:r>
+        <w:t xml:space="preserve"> </w:t>
+      </w:r>
+      <w:r>
+        <w:t xml:space="preserve">ve</w:t>
       </w:r>
       <w:r>
         <w:t xml:space="preserve"> </w:t>
@@ -10691,20 +11271,20 @@
       <w:r>
         <w:drawing>
           <wp:inline>
-            <wp:extent cx="5759999" cy="2574688"/>
+            <wp:extent cx="5759999" cy="1593962"/>
             <wp:effectExtent b="0" l="0" r="0" t="0"/>
-            <wp:docPr descr="Gizleme ne verir, ne vermez" title="" id="64" name="Picture"/>
+            <wp:docPr descr="Gizleme ne verir, ne vermez" title="" id="68" name="Picture"/>
             <a:graphic>
               <a:graphicData uri="http://schemas.openxmlformats.org/drawingml/2006/picture">
                 <pic:pic>
                   <pic:nvPicPr>
-                    <pic:cNvPr descr="h09-14-ne-verir-ne-vermez.png" id="65" name="Picture"/>
+                    <pic:cNvPr descr="h09-14-ne-verir-ne-vermez.png" id="69" name="Picture"/>
                     <pic:cNvPicPr>
                       <a:picLocks noChangeArrowheads="1" noChangeAspect="1"/>
                     </pic:cNvPicPr>
                   </pic:nvPicPr>
                   <pic:blipFill>
-                    <a:blip r:embed="rId63"/>
+                    <a:blip r:embed="rId67"/>
                     <a:stretch>
                       <a:fillRect/>
                     </a:stretch>
@@ -10712,7 +11292,7 @@
                   <pic:spPr bwMode="auto">
                     <a:xfrm>
                       <a:off x="0" y="0"/>
-                      <a:ext cx="5759999" cy="2574688"/>
+                      <a:ext cx="5759999" cy="1593962"/>
                     </a:xfrm>
                     <a:prstGeom prst="rect">
                       <a:avLst/>
@@ -10889,7 +11469,18 @@
               <w:t xml:space="preserve"> </w:t>
             </w:r>
             <w:r>
-              <w:t xml:space="preserve">(11. hafta)</w:t>
+              <w:t xml:space="preserve">(</w:t>
+            </w:r>
+            <w:hyperlink r:id="rId54">
+              <w:r>
+                <w:rPr>
+                  <w:rStyle w:val="Hyperlink"/>
+                </w:rPr>
+                <w:t xml:space="preserve">11. hafta</w:t>
+              </w:r>
+            </w:hyperlink>
+            <w:r>
+              <w:t xml:space="preserve">)</w:t>
             </w:r>
           </w:p>
         </w:tc>
@@ -11072,7 +11663,24 @@
         <w:t xml:space="preserve"> </w:t>
       </w:r>
       <w:r>
-        <w:t xml:space="preserve">güvenli öğe) gerekir. Bu ayrımı 3. ve 10. haftalarda da vurgulamıştık:</w:t>
+        <w:t xml:space="preserve">güvenli öğe) gerekir. Bu ayrımı 3. ve</w:t>
+      </w:r>
+      <w:r>
+        <w:t xml:space="preserve"> </w:t>
+      </w:r>
+      <w:hyperlink r:id="rId70">
+        <w:r>
+          <w:rPr>
+            <w:rStyle w:val="Hyperlink"/>
+          </w:rPr>
+          <w:t xml:space="preserve">10. haftalarda</w:t>
+        </w:r>
+      </w:hyperlink>
+      <w:r>
+        <w:t xml:space="preserve"> </w:t>
+      </w:r>
+      <w:r>
+        <w:t xml:space="preserve">da vurgulamıştık:</w:t>
       </w:r>
       <w:r>
         <w:t xml:space="preserve"> </w:t>
@@ -11099,7 +11707,7 @@
         <w:t xml:space="preserve">değil.</w:t>
       </w:r>
     </w:p>
-    <w:bookmarkStart w:id="66" w:name="X7b6e505254a26356ea46f995824e5d5c152d12e"/>
+    <w:bookmarkStart w:id="71" w:name="X7b6e505254a26356ea46f995824e5d5c152d12e"/>
     <w:p>
       <w:pPr>
         <w:pStyle w:val="Heading3"/>
@@ -11188,7 +11796,7 @@
         <w:pStyle w:val="Compact"/>
         <w:numPr>
           <w:ilvl w:val="0"/>
-          <w:numId w:val="1025"/>
+          <w:numId w:val="1011"/>
         </w:numPr>
       </w:pPr>
       <w:r>
@@ -11236,7 +11844,7 @@
         <w:pStyle w:val="Compact"/>
         <w:numPr>
           <w:ilvl w:val="0"/>
-          <w:numId w:val="1025"/>
+          <w:numId w:val="1011"/>
         </w:numPr>
       </w:pPr>
       <w:r>
@@ -11275,7 +11883,7 @@
         <w:pStyle w:val="Compact"/>
         <w:numPr>
           <w:ilvl w:val="0"/>
-          <w:numId w:val="1025"/>
+          <w:numId w:val="1011"/>
         </w:numPr>
       </w:pPr>
       <w:r>
@@ -11326,7 +11934,7 @@
         <w:pStyle w:val="Compact"/>
         <w:numPr>
           <w:ilvl w:val="0"/>
-          <w:numId w:val="1025"/>
+          <w:numId w:val="1011"/>
         </w:numPr>
       </w:pPr>
       <w:r>
@@ -11369,7 +11977,7 @@
         <w:pStyle w:val="Compact"/>
         <w:numPr>
           <w:ilvl w:val="0"/>
-          <w:numId w:val="1026"/>
+          <w:numId w:val="1012"/>
         </w:numPr>
       </w:pPr>
       <w:r>
@@ -11390,7 +11998,7 @@
         <w:pStyle w:val="Compact"/>
         <w:numPr>
           <w:ilvl w:val="0"/>
-          <w:numId w:val="1026"/>
+          <w:numId w:val="1012"/>
         </w:numPr>
       </w:pPr>
       <w:r>
@@ -11402,7 +12010,7 @@
         <w:pStyle w:val="Compact"/>
         <w:numPr>
           <w:ilvl w:val="0"/>
-          <w:numId w:val="1026"/>
+          <w:numId w:val="1012"/>
         </w:numPr>
       </w:pPr>
       <w:r>
@@ -11486,7 +12094,7 @@
         <w:pStyle w:val="Compact"/>
         <w:numPr>
           <w:ilvl w:val="0"/>
-          <w:numId w:val="1026"/>
+          <w:numId w:val="1012"/>
         </w:numPr>
       </w:pPr>
       <w:r>
@@ -11697,9 +12305,9 @@
         <w:t xml:space="preserve">planlanır.</w:t>
       </w:r>
     </w:p>
-    <w:bookmarkEnd w:id="66"/>
-    <w:bookmarkEnd w:id="67"/>
-    <w:bookmarkStart w:id="73" w:name="koruma-kuralı-şablonu"/>
+    <w:bookmarkEnd w:id="71"/>
+    <w:bookmarkEnd w:id="72"/>
+    <w:bookmarkStart w:id="78" w:name="koruma-kuralı-şablonu"/>
     <w:p>
       <w:pPr>
         <w:pStyle w:val="Heading2"/>
@@ -11741,20 +12349,20 @@
       <w:r>
         <w:drawing>
           <wp:inline>
-            <wp:extent cx="5759999" cy="2748610"/>
+            <wp:extent cx="5759999" cy="2171803"/>
             <wp:effectExtent b="0" l="0" r="0" t="0"/>
-            <wp:docPr descr="Koruma kuralı şablonunun altı satırı" title="" id="69" name="Picture"/>
+            <wp:docPr descr="Koruma kuralı şablonunun altı satırı" title="" id="74" name="Picture"/>
             <a:graphic>
               <a:graphicData uri="http://schemas.openxmlformats.org/drawingml/2006/picture">
                 <pic:pic>
                   <pic:nvPicPr>
-                    <pic:cNvPr descr="h09-10-koruma-kurali.png" id="70" name="Picture"/>
+                    <pic:cNvPr descr="h09-10-koruma-kurali.png" id="75" name="Picture"/>
                     <pic:cNvPicPr>
                       <a:picLocks noChangeArrowheads="1" noChangeAspect="1"/>
                     </pic:cNvPicPr>
                   </pic:nvPicPr>
                   <pic:blipFill>
-                    <a:blip r:embed="rId68"/>
+                    <a:blip r:embed="rId73"/>
                     <a:stretch>
                       <a:fillRect/>
                     </a:stretch>
@@ -11762,7 +12370,7 @@
                   <pic:spPr bwMode="auto">
                     <a:xfrm>
                       <a:off x="0" y="0"/>
-                      <a:ext cx="5759999" cy="2748610"/>
+                      <a:ext cx="5759999" cy="2171803"/>
                     </a:xfrm>
                     <a:prstGeom prst="rect">
                       <a:avLst/>
@@ -11863,7 +12471,18 @@
         <w:t xml:space="preserve"> </w:t>
       </w:r>
       <w:r>
-        <w:t xml:space="preserve">değildir. Değerlendirici (13. hafta, saldırı potansiyeli puanlaması)</w:t>
+        <w:t xml:space="preserve">değildir. Değerlendirici (</w:t>
+      </w:r>
+      <w:hyperlink r:id="rId57">
+        <w:r>
+          <w:rPr>
+            <w:rStyle w:val="Hyperlink"/>
+          </w:rPr>
+          <w:t xml:space="preserve">13. hafta</w:t>
+        </w:r>
+      </w:hyperlink>
+      <w:r>
+        <w:t xml:space="preserve">, saldırı potansiyeli puanlaması)</w:t>
       </w:r>
       <w:r>
         <w:t xml:space="preserve"> </w:t>
@@ -11906,7 +12525,7 @@
         <w:t xml:space="preserve">savunamazsınız.</w:t>
       </w:r>
     </w:p>
-    <w:bookmarkStart w:id="71" w:name="X0f74f5612a869253b7a00361cab75e94d6a3a6b"/>
+    <w:bookmarkStart w:id="76" w:name="X0f74f5612a869253b7a00361cab75e94d6a3a6b"/>
     <w:p>
       <w:pPr>
         <w:pStyle w:val="Heading3"/>
@@ -12276,14 +12895,14 @@
         <w:t xml:space="preserve"> </w:t>
       </w:r>
       <w:r>
-        <w:t xml:space="preserve">çıktısında X dizgesi görünmüyor”</w:t>
+        <w:t xml:space="preserve">çıktısında X dizesi görünmüyor”</w:t>
       </w:r>
       <w:r>
         <w:t xml:space="preserve">).</w:t>
       </w:r>
     </w:p>
-    <w:bookmarkEnd w:id="71"/>
-    <w:bookmarkStart w:id="72" w:name="X89d5a97e595687e82379f64309cf10a35d76f7d"/>
+    <w:bookmarkEnd w:id="76"/>
+    <w:bookmarkStart w:id="77" w:name="X89d5a97e595687e82379f64309cf10a35d76f7d"/>
     <w:p>
       <w:pPr>
         <w:pStyle w:val="Heading3"/>
@@ -12319,7 +12938,7 @@
         <w:t xml:space="preserve"> </w:t>
       </w:r>
       <w:r>
-        <w:t xml:space="preserve">dolduralım (fonksiyon değil, bir dizge):</w:t>
+        <w:t xml:space="preserve">dolduralım (fonksiyon değil, bir dize):</w:t>
       </w:r>
     </w:p>
     <w:p>
@@ -12448,7 +13067,7 @@
         <w:t xml:space="preserve"> </w:t>
       </w:r>
       <w:r>
-        <w:t xml:space="preserve">“görünür dizge/sabit sayısı”</w:t>
+        <w:t xml:space="preserve">“görünür dize/sabit sayısı”</w:t>
       </w:r>
       <w:r>
         <w:t xml:space="preserve"> </w:t>
@@ -12492,9 +13111,9 @@
         </w:pict>
       </w:r>
     </w:p>
-    <w:bookmarkEnd w:id="72"/>
-    <w:bookmarkEnd w:id="73"/>
-    <w:bookmarkStart w:id="86" w:name="kontrol-akışı-kuralları-ileri"/>
+    <w:bookmarkEnd w:id="77"/>
+    <w:bookmarkEnd w:id="78"/>
+    <w:bookmarkStart w:id="93" w:name="kontrol-akışı-kuralları-ileri"/>
     <w:p>
       <w:pPr>
         <w:pStyle w:val="Heading2"/>
@@ -12577,20 +13196,20 @@
       <w:r>
         <w:drawing>
           <wp:inline>
-            <wp:extent cx="5759999" cy="2470728"/>
+            <wp:extent cx="5759999" cy="1663396"/>
             <wp:effectExtent b="0" l="0" r="0" t="0"/>
-            <wp:docPr descr="Kontrol akışı düzleştirme öncesi ve sonrası" title="" id="75" name="Picture"/>
+            <wp:docPr descr="Kontrol akışı düzleştirme öncesi ve sonrası" title="" id="80" name="Picture"/>
             <a:graphic>
               <a:graphicData uri="http://schemas.openxmlformats.org/drawingml/2006/picture">
                 <pic:pic>
                   <pic:nvPicPr>
-                    <pic:cNvPr descr="h09-04-duzlestirme.png" id="76" name="Picture"/>
+                    <pic:cNvPr descr="h09-04-duzlestirme.png" id="81" name="Picture"/>
                     <pic:cNvPicPr>
                       <a:picLocks noChangeArrowheads="1" noChangeAspect="1"/>
                     </pic:cNvPicPr>
                   </pic:nvPicPr>
                   <pic:blipFill>
-                    <a:blip r:embed="rId74"/>
+                    <a:blip r:embed="rId79"/>
                     <a:stretch>
                       <a:fillRect/>
                     </a:stretch>
@@ -12598,7 +13217,7 @@
                   <pic:spPr bwMode="auto">
                     <a:xfrm>
                       <a:off x="0" y="0"/>
-                      <a:ext cx="5759999" cy="2470728"/>
+                      <a:ext cx="5759999" cy="1663396"/>
                     </a:xfrm>
                     <a:prstGeom prst="rect">
                       <a:avLst/>
@@ -12617,7 +13236,7 @@
         </w:drawing>
       </w:r>
     </w:p>
-    <w:bookmarkStart w:id="77" w:name="X5d96f7d716ec935c56341d7066f01ea87f58f65"/>
+    <w:bookmarkStart w:id="82" w:name="X5d96f7d716ec935c56341d7066f01ea87f58f65"/>
     <w:p>
       <w:pPr>
         <w:pStyle w:val="Heading3"/>
@@ -13776,7 +14395,24 @@
         <w:t xml:space="preserve"> </w:t>
       </w:r>
       <w:r>
-        <w:t xml:space="preserve">bir kalıptır; modern araçların kütüphanelerinde tanınır. Bu yüzden 14. haftada Tigress ile</w:t>
+        <w:t xml:space="preserve">bir kalıptır; modern araçların kütüphanelerinde tanınır. Bu yüzden</w:t>
+      </w:r>
+      <w:r>
+        <w:t xml:space="preserve"> </w:t>
+      </w:r>
+      <w:hyperlink r:id="rId23">
+        <w:r>
+          <w:rPr>
+            <w:rStyle w:val="Hyperlink"/>
+          </w:rPr>
+          <w:t xml:space="preserve">14. haftada</w:t>
+        </w:r>
+      </w:hyperlink>
+      <w:r>
+        <w:t xml:space="preserve"> </w:t>
+      </w:r>
+      <w:r>
+        <w:t xml:space="preserve">Tigress ile</w:t>
       </w:r>
       <w:r>
         <w:t xml:space="preserve"> </w:t>
@@ -15098,8 +15734,8 @@
         <w:t xml:space="preserve">için de yukarıdaki tam-sayı özdeşliğini çözmesi gerekir. İki ayrı analiz yükü aynı satıra binmiştir.</w:t>
       </w:r>
     </w:p>
-    <w:bookmarkEnd w:id="77"/>
-    <w:bookmarkStart w:id="78" w:name="Xd1c0b657edd736dd334cdb53ee3995618cf3af5"/>
+    <w:bookmarkEnd w:id="82"/>
+    <w:bookmarkStart w:id="83" w:name="Xd1c0b657edd736dd334cdb53ee3995618cf3af5"/>
     <w:p>
       <w:pPr>
         <w:pStyle w:val="Heading3"/>
@@ -16517,8 +17153,8 @@
         <w:t xml:space="preserve">edin.</w:t>
       </w:r>
     </w:p>
-    <w:bookmarkEnd w:id="78"/>
-    <w:bookmarkStart w:id="82" w:name="Xd6f7fdf37942ebde9ebc98260544d464bcd82c6"/>
+    <w:bookmarkEnd w:id="83"/>
+    <w:bookmarkStart w:id="87" w:name="Xd6f7fdf37942ebde9ebc98260544d464bcd82c6"/>
     <w:p>
       <w:pPr>
         <w:pStyle w:val="Heading3"/>
@@ -16558,20 +17194,20 @@
       <w:r>
         <w:drawing>
           <wp:inline>
-            <wp:extent cx="5759999" cy="2470728"/>
+            <wp:extent cx="5759999" cy="1672452"/>
             <wp:effectExtent b="0" l="0" r="0" t="0"/>
-            <wp:docPr descr="Sahte işlem ile ölü dalın farkı" title="" id="80" name="Picture"/>
+            <wp:docPr descr="Sahte işlem ile ölü dalın farkı" title="" id="85" name="Picture"/>
             <a:graphic>
               <a:graphicData uri="http://schemas.openxmlformats.org/drawingml/2006/picture">
                 <pic:pic>
                   <pic:nvPicPr>
-                    <pic:cNvPr descr="h09-05-sahte-olu.png" id="81" name="Picture"/>
+                    <pic:cNvPr descr="h09-05-sahte-olu.png" id="86" name="Picture"/>
                     <pic:cNvPicPr>
                       <a:picLocks noChangeArrowheads="1" noChangeAspect="1"/>
                     </pic:cNvPicPr>
                   </pic:nvPicPr>
                   <pic:blipFill>
-                    <a:blip r:embed="rId79"/>
+                    <a:blip r:embed="rId84"/>
                     <a:stretch>
                       <a:fillRect/>
                     </a:stretch>
@@ -16579,7 +17215,7 @@
                   <pic:spPr bwMode="auto">
                     <a:xfrm>
                       <a:off x="0" y="0"/>
-                      <a:ext cx="5759999" cy="2470728"/>
+                      <a:ext cx="5759999" cy="1672452"/>
                     </a:xfrm>
                     <a:prstGeom prst="rect">
                       <a:avLst/>
@@ -17378,8 +18014,8 @@
         <w:t xml:space="preserve">sık karşılaşılan bir sürprizdir.</w:t>
       </w:r>
     </w:p>
-    <w:bookmarkEnd w:id="82"/>
-    <w:bookmarkStart w:id="83" w:name="X9a4860a01029f937820197a8889e050602072dc"/>
+    <w:bookmarkEnd w:id="87"/>
+    <w:bookmarkStart w:id="89" w:name="X9a4860a01029f937820197a8889e050602072dc"/>
     <w:p>
       <w:pPr>
         <w:pStyle w:val="Heading3"/>
@@ -18065,8 +18701,25 @@
       <w:pPr>
         <w:pStyle w:val="FirstParagraph"/>
       </w:pPr>
-      <w:r>
-        <w:t xml:space="preserve">Dördüncü haftada bu şablonun tek başına deneyimli bir analist için kısa sürede çözülebildiğini söylemiştik. Kılavuzun</w:t>
+      <w:hyperlink r:id="rId88">
+        <w:r>
+          <w:rPr>
+            <w:rStyle w:val="Hyperlink"/>
+          </w:rPr>
+          <w:t xml:space="preserve">Dördüncü haftada</w:t>
+        </w:r>
+      </w:hyperlink>
+      <w:r>
+        <w:t xml:space="preserve"> </w:t>
+      </w:r>
+      <w:r>
+        <w:t xml:space="preserve">bu</w:t>
+      </w:r>
+      <w:r>
+        <w:t xml:space="preserve"> </w:t>
+      </w:r>
+      <w:r>
+        <w:t xml:space="preserve">şablonun tek başına deneyimli bir analist için kısa sürede çözülebildiğini söylemiştik. Kılavuzun</w:t>
       </w:r>
       <w:r>
         <w:t xml:space="preserve"> </w:t>
@@ -18092,7 +18745,7 @@
         <w:pStyle w:val="Compact"/>
         <w:numPr>
           <w:ilvl w:val="0"/>
-          <w:numId w:val="1027"/>
+          <w:numId w:val="1013"/>
         </w:numPr>
       </w:pPr>
       <w:r>
@@ -18135,7 +18788,7 @@
         <w:pStyle w:val="Compact"/>
         <w:numPr>
           <w:ilvl w:val="0"/>
-          <w:numId w:val="1027"/>
+          <w:numId w:val="1013"/>
         </w:numPr>
       </w:pPr>
       <w:r>
@@ -18172,7 +18825,7 @@
         <w:pStyle w:val="Compact"/>
         <w:numPr>
           <w:ilvl w:val="0"/>
-          <w:numId w:val="1027"/>
+          <w:numId w:val="1013"/>
         </w:numPr>
       </w:pPr>
       <w:r>
@@ -18209,7 +18862,7 @@
         <w:pStyle w:val="Compact"/>
         <w:numPr>
           <w:ilvl w:val="0"/>
-          <w:numId w:val="1027"/>
+          <w:numId w:val="1013"/>
         </w:numPr>
       </w:pPr>
       <w:r>
@@ -19724,8 +20377,8 @@
         <w:t xml:space="preserve">eklemiş olur, gerçek koruma sağlamaz.</w:t>
       </w:r>
     </w:p>
-    <w:bookmarkEnd w:id="83"/>
-    <w:bookmarkStart w:id="84" w:name="X8e518d7a8f93597bdce0694a59da667c7721923"/>
+    <w:bookmarkEnd w:id="89"/>
+    <w:bookmarkStart w:id="90" w:name="X8e518d7a8f93597bdce0694a59da667c7721923"/>
     <w:p>
       <w:pPr>
         <w:pStyle w:val="Heading3"/>
@@ -20233,8 +20886,8 @@
         <w:t xml:space="preserve">ve bölüm 8’deki çeşitlendirme ilkesini ihlal eder.</w:t>
       </w:r>
     </w:p>
-    <w:bookmarkEnd w:id="84"/>
-    <w:bookmarkStart w:id="85" w:name="X015b959666dcbb5eefb9c13946478da5061df8c"/>
+    <w:bookmarkEnd w:id="90"/>
+    <w:bookmarkStart w:id="92" w:name="X015b959666dcbb5eefb9c13946478da5061df8c"/>
     <w:p>
       <w:pPr>
         <w:pStyle w:val="Heading3"/>
@@ -20247,6 +20900,37 @@
       <w:pPr>
         <w:pStyle w:val="FirstParagraph"/>
       </w:pPr>
+      <w:hyperlink r:id="rId88">
+        <w:r>
+          <w:rPr>
+            <w:rStyle w:val="Hyperlink"/>
+          </w:rPr>
+          <w:t xml:space="preserve">4. haftada</w:t>
+        </w:r>
+      </w:hyperlink>
+      <w:r>
+        <w:t xml:space="preserve"> </w:t>
+      </w:r>
+      <w:r>
+        <w:t xml:space="preserve">fonksiyon</w:t>
+      </w:r>
+      <w:r>
+        <w:t xml:space="preserve"> </w:t>
+      </w:r>
+      <w:r>
+        <w:t xml:space="preserve">adı ve bellek ayırma gizlemeye kısaca değinmiştik; burada bunu dış kütüphane bağımlılığı ve sahte parametrelerle</w:t>
+      </w:r>
+      <w:r>
+        <w:t xml:space="preserve"> </w:t>
+      </w:r>
+      <w:r>
+        <w:t xml:space="preserve">derinleştiriyoruz.</w:t>
+      </w:r>
+    </w:p>
+    <w:p>
+      <w:pPr>
+        <w:pStyle w:val="BodyText"/>
+      </w:pPr>
       <w:r>
         <w:rPr>
           <w:b/>
@@ -20519,7 +21203,24 @@
         <w:t xml:space="preserve"> </w:t>
       </w:r>
       <w:r>
-        <w:t xml:space="preserve">olduğu için değiştirmemizi söylüyor; ama asıl kazanç 3. haftadan tanıdık bir yan kanal kapatmaktır:</w:t>
+        <w:t xml:space="preserve">olduğu için değiştirmemizi söylüyor; ama asıl kazanç</w:t>
+      </w:r>
+      <w:r>
+        <w:t xml:space="preserve"> </w:t>
+      </w:r>
+      <w:hyperlink r:id="rId91">
+        <w:r>
+          <w:rPr>
+            <w:rStyle w:val="Hyperlink"/>
+          </w:rPr>
+          <w:t xml:space="preserve">3. haftadan</w:t>
+        </w:r>
+      </w:hyperlink>
+      <w:r>
+        <w:t xml:space="preserve"> </w:t>
+      </w:r>
+      <w:r>
+        <w:t xml:space="preserve">tanıdık bir yan kanal kapatmaktır:</w:t>
       </w:r>
     </w:p>
     <w:p>
@@ -21888,9 +22589,9 @@
         </w:pict>
       </w:r>
     </w:p>
-    <w:bookmarkEnd w:id="85"/>
-    <w:bookmarkEnd w:id="86"/>
-    <w:bookmarkStart w:id="93" w:name="veri-gizleme-kuralları"/>
+    <w:bookmarkEnd w:id="92"/>
+    <w:bookmarkEnd w:id="93"/>
+    <w:bookmarkStart w:id="100" w:name="veri-gizleme-kuralları"/>
     <w:p>
       <w:pPr>
         <w:pStyle w:val="Heading2"/>
@@ -21936,7 +22637,7 @@
         <w:t xml:space="preserve"> </w:t>
       </w:r>
       <w:r>
-        <w:t xml:space="preserve">gizler: dizgeler,</w:t>
+        <w:t xml:space="preserve">gizler: dizeler,</w:t>
       </w:r>
       <w:r>
         <w:t xml:space="preserve"> </w:t>
@@ -21958,20 +22659,20 @@
       <w:r>
         <w:drawing>
           <wp:inline>
-            <wp:extent cx="5759999" cy="2379540"/>
+            <wp:extent cx="5759999" cy="2337337"/>
             <wp:effectExtent b="0" l="0" r="0" t="0"/>
-            <wp:docPr descr="Veri gizleme kuralları K-07 – K-09" title="" id="88" name="Picture"/>
+            <wp:docPr descr="Veri gizleme kuralları K-07 – K-09" title="" id="95" name="Picture"/>
             <a:graphic>
               <a:graphicData uri="http://schemas.openxmlformats.org/drawingml/2006/picture">
                 <pic:pic>
                   <pic:nvPicPr>
-                    <pic:cNvPr descr="h09-15-veri-gizleme-kurallari.png" id="89" name="Picture"/>
+                    <pic:cNvPr descr="h09-15-veri-gizleme-kurallari.png" id="96" name="Picture"/>
                     <pic:cNvPicPr>
                       <a:picLocks noChangeArrowheads="1" noChangeAspect="1"/>
                     </pic:cNvPicPr>
                   </pic:nvPicPr>
                   <pic:blipFill>
-                    <a:blip r:embed="rId87"/>
+                    <a:blip r:embed="rId94"/>
                     <a:stretch>
                       <a:fillRect/>
                     </a:stretch>
@@ -21979,7 +22680,7 @@
                   <pic:spPr bwMode="auto">
                     <a:xfrm>
                       <a:off x="0" y="0"/>
-                      <a:ext cx="5759999" cy="2379540"/>
+                      <a:ext cx="5759999" cy="2337337"/>
                     </a:xfrm>
                     <a:prstGeom prst="rect">
                       <a:avLst/>
@@ -21998,19 +22699,61 @@
         </w:drawing>
       </w:r>
     </w:p>
-    <w:bookmarkStart w:id="90" w:name="kural-k-07-statik-dizgelerin-kodlanması"/>
+    <w:bookmarkStart w:id="97" w:name="kural-k-07-statik-dizelerin-kodlanması"/>
     <w:p>
       <w:pPr>
         <w:pStyle w:val="Heading3"/>
       </w:pPr>
       <w:r>
-        <w:t xml:space="preserve">KURAL K-07 — Statik dizgelerin kodlanması</w:t>
+        <w:t xml:space="preserve">KURAL K-07 — Statik dizelerin kodlanması</w:t>
       </w:r>
     </w:p>
     <w:p>
       <w:pPr>
         <w:pStyle w:val="FirstParagraph"/>
       </w:pPr>
+      <w:hyperlink r:id="rId28">
+        <w:r>
+          <w:rPr>
+            <w:rStyle w:val="Hyperlink"/>
+          </w:rPr>
+          <w:t xml:space="preserve">4. haftada</w:t>
+        </w:r>
+      </w:hyperlink>
+      <w:r>
+        <w:t xml:space="preserve"> </w:t>
+      </w:r>
+      <w:r>
+        <w:t xml:space="preserve">dize gizlemeye giriş yapmış,</w:t>
+      </w:r>
+      <w:r>
+        <w:t xml:space="preserve"> </w:t>
+      </w:r>
+      <w:hyperlink r:id="rId30">
+        <w:r>
+          <w:rPr>
+            <w:rStyle w:val="Hyperlink"/>
+          </w:rPr>
+          <w:t xml:space="preserve">5. haftada</w:t>
+        </w:r>
+      </w:hyperlink>
+      <w:r>
+        <w:t xml:space="preserve"> </w:t>
+      </w:r>
+      <w:r>
+        <w:t xml:space="preserve">Java tarafında XOR ile elle</w:t>
+      </w:r>
+      <w:r>
+        <w:t xml:space="preserve"> </w:t>
+      </w:r>
+      <w:r>
+        <w:t xml:space="preserve">çözmüştük; burada aynı fikri C/C++ tarafında derinleştiriyoruz.</w:t>
+      </w:r>
+    </w:p>
+    <w:p>
+      <w:pPr>
+        <w:pStyle w:val="BodyText"/>
+      </w:pPr>
       <w:r>
         <w:rPr>
           <w:b/>
@@ -22068,7 +22811,7 @@
         <w:t xml:space="preserve"> </w:t>
       </w:r>
       <w:r>
-        <w:t xml:space="preserve">Hassas dizgeler</w:t>
+        <w:t xml:space="preserve">Hassas dizeler</w:t>
       </w:r>
       <w:r>
         <w:t xml:space="preserve"> </w:t>
@@ -22823,7 +23566,7 @@
         <w:t xml:space="preserve"> </w:t>
       </w:r>
       <w:r>
-        <w:t xml:space="preserve">çıktısında hassas dizge</w:t>
+        <w:t xml:space="preserve">çıktısında hassas dize</w:t>
       </w:r>
       <w:r>
         <w:t xml:space="preserve"> </w:t>
@@ -23984,11 +24727,22 @@
         <w:t xml:space="preserve"> </w:t>
       </w:r>
       <w:r>
-        <w:t xml:space="preserve">kuralının somut halidir. Gerçek anahtarlar için whitebox (11. hafta) ya da donanım.</w:t>
-      </w:r>
-    </w:p>
-    <w:bookmarkEnd w:id="90"/>
-    <w:bookmarkStart w:id="91" w:name="X2e2278bccc9f1421b6430ad04c05c03c5a50e0a"/>
+        <w:t xml:space="preserve">kuralının somut halidir. Gerçek anahtarlar için whitebox (</w:t>
+      </w:r>
+      <w:hyperlink r:id="rId54">
+        <w:r>
+          <w:rPr>
+            <w:rStyle w:val="Hyperlink"/>
+          </w:rPr>
+          <w:t xml:space="preserve">11. hafta</w:t>
+        </w:r>
+      </w:hyperlink>
+      <w:r>
+        <w:t xml:space="preserve">) ya da donanım.</w:t>
+      </w:r>
+    </w:p>
+    <w:bookmarkEnd w:id="97"/>
+    <w:bookmarkStart w:id="98" w:name="X2e2278bccc9f1421b6430ad04c05c03c5a50e0a"/>
     <w:p>
       <w:pPr>
         <w:pStyle w:val="Heading3"/>
@@ -26117,8 +26871,8 @@
         <w:t xml:space="preserve">K-02 ile kodlanabilir.</w:t>
       </w:r>
     </w:p>
-    <w:bookmarkEnd w:id="91"/>
-    <w:bookmarkStart w:id="92" w:name="Xcc7f1d8336cade38e56e7ab6fbf21f32adb9232"/>
+    <w:bookmarkEnd w:id="98"/>
+    <w:bookmarkStart w:id="99" w:name="Xcc7f1d8336cade38e56e7ab6fbf21f32adb9232"/>
     <w:p>
       <w:pPr>
         <w:pStyle w:val="Heading3"/>
@@ -26928,9 +27682,9 @@
         <w:t xml:space="preserve">her zaman daha güvenlidir.</w:t>
       </w:r>
     </w:p>
-    <w:bookmarkEnd w:id="92"/>
-    <w:bookmarkEnd w:id="93"/>
-    <w:bookmarkStart w:id="101" w:name="program-bütünü-düzeyinde-kurallar"/>
+    <w:bookmarkEnd w:id="99"/>
+    <w:bookmarkEnd w:id="100"/>
+    <w:bookmarkStart w:id="109" w:name="program-bütünü-düzeyinde-kurallar"/>
     <w:p>
       <w:pPr>
         <w:pStyle w:val="Heading2"/>
@@ -26939,7 +27693,7 @@
         <w:t xml:space="preserve">7. Program bütünü düzeyinde kurallar</w:t>
       </w:r>
     </w:p>
-    <w:bookmarkStart w:id="97" w:name="X887496c8bfec8683c2fbf5dec70e060de95d664"/>
+    <w:bookmarkStart w:id="105" w:name="X887496c8bfec8683c2fbf5dec70e060de95d664"/>
     <w:p>
       <w:pPr>
         <w:pStyle w:val="Heading3"/>
@@ -26955,20 +27709,20 @@
       <w:r>
         <w:drawing>
           <wp:inline>
-            <wp:extent cx="5759999" cy="2283460"/>
+            <wp:extent cx="5759999" cy="1414971"/>
             <wp:effectExtent b="0" l="0" r="0" t="0"/>
-            <wp:docPr descr="Sanallaştırma: bytecode ve yorumlayıcı" title="" id="95" name="Picture"/>
+            <wp:docPr descr="Sanallaştırma: bytecode ve yorumlayıcı" title="" id="102" name="Picture"/>
             <a:graphic>
               <a:graphicData uri="http://schemas.openxmlformats.org/drawingml/2006/picture">
                 <pic:pic>
                   <pic:nvPicPr>
-                    <pic:cNvPr descr="h09-06-sanallastirma.png" id="96" name="Picture"/>
+                    <pic:cNvPr descr="h09-06-sanallastirma.png" id="103" name="Picture"/>
                     <pic:cNvPicPr>
                       <a:picLocks noChangeArrowheads="1" noChangeAspect="1"/>
                     </pic:cNvPicPr>
                   </pic:nvPicPr>
                   <pic:blipFill>
-                    <a:blip r:embed="rId94"/>
+                    <a:blip r:embed="rId101"/>
                     <a:stretch>
                       <a:fillRect/>
                     </a:stretch>
@@ -26976,7 +27730,7 @@
                   <pic:spPr bwMode="auto">
                     <a:xfrm>
                       <a:off x="0" y="0"/>
-                      <a:ext cx="5759999" cy="2283460"/>
+                      <a:ext cx="5759999" cy="1414971"/>
                     </a:xfrm>
                     <a:prstGeom prst="rect">
                       <a:avLst/>
@@ -27155,7 +27909,24 @@
         <w:t xml:space="preserve"> </w:t>
       </w:r>
       <w:r>
-        <w:t xml:space="preserve">fonksiyonun boyut/hız maliyeti; bir analistin VM komut kümesini çözme süresi. 14. haftada Tigress’in</w:t>
+        <w:t xml:space="preserve">fonksiyonun boyut/hız maliyeti; bir analistin VM komut kümesini çözme süresi.</w:t>
+      </w:r>
+      <w:r>
+        <w:t xml:space="preserve"> </w:t>
+      </w:r>
+      <w:hyperlink r:id="rId23">
+        <w:r>
+          <w:rPr>
+            <w:rStyle w:val="Hyperlink"/>
+          </w:rPr>
+          <w:t xml:space="preserve">14. haftada</w:t>
+        </w:r>
+      </w:hyperlink>
+      <w:r>
+        <w:t xml:space="preserve"> </w:t>
+      </w:r>
+      <w:r>
+        <w:t xml:space="preserve">Tigress’in</w:t>
       </w:r>
       <w:r>
         <w:t xml:space="preserve"> </w:t>
@@ -29151,14 +29922,21 @@
     </w:p>
     <w:p>
       <w:pPr>
-        <w:pStyle w:val="Compact"/>
-        <w:numPr>
-          <w:ilvl w:val="0"/>
-          <w:numId w:val="1028"/>
-        </w:numPr>
-      </w:pPr>
-      <w:r>
-        <w:t xml:space="preserve">haftada Java/Kotlin uygulamalarının bir</w:t>
+        <w:pStyle w:val="BlockText"/>
+      </w:pPr>
+      <w:hyperlink r:id="rId104">
+        <w:r>
+          <w:rPr>
+            <w:rStyle w:val="Hyperlink"/>
+          </w:rPr>
+          <w:t xml:space="preserve">5. haftada</w:t>
+        </w:r>
+      </w:hyperlink>
+      <w:r>
+        <w:t xml:space="preserve"> </w:t>
+      </w:r>
+      <w:r>
+        <w:t xml:space="preserve">Java/Kotlin uygulamalarının bir</w:t>
       </w:r>
       <w:r>
         <w:t xml:space="preserve"> </w:t>
@@ -29204,15 +29982,15 @@
       <w:r>
         <w:t xml:space="preserve">bir şeydir:</w:t>
       </w:r>
-    </w:p>
-    <w:p>
-      <w:pPr>
-        <w:pStyle w:val="Compact"/>
-        <w:numPr>
-          <w:ilvl w:val="0"/>
-          <w:numId w:val="1029"/>
-        </w:numPr>
-      </w:pPr>
+      <w:r>
+        <w:t xml:space="preserve"> </w:t>
+      </w:r>
+      <w:r>
+        <w:t xml:space="preserve">-</w:t>
+      </w:r>
+      <w:r>
+        <w:t xml:space="preserve"> </w:t>
+      </w:r>
       <w:r>
         <w:rPr>
           <w:b/>
@@ -29269,15 +30047,15 @@
       <w:r>
         <w:t xml:space="preserve">) çözülür.</w:t>
       </w:r>
-    </w:p>
-    <w:p>
-      <w:pPr>
-        <w:pStyle w:val="Compact"/>
-        <w:numPr>
-          <w:ilvl w:val="0"/>
-          <w:numId w:val="1029"/>
-        </w:numPr>
-      </w:pPr>
+      <w:r>
+        <w:t xml:space="preserve"> </w:t>
+      </w:r>
+      <w:r>
+        <w:t xml:space="preserve">-</w:t>
+      </w:r>
+      <w:r>
+        <w:t xml:space="preserve"> </w:t>
+      </w:r>
       <w:r>
         <w:rPr>
           <w:b/>
@@ -29408,8 +30186,8 @@
         <w:t xml:space="preserve">gelir.</w:t>
       </w:r>
     </w:p>
-    <w:bookmarkEnd w:id="97"/>
-    <w:bookmarkStart w:id="98" w:name="Xfd6982b8278792fbd92b1ccfabb63301a65b0d6"/>
+    <w:bookmarkEnd w:id="105"/>
+    <w:bookmarkStart w:id="106" w:name="Xfd6982b8278792fbd92b1ccfabb63301a65b0d6"/>
     <w:p>
       <w:pPr>
         <w:pStyle w:val="Heading3"/>
@@ -30106,8 +30884,8 @@
         <w:t xml:space="preserve">bir kanıt değildir.</w:t>
       </w:r>
     </w:p>
-    <w:bookmarkEnd w:id="98"/>
-    <w:bookmarkStart w:id="99" w:name="X45751af33b84d9c93417858cfb762c37bfd048d"/>
+    <w:bookmarkEnd w:id="106"/>
+    <w:bookmarkStart w:id="107" w:name="X45751af33b84d9c93417858cfb762c37bfd048d"/>
     <w:p>
       <w:pPr>
         <w:pStyle w:val="Heading3"/>
@@ -30286,7 +31064,7 @@
         <w:pStyle w:val="Compact"/>
         <w:numPr>
           <w:ilvl w:val="0"/>
-          <w:numId w:val="1030"/>
+          <w:numId w:val="1014"/>
         </w:numPr>
       </w:pPr>
       <w:r>
@@ -30308,7 +31086,7 @@
         <w:pStyle w:val="Compact"/>
         <w:numPr>
           <w:ilvl w:val="0"/>
-          <w:numId w:val="1030"/>
+          <w:numId w:val="1014"/>
         </w:numPr>
       </w:pPr>
       <w:r>
@@ -30346,7 +31124,7 @@
         <w:pStyle w:val="Compact"/>
         <w:numPr>
           <w:ilvl w:val="0"/>
-          <w:numId w:val="1030"/>
+          <w:numId w:val="1014"/>
         </w:numPr>
       </w:pPr>
       <w:r>
@@ -30384,7 +31162,7 @@
         <w:pStyle w:val="Compact"/>
         <w:numPr>
           <w:ilvl w:val="0"/>
-          <w:numId w:val="1030"/>
+          <w:numId w:val="1014"/>
         </w:numPr>
       </w:pPr>
       <w:r>
@@ -30687,7 +31465,24 @@
         <w:pStyle w:val="BlockText"/>
       </w:pPr>
       <w:r>
-        <w:t xml:space="preserve">Kendini değiştiren kod, yürütülebilir belleği yazılabilir yapmayı gerektirir; bu, 4. haftadaki DEP/NX ve W^X</w:t>
+        <w:t xml:space="preserve">Kendini değiştiren kod, yürütülebilir belleği yazılabilir yapmayı gerektirir; bu,</w:t>
+      </w:r>
+      <w:r>
+        <w:t xml:space="preserve"> </w:t>
+      </w:r>
+      <w:hyperlink r:id="rId21">
+        <w:r>
+          <w:rPr>
+            <w:rStyle w:val="Hyperlink"/>
+          </w:rPr>
+          <w:t xml:space="preserve">4. haftadaki</w:t>
+        </w:r>
+      </w:hyperlink>
+      <w:r>
+        <w:t xml:space="preserve"> </w:t>
+      </w:r>
+      <w:r>
+        <w:t xml:space="preserve">DEP/NX ve W^X</w:t>
       </w:r>
       <w:r>
         <w:t xml:space="preserve"> </w:t>
@@ -30768,11 +31563,28 @@
         <w:t xml:space="preserve"> </w:t>
       </w:r>
       <w:r>
-        <w:t xml:space="preserve">(çapraz denetim — 6. hafta RASP).</w:t>
-      </w:r>
-    </w:p>
-    <w:bookmarkEnd w:id="99"/>
-    <w:bookmarkStart w:id="100" w:name="X4e25bfc8bbb006bda6f599f39e7a42ddaafb4df"/>
+        <w:t xml:space="preserve">(çapraz denetim —</w:t>
+      </w:r>
+      <w:r>
+        <w:t xml:space="preserve"> </w:t>
+      </w:r>
+      <w:hyperlink r:id="rId55">
+        <w:r>
+          <w:rPr>
+            <w:rStyle w:val="Hyperlink"/>
+          </w:rPr>
+          <w:t xml:space="preserve">6. hafta</w:t>
+        </w:r>
+      </w:hyperlink>
+      <w:r>
+        <w:t xml:space="preserve"> </w:t>
+      </w:r>
+      <w:r>
+        <w:t xml:space="preserve">RASP).</w:t>
+      </w:r>
+    </w:p>
+    <w:bookmarkEnd w:id="107"/>
+    <w:bookmarkStart w:id="108" w:name="X4e25bfc8bbb006bda6f599f39e7a42ddaafb4df"/>
     <w:p>
       <w:pPr>
         <w:pStyle w:val="Heading3"/>
@@ -31683,9 +32495,9 @@
         </w:pict>
       </w:r>
     </w:p>
-    <w:bookmarkEnd w:id="100"/>
-    <w:bookmarkEnd w:id="101"/>
-    <w:bookmarkStart w:id="105" w:name="çeşitlendirme-tek-kırık-her-yeri-açmasın"/>
+    <w:bookmarkEnd w:id="108"/>
+    <w:bookmarkEnd w:id="109"/>
+    <w:bookmarkStart w:id="113" w:name="çeşitlendirme-tek-kırık-her-yeri-açmasın"/>
     <w:p>
       <w:pPr>
         <w:pStyle w:val="Heading2"/>
@@ -31699,7 +32511,7 @@
         <w:pStyle w:val="Compact"/>
         <w:numPr>
           <w:ilvl w:val="0"/>
-          <w:numId w:val="1031"/>
+          <w:numId w:val="1015"/>
         </w:numPr>
       </w:pPr>
       <w:r>
@@ -31791,20 +32603,20 @@
       <w:r>
         <w:drawing>
           <wp:inline>
-            <wp:extent cx="5759999" cy="2477114"/>
+            <wp:extent cx="5759999" cy="2612329"/>
             <wp:effectExtent b="0" l="0" r="0" t="0"/>
-            <wp:docPr descr="Aynı kaynaktan farklı tohumlarla farklı ikililer" title="" id="103" name="Picture"/>
+            <wp:docPr descr="Aynı kaynaktan farklı tohumlarla farklı ikililer" title="" id="111" name="Picture"/>
             <a:graphic>
               <a:graphicData uri="http://schemas.openxmlformats.org/drawingml/2006/picture">
                 <pic:pic>
                   <pic:nvPicPr>
-                    <pic:cNvPr descr="h09-07-cesitlendirme.png" id="104" name="Picture"/>
+                    <pic:cNvPr descr="h09-07-cesitlendirme.png" id="112" name="Picture"/>
                     <pic:cNvPicPr>
                       <a:picLocks noChangeArrowheads="1" noChangeAspect="1"/>
                     </pic:cNvPicPr>
                   </pic:nvPicPr>
                   <pic:blipFill>
-                    <a:blip r:embed="rId102"/>
+                    <a:blip r:embed="rId110"/>
                     <a:stretch>
                       <a:fillRect/>
                     </a:stretch>
@@ -31812,7 +32624,7 @@
                   <pic:spPr bwMode="auto">
                     <a:xfrm>
                       <a:off x="0" y="0"/>
-                      <a:ext cx="5759999" cy="2477114"/>
+                      <a:ext cx="5759999" cy="2612329"/>
                     </a:xfrm>
                     <a:prstGeom prst="rect">
                       <a:avLst/>
@@ -31836,7 +32648,7 @@
         <w:pStyle w:val="Compact"/>
         <w:numPr>
           <w:ilvl w:val="0"/>
-          <w:numId w:val="1032"/>
+          <w:numId w:val="1016"/>
         </w:numPr>
       </w:pPr>
       <w:r>
@@ -31880,7 +32692,7 @@
         <w:pStyle w:val="Compact"/>
         <w:numPr>
           <w:ilvl w:val="0"/>
-          <w:numId w:val="1032"/>
+          <w:numId w:val="1016"/>
         </w:numPr>
       </w:pPr>
       <w:r>
@@ -31900,7 +32712,18 @@
         <w:t xml:space="preserve"> </w:t>
       </w:r>
       <w:r>
-        <w:t xml:space="preserve">Bu, anahtar/sürüm yenileme politikanızla (10. hafta) birlikte çalışır.</w:t>
+        <w:t xml:space="preserve">Bu, anahtar/sürüm yenileme politikanızla (</w:t>
+      </w:r>
+      <w:hyperlink r:id="rId70">
+        <w:r>
+          <w:rPr>
+            <w:rStyle w:val="Hyperlink"/>
+          </w:rPr>
+          <w:t xml:space="preserve">10. hafta</w:t>
+        </w:r>
+      </w:hyperlink>
+      <w:r>
+        <w:t xml:space="preserve">) birlikte çalışır.</w:t>
       </w:r>
     </w:p>
     <w:p>
@@ -31946,7 +32769,24 @@
         <w:t xml:space="preserve"> </w:t>
       </w:r>
       <w:r>
-        <w:t xml:space="preserve">On dördüncü haftada Tigress’in</w:t>
+        <w:t xml:space="preserve">On</w:t>
+      </w:r>
+      <w:r>
+        <w:t xml:space="preserve"> </w:t>
+      </w:r>
+      <w:hyperlink r:id="rId21">
+        <w:r>
+          <w:rPr>
+            <w:rStyle w:val="Hyperlink"/>
+          </w:rPr>
+          <w:t xml:space="preserve">dördüncü haftada</w:t>
+        </w:r>
+      </w:hyperlink>
+      <w:r>
+        <w:t xml:space="preserve"> </w:t>
+      </w:r>
+      <w:r>
+        <w:t xml:space="preserve">Tigress’in</w:t>
       </w:r>
       <w:r>
         <w:t xml:space="preserve"> </w:t>
@@ -32406,7 +33246,18 @@
         <w:pStyle w:val="FirstParagraph"/>
       </w:pPr>
       <w:r>
-        <w:t xml:space="preserve">Çeşitlendirme kararı, RASP (6. hafta) ve anahtar/sürüm yenileme (10. hafta) ile birlikte düşünülür: bir kopya</w:t>
+        <w:t xml:space="preserve">Çeşitlendirme kararı, RASP (</w:t>
+      </w:r>
+      <w:hyperlink r:id="rId55">
+        <w:r>
+          <w:rPr>
+            <w:rStyle w:val="Hyperlink"/>
+          </w:rPr>
+          <w:t xml:space="preserve">6. hafta</w:t>
+        </w:r>
+      </w:hyperlink>
+      <w:r>
+        <w:t xml:space="preserve">) ve anahtar/sürüm yenileme (10. hafta) ile birlikte düşünülür: bir kopya</w:t>
       </w:r>
       <w:r>
         <w:t xml:space="preserve"> </w:t>
@@ -32587,8 +33438,8 @@
         <w:t xml:space="preserve">olarak tanımlayın.</w:t>
       </w:r>
     </w:p>
-    <w:bookmarkEnd w:id="105"/>
-    <w:bookmarkStart w:id="110" w:name="gizlemenin-ölçülmesi"/>
+    <w:bookmarkEnd w:id="113"/>
+    <w:bookmarkStart w:id="118" w:name="gizlemenin-ölçülmesi"/>
     <w:p>
       <w:pPr>
         <w:pStyle w:val="Heading2"/>
@@ -32624,8 +33475,19 @@
         <w:t xml:space="preserve"> </w:t>
       </w:r>
       <w:r>
-        <w:t xml:space="preserve">bu dört ölçüt aynı zamanda 13. haftadaki</w:t>
-      </w:r>
+        <w:t xml:space="preserve">bu dört ölçüt aynı zamanda</w:t>
+      </w:r>
+      <w:r>
+        <w:t xml:space="preserve"> </w:t>
+      </w:r>
+      <w:hyperlink r:id="rId57">
+        <w:r>
+          <w:rPr>
+            <w:rStyle w:val="Hyperlink"/>
+          </w:rPr>
+          <w:t xml:space="preserve">13. haftadaki</w:t>
+        </w:r>
+      </w:hyperlink>
       <w:r>
         <w:t xml:space="preserve"> </w:t>
       </w:r>
@@ -32671,20 +33533,20 @@
       <w:r>
         <w:drawing>
           <wp:inline>
-            <wp:extent cx="5759999" cy="2585921"/>
+            <wp:extent cx="5759999" cy="2789130"/>
             <wp:effectExtent b="0" l="0" r="0" t="0"/>
-            <wp:docPr descr="Gizlemeyi ölçen dört boyut" title="" id="107" name="Picture"/>
+            <wp:docPr descr="Gizlemeyi ölçen dört boyut" title="" id="115" name="Picture"/>
             <a:graphic>
               <a:graphicData uri="http://schemas.openxmlformats.org/drawingml/2006/picture">
                 <pic:pic>
                   <pic:nvPicPr>
-                    <pic:cNvPr descr="h09-08-dort-olcut.png" id="108" name="Picture"/>
+                    <pic:cNvPr descr="h09-08-dort-olcut.png" id="116" name="Picture"/>
                     <pic:cNvPicPr>
                       <a:picLocks noChangeArrowheads="1" noChangeAspect="1"/>
                     </pic:cNvPicPr>
                   </pic:nvPicPr>
                   <pic:blipFill>
-                    <a:blip r:embed="rId106"/>
+                    <a:blip r:embed="rId114"/>
                     <a:stretch>
                       <a:fillRect/>
                     </a:stretch>
@@ -32692,7 +33554,7 @@
                   <pic:spPr bwMode="auto">
                     <a:xfrm>
                       <a:off x="0" y="0"/>
-                      <a:ext cx="5759999" cy="2585921"/>
+                      <a:ext cx="5759999" cy="2789130"/>
                     </a:xfrm>
                     <a:prstGeom prst="rect">
                       <a:avLst/>
@@ -32967,7 +33829,7 @@
         <w:t xml:space="preserve">dengeler.</w:t>
       </w:r>
     </w:p>
-    <w:bookmarkStart w:id="109" w:name="X6c6a56e237386c7ef50ad1a16796963d60afae6"/>
+    <w:bookmarkStart w:id="117" w:name="X6c6a56e237386c7ef50ad1a16796963d60afae6"/>
     <w:p>
       <w:pPr>
         <w:pStyle w:val="Heading3"/>
@@ -33468,7 +34330,7 @@
         <w:pStyle w:val="Compact"/>
         <w:numPr>
           <w:ilvl w:val="0"/>
-          <w:numId w:val="1033"/>
+          <w:numId w:val="1017"/>
         </w:numPr>
       </w:pPr>
       <w:r>
@@ -33496,7 +34358,7 @@
         <w:pStyle w:val="Compact"/>
         <w:numPr>
           <w:ilvl w:val="0"/>
-          <w:numId w:val="1033"/>
+          <w:numId w:val="1017"/>
         </w:numPr>
       </w:pPr>
       <w:r>
@@ -33524,7 +34386,7 @@
         <w:pStyle w:val="Compact"/>
         <w:numPr>
           <w:ilvl w:val="0"/>
-          <w:numId w:val="1033"/>
+          <w:numId w:val="1017"/>
         </w:numPr>
       </w:pPr>
       <w:r>
@@ -33554,7 +34416,7 @@
         <w:pStyle w:val="Compact"/>
         <w:numPr>
           <w:ilvl w:val="0"/>
-          <w:numId w:val="1034"/>
+          <w:numId w:val="1018"/>
         </w:numPr>
       </w:pPr>
       <w:r>
@@ -33656,7 +34518,7 @@
         <w:pStyle w:val="Compact"/>
         <w:numPr>
           <w:ilvl w:val="0"/>
-          <w:numId w:val="1034"/>
+          <w:numId w:val="1018"/>
         </w:numPr>
       </w:pPr>
       <w:r>
@@ -33808,9 +34670,9 @@
         <w:t xml:space="preserve">bir karar verin.</w:t>
       </w:r>
     </w:p>
-    <w:bookmarkEnd w:id="109"/>
-    <w:bookmarkEnd w:id="110"/>
-    <w:bookmarkStart w:id="118" w:name="X69f828a724a12a752b54b4d5ba4c5324a31ab41"/>
+    <w:bookmarkEnd w:id="117"/>
+    <w:bookmarkEnd w:id="118"/>
+    <w:bookmarkStart w:id="126" w:name="X69f828a724a12a752b54b4d5ba4c5324a31ab41"/>
     <w:p>
       <w:pPr>
         <w:pStyle w:val="Heading2"/>
@@ -33864,20 +34726,20 @@
       <w:r>
         <w:drawing>
           <wp:inline>
-            <wp:extent cx="5759999" cy="2283460"/>
+            <wp:extent cx="5759999" cy="1409648"/>
             <wp:effectExtent b="0" l="0" r="0" t="0"/>
-            <wp:docPr descr="Deobfuscation araçları ve dayanıklılık" title="" id="112" name="Picture"/>
+            <wp:docPr descr="Deobfuscation araçları ve dayanıklılık" title="" id="120" name="Picture"/>
             <a:graphic>
               <a:graphicData uri="http://schemas.openxmlformats.org/drawingml/2006/picture">
                 <pic:pic>
                   <pic:nvPicPr>
-                    <pic:cNvPr descr="h09-09-deobfuscation.png" id="113" name="Picture"/>
+                    <pic:cNvPr descr="h09-09-deobfuscation.png" id="121" name="Picture"/>
                     <pic:cNvPicPr>
                       <a:picLocks noChangeArrowheads="1" noChangeAspect="1"/>
                     </pic:cNvPicPr>
                   </pic:nvPicPr>
                   <pic:blipFill>
-                    <a:blip r:embed="rId111"/>
+                    <a:blip r:embed="rId119"/>
                     <a:stretch>
                       <a:fillRect/>
                     </a:stretch>
@@ -33885,7 +34747,7 @@
                   <pic:spPr bwMode="auto">
                     <a:xfrm>
                       <a:off x="0" y="0"/>
-                      <a:ext cx="5759999" cy="2283460"/>
+                      <a:ext cx="5759999" cy="1409648"/>
                     </a:xfrm>
                     <a:prstGeom prst="rect">
                       <a:avLst/>
@@ -33909,7 +34771,7 @@
         <w:pStyle w:val="Compact"/>
         <w:numPr>
           <w:ilvl w:val="0"/>
-          <w:numId w:val="1035"/>
+          <w:numId w:val="1019"/>
         </w:numPr>
       </w:pPr>
       <w:r>
@@ -33965,7 +34827,7 @@
         <w:pStyle w:val="Compact"/>
         <w:numPr>
           <w:ilvl w:val="0"/>
-          <w:numId w:val="1035"/>
+          <w:numId w:val="1019"/>
         </w:numPr>
       </w:pPr>
       <w:r>
@@ -34009,7 +34871,7 @@
         <w:pStyle w:val="Compact"/>
         <w:numPr>
           <w:ilvl w:val="0"/>
-          <w:numId w:val="1035"/>
+          <w:numId w:val="1019"/>
         </w:numPr>
       </w:pPr>
       <w:r>
@@ -34102,7 +34964,7 @@
         <w:t xml:space="preserve">demek gerekir.</w:t>
       </w:r>
     </w:p>
-    <w:bookmarkStart w:id="114" w:name="X317cb90e6f6cae3d90016b718ab34209e8be7f9"/>
+    <w:bookmarkStart w:id="122" w:name="X317cb90e6f6cae3d90016b718ab34209e8be7f9"/>
     <w:p>
       <w:pPr>
         <w:pStyle w:val="Heading3"/>
@@ -34357,7 +35219,7 @@
         <w:pStyle w:val="Compact"/>
         <w:numPr>
           <w:ilvl w:val="0"/>
-          <w:numId w:val="1036"/>
+          <w:numId w:val="1020"/>
         </w:numPr>
       </w:pPr>
       <w:r>
@@ -34432,7 +35294,7 @@
         <w:pStyle w:val="Compact"/>
         <w:numPr>
           <w:ilvl w:val="0"/>
-          <w:numId w:val="1036"/>
+          <w:numId w:val="1020"/>
         </w:numPr>
       </w:pPr>
       <w:r>
@@ -34584,7 +35446,24 @@
         <w:t xml:space="preserve"> </w:t>
       </w:r>
       <w:r>
-        <w:t xml:space="preserve">başına yeterli görmüyor, 14. haftada tohumla çeşitlendirilmiş ve çözücüyü daha çok yoran (ör. çarpanlara ayırmaya ya</w:t>
+        <w:t xml:space="preserve">başına yeterli görmüyor,</w:t>
+      </w:r>
+      <w:r>
+        <w:t xml:space="preserve"> </w:t>
+      </w:r>
+      <w:hyperlink r:id="rId23">
+        <w:r>
+          <w:rPr>
+            <w:rStyle w:val="Hyperlink"/>
+          </w:rPr>
+          <w:t xml:space="preserve">14. haftada</w:t>
+        </w:r>
+      </w:hyperlink>
+      <w:r>
+        <w:t xml:space="preserve"> </w:t>
+      </w:r>
+      <w:r>
+        <w:t xml:space="preserve">tohumla çeşitlendirilmiş ve çözücüyü daha çok yoran (ör. çarpanlara ayırmaya ya</w:t>
       </w:r>
       <w:r>
         <w:t xml:space="preserve"> </w:t>
@@ -34615,8 +35494,8 @@
         <w:t xml:space="preserve">olduk.</w:t>
       </w:r>
     </w:p>
-    <w:bookmarkEnd w:id="114"/>
-    <w:bookmarkStart w:id="115" w:name="mba-sadeleştiriciler-k-02yi-nasıl-açar"/>
+    <w:bookmarkEnd w:id="122"/>
+    <w:bookmarkStart w:id="123" w:name="mba-sadeleştiriciler-k-02yi-nasıl-açar"/>
     <w:p>
       <w:pPr>
         <w:pStyle w:val="Heading3"/>
@@ -34854,8 +35733,8 @@
         <w:t xml:space="preserve">kalır — iki zayıf katman, birlikte tek katmandan daha güçlüdür.</w:t>
       </w:r>
     </w:p>
-    <w:bookmarkEnd w:id="115"/>
-    <w:bookmarkStart w:id="116" w:name="kalıp-tanıma-k-04k-11i-nasıl-hedefler"/>
+    <w:bookmarkEnd w:id="123"/>
+    <w:bookmarkStart w:id="124" w:name="kalıp-tanıma-k-04k-11i-nasıl-hedefler"/>
     <w:p>
       <w:pPr>
         <w:pStyle w:val="Heading3"/>
@@ -35252,8 +36131,8 @@
         <w:t xml:space="preserve">bir ifade, hiçbir araca karşı ölçülmemiş demektir.</w:t>
       </w:r>
     </w:p>
-    <w:bookmarkEnd w:id="116"/>
-    <w:bookmarkStart w:id="117" w:name="X0a70bf5da567bd9943f5054591fe25b2541d7e9"/>
+    <w:bookmarkEnd w:id="124"/>
+    <w:bookmarkStart w:id="125" w:name="X0a70bf5da567bd9943f5054591fe25b2541d7e9"/>
     <w:p>
       <w:pPr>
         <w:pStyle w:val="Heading3"/>
@@ -35453,9 +36332,9 @@
         <w:t xml:space="preserve">, ayrı ayrı raporlayın.</w:t>
       </w:r>
     </w:p>
-    <w:bookmarkEnd w:id="117"/>
-    <w:bookmarkEnd w:id="118"/>
-    <w:bookmarkStart w:id="125" w:name="katmanlı-savunmada-gizlemenin-yeri"/>
+    <w:bookmarkEnd w:id="125"/>
+    <w:bookmarkEnd w:id="126"/>
+    <w:bookmarkStart w:id="133" w:name="katmanlı-savunmada-gizlemenin-yeri"/>
     <w:p>
       <w:pPr>
         <w:pStyle w:val="Heading2"/>
@@ -35495,20 +36374,20 @@
       <w:r>
         <w:drawing>
           <wp:inline>
-            <wp:extent cx="5759999" cy="3193793"/>
+            <wp:extent cx="5759999" cy="3627353"/>
             <wp:effectExtent b="0" l="0" r="0" t="0"/>
-            <wp:docPr descr="Gizlemenin katmanlı savunmadaki yeri" title="" id="120" name="Picture"/>
+            <wp:docPr descr="Gizlemenin katmanlı savunmadaki yeri" title="" id="128" name="Picture"/>
             <a:graphic>
               <a:graphicData uri="http://schemas.openxmlformats.org/drawingml/2006/picture">
                 <pic:pic>
                   <pic:nvPicPr>
-                    <pic:cNvPr descr="h09-16-katmanli-savunmada-yer.png" id="121" name="Picture"/>
+                    <pic:cNvPr descr="h09-16-katmanli-savunmada-yer.png" id="129" name="Picture"/>
                     <pic:cNvPicPr>
                       <a:picLocks noChangeArrowheads="1" noChangeAspect="1"/>
                     </pic:cNvPicPr>
                   </pic:nvPicPr>
                   <pic:blipFill>
-                    <a:blip r:embed="rId119"/>
+                    <a:blip r:embed="rId127"/>
                     <a:stretch>
                       <a:fillRect/>
                     </a:stretch>
@@ -35516,7 +36395,7 @@
                   <pic:spPr bwMode="auto">
                     <a:xfrm>
                       <a:off x="0" y="0"/>
-                      <a:ext cx="5759999" cy="3193793"/>
+                      <a:ext cx="5759999" cy="3627353"/>
                     </a:xfrm>
                     <a:prstGeom prst="rect">
                       <a:avLst/>
@@ -35785,7 +36664,7 @@
         </w:tc>
       </w:tr>
     </w:tbl>
-    <w:bookmarkStart w:id="122" w:name="Xd7db2e09ec62fcb82ea3dd00153b14143abc988"/>
+    <w:bookmarkStart w:id="130" w:name="Xd7db2e09ec62fcb82ea3dd00153b14143abc988"/>
     <w:p>
       <w:pPr>
         <w:pStyle w:val="Heading3"/>
@@ -35822,15 +36701,25 @@
         <w:pStyle w:val="Compact"/>
         <w:numPr>
           <w:ilvl w:val="0"/>
-          <w:numId w:val="1037"/>
+          <w:numId w:val="1021"/>
         </w:numPr>
       </w:pPr>
-      <w:r>
-        <w:rPr>
-          <w:b/>
-          <w:bCs/>
-        </w:rPr>
-        <w:t xml:space="preserve">1. hafta:</w:t>
+      <w:hyperlink r:id="rId20">
+        <w:r>
+          <w:rPr>
+            <w:rStyle w:val="Hyperlink"/>
+            <w:b/>
+            <w:bCs/>
+          </w:rPr>
+          <w:t xml:space="preserve">1. hafta</w:t>
+        </w:r>
+      </w:hyperlink>
+      <w:r>
+        <w:rPr>
+          <w:b/>
+          <w:bCs/>
+        </w:rPr>
+        <w:t xml:space="preserve">:</w:t>
       </w:r>
       <w:r>
         <w:t xml:space="preserve"> </w:t>
@@ -35875,15 +36764,25 @@
         <w:pStyle w:val="Compact"/>
         <w:numPr>
           <w:ilvl w:val="0"/>
-          <w:numId w:val="1037"/>
+          <w:numId w:val="1021"/>
         </w:numPr>
       </w:pPr>
-      <w:r>
-        <w:rPr>
-          <w:b/>
-          <w:bCs/>
-        </w:rPr>
-        <w:t xml:space="preserve">3. hafta:</w:t>
+      <w:hyperlink r:id="rId91">
+        <w:r>
+          <w:rPr>
+            <w:rStyle w:val="Hyperlink"/>
+            <w:b/>
+            <w:bCs/>
+          </w:rPr>
+          <w:t xml:space="preserve">3. hafta</w:t>
+        </w:r>
+      </w:hyperlink>
+      <w:r>
+        <w:rPr>
+          <w:b/>
+          <w:bCs/>
+        </w:rPr>
+        <w:t xml:space="preserve">:</w:t>
       </w:r>
       <w:r>
         <w:t xml:space="preserve"> </w:t>
@@ -35964,15 +36863,25 @@
         <w:pStyle w:val="Compact"/>
         <w:numPr>
           <w:ilvl w:val="0"/>
-          <w:numId w:val="1037"/>
+          <w:numId w:val="1021"/>
         </w:numPr>
       </w:pPr>
-      <w:r>
-        <w:rPr>
-          <w:b/>
-          <w:bCs/>
-        </w:rPr>
-        <w:t xml:space="preserve">4. hafta:</w:t>
+      <w:hyperlink r:id="rId21">
+        <w:r>
+          <w:rPr>
+            <w:rStyle w:val="Hyperlink"/>
+            <w:b/>
+            <w:bCs/>
+          </w:rPr>
+          <w:t xml:space="preserve">4. hafta</w:t>
+        </w:r>
+      </w:hyperlink>
+      <w:r>
+        <w:rPr>
+          <w:b/>
+          <w:bCs/>
+        </w:rPr>
+        <w:t xml:space="preserve">:</w:t>
       </w:r>
       <w:r>
         <w:t xml:space="preserve"> </w:t>
@@ -35986,15 +36895,25 @@
         <w:pStyle w:val="Compact"/>
         <w:numPr>
           <w:ilvl w:val="0"/>
-          <w:numId w:val="1037"/>
+          <w:numId w:val="1021"/>
         </w:numPr>
       </w:pPr>
-      <w:r>
-        <w:rPr>
-          <w:b/>
-          <w:bCs/>
-        </w:rPr>
-        <w:t xml:space="preserve">6. hafta:</w:t>
+      <w:hyperlink r:id="rId55">
+        <w:r>
+          <w:rPr>
+            <w:rStyle w:val="Hyperlink"/>
+            <w:b/>
+            <w:bCs/>
+          </w:rPr>
+          <w:t xml:space="preserve">6. hafta</w:t>
+        </w:r>
+      </w:hyperlink>
+      <w:r>
+        <w:rPr>
+          <w:b/>
+          <w:bCs/>
+        </w:rPr>
+        <w:t xml:space="preserve">:</w:t>
       </w:r>
       <w:r>
         <w:t xml:space="preserve"> </w:t>
@@ -36008,7 +36927,7 @@
         <w:pStyle w:val="Compact"/>
         <w:numPr>
           <w:ilvl w:val="0"/>
-          <w:numId w:val="1037"/>
+          <w:numId w:val="1021"/>
         </w:numPr>
       </w:pPr>
       <w:r>
@@ -36036,15 +36955,25 @@
         <w:pStyle w:val="Compact"/>
         <w:numPr>
           <w:ilvl w:val="0"/>
-          <w:numId w:val="1037"/>
+          <w:numId w:val="1021"/>
         </w:numPr>
       </w:pPr>
-      <w:r>
-        <w:rPr>
-          <w:b/>
-          <w:bCs/>
-        </w:rPr>
-        <w:t xml:space="preserve">10. hafta:</w:t>
+      <w:hyperlink r:id="rId70">
+        <w:r>
+          <w:rPr>
+            <w:rStyle w:val="Hyperlink"/>
+            <w:b/>
+            <w:bCs/>
+          </w:rPr>
+          <w:t xml:space="preserve">10. hafta</w:t>
+        </w:r>
+      </w:hyperlink>
+      <w:r>
+        <w:rPr>
+          <w:b/>
+          <w:bCs/>
+        </w:rPr>
+        <w:t xml:space="preserve">:</w:t>
       </w:r>
       <w:r>
         <w:t xml:space="preserve"> </w:t>
@@ -36093,15 +37022,25 @@
         <w:pStyle w:val="Compact"/>
         <w:numPr>
           <w:ilvl w:val="0"/>
-          <w:numId w:val="1037"/>
+          <w:numId w:val="1021"/>
         </w:numPr>
       </w:pPr>
-      <w:r>
-        <w:rPr>
-          <w:b/>
-          <w:bCs/>
-        </w:rPr>
-        <w:t xml:space="preserve">11. hafta:</w:t>
+      <w:hyperlink r:id="rId54">
+        <w:r>
+          <w:rPr>
+            <w:rStyle w:val="Hyperlink"/>
+            <w:b/>
+            <w:bCs/>
+          </w:rPr>
+          <w:t xml:space="preserve">11. hafta</w:t>
+        </w:r>
+      </w:hyperlink>
+      <w:r>
+        <w:rPr>
+          <w:b/>
+          <w:bCs/>
+        </w:rPr>
+        <w:t xml:space="preserve">:</w:t>
       </w:r>
       <w:r>
         <w:t xml:space="preserve"> </w:t>
@@ -36143,7 +37082,7 @@
         <w:pStyle w:val="Compact"/>
         <w:numPr>
           <w:ilvl w:val="0"/>
-          <w:numId w:val="1037"/>
+          <w:numId w:val="1021"/>
         </w:numPr>
       </w:pPr>
       <w:r>
@@ -36183,15 +37122,25 @@
         <w:pStyle w:val="Compact"/>
         <w:numPr>
           <w:ilvl w:val="0"/>
-          <w:numId w:val="1037"/>
+          <w:numId w:val="1021"/>
         </w:numPr>
       </w:pPr>
-      <w:r>
-        <w:rPr>
-          <w:b/>
-          <w:bCs/>
-        </w:rPr>
-        <w:t xml:space="preserve">14. hafta:</w:t>
+      <w:hyperlink r:id="rId23">
+        <w:r>
+          <w:rPr>
+            <w:rStyle w:val="Hyperlink"/>
+            <w:b/>
+            <w:bCs/>
+          </w:rPr>
+          <w:t xml:space="preserve">14. hafta</w:t>
+        </w:r>
+      </w:hyperlink>
+      <w:r>
+        <w:rPr>
+          <w:b/>
+          <w:bCs/>
+        </w:rPr>
+        <w:t xml:space="preserve">:</w:t>
       </w:r>
       <w:r>
         <w:t xml:space="preserve"> </w:t>
@@ -36348,8 +37297,8 @@
         <w:t xml:space="preserve">geciktirme değeriyle sunulmasıdır.</w:t>
       </w:r>
     </w:p>
-    <w:bookmarkEnd w:id="122"/>
-    <w:bookmarkStart w:id="123" w:name="X9ddb60fef92c5ee0f178b8a51d5eea5db89316c"/>
+    <w:bookmarkEnd w:id="130"/>
+    <w:bookmarkStart w:id="131" w:name="X9ddb60fef92c5ee0f178b8a51d5eea5db89316c"/>
     <w:p>
       <w:pPr>
         <w:pStyle w:val="Heading3"/>
@@ -36797,8 +37746,8 @@
         <w:t xml:space="preserve">neden değerlendirmede daha yüksek puan aldığının teknik açıklamasıdır.</w:t>
       </w:r>
     </w:p>
-    <w:bookmarkEnd w:id="123"/>
-    <w:bookmarkStart w:id="124" w:name="bu-bölümün-kısa-özeti"/>
+    <w:bookmarkEnd w:id="131"/>
+    <w:bookmarkStart w:id="132" w:name="bu-bölümün-kısa-özeti"/>
     <w:p>
       <w:pPr>
         <w:pStyle w:val="Heading3"/>
@@ -36901,9 +37850,9 @@
         <w:t xml:space="preserve">veremiyorsanız, o koruma muhtemelen izole ve yetersiz kalmıştır.</w:t>
       </w:r>
     </w:p>
-    <w:bookmarkEnd w:id="124"/>
-    <w:bookmarkEnd w:id="125"/>
-    <w:bookmarkStart w:id="127" w:name="X069206e47b5d3456bffa482ea7f7b87ba33e109"/>
+    <w:bookmarkEnd w:id="132"/>
+    <w:bookmarkEnd w:id="133"/>
+    <w:bookmarkStart w:id="135" w:name="X069206e47b5d3456bffa482ea7f7b87ba33e109"/>
     <w:p>
       <w:pPr>
         <w:pStyle w:val="Heading2"/>
@@ -36941,7 +37890,7 @@
         <w:pStyle w:val="Compact"/>
         <w:numPr>
           <w:ilvl w:val="0"/>
-          <w:numId w:val="1038"/>
+          <w:numId w:val="1022"/>
         </w:numPr>
       </w:pPr>
       <w:r>
@@ -36963,7 +37912,7 @@
         <w:pStyle w:val="Compact"/>
         <w:numPr>
           <w:ilvl w:val="1"/>
-          <w:numId w:val="1039"/>
+          <w:numId w:val="1023"/>
         </w:numPr>
       </w:pPr>
       <w:r>
@@ -37005,7 +37954,7 @@
         <w:pStyle w:val="Compact"/>
         <w:numPr>
           <w:ilvl w:val="0"/>
-          <w:numId w:val="1038"/>
+          <w:numId w:val="1022"/>
         </w:numPr>
       </w:pPr>
       <w:r>
@@ -37048,7 +37997,7 @@
         <w:pStyle w:val="Compact"/>
         <w:numPr>
           <w:ilvl w:val="0"/>
-          <w:numId w:val="1038"/>
+          <w:numId w:val="1022"/>
         </w:numPr>
       </w:pPr>
       <w:r>
@@ -37086,7 +38035,7 @@
         <w:pStyle w:val="Compact"/>
         <w:numPr>
           <w:ilvl w:val="0"/>
-          <w:numId w:val="1038"/>
+          <w:numId w:val="1022"/>
         </w:numPr>
       </w:pPr>
       <w:r>
@@ -37137,7 +38086,7 @@
         <w:t xml:space="preserve">gibi.</w:t>
       </w:r>
     </w:p>
-    <w:bookmarkStart w:id="126" w:name="Xc24f5ffef5c88873a0cc169004925b0712c33b7"/>
+    <w:bookmarkStart w:id="134" w:name="Xc24f5ffef5c88873a0cc169004925b0712c33b7"/>
     <w:p>
       <w:pPr>
         <w:pStyle w:val="Heading3"/>
@@ -37419,7 +38368,7 @@
         <w:pStyle w:val="Compact"/>
         <w:numPr>
           <w:ilvl w:val="0"/>
-          <w:numId w:val="1040"/>
+          <w:numId w:val="1024"/>
         </w:numPr>
       </w:pPr>
       <w:r>
@@ -37447,7 +38396,7 @@
         <w:pStyle w:val="Compact"/>
         <w:numPr>
           <w:ilvl w:val="0"/>
-          <w:numId w:val="1041"/>
+          <w:numId w:val="1025"/>
         </w:numPr>
       </w:pPr>
       <w:r>
@@ -37483,7 +38432,7 @@
         <w:pStyle w:val="Compact"/>
         <w:numPr>
           <w:ilvl w:val="0"/>
-          <w:numId w:val="1042"/>
+          <w:numId w:val="1026"/>
         </w:numPr>
       </w:pPr>
       <w:r>
@@ -37529,7 +38478,7 @@
         <w:pStyle w:val="Compact"/>
         <w:numPr>
           <w:ilvl w:val="0"/>
-          <w:numId w:val="1043"/>
+          <w:numId w:val="1027"/>
         </w:numPr>
       </w:pPr>
       <w:r>
@@ -37541,7 +38490,7 @@
         <w:pStyle w:val="Compact"/>
         <w:numPr>
           <w:ilvl w:val="0"/>
-          <w:numId w:val="1044"/>
+          <w:numId w:val="1028"/>
         </w:numPr>
       </w:pPr>
       <w:r>
@@ -37599,7 +38548,7 @@
         <w:pStyle w:val="Compact"/>
         <w:numPr>
           <w:ilvl w:val="0"/>
-          <w:numId w:val="1045"/>
+          <w:numId w:val="1029"/>
         </w:numPr>
       </w:pPr>
       <w:r>
@@ -37654,7 +38603,7 @@
         <w:pStyle w:val="Compact"/>
         <w:numPr>
           <w:ilvl w:val="0"/>
-          <w:numId w:val="1046"/>
+          <w:numId w:val="1030"/>
         </w:numPr>
       </w:pPr>
       <w:r>
@@ -37760,9 +38709,9 @@
         <w:t xml:space="preserve">sayılır; kanıt sayılmaz.</w:t>
       </w:r>
     </w:p>
-    <w:bookmarkEnd w:id="126"/>
-    <w:bookmarkEnd w:id="127"/>
-    <w:bookmarkStart w:id="128" w:name="kendini-sınama"/>
+    <w:bookmarkEnd w:id="134"/>
+    <w:bookmarkEnd w:id="135"/>
+    <w:bookmarkStart w:id="136" w:name="kendini-sınama"/>
     <w:p>
       <w:pPr>
         <w:pStyle w:val="Heading2"/>
@@ -38060,7 +39009,41 @@
         <w:t xml:space="preserve"> </w:t>
       </w:r>
       <w:r>
-        <w:t xml:space="preserve">açığa çıkar. Anahtarın gerçek korunması için 10. hafta (PKI, HSM/PKCS#11) ve 11. hafta (whitebox kriptografi) yöntemlerine bakılır.</w:t>
+        <w:t xml:space="preserve">açığa çıkar. Anahtarın gerçek korunması için</w:t>
+      </w:r>
+      <w:r>
+        <w:t xml:space="preserve"> </w:t>
+      </w:r>
+      <w:hyperlink r:id="rId70">
+        <w:r>
+          <w:rPr>
+            <w:rStyle w:val="Hyperlink"/>
+          </w:rPr>
+          <w:t xml:space="preserve">10. hafta</w:t>
+        </w:r>
+      </w:hyperlink>
+      <w:r>
+        <w:t xml:space="preserve"> </w:t>
+      </w:r>
+      <w:r>
+        <w:t xml:space="preserve">(PKI, HSM/PKCS#11) ve</w:t>
+      </w:r>
+      <w:r>
+        <w:t xml:space="preserve"> </w:t>
+      </w:r>
+      <w:hyperlink r:id="rId54">
+        <w:r>
+          <w:rPr>
+            <w:rStyle w:val="Hyperlink"/>
+          </w:rPr>
+          <w:t xml:space="preserve">11. hafta</w:t>
+        </w:r>
+      </w:hyperlink>
+      <w:r>
+        <w:t xml:space="preserve"> </w:t>
+      </w:r>
+      <w:r>
+        <w:t xml:space="preserve">(whitebox kriptografi) yöntemlerine bakılır.</w:t>
       </w:r>
     </w:p>
     <w:p>
@@ -40385,7 +41368,24 @@
         <w:t xml:space="preserve"> </w:t>
       </w:r>
       <w:r>
-        <w:t xml:space="preserve">olduğunu birkaç adımda kanıtlar. Kanıt saniyeler sürdüğü için ölü dal otomatik elenir; bu yüzden 14. haftada çözücüye daha dirençli (çarpanlara ayırmaya/karma değerlere dayalı) yüklemler önerilir.</w:t>
+        <w:t xml:space="preserve">olduğunu birkaç adımda kanıtlar. Kanıt saniyeler sürdüğü için ölü dal otomatik elenir; bu yüzden</w:t>
+      </w:r>
+      <w:r>
+        <w:t xml:space="preserve"> </w:t>
+      </w:r>
+      <w:hyperlink r:id="rId23">
+        <w:r>
+          <w:rPr>
+            <w:rStyle w:val="Hyperlink"/>
+          </w:rPr>
+          <w:t xml:space="preserve">14. haftada</w:t>
+        </w:r>
+      </w:hyperlink>
+      <w:r>
+        <w:t xml:space="preserve"> </w:t>
+      </w:r>
+      <w:r>
+        <w:t xml:space="preserve">çözücüye daha dirençli (çarpanlara ayırmaya/karma değerlere dayalı) yüklemler önerilir.</w:t>
       </w:r>
     </w:p>
     <w:p>
@@ -40723,7 +41723,21 @@
         <w:t xml:space="preserve"> </w:t>
       </w:r>
       <w:r>
-        <w:t xml:space="preserve">anahtara dayalı, ispatlanabilir güvenlik sağlar (ör. AES-GCM, 3. hafta); doğru anahtar olmadan çözülemez.</w:t>
+        <w:t xml:space="preserve">anahtara dayalı, ispatlanabilir güvenlik sağlar (ör. AES-GCM,</w:t>
+      </w:r>
+      <w:r>
+        <w:t xml:space="preserve"> </w:t>
+      </w:r>
+      <w:hyperlink r:id="rId91">
+        <w:r>
+          <w:rPr>
+            <w:rStyle w:val="Hyperlink"/>
+          </w:rPr>
+          <w:t xml:space="preserve">3. hafta</w:t>
+        </w:r>
+      </w:hyperlink>
+      <w:r>
+        <w:t xml:space="preserve">); doğru anahtar olmadan çözülemez.</w:t>
       </w:r>
       <w:r>
         <w:t xml:space="preserve"> </w:t>
@@ -41375,8 +42389,8 @@
         <w:t xml:space="preserve">kullanılmadığını (bir hata değil, tasarım kararı olduğunu) belirtir; böylece sahte parametre, gerçek kod incelemesinde bile dikkat çekmeden durur.</w:t>
       </w:r>
     </w:p>
-    <w:bookmarkEnd w:id="128"/>
-    <w:bookmarkStart w:id="130" w:name="kaynaklar-ve-ileri-okuma"/>
+    <w:bookmarkEnd w:id="136"/>
+    <w:bookmarkStart w:id="138" w:name="kaynaklar-ve-ileri-okuma"/>
     <w:p>
       <w:pPr>
         <w:pStyle w:val="Heading2"/>
@@ -41390,7 +42404,7 @@
         <w:pStyle w:val="Compact"/>
         <w:numPr>
           <w:ilvl w:val="0"/>
-          <w:numId w:val="1047"/>
+          <w:numId w:val="1031"/>
         </w:numPr>
       </w:pPr>
       <w:r>
@@ -41418,7 +42432,7 @@
         <w:pStyle w:val="Compact"/>
         <w:numPr>
           <w:ilvl w:val="0"/>
-          <w:numId w:val="1047"/>
+          <w:numId w:val="1031"/>
         </w:numPr>
       </w:pPr>
       <w:r>
@@ -41446,7 +42460,7 @@
         <w:pStyle w:val="Compact"/>
         <w:numPr>
           <w:ilvl w:val="0"/>
-          <w:numId w:val="1047"/>
+          <w:numId w:val="1031"/>
         </w:numPr>
       </w:pPr>
       <w:r>
@@ -41474,7 +42488,7 @@
         <w:pStyle w:val="Compact"/>
         <w:numPr>
           <w:ilvl w:val="0"/>
-          <w:numId w:val="1047"/>
+          <w:numId w:val="1031"/>
         </w:numPr>
       </w:pPr>
       <w:r>
@@ -41498,11 +42512,28 @@
         <w:pStyle w:val="Compact"/>
         <w:numPr>
           <w:ilvl w:val="0"/>
-          <w:numId w:val="1047"/>
+          <w:numId w:val="1031"/>
         </w:numPr>
       </w:pPr>
       <w:r>
-        <w:t xml:space="preserve">S. Banescu vd., Tigress + KLEE ile dönüşüm dayanıklılığının ölçülmesi — 14. haftaya köprü.</w:t>
+        <w:t xml:space="preserve">S. Banescu vd., Tigress + KLEE ile dönüşüm dayanıklılığının ölçülmesi —</w:t>
+      </w:r>
+      <w:r>
+        <w:t xml:space="preserve"> </w:t>
+      </w:r>
+      <w:hyperlink r:id="rId23">
+        <w:r>
+          <w:rPr>
+            <w:rStyle w:val="Hyperlink"/>
+          </w:rPr>
+          <w:t xml:space="preserve">14. haftaya</w:t>
+        </w:r>
+      </w:hyperlink>
+      <w:r>
+        <w:t xml:space="preserve"> </w:t>
+      </w:r>
+      <w:r>
+        <w:t xml:space="preserve">köprü.</w:t>
       </w:r>
     </w:p>
     <w:p>
@@ -41510,14 +42541,14 @@
         <w:pStyle w:val="Compact"/>
         <w:numPr>
           <w:ilvl w:val="0"/>
-          <w:numId w:val="1047"/>
+          <w:numId w:val="1031"/>
         </w:numPr>
       </w:pPr>
       <w:r>
         <w:t xml:space="preserve">Obfuscator-LLVM (O-LLVM) — derleyici tabanlı gizlemeye örnek.</w:t>
       </w:r>
     </w:p>
-    <w:bookmarkStart w:id="129" w:name="hangi-kaynağı-ne-zaman-açmalısınız"/>
+    <w:bookmarkStart w:id="137" w:name="hangi-kaynağı-ne-zaman-açmalısınız"/>
     <w:p>
       <w:pPr>
         <w:pStyle w:val="Heading3"/>
@@ -41539,7 +42570,7 @@
         <w:pStyle w:val="Compact"/>
         <w:numPr>
           <w:ilvl w:val="0"/>
-          <w:numId w:val="1048"/>
+          <w:numId w:val="1032"/>
         </w:numPr>
       </w:pPr>
       <w:r>
@@ -41596,7 +42627,7 @@
         <w:pStyle w:val="Compact"/>
         <w:numPr>
           <w:ilvl w:val="0"/>
-          <w:numId w:val="1048"/>
+          <w:numId w:val="1032"/>
         </w:numPr>
       </w:pPr>
       <w:r>
@@ -41637,7 +42668,7 @@
         <w:pStyle w:val="Compact"/>
         <w:numPr>
           <w:ilvl w:val="0"/>
-          <w:numId w:val="1048"/>
+          <w:numId w:val="1032"/>
         </w:numPr>
       </w:pPr>
       <w:r>
@@ -41703,7 +42734,7 @@
         <w:pStyle w:val="Compact"/>
         <w:numPr>
           <w:ilvl w:val="0"/>
-          <w:numId w:val="1048"/>
+          <w:numId w:val="1032"/>
         </w:numPr>
       </w:pPr>
       <w:r>
@@ -41758,12 +42789,29 @@
       <w:pPr>
         <w:pStyle w:val="BlockText"/>
       </w:pPr>
-      <w:r>
-        <w:rPr>
-          <w:b/>
-          <w:bCs/>
-        </w:rPr>
-        <w:t xml:space="preserve">10. hafta — Sertifikalar ve kriptografik yöntemler.</w:t>
+      <w:hyperlink r:id="rId70">
+        <w:r>
+          <w:rPr>
+            <w:rStyle w:val="Hyperlink"/>
+            <w:b/>
+            <w:bCs/>
+          </w:rPr>
+          <w:t xml:space="preserve">10. hafta</w:t>
+        </w:r>
+      </w:hyperlink>
+      <w:r>
+        <w:rPr>
+          <w:b/>
+          <w:bCs/>
+        </w:rPr>
+        <w:t xml:space="preserve"> </w:t>
+      </w:r>
+      <w:r>
+        <w:rPr>
+          <w:b/>
+          <w:bCs/>
+        </w:rPr>
+        <w:t xml:space="preserve">— Sertifikalar ve kriptografik yöntemler.</w:t>
       </w:r>
       <w:r>
         <w:t xml:space="preserve"> </w:t>
@@ -41787,7 +42835,24 @@
         <w:t xml:space="preserve"> </w:t>
       </w:r>
       <w:r>
-        <w:t xml:space="preserve">anahtarların doğru seçimi, yaşam döngüsü ve PKI ile korunması işlenir. 11. haftada whitebox kriptografi, 14.</w:t>
+        <w:t xml:space="preserve">anahtarların doğru seçimi, yaşam döngüsü ve PKI ile korunması işlenir.</w:t>
+      </w:r>
+      <w:r>
+        <w:t xml:space="preserve"> </w:t>
+      </w:r>
+      <w:hyperlink r:id="rId54">
+        <w:r>
+          <w:rPr>
+            <w:rStyle w:val="Hyperlink"/>
+          </w:rPr>
+          <w:t xml:space="preserve">11. haftada</w:t>
+        </w:r>
+      </w:hyperlink>
+      <w:r>
+        <w:t xml:space="preserve"> </w:t>
+      </w:r>
+      <w:r>
+        <w:t xml:space="preserve">whitebox kriptografi, 14.</w:t>
       </w:r>
       <w:r>
         <w:t xml:space="preserve"> </w:t>
@@ -41796,9 +42861,9 @@
         <w:t xml:space="preserve">haftada bu haftaki kuralların otomatik karşılığı (Tigress) gelir.</w:t>
       </w:r>
     </w:p>
-    <w:bookmarkEnd w:id="129"/>
-    <w:bookmarkEnd w:id="130"/>
-    <w:bookmarkEnd w:id="131"/>
+    <w:bookmarkEnd w:id="137"/>
+    <w:bookmarkEnd w:id="138"/>
+    <w:bookmarkEnd w:id="139"/>
     <w:sectPr>
       <w:headerReference r:id="rId9" w:type="default"/>
       <w:footerReference r:id="rId10" w:type="default"/>
@@ -42204,91 +43269,6 @@
       </w:rPr>
     </w:lvl>
   </w:abstractNum>
-  <w:abstractNum w:abstractNumId="99415">
-    <w:nsid w:val="00A99415"/>
-    <w:multiLevelType w:val="multilevel"/>
-    <w:lvl w:ilvl="0">
-      <w:start w:val="5"/>
-      <w:numFmt w:val="decimal"/>
-      <w:lvlText w:val="%1."/>
-      <w:lvlJc w:val="left"/>
-      <w:pPr>
-        <w:ind w:left="720" w:hanging="360"/>
-      </w:pPr>
-    </w:lvl>
-    <w:lvl w:ilvl="1">
-      <w:start w:val="5"/>
-      <w:numFmt w:val="decimal"/>
-      <w:lvlText w:val="%2."/>
-      <w:lvlJc w:val="left"/>
-      <w:pPr>
-        <w:ind w:left="1440" w:hanging="360"/>
-      </w:pPr>
-    </w:lvl>
-    <w:lvl w:ilvl="2">
-      <w:start w:val="5"/>
-      <w:numFmt w:val="decimal"/>
-      <w:lvlText w:val="%3."/>
-      <w:lvlJc w:val="left"/>
-      <w:pPr>
-        <w:ind w:left="2160" w:hanging="360"/>
-      </w:pPr>
-    </w:lvl>
-    <w:lvl w:ilvl="3">
-      <w:start w:val="5"/>
-      <w:numFmt w:val="decimal"/>
-      <w:lvlText w:val="%4."/>
-      <w:lvlJc w:val="left"/>
-      <w:pPr>
-        <w:ind w:left="2880" w:hanging="360"/>
-      </w:pPr>
-    </w:lvl>
-    <w:lvl w:ilvl="4">
-      <w:start w:val="5"/>
-      <w:numFmt w:val="decimal"/>
-      <w:lvlText w:val="%5."/>
-      <w:lvlJc w:val="left"/>
-      <w:pPr>
-        <w:ind w:left="3600" w:hanging="360"/>
-      </w:pPr>
-    </w:lvl>
-    <w:lvl w:ilvl="5">
-      <w:start w:val="5"/>
-      <w:numFmt w:val="decimal"/>
-      <w:lvlText w:val="%6."/>
-      <w:lvlJc w:val="left"/>
-      <w:pPr>
-        <w:ind w:left="4320" w:hanging="360"/>
-      </w:pPr>
-    </w:lvl>
-    <w:lvl w:ilvl="6">
-      <w:start w:val="5"/>
-      <w:numFmt w:val="decimal"/>
-      <w:lvlText w:val="%7."/>
-      <w:lvlJc w:val="left"/>
-      <w:pPr>
-        <w:ind w:left="5040" w:hanging="360"/>
-      </w:pPr>
-    </w:lvl>
-    <w:lvl w:ilvl="7">
-      <w:start w:val="5"/>
-      <w:numFmt w:val="decimal"/>
-      <w:lvlText w:val="%8."/>
-      <w:lvlJc w:val="left"/>
-      <w:pPr>
-        <w:ind w:left="5760" w:hanging="360"/>
-      </w:pPr>
-    </w:lvl>
-    <w:lvl w:ilvl="8">
-      <w:start w:val="5"/>
-      <w:numFmt w:val="decimal"/>
-      <w:lvlText w:val="%9."/>
-      <w:lvlJc w:val="left"/>
-      <w:pPr>
-        <w:ind w:left="6480" w:hanging="360"/>
-      </w:pPr>
-    </w:lvl>
-  </w:abstractNum>
   <w:abstractNum w:abstractNumId="992">
     <w:nsid w:val="0000A992"/>
     <w:multiLevelType w:val="multilevel"/>
@@ -42411,48 +43391,6 @@
     <w:abstractNumId w:val="991"/>
   </w:num>
   <w:num w:numId="1006">
-    <w:abstractNumId w:val="991"/>
-  </w:num>
-  <w:num w:numId="1007">
-    <w:abstractNumId w:val="991"/>
-  </w:num>
-  <w:num w:numId="1008">
-    <w:abstractNumId w:val="991"/>
-  </w:num>
-  <w:num w:numId="1009">
-    <w:abstractNumId w:val="991"/>
-  </w:num>
-  <w:num w:numId="1010">
-    <w:abstractNumId w:val="991"/>
-  </w:num>
-  <w:num w:numId="1011">
-    <w:abstractNumId w:val="991"/>
-  </w:num>
-  <w:num w:numId="1012">
-    <w:abstractNumId w:val="991"/>
-  </w:num>
-  <w:num w:numId="1013">
-    <w:abstractNumId w:val="991"/>
-  </w:num>
-  <w:num w:numId="1014">
-    <w:abstractNumId w:val="991"/>
-  </w:num>
-  <w:num w:numId="1015">
-    <w:abstractNumId w:val="991"/>
-  </w:num>
-  <w:num w:numId="1016">
-    <w:abstractNumId w:val="991"/>
-  </w:num>
-  <w:num w:numId="1017">
-    <w:abstractNumId w:val="991"/>
-  </w:num>
-  <w:num w:numId="1018">
-    <w:abstractNumId w:val="991"/>
-  </w:num>
-  <w:num w:numId="1019">
-    <w:abstractNumId w:val="991"/>
-  </w:num>
-  <w:num w:numId="1020">
     <w:abstractNumId w:val="99411"/>
     <w:lvlOverride w:ilvl="0">
       <w:startOverride w:val="1"/>
@@ -42481,6 +43419,183 @@
     <w:lvlOverride w:ilvl="8">
       <w:startOverride w:val="1"/>
     </w:lvlOverride>
+  </w:num>
+  <w:num w:numId="1007">
+    <w:abstractNumId w:val="991"/>
+  </w:num>
+  <w:num w:numId="1008">
+    <w:abstractNumId w:val="99411"/>
+    <w:lvlOverride w:ilvl="0">
+      <w:startOverride w:val="1"/>
+    </w:lvlOverride>
+    <w:lvlOverride w:ilvl="1">
+      <w:startOverride w:val="1"/>
+    </w:lvlOverride>
+    <w:lvlOverride w:ilvl="2">
+      <w:startOverride w:val="1"/>
+    </w:lvlOverride>
+    <w:lvlOverride w:ilvl="3">
+      <w:startOverride w:val="1"/>
+    </w:lvlOverride>
+    <w:lvlOverride w:ilvl="4">
+      <w:startOverride w:val="1"/>
+    </w:lvlOverride>
+    <w:lvlOverride w:ilvl="5">
+      <w:startOverride w:val="1"/>
+    </w:lvlOverride>
+    <w:lvlOverride w:ilvl="6">
+      <w:startOverride w:val="1"/>
+    </w:lvlOverride>
+    <w:lvlOverride w:ilvl="7">
+      <w:startOverride w:val="1"/>
+    </w:lvlOverride>
+    <w:lvlOverride w:ilvl="8">
+      <w:startOverride w:val="1"/>
+    </w:lvlOverride>
+  </w:num>
+  <w:num w:numId="1009">
+    <w:abstractNumId w:val="991"/>
+  </w:num>
+  <w:num w:numId="1010">
+    <w:abstractNumId w:val="991"/>
+  </w:num>
+  <w:num w:numId="1011">
+    <w:abstractNumId w:val="99411"/>
+    <w:lvlOverride w:ilvl="0">
+      <w:startOverride w:val="1"/>
+    </w:lvlOverride>
+    <w:lvlOverride w:ilvl="1">
+      <w:startOverride w:val="1"/>
+    </w:lvlOverride>
+    <w:lvlOverride w:ilvl="2">
+      <w:startOverride w:val="1"/>
+    </w:lvlOverride>
+    <w:lvlOverride w:ilvl="3">
+      <w:startOverride w:val="1"/>
+    </w:lvlOverride>
+    <w:lvlOverride w:ilvl="4">
+      <w:startOverride w:val="1"/>
+    </w:lvlOverride>
+    <w:lvlOverride w:ilvl="5">
+      <w:startOverride w:val="1"/>
+    </w:lvlOverride>
+    <w:lvlOverride w:ilvl="6">
+      <w:startOverride w:val="1"/>
+    </w:lvlOverride>
+    <w:lvlOverride w:ilvl="7">
+      <w:startOverride w:val="1"/>
+    </w:lvlOverride>
+    <w:lvlOverride w:ilvl="8">
+      <w:startOverride w:val="1"/>
+    </w:lvlOverride>
+  </w:num>
+  <w:num w:numId="1012">
+    <w:abstractNumId w:val="99411"/>
+    <w:lvlOverride w:ilvl="0">
+      <w:startOverride w:val="1"/>
+    </w:lvlOverride>
+    <w:lvlOverride w:ilvl="1">
+      <w:startOverride w:val="1"/>
+    </w:lvlOverride>
+    <w:lvlOverride w:ilvl="2">
+      <w:startOverride w:val="1"/>
+    </w:lvlOverride>
+    <w:lvlOverride w:ilvl="3">
+      <w:startOverride w:val="1"/>
+    </w:lvlOverride>
+    <w:lvlOverride w:ilvl="4">
+      <w:startOverride w:val="1"/>
+    </w:lvlOverride>
+    <w:lvlOverride w:ilvl="5">
+      <w:startOverride w:val="1"/>
+    </w:lvlOverride>
+    <w:lvlOverride w:ilvl="6">
+      <w:startOverride w:val="1"/>
+    </w:lvlOverride>
+    <w:lvlOverride w:ilvl="7">
+      <w:startOverride w:val="1"/>
+    </w:lvlOverride>
+    <w:lvlOverride w:ilvl="8">
+      <w:startOverride w:val="1"/>
+    </w:lvlOverride>
+  </w:num>
+  <w:num w:numId="1013">
+    <w:abstractNumId w:val="991"/>
+  </w:num>
+  <w:num w:numId="1014">
+    <w:abstractNumId w:val="99411"/>
+    <w:lvlOverride w:ilvl="0">
+      <w:startOverride w:val="1"/>
+    </w:lvlOverride>
+    <w:lvlOverride w:ilvl="1">
+      <w:startOverride w:val="1"/>
+    </w:lvlOverride>
+    <w:lvlOverride w:ilvl="2">
+      <w:startOverride w:val="1"/>
+    </w:lvlOverride>
+    <w:lvlOverride w:ilvl="3">
+      <w:startOverride w:val="1"/>
+    </w:lvlOverride>
+    <w:lvlOverride w:ilvl="4">
+      <w:startOverride w:val="1"/>
+    </w:lvlOverride>
+    <w:lvlOverride w:ilvl="5">
+      <w:startOverride w:val="1"/>
+    </w:lvlOverride>
+    <w:lvlOverride w:ilvl="6">
+      <w:startOverride w:val="1"/>
+    </w:lvlOverride>
+    <w:lvlOverride w:ilvl="7">
+      <w:startOverride w:val="1"/>
+    </w:lvlOverride>
+    <w:lvlOverride w:ilvl="8">
+      <w:startOverride w:val="1"/>
+    </w:lvlOverride>
+  </w:num>
+  <w:num w:numId="1015">
+    <w:abstractNumId w:val="99411"/>
+    <w:lvlOverride w:ilvl="0">
+      <w:startOverride w:val="1"/>
+    </w:lvlOverride>
+    <w:lvlOverride w:ilvl="1">
+      <w:startOverride w:val="1"/>
+    </w:lvlOverride>
+    <w:lvlOverride w:ilvl="2">
+      <w:startOverride w:val="1"/>
+    </w:lvlOverride>
+    <w:lvlOverride w:ilvl="3">
+      <w:startOverride w:val="1"/>
+    </w:lvlOverride>
+    <w:lvlOverride w:ilvl="4">
+      <w:startOverride w:val="1"/>
+    </w:lvlOverride>
+    <w:lvlOverride w:ilvl="5">
+      <w:startOverride w:val="1"/>
+    </w:lvlOverride>
+    <w:lvlOverride w:ilvl="6">
+      <w:startOverride w:val="1"/>
+    </w:lvlOverride>
+    <w:lvlOverride w:ilvl="7">
+      <w:startOverride w:val="1"/>
+    </w:lvlOverride>
+    <w:lvlOverride w:ilvl="8">
+      <w:startOverride w:val="1"/>
+    </w:lvlOverride>
+  </w:num>
+  <w:num w:numId="1016">
+    <w:abstractNumId w:val="991"/>
+  </w:num>
+  <w:num w:numId="1017">
+    <w:abstractNumId w:val="991"/>
+  </w:num>
+  <w:num w:numId="1018">
+    <w:abstractNumId w:val="991"/>
+  </w:num>
+  <w:num w:numId="1019">
+    <w:abstractNumId w:val="991"/>
+  </w:num>
+  <w:num w:numId="1020">
+    <w:abstractNumId w:val="991"/>
   </w:num>
   <w:num w:numId="1021">
     <w:abstractNumId w:val="991"/>
@@ -42516,12 +43631,6 @@
     </w:lvlOverride>
   </w:num>
   <w:num w:numId="1023">
-    <w:abstractNumId w:val="991"/>
-  </w:num>
-  <w:num w:numId="1024">
-    <w:abstractNumId w:val="991"/>
-  </w:num>
-  <w:num w:numId="1025">
     <w:abstractNumId w:val="99411"/>
     <w:lvlOverride w:ilvl="0">
       <w:startOverride w:val="1"/>
@@ -42551,235 +43660,31 @@
       <w:startOverride w:val="1"/>
     </w:lvlOverride>
   </w:num>
+  <w:num w:numId="1024">
+    <w:abstractNumId w:val="992"/>
+  </w:num>
+  <w:num w:numId="1025">
+    <w:abstractNumId w:val="992"/>
+  </w:num>
   <w:num w:numId="1026">
-    <w:abstractNumId w:val="99411"/>
-    <w:lvlOverride w:ilvl="0">
-      <w:startOverride w:val="1"/>
-    </w:lvlOverride>
-    <w:lvlOverride w:ilvl="1">
-      <w:startOverride w:val="1"/>
-    </w:lvlOverride>
-    <w:lvlOverride w:ilvl="2">
-      <w:startOverride w:val="1"/>
-    </w:lvlOverride>
-    <w:lvlOverride w:ilvl="3">
-      <w:startOverride w:val="1"/>
-    </w:lvlOverride>
-    <w:lvlOverride w:ilvl="4">
-      <w:startOverride w:val="1"/>
-    </w:lvlOverride>
-    <w:lvlOverride w:ilvl="5">
-      <w:startOverride w:val="1"/>
-    </w:lvlOverride>
-    <w:lvlOverride w:ilvl="6">
-      <w:startOverride w:val="1"/>
-    </w:lvlOverride>
-    <w:lvlOverride w:ilvl="7">
-      <w:startOverride w:val="1"/>
-    </w:lvlOverride>
-    <w:lvlOverride w:ilvl="8">
-      <w:startOverride w:val="1"/>
-    </w:lvlOverride>
+    <w:abstractNumId w:val="992"/>
   </w:num>
   <w:num w:numId="1027">
+    <w:abstractNumId w:val="992"/>
+  </w:num>
+  <w:num w:numId="1028">
+    <w:abstractNumId w:val="992"/>
+  </w:num>
+  <w:num w:numId="1029">
+    <w:abstractNumId w:val="992"/>
+  </w:num>
+  <w:num w:numId="1030">
+    <w:abstractNumId w:val="992"/>
+  </w:num>
+  <w:num w:numId="1031">
     <w:abstractNumId w:val="991"/>
   </w:num>
-  <w:num w:numId="1028">
-    <w:abstractNumId w:val="99415"/>
-    <w:lvlOverride w:ilvl="0">
-      <w:startOverride w:val="5"/>
-    </w:lvlOverride>
-    <w:lvlOverride w:ilvl="1">
-      <w:startOverride w:val="5"/>
-    </w:lvlOverride>
-    <w:lvlOverride w:ilvl="2">
-      <w:startOverride w:val="5"/>
-    </w:lvlOverride>
-    <w:lvlOverride w:ilvl="3">
-      <w:startOverride w:val="5"/>
-    </w:lvlOverride>
-    <w:lvlOverride w:ilvl="4">
-      <w:startOverride w:val="5"/>
-    </w:lvlOverride>
-    <w:lvlOverride w:ilvl="5">
-      <w:startOverride w:val="5"/>
-    </w:lvlOverride>
-    <w:lvlOverride w:ilvl="6">
-      <w:startOverride w:val="5"/>
-    </w:lvlOverride>
-    <w:lvlOverride w:ilvl="7">
-      <w:startOverride w:val="5"/>
-    </w:lvlOverride>
-    <w:lvlOverride w:ilvl="8">
-      <w:startOverride w:val="5"/>
-    </w:lvlOverride>
-  </w:num>
-  <w:num w:numId="1029">
-    <w:abstractNumId w:val="991"/>
-  </w:num>
-  <w:num w:numId="1030">
-    <w:abstractNumId w:val="99411"/>
-    <w:lvlOverride w:ilvl="0">
-      <w:startOverride w:val="1"/>
-    </w:lvlOverride>
-    <w:lvlOverride w:ilvl="1">
-      <w:startOverride w:val="1"/>
-    </w:lvlOverride>
-    <w:lvlOverride w:ilvl="2">
-      <w:startOverride w:val="1"/>
-    </w:lvlOverride>
-    <w:lvlOverride w:ilvl="3">
-      <w:startOverride w:val="1"/>
-    </w:lvlOverride>
-    <w:lvlOverride w:ilvl="4">
-      <w:startOverride w:val="1"/>
-    </w:lvlOverride>
-    <w:lvlOverride w:ilvl="5">
-      <w:startOverride w:val="1"/>
-    </w:lvlOverride>
-    <w:lvlOverride w:ilvl="6">
-      <w:startOverride w:val="1"/>
-    </w:lvlOverride>
-    <w:lvlOverride w:ilvl="7">
-      <w:startOverride w:val="1"/>
-    </w:lvlOverride>
-    <w:lvlOverride w:ilvl="8">
-      <w:startOverride w:val="1"/>
-    </w:lvlOverride>
-  </w:num>
-  <w:num w:numId="1031">
-    <w:abstractNumId w:val="99411"/>
-    <w:lvlOverride w:ilvl="0">
-      <w:startOverride w:val="1"/>
-    </w:lvlOverride>
-    <w:lvlOverride w:ilvl="1">
-      <w:startOverride w:val="1"/>
-    </w:lvlOverride>
-    <w:lvlOverride w:ilvl="2">
-      <w:startOverride w:val="1"/>
-    </w:lvlOverride>
-    <w:lvlOverride w:ilvl="3">
-      <w:startOverride w:val="1"/>
-    </w:lvlOverride>
-    <w:lvlOverride w:ilvl="4">
-      <w:startOverride w:val="1"/>
-    </w:lvlOverride>
-    <w:lvlOverride w:ilvl="5">
-      <w:startOverride w:val="1"/>
-    </w:lvlOverride>
-    <w:lvlOverride w:ilvl="6">
-      <w:startOverride w:val="1"/>
-    </w:lvlOverride>
-    <w:lvlOverride w:ilvl="7">
-      <w:startOverride w:val="1"/>
-    </w:lvlOverride>
-    <w:lvlOverride w:ilvl="8">
-      <w:startOverride w:val="1"/>
-    </w:lvlOverride>
-  </w:num>
   <w:num w:numId="1032">
-    <w:abstractNumId w:val="991"/>
-  </w:num>
-  <w:num w:numId="1033">
-    <w:abstractNumId w:val="991"/>
-  </w:num>
-  <w:num w:numId="1034">
-    <w:abstractNumId w:val="991"/>
-  </w:num>
-  <w:num w:numId="1035">
-    <w:abstractNumId w:val="991"/>
-  </w:num>
-  <w:num w:numId="1036">
-    <w:abstractNumId w:val="991"/>
-  </w:num>
-  <w:num w:numId="1037">
-    <w:abstractNumId w:val="991"/>
-  </w:num>
-  <w:num w:numId="1038">
-    <w:abstractNumId w:val="99411"/>
-    <w:lvlOverride w:ilvl="0">
-      <w:startOverride w:val="1"/>
-    </w:lvlOverride>
-    <w:lvlOverride w:ilvl="1">
-      <w:startOverride w:val="1"/>
-    </w:lvlOverride>
-    <w:lvlOverride w:ilvl="2">
-      <w:startOverride w:val="1"/>
-    </w:lvlOverride>
-    <w:lvlOverride w:ilvl="3">
-      <w:startOverride w:val="1"/>
-    </w:lvlOverride>
-    <w:lvlOverride w:ilvl="4">
-      <w:startOverride w:val="1"/>
-    </w:lvlOverride>
-    <w:lvlOverride w:ilvl="5">
-      <w:startOverride w:val="1"/>
-    </w:lvlOverride>
-    <w:lvlOverride w:ilvl="6">
-      <w:startOverride w:val="1"/>
-    </w:lvlOverride>
-    <w:lvlOverride w:ilvl="7">
-      <w:startOverride w:val="1"/>
-    </w:lvlOverride>
-    <w:lvlOverride w:ilvl="8">
-      <w:startOverride w:val="1"/>
-    </w:lvlOverride>
-  </w:num>
-  <w:num w:numId="1039">
-    <w:abstractNumId w:val="99411"/>
-    <w:lvlOverride w:ilvl="0">
-      <w:startOverride w:val="1"/>
-    </w:lvlOverride>
-    <w:lvlOverride w:ilvl="1">
-      <w:startOverride w:val="1"/>
-    </w:lvlOverride>
-    <w:lvlOverride w:ilvl="2">
-      <w:startOverride w:val="1"/>
-    </w:lvlOverride>
-    <w:lvlOverride w:ilvl="3">
-      <w:startOverride w:val="1"/>
-    </w:lvlOverride>
-    <w:lvlOverride w:ilvl="4">
-      <w:startOverride w:val="1"/>
-    </w:lvlOverride>
-    <w:lvlOverride w:ilvl="5">
-      <w:startOverride w:val="1"/>
-    </w:lvlOverride>
-    <w:lvlOverride w:ilvl="6">
-      <w:startOverride w:val="1"/>
-    </w:lvlOverride>
-    <w:lvlOverride w:ilvl="7">
-      <w:startOverride w:val="1"/>
-    </w:lvlOverride>
-    <w:lvlOverride w:ilvl="8">
-      <w:startOverride w:val="1"/>
-    </w:lvlOverride>
-  </w:num>
-  <w:num w:numId="1040">
-    <w:abstractNumId w:val="992"/>
-  </w:num>
-  <w:num w:numId="1041">
-    <w:abstractNumId w:val="992"/>
-  </w:num>
-  <w:num w:numId="1042">
-    <w:abstractNumId w:val="992"/>
-  </w:num>
-  <w:num w:numId="1043">
-    <w:abstractNumId w:val="992"/>
-  </w:num>
-  <w:num w:numId="1044">
-    <w:abstractNumId w:val="992"/>
-  </w:num>
-  <w:num w:numId="1045">
-    <w:abstractNumId w:val="992"/>
-  </w:num>
-  <w:num w:numId="1046">
-    <w:abstractNumId w:val="992"/>
-  </w:num>
-  <w:num w:numId="1047">
-    <w:abstractNumId w:val="991"/>
-  </w:num>
-  <w:num w:numId="1048">
     <w:abstractNumId w:val="991"/>
   </w:num>
 </w:numbering>
